--- a/thesis_paper.docx
+++ b/thesis_paper.docx
@@ -617,110 +617,91 @@
           <w:szCs w:val="28"/>
           <w:lang w:val="en-US"/>
         </w:rPr>
-        <w:t>Despite the significant progress made in NLP research, accurately identifying emotional expressions in social media text remains a challenging problem. Social media language differs considerably from formal written language, which complicates the process of automated text analysis.</w:t>
-      </w:r>
-      <w:r>
-        <w:rPr>
-          <w:rFonts w:ascii="Times New Roman" w:hAnsi="Times New Roman" w:cs="Times New Roman"/>
-          <w:sz w:val="28"/>
-          <w:szCs w:val="28"/>
-          <w:lang w:val="en-US"/>
-        </w:rPr>
-        <w:t xml:space="preserve"> </w:t>
-      </w:r>
-      <w:r>
-        <w:rPr>
-          <w:rFonts w:ascii="Times New Roman" w:hAnsi="Times New Roman" w:cs="Times New Roman"/>
-          <w:sz w:val="28"/>
-          <w:szCs w:val="28"/>
-          <w:lang w:val="en-US"/>
-        </w:rPr>
-        <w:t>Tweets are typically short, informal, and often contain slang, abbreviations, hashtags, emojis, and domain-specific terminology. These characteristics introduce noise into the data and make it difficult for traditional machine learning models to accurately interpret emotional content.</w:t>
-      </w:r>
-      <w:r>
-        <w:rPr>
-          <w:rFonts w:ascii="Times New Roman" w:hAnsi="Times New Roman" w:cs="Times New Roman"/>
-          <w:sz w:val="28"/>
-          <w:szCs w:val="28"/>
-          <w:lang w:val="en-US"/>
-        </w:rPr>
-        <w:t xml:space="preserve"> </w:t>
-      </w:r>
-      <w:r>
-        <w:rPr>
-          <w:rFonts w:ascii="Times New Roman" w:hAnsi="Times New Roman" w:cs="Times New Roman"/>
-          <w:sz w:val="28"/>
-          <w:szCs w:val="28"/>
-          <w:lang w:val="en-US"/>
-        </w:rPr>
-        <w:t>Another challenge is the limited availability of high-quality annotated datasets for emotion classification in specific domains. Creating labeled datasets requires manual annotation, which is time-consuming and resource-intensive. As a result, many studies rely on relatively small datasets when developing emotion detection systems.</w:t>
-      </w:r>
-    </w:p>
-    <w:p>
-      <w:pPr>
-        <w:spacing w:line="360" w:lineRule="auto"/>
-        <w:jc w:val="both"/>
-        <w:rPr>
-          <w:rFonts w:ascii="Times New Roman" w:hAnsi="Times New Roman" w:cs="Times New Roman"/>
-          <w:sz w:val="28"/>
-          <w:szCs w:val="28"/>
-          <w:lang w:val="en-US"/>
-        </w:rPr>
-      </w:pPr>
-      <w:r>
-        <w:rPr>
-          <w:rFonts w:ascii="Times New Roman" w:hAnsi="Times New Roman" w:cs="Times New Roman"/>
-          <w:sz w:val="28"/>
-          <w:szCs w:val="28"/>
-          <w:lang w:val="en-US"/>
-        </w:rPr>
-        <w:t>In the context of sports-related discussions on social media, emotional expressions are particularly common. Users frequently express excitement, frustration, disappointment, or surprise when reacting to sports matches, players, and teams. These reactions provide valuable data for studying emotional language, but the informal nature of such discussions makes automated analysis more complex.</w:t>
-      </w:r>
-    </w:p>
-    <w:p>
-      <w:pPr>
-        <w:spacing w:line="360" w:lineRule="auto"/>
-        <w:jc w:val="both"/>
-        <w:rPr>
-          <w:rFonts w:ascii="Times New Roman" w:hAnsi="Times New Roman" w:cs="Times New Roman"/>
-          <w:sz w:val="28"/>
-          <w:szCs w:val="28"/>
-          <w:lang w:val="en-US"/>
-        </w:rPr>
-      </w:pPr>
-      <w:r>
-        <w:rPr>
-          <w:rFonts w:ascii="Times New Roman" w:hAnsi="Times New Roman" w:cs="Times New Roman"/>
-          <w:sz w:val="28"/>
-          <w:szCs w:val="28"/>
-          <w:lang w:val="en-US"/>
-        </w:rPr>
-        <w:t>Therefore, there is a need to explore effective methods for detecting emotional expressions in domain-specific social media content such as sports-related tweets.</w:t>
-      </w:r>
-    </w:p>
-    <w:p>
-      <w:pPr>
-        <w:spacing w:line="360" w:lineRule="auto"/>
-        <w:jc w:val="both"/>
-        <w:rPr>
-          <w:rFonts w:ascii="Times New Roman" w:hAnsi="Times New Roman" w:cs="Times New Roman"/>
-          <w:sz w:val="28"/>
-          <w:szCs w:val="28"/>
-          <w:lang w:val="en-US"/>
-        </w:rPr>
-      </w:pPr>
-    </w:p>
-    <w:p>
-      <w:pPr>
-        <w:spacing w:line="360" w:lineRule="auto"/>
-        <w:jc w:val="both"/>
-        <w:rPr>
-          <w:rFonts w:ascii="Times New Roman" w:hAnsi="Times New Roman" w:cs="Times New Roman"/>
-          <w:sz w:val="28"/>
-          <w:szCs w:val="28"/>
-          <w:lang w:val="en-US"/>
-        </w:rPr>
-      </w:pPr>
+        <w:t>Despite significant progress in natural language processing, accurately identifying emotional expressions in social media text remains a challenging problem. Social media language differs substantially from formal written language, which complicates automated text analysis. Tweets are typically short, informal, and often include slang, abbreviations, hashtags, emojis, and domain-specific terminology. These characteristics introduce noise and ambiguity, making it difficult for traditional machine learning models to accurately capture emotional content.</w:t>
+      </w:r>
+    </w:p>
+    <w:p>
+      <w:pPr>
+        <w:spacing w:line="360" w:lineRule="auto"/>
+        <w:jc w:val="both"/>
+        <w:rPr>
+          <w:rFonts w:ascii="Times New Roman" w:hAnsi="Times New Roman" w:cs="Times New Roman"/>
+          <w:sz w:val="28"/>
+          <w:szCs w:val="28"/>
+          <w:lang w:val="en-US"/>
+        </w:rPr>
+      </w:pPr>
+      <w:r>
+        <w:rPr>
+          <w:rFonts w:ascii="Times New Roman" w:hAnsi="Times New Roman" w:cs="Times New Roman"/>
+          <w:sz w:val="28"/>
+          <w:szCs w:val="28"/>
+          <w:lang w:val="en-US"/>
+        </w:rPr>
+        <w:t>Another important challenge is the limited availability of high-quality annotated datasets, especially in domain-specific contexts such as sports discussions. Manual annotation is time-consuming and requires careful interpretation of emotional meaning, which limits dataset size and scalability.</w:t>
+      </w:r>
+    </w:p>
+    <w:p>
+      <w:pPr>
+        <w:spacing w:line="360" w:lineRule="auto"/>
+        <w:jc w:val="both"/>
+        <w:rPr>
+          <w:rFonts w:ascii="Times New Roman" w:hAnsi="Times New Roman" w:cs="Times New Roman"/>
+          <w:sz w:val="28"/>
+          <w:szCs w:val="28"/>
+          <w:lang w:val="en-US"/>
+        </w:rPr>
+      </w:pPr>
+      <w:r>
+        <w:rPr>
+          <w:rFonts w:ascii="Times New Roman" w:hAnsi="Times New Roman" w:cs="Times New Roman"/>
+          <w:sz w:val="28"/>
+          <w:szCs w:val="28"/>
+          <w:lang w:val="en-US"/>
+        </w:rPr>
+        <w:t xml:space="preserve">Recent studies, such as Emotion classification for short texts: an improved multi-label method and Multi-label emotion classification in texts using transfer learning, highlight that emotional expressions in text are often </w:t>
+      </w:r>
+      <w:r>
+        <w:rPr>
+          <w:rFonts w:ascii="Times New Roman" w:hAnsi="Times New Roman" w:cs="Times New Roman"/>
+          <w:b/>
+          <w:bCs/>
+          <w:sz w:val="28"/>
+          <w:szCs w:val="28"/>
+          <w:lang w:val="en-US"/>
+        </w:rPr>
+        <w:t>multi-dimensional</w:t>
+      </w:r>
+      <w:r>
+        <w:rPr>
+          <w:rFonts w:ascii="Times New Roman" w:hAnsi="Times New Roman" w:cs="Times New Roman"/>
+          <w:sz w:val="28"/>
+          <w:szCs w:val="28"/>
+          <w:lang w:val="en-US"/>
+        </w:rPr>
+        <w:t>, meaning that a single text instance may contain multiple emotions simultaneously. However, modeling such complexity introduces additional challenges in terms of model design and training.</w:t>
+      </w:r>
+    </w:p>
+    <w:p>
+      <w:pPr>
+        <w:spacing w:line="360" w:lineRule="auto"/>
+        <w:jc w:val="both"/>
+        <w:rPr>
+          <w:rFonts w:ascii="Times New Roman" w:hAnsi="Times New Roman" w:cs="Times New Roman"/>
+          <w:sz w:val="28"/>
+          <w:szCs w:val="28"/>
+          <w:lang w:val="en-US"/>
+        </w:rPr>
+      </w:pPr>
+      <w:r>
+        <w:rPr>
+          <w:rFonts w:ascii="Times New Roman" w:hAnsi="Times New Roman" w:cs="Times New Roman"/>
+          <w:sz w:val="28"/>
+          <w:szCs w:val="28"/>
+          <w:lang w:val="en-US"/>
+        </w:rPr>
+        <w:t xml:space="preserve">In the context of sports-related discussions on social media, emotional expressions are particularly dynamic and intense. Users frequently express excitement, frustration, disappointment, or surprise in response to match outcomes, player </w:t>
+      </w:r>
       <w:r>
         <w:rPr>
           <w:rFonts w:ascii="Times New Roman" w:hAnsi="Times New Roman" w:cs="Times New Roman"/>
@@ -729,6 +710,47 @@
           <w:lang w:val="en-US"/>
         </w:rPr>
         <w:lastRenderedPageBreak/>
+        <w:t>performance, or key events. These reactions provide valuable data for studying emotional language, but their informal and context-dependent nature makes automated classification more difficult.</w:t>
+      </w:r>
+    </w:p>
+    <w:p>
+      <w:pPr>
+        <w:spacing w:line="360" w:lineRule="auto"/>
+        <w:jc w:val="both"/>
+        <w:rPr>
+          <w:rFonts w:ascii="Times New Roman" w:hAnsi="Times New Roman" w:cs="Times New Roman"/>
+          <w:sz w:val="28"/>
+          <w:szCs w:val="28"/>
+        </w:rPr>
+      </w:pPr>
+      <w:r>
+        <w:rPr>
+          <w:rFonts w:ascii="Times New Roman" w:hAnsi="Times New Roman" w:cs="Times New Roman"/>
+          <w:sz w:val="28"/>
+          <w:szCs w:val="28"/>
+          <w:lang w:val="en-US"/>
+        </w:rPr>
+        <w:t>Therefore, there is a need to explore effective and scalable methods for detecting emotional expressions in domain-specific social media content, while balancing model complexity and dataset limitations.</w:t>
+      </w:r>
+    </w:p>
+    <w:p>
+      <w:pPr>
+        <w:spacing w:line="360" w:lineRule="auto"/>
+        <w:jc w:val="both"/>
+        <w:rPr>
+          <w:rFonts w:ascii="Times New Roman" w:hAnsi="Times New Roman" w:cs="Times New Roman"/>
+          <w:sz w:val="28"/>
+          <w:szCs w:val="28"/>
+          <w:lang w:val="en-US"/>
+        </w:rPr>
+      </w:pPr>
+      <w:r>
+        <w:rPr>
+          <w:rFonts w:ascii="Times New Roman" w:hAnsi="Times New Roman" w:cs="Times New Roman"/>
+          <w:sz w:val="28"/>
+          <w:szCs w:val="28"/>
+          <w:lang w:val="en-US"/>
+        </w:rPr>
         <w:t>1.3 Research Objective</w:t>
       </w:r>
     </w:p>
@@ -1151,6 +1173,7 @@
           <w:szCs w:val="28"/>
           <w:lang w:val="en-US"/>
         </w:rPr>
+        <w:lastRenderedPageBreak/>
         <w:t>Implement a baseline machine learning model for emotion classification.</w:t>
       </w:r>
     </w:p>
@@ -1669,25 +1692,34 @@
           <w:lang w:val="en-US"/>
         </w:rPr>
         <w:lastRenderedPageBreak/>
-        <w:t>T</w:t>
-      </w:r>
-      <w:r>
-        <w:rPr>
-          <w:rFonts w:ascii="Times New Roman" w:hAnsi="Times New Roman" w:cs="Times New Roman"/>
-          <w:sz w:val="28"/>
-          <w:szCs w:val="28"/>
-          <w:lang w:val="en-US"/>
-        </w:rPr>
-        <w:t xml:space="preserve">hat </w:t>
-      </w:r>
-      <w:r>
-        <w:rPr>
-          <w:rFonts w:ascii="Times New Roman" w:hAnsi="Times New Roman" w:cs="Times New Roman"/>
-          <w:sz w:val="28"/>
-          <w:szCs w:val="28"/>
-          <w:lang w:val="en-US"/>
-        </w:rPr>
-        <w:t>categories allow for a more detailed analysis of emotional expressions in social media texts.</w:t>
+        <w:t>These categories enable a more fine-grained representation of emotional expressions compared to traditional sentiment polarity classification. However, it is important to note that real-world emotional expressions are often not mutually exclusive. As highlighted by Emotion classification for short texts: an improved multi-label method, multiple emotions may co-occur within a single text instance. Despite this, many practical applications, including this study, adopt a single-label classification approach due to annotation constraints and model simplicity.</w:t>
+      </w:r>
+      <w:r>
+        <w:rPr>
+          <w:rFonts w:ascii="Times New Roman" w:hAnsi="Times New Roman" w:cs="Times New Roman"/>
+          <w:sz w:val="28"/>
+          <w:szCs w:val="28"/>
+          <w:lang w:val="en-US"/>
+        </w:rPr>
+        <w:t xml:space="preserve"> </w:t>
+      </w:r>
+      <w:r>
+        <w:rPr>
+          <w:rFonts w:ascii="Times New Roman" w:hAnsi="Times New Roman" w:cs="Times New Roman"/>
+          <w:sz w:val="28"/>
+          <w:szCs w:val="28"/>
+          <w:lang w:val="en-US"/>
+        </w:rPr>
+        <w:t>In addition, traditional models do not account for relationships between emotion labels or contextual dependencies between words. As noted in Liu et al. (2023), these limitations reduce their effectiveness in capturing complex emotional patterns, particularly in short and noisy texts such as tweets.</w:t>
+      </w:r>
+      <w:r>
+        <w:rPr>
+          <w:rFonts w:ascii="Times New Roman" w:hAnsi="Times New Roman" w:cs="Times New Roman"/>
+          <w:sz w:val="28"/>
+          <w:szCs w:val="28"/>
+          <w:lang w:val="en-US"/>
+        </w:rPr>
+        <w:t xml:space="preserve"> </w:t>
       </w:r>
     </w:p>
     <w:p>
@@ -1831,7 +1863,134 @@
           <w:szCs w:val="28"/>
           <w:lang w:val="en-US"/>
         </w:rPr>
-        <w:t>Recurrent architectures such as Long Short-Term Memory networks (LSTMs) were particularly effective in modeling sequential data and capturing dependencies between words in a sentence.</w:t>
+        <w:t xml:space="preserve">However, while these models improved performance compared to traditional approaches, they still process text sequentially, which limits their ability to capture </w:t>
+      </w:r>
+      <w:r>
+        <w:rPr>
+          <w:rFonts w:ascii="Times New Roman" w:hAnsi="Times New Roman" w:cs="Times New Roman"/>
+          <w:sz w:val="28"/>
+          <w:szCs w:val="28"/>
+          <w:lang w:val="en-US"/>
+        </w:rPr>
+        <w:lastRenderedPageBreak/>
+        <w:t>global context efficiently. Furthermore, they do not explicitly model interactions between all words in a sentence, which can be critical for understanding emotional nuances in short texts.</w:t>
+      </w:r>
+    </w:p>
+    <w:p>
+      <w:pPr>
+        <w:spacing w:line="360" w:lineRule="auto"/>
+        <w:jc w:val="both"/>
+        <w:rPr>
+          <w:rFonts w:ascii="Times New Roman" w:hAnsi="Times New Roman" w:cs="Times New Roman"/>
+          <w:sz w:val="28"/>
+          <w:szCs w:val="28"/>
+          <w:lang w:val="en-US"/>
+        </w:rPr>
+      </w:pPr>
+      <w:r>
+        <w:rPr>
+          <w:rFonts w:ascii="Times New Roman" w:hAnsi="Times New Roman" w:cs="Times New Roman"/>
+          <w:sz w:val="28"/>
+          <w:szCs w:val="28"/>
+          <w:lang w:val="en-US"/>
+        </w:rPr>
+        <w:t>2.5 Transformer Architecture</w:t>
+      </w:r>
+    </w:p>
+    <w:p>
+      <w:pPr>
+        <w:spacing w:line="360" w:lineRule="auto"/>
+        <w:jc w:val="both"/>
+        <w:rPr>
+          <w:rFonts w:ascii="Times New Roman" w:hAnsi="Times New Roman" w:cs="Times New Roman"/>
+          <w:sz w:val="28"/>
+          <w:szCs w:val="28"/>
+          <w:lang w:val="en-US"/>
+        </w:rPr>
+      </w:pPr>
+      <w:r>
+        <w:rPr>
+          <w:rFonts w:ascii="Times New Roman" w:hAnsi="Times New Roman" w:cs="Times New Roman"/>
+          <w:sz w:val="28"/>
+          <w:szCs w:val="28"/>
+          <w:lang w:val="en-US"/>
+        </w:rPr>
+        <w:t>The Transformer architecture introduced a new paradigm in natural language processing. Instead of processing text sequentially, transformers use self-attention mechanisms to analyze relationships between all words in a sentence simultaneously.</w:t>
+      </w:r>
+    </w:p>
+    <w:p>
+      <w:pPr>
+        <w:spacing w:line="360" w:lineRule="auto"/>
+        <w:jc w:val="both"/>
+        <w:rPr>
+          <w:rFonts w:ascii="Times New Roman" w:hAnsi="Times New Roman" w:cs="Times New Roman"/>
+          <w:sz w:val="28"/>
+          <w:szCs w:val="28"/>
+          <w:lang w:val="en-US"/>
+        </w:rPr>
+      </w:pPr>
+      <w:r>
+        <w:rPr>
+          <w:rFonts w:ascii="Times New Roman" w:hAnsi="Times New Roman" w:cs="Times New Roman"/>
+          <w:sz w:val="28"/>
+          <w:szCs w:val="28"/>
+          <w:lang w:val="en-US"/>
+        </w:rPr>
+        <w:t>This approach allows models to better capture contextual relationships and long-distance dependencies between words. As a result, transformer-based models have achieved state-of-the-art performance in many NLP tasks including machine translation, question answering, and text classification.</w:t>
+      </w:r>
+    </w:p>
+    <w:p>
+      <w:pPr>
+        <w:spacing w:line="360" w:lineRule="auto"/>
+        <w:jc w:val="both"/>
+        <w:rPr>
+          <w:rFonts w:ascii="Times New Roman" w:hAnsi="Times New Roman" w:cs="Times New Roman"/>
+          <w:sz w:val="28"/>
+          <w:szCs w:val="28"/>
+          <w:lang w:val="en-US"/>
+        </w:rPr>
+      </w:pPr>
+    </w:p>
+    <w:p>
+      <w:pPr>
+        <w:spacing w:line="360" w:lineRule="auto"/>
+        <w:jc w:val="both"/>
+        <w:rPr>
+          <w:rFonts w:ascii="Times New Roman" w:hAnsi="Times New Roman" w:cs="Times New Roman"/>
+          <w:sz w:val="28"/>
+          <w:szCs w:val="28"/>
+          <w:lang w:val="en-US"/>
+        </w:rPr>
+      </w:pPr>
+      <w:r>
+        <w:rPr>
+          <w:rFonts w:ascii="Times New Roman" w:hAnsi="Times New Roman" w:cs="Times New Roman"/>
+          <w:sz w:val="28"/>
+          <w:szCs w:val="28"/>
+          <w:lang w:val="en-US"/>
+        </w:rPr>
+        <w:t>2.6 BERT and Contextual Language Models</w:t>
+      </w:r>
+    </w:p>
+    <w:p>
+      <w:pPr>
+        <w:spacing w:line="360" w:lineRule="auto"/>
+        <w:jc w:val="both"/>
+        <w:rPr>
+          <w:rFonts w:ascii="Times New Roman" w:hAnsi="Times New Roman" w:cs="Times New Roman"/>
+          <w:sz w:val="28"/>
+          <w:szCs w:val="28"/>
+          <w:lang w:val="en-US"/>
+        </w:rPr>
+      </w:pPr>
+      <w:r>
+        <w:rPr>
+          <w:rFonts w:ascii="Times New Roman" w:hAnsi="Times New Roman" w:cs="Times New Roman"/>
+          <w:sz w:val="28"/>
+          <w:szCs w:val="28"/>
+          <w:lang w:val="en-US"/>
+        </w:rPr>
+        <w:t>BERT (Bidirectional Encoder Representations from Transformers), introduced by Devlin et al. in 2018, is one of the most influential transformer-based models. BERT is pre-trained on large text corpora using unsupervised learning objectives such as masked language modeling.</w:t>
       </w:r>
       <w:r>
         <w:rPr>
@@ -1849,62 +2008,56 @@
           <w:szCs w:val="28"/>
           <w:lang w:val="en-US"/>
         </w:rPr>
-        <w:t>However, these models still had limitations in terms of training efficiency and their ability to process long sequences.</w:t>
-      </w:r>
-    </w:p>
-    <w:p>
-      <w:pPr>
-        <w:spacing w:line="360" w:lineRule="auto"/>
-        <w:jc w:val="both"/>
-        <w:rPr>
-          <w:rFonts w:ascii="Times New Roman" w:hAnsi="Times New Roman" w:cs="Times New Roman"/>
-          <w:sz w:val="28"/>
-          <w:szCs w:val="28"/>
-          <w:lang w:val="en-US"/>
-        </w:rPr>
-      </w:pPr>
-    </w:p>
-    <w:p>
-      <w:pPr>
-        <w:spacing w:line="360" w:lineRule="auto"/>
-        <w:jc w:val="both"/>
-        <w:rPr>
-          <w:rFonts w:ascii="Times New Roman" w:hAnsi="Times New Roman" w:cs="Times New Roman"/>
-          <w:sz w:val="28"/>
-          <w:szCs w:val="28"/>
-          <w:lang w:val="en-US"/>
-        </w:rPr>
-      </w:pPr>
-      <w:r>
-        <w:rPr>
-          <w:rFonts w:ascii="Times New Roman" w:hAnsi="Times New Roman" w:cs="Times New Roman"/>
-          <w:sz w:val="28"/>
-          <w:szCs w:val="28"/>
-          <w:lang w:val="en-US"/>
-        </w:rPr>
-        <w:t>2.5 Transformer Architecture</w:t>
-      </w:r>
-    </w:p>
-    <w:p>
-      <w:pPr>
-        <w:spacing w:line="360" w:lineRule="auto"/>
-        <w:jc w:val="both"/>
-        <w:rPr>
-          <w:rFonts w:ascii="Times New Roman" w:hAnsi="Times New Roman" w:cs="Times New Roman"/>
-          <w:sz w:val="28"/>
-          <w:szCs w:val="28"/>
-          <w:lang w:val="en-US"/>
-        </w:rPr>
-      </w:pPr>
-      <w:r>
-        <w:rPr>
-          <w:rFonts w:ascii="Times New Roman" w:hAnsi="Times New Roman" w:cs="Times New Roman"/>
-          <w:sz w:val="28"/>
-          <w:szCs w:val="28"/>
-          <w:lang w:val="en-US"/>
-        </w:rPr>
-        <w:t>The Transformer architecture introduced a new paradigm in natural language processing. Instead of processing text sequentially, transformers use self-attention mechanisms to analyze relationships between all words in a sentence simultaneously.</w:t>
-      </w:r>
+        <w:t>Unlike earlier models that processed text in a single direction, BERT analyzes text bidirectionally, which allows it to capture context from both the left and right sides of a word.</w:t>
+      </w:r>
+      <w:r>
+        <w:rPr>
+          <w:rFonts w:ascii="Times New Roman" w:hAnsi="Times New Roman" w:cs="Times New Roman"/>
+          <w:sz w:val="28"/>
+          <w:szCs w:val="28"/>
+          <w:lang w:val="en-US"/>
+        </w:rPr>
+        <w:t xml:space="preserve"> </w:t>
+      </w:r>
+      <w:r>
+        <w:rPr>
+          <w:rFonts w:ascii="Times New Roman" w:hAnsi="Times New Roman" w:cs="Times New Roman"/>
+          <w:sz w:val="28"/>
+          <w:szCs w:val="28"/>
+          <w:lang w:val="en-US"/>
+        </w:rPr>
+        <w:t>After pre-training, BERT can be fine-tuned for specific NLP tasks by adding a task-specific classification layer. This fine-tuning process allows the model to adapt to various tasks such as sentiment analysis, text classification, and emotion detection.</w:t>
+      </w:r>
+      <w:r>
+        <w:rPr>
+          <w:rFonts w:ascii="Times New Roman" w:hAnsi="Times New Roman" w:cs="Times New Roman"/>
+          <w:sz w:val="28"/>
+          <w:szCs w:val="28"/>
+          <w:lang w:val="en-US"/>
+        </w:rPr>
+        <w:t xml:space="preserve"> </w:t>
+      </w:r>
+      <w:r>
+        <w:rPr>
+          <w:rFonts w:ascii="Times New Roman" w:hAnsi="Times New Roman" w:cs="Times New Roman"/>
+          <w:sz w:val="28"/>
+          <w:szCs w:val="28"/>
+          <w:lang w:val="en-US"/>
+        </w:rPr>
+        <w:t>Recent studies have demonstrated that BERT-based models outperform traditional and recurrent neural network approaches in emotion classification tasks, particularly when fine-tuned on domain-specific datasets. Transfer learning enables these models to generalize well even when the available labeled data is limited.</w:t>
+      </w:r>
+    </w:p>
+    <w:p>
+      <w:pPr>
+        <w:spacing w:line="360" w:lineRule="auto"/>
+        <w:jc w:val="both"/>
+        <w:rPr>
+          <w:rFonts w:ascii="Times New Roman" w:hAnsi="Times New Roman" w:cs="Times New Roman"/>
+          <w:sz w:val="28"/>
+          <w:szCs w:val="28"/>
+          <w:lang w:val="en-US"/>
+        </w:rPr>
+      </w:pPr>
     </w:p>
     <w:p>
       <w:pPr>
@@ -1925,61 +2078,28 @@
           <w:lang w:val="en-US"/>
         </w:rPr>
         <w:lastRenderedPageBreak/>
-        <w:t>This approach allows models to better capture contextual relationships and long-distance dependencies between words. As a result, transformer-based models have achieved state-of-the-art performance in many NLP tasks including machine translation, question answering, and text classification.</w:t>
-      </w:r>
-    </w:p>
-    <w:p>
-      <w:pPr>
-        <w:spacing w:line="360" w:lineRule="auto"/>
-        <w:jc w:val="both"/>
-        <w:rPr>
-          <w:rFonts w:ascii="Times New Roman" w:hAnsi="Times New Roman" w:cs="Times New Roman"/>
-          <w:sz w:val="28"/>
-          <w:szCs w:val="28"/>
-          <w:lang w:val="en-US"/>
-        </w:rPr>
-      </w:pPr>
-    </w:p>
-    <w:p>
-      <w:pPr>
-        <w:spacing w:line="360" w:lineRule="auto"/>
-        <w:jc w:val="both"/>
-        <w:rPr>
-          <w:rFonts w:ascii="Times New Roman" w:hAnsi="Times New Roman" w:cs="Times New Roman"/>
-          <w:sz w:val="28"/>
-          <w:szCs w:val="28"/>
-          <w:lang w:val="en-US"/>
-        </w:rPr>
-      </w:pPr>
-      <w:r>
-        <w:rPr>
-          <w:rFonts w:ascii="Times New Roman" w:hAnsi="Times New Roman" w:cs="Times New Roman"/>
-          <w:sz w:val="28"/>
-          <w:szCs w:val="28"/>
-          <w:lang w:val="en-US"/>
-        </w:rPr>
-        <w:t>2.6 BERT and Contextual Language Models</w:t>
-      </w:r>
-    </w:p>
-    <w:p>
-      <w:pPr>
-        <w:spacing w:line="360" w:lineRule="auto"/>
-        <w:jc w:val="both"/>
-        <w:rPr>
-          <w:rFonts w:ascii="Times New Roman" w:hAnsi="Times New Roman" w:cs="Times New Roman"/>
-          <w:sz w:val="28"/>
-          <w:szCs w:val="28"/>
-          <w:lang w:val="en-US"/>
-        </w:rPr>
-      </w:pPr>
-      <w:r>
-        <w:rPr>
-          <w:rFonts w:ascii="Times New Roman" w:hAnsi="Times New Roman" w:cs="Times New Roman"/>
-          <w:sz w:val="28"/>
-          <w:szCs w:val="28"/>
-          <w:lang w:val="en-US"/>
-        </w:rPr>
-        <w:t>BERT (Bidirectional Encoder Representations from Transformers), introduced by Devlin et al. in 2018, is one of the most influential transformer-based models. BERT is pre-trained on large text corpora using unsupervised learning objectives such as masked language modeling.</w:t>
+        <w:t>2.7 Emotion Detection in Social Media</w:t>
+      </w:r>
+    </w:p>
+    <w:p>
+      <w:pPr>
+        <w:spacing w:line="360" w:lineRule="auto"/>
+        <w:jc w:val="both"/>
+        <w:rPr>
+          <w:rFonts w:ascii="Times New Roman" w:hAnsi="Times New Roman" w:cs="Times New Roman"/>
+          <w:sz w:val="28"/>
+          <w:szCs w:val="28"/>
+          <w:lang w:val="en-US"/>
+        </w:rPr>
+      </w:pPr>
+      <w:r>
+        <w:rPr>
+          <w:rFonts w:ascii="Times New Roman" w:hAnsi="Times New Roman" w:cs="Times New Roman"/>
+          <w:sz w:val="28"/>
+          <w:szCs w:val="28"/>
+          <w:lang w:val="en-US"/>
+        </w:rPr>
+        <w:t>Social media platforms provide a large volume of user-generated content that can be used to study emotional expressions. However, social media texts present unique challenges due to their informal structure and frequent use of slang, abbreviations, hashtags, and emojis.</w:t>
       </w:r>
       <w:r>
         <w:rPr>
@@ -1997,131 +2117,429 @@
           <w:szCs w:val="28"/>
           <w:lang w:val="en-US"/>
         </w:rPr>
-        <w:t>Unlike earlier models that processed text in a single direction, BERT analyzes text bidirectionally, which allows it to capture context from both the left and right sides of a word.</w:t>
-      </w:r>
-      <w:r>
-        <w:rPr>
-          <w:rFonts w:ascii="Times New Roman" w:hAnsi="Times New Roman" w:cs="Times New Roman"/>
-          <w:sz w:val="28"/>
-          <w:szCs w:val="28"/>
-          <w:lang w:val="en-US"/>
+        <w:t>Sports-related discussions on social media are particularly rich in emotional content. Users often react emotionally to match results, player performance, or controversial decisions during games.</w:t>
+      </w:r>
+    </w:p>
+    <w:p>
+      <w:pPr>
+        <w:spacing w:line="360" w:lineRule="auto"/>
+        <w:jc w:val="both"/>
+        <w:rPr>
+          <w:rFonts w:ascii="Times New Roman" w:hAnsi="Times New Roman" w:cs="Times New Roman"/>
+          <w:sz w:val="28"/>
+          <w:szCs w:val="28"/>
+          <w:lang w:val="en-US"/>
+        </w:rPr>
+      </w:pPr>
+      <w:r>
+        <w:rPr>
+          <w:rFonts w:ascii="Times New Roman" w:hAnsi="Times New Roman" w:cs="Times New Roman"/>
+          <w:sz w:val="28"/>
+          <w:szCs w:val="28"/>
+          <w:lang w:val="en-US"/>
+        </w:rPr>
+        <w:t>Recent research has explored the use of transformer-based models for analyzing emotions in social media texts. These models demonstrate strong performance due to their ability to capture contextual meaning even in noisy text.</w:t>
+      </w:r>
+    </w:p>
+    <w:p>
+      <w:pPr>
+        <w:spacing w:line="360" w:lineRule="auto"/>
+        <w:jc w:val="both"/>
+        <w:rPr>
+          <w:rFonts w:ascii="Times New Roman" w:hAnsi="Times New Roman" w:cs="Times New Roman"/>
+          <w:sz w:val="28"/>
+          <w:szCs w:val="28"/>
+          <w:lang w:val="en-US"/>
+        </w:rPr>
+      </w:pPr>
+    </w:p>
+    <w:p>
+      <w:pPr>
+        <w:spacing w:line="360" w:lineRule="auto"/>
+        <w:jc w:val="both"/>
+        <w:rPr>
+          <w:rFonts w:ascii="Times New Roman" w:hAnsi="Times New Roman" w:cs="Times New Roman"/>
+          <w:sz w:val="28"/>
+          <w:szCs w:val="28"/>
+          <w:lang w:val="en-US"/>
+        </w:rPr>
+      </w:pPr>
+      <w:r>
+        <w:rPr>
+          <w:rFonts w:ascii="Times New Roman" w:hAnsi="Times New Roman" w:cs="Times New Roman"/>
+          <w:sz w:val="28"/>
+          <w:szCs w:val="28"/>
+          <w:lang w:val="en-US"/>
+        </w:rPr>
+        <w:t>2.8 Research Gap</w:t>
+      </w:r>
+    </w:p>
+    <w:p>
+      <w:pPr>
+        <w:spacing w:line="360" w:lineRule="auto"/>
+        <w:jc w:val="both"/>
+        <w:rPr>
+          <w:rFonts w:ascii="Times New Roman" w:hAnsi="Times New Roman" w:cs="Times New Roman"/>
+          <w:sz w:val="28"/>
+          <w:szCs w:val="28"/>
+          <w:lang w:val="en-US"/>
+        </w:rPr>
+      </w:pPr>
+      <w:r>
+        <w:rPr>
+          <w:rFonts w:ascii="Times New Roman" w:hAnsi="Times New Roman" w:cs="Times New Roman"/>
+          <w:sz w:val="28"/>
+          <w:szCs w:val="28"/>
+          <w:lang w:val="en-US"/>
+        </w:rPr>
+        <w:t>Although transformer-based models have achieved strong performance in emotion detection tasks, many existing studies rely on large-scale benchmark datasets and complex multi-label architectures. In practice, however, real-world applications often involve smaller, domain-specific datasets with limited annotations.</w:t>
+      </w:r>
+    </w:p>
+    <w:p>
+      <w:pPr>
+        <w:spacing w:line="360" w:lineRule="auto"/>
+        <w:jc w:val="both"/>
+        <w:rPr>
+          <w:rFonts w:ascii="Times New Roman" w:hAnsi="Times New Roman" w:cs="Times New Roman"/>
+          <w:sz w:val="28"/>
+          <w:szCs w:val="28"/>
+          <w:lang w:val="en-US"/>
+        </w:rPr>
+      </w:pPr>
+      <w:r>
+        <w:rPr>
+          <w:rFonts w:ascii="Times New Roman" w:hAnsi="Times New Roman" w:cs="Times New Roman"/>
+          <w:sz w:val="28"/>
+          <w:szCs w:val="28"/>
+          <w:lang w:val="en-US"/>
+        </w:rPr>
+        <w:t>Furthermore, while multi-label approaches provide a more realistic representation of emotional expression, they require more complex annotation procedures and model configurations. This creates a trade-off between model expressiveness and practical feasibility.</w:t>
+      </w:r>
+    </w:p>
+    <w:p>
+      <w:pPr>
+        <w:spacing w:line="360" w:lineRule="auto"/>
+        <w:jc w:val="both"/>
+        <w:rPr>
+          <w:rFonts w:ascii="Times New Roman" w:hAnsi="Times New Roman" w:cs="Times New Roman"/>
+          <w:sz w:val="28"/>
+          <w:szCs w:val="28"/>
+          <w:lang w:val="en-US"/>
+        </w:rPr>
+      </w:pPr>
+      <w:r>
+        <w:rPr>
+          <w:rFonts w:ascii="Times New Roman" w:hAnsi="Times New Roman" w:cs="Times New Roman"/>
+          <w:sz w:val="28"/>
+          <w:szCs w:val="28"/>
+          <w:lang w:val="en-US"/>
+        </w:rPr>
+        <w:t>In addition, sports-related social media data, particularly in niche domains such as volleyball, remains underexplored in existing research.</w:t>
+      </w:r>
+    </w:p>
+    <w:p>
+      <w:pPr>
+        <w:spacing w:line="360" w:lineRule="auto"/>
+        <w:jc w:val="both"/>
+        <w:rPr>
+          <w:rFonts w:ascii="Times New Roman" w:hAnsi="Times New Roman" w:cs="Times New Roman"/>
+          <w:sz w:val="28"/>
+          <w:szCs w:val="28"/>
+          <w:lang w:val="en-US"/>
+        </w:rPr>
+      </w:pPr>
+      <w:r>
+        <w:rPr>
+          <w:rFonts w:ascii="Times New Roman" w:hAnsi="Times New Roman" w:cs="Times New Roman"/>
+          <w:sz w:val="28"/>
+          <w:szCs w:val="28"/>
+          <w:lang w:val="en-US"/>
+        </w:rPr>
+        <w:t>This study addresses these gaps by focusing on a moderate-sized, domain-specific dataset of volleyball-related tweets and evaluating the effectiveness of a fine-tuned BERT model using a single-label classification approach. The work aims to provide a balance between model performance and practical applicability.</w:t>
+      </w:r>
+    </w:p>
+    <w:p>
+      <w:pPr>
+        <w:spacing w:line="360" w:lineRule="auto"/>
+        <w:jc w:val="both"/>
+        <w:rPr>
+          <w:rFonts w:ascii="Times New Roman" w:hAnsi="Times New Roman" w:cs="Times New Roman"/>
+          <w:sz w:val="28"/>
+          <w:szCs w:val="28"/>
+          <w:lang w:val="en-US"/>
+        </w:rPr>
+      </w:pPr>
+    </w:p>
+    <w:p>
+      <w:pPr>
+        <w:spacing w:line="360" w:lineRule="auto"/>
+        <w:jc w:val="both"/>
+        <w:rPr>
+          <w:rFonts w:ascii="Times New Roman" w:hAnsi="Times New Roman" w:cs="Times New Roman"/>
+          <w:sz w:val="28"/>
+          <w:szCs w:val="28"/>
+          <w:lang w:val="en-US"/>
+        </w:rPr>
+      </w:pPr>
+      <w:r>
+        <w:rPr>
+          <w:rFonts w:ascii="Times New Roman" w:hAnsi="Times New Roman" w:cs="Times New Roman"/>
+          <w:sz w:val="28"/>
+          <w:szCs w:val="28"/>
+          <w:lang w:val="en-US"/>
+        </w:rPr>
+        <w:lastRenderedPageBreak/>
+        <w:t>2.9 Multi – label Emotional Classification</w:t>
+      </w:r>
+    </w:p>
+    <w:p>
+      <w:pPr>
+        <w:spacing w:line="360" w:lineRule="auto"/>
+        <w:jc w:val="both"/>
+        <w:rPr>
+          <w:rFonts w:ascii="Times New Roman" w:hAnsi="Times New Roman" w:cs="Times New Roman"/>
+          <w:sz w:val="28"/>
+          <w:szCs w:val="28"/>
+          <w:lang w:val="en-US"/>
+        </w:rPr>
+      </w:pPr>
+      <w:r>
+        <w:rPr>
+          <w:rFonts w:ascii="Times New Roman" w:hAnsi="Times New Roman" w:cs="Times New Roman"/>
+          <w:sz w:val="28"/>
+          <w:szCs w:val="28"/>
+          <w:lang w:val="en-US"/>
+        </w:rPr>
+        <w:t>A significant direction in recent emotion classification research is the use of multi-label learning, where each text instance can be assigned multiple emotion labels simultaneously. This approach better reflects the complexity of human emotional expression, particularly in informal communication such as social media.</w:t>
+      </w:r>
+    </w:p>
+    <w:p>
+      <w:pPr>
+        <w:spacing w:line="360" w:lineRule="auto"/>
+        <w:jc w:val="both"/>
+        <w:rPr>
+          <w:rFonts w:ascii="Times New Roman" w:hAnsi="Times New Roman" w:cs="Times New Roman"/>
+          <w:sz w:val="28"/>
+          <w:szCs w:val="28"/>
+          <w:lang w:val="en-US"/>
+        </w:rPr>
+      </w:pPr>
+      <w:r>
+        <w:rPr>
+          <w:rFonts w:ascii="Times New Roman" w:hAnsi="Times New Roman" w:cs="Times New Roman"/>
+          <w:sz w:val="28"/>
+          <w:szCs w:val="28"/>
+          <w:lang w:val="en-US"/>
+        </w:rPr>
+        <w:t xml:space="preserve">Liu et al. (2023) propose an improved multi-label classification method based on the </w:t>
+      </w:r>
+      <w:proofErr w:type="spellStart"/>
+      <w:r>
+        <w:rPr>
+          <w:rFonts w:ascii="Times New Roman" w:hAnsi="Times New Roman" w:cs="Times New Roman"/>
+          <w:sz w:val="28"/>
+          <w:szCs w:val="28"/>
+          <w:lang w:val="en-US"/>
+        </w:rPr>
+        <w:t>MLkNN</w:t>
+      </w:r>
+      <w:proofErr w:type="spellEnd"/>
+      <w:r>
+        <w:rPr>
+          <w:rFonts w:ascii="Times New Roman" w:hAnsi="Times New Roman" w:cs="Times New Roman"/>
+          <w:sz w:val="28"/>
+          <w:szCs w:val="28"/>
+          <w:lang w:val="en-US"/>
+        </w:rPr>
+        <w:t xml:space="preserve"> algorithm. Their approach addresses several limitations of traditional multi-label models by incorporating contextual information from the full text and modeling correlations between emotion labels. Specifically, their method accounts for the fact that certain emotions frequently co-occur, such as sadness and fear, or happiness and surprise.</w:t>
+      </w:r>
+    </w:p>
+    <w:p>
+      <w:pPr>
+        <w:spacing w:line="360" w:lineRule="auto"/>
+        <w:jc w:val="both"/>
+        <w:rPr>
+          <w:rFonts w:ascii="Times New Roman" w:hAnsi="Times New Roman" w:cs="Times New Roman"/>
+          <w:sz w:val="28"/>
+          <w:szCs w:val="28"/>
+          <w:lang w:val="en-US"/>
+        </w:rPr>
+      </w:pPr>
+      <w:r>
+        <w:rPr>
+          <w:rFonts w:ascii="Times New Roman" w:hAnsi="Times New Roman" w:cs="Times New Roman"/>
+          <w:sz w:val="28"/>
+          <w:szCs w:val="28"/>
+          <w:lang w:val="en-US"/>
+        </w:rPr>
+        <w:t>Additionally, the authors introduce an iterative mechanism to refine predictions by considering relationships between neighboring text instances. This is particularly relevant for short texts, where limited context may otherwise reduce classification accuracy.</w:t>
+      </w:r>
+    </w:p>
+    <w:p>
+      <w:pPr>
+        <w:spacing w:line="360" w:lineRule="auto"/>
+        <w:jc w:val="both"/>
+        <w:rPr>
+          <w:rFonts w:ascii="Times New Roman" w:hAnsi="Times New Roman" w:cs="Times New Roman"/>
+          <w:sz w:val="28"/>
+          <w:szCs w:val="28"/>
+          <w:lang w:val="en-US"/>
+        </w:rPr>
+      </w:pPr>
+      <w:r>
+        <w:rPr>
+          <w:rFonts w:ascii="Times New Roman" w:hAnsi="Times New Roman" w:cs="Times New Roman"/>
+          <w:sz w:val="28"/>
+          <w:szCs w:val="28"/>
+          <w:lang w:val="en-US"/>
+        </w:rPr>
+        <w:t>Similarly, Ameer et al. (2022) emphasize the importance of multi-label classification and propose a transfer learning approach using transformer-based models. Their work demonstrates that leveraging pre-trained language models significantly improves performance, especially when combined with advanced attention mechanisms.</w:t>
+      </w:r>
+    </w:p>
+    <w:p>
+      <w:pPr>
+        <w:spacing w:line="360" w:lineRule="auto"/>
+        <w:jc w:val="both"/>
+        <w:rPr>
+          <w:rFonts w:ascii="Times New Roman" w:hAnsi="Times New Roman" w:cs="Times New Roman"/>
+          <w:sz w:val="28"/>
+          <w:szCs w:val="28"/>
+          <w:lang w:val="en-US"/>
+        </w:rPr>
+      </w:pPr>
+      <w:r>
+        <w:rPr>
+          <w:rFonts w:ascii="Times New Roman" w:hAnsi="Times New Roman" w:cs="Times New Roman"/>
+          <w:sz w:val="28"/>
+          <w:szCs w:val="28"/>
+          <w:lang w:val="en-US"/>
+        </w:rPr>
+        <w:t>Despite the advantages of multi-label classification, it introduces additional complexity in both annotation and model design. In this study, a single-label classification approach is adopted to ensure consistency and feasibility given the size and annotation process of the dataset.</w:t>
+      </w:r>
+    </w:p>
+    <w:p>
+      <w:pPr>
+        <w:spacing w:line="360" w:lineRule="auto"/>
+        <w:jc w:val="both"/>
+        <w:rPr>
+          <w:rFonts w:ascii="Times New Roman" w:hAnsi="Times New Roman" w:cs="Times New Roman"/>
+          <w:sz w:val="28"/>
+          <w:szCs w:val="28"/>
+          <w:lang w:val="en-US"/>
+        </w:rPr>
+      </w:pPr>
+      <w:r>
+        <w:rPr>
+          <w:rFonts w:ascii="Times New Roman" w:hAnsi="Times New Roman" w:cs="Times New Roman"/>
+          <w:sz w:val="28"/>
+          <w:szCs w:val="28"/>
+          <w:lang w:val="en-US"/>
+        </w:rPr>
+        <w:t xml:space="preserve">2.10 </w:t>
+      </w:r>
+      <w:proofErr w:type="spellStart"/>
+      <w:r>
+        <w:rPr>
+          <w:rFonts w:ascii="Times New Roman" w:hAnsi="Times New Roman" w:cs="Times New Roman"/>
+          <w:sz w:val="28"/>
+          <w:szCs w:val="28"/>
+        </w:rPr>
+        <w:t>Attention</w:t>
+      </w:r>
+      <w:proofErr w:type="spellEnd"/>
+      <w:r>
+        <w:rPr>
+          <w:rFonts w:ascii="Times New Roman" w:hAnsi="Times New Roman" w:cs="Times New Roman"/>
+          <w:sz w:val="28"/>
+          <w:szCs w:val="28"/>
         </w:rPr>
         <w:t xml:space="preserve"> </w:t>
       </w:r>
-      <w:r>
-        <w:rPr>
-          <w:rFonts w:ascii="Times New Roman" w:hAnsi="Times New Roman" w:cs="Times New Roman"/>
-          <w:sz w:val="28"/>
-          <w:szCs w:val="28"/>
-          <w:lang w:val="en-US"/>
-        </w:rPr>
-        <w:t>After pre-training, BERT can be fine-tuned for specific NLP tasks by adding a task-specific classification layer. This fine-tuning process allows the model to adapt to various tasks such as sentiment analysis, text classification, and emotion detection.</w:t>
-      </w:r>
-    </w:p>
-    <w:p>
-      <w:pPr>
-        <w:spacing w:line="360" w:lineRule="auto"/>
-        <w:jc w:val="both"/>
-        <w:rPr>
-          <w:rFonts w:ascii="Times New Roman" w:hAnsi="Times New Roman" w:cs="Times New Roman"/>
-          <w:sz w:val="28"/>
-          <w:szCs w:val="28"/>
-          <w:lang w:val="en-US"/>
-        </w:rPr>
-      </w:pPr>
-    </w:p>
-    <w:p>
-      <w:pPr>
-        <w:spacing w:line="360" w:lineRule="auto"/>
-        <w:jc w:val="both"/>
-        <w:rPr>
-          <w:rFonts w:ascii="Times New Roman" w:hAnsi="Times New Roman" w:cs="Times New Roman"/>
-          <w:sz w:val="28"/>
-          <w:szCs w:val="28"/>
-          <w:lang w:val="en-US"/>
-        </w:rPr>
-      </w:pPr>
-      <w:r>
-        <w:rPr>
-          <w:rFonts w:ascii="Times New Roman" w:hAnsi="Times New Roman" w:cs="Times New Roman"/>
-          <w:sz w:val="28"/>
-          <w:szCs w:val="28"/>
-          <w:lang w:val="en-US"/>
-        </w:rPr>
-        <w:t>2.7 Emotion Detection in Social Media</w:t>
-      </w:r>
-    </w:p>
-    <w:p>
-      <w:pPr>
-        <w:spacing w:line="360" w:lineRule="auto"/>
-        <w:jc w:val="both"/>
-        <w:rPr>
-          <w:rFonts w:ascii="Times New Roman" w:hAnsi="Times New Roman" w:cs="Times New Roman"/>
-          <w:sz w:val="28"/>
-          <w:szCs w:val="28"/>
-          <w:lang w:val="en-US"/>
-        </w:rPr>
-      </w:pPr>
-      <w:r>
-        <w:rPr>
-          <w:rFonts w:ascii="Times New Roman" w:hAnsi="Times New Roman" w:cs="Times New Roman"/>
-          <w:sz w:val="28"/>
-          <w:szCs w:val="28"/>
-          <w:lang w:val="en-US"/>
-        </w:rPr>
-        <w:t>Social media platforms provide a large volume of user-generated content that can be used to study emotional expressions. However, social media texts present unique challenges due to their informal structure and frequent use of slang, abbreviations, hashtags, and emojis.</w:t>
-      </w:r>
-      <w:r>
-        <w:rPr>
-          <w:rFonts w:ascii="Times New Roman" w:hAnsi="Times New Roman" w:cs="Times New Roman"/>
-          <w:sz w:val="28"/>
-          <w:szCs w:val="28"/>
-          <w:lang w:val="en-US"/>
+      <w:proofErr w:type="spellStart"/>
+      <w:r>
+        <w:rPr>
+          <w:rFonts w:ascii="Times New Roman" w:hAnsi="Times New Roman" w:cs="Times New Roman"/>
+          <w:sz w:val="28"/>
+          <w:szCs w:val="28"/>
+        </w:rPr>
+        <w:t>Mechanisms</w:t>
+      </w:r>
+      <w:proofErr w:type="spellEnd"/>
+      <w:r>
+        <w:rPr>
+          <w:rFonts w:ascii="Times New Roman" w:hAnsi="Times New Roman" w:cs="Times New Roman"/>
+          <w:sz w:val="28"/>
+          <w:szCs w:val="28"/>
         </w:rPr>
         <w:t xml:space="preserve"> </w:t>
       </w:r>
-      <w:r>
-        <w:rPr>
-          <w:rFonts w:ascii="Times New Roman" w:hAnsi="Times New Roman" w:cs="Times New Roman"/>
-          <w:sz w:val="28"/>
-          <w:szCs w:val="28"/>
-          <w:lang w:val="en-US"/>
-        </w:rPr>
-        <w:t>Sports-related discussions on social media are particularly rich in emotional content. Users often react emotionally to match results, player performance, or controversial decisions during games.</w:t>
-      </w:r>
-    </w:p>
-    <w:p>
-      <w:pPr>
-        <w:spacing w:line="360" w:lineRule="auto"/>
-        <w:jc w:val="both"/>
-        <w:rPr>
-          <w:rFonts w:ascii="Times New Roman" w:hAnsi="Times New Roman" w:cs="Times New Roman"/>
-          <w:sz w:val="28"/>
-          <w:szCs w:val="28"/>
-          <w:lang w:val="en-US"/>
-        </w:rPr>
-      </w:pPr>
-      <w:r>
-        <w:rPr>
-          <w:rFonts w:ascii="Times New Roman" w:hAnsi="Times New Roman" w:cs="Times New Roman"/>
-          <w:sz w:val="28"/>
-          <w:szCs w:val="28"/>
-          <w:lang w:val="en-US"/>
-        </w:rPr>
-        <w:t>Recent research has explored the use of transformer-based models for analyzing emotions in social media texts. These models demonstrate strong performance due to their ability to capture contextual meaning even in noisy text.</w:t>
-      </w:r>
-    </w:p>
-    <w:p>
-      <w:pPr>
-        <w:spacing w:line="360" w:lineRule="auto"/>
-        <w:jc w:val="both"/>
-        <w:rPr>
-          <w:rFonts w:ascii="Times New Roman" w:hAnsi="Times New Roman" w:cs="Times New Roman"/>
-          <w:sz w:val="28"/>
-          <w:szCs w:val="28"/>
-          <w:lang w:val="en-US"/>
-        </w:rPr>
-      </w:pPr>
+      <w:proofErr w:type="spellStart"/>
+      <w:r>
+        <w:rPr>
+          <w:rFonts w:ascii="Times New Roman" w:hAnsi="Times New Roman" w:cs="Times New Roman"/>
+          <w:sz w:val="28"/>
+          <w:szCs w:val="28"/>
+        </w:rPr>
+        <w:t>in</w:t>
+      </w:r>
+      <w:proofErr w:type="spellEnd"/>
+      <w:r>
+        <w:rPr>
+          <w:rFonts w:ascii="Times New Roman" w:hAnsi="Times New Roman" w:cs="Times New Roman"/>
+          <w:sz w:val="28"/>
+          <w:szCs w:val="28"/>
+        </w:rPr>
+        <w:t xml:space="preserve"> </w:t>
+      </w:r>
+      <w:proofErr w:type="spellStart"/>
+      <w:r>
+        <w:rPr>
+          <w:rFonts w:ascii="Times New Roman" w:hAnsi="Times New Roman" w:cs="Times New Roman"/>
+          <w:sz w:val="28"/>
+          <w:szCs w:val="28"/>
+        </w:rPr>
+        <w:t>Emotion</w:t>
+      </w:r>
+      <w:proofErr w:type="spellEnd"/>
+      <w:r>
+        <w:rPr>
+          <w:rFonts w:ascii="Times New Roman" w:hAnsi="Times New Roman" w:cs="Times New Roman"/>
+          <w:sz w:val="28"/>
+          <w:szCs w:val="28"/>
+        </w:rPr>
+        <w:t xml:space="preserve"> </w:t>
+      </w:r>
+      <w:proofErr w:type="spellStart"/>
+      <w:r>
+        <w:rPr>
+          <w:rFonts w:ascii="Times New Roman" w:hAnsi="Times New Roman" w:cs="Times New Roman"/>
+          <w:sz w:val="28"/>
+          <w:szCs w:val="28"/>
+        </w:rPr>
+        <w:t>Detection</w:t>
+      </w:r>
+      <w:proofErr w:type="spellEnd"/>
+    </w:p>
+    <w:p>
+      <w:pPr>
+        <w:spacing w:line="360" w:lineRule="auto"/>
+        <w:jc w:val="both"/>
+        <w:rPr>
+          <w:rFonts w:ascii="Times New Roman" w:hAnsi="Times New Roman" w:cs="Times New Roman"/>
+          <w:sz w:val="28"/>
+          <w:szCs w:val="28"/>
+          <w:lang w:val="en-US"/>
+        </w:rPr>
+      </w:pPr>
+      <w:r>
+        <w:rPr>
+          <w:rFonts w:ascii="Times New Roman" w:hAnsi="Times New Roman" w:cs="Times New Roman"/>
+          <w:sz w:val="28"/>
+          <w:szCs w:val="28"/>
+          <w:lang w:val="en-US"/>
+        </w:rPr>
+        <w:t>Attention mechanisms play a crucial role in modern NLP models by allowing the model to focus on the most relevant parts of the input text. In emotion classification tasks, different words contribute differently to the expression of specific emotions.</w:t>
+      </w:r>
     </w:p>
     <w:p>
       <w:pPr>
@@ -2142,28 +2560,214 @@
           <w:lang w:val="en-US"/>
         </w:rPr>
         <w:lastRenderedPageBreak/>
-        <w:t>2.8 Research Gap</w:t>
-      </w:r>
-    </w:p>
-    <w:p>
-      <w:pPr>
-        <w:spacing w:line="360" w:lineRule="auto"/>
-        <w:jc w:val="both"/>
-        <w:rPr>
-          <w:rFonts w:ascii="Times New Roman" w:hAnsi="Times New Roman" w:cs="Times New Roman"/>
-          <w:sz w:val="28"/>
-          <w:szCs w:val="28"/>
-          <w:lang w:val="en-US"/>
-        </w:rPr>
-      </w:pPr>
-      <w:r>
-        <w:rPr>
-          <w:rFonts w:ascii="Times New Roman" w:hAnsi="Times New Roman" w:cs="Times New Roman"/>
-          <w:sz w:val="28"/>
-          <w:szCs w:val="28"/>
-          <w:lang w:val="en-US"/>
-        </w:rPr>
-        <w:t>Although transformer-based models have achieved impressive results in emotion detection tasks, many studies rely on large benchmark datasets. In practice, however, researchers often work with smaller datasets that require manual annotation.</w:t>
+        <w:t>Ameer et al. (2022) introduce a multi-attention mechanism, where separate attention layers are used to model different emotional categories. This approach allows the model to identify which parts of the text are most relevant for each emotion, improving both classification performance and interpretability.</w:t>
+      </w:r>
+    </w:p>
+    <w:p>
+      <w:pPr>
+        <w:spacing w:line="360" w:lineRule="auto"/>
+        <w:jc w:val="both"/>
+        <w:rPr>
+          <w:rFonts w:ascii="Times New Roman" w:hAnsi="Times New Roman" w:cs="Times New Roman"/>
+          <w:sz w:val="28"/>
+          <w:szCs w:val="28"/>
+          <w:lang w:val="en-US"/>
+        </w:rPr>
+      </w:pPr>
+      <w:r>
+        <w:rPr>
+          <w:rFonts w:ascii="Times New Roman" w:hAnsi="Times New Roman" w:cs="Times New Roman"/>
+          <w:sz w:val="28"/>
+          <w:szCs w:val="28"/>
+          <w:lang w:val="en-US"/>
+        </w:rPr>
+        <w:t>For example, in a sentence expressing excitement and surprise, different words may correspond to different emotional signals. Attention-based models can capture these distinctions more effectively than traditional architectures.</w:t>
+      </w:r>
+    </w:p>
+    <w:p>
+      <w:pPr>
+        <w:spacing w:line="360" w:lineRule="auto"/>
+        <w:jc w:val="both"/>
+        <w:rPr>
+          <w:rFonts w:ascii="Times New Roman" w:hAnsi="Times New Roman" w:cs="Times New Roman"/>
+          <w:sz w:val="28"/>
+          <w:szCs w:val="28"/>
+          <w:lang w:val="en-US"/>
+        </w:rPr>
+      </w:pPr>
+    </w:p>
+    <w:p>
+      <w:pPr>
+        <w:spacing w:line="360" w:lineRule="auto"/>
+        <w:jc w:val="both"/>
+        <w:rPr>
+          <w:rFonts w:ascii="Times New Roman" w:hAnsi="Times New Roman" w:cs="Times New Roman"/>
+          <w:sz w:val="28"/>
+          <w:szCs w:val="28"/>
+          <w:lang w:val="en-US"/>
+        </w:rPr>
+      </w:pPr>
+    </w:p>
+    <w:p>
+      <w:pPr>
+        <w:spacing w:line="360" w:lineRule="auto"/>
+        <w:jc w:val="both"/>
+        <w:rPr>
+          <w:rFonts w:ascii="Times New Roman" w:hAnsi="Times New Roman" w:cs="Times New Roman"/>
+          <w:sz w:val="28"/>
+          <w:szCs w:val="28"/>
+          <w:lang w:val="en-US"/>
+        </w:rPr>
+      </w:pPr>
+    </w:p>
+    <w:p>
+      <w:pPr>
+        <w:spacing w:line="360" w:lineRule="auto"/>
+        <w:jc w:val="both"/>
+        <w:rPr>
+          <w:rFonts w:ascii="Times New Roman" w:hAnsi="Times New Roman" w:cs="Times New Roman"/>
+          <w:sz w:val="28"/>
+          <w:szCs w:val="28"/>
+          <w:lang w:val="en-US"/>
+        </w:rPr>
+      </w:pPr>
+      <w:r>
+        <w:rPr>
+          <w:rFonts w:ascii="Times New Roman" w:hAnsi="Times New Roman" w:cs="Times New Roman"/>
+          <w:sz w:val="28"/>
+          <w:szCs w:val="28"/>
+          <w:lang w:val="en-US"/>
+        </w:rPr>
+        <w:t>3. Data Description</w:t>
+      </w:r>
+    </w:p>
+    <w:p>
+      <w:pPr>
+        <w:spacing w:line="360" w:lineRule="auto"/>
+        <w:jc w:val="both"/>
+        <w:rPr>
+          <w:rFonts w:ascii="Times New Roman" w:hAnsi="Times New Roman" w:cs="Times New Roman"/>
+          <w:sz w:val="28"/>
+          <w:szCs w:val="28"/>
+          <w:lang w:val="en-US"/>
+        </w:rPr>
+      </w:pPr>
+      <w:r>
+        <w:rPr>
+          <w:rFonts w:ascii="Times New Roman" w:hAnsi="Times New Roman" w:cs="Times New Roman"/>
+          <w:sz w:val="28"/>
+          <w:szCs w:val="28"/>
+          <w:lang w:val="en-US"/>
+        </w:rPr>
+        <w:t>3.1 Data Source</w:t>
+      </w:r>
+    </w:p>
+    <w:p>
+      <w:pPr>
+        <w:spacing w:line="360" w:lineRule="auto"/>
+        <w:jc w:val="both"/>
+        <w:rPr>
+          <w:rFonts w:ascii="Times New Roman" w:hAnsi="Times New Roman" w:cs="Times New Roman"/>
+          <w:sz w:val="28"/>
+          <w:szCs w:val="28"/>
+          <w:lang w:val="en-US"/>
+        </w:rPr>
+      </w:pPr>
+      <w:r>
+        <w:rPr>
+          <w:rFonts w:ascii="Times New Roman" w:hAnsi="Times New Roman" w:cs="Times New Roman"/>
+          <w:sz w:val="28"/>
+          <w:szCs w:val="28"/>
+          <w:lang w:val="en-US"/>
+        </w:rPr>
+        <w:t>The dataset used in this study consists of Twitter posts related to volleyball discussions. Twitter is a widely used social media platform where users actively share opinions and reactions to sports events.</w:t>
+      </w:r>
+    </w:p>
+    <w:p>
+      <w:pPr>
+        <w:spacing w:line="360" w:lineRule="auto"/>
+        <w:jc w:val="both"/>
+        <w:rPr>
+          <w:rFonts w:ascii="Times New Roman" w:hAnsi="Times New Roman" w:cs="Times New Roman"/>
+          <w:sz w:val="28"/>
+          <w:szCs w:val="28"/>
+          <w:lang w:val="en-US"/>
+        </w:rPr>
+      </w:pPr>
+      <w:r>
+        <w:rPr>
+          <w:rFonts w:ascii="Times New Roman" w:hAnsi="Times New Roman" w:cs="Times New Roman"/>
+          <w:sz w:val="28"/>
+          <w:szCs w:val="28"/>
+          <w:lang w:val="en-US"/>
+        </w:rPr>
+        <w:t>Sports discussions on Twitter often contain strong emotional expressions, making them a valuable resource for studying emotion detection in informal language.</w:t>
+      </w:r>
+    </w:p>
+    <w:p>
+      <w:pPr>
+        <w:spacing w:line="360" w:lineRule="auto"/>
+        <w:jc w:val="both"/>
+        <w:rPr>
+          <w:rFonts w:ascii="Times New Roman" w:hAnsi="Times New Roman" w:cs="Times New Roman"/>
+          <w:sz w:val="28"/>
+          <w:szCs w:val="28"/>
+          <w:lang w:val="en-US"/>
+        </w:rPr>
+      </w:pPr>
+    </w:p>
+    <w:p>
+      <w:pPr>
+        <w:spacing w:line="360" w:lineRule="auto"/>
+        <w:jc w:val="both"/>
+        <w:rPr>
+          <w:rFonts w:ascii="Times New Roman" w:hAnsi="Times New Roman" w:cs="Times New Roman"/>
+          <w:sz w:val="28"/>
+          <w:szCs w:val="28"/>
+          <w:lang w:val="en-US"/>
+        </w:rPr>
+      </w:pPr>
+    </w:p>
+    <w:p>
+      <w:pPr>
+        <w:spacing w:line="360" w:lineRule="auto"/>
+        <w:jc w:val="both"/>
+        <w:rPr>
+          <w:rFonts w:ascii="Times New Roman" w:hAnsi="Times New Roman" w:cs="Times New Roman"/>
+          <w:sz w:val="28"/>
+          <w:szCs w:val="28"/>
+          <w:lang w:val="en-US"/>
+        </w:rPr>
+      </w:pPr>
+      <w:r>
+        <w:rPr>
+          <w:rFonts w:ascii="Times New Roman" w:hAnsi="Times New Roman" w:cs="Times New Roman"/>
+          <w:sz w:val="28"/>
+          <w:szCs w:val="28"/>
+          <w:lang w:val="en-US"/>
+        </w:rPr>
+        <w:t>3.2 Dataset Overview</w:t>
+      </w:r>
+    </w:p>
+    <w:p>
+      <w:pPr>
+        <w:spacing w:line="360" w:lineRule="auto"/>
+        <w:jc w:val="both"/>
+        <w:rPr>
+          <w:rFonts w:ascii="Times New Roman" w:hAnsi="Times New Roman" w:cs="Times New Roman"/>
+          <w:sz w:val="28"/>
+          <w:szCs w:val="28"/>
+          <w:lang w:val="en-US"/>
+        </w:rPr>
+      </w:pPr>
+      <w:r>
+        <w:rPr>
+          <w:rFonts w:ascii="Times New Roman" w:hAnsi="Times New Roman" w:cs="Times New Roman"/>
+          <w:sz w:val="28"/>
+          <w:szCs w:val="28"/>
+          <w:lang w:val="en-US"/>
+        </w:rPr>
+        <w:t>The dataset contains approximately 5,300 tweets collected from Twitter. These tweets are related to volleyball topics such as matches, teams, players, and tournament events.</w:t>
       </w:r>
       <w:r>
         <w:rPr>
@@ -2181,207 +2785,6 @@
           <w:szCs w:val="28"/>
           <w:lang w:val="en-US"/>
         </w:rPr>
-        <w:t>In addition, domain-specific datasets such as sports-related social media discussions remain relatively underexplored in emotion detection research.</w:t>
-      </w:r>
-    </w:p>
-    <w:p>
-      <w:pPr>
-        <w:spacing w:line="360" w:lineRule="auto"/>
-        <w:jc w:val="both"/>
-        <w:rPr>
-          <w:rFonts w:ascii="Times New Roman" w:hAnsi="Times New Roman" w:cs="Times New Roman"/>
-          <w:sz w:val="28"/>
-          <w:szCs w:val="28"/>
-          <w:lang w:val="en-US"/>
-        </w:rPr>
-      </w:pPr>
-      <w:r>
-        <w:rPr>
-          <w:rFonts w:ascii="Times New Roman" w:hAnsi="Times New Roman" w:cs="Times New Roman"/>
-          <w:sz w:val="28"/>
-          <w:szCs w:val="28"/>
-          <w:lang w:val="en-US"/>
-        </w:rPr>
-        <w:t>This study addresses this gap by developing and evaluating a BERT-based emotion classification model trained on a dataset of volleyball-related Twitter posts.</w:t>
-      </w:r>
-    </w:p>
-    <w:p>
-      <w:pPr>
-        <w:spacing w:line="360" w:lineRule="auto"/>
-        <w:jc w:val="both"/>
-        <w:rPr>
-          <w:rFonts w:ascii="Times New Roman" w:hAnsi="Times New Roman" w:cs="Times New Roman"/>
-          <w:sz w:val="28"/>
-          <w:szCs w:val="28"/>
-          <w:lang w:val="en-US"/>
-        </w:rPr>
-      </w:pPr>
-    </w:p>
-    <w:p>
-      <w:pPr>
-        <w:spacing w:line="360" w:lineRule="auto"/>
-        <w:jc w:val="both"/>
-        <w:rPr>
-          <w:rFonts w:ascii="Times New Roman" w:hAnsi="Times New Roman" w:cs="Times New Roman"/>
-          <w:sz w:val="28"/>
-          <w:szCs w:val="28"/>
-          <w:lang w:val="en-US"/>
-        </w:rPr>
-      </w:pPr>
-      <w:r>
-        <w:rPr>
-          <w:rFonts w:ascii="Times New Roman" w:hAnsi="Times New Roman" w:cs="Times New Roman"/>
-          <w:sz w:val="28"/>
-          <w:szCs w:val="28"/>
-          <w:lang w:val="en-US"/>
-        </w:rPr>
-        <w:t>3. Data Description</w:t>
-      </w:r>
-    </w:p>
-    <w:p>
-      <w:pPr>
-        <w:spacing w:line="360" w:lineRule="auto"/>
-        <w:jc w:val="both"/>
-        <w:rPr>
-          <w:rFonts w:ascii="Times New Roman" w:hAnsi="Times New Roman" w:cs="Times New Roman"/>
-          <w:sz w:val="28"/>
-          <w:szCs w:val="28"/>
-          <w:lang w:val="en-US"/>
-        </w:rPr>
-      </w:pPr>
-      <w:r>
-        <w:rPr>
-          <w:rFonts w:ascii="Times New Roman" w:hAnsi="Times New Roman" w:cs="Times New Roman"/>
-          <w:sz w:val="28"/>
-          <w:szCs w:val="28"/>
-          <w:lang w:val="en-US"/>
-        </w:rPr>
-        <w:t>3.1 Data Source</w:t>
-      </w:r>
-    </w:p>
-    <w:p>
-      <w:pPr>
-        <w:spacing w:line="360" w:lineRule="auto"/>
-        <w:jc w:val="both"/>
-        <w:rPr>
-          <w:rFonts w:ascii="Times New Roman" w:hAnsi="Times New Roman" w:cs="Times New Roman"/>
-          <w:sz w:val="28"/>
-          <w:szCs w:val="28"/>
-          <w:lang w:val="en-US"/>
-        </w:rPr>
-      </w:pPr>
-      <w:r>
-        <w:rPr>
-          <w:rFonts w:ascii="Times New Roman" w:hAnsi="Times New Roman" w:cs="Times New Roman"/>
-          <w:sz w:val="28"/>
-          <w:szCs w:val="28"/>
-          <w:lang w:val="en-US"/>
-        </w:rPr>
-        <w:t>The dataset used in this study consists of Twitter posts related to volleyball discussions. Twitter is a widely used social media platform where users actively share opinions and reactions to sports events.</w:t>
-      </w:r>
-    </w:p>
-    <w:p>
-      <w:pPr>
-        <w:spacing w:line="360" w:lineRule="auto"/>
-        <w:jc w:val="both"/>
-        <w:rPr>
-          <w:rFonts w:ascii="Times New Roman" w:hAnsi="Times New Roman" w:cs="Times New Roman"/>
-          <w:sz w:val="28"/>
-          <w:szCs w:val="28"/>
-          <w:lang w:val="en-US"/>
-        </w:rPr>
-      </w:pPr>
-      <w:r>
-        <w:rPr>
-          <w:rFonts w:ascii="Times New Roman" w:hAnsi="Times New Roman" w:cs="Times New Roman"/>
-          <w:sz w:val="28"/>
-          <w:szCs w:val="28"/>
-          <w:lang w:val="en-US"/>
-        </w:rPr>
-        <w:t>Sports discussions on Twitter often contain strong emotional expressions, making them a valuable resource for studying emotion detection in informal language.</w:t>
-      </w:r>
-    </w:p>
-    <w:p>
-      <w:pPr>
-        <w:spacing w:line="360" w:lineRule="auto"/>
-        <w:jc w:val="both"/>
-        <w:rPr>
-          <w:rFonts w:ascii="Times New Roman" w:hAnsi="Times New Roman" w:cs="Times New Roman"/>
-          <w:sz w:val="28"/>
-          <w:szCs w:val="28"/>
-          <w:lang w:val="en-US"/>
-        </w:rPr>
-      </w:pPr>
-    </w:p>
-    <w:p>
-      <w:pPr>
-        <w:spacing w:line="360" w:lineRule="auto"/>
-        <w:jc w:val="both"/>
-        <w:rPr>
-          <w:rFonts w:ascii="Times New Roman" w:hAnsi="Times New Roman" w:cs="Times New Roman"/>
-          <w:sz w:val="28"/>
-          <w:szCs w:val="28"/>
-          <w:lang w:val="en-US"/>
-        </w:rPr>
-      </w:pPr>
-    </w:p>
-    <w:p>
-      <w:pPr>
-        <w:spacing w:line="360" w:lineRule="auto"/>
-        <w:jc w:val="both"/>
-        <w:rPr>
-          <w:rFonts w:ascii="Times New Roman" w:hAnsi="Times New Roman" w:cs="Times New Roman"/>
-          <w:sz w:val="28"/>
-          <w:szCs w:val="28"/>
-          <w:lang w:val="en-US"/>
-        </w:rPr>
-      </w:pPr>
-      <w:r>
-        <w:rPr>
-          <w:rFonts w:ascii="Times New Roman" w:hAnsi="Times New Roman" w:cs="Times New Roman"/>
-          <w:sz w:val="28"/>
-          <w:szCs w:val="28"/>
-          <w:lang w:val="en-US"/>
-        </w:rPr>
-        <w:t>3.2 Dataset Overview</w:t>
-      </w:r>
-    </w:p>
-    <w:p>
-      <w:pPr>
-        <w:spacing w:line="360" w:lineRule="auto"/>
-        <w:jc w:val="both"/>
-        <w:rPr>
-          <w:rFonts w:ascii="Times New Roman" w:hAnsi="Times New Roman" w:cs="Times New Roman"/>
-          <w:sz w:val="28"/>
-          <w:szCs w:val="28"/>
-          <w:lang w:val="en-US"/>
-        </w:rPr>
-      </w:pPr>
-      <w:r>
-        <w:rPr>
-          <w:rFonts w:ascii="Times New Roman" w:hAnsi="Times New Roman" w:cs="Times New Roman"/>
-          <w:sz w:val="28"/>
-          <w:szCs w:val="28"/>
-          <w:lang w:val="en-US"/>
-        </w:rPr>
-        <w:t>The dataset contains approximately 5,300 tweets collected from Twitter. These tweets are related to volleyball topics such as matches, teams, players, and tournament events.</w:t>
-      </w:r>
-      <w:r>
-        <w:rPr>
-          <w:rFonts w:ascii="Times New Roman" w:hAnsi="Times New Roman" w:cs="Times New Roman"/>
-          <w:sz w:val="28"/>
-          <w:szCs w:val="28"/>
-          <w:lang w:val="en-US"/>
-        </w:rPr>
-        <w:t xml:space="preserve"> </w:t>
-      </w:r>
-      <w:r>
-        <w:rPr>
-          <w:rFonts w:ascii="Times New Roman" w:hAnsi="Times New Roman" w:cs="Times New Roman"/>
-          <w:sz w:val="28"/>
-          <w:szCs w:val="28"/>
-          <w:lang w:val="en-US"/>
-        </w:rPr>
         <w:t>After the initial data collection process, several cleaning and preprocessing steps were applied to remove noise and irrelevant content. These steps included removing duplicate tweets, URLs, and other non-textual elements.</w:t>
       </w:r>
     </w:p>
@@ -2436,7 +2839,6 @@
           <w:szCs w:val="28"/>
           <w:lang w:val="en-US"/>
         </w:rPr>
-        <w:lastRenderedPageBreak/>
         <w:t>3.3 Dataset Structure</w:t>
       </w:r>
     </w:p>

--- a/thesis_paper.docx
+++ b/thesis_paper.docx
@@ -577,6 +577,102 @@
           <w:lang w:val="en-US"/>
         </w:rPr>
       </w:pPr>
+      <w:r>
+        <w:rPr>
+          <w:rFonts w:ascii="Times New Roman" w:hAnsi="Times New Roman" w:cs="Times New Roman"/>
+          <w:sz w:val="28"/>
+          <w:szCs w:val="28"/>
+          <w:lang w:val="en-US"/>
+        </w:rPr>
+        <w:t>In recent years, the importance of analyzing emotional content in social media has increased significantly due to the growing influence of online platforms on public opinion and decision-making processes. Social media discussions not only reflect individual emotions but also shape collective attitudes toward events, organizations, and public figures. As a result, the ability to automatically detect emotions in textual data has become increasingly valuable for both academic research and real-world applications.</w:t>
+      </w:r>
+    </w:p>
+    <w:p>
+      <w:pPr>
+        <w:spacing w:line="360" w:lineRule="auto"/>
+        <w:jc w:val="both"/>
+        <w:rPr>
+          <w:rFonts w:ascii="Times New Roman" w:hAnsi="Times New Roman" w:cs="Times New Roman"/>
+          <w:sz w:val="28"/>
+          <w:szCs w:val="28"/>
+          <w:lang w:val="en-US"/>
+        </w:rPr>
+      </w:pPr>
+      <w:r>
+        <w:rPr>
+          <w:rFonts w:ascii="Times New Roman" w:hAnsi="Times New Roman" w:cs="Times New Roman"/>
+          <w:sz w:val="28"/>
+          <w:szCs w:val="28"/>
+          <w:lang w:val="en-US"/>
+        </w:rPr>
+        <w:t>In the context of sports, social media plays a particularly important role, as fans actively share their reactions during live events. These reactions often occur in real time and reflect immediate emotional responses to match outcomes, referee decisions, or player performance. Such data provides a unique opportunity to study spontaneous emotional expression at scale.</w:t>
+      </w:r>
+    </w:p>
+    <w:p>
+      <w:pPr>
+        <w:spacing w:line="360" w:lineRule="auto"/>
+        <w:jc w:val="both"/>
+        <w:rPr>
+          <w:rFonts w:ascii="Times New Roman" w:hAnsi="Times New Roman" w:cs="Times New Roman"/>
+          <w:sz w:val="28"/>
+          <w:szCs w:val="28"/>
+          <w:lang w:val="en-US"/>
+        </w:rPr>
+      </w:pPr>
+      <w:r>
+        <w:rPr>
+          <w:rFonts w:ascii="Times New Roman" w:hAnsi="Times New Roman" w:cs="Times New Roman"/>
+          <w:sz w:val="28"/>
+          <w:szCs w:val="28"/>
+          <w:lang w:val="en-US"/>
+        </w:rPr>
+        <w:t>Furthermore, emotion detection in sports-related content can be applied in various practical domains. For example, sports organizations and clubs can use emotion analysis to better understand fan engagement and improve communication strategies. Marketing teams can analyze emotional responses to campaigns or sponsorships. Additionally, media platforms can leverage emotion detection to highlight key moments in games based on audience reactions.</w:t>
+      </w:r>
+    </w:p>
+    <w:p>
+      <w:pPr>
+        <w:spacing w:line="360" w:lineRule="auto"/>
+        <w:jc w:val="both"/>
+        <w:rPr>
+          <w:rFonts w:ascii="Times New Roman" w:hAnsi="Times New Roman" w:cs="Times New Roman"/>
+          <w:sz w:val="28"/>
+          <w:szCs w:val="28"/>
+          <w:lang w:val="en-US"/>
+        </w:rPr>
+      </w:pPr>
+      <w:r>
+        <w:rPr>
+          <w:rFonts w:ascii="Times New Roman" w:hAnsi="Times New Roman" w:cs="Times New Roman"/>
+          <w:sz w:val="28"/>
+          <w:szCs w:val="28"/>
+          <w:lang w:val="en-US"/>
+        </w:rPr>
+        <w:t>Despite these opportunities, analyzing emotional expressions in sports-related social media data remains challenging due to the informal nature of the language and the rapid dynamics of online discussions. This makes it necessary to develop robust methods capable of handling noisy and context-dependent textual data.</w:t>
+      </w:r>
+    </w:p>
+    <w:p>
+      <w:pPr>
+        <w:spacing w:line="360" w:lineRule="auto"/>
+        <w:jc w:val="both"/>
+        <w:rPr>
+          <w:rFonts w:ascii="Times New Roman" w:hAnsi="Times New Roman" w:cs="Times New Roman"/>
+          <w:sz w:val="28"/>
+          <w:szCs w:val="28"/>
+          <w:lang w:val="en-US"/>
+        </w:rPr>
+      </w:pPr>
+    </w:p>
+    <w:p>
+      <w:pPr>
+        <w:spacing w:line="360" w:lineRule="auto"/>
+        <w:jc w:val="both"/>
+        <w:rPr>
+          <w:rFonts w:ascii="Times New Roman" w:hAnsi="Times New Roman" w:cs="Times New Roman"/>
+          <w:sz w:val="28"/>
+          <w:szCs w:val="28"/>
+          <w:lang w:val="en-US"/>
+        </w:rPr>
+      </w:pPr>
     </w:p>
     <w:p>
       <w:pPr>
@@ -659,7 +755,27 @@
           <w:szCs w:val="28"/>
           <w:lang w:val="en-US"/>
         </w:rPr>
-        <w:t xml:space="preserve">Recent studies, such as Emotion classification for short texts: an improved multi-label method and Multi-label emotion classification in texts using transfer learning, highlight that emotional expressions in text are often </w:t>
+        <w:t xml:space="preserve">Recent studies, such as Emotion classification for short texts: an improved multi-label method and </w:t>
+      </w:r>
+      <w:proofErr w:type="gramStart"/>
+      <w:r>
+        <w:rPr>
+          <w:rFonts w:ascii="Times New Roman" w:hAnsi="Times New Roman" w:cs="Times New Roman"/>
+          <w:sz w:val="28"/>
+          <w:szCs w:val="28"/>
+          <w:lang w:val="en-US"/>
+        </w:rPr>
+        <w:t>Multi-label</w:t>
+      </w:r>
+      <w:proofErr w:type="gramEnd"/>
+      <w:r>
+        <w:rPr>
+          <w:rFonts w:ascii="Times New Roman" w:hAnsi="Times New Roman" w:cs="Times New Roman"/>
+          <w:sz w:val="28"/>
+          <w:szCs w:val="28"/>
+          <w:lang w:val="en-US"/>
+        </w:rPr>
+        <w:t xml:space="preserve"> emotion classification in texts using transfer learning, highlight that emotional expressions in text are often </w:t>
       </w:r>
       <w:r>
         <w:rPr>
@@ -700,7 +816,28 @@
           <w:szCs w:val="28"/>
           <w:lang w:val="en-US"/>
         </w:rPr>
-        <w:t xml:space="preserve">In the context of sports-related discussions on social media, emotional expressions are particularly dynamic and intense. Users frequently express excitement, frustration, disappointment, or surprise in response to match outcomes, player </w:t>
+        <w:t>In the context of sports-related discussions on social media, emotional expressions are particularly dynamic and intense. Users frequently express excitement, frustration, disappointment, or surprise in response to match outcomes, player performance, or key events. These reactions provide valuable data for studying emotional language, but their informal and context-dependent nature makes automated classification more difficult.</w:t>
+      </w:r>
+    </w:p>
+    <w:p>
+      <w:pPr>
+        <w:spacing w:line="360" w:lineRule="auto"/>
+        <w:jc w:val="both"/>
+        <w:rPr>
+          <w:rFonts w:ascii="Times New Roman" w:hAnsi="Times New Roman" w:cs="Times New Roman"/>
+          <w:sz w:val="28"/>
+          <w:szCs w:val="28"/>
+          <w:lang w:val="en-US"/>
+        </w:rPr>
+      </w:pPr>
+      <w:r>
+        <w:rPr>
+          <w:rFonts w:ascii="Times New Roman" w:hAnsi="Times New Roman" w:cs="Times New Roman"/>
+          <w:sz w:val="28"/>
+          <w:szCs w:val="28"/>
+          <w:lang w:val="en-US"/>
+        </w:rPr>
+        <w:t xml:space="preserve">Therefore, there is a need to explore effective and scalable methods for detecting emotional expressions in domain-specific social media content, while balancing </w:t>
       </w:r>
       <w:r>
         <w:rPr>
@@ -710,28 +847,110 @@
           <w:lang w:val="en-US"/>
         </w:rPr>
         <w:lastRenderedPageBreak/>
-        <w:t>performance, or key events. These reactions provide valuable data for studying emotional language, but their informal and context-dependent nature makes automated classification more difficult.</w:t>
-      </w:r>
-    </w:p>
-    <w:p>
-      <w:pPr>
-        <w:spacing w:line="360" w:lineRule="auto"/>
-        <w:jc w:val="both"/>
-        <w:rPr>
-          <w:rFonts w:ascii="Times New Roman" w:hAnsi="Times New Roman" w:cs="Times New Roman"/>
-          <w:sz w:val="28"/>
-          <w:szCs w:val="28"/>
-        </w:rPr>
-      </w:pPr>
-      <w:r>
-        <w:rPr>
-          <w:rFonts w:ascii="Times New Roman" w:hAnsi="Times New Roman" w:cs="Times New Roman"/>
-          <w:sz w:val="28"/>
-          <w:szCs w:val="28"/>
-          <w:lang w:val="en-US"/>
-        </w:rPr>
-        <w:t>Therefore, there is a need to explore effective and scalable methods for detecting emotional expressions in domain-specific social media content, while balancing model complexity and dataset limitations.</w:t>
-      </w:r>
+        <w:t>model complexity and dataset limitations.</w:t>
+      </w:r>
+      <w:r>
+        <w:rPr>
+          <w:rFonts w:ascii="Times New Roman" w:hAnsi="Times New Roman" w:cs="Times New Roman"/>
+          <w:sz w:val="28"/>
+          <w:szCs w:val="28"/>
+          <w:lang w:val="en-US"/>
+        </w:rPr>
+        <w:t xml:space="preserve"> </w:t>
+      </w:r>
+      <w:r>
+        <w:rPr>
+          <w:rFonts w:ascii="Times New Roman" w:hAnsi="Times New Roman" w:cs="Times New Roman"/>
+          <w:sz w:val="28"/>
+          <w:szCs w:val="28"/>
+          <w:lang w:val="en-US"/>
+        </w:rPr>
+        <w:t xml:space="preserve"> </w:t>
+      </w:r>
+      <w:r>
+        <w:rPr>
+          <w:rFonts w:ascii="Times New Roman" w:hAnsi="Times New Roman" w:cs="Times New Roman"/>
+          <w:sz w:val="28"/>
+          <w:szCs w:val="28"/>
+          <w:lang w:val="en-US"/>
+        </w:rPr>
+        <w:t>Another important aspect of the problem is the imbalance between emotional categories in real-world datasets. In many cases, certain emotions such as neutral or happiness dominate the dataset, while others, such as fear or disgust, are underrepresented. This imbalance can negatively affect model performance, as machine learning algorithms tend to favor more frequent classes.</w:t>
+      </w:r>
+    </w:p>
+    <w:p>
+      <w:pPr>
+        <w:spacing w:line="360" w:lineRule="auto"/>
+        <w:jc w:val="both"/>
+        <w:rPr>
+          <w:rFonts w:ascii="Times New Roman" w:hAnsi="Times New Roman" w:cs="Times New Roman"/>
+          <w:sz w:val="28"/>
+          <w:szCs w:val="28"/>
+          <w:lang w:val="en-US"/>
+        </w:rPr>
+      </w:pPr>
+      <w:r>
+        <w:rPr>
+          <w:rFonts w:ascii="Times New Roman" w:hAnsi="Times New Roman" w:cs="Times New Roman"/>
+          <w:sz w:val="28"/>
+          <w:szCs w:val="28"/>
+          <w:lang w:val="en-US"/>
+        </w:rPr>
+        <w:t>Additionally, emotional interpretation in text is inherently subjective. Different annotators may interpret the same tweet differently depending on context, background knowledge, or personal perception. This subjectivity introduces uncertainty into the dataset and can limit the achievable performance of supervised learning models.</w:t>
+      </w:r>
+    </w:p>
+    <w:p>
+      <w:pPr>
+        <w:spacing w:line="360" w:lineRule="auto"/>
+        <w:jc w:val="both"/>
+        <w:rPr>
+          <w:rFonts w:ascii="Times New Roman" w:hAnsi="Times New Roman" w:cs="Times New Roman"/>
+          <w:sz w:val="28"/>
+          <w:szCs w:val="28"/>
+          <w:lang w:val="en-US"/>
+        </w:rPr>
+      </w:pPr>
+      <w:r>
+        <w:rPr>
+          <w:rFonts w:ascii="Times New Roman" w:hAnsi="Times New Roman" w:cs="Times New Roman"/>
+          <w:sz w:val="28"/>
+          <w:szCs w:val="28"/>
+          <w:lang w:val="en-US"/>
+        </w:rPr>
+        <w:t>Moreover, short texts such as tweets often lack sufficient contextual information, making it difficult even for humans to accurately determine the underlying emotion. This challenge is further amplified in sports discussions, where sarcasm, irony, and implicit references are common.</w:t>
+      </w:r>
+    </w:p>
+    <w:p>
+      <w:pPr>
+        <w:spacing w:line="360" w:lineRule="auto"/>
+        <w:jc w:val="both"/>
+        <w:rPr>
+          <w:rFonts w:ascii="Times New Roman" w:hAnsi="Times New Roman" w:cs="Times New Roman"/>
+          <w:sz w:val="28"/>
+          <w:szCs w:val="28"/>
+          <w:lang w:val="en-US"/>
+        </w:rPr>
+      </w:pPr>
+      <w:r>
+        <w:rPr>
+          <w:rFonts w:ascii="Times New Roman" w:hAnsi="Times New Roman" w:cs="Times New Roman"/>
+          <w:sz w:val="28"/>
+          <w:szCs w:val="28"/>
+          <w:lang w:val="en-US"/>
+        </w:rPr>
+        <w:t>These challenges highlight the need for approaches that can effectively capture contextual meaning while remaining robust to noise, ambiguity, and limited data availability. Transformer-based models such as BERT offer a promising solution due to their ability to model contextual relationships in text.</w:t>
+      </w:r>
+    </w:p>
+    <w:p>
+      <w:pPr>
+        <w:spacing w:line="360" w:lineRule="auto"/>
+        <w:jc w:val="both"/>
+        <w:rPr>
+          <w:rFonts w:ascii="Times New Roman" w:hAnsi="Times New Roman" w:cs="Times New Roman"/>
+          <w:sz w:val="28"/>
+          <w:szCs w:val="28"/>
+          <w:lang w:val="en-US"/>
+        </w:rPr>
+      </w:pPr>
     </w:p>
     <w:p>
       <w:pPr>
@@ -807,13 +1026,26 @@
           <w:lang w:val="en-US"/>
         </w:rPr>
       </w:pPr>
-      <w:r>
-        <w:rPr>
-          <w:rFonts w:ascii="Times New Roman" w:hAnsi="Times New Roman" w:cs="Times New Roman"/>
-          <w:sz w:val="28"/>
-          <w:szCs w:val="28"/>
-          <w:lang w:val="en-US"/>
-        </w:rPr>
+    </w:p>
+    <w:p>
+      <w:pPr>
+        <w:spacing w:line="360" w:lineRule="auto"/>
+        <w:jc w:val="both"/>
+        <w:rPr>
+          <w:rFonts w:ascii="Times New Roman" w:hAnsi="Times New Roman" w:cs="Times New Roman"/>
+          <w:sz w:val="28"/>
+          <w:szCs w:val="28"/>
+          <w:lang w:val="en-US"/>
+        </w:rPr>
+      </w:pPr>
+      <w:r>
+        <w:rPr>
+          <w:rFonts w:ascii="Times New Roman" w:hAnsi="Times New Roman" w:cs="Times New Roman"/>
+          <w:sz w:val="28"/>
+          <w:szCs w:val="28"/>
+          <w:lang w:val="en-US"/>
+        </w:rPr>
+        <w:lastRenderedPageBreak/>
         <w:t>The model will classify tweets into the following emotional categories:</w:t>
       </w:r>
     </w:p>
@@ -1017,6 +1249,27 @@
           <w:szCs w:val="28"/>
           <w:lang w:val="en-US"/>
         </w:rPr>
+        <w:t>In addition, this research aims to assess the applicability of transformer-based models in scenarios with relatively small, domain-specific datasets. The study also seeks to identify potential limitations of the proposed approach and provide insights into how emotion detection models can be improved for real-world applications.</w:t>
+      </w:r>
+    </w:p>
+    <w:p>
+      <w:pPr>
+        <w:spacing w:line="360" w:lineRule="auto"/>
+        <w:jc w:val="both"/>
+        <w:rPr>
+          <w:rFonts w:ascii="Times New Roman" w:hAnsi="Times New Roman" w:cs="Times New Roman"/>
+          <w:sz w:val="28"/>
+          <w:szCs w:val="28"/>
+          <w:lang w:val="en-US"/>
+        </w:rPr>
+      </w:pPr>
+      <w:r>
+        <w:rPr>
+          <w:rFonts w:ascii="Times New Roman" w:hAnsi="Times New Roman" w:cs="Times New Roman"/>
+          <w:sz w:val="28"/>
+          <w:szCs w:val="28"/>
+          <w:lang w:val="en-US"/>
+        </w:rPr>
         <w:t>1.4 Research Tasks</w:t>
       </w:r>
     </w:p>
@@ -1173,7 +1426,6 @@
           <w:szCs w:val="28"/>
           <w:lang w:val="en-US"/>
         </w:rPr>
-        <w:lastRenderedPageBreak/>
         <w:t>Implement a baseline machine learning model for emotion classification.</w:t>
       </w:r>
     </w:p>
@@ -1257,26 +1509,6 @@
     </w:p>
     <w:p>
       <w:pPr>
-        <w:jc w:val="both"/>
-        <w:rPr>
-          <w:rFonts w:ascii="Times New Roman" w:hAnsi="Times New Roman" w:cs="Times New Roman"/>
-          <w:sz w:val="28"/>
-          <w:szCs w:val="28"/>
-          <w:lang w:val="en-US"/>
-        </w:rPr>
-      </w:pPr>
-      <w:r>
-        <w:rPr>
-          <w:rFonts w:ascii="Times New Roman" w:hAnsi="Times New Roman" w:cs="Times New Roman"/>
-          <w:sz w:val="28"/>
-          <w:szCs w:val="28"/>
-          <w:lang w:val="en-US"/>
-        </w:rPr>
-        <w:br w:type="page"/>
-      </w:r>
-    </w:p>
-    <w:p>
-      <w:pPr>
         <w:spacing w:line="360" w:lineRule="auto"/>
         <w:jc w:val="both"/>
         <w:rPr>
@@ -1352,6 +1584,7 @@
           <w:szCs w:val="28"/>
           <w:lang w:val="en-US"/>
         </w:rPr>
+        <w:lastRenderedPageBreak/>
         <w:t>How effectively can a BERT-based model classify emotional expressions in Twitter text related to sports discussions?</w:t>
       </w:r>
     </w:p>
@@ -1585,7 +1818,6 @@
           <w:rFonts w:ascii="Times New Roman" w:hAnsi="Times New Roman" w:cs="Times New Roman"/>
           <w:sz w:val="28"/>
           <w:szCs w:val="28"/>
-          <w:lang w:val="en-US"/>
         </w:rPr>
       </w:pPr>
       <w:r>
@@ -1609,25 +1841,80 @@
           <w:lang w:val="en-US"/>
         </w:rPr>
       </w:pPr>
-    </w:p>
-    <w:p>
-      <w:pPr>
-        <w:spacing w:line="360" w:lineRule="auto"/>
-        <w:jc w:val="both"/>
-        <w:rPr>
-          <w:rFonts w:ascii="Times New Roman" w:hAnsi="Times New Roman" w:cs="Times New Roman"/>
-          <w:sz w:val="28"/>
-          <w:szCs w:val="28"/>
-          <w:lang w:val="en-US"/>
-        </w:rPr>
-      </w:pPr>
-      <w:r>
-        <w:rPr>
-          <w:rFonts w:ascii="Times New Roman" w:hAnsi="Times New Roman" w:cs="Times New Roman"/>
-          <w:sz w:val="28"/>
-          <w:szCs w:val="28"/>
-          <w:lang w:val="en-US"/>
-        </w:rPr>
+      <w:r>
+        <w:rPr>
+          <w:rFonts w:ascii="Times New Roman" w:hAnsi="Times New Roman" w:cs="Times New Roman"/>
+          <w:sz w:val="28"/>
+          <w:szCs w:val="28"/>
+          <w:lang w:val="en-US"/>
+        </w:rPr>
+        <w:t>Despite the progress achieved by lexicon-based and early machine learning approaches, emotion detection remains a challenging task due to the inherent ambiguity and variability of natural language. Words may carry different emotional meanings depending on context, and the same expression can convey different emotions in different situations. This is particularly evident in social media texts, where informal language, sarcasm, and implicit meaning are common.</w:t>
+      </w:r>
+    </w:p>
+    <w:p>
+      <w:pPr>
+        <w:spacing w:line="360" w:lineRule="auto"/>
+        <w:jc w:val="both"/>
+        <w:rPr>
+          <w:rFonts w:ascii="Times New Roman" w:hAnsi="Times New Roman" w:cs="Times New Roman"/>
+          <w:sz w:val="28"/>
+          <w:szCs w:val="28"/>
+          <w:lang w:val="en-US"/>
+        </w:rPr>
+      </w:pPr>
+      <w:r>
+        <w:rPr>
+          <w:rFonts w:ascii="Times New Roman" w:hAnsi="Times New Roman" w:cs="Times New Roman"/>
+          <w:sz w:val="28"/>
+          <w:szCs w:val="28"/>
+          <w:lang w:val="en-US"/>
+        </w:rPr>
+        <w:t>As a result, modern research increasingly focuses on context-aware models that are capable of capturing semantic relationships beyond individual words. This shift has led to the adoption of deep learning and transformer-based approaches, which are better suited for modeling complex linguistic patterns.</w:t>
+      </w:r>
+    </w:p>
+    <w:p>
+      <w:pPr>
+        <w:spacing w:line="360" w:lineRule="auto"/>
+        <w:jc w:val="both"/>
+        <w:rPr>
+          <w:rFonts w:ascii="Times New Roman" w:hAnsi="Times New Roman" w:cs="Times New Roman"/>
+          <w:sz w:val="28"/>
+          <w:szCs w:val="28"/>
+          <w:lang w:val="en-US"/>
+        </w:rPr>
+      </w:pPr>
+    </w:p>
+    <w:p>
+      <w:pPr>
+        <w:spacing w:line="360" w:lineRule="auto"/>
+        <w:jc w:val="both"/>
+        <w:rPr>
+          <w:rFonts w:ascii="Times New Roman" w:hAnsi="Times New Roman" w:cs="Times New Roman"/>
+          <w:sz w:val="28"/>
+          <w:szCs w:val="28"/>
+          <w:lang w:val="en-US"/>
+        </w:rPr>
+      </w:pPr>
+    </w:p>
+    <w:p>
+      <w:pPr>
+        <w:spacing w:line="360" w:lineRule="auto"/>
+        <w:jc w:val="both"/>
+        <w:rPr>
+          <w:rFonts w:ascii="Times New Roman" w:hAnsi="Times New Roman" w:cs="Times New Roman"/>
+          <w:sz w:val="28"/>
+          <w:szCs w:val="28"/>
+          <w:lang w:val="en-US"/>
+        </w:rPr>
+      </w:pPr>
+      <w:r>
+        <w:rPr>
+          <w:rFonts w:ascii="Times New Roman" w:hAnsi="Times New Roman" w:cs="Times New Roman"/>
+          <w:sz w:val="28"/>
+          <w:szCs w:val="28"/>
+          <w:lang w:val="en-US"/>
+        </w:rPr>
+        <w:lastRenderedPageBreak/>
         <w:t>2.2 Emotion Models and Emotion Taxonomies</w:t>
       </w:r>
     </w:p>
@@ -1691,8 +1978,97 @@
           <w:szCs w:val="28"/>
           <w:lang w:val="en-US"/>
         </w:rPr>
+        <w:t>These categories enable a more fine-grained representation of emotional expressions compared to traditional sentiment polarity classification. However, it is important to note that real-world emotional expressions are often not mutually exclusive. As highlighted by Emotion classification for short texts: an improved multi-label method, multiple emotions may co-occur within a single text instance. Despite this, many practical applications, including this study, adopt a single-label classification approach due to annotation constraints and model simplicity.</w:t>
+      </w:r>
+      <w:r>
+        <w:rPr>
+          <w:rFonts w:ascii="Times New Roman" w:hAnsi="Times New Roman" w:cs="Times New Roman"/>
+          <w:sz w:val="28"/>
+          <w:szCs w:val="28"/>
+          <w:lang w:val="en-US"/>
+        </w:rPr>
+        <w:t xml:space="preserve"> In addition, traditional models do not account for relationships between emotion labels or contextual dependencies between words. As noted in Liu et al. (2023), these limitations reduce their effectiveness in capturing complex emotional patterns, particularly in short and noisy texts such as tweets.</w:t>
+      </w:r>
+      <w:r>
+        <w:rPr>
+          <w:rFonts w:ascii="Times New Roman" w:hAnsi="Times New Roman" w:cs="Times New Roman"/>
+          <w:sz w:val="28"/>
+          <w:szCs w:val="28"/>
+          <w:lang w:val="en-US"/>
+        </w:rPr>
+        <w:t xml:space="preserve"> </w:t>
+      </w:r>
+    </w:p>
+    <w:p>
+      <w:pPr>
+        <w:spacing w:line="360" w:lineRule="auto"/>
+        <w:jc w:val="both"/>
+        <w:rPr>
+          <w:rFonts w:ascii="Times New Roman" w:hAnsi="Times New Roman" w:cs="Times New Roman"/>
+          <w:sz w:val="28"/>
+          <w:szCs w:val="28"/>
+          <w:lang w:val="en-US"/>
+        </w:rPr>
+      </w:pPr>
+      <w:r>
+        <w:rPr>
+          <w:rFonts w:ascii="Times New Roman" w:hAnsi="Times New Roman" w:cs="Times New Roman"/>
+          <w:sz w:val="28"/>
+          <w:szCs w:val="28"/>
+          <w:lang w:val="en-US"/>
+        </w:rPr>
+        <w:t>2.3 Traditional Machine Learning Methods</w:t>
+      </w:r>
+    </w:p>
+    <w:p>
+      <w:pPr>
+        <w:spacing w:line="360" w:lineRule="auto"/>
+        <w:jc w:val="both"/>
+        <w:rPr>
+          <w:rFonts w:ascii="Times New Roman" w:hAnsi="Times New Roman" w:cs="Times New Roman"/>
+          <w:sz w:val="28"/>
+          <w:szCs w:val="28"/>
+          <w:lang w:val="en-US"/>
+        </w:rPr>
+      </w:pPr>
+      <w:r>
+        <w:rPr>
+          <w:rFonts w:ascii="Times New Roman" w:hAnsi="Times New Roman" w:cs="Times New Roman"/>
+          <w:sz w:val="28"/>
+          <w:szCs w:val="28"/>
+          <w:lang w:val="en-US"/>
+        </w:rPr>
+        <w:t>Before the rise of deep learning, emotion classification tasks were typically addressed using traditional machine learning algorithms such as Naive Bayes, Support Vector Machines (SVM), and Logistic Regression.</w:t>
+      </w:r>
+    </w:p>
+    <w:p>
+      <w:pPr>
+        <w:spacing w:line="360" w:lineRule="auto"/>
+        <w:jc w:val="both"/>
+        <w:rPr>
+          <w:rFonts w:ascii="Times New Roman" w:hAnsi="Times New Roman" w:cs="Times New Roman"/>
+          <w:sz w:val="28"/>
+          <w:szCs w:val="28"/>
+        </w:rPr>
+      </w:pPr>
+      <w:r>
+        <w:rPr>
+          <w:rFonts w:ascii="Times New Roman" w:hAnsi="Times New Roman" w:cs="Times New Roman"/>
+          <w:sz w:val="28"/>
+          <w:szCs w:val="28"/>
+          <w:lang w:val="en-US"/>
+        </w:rPr>
+        <w:t xml:space="preserve">These methods relied on feature extraction techniques such as bag-of-words representations, n-grams, or TF-IDF features. Although these models were effective for many classification tasks, they relied heavily on manually designed features and </w:t>
+      </w:r>
+      <w:r>
+        <w:rPr>
+          <w:rFonts w:ascii="Times New Roman" w:hAnsi="Times New Roman" w:cs="Times New Roman"/>
+          <w:sz w:val="28"/>
+          <w:szCs w:val="28"/>
+          <w:lang w:val="en-US"/>
+        </w:rPr>
         <w:lastRenderedPageBreak/>
-        <w:t>These categories enable a more fine-grained representation of emotional expressions compared to traditional sentiment polarity classification. However, it is important to note that real-world emotional expressions are often not mutually exclusive. As highlighted by Emotion classification for short texts: an improved multi-label method, multiple emotions may co-occur within a single text instance. Despite this, many practical applications, including this study, adopt a single-label classification approach due to annotation constraints and model simplicity.</w:t>
+        <w:t>were limited in their ability to capture complex semantic relationships within text.</w:t>
       </w:r>
       <w:r>
         <w:rPr>
@@ -1710,7 +2086,7 @@
           <w:szCs w:val="28"/>
           <w:lang w:val="en-US"/>
         </w:rPr>
-        <w:t>In addition, traditional models do not account for relationships between emotion labels or contextual dependencies between words. As noted in Liu et al. (2023), these limitations reduce their effectiveness in capturing complex emotional patterns, particularly in short and noisy texts such as tweets.</w:t>
+        <w:t>Additionally, traditional models often struggled to capture contextual meaning and long-range dependencies between words.</w:t>
       </w:r>
       <w:r>
         <w:rPr>
@@ -1740,49 +2116,335 @@
           <w:szCs w:val="28"/>
           <w:lang w:val="en-US"/>
         </w:rPr>
-        <w:t>2.3 Traditional Machine Learning Methods</w:t>
-      </w:r>
-    </w:p>
-    <w:p>
-      <w:pPr>
-        <w:spacing w:line="360" w:lineRule="auto"/>
-        <w:jc w:val="both"/>
-        <w:rPr>
-          <w:rFonts w:ascii="Times New Roman" w:hAnsi="Times New Roman" w:cs="Times New Roman"/>
-          <w:sz w:val="28"/>
-          <w:szCs w:val="28"/>
-          <w:lang w:val="en-US"/>
-        </w:rPr>
-      </w:pPr>
-      <w:r>
-        <w:rPr>
-          <w:rFonts w:ascii="Times New Roman" w:hAnsi="Times New Roman" w:cs="Times New Roman"/>
-          <w:sz w:val="28"/>
-          <w:szCs w:val="28"/>
-          <w:lang w:val="en-US"/>
-        </w:rPr>
-        <w:t>Before the rise of deep learning, emotion classification tasks were typically addressed using traditional machine learning algorithms such as Naive Bayes, Support Vector Machines (SVM), and Logistic Regression.</w:t>
-      </w:r>
-    </w:p>
-    <w:p>
-      <w:pPr>
-        <w:spacing w:line="360" w:lineRule="auto"/>
-        <w:jc w:val="both"/>
-        <w:rPr>
-          <w:rFonts w:ascii="Times New Roman" w:hAnsi="Times New Roman" w:cs="Times New Roman"/>
-          <w:sz w:val="28"/>
-          <w:szCs w:val="28"/>
-          <w:lang w:val="en-US"/>
-        </w:rPr>
-      </w:pPr>
-      <w:r>
-        <w:rPr>
-          <w:rFonts w:ascii="Times New Roman" w:hAnsi="Times New Roman" w:cs="Times New Roman"/>
-          <w:sz w:val="28"/>
-          <w:szCs w:val="28"/>
-          <w:lang w:val="en-US"/>
-        </w:rPr>
-        <w:t>These methods relied on feature extraction techniques such as bag-of-words representations, n-grams, or TF-IDF features. Although these models were effective for many classification tasks, they relied heavily on manually designed features and were limited in their ability to capture complex semantic relationships within text.</w:t>
+        <w:t>While traditional machine learning methods provided a solid foundation for text classification tasks, their performance in emotion detection is inherently limited by the quality of feature engineering. Representations such as bag-of-words or TF-IDF fail to capture word order and contextual dependencies, which are essential for understanding emotional meaning.</w:t>
+      </w:r>
+    </w:p>
+    <w:p>
+      <w:pPr>
+        <w:spacing w:line="360" w:lineRule="auto"/>
+        <w:jc w:val="both"/>
+        <w:rPr>
+          <w:rFonts w:ascii="Times New Roman" w:hAnsi="Times New Roman" w:cs="Times New Roman"/>
+          <w:sz w:val="28"/>
+          <w:szCs w:val="28"/>
+          <w:lang w:val="en-US"/>
+        </w:rPr>
+      </w:pPr>
+      <w:r>
+        <w:rPr>
+          <w:rFonts w:ascii="Times New Roman" w:hAnsi="Times New Roman" w:cs="Times New Roman"/>
+          <w:sz w:val="28"/>
+          <w:szCs w:val="28"/>
+          <w:lang w:val="en-US"/>
+        </w:rPr>
+        <w:t>For example, phrases such as “not happy” and “happy” may be represented similarly in simple vector-based models, despite expressing opposite sentiments. This limitation becomes more pronounced in short texts, where subtle linguistic cues play a critical role. Consequently, the reliance on manually designed features restricts the scalability and generalization capability of traditional approaches.</w:t>
+      </w:r>
+    </w:p>
+    <w:p>
+      <w:pPr>
+        <w:spacing w:line="360" w:lineRule="auto"/>
+        <w:jc w:val="both"/>
+        <w:rPr>
+          <w:rFonts w:ascii="Times New Roman" w:hAnsi="Times New Roman" w:cs="Times New Roman"/>
+          <w:sz w:val="28"/>
+          <w:szCs w:val="28"/>
+          <w:lang w:val="en-US"/>
+        </w:rPr>
+      </w:pPr>
+    </w:p>
+    <w:p>
+      <w:pPr>
+        <w:spacing w:line="360" w:lineRule="auto"/>
+        <w:jc w:val="both"/>
+        <w:rPr>
+          <w:rFonts w:ascii="Times New Roman" w:hAnsi="Times New Roman" w:cs="Times New Roman"/>
+          <w:sz w:val="28"/>
+          <w:szCs w:val="28"/>
+          <w:lang w:val="en-US"/>
+        </w:rPr>
+      </w:pPr>
+      <w:r>
+        <w:rPr>
+          <w:rFonts w:ascii="Times New Roman" w:hAnsi="Times New Roman" w:cs="Times New Roman"/>
+          <w:sz w:val="28"/>
+          <w:szCs w:val="28"/>
+          <w:lang w:val="en-US"/>
+        </w:rPr>
+        <w:t>2.4 Deep Learning Approaches for Emotion Detection</w:t>
+      </w:r>
+    </w:p>
+    <w:p>
+      <w:pPr>
+        <w:spacing w:line="360" w:lineRule="auto"/>
+        <w:jc w:val="both"/>
+        <w:rPr>
+          <w:rFonts w:ascii="Times New Roman" w:hAnsi="Times New Roman" w:cs="Times New Roman"/>
+          <w:sz w:val="28"/>
+          <w:szCs w:val="28"/>
+          <w:lang w:val="en-US"/>
+        </w:rPr>
+      </w:pPr>
+      <w:r>
+        <w:rPr>
+          <w:rFonts w:ascii="Times New Roman" w:hAnsi="Times New Roman" w:cs="Times New Roman"/>
+          <w:sz w:val="28"/>
+          <w:szCs w:val="28"/>
+          <w:lang w:val="en-US"/>
+        </w:rPr>
+        <w:t>The introduction of deep learning significantly improved the performance of NLP systems. Neural network architectures such as Convolutional Neural Networks (CNNs) and Recurrent Neural Networks (RNNs) became widely used for text classification tasks.</w:t>
+      </w:r>
+    </w:p>
+    <w:p>
+      <w:pPr>
+        <w:spacing w:line="360" w:lineRule="auto"/>
+        <w:jc w:val="both"/>
+        <w:rPr>
+          <w:rFonts w:ascii="Times New Roman" w:hAnsi="Times New Roman" w:cs="Times New Roman"/>
+          <w:sz w:val="28"/>
+          <w:szCs w:val="28"/>
+        </w:rPr>
+      </w:pPr>
+      <w:r>
+        <w:rPr>
+          <w:rFonts w:ascii="Times New Roman" w:hAnsi="Times New Roman" w:cs="Times New Roman"/>
+          <w:sz w:val="28"/>
+          <w:szCs w:val="28"/>
+          <w:lang w:val="en-US"/>
+        </w:rPr>
+        <w:t>However, while these models improved performance compared to traditional approaches, they still process text sequentially, which limits their ability to capture global context efficiently. Furthermore, they do not explicitly model interactions between all words in a sentence, which can be critical for understanding emotional nuances in short texts.</w:t>
+      </w:r>
+    </w:p>
+    <w:p>
+      <w:pPr>
+        <w:spacing w:line="360" w:lineRule="auto"/>
+        <w:jc w:val="both"/>
+        <w:rPr>
+          <w:rFonts w:ascii="Times New Roman" w:hAnsi="Times New Roman" w:cs="Times New Roman"/>
+          <w:sz w:val="28"/>
+          <w:szCs w:val="28"/>
+          <w:lang w:val="en-US"/>
+        </w:rPr>
+      </w:pPr>
+      <w:r>
+        <w:rPr>
+          <w:rFonts w:ascii="Times New Roman" w:hAnsi="Times New Roman" w:cs="Times New Roman"/>
+          <w:sz w:val="28"/>
+          <w:szCs w:val="28"/>
+          <w:lang w:val="en-US"/>
+        </w:rPr>
+        <w:t xml:space="preserve">Although deep learning models such as CNNs and RNNs significantly improved performance by automatically learning feature representations, they still face several limitations. Recurrent models, including LSTMs, process text sequentially, which makes training computationally expensive and limits parallelization. Additionally, </w:t>
+      </w:r>
+      <w:r>
+        <w:rPr>
+          <w:rFonts w:ascii="Times New Roman" w:hAnsi="Times New Roman" w:cs="Times New Roman"/>
+          <w:sz w:val="28"/>
+          <w:szCs w:val="28"/>
+          <w:lang w:val="en-US"/>
+        </w:rPr>
+        <w:lastRenderedPageBreak/>
+        <w:t>they may struggle with long-range dependencies, as information from earlier parts of the sequence can degrade over time.</w:t>
+      </w:r>
+    </w:p>
+    <w:p>
+      <w:pPr>
+        <w:spacing w:line="360" w:lineRule="auto"/>
+        <w:jc w:val="both"/>
+        <w:rPr>
+          <w:rFonts w:ascii="Times New Roman" w:hAnsi="Times New Roman" w:cs="Times New Roman"/>
+          <w:sz w:val="28"/>
+          <w:szCs w:val="28"/>
+          <w:lang w:val="en-US"/>
+        </w:rPr>
+      </w:pPr>
+      <w:r>
+        <w:rPr>
+          <w:rFonts w:ascii="Times New Roman" w:hAnsi="Times New Roman" w:cs="Times New Roman"/>
+          <w:sz w:val="28"/>
+          <w:szCs w:val="28"/>
+          <w:lang w:val="en-US"/>
+        </w:rPr>
+        <w:t>Convolutional models, while efficient, focus primarily on local patterns and may fail to capture global context. These limitations highlight the need for architectures that can efficiently model both local and global relationships within text, leading to the development of transformer-based models.</w:t>
+      </w:r>
+    </w:p>
+    <w:p>
+      <w:pPr>
+        <w:spacing w:line="360" w:lineRule="auto"/>
+        <w:jc w:val="both"/>
+        <w:rPr>
+          <w:rFonts w:ascii="Times New Roman" w:hAnsi="Times New Roman" w:cs="Times New Roman"/>
+          <w:sz w:val="28"/>
+          <w:szCs w:val="28"/>
+          <w:lang w:val="en-US"/>
+        </w:rPr>
+      </w:pPr>
+    </w:p>
+    <w:p>
+      <w:pPr>
+        <w:spacing w:line="360" w:lineRule="auto"/>
+        <w:jc w:val="both"/>
+        <w:rPr>
+          <w:rFonts w:ascii="Times New Roman" w:hAnsi="Times New Roman" w:cs="Times New Roman"/>
+          <w:sz w:val="28"/>
+          <w:szCs w:val="28"/>
+          <w:lang w:val="en-US"/>
+        </w:rPr>
+      </w:pPr>
+      <w:r>
+        <w:rPr>
+          <w:rFonts w:ascii="Times New Roman" w:hAnsi="Times New Roman" w:cs="Times New Roman"/>
+          <w:sz w:val="28"/>
+          <w:szCs w:val="28"/>
+          <w:lang w:val="en-US"/>
+        </w:rPr>
+        <w:t>2.5 Transformer Architecture</w:t>
+      </w:r>
+    </w:p>
+    <w:p>
+      <w:pPr>
+        <w:spacing w:line="360" w:lineRule="auto"/>
+        <w:jc w:val="both"/>
+        <w:rPr>
+          <w:rFonts w:ascii="Times New Roman" w:hAnsi="Times New Roman" w:cs="Times New Roman"/>
+          <w:sz w:val="28"/>
+          <w:szCs w:val="28"/>
+          <w:lang w:val="en-US"/>
+        </w:rPr>
+      </w:pPr>
+      <w:r>
+        <w:rPr>
+          <w:rFonts w:ascii="Times New Roman" w:hAnsi="Times New Roman" w:cs="Times New Roman"/>
+          <w:sz w:val="28"/>
+          <w:szCs w:val="28"/>
+          <w:lang w:val="en-US"/>
+        </w:rPr>
+        <w:t>The Transformer architecture introduced a new paradigm in natural language processing. Instead of processing text sequentially, transformers use self-attention mechanisms to analyze relationships between all words in a sentence simultaneously.</w:t>
+      </w:r>
+    </w:p>
+    <w:p>
+      <w:pPr>
+        <w:spacing w:line="360" w:lineRule="auto"/>
+        <w:jc w:val="both"/>
+        <w:rPr>
+          <w:rFonts w:ascii="Times New Roman" w:hAnsi="Times New Roman" w:cs="Times New Roman"/>
+          <w:sz w:val="28"/>
+          <w:szCs w:val="28"/>
+        </w:rPr>
+      </w:pPr>
+      <w:r>
+        <w:rPr>
+          <w:rFonts w:ascii="Times New Roman" w:hAnsi="Times New Roman" w:cs="Times New Roman"/>
+          <w:sz w:val="28"/>
+          <w:szCs w:val="28"/>
+          <w:lang w:val="en-US"/>
+        </w:rPr>
+        <w:t>This approach allows models to better capture contextual relationships and long-distance dependencies between words. As a result, transformer-based models have achieved state-of-the-art performance in many NLP tasks including machine translation, question answering, and text classification.</w:t>
+      </w:r>
+    </w:p>
+    <w:p>
+      <w:pPr>
+        <w:spacing w:line="360" w:lineRule="auto"/>
+        <w:jc w:val="both"/>
+        <w:rPr>
+          <w:rFonts w:ascii="Times New Roman" w:hAnsi="Times New Roman" w:cs="Times New Roman"/>
+          <w:sz w:val="28"/>
+          <w:szCs w:val="28"/>
+          <w:lang w:val="en-US"/>
+        </w:rPr>
+      </w:pPr>
+      <w:r>
+        <w:rPr>
+          <w:rFonts w:ascii="Times New Roman" w:hAnsi="Times New Roman" w:cs="Times New Roman"/>
+          <w:sz w:val="28"/>
+          <w:szCs w:val="28"/>
+          <w:lang w:val="en-US"/>
+        </w:rPr>
+        <w:t>A key innovation of the transformer architecture is the self-attention mechanism, which enables the model to assign different levels of importance to different words in a sentence. This allows the model to dynamically focus on the most relevant parts of the text when making predictions.</w:t>
+      </w:r>
+    </w:p>
+    <w:p>
+      <w:pPr>
+        <w:spacing w:line="360" w:lineRule="auto"/>
+        <w:jc w:val="both"/>
+        <w:rPr>
+          <w:rFonts w:ascii="Times New Roman" w:hAnsi="Times New Roman" w:cs="Times New Roman"/>
+          <w:sz w:val="28"/>
+          <w:szCs w:val="28"/>
+          <w:lang w:val="en-US"/>
+        </w:rPr>
+      </w:pPr>
+      <w:r>
+        <w:rPr>
+          <w:rFonts w:ascii="Times New Roman" w:hAnsi="Times New Roman" w:cs="Times New Roman"/>
+          <w:sz w:val="28"/>
+          <w:szCs w:val="28"/>
+          <w:lang w:val="en-US"/>
+        </w:rPr>
+        <w:t>Unlike recurrent architectures, transformers process all tokens in parallel, which significantly improves computational efficiency and scalability. More importantly, self-attention allows the model to capture both short-range and long-range dependencies without relying on sequential processing. This capability is particularly important for emotion detection, where contextual relationships between words can significantly influence interpretation.</w:t>
+      </w:r>
+    </w:p>
+    <w:p>
+      <w:pPr>
+        <w:spacing w:line="360" w:lineRule="auto"/>
+        <w:jc w:val="both"/>
+        <w:rPr>
+          <w:rFonts w:ascii="Times New Roman" w:hAnsi="Times New Roman" w:cs="Times New Roman"/>
+          <w:sz w:val="28"/>
+          <w:szCs w:val="28"/>
+          <w:lang w:val="en-US"/>
+        </w:rPr>
+      </w:pPr>
+    </w:p>
+    <w:p>
+      <w:pPr>
+        <w:spacing w:line="360" w:lineRule="auto"/>
+        <w:jc w:val="both"/>
+        <w:rPr>
+          <w:rFonts w:ascii="Times New Roman" w:hAnsi="Times New Roman" w:cs="Times New Roman"/>
+          <w:sz w:val="28"/>
+          <w:szCs w:val="28"/>
+          <w:lang w:val="en-US"/>
+        </w:rPr>
+      </w:pPr>
+    </w:p>
+    <w:p>
+      <w:pPr>
+        <w:spacing w:line="360" w:lineRule="auto"/>
+        <w:jc w:val="both"/>
+        <w:rPr>
+          <w:rFonts w:ascii="Times New Roman" w:hAnsi="Times New Roman" w:cs="Times New Roman"/>
+          <w:sz w:val="28"/>
+          <w:szCs w:val="28"/>
+          <w:lang w:val="en-US"/>
+        </w:rPr>
+      </w:pPr>
+      <w:r>
+        <w:rPr>
+          <w:rFonts w:ascii="Times New Roman" w:hAnsi="Times New Roman" w:cs="Times New Roman"/>
+          <w:sz w:val="28"/>
+          <w:szCs w:val="28"/>
+          <w:lang w:val="en-US"/>
+        </w:rPr>
+        <w:t>2.6 BERT and Contextual Language Models</w:t>
+      </w:r>
+    </w:p>
+    <w:p>
+      <w:pPr>
+        <w:spacing w:line="360" w:lineRule="auto"/>
+        <w:jc w:val="both"/>
+        <w:rPr>
+          <w:rFonts w:ascii="Times New Roman" w:hAnsi="Times New Roman" w:cs="Times New Roman"/>
+          <w:sz w:val="28"/>
+          <w:szCs w:val="28"/>
+        </w:rPr>
+      </w:pPr>
+      <w:r>
+        <w:rPr>
+          <w:rFonts w:ascii="Times New Roman" w:hAnsi="Times New Roman" w:cs="Times New Roman"/>
+          <w:sz w:val="28"/>
+          <w:szCs w:val="28"/>
+          <w:lang w:val="en-US"/>
+        </w:rPr>
+        <w:t>BERT (Bidirectional Encoder Representations from Transformers), introduced by Devlin et al. in 2018, is one of the most influential transformer-based models. BERT is pre-trained on large text corpora using unsupervised learning objectives such as masked language modeling.</w:t>
       </w:r>
       <w:r>
         <w:rPr>
@@ -1800,70 +2462,318 @@
           <w:szCs w:val="28"/>
           <w:lang w:val="en-US"/>
         </w:rPr>
-        <w:t>Additionally, traditional models often struggled to capture contextual meaning and long-range dependencies between words.</w:t>
-      </w:r>
-    </w:p>
-    <w:p>
-      <w:pPr>
-        <w:spacing w:line="360" w:lineRule="auto"/>
-        <w:jc w:val="both"/>
-        <w:rPr>
-          <w:rFonts w:ascii="Times New Roman" w:hAnsi="Times New Roman" w:cs="Times New Roman"/>
-          <w:sz w:val="28"/>
-          <w:szCs w:val="28"/>
-          <w:lang w:val="en-US"/>
-        </w:rPr>
-      </w:pPr>
-      <w:r>
-        <w:rPr>
-          <w:rFonts w:ascii="Times New Roman" w:hAnsi="Times New Roman" w:cs="Times New Roman"/>
-          <w:sz w:val="28"/>
-          <w:szCs w:val="28"/>
-          <w:lang w:val="en-US"/>
-        </w:rPr>
-        <w:t>2.4 Deep Learning Approaches for Emotion Detection</w:t>
-      </w:r>
-    </w:p>
-    <w:p>
-      <w:pPr>
-        <w:spacing w:line="360" w:lineRule="auto"/>
-        <w:jc w:val="both"/>
-        <w:rPr>
-          <w:rFonts w:ascii="Times New Roman" w:hAnsi="Times New Roman" w:cs="Times New Roman"/>
-          <w:sz w:val="28"/>
-          <w:szCs w:val="28"/>
-          <w:lang w:val="en-US"/>
-        </w:rPr>
-      </w:pPr>
-      <w:r>
-        <w:rPr>
-          <w:rFonts w:ascii="Times New Roman" w:hAnsi="Times New Roman" w:cs="Times New Roman"/>
-          <w:sz w:val="28"/>
-          <w:szCs w:val="28"/>
-          <w:lang w:val="en-US"/>
-        </w:rPr>
-        <w:t>The introduction of deep learning significantly improved the performance of NLP systems. Neural network architectures such as Convolutional Neural Networks (CNNs) and Recurrent Neural Networks (RNNs) became widely used for text classification tasks.</w:t>
-      </w:r>
-    </w:p>
-    <w:p>
-      <w:pPr>
-        <w:spacing w:line="360" w:lineRule="auto"/>
-        <w:jc w:val="both"/>
-        <w:rPr>
-          <w:rFonts w:ascii="Times New Roman" w:hAnsi="Times New Roman" w:cs="Times New Roman"/>
-          <w:sz w:val="28"/>
-          <w:szCs w:val="28"/>
-          <w:lang w:val="en-US"/>
-        </w:rPr>
-      </w:pPr>
-      <w:r>
-        <w:rPr>
-          <w:rFonts w:ascii="Times New Roman" w:hAnsi="Times New Roman" w:cs="Times New Roman"/>
-          <w:sz w:val="28"/>
-          <w:szCs w:val="28"/>
-          <w:lang w:val="en-US"/>
-        </w:rPr>
-        <w:t xml:space="preserve">However, while these models improved performance compared to traditional approaches, they still process text sequentially, which limits their ability to capture </w:t>
+        <w:t>Unlike earlier models that processed text in a single direction, BERT analyzes text bidirectionally, which allows it to capture context from both the left and right sides of a word.</w:t>
+      </w:r>
+      <w:r>
+        <w:rPr>
+          <w:rFonts w:ascii="Times New Roman" w:hAnsi="Times New Roman" w:cs="Times New Roman"/>
+          <w:sz w:val="28"/>
+          <w:szCs w:val="28"/>
+          <w:lang w:val="en-US"/>
+        </w:rPr>
+        <w:t xml:space="preserve"> </w:t>
+      </w:r>
+      <w:r>
+        <w:rPr>
+          <w:rFonts w:ascii="Times New Roman" w:hAnsi="Times New Roman" w:cs="Times New Roman"/>
+          <w:sz w:val="28"/>
+          <w:szCs w:val="28"/>
+          <w:lang w:val="en-US"/>
+        </w:rPr>
+        <w:t>After pre-training, BERT can be fine-tuned for specific NLP tasks by adding a task-specific classification layer. This fine-tuning process allows the model to adapt to various tasks such as sentiment analysis, text classification, and emotion detection.</w:t>
+      </w:r>
+      <w:r>
+        <w:rPr>
+          <w:rFonts w:ascii="Times New Roman" w:hAnsi="Times New Roman" w:cs="Times New Roman"/>
+          <w:sz w:val="28"/>
+          <w:szCs w:val="28"/>
+          <w:lang w:val="en-US"/>
+        </w:rPr>
+        <w:t xml:space="preserve"> </w:t>
+      </w:r>
+      <w:r>
+        <w:rPr>
+          <w:rFonts w:ascii="Times New Roman" w:hAnsi="Times New Roman" w:cs="Times New Roman"/>
+          <w:sz w:val="28"/>
+          <w:szCs w:val="28"/>
+          <w:lang w:val="en-US"/>
+        </w:rPr>
+        <w:t>Recent studies have demonstrated that BERT-based models outperform traditional and recurrent neural network approaches in emotion classification tasks, particularly when fine-tuned on domain-specific datasets. Transfer learning enables these models to generalize well even when the available labeled data is limited.</w:t>
+      </w:r>
+    </w:p>
+    <w:p>
+      <w:pPr>
+        <w:spacing w:line="360" w:lineRule="auto"/>
+        <w:jc w:val="both"/>
+        <w:rPr>
+          <w:rFonts w:ascii="Times New Roman" w:hAnsi="Times New Roman" w:cs="Times New Roman"/>
+          <w:sz w:val="28"/>
+          <w:szCs w:val="28"/>
+          <w:lang w:val="en-US"/>
+        </w:rPr>
+      </w:pPr>
+      <w:r>
+        <w:rPr>
+          <w:rFonts w:ascii="Times New Roman" w:hAnsi="Times New Roman" w:cs="Times New Roman"/>
+          <w:sz w:val="28"/>
+          <w:szCs w:val="28"/>
+          <w:lang w:val="en-US"/>
+        </w:rPr>
+        <w:t>One of the key advantages of BERT is its ability to leverage transfer learning. By pre-training on large-scale corpora, the model learns general linguistic representations that can be adapted to specific downstream tasks with relatively small amounts of labeled data. This is particularly beneficial in scenarios where annotated datasets are limited, as is often the case in domain-specific applications.</w:t>
+      </w:r>
+    </w:p>
+    <w:p>
+      <w:pPr>
+        <w:spacing w:line="360" w:lineRule="auto"/>
+        <w:jc w:val="both"/>
+        <w:rPr>
+          <w:rFonts w:ascii="Times New Roman" w:hAnsi="Times New Roman" w:cs="Times New Roman"/>
+          <w:sz w:val="28"/>
+          <w:szCs w:val="28"/>
+          <w:lang w:val="en-US"/>
+        </w:rPr>
+      </w:pPr>
+      <w:r>
+        <w:rPr>
+          <w:rFonts w:ascii="Times New Roman" w:hAnsi="Times New Roman" w:cs="Times New Roman"/>
+          <w:sz w:val="28"/>
+          <w:szCs w:val="28"/>
+          <w:lang w:val="en-US"/>
+        </w:rPr>
+        <w:t>Furthermore, BERT’s bidirectional nature allows it to better understand context compared to unidirectional models. For example, the meaning of a word can depend on both preceding and following words, which is critical for accurately interpreting emotional expressions.</w:t>
+      </w:r>
+    </w:p>
+    <w:p>
+      <w:pPr>
+        <w:spacing w:line="360" w:lineRule="auto"/>
+        <w:jc w:val="both"/>
+        <w:rPr>
+          <w:rFonts w:ascii="Times New Roman" w:hAnsi="Times New Roman" w:cs="Times New Roman"/>
+          <w:sz w:val="28"/>
+          <w:szCs w:val="28"/>
+          <w:lang w:val="en-US"/>
+        </w:rPr>
+      </w:pPr>
+      <w:r>
+        <w:rPr>
+          <w:rFonts w:ascii="Times New Roman" w:hAnsi="Times New Roman" w:cs="Times New Roman"/>
+          <w:sz w:val="28"/>
+          <w:szCs w:val="28"/>
+          <w:lang w:val="en-US"/>
+        </w:rPr>
+        <w:t>However, despite its strong performance, BERT also has limitations. It requires significant computational resources for training and inference, and its performance can be sensitive to dataset quality and class imbalance. These factors must be considered when applying BERT to real-world tasks.</w:t>
+      </w:r>
+    </w:p>
+    <w:p>
+      <w:pPr>
+        <w:spacing w:line="360" w:lineRule="auto"/>
+        <w:jc w:val="both"/>
+        <w:rPr>
+          <w:rFonts w:ascii="Times New Roman" w:hAnsi="Times New Roman" w:cs="Times New Roman"/>
+          <w:sz w:val="28"/>
+          <w:szCs w:val="28"/>
+          <w:lang w:val="en-US"/>
+        </w:rPr>
+      </w:pPr>
+    </w:p>
+    <w:p>
+      <w:pPr>
+        <w:spacing w:line="360" w:lineRule="auto"/>
+        <w:jc w:val="both"/>
+        <w:rPr>
+          <w:rFonts w:ascii="Times New Roman" w:hAnsi="Times New Roman" w:cs="Times New Roman"/>
+          <w:sz w:val="28"/>
+          <w:szCs w:val="28"/>
+          <w:lang w:val="en-US"/>
+        </w:rPr>
+      </w:pPr>
+    </w:p>
+    <w:p>
+      <w:pPr>
+        <w:spacing w:line="360" w:lineRule="auto"/>
+        <w:jc w:val="both"/>
+        <w:rPr>
+          <w:rFonts w:ascii="Times New Roman" w:hAnsi="Times New Roman" w:cs="Times New Roman"/>
+          <w:sz w:val="28"/>
+          <w:szCs w:val="28"/>
+          <w:lang w:val="en-US"/>
+        </w:rPr>
+      </w:pPr>
+      <w:r>
+        <w:rPr>
+          <w:rFonts w:ascii="Times New Roman" w:hAnsi="Times New Roman" w:cs="Times New Roman"/>
+          <w:sz w:val="28"/>
+          <w:szCs w:val="28"/>
+          <w:lang w:val="en-US"/>
+        </w:rPr>
+        <w:t>2.7 Emotion Detection in Social Media</w:t>
+      </w:r>
+    </w:p>
+    <w:p>
+      <w:pPr>
+        <w:spacing w:line="360" w:lineRule="auto"/>
+        <w:jc w:val="both"/>
+        <w:rPr>
+          <w:rFonts w:ascii="Times New Roman" w:hAnsi="Times New Roman" w:cs="Times New Roman"/>
+          <w:sz w:val="28"/>
+          <w:szCs w:val="28"/>
+          <w:lang w:val="en-US"/>
+        </w:rPr>
+      </w:pPr>
+      <w:r>
+        <w:rPr>
+          <w:rFonts w:ascii="Times New Roman" w:hAnsi="Times New Roman" w:cs="Times New Roman"/>
+          <w:sz w:val="28"/>
+          <w:szCs w:val="28"/>
+          <w:lang w:val="en-US"/>
+        </w:rPr>
+        <w:t>Social media platforms provide a large volume of user-generated content that can be used to study emotional expressions. However, social media texts present unique challenges due to their informal structure and frequent use of slang, abbreviations, hashtags, and emojis.</w:t>
+      </w:r>
+      <w:r>
+        <w:rPr>
+          <w:rFonts w:ascii="Times New Roman" w:hAnsi="Times New Roman" w:cs="Times New Roman"/>
+          <w:sz w:val="28"/>
+          <w:szCs w:val="28"/>
+          <w:lang w:val="en-US"/>
+        </w:rPr>
+        <w:t xml:space="preserve"> </w:t>
+      </w:r>
+      <w:r>
+        <w:rPr>
+          <w:rFonts w:ascii="Times New Roman" w:hAnsi="Times New Roman" w:cs="Times New Roman"/>
+          <w:sz w:val="28"/>
+          <w:szCs w:val="28"/>
+          <w:lang w:val="en-US"/>
+        </w:rPr>
+        <w:t>Sports-related discussions on social media are particularly rich in emotional content. Users often react emotionally to match results, player performance, or controversial decisions during games.</w:t>
+      </w:r>
+    </w:p>
+    <w:p>
+      <w:pPr>
+        <w:spacing w:line="360" w:lineRule="auto"/>
+        <w:jc w:val="both"/>
+        <w:rPr>
+          <w:rFonts w:ascii="Times New Roman" w:hAnsi="Times New Roman" w:cs="Times New Roman"/>
+          <w:sz w:val="28"/>
+          <w:szCs w:val="28"/>
+        </w:rPr>
+      </w:pPr>
+      <w:r>
+        <w:rPr>
+          <w:rFonts w:ascii="Times New Roman" w:hAnsi="Times New Roman" w:cs="Times New Roman"/>
+          <w:sz w:val="28"/>
+          <w:szCs w:val="28"/>
+          <w:lang w:val="en-US"/>
+        </w:rPr>
+        <w:t>Recent research has explored the use of transformer-based models for analyzing emotions in social media texts. These models demonstrate strong performance due to their ability to capture contextual meaning even in noisy text.</w:t>
+      </w:r>
+    </w:p>
+    <w:p>
+      <w:pPr>
+        <w:spacing w:line="360" w:lineRule="auto"/>
+        <w:jc w:val="both"/>
+        <w:rPr>
+          <w:rFonts w:ascii="Times New Roman" w:hAnsi="Times New Roman" w:cs="Times New Roman"/>
+          <w:sz w:val="28"/>
+          <w:szCs w:val="28"/>
+          <w:lang w:val="en-US"/>
+        </w:rPr>
+      </w:pPr>
+      <w:r>
+        <w:rPr>
+          <w:rFonts w:ascii="Times New Roman" w:hAnsi="Times New Roman" w:cs="Times New Roman"/>
+          <w:sz w:val="28"/>
+          <w:szCs w:val="28"/>
+          <w:lang w:val="en-US"/>
+        </w:rPr>
+        <w:t>In addition to linguistic challenges, social media data introduces structural and contextual complexities. Tweets often include hashtags, mentions, and emojis, which can carry important emotional signals but are difficult to interpret using traditional text processing methods.</w:t>
+      </w:r>
+    </w:p>
+    <w:p>
+      <w:pPr>
+        <w:spacing w:line="360" w:lineRule="auto"/>
+        <w:jc w:val="both"/>
+        <w:rPr>
+          <w:rFonts w:ascii="Times New Roman" w:hAnsi="Times New Roman" w:cs="Times New Roman"/>
+          <w:sz w:val="28"/>
+          <w:szCs w:val="28"/>
+          <w:lang w:val="en-US"/>
+        </w:rPr>
+      </w:pPr>
+      <w:r>
+        <w:rPr>
+          <w:rFonts w:ascii="Times New Roman" w:hAnsi="Times New Roman" w:cs="Times New Roman"/>
+          <w:sz w:val="28"/>
+          <w:szCs w:val="28"/>
+          <w:lang w:val="en-US"/>
+        </w:rPr>
+        <w:t>Moreover, the presence of sarcasm and irony further complicates emotion detection. For instance, a seemingly positive statement may convey a negative emotion depending on context. These characteristics require models that can effectively integrate contextual and semantic information, reinforcing the suitability of transformer-based approaches for this domain.</w:t>
+      </w:r>
+    </w:p>
+    <w:p>
+      <w:pPr>
+        <w:spacing w:line="360" w:lineRule="auto"/>
+        <w:jc w:val="both"/>
+        <w:rPr>
+          <w:rFonts w:ascii="Times New Roman" w:hAnsi="Times New Roman" w:cs="Times New Roman"/>
+          <w:sz w:val="28"/>
+          <w:szCs w:val="28"/>
+          <w:lang w:val="en-US"/>
+        </w:rPr>
+      </w:pPr>
+    </w:p>
+    <w:p>
+      <w:pPr>
+        <w:spacing w:line="360" w:lineRule="auto"/>
+        <w:jc w:val="both"/>
+        <w:rPr>
+          <w:rFonts w:ascii="Times New Roman" w:hAnsi="Times New Roman" w:cs="Times New Roman"/>
+          <w:sz w:val="28"/>
+          <w:szCs w:val="28"/>
+          <w:lang w:val="en-US"/>
+        </w:rPr>
+      </w:pPr>
+    </w:p>
+    <w:p>
+      <w:pPr>
+        <w:spacing w:line="360" w:lineRule="auto"/>
+        <w:jc w:val="both"/>
+        <w:rPr>
+          <w:rFonts w:ascii="Times New Roman" w:hAnsi="Times New Roman" w:cs="Times New Roman"/>
+          <w:sz w:val="28"/>
+          <w:szCs w:val="28"/>
+          <w:lang w:val="en-US"/>
+        </w:rPr>
+      </w:pPr>
+      <w:r>
+        <w:rPr>
+          <w:rFonts w:ascii="Times New Roman" w:hAnsi="Times New Roman" w:cs="Times New Roman"/>
+          <w:sz w:val="28"/>
+          <w:szCs w:val="28"/>
+          <w:lang w:val="en-US"/>
+        </w:rPr>
+        <w:t>2.8 Research Gap</w:t>
+      </w:r>
+    </w:p>
+    <w:p>
+      <w:pPr>
+        <w:spacing w:line="360" w:lineRule="auto"/>
+        <w:jc w:val="both"/>
+        <w:rPr>
+          <w:rFonts w:ascii="Times New Roman" w:hAnsi="Times New Roman" w:cs="Times New Roman"/>
+          <w:sz w:val="28"/>
+          <w:szCs w:val="28"/>
+          <w:lang w:val="en-US"/>
+        </w:rPr>
+      </w:pPr>
+      <w:r>
+        <w:rPr>
+          <w:rFonts w:ascii="Times New Roman" w:hAnsi="Times New Roman" w:cs="Times New Roman"/>
+          <w:sz w:val="28"/>
+          <w:szCs w:val="28"/>
+          <w:lang w:val="en-US"/>
+        </w:rPr>
+        <w:t xml:space="preserve">Although transformer-based models have achieved strong performance in emotion detection tasks, many existing studies rely on large-scale benchmark datasets and </w:t>
       </w:r>
       <w:r>
         <w:rPr>
@@ -1873,191 +2783,165 @@
           <w:lang w:val="en-US"/>
         </w:rPr>
         <w:lastRenderedPageBreak/>
-        <w:t>global context efficiently. Furthermore, they do not explicitly model interactions between all words in a sentence, which can be critical for understanding emotional nuances in short texts.</w:t>
-      </w:r>
-    </w:p>
-    <w:p>
-      <w:pPr>
-        <w:spacing w:line="360" w:lineRule="auto"/>
-        <w:jc w:val="both"/>
-        <w:rPr>
-          <w:rFonts w:ascii="Times New Roman" w:hAnsi="Times New Roman" w:cs="Times New Roman"/>
-          <w:sz w:val="28"/>
-          <w:szCs w:val="28"/>
-          <w:lang w:val="en-US"/>
-        </w:rPr>
-      </w:pPr>
-      <w:r>
-        <w:rPr>
-          <w:rFonts w:ascii="Times New Roman" w:hAnsi="Times New Roman" w:cs="Times New Roman"/>
-          <w:sz w:val="28"/>
-          <w:szCs w:val="28"/>
-          <w:lang w:val="en-US"/>
-        </w:rPr>
-        <w:t>2.5 Transformer Architecture</w:t>
-      </w:r>
-    </w:p>
-    <w:p>
-      <w:pPr>
-        <w:spacing w:line="360" w:lineRule="auto"/>
-        <w:jc w:val="both"/>
-        <w:rPr>
-          <w:rFonts w:ascii="Times New Roman" w:hAnsi="Times New Roman" w:cs="Times New Roman"/>
-          <w:sz w:val="28"/>
-          <w:szCs w:val="28"/>
-          <w:lang w:val="en-US"/>
-        </w:rPr>
-      </w:pPr>
-      <w:r>
-        <w:rPr>
-          <w:rFonts w:ascii="Times New Roman" w:hAnsi="Times New Roman" w:cs="Times New Roman"/>
-          <w:sz w:val="28"/>
-          <w:szCs w:val="28"/>
-          <w:lang w:val="en-US"/>
-        </w:rPr>
-        <w:t>The Transformer architecture introduced a new paradigm in natural language processing. Instead of processing text sequentially, transformers use self-attention mechanisms to analyze relationships between all words in a sentence simultaneously.</w:t>
-      </w:r>
-    </w:p>
-    <w:p>
-      <w:pPr>
-        <w:spacing w:line="360" w:lineRule="auto"/>
-        <w:jc w:val="both"/>
-        <w:rPr>
-          <w:rFonts w:ascii="Times New Roman" w:hAnsi="Times New Roman" w:cs="Times New Roman"/>
-          <w:sz w:val="28"/>
-          <w:szCs w:val="28"/>
-          <w:lang w:val="en-US"/>
-        </w:rPr>
-      </w:pPr>
-      <w:r>
-        <w:rPr>
-          <w:rFonts w:ascii="Times New Roman" w:hAnsi="Times New Roman" w:cs="Times New Roman"/>
-          <w:sz w:val="28"/>
-          <w:szCs w:val="28"/>
-          <w:lang w:val="en-US"/>
-        </w:rPr>
-        <w:t>This approach allows models to better capture contextual relationships and long-distance dependencies between words. As a result, transformer-based models have achieved state-of-the-art performance in many NLP tasks including machine translation, question answering, and text classification.</w:t>
-      </w:r>
-    </w:p>
-    <w:p>
-      <w:pPr>
-        <w:spacing w:line="360" w:lineRule="auto"/>
-        <w:jc w:val="both"/>
-        <w:rPr>
-          <w:rFonts w:ascii="Times New Roman" w:hAnsi="Times New Roman" w:cs="Times New Roman"/>
-          <w:sz w:val="28"/>
-          <w:szCs w:val="28"/>
-          <w:lang w:val="en-US"/>
-        </w:rPr>
-      </w:pPr>
-    </w:p>
-    <w:p>
-      <w:pPr>
-        <w:spacing w:line="360" w:lineRule="auto"/>
-        <w:jc w:val="both"/>
-        <w:rPr>
-          <w:rFonts w:ascii="Times New Roman" w:hAnsi="Times New Roman" w:cs="Times New Roman"/>
-          <w:sz w:val="28"/>
-          <w:szCs w:val="28"/>
-          <w:lang w:val="en-US"/>
-        </w:rPr>
-      </w:pPr>
-      <w:r>
-        <w:rPr>
-          <w:rFonts w:ascii="Times New Roman" w:hAnsi="Times New Roman" w:cs="Times New Roman"/>
-          <w:sz w:val="28"/>
-          <w:szCs w:val="28"/>
-          <w:lang w:val="en-US"/>
-        </w:rPr>
-        <w:t>2.6 BERT and Contextual Language Models</w:t>
-      </w:r>
-    </w:p>
-    <w:p>
-      <w:pPr>
-        <w:spacing w:line="360" w:lineRule="auto"/>
-        <w:jc w:val="both"/>
-        <w:rPr>
-          <w:rFonts w:ascii="Times New Roman" w:hAnsi="Times New Roman" w:cs="Times New Roman"/>
-          <w:sz w:val="28"/>
-          <w:szCs w:val="28"/>
-          <w:lang w:val="en-US"/>
-        </w:rPr>
-      </w:pPr>
-      <w:r>
-        <w:rPr>
-          <w:rFonts w:ascii="Times New Roman" w:hAnsi="Times New Roman" w:cs="Times New Roman"/>
-          <w:sz w:val="28"/>
-          <w:szCs w:val="28"/>
-          <w:lang w:val="en-US"/>
-        </w:rPr>
-        <w:t>BERT (Bidirectional Encoder Representations from Transformers), introduced by Devlin et al. in 2018, is one of the most influential transformer-based models. BERT is pre-trained on large text corpora using unsupervised learning objectives such as masked language modeling.</w:t>
-      </w:r>
-      <w:r>
-        <w:rPr>
-          <w:rFonts w:ascii="Times New Roman" w:hAnsi="Times New Roman" w:cs="Times New Roman"/>
-          <w:sz w:val="28"/>
-          <w:szCs w:val="28"/>
-          <w:lang w:val="en-US"/>
-        </w:rPr>
-        <w:t xml:space="preserve"> </w:t>
-      </w:r>
-      <w:r>
-        <w:rPr>
-          <w:rFonts w:ascii="Times New Roman" w:hAnsi="Times New Roman" w:cs="Times New Roman"/>
-          <w:sz w:val="28"/>
-          <w:szCs w:val="28"/>
-          <w:lang w:val="en-US"/>
-        </w:rPr>
-        <w:t>Unlike earlier models that processed text in a single direction, BERT analyzes text bidirectionally, which allows it to capture context from both the left and right sides of a word.</w:t>
-      </w:r>
-      <w:r>
-        <w:rPr>
-          <w:rFonts w:ascii="Times New Roman" w:hAnsi="Times New Roman" w:cs="Times New Roman"/>
-          <w:sz w:val="28"/>
-          <w:szCs w:val="28"/>
-          <w:lang w:val="en-US"/>
-        </w:rPr>
-        <w:t xml:space="preserve"> </w:t>
-      </w:r>
-      <w:r>
-        <w:rPr>
-          <w:rFonts w:ascii="Times New Roman" w:hAnsi="Times New Roman" w:cs="Times New Roman"/>
-          <w:sz w:val="28"/>
-          <w:szCs w:val="28"/>
-          <w:lang w:val="en-US"/>
-        </w:rPr>
-        <w:t>After pre-training, BERT can be fine-tuned for specific NLP tasks by adding a task-specific classification layer. This fine-tuning process allows the model to adapt to various tasks such as sentiment analysis, text classification, and emotion detection.</w:t>
-      </w:r>
-      <w:r>
-        <w:rPr>
-          <w:rFonts w:ascii="Times New Roman" w:hAnsi="Times New Roman" w:cs="Times New Roman"/>
-          <w:sz w:val="28"/>
-          <w:szCs w:val="28"/>
-          <w:lang w:val="en-US"/>
-        </w:rPr>
-        <w:t xml:space="preserve"> </w:t>
-      </w:r>
-      <w:r>
-        <w:rPr>
-          <w:rFonts w:ascii="Times New Roman" w:hAnsi="Times New Roman" w:cs="Times New Roman"/>
-          <w:sz w:val="28"/>
-          <w:szCs w:val="28"/>
-          <w:lang w:val="en-US"/>
-        </w:rPr>
-        <w:t>Recent studies have demonstrated that BERT-based models outperform traditional and recurrent neural network approaches in emotion classification tasks, particularly when fine-tuned on domain-specific datasets. Transfer learning enables these models to generalize well even when the available labeled data is limited.</w:t>
-      </w:r>
-    </w:p>
-    <w:p>
-      <w:pPr>
-        <w:spacing w:line="360" w:lineRule="auto"/>
-        <w:jc w:val="both"/>
-        <w:rPr>
-          <w:rFonts w:ascii="Times New Roman" w:hAnsi="Times New Roman" w:cs="Times New Roman"/>
-          <w:sz w:val="28"/>
-          <w:szCs w:val="28"/>
-          <w:lang w:val="en-US"/>
-        </w:rPr>
-      </w:pPr>
+        <w:t>complex multi-label architectures. In practice, however, real-world applications often involve smaller, domain-specific datasets with limited annotations.</w:t>
+      </w:r>
+    </w:p>
+    <w:p>
+      <w:pPr>
+        <w:spacing w:line="360" w:lineRule="auto"/>
+        <w:jc w:val="both"/>
+        <w:rPr>
+          <w:rFonts w:ascii="Times New Roman" w:hAnsi="Times New Roman" w:cs="Times New Roman"/>
+          <w:sz w:val="28"/>
+          <w:szCs w:val="28"/>
+          <w:lang w:val="en-US"/>
+        </w:rPr>
+      </w:pPr>
+      <w:r>
+        <w:rPr>
+          <w:rFonts w:ascii="Times New Roman" w:hAnsi="Times New Roman" w:cs="Times New Roman"/>
+          <w:sz w:val="28"/>
+          <w:szCs w:val="28"/>
+          <w:lang w:val="en-US"/>
+        </w:rPr>
+        <w:t>Furthermore, while multi-label approaches provide a more realistic representation of emotional expression, they require more complex annotation procedures and model configurations. This creates a trade-off between model expressiveness and practical feasibility.</w:t>
+      </w:r>
+    </w:p>
+    <w:p>
+      <w:pPr>
+        <w:spacing w:line="360" w:lineRule="auto"/>
+        <w:jc w:val="both"/>
+        <w:rPr>
+          <w:rFonts w:ascii="Times New Roman" w:hAnsi="Times New Roman" w:cs="Times New Roman"/>
+          <w:sz w:val="28"/>
+          <w:szCs w:val="28"/>
+          <w:lang w:val="en-US"/>
+        </w:rPr>
+      </w:pPr>
+      <w:r>
+        <w:rPr>
+          <w:rFonts w:ascii="Times New Roman" w:hAnsi="Times New Roman" w:cs="Times New Roman"/>
+          <w:sz w:val="28"/>
+          <w:szCs w:val="28"/>
+          <w:lang w:val="en-US"/>
+        </w:rPr>
+        <w:t>In addition, sports-related social media data, particularly in niche domains such as volleyball, remains underexplored in existing research.</w:t>
+      </w:r>
+    </w:p>
+    <w:p>
+      <w:pPr>
+        <w:spacing w:line="360" w:lineRule="auto"/>
+        <w:jc w:val="both"/>
+        <w:rPr>
+          <w:rFonts w:ascii="Times New Roman" w:hAnsi="Times New Roman" w:cs="Times New Roman"/>
+          <w:sz w:val="28"/>
+          <w:szCs w:val="28"/>
+        </w:rPr>
+      </w:pPr>
+      <w:r>
+        <w:rPr>
+          <w:rFonts w:ascii="Times New Roman" w:hAnsi="Times New Roman" w:cs="Times New Roman"/>
+          <w:sz w:val="28"/>
+          <w:szCs w:val="28"/>
+          <w:lang w:val="en-US"/>
+        </w:rPr>
+        <w:t>This study addresses these gaps by focusing on a moderate-sized, domain-specific dataset of volleyball-related tweets and evaluating the effectiveness of a fine-tuned BERT model using a single-label classification approach. The work aims to provide a balance between model performance and practical applicability.</w:t>
+      </w:r>
+    </w:p>
+    <w:p>
+      <w:pPr>
+        <w:spacing w:line="360" w:lineRule="auto"/>
+        <w:jc w:val="both"/>
+        <w:rPr>
+          <w:rFonts w:ascii="Times New Roman" w:hAnsi="Times New Roman" w:cs="Times New Roman"/>
+          <w:sz w:val="28"/>
+          <w:szCs w:val="28"/>
+          <w:lang w:val="en-US"/>
+        </w:rPr>
+      </w:pPr>
+      <w:r>
+        <w:rPr>
+          <w:rFonts w:ascii="Times New Roman" w:hAnsi="Times New Roman" w:cs="Times New Roman"/>
+          <w:sz w:val="28"/>
+          <w:szCs w:val="28"/>
+          <w:lang w:val="en-US"/>
+        </w:rPr>
+        <w:t>In addition, existing studies often prioritize model complexity and performance on benchmark datasets, while paying less attention to practical constraints such as annotation cost and dataset availability. In real-world scenarios, especially in niche domains like sports analytics, researchers must work with relatively small and noisy datasets.</w:t>
+      </w:r>
+    </w:p>
+    <w:p>
+      <w:pPr>
+        <w:spacing w:line="360" w:lineRule="auto"/>
+        <w:jc w:val="both"/>
+        <w:rPr>
+          <w:rFonts w:ascii="Times New Roman" w:hAnsi="Times New Roman" w:cs="Times New Roman"/>
+          <w:sz w:val="28"/>
+          <w:szCs w:val="28"/>
+        </w:rPr>
+      </w:pPr>
+      <w:r>
+        <w:rPr>
+          <w:rFonts w:ascii="Times New Roman" w:hAnsi="Times New Roman" w:cs="Times New Roman"/>
+          <w:sz w:val="28"/>
+          <w:szCs w:val="28"/>
+          <w:lang w:val="en-US"/>
+        </w:rPr>
+        <w:t>This creates a gap between theoretical model capabilities and practical applicability. Therefore, there is a need to evaluate whether state-of-the-art models such as BERT can maintain strong performance under realistic conditions, including limited data and domain-specific language.</w:t>
+      </w:r>
+    </w:p>
+    <w:p>
+      <w:pPr>
+        <w:spacing w:line="360" w:lineRule="auto"/>
+        <w:jc w:val="both"/>
+        <w:rPr>
+          <w:rFonts w:ascii="Times New Roman" w:hAnsi="Times New Roman" w:cs="Times New Roman"/>
+          <w:sz w:val="28"/>
+          <w:szCs w:val="28"/>
+          <w:lang w:val="en-US"/>
+        </w:rPr>
+      </w:pPr>
+    </w:p>
+    <w:p>
+      <w:pPr>
+        <w:spacing w:line="360" w:lineRule="auto"/>
+        <w:jc w:val="both"/>
+        <w:rPr>
+          <w:rFonts w:ascii="Times New Roman" w:hAnsi="Times New Roman" w:cs="Times New Roman"/>
+          <w:sz w:val="28"/>
+          <w:szCs w:val="28"/>
+          <w:lang w:val="en-US"/>
+        </w:rPr>
+      </w:pPr>
+      <w:r>
+        <w:rPr>
+          <w:rFonts w:ascii="Times New Roman" w:hAnsi="Times New Roman" w:cs="Times New Roman"/>
+          <w:sz w:val="28"/>
+          <w:szCs w:val="28"/>
+          <w:lang w:val="en-US"/>
+        </w:rPr>
+        <w:t>2.9 Multi – label Emotional Classification</w:t>
+      </w:r>
+    </w:p>
+    <w:p>
+      <w:pPr>
+        <w:spacing w:line="360" w:lineRule="auto"/>
+        <w:jc w:val="both"/>
+        <w:rPr>
+          <w:rFonts w:ascii="Times New Roman" w:hAnsi="Times New Roman" w:cs="Times New Roman"/>
+          <w:sz w:val="28"/>
+          <w:szCs w:val="28"/>
+          <w:lang w:val="en-US"/>
+        </w:rPr>
+      </w:pPr>
+      <w:r>
+        <w:rPr>
+          <w:rFonts w:ascii="Times New Roman" w:hAnsi="Times New Roman" w:cs="Times New Roman"/>
+          <w:sz w:val="28"/>
+          <w:szCs w:val="28"/>
+          <w:lang w:val="en-US"/>
+        </w:rPr>
+        <w:t>A significant direction in recent emotion classification research is the use of multi-label learning, where each text instance can be assigned multiple emotion labels simultaneously. This approach better reflects the complexity of human emotional expression, particularly in informal communication such as social media.</w:t>
+      </w:r>
     </w:p>
     <w:p>
       <w:pPr>
@@ -2078,197 +2962,143 @@
           <w:lang w:val="en-US"/>
         </w:rPr>
         <w:lastRenderedPageBreak/>
-        <w:t>2.7 Emotion Detection in Social Media</w:t>
-      </w:r>
-    </w:p>
-    <w:p>
-      <w:pPr>
-        <w:spacing w:line="360" w:lineRule="auto"/>
-        <w:jc w:val="both"/>
-        <w:rPr>
-          <w:rFonts w:ascii="Times New Roman" w:hAnsi="Times New Roman" w:cs="Times New Roman"/>
-          <w:sz w:val="28"/>
-          <w:szCs w:val="28"/>
-          <w:lang w:val="en-US"/>
-        </w:rPr>
-      </w:pPr>
-      <w:r>
-        <w:rPr>
-          <w:rFonts w:ascii="Times New Roman" w:hAnsi="Times New Roman" w:cs="Times New Roman"/>
-          <w:sz w:val="28"/>
-          <w:szCs w:val="28"/>
-          <w:lang w:val="en-US"/>
-        </w:rPr>
-        <w:t>Social media platforms provide a large volume of user-generated content that can be used to study emotional expressions. However, social media texts present unique challenges due to their informal structure and frequent use of slang, abbreviations, hashtags, and emojis.</w:t>
-      </w:r>
-      <w:r>
-        <w:rPr>
-          <w:rFonts w:ascii="Times New Roman" w:hAnsi="Times New Roman" w:cs="Times New Roman"/>
-          <w:sz w:val="28"/>
-          <w:szCs w:val="28"/>
-          <w:lang w:val="en-US"/>
-        </w:rPr>
-        <w:t xml:space="preserve"> </w:t>
-      </w:r>
-      <w:r>
-        <w:rPr>
-          <w:rFonts w:ascii="Times New Roman" w:hAnsi="Times New Roman" w:cs="Times New Roman"/>
-          <w:sz w:val="28"/>
-          <w:szCs w:val="28"/>
-          <w:lang w:val="en-US"/>
-        </w:rPr>
-        <w:t>Sports-related discussions on social media are particularly rich in emotional content. Users often react emotionally to match results, player performance, or controversial decisions during games.</w:t>
-      </w:r>
-    </w:p>
-    <w:p>
-      <w:pPr>
-        <w:spacing w:line="360" w:lineRule="auto"/>
-        <w:jc w:val="both"/>
-        <w:rPr>
-          <w:rFonts w:ascii="Times New Roman" w:hAnsi="Times New Roman" w:cs="Times New Roman"/>
-          <w:sz w:val="28"/>
-          <w:szCs w:val="28"/>
-          <w:lang w:val="en-US"/>
-        </w:rPr>
-      </w:pPr>
-      <w:r>
-        <w:rPr>
-          <w:rFonts w:ascii="Times New Roman" w:hAnsi="Times New Roman" w:cs="Times New Roman"/>
-          <w:sz w:val="28"/>
-          <w:szCs w:val="28"/>
-          <w:lang w:val="en-US"/>
-        </w:rPr>
-        <w:t>Recent research has explored the use of transformer-based models for analyzing emotions in social media texts. These models demonstrate strong performance due to their ability to capture contextual meaning even in noisy text.</w:t>
-      </w:r>
-    </w:p>
-    <w:p>
-      <w:pPr>
-        <w:spacing w:line="360" w:lineRule="auto"/>
-        <w:jc w:val="both"/>
-        <w:rPr>
-          <w:rFonts w:ascii="Times New Roman" w:hAnsi="Times New Roman" w:cs="Times New Roman"/>
-          <w:sz w:val="28"/>
-          <w:szCs w:val="28"/>
-          <w:lang w:val="en-US"/>
-        </w:rPr>
-      </w:pPr>
-    </w:p>
-    <w:p>
-      <w:pPr>
-        <w:spacing w:line="360" w:lineRule="auto"/>
-        <w:jc w:val="both"/>
-        <w:rPr>
-          <w:rFonts w:ascii="Times New Roman" w:hAnsi="Times New Roman" w:cs="Times New Roman"/>
-          <w:sz w:val="28"/>
-          <w:szCs w:val="28"/>
-          <w:lang w:val="en-US"/>
-        </w:rPr>
-      </w:pPr>
-      <w:r>
-        <w:rPr>
-          <w:rFonts w:ascii="Times New Roman" w:hAnsi="Times New Roman" w:cs="Times New Roman"/>
-          <w:sz w:val="28"/>
-          <w:szCs w:val="28"/>
-          <w:lang w:val="en-US"/>
-        </w:rPr>
-        <w:t>2.8 Research Gap</w:t>
-      </w:r>
-    </w:p>
-    <w:p>
-      <w:pPr>
-        <w:spacing w:line="360" w:lineRule="auto"/>
-        <w:jc w:val="both"/>
-        <w:rPr>
-          <w:rFonts w:ascii="Times New Roman" w:hAnsi="Times New Roman" w:cs="Times New Roman"/>
-          <w:sz w:val="28"/>
-          <w:szCs w:val="28"/>
-          <w:lang w:val="en-US"/>
-        </w:rPr>
-      </w:pPr>
-      <w:r>
-        <w:rPr>
-          <w:rFonts w:ascii="Times New Roman" w:hAnsi="Times New Roman" w:cs="Times New Roman"/>
-          <w:sz w:val="28"/>
-          <w:szCs w:val="28"/>
-          <w:lang w:val="en-US"/>
-        </w:rPr>
-        <w:t>Although transformer-based models have achieved strong performance in emotion detection tasks, many existing studies rely on large-scale benchmark datasets and complex multi-label architectures. In practice, however, real-world applications often involve smaller, domain-specific datasets with limited annotations.</w:t>
-      </w:r>
-    </w:p>
-    <w:p>
-      <w:pPr>
-        <w:spacing w:line="360" w:lineRule="auto"/>
-        <w:jc w:val="both"/>
-        <w:rPr>
-          <w:rFonts w:ascii="Times New Roman" w:hAnsi="Times New Roman" w:cs="Times New Roman"/>
-          <w:sz w:val="28"/>
-          <w:szCs w:val="28"/>
-          <w:lang w:val="en-US"/>
-        </w:rPr>
-      </w:pPr>
-      <w:r>
-        <w:rPr>
-          <w:rFonts w:ascii="Times New Roman" w:hAnsi="Times New Roman" w:cs="Times New Roman"/>
-          <w:sz w:val="28"/>
-          <w:szCs w:val="28"/>
-          <w:lang w:val="en-US"/>
-        </w:rPr>
-        <w:t>Furthermore, while multi-label approaches provide a more realistic representation of emotional expression, they require more complex annotation procedures and model configurations. This creates a trade-off between model expressiveness and practical feasibility.</w:t>
-      </w:r>
-    </w:p>
-    <w:p>
-      <w:pPr>
-        <w:spacing w:line="360" w:lineRule="auto"/>
-        <w:jc w:val="both"/>
-        <w:rPr>
-          <w:rFonts w:ascii="Times New Roman" w:hAnsi="Times New Roman" w:cs="Times New Roman"/>
-          <w:sz w:val="28"/>
-          <w:szCs w:val="28"/>
-          <w:lang w:val="en-US"/>
-        </w:rPr>
-      </w:pPr>
-      <w:r>
-        <w:rPr>
-          <w:rFonts w:ascii="Times New Roman" w:hAnsi="Times New Roman" w:cs="Times New Roman"/>
-          <w:sz w:val="28"/>
-          <w:szCs w:val="28"/>
-          <w:lang w:val="en-US"/>
-        </w:rPr>
-        <w:t>In addition, sports-related social media data, particularly in niche domains such as volleyball, remains underexplored in existing research.</w:t>
-      </w:r>
-    </w:p>
-    <w:p>
-      <w:pPr>
-        <w:spacing w:line="360" w:lineRule="auto"/>
-        <w:jc w:val="both"/>
-        <w:rPr>
-          <w:rFonts w:ascii="Times New Roman" w:hAnsi="Times New Roman" w:cs="Times New Roman"/>
-          <w:sz w:val="28"/>
-          <w:szCs w:val="28"/>
-          <w:lang w:val="en-US"/>
-        </w:rPr>
-      </w:pPr>
-      <w:r>
-        <w:rPr>
-          <w:rFonts w:ascii="Times New Roman" w:hAnsi="Times New Roman" w:cs="Times New Roman"/>
-          <w:sz w:val="28"/>
-          <w:szCs w:val="28"/>
-          <w:lang w:val="en-US"/>
-        </w:rPr>
-        <w:t>This study addresses these gaps by focusing on a moderate-sized, domain-specific dataset of volleyball-related tweets and evaluating the effectiveness of a fine-tuned BERT model using a single-label classification approach. The work aims to provide a balance between model performance and practical applicability.</w:t>
-      </w:r>
-    </w:p>
-    <w:p>
-      <w:pPr>
-        <w:spacing w:line="360" w:lineRule="auto"/>
-        <w:jc w:val="both"/>
-        <w:rPr>
-          <w:rFonts w:ascii="Times New Roman" w:hAnsi="Times New Roman" w:cs="Times New Roman"/>
-          <w:sz w:val="28"/>
-          <w:szCs w:val="28"/>
-          <w:lang w:val="en-US"/>
-        </w:rPr>
-      </w:pPr>
+        <w:t>Liu et al. (2023) propose an improved multi-label classification method based on the MLkNN algorithm. Their approach addresses several limitations of traditional multi-label models by incorporating contextual information from the full text and modeling correlations between emotion labels. Specifically, their method accounts for the fact that certain emotions frequently co-occur, such as sadness and fear, or happiness and surprise.</w:t>
+      </w:r>
+    </w:p>
+    <w:p>
+      <w:pPr>
+        <w:spacing w:line="360" w:lineRule="auto"/>
+        <w:jc w:val="both"/>
+        <w:rPr>
+          <w:rFonts w:ascii="Times New Roman" w:hAnsi="Times New Roman" w:cs="Times New Roman"/>
+          <w:sz w:val="28"/>
+          <w:szCs w:val="28"/>
+          <w:lang w:val="en-US"/>
+        </w:rPr>
+      </w:pPr>
+      <w:r>
+        <w:rPr>
+          <w:rFonts w:ascii="Times New Roman" w:hAnsi="Times New Roman" w:cs="Times New Roman"/>
+          <w:sz w:val="28"/>
+          <w:szCs w:val="28"/>
+          <w:lang w:val="en-US"/>
+        </w:rPr>
+        <w:t>Additionally, the authors introduce an iterative mechanism to refine predictions by considering relationships between neighboring text instances. This is particularly relevant for short texts, where limited context may otherwise reduce classification accuracy.</w:t>
+      </w:r>
+    </w:p>
+    <w:p>
+      <w:pPr>
+        <w:spacing w:line="360" w:lineRule="auto"/>
+        <w:jc w:val="both"/>
+        <w:rPr>
+          <w:rFonts w:ascii="Times New Roman" w:hAnsi="Times New Roman" w:cs="Times New Roman"/>
+          <w:sz w:val="28"/>
+          <w:szCs w:val="28"/>
+          <w:lang w:val="en-US"/>
+        </w:rPr>
+      </w:pPr>
+      <w:r>
+        <w:rPr>
+          <w:rFonts w:ascii="Times New Roman" w:hAnsi="Times New Roman" w:cs="Times New Roman"/>
+          <w:sz w:val="28"/>
+          <w:szCs w:val="28"/>
+          <w:lang w:val="en-US"/>
+        </w:rPr>
+        <w:t>Similarly, Ameer et al. (2022) emphasize the importance of multi-label classification and propose a transfer learning approach using transformer-based models. Their work demonstrates that leveraging pre-trained language models significantly improves performance, especially when combined with advanced attention mechanisms.</w:t>
+      </w:r>
+    </w:p>
+    <w:p>
+      <w:pPr>
+        <w:spacing w:line="360" w:lineRule="auto"/>
+        <w:jc w:val="both"/>
+        <w:rPr>
+          <w:rFonts w:ascii="Times New Roman" w:hAnsi="Times New Roman" w:cs="Times New Roman"/>
+          <w:sz w:val="28"/>
+          <w:szCs w:val="28"/>
+          <w:lang w:val="en-US"/>
+        </w:rPr>
+      </w:pPr>
+      <w:r>
+        <w:rPr>
+          <w:rFonts w:ascii="Times New Roman" w:hAnsi="Times New Roman" w:cs="Times New Roman"/>
+          <w:sz w:val="28"/>
+          <w:szCs w:val="28"/>
+          <w:lang w:val="en-US"/>
+        </w:rPr>
+        <w:t>Despite the advantages of multi-label classification, it introduces additional complexity in both annotation and model design. In this study, a single-label classification approach is adopted to ensure consistency and feasibility given the size and annotation process of the dataset.</w:t>
+      </w:r>
+    </w:p>
+    <w:p>
+      <w:pPr>
+        <w:spacing w:line="360" w:lineRule="auto"/>
+        <w:jc w:val="both"/>
+        <w:rPr>
+          <w:rFonts w:ascii="Times New Roman" w:hAnsi="Times New Roman" w:cs="Times New Roman"/>
+          <w:sz w:val="28"/>
+          <w:szCs w:val="28"/>
+          <w:lang w:val="en-US"/>
+        </w:rPr>
+      </w:pPr>
+      <w:r>
+        <w:rPr>
+          <w:rFonts w:ascii="Times New Roman" w:hAnsi="Times New Roman" w:cs="Times New Roman"/>
+          <w:sz w:val="28"/>
+          <w:szCs w:val="28"/>
+          <w:lang w:val="en-US"/>
+        </w:rPr>
+        <w:t xml:space="preserve">2.10 </w:t>
+      </w:r>
+      <w:r>
+        <w:rPr>
+          <w:rFonts w:ascii="Times New Roman" w:hAnsi="Times New Roman" w:cs="Times New Roman"/>
+          <w:sz w:val="28"/>
+          <w:szCs w:val="28"/>
+          <w:lang w:val="en-US"/>
+        </w:rPr>
+        <w:t>Attention Mechanisms in Emotion Detection</w:t>
+      </w:r>
+    </w:p>
+    <w:p>
+      <w:pPr>
+        <w:spacing w:line="360" w:lineRule="auto"/>
+        <w:jc w:val="both"/>
+        <w:rPr>
+          <w:rFonts w:ascii="Times New Roman" w:hAnsi="Times New Roman" w:cs="Times New Roman"/>
+          <w:sz w:val="28"/>
+          <w:szCs w:val="28"/>
+          <w:lang w:val="en-US"/>
+        </w:rPr>
+      </w:pPr>
+      <w:r>
+        <w:rPr>
+          <w:rFonts w:ascii="Times New Roman" w:hAnsi="Times New Roman" w:cs="Times New Roman"/>
+          <w:sz w:val="28"/>
+          <w:szCs w:val="28"/>
+          <w:lang w:val="en-US"/>
+        </w:rPr>
+        <w:t>Attention mechanisms play a crucial role in modern NLP models by allowing the model to focus on the most relevant parts of the input text. In emotion classification tasks, different words contribute differently to the expression of specific emotions.</w:t>
+      </w:r>
+    </w:p>
+    <w:p>
+      <w:pPr>
+        <w:spacing w:line="360" w:lineRule="auto"/>
+        <w:jc w:val="both"/>
+        <w:rPr>
+          <w:rFonts w:ascii="Times New Roman" w:hAnsi="Times New Roman" w:cs="Times New Roman"/>
+          <w:sz w:val="28"/>
+          <w:szCs w:val="28"/>
+          <w:lang w:val="en-US"/>
+        </w:rPr>
+      </w:pPr>
+      <w:r>
+        <w:rPr>
+          <w:rFonts w:ascii="Times New Roman" w:hAnsi="Times New Roman" w:cs="Times New Roman"/>
+          <w:sz w:val="28"/>
+          <w:szCs w:val="28"/>
+          <w:lang w:val="en-US"/>
+        </w:rPr>
+        <w:t>Ameer et al. (2022) introduce a multi-attention mechanism, where separate attention layers are used to model different emotional categories. This approach allows the model to identify which parts of the text are most relevant for each emotion, improving both classification performance and interpretability.</w:t>
+      </w:r>
     </w:p>
     <w:p>
       <w:pPr>
@@ -2289,256 +3119,178 @@
           <w:lang w:val="en-US"/>
         </w:rPr>
         <w:lastRenderedPageBreak/>
-        <w:t>2.9 Multi – label Emotional Classification</w:t>
-      </w:r>
-    </w:p>
-    <w:p>
-      <w:pPr>
-        <w:spacing w:line="360" w:lineRule="auto"/>
-        <w:jc w:val="both"/>
-        <w:rPr>
-          <w:rFonts w:ascii="Times New Roman" w:hAnsi="Times New Roman" w:cs="Times New Roman"/>
-          <w:sz w:val="28"/>
-          <w:szCs w:val="28"/>
-          <w:lang w:val="en-US"/>
-        </w:rPr>
-      </w:pPr>
-      <w:r>
-        <w:rPr>
-          <w:rFonts w:ascii="Times New Roman" w:hAnsi="Times New Roman" w:cs="Times New Roman"/>
-          <w:sz w:val="28"/>
-          <w:szCs w:val="28"/>
-          <w:lang w:val="en-US"/>
-        </w:rPr>
-        <w:t>A significant direction in recent emotion classification research is the use of multi-label learning, where each text instance can be assigned multiple emotion labels simultaneously. This approach better reflects the complexity of human emotional expression, particularly in informal communication such as social media.</w:t>
-      </w:r>
-    </w:p>
-    <w:p>
-      <w:pPr>
-        <w:spacing w:line="360" w:lineRule="auto"/>
-        <w:jc w:val="both"/>
-        <w:rPr>
-          <w:rFonts w:ascii="Times New Roman" w:hAnsi="Times New Roman" w:cs="Times New Roman"/>
-          <w:sz w:val="28"/>
-          <w:szCs w:val="28"/>
-          <w:lang w:val="en-US"/>
-        </w:rPr>
-      </w:pPr>
-      <w:r>
-        <w:rPr>
-          <w:rFonts w:ascii="Times New Roman" w:hAnsi="Times New Roman" w:cs="Times New Roman"/>
-          <w:sz w:val="28"/>
-          <w:szCs w:val="28"/>
-          <w:lang w:val="en-US"/>
-        </w:rPr>
-        <w:t xml:space="preserve">Liu et al. (2023) propose an improved multi-label classification method based on the </w:t>
-      </w:r>
-      <w:proofErr w:type="spellStart"/>
-      <w:r>
-        <w:rPr>
-          <w:rFonts w:ascii="Times New Roman" w:hAnsi="Times New Roman" w:cs="Times New Roman"/>
-          <w:sz w:val="28"/>
-          <w:szCs w:val="28"/>
-          <w:lang w:val="en-US"/>
-        </w:rPr>
-        <w:t>MLkNN</w:t>
-      </w:r>
-      <w:proofErr w:type="spellEnd"/>
-      <w:r>
-        <w:rPr>
-          <w:rFonts w:ascii="Times New Roman" w:hAnsi="Times New Roman" w:cs="Times New Roman"/>
-          <w:sz w:val="28"/>
-          <w:szCs w:val="28"/>
-          <w:lang w:val="en-US"/>
-        </w:rPr>
-        <w:t xml:space="preserve"> algorithm. Their approach addresses several limitations of traditional multi-label models by incorporating contextual information from the full text and modeling correlations between emotion labels. Specifically, their method accounts for the fact that certain emotions frequently co-occur, such as sadness and fear, or happiness and surprise.</w:t>
-      </w:r>
-    </w:p>
-    <w:p>
-      <w:pPr>
-        <w:spacing w:line="360" w:lineRule="auto"/>
-        <w:jc w:val="both"/>
-        <w:rPr>
-          <w:rFonts w:ascii="Times New Roman" w:hAnsi="Times New Roman" w:cs="Times New Roman"/>
-          <w:sz w:val="28"/>
-          <w:szCs w:val="28"/>
-          <w:lang w:val="en-US"/>
-        </w:rPr>
-      </w:pPr>
-      <w:r>
-        <w:rPr>
-          <w:rFonts w:ascii="Times New Roman" w:hAnsi="Times New Roman" w:cs="Times New Roman"/>
-          <w:sz w:val="28"/>
-          <w:szCs w:val="28"/>
-          <w:lang w:val="en-US"/>
-        </w:rPr>
-        <w:t>Additionally, the authors introduce an iterative mechanism to refine predictions by considering relationships between neighboring text instances. This is particularly relevant for short texts, where limited context may otherwise reduce classification accuracy.</w:t>
-      </w:r>
-    </w:p>
-    <w:p>
-      <w:pPr>
-        <w:spacing w:line="360" w:lineRule="auto"/>
-        <w:jc w:val="both"/>
-        <w:rPr>
-          <w:rFonts w:ascii="Times New Roman" w:hAnsi="Times New Roman" w:cs="Times New Roman"/>
-          <w:sz w:val="28"/>
-          <w:szCs w:val="28"/>
-          <w:lang w:val="en-US"/>
-        </w:rPr>
-      </w:pPr>
-      <w:r>
-        <w:rPr>
-          <w:rFonts w:ascii="Times New Roman" w:hAnsi="Times New Roman" w:cs="Times New Roman"/>
-          <w:sz w:val="28"/>
-          <w:szCs w:val="28"/>
-          <w:lang w:val="en-US"/>
-        </w:rPr>
-        <w:t>Similarly, Ameer et al. (2022) emphasize the importance of multi-label classification and propose a transfer learning approach using transformer-based models. Their work demonstrates that leveraging pre-trained language models significantly improves performance, especially when combined with advanced attention mechanisms.</w:t>
-      </w:r>
-    </w:p>
-    <w:p>
-      <w:pPr>
-        <w:spacing w:line="360" w:lineRule="auto"/>
-        <w:jc w:val="both"/>
-        <w:rPr>
-          <w:rFonts w:ascii="Times New Roman" w:hAnsi="Times New Roman" w:cs="Times New Roman"/>
-          <w:sz w:val="28"/>
-          <w:szCs w:val="28"/>
-          <w:lang w:val="en-US"/>
-        </w:rPr>
-      </w:pPr>
-      <w:r>
-        <w:rPr>
-          <w:rFonts w:ascii="Times New Roman" w:hAnsi="Times New Roman" w:cs="Times New Roman"/>
-          <w:sz w:val="28"/>
-          <w:szCs w:val="28"/>
-          <w:lang w:val="en-US"/>
-        </w:rPr>
-        <w:t>Despite the advantages of multi-label classification, it introduces additional complexity in both annotation and model design. In this study, a single-label classification approach is adopted to ensure consistency and feasibility given the size and annotation process of the dataset.</w:t>
-      </w:r>
-    </w:p>
-    <w:p>
-      <w:pPr>
-        <w:spacing w:line="360" w:lineRule="auto"/>
-        <w:jc w:val="both"/>
-        <w:rPr>
-          <w:rFonts w:ascii="Times New Roman" w:hAnsi="Times New Roman" w:cs="Times New Roman"/>
-          <w:sz w:val="28"/>
-          <w:szCs w:val="28"/>
-          <w:lang w:val="en-US"/>
-        </w:rPr>
-      </w:pPr>
-      <w:r>
-        <w:rPr>
-          <w:rFonts w:ascii="Times New Roman" w:hAnsi="Times New Roman" w:cs="Times New Roman"/>
-          <w:sz w:val="28"/>
-          <w:szCs w:val="28"/>
-          <w:lang w:val="en-US"/>
-        </w:rPr>
-        <w:t xml:space="preserve">2.10 </w:t>
-      </w:r>
-      <w:proofErr w:type="spellStart"/>
-      <w:r>
-        <w:rPr>
-          <w:rFonts w:ascii="Times New Roman" w:hAnsi="Times New Roman" w:cs="Times New Roman"/>
-          <w:sz w:val="28"/>
-          <w:szCs w:val="28"/>
-        </w:rPr>
-        <w:t>Attention</w:t>
-      </w:r>
-      <w:proofErr w:type="spellEnd"/>
-      <w:r>
-        <w:rPr>
-          <w:rFonts w:ascii="Times New Roman" w:hAnsi="Times New Roman" w:cs="Times New Roman"/>
-          <w:sz w:val="28"/>
-          <w:szCs w:val="28"/>
-        </w:rPr>
-        <w:t xml:space="preserve"> </w:t>
-      </w:r>
-      <w:proofErr w:type="spellStart"/>
-      <w:r>
-        <w:rPr>
-          <w:rFonts w:ascii="Times New Roman" w:hAnsi="Times New Roman" w:cs="Times New Roman"/>
-          <w:sz w:val="28"/>
-          <w:szCs w:val="28"/>
-        </w:rPr>
-        <w:t>Mechanisms</w:t>
-      </w:r>
-      <w:proofErr w:type="spellEnd"/>
-      <w:r>
-        <w:rPr>
-          <w:rFonts w:ascii="Times New Roman" w:hAnsi="Times New Roman" w:cs="Times New Roman"/>
-          <w:sz w:val="28"/>
-          <w:szCs w:val="28"/>
-        </w:rPr>
-        <w:t xml:space="preserve"> </w:t>
-      </w:r>
-      <w:proofErr w:type="spellStart"/>
-      <w:r>
-        <w:rPr>
-          <w:rFonts w:ascii="Times New Roman" w:hAnsi="Times New Roman" w:cs="Times New Roman"/>
-          <w:sz w:val="28"/>
-          <w:szCs w:val="28"/>
-        </w:rPr>
-        <w:t>in</w:t>
-      </w:r>
-      <w:proofErr w:type="spellEnd"/>
-      <w:r>
-        <w:rPr>
-          <w:rFonts w:ascii="Times New Roman" w:hAnsi="Times New Roman" w:cs="Times New Roman"/>
-          <w:sz w:val="28"/>
-          <w:szCs w:val="28"/>
-        </w:rPr>
-        <w:t xml:space="preserve"> </w:t>
-      </w:r>
-      <w:proofErr w:type="spellStart"/>
-      <w:r>
-        <w:rPr>
-          <w:rFonts w:ascii="Times New Roman" w:hAnsi="Times New Roman" w:cs="Times New Roman"/>
-          <w:sz w:val="28"/>
-          <w:szCs w:val="28"/>
-        </w:rPr>
-        <w:t>Emotion</w:t>
-      </w:r>
-      <w:proofErr w:type="spellEnd"/>
-      <w:r>
-        <w:rPr>
-          <w:rFonts w:ascii="Times New Roman" w:hAnsi="Times New Roman" w:cs="Times New Roman"/>
-          <w:sz w:val="28"/>
-          <w:szCs w:val="28"/>
-        </w:rPr>
-        <w:t xml:space="preserve"> </w:t>
-      </w:r>
-      <w:proofErr w:type="spellStart"/>
-      <w:r>
-        <w:rPr>
-          <w:rFonts w:ascii="Times New Roman" w:hAnsi="Times New Roman" w:cs="Times New Roman"/>
-          <w:sz w:val="28"/>
-          <w:szCs w:val="28"/>
-        </w:rPr>
-        <w:t>Detection</w:t>
-      </w:r>
-      <w:proofErr w:type="spellEnd"/>
-    </w:p>
-    <w:p>
-      <w:pPr>
-        <w:spacing w:line="360" w:lineRule="auto"/>
-        <w:jc w:val="both"/>
-        <w:rPr>
-          <w:rFonts w:ascii="Times New Roman" w:hAnsi="Times New Roman" w:cs="Times New Roman"/>
-          <w:sz w:val="28"/>
-          <w:szCs w:val="28"/>
-          <w:lang w:val="en-US"/>
-        </w:rPr>
-      </w:pPr>
-      <w:r>
-        <w:rPr>
-          <w:rFonts w:ascii="Times New Roman" w:hAnsi="Times New Roman" w:cs="Times New Roman"/>
-          <w:sz w:val="28"/>
-          <w:szCs w:val="28"/>
-          <w:lang w:val="en-US"/>
-        </w:rPr>
-        <w:t>Attention mechanisms play a crucial role in modern NLP models by allowing the model to focus on the most relevant parts of the input text. In emotion classification tasks, different words contribute differently to the expression of specific emotions.</w:t>
+        <w:t>For example, in a sentence expressing excitement and surprise, different words may correspond to different emotional signals. Attention-based models can capture these distinctions more effectively than traditional architectures.</w:t>
+      </w:r>
+    </w:p>
+    <w:p>
+      <w:pPr>
+        <w:spacing w:line="360" w:lineRule="auto"/>
+        <w:jc w:val="both"/>
+        <w:rPr>
+          <w:rFonts w:ascii="Times New Roman" w:hAnsi="Times New Roman" w:cs="Times New Roman"/>
+          <w:sz w:val="28"/>
+          <w:szCs w:val="28"/>
+          <w:lang w:val="en-US"/>
+        </w:rPr>
+      </w:pPr>
+    </w:p>
+    <w:p>
+      <w:pPr>
+        <w:spacing w:line="360" w:lineRule="auto"/>
+        <w:jc w:val="both"/>
+        <w:rPr>
+          <w:rFonts w:ascii="Times New Roman" w:hAnsi="Times New Roman" w:cs="Times New Roman"/>
+          <w:sz w:val="28"/>
+          <w:szCs w:val="28"/>
+          <w:lang w:val="en-US"/>
+        </w:rPr>
+      </w:pPr>
+    </w:p>
+    <w:p>
+      <w:pPr>
+        <w:spacing w:line="360" w:lineRule="auto"/>
+        <w:jc w:val="both"/>
+        <w:rPr>
+          <w:rFonts w:ascii="Times New Roman" w:hAnsi="Times New Roman" w:cs="Times New Roman"/>
+          <w:sz w:val="28"/>
+          <w:szCs w:val="28"/>
+          <w:lang w:val="en-US"/>
+        </w:rPr>
+      </w:pPr>
+    </w:p>
+    <w:p>
+      <w:pPr>
+        <w:spacing w:line="360" w:lineRule="auto"/>
+        <w:jc w:val="both"/>
+        <w:rPr>
+          <w:rFonts w:ascii="Times New Roman" w:hAnsi="Times New Roman" w:cs="Times New Roman"/>
+          <w:sz w:val="28"/>
+          <w:szCs w:val="28"/>
+          <w:lang w:val="en-US"/>
+        </w:rPr>
+      </w:pPr>
+      <w:r>
+        <w:rPr>
+          <w:rFonts w:ascii="Times New Roman" w:hAnsi="Times New Roman" w:cs="Times New Roman"/>
+          <w:sz w:val="28"/>
+          <w:szCs w:val="28"/>
+          <w:lang w:val="en-US"/>
+        </w:rPr>
+        <w:t>3. Data Description</w:t>
+      </w:r>
+    </w:p>
+    <w:p>
+      <w:pPr>
+        <w:spacing w:line="360" w:lineRule="auto"/>
+        <w:jc w:val="both"/>
+        <w:rPr>
+          <w:rFonts w:ascii="Times New Roman" w:hAnsi="Times New Roman" w:cs="Times New Roman"/>
+          <w:sz w:val="28"/>
+          <w:szCs w:val="28"/>
+          <w:lang w:val="en-US"/>
+        </w:rPr>
+      </w:pPr>
+      <w:r>
+        <w:rPr>
+          <w:rFonts w:ascii="Times New Roman" w:hAnsi="Times New Roman" w:cs="Times New Roman"/>
+          <w:sz w:val="28"/>
+          <w:szCs w:val="28"/>
+          <w:lang w:val="en-US"/>
+        </w:rPr>
+        <w:t>3.1 Data Source</w:t>
+      </w:r>
+    </w:p>
+    <w:p>
+      <w:pPr>
+        <w:spacing w:line="360" w:lineRule="auto"/>
+        <w:jc w:val="both"/>
+        <w:rPr>
+          <w:rFonts w:ascii="Times New Roman" w:hAnsi="Times New Roman" w:cs="Times New Roman"/>
+          <w:sz w:val="28"/>
+          <w:szCs w:val="28"/>
+          <w:lang w:val="en-US"/>
+        </w:rPr>
+      </w:pPr>
+      <w:r>
+        <w:rPr>
+          <w:rFonts w:ascii="Times New Roman" w:hAnsi="Times New Roman" w:cs="Times New Roman"/>
+          <w:sz w:val="28"/>
+          <w:szCs w:val="28"/>
+          <w:lang w:val="en-US"/>
+        </w:rPr>
+        <w:t>The dataset used in this study was collected from the Twitter platform, which represents one of the most widely used environments for real-time public communication. Twitter allows users to publish short textual messages known as tweets, which reflect immediate reactions to ongoing events. Due to its open structure and high level of user engagement, the platform provides a valuable source of naturally occurring language data for research in Natural Language Processing.</w:t>
+      </w:r>
+    </w:p>
+    <w:p>
+      <w:pPr>
+        <w:spacing w:line="360" w:lineRule="auto"/>
+        <w:jc w:val="both"/>
+        <w:rPr>
+          <w:rFonts w:ascii="Times New Roman" w:hAnsi="Times New Roman" w:cs="Times New Roman"/>
+          <w:sz w:val="28"/>
+          <w:szCs w:val="28"/>
+          <w:lang w:val="en-US"/>
+        </w:rPr>
+      </w:pPr>
+      <w:r>
+        <w:rPr>
+          <w:rFonts w:ascii="Times New Roman" w:hAnsi="Times New Roman" w:cs="Times New Roman"/>
+          <w:sz w:val="28"/>
+          <w:szCs w:val="28"/>
+          <w:lang w:val="en-US"/>
+        </w:rPr>
+        <w:t>The focus of this research is on volleyball-related discussions. The selection of this domain is motivated by the fact that sports events often provoke strong emotional responses among users. During and after matches, individuals actively express their opinions, reactions, and attitudes toward teams, players, and game outcomes. These reactions are typically spontaneous and emotionally rich, which makes them particularly suitable for studying emotion detection in text.</w:t>
+      </w:r>
+    </w:p>
+    <w:p>
+      <w:pPr>
+        <w:spacing w:line="360" w:lineRule="auto"/>
+        <w:jc w:val="both"/>
+        <w:rPr>
+          <w:rFonts w:ascii="Times New Roman" w:hAnsi="Times New Roman" w:cs="Times New Roman"/>
+          <w:sz w:val="28"/>
+          <w:szCs w:val="28"/>
+          <w:lang w:val="en-US"/>
+        </w:rPr>
+      </w:pPr>
+      <w:r>
+        <w:rPr>
+          <w:rFonts w:ascii="Times New Roman" w:hAnsi="Times New Roman" w:cs="Times New Roman"/>
+          <w:sz w:val="28"/>
+          <w:szCs w:val="28"/>
+          <w:lang w:val="en-US"/>
+        </w:rPr>
+        <w:t>Unlike formal text corpora such as news articles or academic writing, social media data reflects informal, conversational language. This makes it more challenging to analyze, but also more representative of real-world communication patterns. Therefore, the use of Twitter data allows this study to address practical challenges associated with emotion detection in realistic scenarios.</w:t>
+      </w:r>
+    </w:p>
+    <w:p>
+      <w:pPr>
+        <w:spacing w:line="360" w:lineRule="auto"/>
+        <w:jc w:val="both"/>
+        <w:rPr>
+          <w:rFonts w:ascii="Times New Roman" w:hAnsi="Times New Roman" w:cs="Times New Roman"/>
+          <w:sz w:val="28"/>
+          <w:szCs w:val="28"/>
+          <w:lang w:val="en-US"/>
+        </w:rPr>
+      </w:pPr>
+      <w:r>
+        <w:rPr>
+          <w:rFonts w:ascii="Times New Roman" w:hAnsi="Times New Roman" w:cs="Times New Roman"/>
+          <w:sz w:val="28"/>
+          <w:szCs w:val="28"/>
+          <w:lang w:val="en-US"/>
+        </w:rPr>
+        <w:t xml:space="preserve">3.2 </w:t>
+      </w:r>
+      <w:r>
+        <w:rPr>
+          <w:rFonts w:ascii="Times New Roman" w:hAnsi="Times New Roman" w:cs="Times New Roman"/>
+          <w:sz w:val="28"/>
+          <w:szCs w:val="28"/>
+          <w:lang w:val="en-US"/>
+        </w:rPr>
+        <w:t>Data Collection Process</w:t>
       </w:r>
     </w:p>
     <w:p>
@@ -2560,308 +3312,360 @@
           <w:lang w:val="en-US"/>
         </w:rPr>
         <w:lastRenderedPageBreak/>
-        <w:t>Ameer et al. (2022) introduce a multi-attention mechanism, where separate attention layers are used to model different emotional categories. This approach allows the model to identify which parts of the text are most relevant for each emotion, improving both classification performance and interpretability.</w:t>
-      </w:r>
-    </w:p>
-    <w:p>
-      <w:pPr>
-        <w:spacing w:line="360" w:lineRule="auto"/>
-        <w:jc w:val="both"/>
-        <w:rPr>
-          <w:rFonts w:ascii="Times New Roman" w:hAnsi="Times New Roman" w:cs="Times New Roman"/>
-          <w:sz w:val="28"/>
-          <w:szCs w:val="28"/>
-          <w:lang w:val="en-US"/>
-        </w:rPr>
-      </w:pPr>
-      <w:r>
-        <w:rPr>
-          <w:rFonts w:ascii="Times New Roman" w:hAnsi="Times New Roman" w:cs="Times New Roman"/>
-          <w:sz w:val="28"/>
-          <w:szCs w:val="28"/>
-          <w:lang w:val="en-US"/>
-        </w:rPr>
-        <w:t>For example, in a sentence expressing excitement and surprise, different words may correspond to different emotional signals. Attention-based models can capture these distinctions more effectively than traditional architectures.</w:t>
-      </w:r>
-    </w:p>
-    <w:p>
-      <w:pPr>
-        <w:spacing w:line="360" w:lineRule="auto"/>
-        <w:jc w:val="both"/>
-        <w:rPr>
-          <w:rFonts w:ascii="Times New Roman" w:hAnsi="Times New Roman" w:cs="Times New Roman"/>
-          <w:sz w:val="28"/>
-          <w:szCs w:val="28"/>
-          <w:lang w:val="en-US"/>
-        </w:rPr>
-      </w:pPr>
-    </w:p>
-    <w:p>
-      <w:pPr>
-        <w:spacing w:line="360" w:lineRule="auto"/>
-        <w:jc w:val="both"/>
-        <w:rPr>
-          <w:rFonts w:ascii="Times New Roman" w:hAnsi="Times New Roman" w:cs="Times New Roman"/>
-          <w:sz w:val="28"/>
-          <w:szCs w:val="28"/>
-          <w:lang w:val="en-US"/>
-        </w:rPr>
-      </w:pPr>
-    </w:p>
-    <w:p>
-      <w:pPr>
-        <w:spacing w:line="360" w:lineRule="auto"/>
-        <w:jc w:val="both"/>
-        <w:rPr>
-          <w:rFonts w:ascii="Times New Roman" w:hAnsi="Times New Roman" w:cs="Times New Roman"/>
-          <w:sz w:val="28"/>
-          <w:szCs w:val="28"/>
-          <w:lang w:val="en-US"/>
-        </w:rPr>
-      </w:pPr>
-    </w:p>
-    <w:p>
-      <w:pPr>
-        <w:spacing w:line="360" w:lineRule="auto"/>
-        <w:jc w:val="both"/>
-        <w:rPr>
-          <w:rFonts w:ascii="Times New Roman" w:hAnsi="Times New Roman" w:cs="Times New Roman"/>
-          <w:sz w:val="28"/>
-          <w:szCs w:val="28"/>
-          <w:lang w:val="en-US"/>
-        </w:rPr>
-      </w:pPr>
-      <w:r>
-        <w:rPr>
-          <w:rFonts w:ascii="Times New Roman" w:hAnsi="Times New Roman" w:cs="Times New Roman"/>
-          <w:sz w:val="28"/>
-          <w:szCs w:val="28"/>
-          <w:lang w:val="en-US"/>
-        </w:rPr>
-        <w:t>3. Data Description</w:t>
-      </w:r>
-    </w:p>
-    <w:p>
-      <w:pPr>
-        <w:spacing w:line="360" w:lineRule="auto"/>
-        <w:jc w:val="both"/>
-        <w:rPr>
-          <w:rFonts w:ascii="Times New Roman" w:hAnsi="Times New Roman" w:cs="Times New Roman"/>
-          <w:sz w:val="28"/>
-          <w:szCs w:val="28"/>
-          <w:lang w:val="en-US"/>
-        </w:rPr>
-      </w:pPr>
-      <w:r>
-        <w:rPr>
-          <w:rFonts w:ascii="Times New Roman" w:hAnsi="Times New Roman" w:cs="Times New Roman"/>
-          <w:sz w:val="28"/>
-          <w:szCs w:val="28"/>
-          <w:lang w:val="en-US"/>
-        </w:rPr>
-        <w:t>3.1 Data Source</w:t>
-      </w:r>
-    </w:p>
-    <w:p>
-      <w:pPr>
-        <w:spacing w:line="360" w:lineRule="auto"/>
-        <w:jc w:val="both"/>
-        <w:rPr>
-          <w:rFonts w:ascii="Times New Roman" w:hAnsi="Times New Roman" w:cs="Times New Roman"/>
-          <w:sz w:val="28"/>
-          <w:szCs w:val="28"/>
-          <w:lang w:val="en-US"/>
-        </w:rPr>
-      </w:pPr>
-      <w:r>
-        <w:rPr>
-          <w:rFonts w:ascii="Times New Roman" w:hAnsi="Times New Roman" w:cs="Times New Roman"/>
-          <w:sz w:val="28"/>
-          <w:szCs w:val="28"/>
-          <w:lang w:val="en-US"/>
-        </w:rPr>
-        <w:t>The dataset used in this study consists of Twitter posts related to volleyball discussions. Twitter is a widely used social media platform where users actively share opinions and reactions to sports events.</w:t>
-      </w:r>
-    </w:p>
-    <w:p>
-      <w:pPr>
-        <w:spacing w:line="360" w:lineRule="auto"/>
-        <w:jc w:val="both"/>
-        <w:rPr>
-          <w:rFonts w:ascii="Times New Roman" w:hAnsi="Times New Roman" w:cs="Times New Roman"/>
-          <w:sz w:val="28"/>
-          <w:szCs w:val="28"/>
-          <w:lang w:val="en-US"/>
-        </w:rPr>
-      </w:pPr>
-      <w:r>
-        <w:rPr>
-          <w:rFonts w:ascii="Times New Roman" w:hAnsi="Times New Roman" w:cs="Times New Roman"/>
-          <w:sz w:val="28"/>
-          <w:szCs w:val="28"/>
-          <w:lang w:val="en-US"/>
-        </w:rPr>
-        <w:t>Sports discussions on Twitter often contain strong emotional expressions, making them a valuable resource for studying emotion detection in informal language.</w:t>
-      </w:r>
-    </w:p>
-    <w:p>
-      <w:pPr>
-        <w:spacing w:line="360" w:lineRule="auto"/>
-        <w:jc w:val="both"/>
-        <w:rPr>
-          <w:rFonts w:ascii="Times New Roman" w:hAnsi="Times New Roman" w:cs="Times New Roman"/>
-          <w:sz w:val="28"/>
-          <w:szCs w:val="28"/>
-          <w:lang w:val="en-US"/>
-        </w:rPr>
-      </w:pPr>
-    </w:p>
-    <w:p>
-      <w:pPr>
-        <w:spacing w:line="360" w:lineRule="auto"/>
-        <w:jc w:val="both"/>
-        <w:rPr>
-          <w:rFonts w:ascii="Times New Roman" w:hAnsi="Times New Roman" w:cs="Times New Roman"/>
-          <w:sz w:val="28"/>
-          <w:szCs w:val="28"/>
-          <w:lang w:val="en-US"/>
-        </w:rPr>
-      </w:pPr>
-    </w:p>
-    <w:p>
-      <w:pPr>
-        <w:spacing w:line="360" w:lineRule="auto"/>
-        <w:jc w:val="both"/>
-        <w:rPr>
-          <w:rFonts w:ascii="Times New Roman" w:hAnsi="Times New Roman" w:cs="Times New Roman"/>
-          <w:sz w:val="28"/>
-          <w:szCs w:val="28"/>
-          <w:lang w:val="en-US"/>
-        </w:rPr>
-      </w:pPr>
-      <w:r>
-        <w:rPr>
-          <w:rFonts w:ascii="Times New Roman" w:hAnsi="Times New Roman" w:cs="Times New Roman"/>
-          <w:sz w:val="28"/>
-          <w:szCs w:val="28"/>
-          <w:lang w:val="en-US"/>
-        </w:rPr>
-        <w:t>3.2 Dataset Overview</w:t>
-      </w:r>
-    </w:p>
-    <w:p>
-      <w:pPr>
-        <w:spacing w:line="360" w:lineRule="auto"/>
-        <w:jc w:val="both"/>
-        <w:rPr>
-          <w:rFonts w:ascii="Times New Roman" w:hAnsi="Times New Roman" w:cs="Times New Roman"/>
-          <w:sz w:val="28"/>
-          <w:szCs w:val="28"/>
-          <w:lang w:val="en-US"/>
-        </w:rPr>
-      </w:pPr>
-      <w:r>
-        <w:rPr>
-          <w:rFonts w:ascii="Times New Roman" w:hAnsi="Times New Roman" w:cs="Times New Roman"/>
-          <w:sz w:val="28"/>
-          <w:szCs w:val="28"/>
-          <w:lang w:val="en-US"/>
-        </w:rPr>
-        <w:t>The dataset contains approximately 5,300 tweets collected from Twitter. These tweets are related to volleyball topics such as matches, teams, players, and tournament events.</w:t>
-      </w:r>
-      <w:r>
-        <w:rPr>
-          <w:rFonts w:ascii="Times New Roman" w:hAnsi="Times New Roman" w:cs="Times New Roman"/>
-          <w:sz w:val="28"/>
-          <w:szCs w:val="28"/>
-          <w:lang w:val="en-US"/>
-        </w:rPr>
-        <w:t xml:space="preserve"> </w:t>
-      </w:r>
-      <w:r>
-        <w:rPr>
-          <w:rFonts w:ascii="Times New Roman" w:hAnsi="Times New Roman" w:cs="Times New Roman"/>
-          <w:sz w:val="28"/>
-          <w:szCs w:val="28"/>
-          <w:lang w:val="en-US"/>
-        </w:rPr>
-        <w:t>After the initial data collection process, several cleaning and preprocessing steps were applied to remove noise and irrelevant content. These steps included removing duplicate tweets, URLs, and other non-textual elements.</w:t>
-      </w:r>
-    </w:p>
-    <w:p>
-      <w:pPr>
-        <w:spacing w:line="360" w:lineRule="auto"/>
-        <w:jc w:val="both"/>
-        <w:rPr>
-          <w:rFonts w:ascii="Times New Roman" w:hAnsi="Times New Roman" w:cs="Times New Roman"/>
-          <w:sz w:val="28"/>
-          <w:szCs w:val="28"/>
-          <w:lang w:val="en-US"/>
-        </w:rPr>
-      </w:pPr>
-      <w:r>
-        <w:rPr>
-          <w:rFonts w:ascii="Times New Roman" w:hAnsi="Times New Roman" w:cs="Times New Roman"/>
-          <w:sz w:val="28"/>
-          <w:szCs w:val="28"/>
-          <w:lang w:val="en-US"/>
-        </w:rPr>
-        <w:t>After cleaning the dataset, a total of 5,300 tweets remained for further analysis.</w:t>
-      </w:r>
-    </w:p>
-    <w:p>
-      <w:pPr>
-        <w:spacing w:line="360" w:lineRule="auto"/>
-        <w:jc w:val="both"/>
-        <w:rPr>
-          <w:rFonts w:ascii="Times New Roman" w:hAnsi="Times New Roman" w:cs="Times New Roman"/>
-          <w:sz w:val="28"/>
-          <w:szCs w:val="28"/>
-          <w:lang w:val="en-US"/>
-        </w:rPr>
-      </w:pPr>
-    </w:p>
-    <w:p>
-      <w:pPr>
-        <w:spacing w:line="360" w:lineRule="auto"/>
-        <w:jc w:val="both"/>
-        <w:rPr>
-          <w:rFonts w:ascii="Times New Roman" w:hAnsi="Times New Roman" w:cs="Times New Roman"/>
-          <w:sz w:val="28"/>
-          <w:szCs w:val="28"/>
-          <w:lang w:val="en-US"/>
-        </w:rPr>
-      </w:pPr>
-      <w:r>
-        <w:rPr>
-          <w:rFonts w:ascii="Times New Roman" w:hAnsi="Times New Roman" w:cs="Times New Roman"/>
-          <w:sz w:val="28"/>
-          <w:szCs w:val="28"/>
-          <w:lang w:val="en-US"/>
-        </w:rPr>
-        <w:t>3.3 Dataset Structure</w:t>
-      </w:r>
-    </w:p>
-    <w:p>
-      <w:pPr>
-        <w:spacing w:line="360" w:lineRule="auto"/>
-        <w:jc w:val="both"/>
-        <w:rPr>
-          <w:rFonts w:ascii="Times New Roman" w:hAnsi="Times New Roman" w:cs="Times New Roman"/>
-          <w:sz w:val="28"/>
-          <w:szCs w:val="28"/>
-          <w:lang w:val="en-US"/>
-        </w:rPr>
-      </w:pPr>
-      <w:r>
-        <w:rPr>
-          <w:rFonts w:ascii="Times New Roman" w:hAnsi="Times New Roman" w:cs="Times New Roman"/>
-          <w:sz w:val="28"/>
-          <w:szCs w:val="28"/>
-          <w:lang w:val="en-US"/>
-        </w:rPr>
-        <w:t>Each entry in the dataset contains a tweet and its corresponding emotion label assigned during the annotation process.</w:t>
-      </w:r>
+        <w:t>The data collection process involved retrieving tweets related to volleyball using predefined keywords and thematic filters. These keywords were selected to capture a wide range of discussions, including match events, player performance, team dynamics, and tournament outcomes. By focusing on domain-specific terms, the dataset was restricted to content relevant to volleyball, thereby improving its quality and relevance for the research objective.</w:t>
+      </w:r>
+    </w:p>
+    <w:p>
+      <w:pPr>
+        <w:spacing w:line="360" w:lineRule="auto"/>
+        <w:jc w:val="both"/>
+        <w:rPr>
+          <w:rFonts w:ascii="Times New Roman" w:hAnsi="Times New Roman" w:cs="Times New Roman"/>
+          <w:sz w:val="28"/>
+          <w:szCs w:val="28"/>
+          <w:lang w:val="en-US"/>
+        </w:rPr>
+      </w:pPr>
+      <w:r>
+        <w:rPr>
+          <w:rFonts w:ascii="Times New Roman" w:hAnsi="Times New Roman" w:cs="Times New Roman"/>
+          <w:sz w:val="28"/>
+          <w:szCs w:val="28"/>
+          <w:lang w:val="en-US"/>
+        </w:rPr>
+        <w:t>The initial stage of data collection resulted in a raw dataset that included a significantly larger number of entries than the final version. However, raw social media data typically contains a considerable amount of noise and redundancy. Therefore, several filtering steps were applied to improve data quality.</w:t>
+      </w:r>
+    </w:p>
+    <w:p>
+      <w:pPr>
+        <w:spacing w:line="360" w:lineRule="auto"/>
+        <w:jc w:val="both"/>
+        <w:rPr>
+          <w:rFonts w:ascii="Times New Roman" w:hAnsi="Times New Roman" w:cs="Times New Roman"/>
+          <w:sz w:val="28"/>
+          <w:szCs w:val="28"/>
+          <w:lang w:val="en-US"/>
+        </w:rPr>
+      </w:pPr>
+      <w:r>
+        <w:rPr>
+          <w:rFonts w:ascii="Times New Roman" w:hAnsi="Times New Roman" w:cs="Times New Roman"/>
+          <w:sz w:val="28"/>
+          <w:szCs w:val="28"/>
+          <w:lang w:val="en-US"/>
+        </w:rPr>
+        <w:t>First, duplicate tweets were removed to prevent bias caused by repeated content. Second, tweets containing only links, advertisements, or irrelevant information were excluded. Third, textual cleaning procedures were applied to eliminate URLs, excessive punctuation, and non-informative symbols. These steps ensured that the dataset consists primarily of meaningful textual content suitable for emotion analysis.</w:t>
+      </w:r>
+    </w:p>
+    <w:p>
+      <w:pPr>
+        <w:spacing w:line="360" w:lineRule="auto"/>
+        <w:jc w:val="both"/>
+        <w:rPr>
+          <w:rFonts w:ascii="Times New Roman" w:hAnsi="Times New Roman" w:cs="Times New Roman"/>
+          <w:sz w:val="28"/>
+          <w:szCs w:val="28"/>
+          <w:lang w:val="en-US"/>
+        </w:rPr>
+      </w:pPr>
+      <w:r>
+        <w:rPr>
+          <w:rFonts w:ascii="Times New Roman" w:hAnsi="Times New Roman" w:cs="Times New Roman"/>
+          <w:sz w:val="28"/>
+          <w:szCs w:val="28"/>
+          <w:lang w:val="en-US"/>
+        </w:rPr>
+        <w:t xml:space="preserve">After applying these preprocessing and filtering steps, the final dataset contained approximately </w:t>
+      </w:r>
+      <w:r>
+        <w:rPr>
+          <w:rFonts w:ascii="Times New Roman" w:hAnsi="Times New Roman" w:cs="Times New Roman"/>
+          <w:sz w:val="28"/>
+          <w:szCs w:val="28"/>
+          <w:lang w:val="en-US"/>
+        </w:rPr>
+        <w:t>9600</w:t>
+      </w:r>
+      <w:r>
+        <w:rPr>
+          <w:rFonts w:ascii="Times New Roman" w:hAnsi="Times New Roman" w:cs="Times New Roman"/>
+          <w:sz w:val="28"/>
+          <w:szCs w:val="28"/>
+          <w:lang w:val="en-US"/>
+        </w:rPr>
+        <w:t xml:space="preserve"> tweets. This dataset forms the basis for all subsequent analysis and modeling performed in this study.</w:t>
+      </w:r>
+    </w:p>
+    <w:p>
+      <w:pPr>
+        <w:spacing w:line="360" w:lineRule="auto"/>
+        <w:jc w:val="both"/>
+        <w:rPr>
+          <w:rFonts w:ascii="Times New Roman" w:hAnsi="Times New Roman" w:cs="Times New Roman"/>
+          <w:sz w:val="28"/>
+          <w:szCs w:val="28"/>
+          <w:lang w:val="en-US"/>
+        </w:rPr>
+      </w:pPr>
+    </w:p>
+    <w:p>
+      <w:pPr>
+        <w:spacing w:line="360" w:lineRule="auto"/>
+        <w:jc w:val="both"/>
+        <w:rPr>
+          <w:rFonts w:ascii="Times New Roman" w:hAnsi="Times New Roman" w:cs="Times New Roman"/>
+          <w:sz w:val="28"/>
+          <w:szCs w:val="28"/>
+          <w:lang w:val="en-US"/>
+        </w:rPr>
+      </w:pPr>
+    </w:p>
+    <w:p>
+      <w:pPr>
+        <w:spacing w:line="360" w:lineRule="auto"/>
+        <w:jc w:val="both"/>
+        <w:rPr>
+          <w:rFonts w:ascii="Times New Roman" w:hAnsi="Times New Roman" w:cs="Times New Roman"/>
+          <w:sz w:val="28"/>
+          <w:szCs w:val="28"/>
+          <w:lang w:val="en-US"/>
+        </w:rPr>
+      </w:pPr>
+      <w:r>
+        <w:rPr>
+          <w:rFonts w:ascii="Times New Roman" w:hAnsi="Times New Roman" w:cs="Times New Roman"/>
+          <w:sz w:val="28"/>
+          <w:szCs w:val="28"/>
+          <w:lang w:val="en-US"/>
+        </w:rPr>
+        <w:t>3.</w:t>
+      </w:r>
+      <w:r>
+        <w:rPr>
+          <w:rFonts w:ascii="Times New Roman" w:hAnsi="Times New Roman" w:cs="Times New Roman"/>
+          <w:sz w:val="28"/>
+          <w:szCs w:val="28"/>
+          <w:lang w:val="en-US"/>
+        </w:rPr>
+        <w:t>3</w:t>
+      </w:r>
+      <w:r>
+        <w:rPr>
+          <w:rFonts w:ascii="Times New Roman" w:hAnsi="Times New Roman" w:cs="Times New Roman"/>
+          <w:sz w:val="28"/>
+          <w:szCs w:val="28"/>
+          <w:lang w:val="en-US"/>
+        </w:rPr>
+        <w:t xml:space="preserve"> Dataset Overview</w:t>
+      </w:r>
+    </w:p>
+    <w:p>
+      <w:pPr>
+        <w:spacing w:line="360" w:lineRule="auto"/>
+        <w:jc w:val="both"/>
+        <w:rPr>
+          <w:rFonts w:ascii="Times New Roman" w:hAnsi="Times New Roman" w:cs="Times New Roman"/>
+          <w:sz w:val="28"/>
+          <w:szCs w:val="28"/>
+          <w:lang w:val="en-US"/>
+        </w:rPr>
+      </w:pPr>
+      <w:r>
+        <w:rPr>
+          <w:rFonts w:ascii="Times New Roman" w:hAnsi="Times New Roman" w:cs="Times New Roman"/>
+          <w:sz w:val="28"/>
+          <w:szCs w:val="28"/>
+          <w:lang w:val="en-US"/>
+        </w:rPr>
+        <w:t>The dataset represents a collection of short textual messages reflecting user reactions to volleyball-related events. Each tweet captures a specific emotional response, which may range from neutral observations to strong expressions of excitement, frustration, disappointment, or surprise.</w:t>
+      </w:r>
+    </w:p>
+    <w:p>
+      <w:pPr>
+        <w:spacing w:line="360" w:lineRule="auto"/>
+        <w:jc w:val="both"/>
+        <w:rPr>
+          <w:rFonts w:ascii="Times New Roman" w:hAnsi="Times New Roman" w:cs="Times New Roman"/>
+          <w:sz w:val="28"/>
+          <w:szCs w:val="28"/>
+          <w:lang w:val="en-US"/>
+        </w:rPr>
+      </w:pPr>
+      <w:r>
+        <w:rPr>
+          <w:rFonts w:ascii="Times New Roman" w:hAnsi="Times New Roman" w:cs="Times New Roman"/>
+          <w:sz w:val="28"/>
+          <w:szCs w:val="28"/>
+          <w:lang w:val="en-US"/>
+        </w:rPr>
+        <w:lastRenderedPageBreak/>
+        <w:t>From a methodological perspective, the dataset can be considered moderately sized. While large-scale deep learning models are often trained on millions of samples, smaller datasets are commonly used in domain-specific studies, particularly when manual annotation is required. In this context, the dataset size is sufficient for fine-tuning pre-trained transformer models such as BERT, which are capable of leveraging prior linguistic knowledge learned from large corpora.</w:t>
+      </w:r>
+    </w:p>
+    <w:p>
+      <w:pPr>
+        <w:spacing w:line="360" w:lineRule="auto"/>
+        <w:jc w:val="both"/>
+        <w:rPr>
+          <w:rFonts w:ascii="Times New Roman" w:hAnsi="Times New Roman" w:cs="Times New Roman"/>
+          <w:sz w:val="28"/>
+          <w:szCs w:val="28"/>
+          <w:lang w:val="en-US"/>
+        </w:rPr>
+      </w:pPr>
+      <w:r>
+        <w:rPr>
+          <w:rFonts w:ascii="Times New Roman" w:hAnsi="Times New Roman" w:cs="Times New Roman"/>
+          <w:sz w:val="28"/>
+          <w:szCs w:val="28"/>
+          <w:lang w:val="en-US"/>
+        </w:rPr>
+        <w:t>An important characteristic of the dataset is its domain specificity. All collected tweets are related to volleyball, which allows the model to learn patterns specific to sports discussions. This includes recurring terminology, typical emotional expressions, and context-dependent language usage.</w:t>
+      </w:r>
+    </w:p>
+    <w:p>
+      <w:pPr>
+        <w:spacing w:line="360" w:lineRule="auto"/>
+        <w:jc w:val="both"/>
+        <w:rPr>
+          <w:rFonts w:ascii="Times New Roman" w:hAnsi="Times New Roman" w:cs="Times New Roman"/>
+          <w:sz w:val="28"/>
+          <w:szCs w:val="28"/>
+          <w:lang w:val="en-US"/>
+        </w:rPr>
+      </w:pPr>
+    </w:p>
+    <w:p>
+      <w:pPr>
+        <w:spacing w:line="360" w:lineRule="auto"/>
+        <w:jc w:val="both"/>
+        <w:rPr>
+          <w:rFonts w:ascii="Times New Roman" w:hAnsi="Times New Roman" w:cs="Times New Roman"/>
+          <w:sz w:val="28"/>
+          <w:szCs w:val="28"/>
+          <w:lang w:val="en-US"/>
+        </w:rPr>
+      </w:pPr>
+      <w:r>
+        <w:rPr>
+          <w:rFonts w:ascii="Times New Roman" w:hAnsi="Times New Roman" w:cs="Times New Roman"/>
+          <w:sz w:val="28"/>
+          <w:szCs w:val="28"/>
+          <w:lang w:val="en-US"/>
+        </w:rPr>
+        <w:t>3.</w:t>
+      </w:r>
+      <w:r>
+        <w:rPr>
+          <w:rFonts w:ascii="Times New Roman" w:hAnsi="Times New Roman" w:cs="Times New Roman"/>
+          <w:sz w:val="28"/>
+          <w:szCs w:val="28"/>
+        </w:rPr>
+        <w:t>4</w:t>
+      </w:r>
+      <w:r>
+        <w:rPr>
+          <w:rFonts w:ascii="Times New Roman" w:hAnsi="Times New Roman" w:cs="Times New Roman"/>
+          <w:sz w:val="28"/>
+          <w:szCs w:val="28"/>
+          <w:lang w:val="en-US"/>
+        </w:rPr>
+        <w:t xml:space="preserve"> Dataset Structure</w:t>
+      </w:r>
+    </w:p>
+    <w:p>
+      <w:pPr>
+        <w:spacing w:line="360" w:lineRule="auto"/>
+        <w:jc w:val="both"/>
+        <w:rPr>
+          <w:rFonts w:ascii="Times New Roman" w:hAnsi="Times New Roman" w:cs="Times New Roman"/>
+          <w:sz w:val="28"/>
+          <w:szCs w:val="28"/>
+          <w:lang w:val="en-US"/>
+        </w:rPr>
+      </w:pPr>
+      <w:r>
+        <w:rPr>
+          <w:rFonts w:ascii="Times New Roman" w:hAnsi="Times New Roman" w:cs="Times New Roman"/>
+          <w:sz w:val="28"/>
+          <w:szCs w:val="28"/>
+          <w:lang w:val="en-US"/>
+        </w:rPr>
+        <w:t>Each instance in the dataset consists of a textual component and an associated label representing the emotional state expressed in the text. The dataset is organized in a structured format, where each row corresponds to a single tweet.</w:t>
+      </w:r>
+    </w:p>
+    <w:p>
+      <w:pPr>
+        <w:spacing w:line="360" w:lineRule="auto"/>
+        <w:jc w:val="both"/>
+        <w:rPr>
+          <w:rFonts w:ascii="Times New Roman" w:hAnsi="Times New Roman" w:cs="Times New Roman"/>
+          <w:sz w:val="28"/>
+          <w:szCs w:val="28"/>
+          <w:lang w:val="en-US"/>
+        </w:rPr>
+      </w:pPr>
+      <w:r>
+        <w:rPr>
+          <w:rFonts w:ascii="Times New Roman" w:hAnsi="Times New Roman" w:cs="Times New Roman"/>
+          <w:sz w:val="28"/>
+          <w:szCs w:val="28"/>
+          <w:lang w:val="en-US"/>
+        </w:rPr>
+        <w:t>The primary elements of the dataset include a unique identifier, the textual content of the tweet, and the emotion label assigned during the annotation process. The labels represent discrete emotional categories, allowing the task to be formulated as a multi-class classification problem.</w:t>
+      </w:r>
+    </w:p>
+    <w:p>
+      <w:pPr>
+        <w:spacing w:line="360" w:lineRule="auto"/>
+        <w:jc w:val="both"/>
+        <w:rPr>
+          <w:rFonts w:ascii="Times New Roman" w:hAnsi="Times New Roman" w:cs="Times New Roman"/>
+          <w:sz w:val="28"/>
+          <w:szCs w:val="28"/>
+          <w:lang w:val="en-US"/>
+        </w:rPr>
+      </w:pPr>
+      <w:r>
+        <w:rPr>
+          <w:rFonts w:ascii="Times New Roman" w:hAnsi="Times New Roman" w:cs="Times New Roman"/>
+          <w:sz w:val="28"/>
+          <w:szCs w:val="28"/>
+          <w:lang w:val="en-US"/>
+        </w:rPr>
+        <w:t>This structured representation facilitates the application of machine learning techniques, as it allows for direct mapping between input data (text) and target variables (emotion labels). Furthermore, the simplicity of the structure ensures compatibility with standard data processing tools and libraries.</w:t>
+      </w:r>
+    </w:p>
+    <w:p>
+      <w:pPr>
+        <w:rPr>
+          <w:rFonts w:ascii="Times New Roman" w:hAnsi="Times New Roman" w:cs="Times New Roman"/>
+          <w:sz w:val="28"/>
+          <w:szCs w:val="28"/>
+          <w:lang w:val="en-US"/>
+        </w:rPr>
+      </w:pPr>
+      <w:r>
+        <w:rPr>
+          <w:rFonts w:ascii="Times New Roman" w:hAnsi="Times New Roman" w:cs="Times New Roman"/>
+          <w:sz w:val="28"/>
+          <w:szCs w:val="28"/>
+          <w:lang w:val="en-US"/>
+        </w:rPr>
+        <w:br w:type="page"/>
+      </w:r>
+    </w:p>
+    <w:p>
+      <w:pPr>
+        <w:spacing w:line="360" w:lineRule="auto"/>
+        <w:jc w:val="both"/>
+        <w:rPr>
+          <w:rFonts w:ascii="Times New Roman" w:hAnsi="Times New Roman" w:cs="Times New Roman"/>
+          <w:sz w:val="28"/>
+          <w:szCs w:val="28"/>
+          <w:lang w:val="en-US"/>
+        </w:rPr>
+      </w:pPr>
     </w:p>
     <w:tbl>
       <w:tblPr>
@@ -2945,7 +3749,6 @@
                 <w14:ligatures w14:val="none"/>
               </w:rPr>
             </w:pPr>
-            <w:proofErr w:type="spellStart"/>
             <w:r>
               <w:rPr>
                 <w:rFonts w:ascii="Times New Roman" w:eastAsia="Times New Roman" w:hAnsi="Times New Roman" w:cs="Times New Roman"/>
@@ -2956,20 +3759,7 @@
                 <w:lang w:eastAsia="ru-RU"/>
                 <w14:ligatures w14:val="none"/>
               </w:rPr>
-              <w:t>Tweet</w:t>
-            </w:r>
-            <w:proofErr w:type="spellEnd"/>
-            <w:r>
-              <w:rPr>
-                <w:rFonts w:ascii="Times New Roman" w:eastAsia="Times New Roman" w:hAnsi="Times New Roman" w:cs="Times New Roman"/>
-                <w:color w:val="000000"/>
-                <w:kern w:val="0"/>
-                <w:sz w:val="28"/>
-                <w:szCs w:val="28"/>
-                <w:lang w:eastAsia="ru-RU"/>
-                <w14:ligatures w14:val="none"/>
-              </w:rPr>
-              <w:t xml:space="preserve"> Text</w:t>
+              <w:t>Tweet Text</w:t>
             </w:r>
           </w:p>
         </w:tc>
@@ -3000,7 +3790,6 @@
                 <w14:ligatures w14:val="none"/>
               </w:rPr>
             </w:pPr>
-            <w:proofErr w:type="spellStart"/>
             <w:r>
               <w:rPr>
                 <w:rFonts w:ascii="Times New Roman" w:eastAsia="Times New Roman" w:hAnsi="Times New Roman" w:cs="Times New Roman"/>
@@ -3011,20 +3800,7 @@
                 <w:lang w:eastAsia="ru-RU"/>
                 <w14:ligatures w14:val="none"/>
               </w:rPr>
-              <w:t>Emotion</w:t>
-            </w:r>
-            <w:proofErr w:type="spellEnd"/>
-            <w:r>
-              <w:rPr>
-                <w:rFonts w:ascii="Times New Roman" w:eastAsia="Times New Roman" w:hAnsi="Times New Roman" w:cs="Times New Roman"/>
-                <w:color w:val="000000"/>
-                <w:kern w:val="0"/>
-                <w:sz w:val="28"/>
-                <w:szCs w:val="28"/>
-                <w:lang w:eastAsia="ru-RU"/>
-                <w14:ligatures w14:val="none"/>
-              </w:rPr>
-              <w:t xml:space="preserve"> Label</w:t>
+              <w:t>Emotion Label</w:t>
             </w:r>
           </w:p>
         </w:tc>
@@ -3101,7 +3877,6 @@
                 <w14:ligatures w14:val="none"/>
               </w:rPr>
             </w:pPr>
-            <w:proofErr w:type="spellStart"/>
             <w:r>
               <w:rPr>
                 <w:rFonts w:ascii="Times New Roman" w:eastAsia="Times New Roman" w:hAnsi="Times New Roman" w:cs="Times New Roman"/>
@@ -3112,61 +3887,8 @@
                 <w:lang w:eastAsia="ru-RU"/>
                 <w14:ligatures w14:val="none"/>
               </w:rPr>
-              <w:t>Example</w:t>
+              <w:t>Example tweet text</w:t>
             </w:r>
-            <w:proofErr w:type="spellEnd"/>
-            <w:r>
-              <w:rPr>
-                <w:rFonts w:ascii="Times New Roman" w:eastAsia="Times New Roman" w:hAnsi="Times New Roman" w:cs="Times New Roman"/>
-                <w:color w:val="000000"/>
-                <w:kern w:val="0"/>
-                <w:sz w:val="28"/>
-                <w:szCs w:val="28"/>
-                <w:lang w:eastAsia="ru-RU"/>
-                <w14:ligatures w14:val="none"/>
-              </w:rPr>
-              <w:t xml:space="preserve"> </w:t>
-            </w:r>
-            <w:proofErr w:type="spellStart"/>
-            <w:r>
-              <w:rPr>
-                <w:rFonts w:ascii="Times New Roman" w:eastAsia="Times New Roman" w:hAnsi="Times New Roman" w:cs="Times New Roman"/>
-                <w:color w:val="000000"/>
-                <w:kern w:val="0"/>
-                <w:sz w:val="28"/>
-                <w:szCs w:val="28"/>
-                <w:lang w:eastAsia="ru-RU"/>
-                <w14:ligatures w14:val="none"/>
-              </w:rPr>
-              <w:t>tweet</w:t>
-            </w:r>
-            <w:proofErr w:type="spellEnd"/>
-            <w:r>
-              <w:rPr>
-                <w:rFonts w:ascii="Times New Roman" w:eastAsia="Times New Roman" w:hAnsi="Times New Roman" w:cs="Times New Roman"/>
-                <w:color w:val="000000"/>
-                <w:kern w:val="0"/>
-                <w:sz w:val="28"/>
-                <w:szCs w:val="28"/>
-                <w:lang w:eastAsia="ru-RU"/>
-                <w14:ligatures w14:val="none"/>
-              </w:rPr>
-              <w:t xml:space="preserve"> </w:t>
-            </w:r>
-            <w:proofErr w:type="spellStart"/>
-            <w:r>
-              <w:rPr>
-                <w:rFonts w:ascii="Times New Roman" w:eastAsia="Times New Roman" w:hAnsi="Times New Roman" w:cs="Times New Roman"/>
-                <w:color w:val="000000"/>
-                <w:kern w:val="0"/>
-                <w:sz w:val="28"/>
-                <w:szCs w:val="28"/>
-                <w:lang w:eastAsia="ru-RU"/>
-                <w14:ligatures w14:val="none"/>
-              </w:rPr>
-              <w:t>text</w:t>
-            </w:r>
-            <w:proofErr w:type="spellEnd"/>
           </w:p>
         </w:tc>
         <w:tc>
@@ -3196,7 +3918,6 @@
                 <w14:ligatures w14:val="none"/>
               </w:rPr>
             </w:pPr>
-            <w:proofErr w:type="spellStart"/>
             <w:r>
               <w:rPr>
                 <w:rFonts w:ascii="Times New Roman" w:eastAsia="Times New Roman" w:hAnsi="Times New Roman" w:cs="Times New Roman"/>
@@ -3209,7 +3930,6 @@
               </w:rPr>
               <w:t>happiness</w:t>
             </w:r>
-            <w:proofErr w:type="spellEnd"/>
           </w:p>
         </w:tc>
       </w:tr>
@@ -3285,7 +4005,6 @@
                 <w14:ligatures w14:val="none"/>
               </w:rPr>
             </w:pPr>
-            <w:proofErr w:type="spellStart"/>
             <w:r>
               <w:rPr>
                 <w:rFonts w:ascii="Times New Roman" w:eastAsia="Times New Roman" w:hAnsi="Times New Roman" w:cs="Times New Roman"/>
@@ -3296,61 +4015,8 @@
                 <w:lang w:eastAsia="ru-RU"/>
                 <w14:ligatures w14:val="none"/>
               </w:rPr>
-              <w:t>Example</w:t>
+              <w:t>Example tweet text</w:t>
             </w:r>
-            <w:proofErr w:type="spellEnd"/>
-            <w:r>
-              <w:rPr>
-                <w:rFonts w:ascii="Times New Roman" w:eastAsia="Times New Roman" w:hAnsi="Times New Roman" w:cs="Times New Roman"/>
-                <w:color w:val="000000"/>
-                <w:kern w:val="0"/>
-                <w:sz w:val="28"/>
-                <w:szCs w:val="28"/>
-                <w:lang w:eastAsia="ru-RU"/>
-                <w14:ligatures w14:val="none"/>
-              </w:rPr>
-              <w:t xml:space="preserve"> </w:t>
-            </w:r>
-            <w:proofErr w:type="spellStart"/>
-            <w:r>
-              <w:rPr>
-                <w:rFonts w:ascii="Times New Roman" w:eastAsia="Times New Roman" w:hAnsi="Times New Roman" w:cs="Times New Roman"/>
-                <w:color w:val="000000"/>
-                <w:kern w:val="0"/>
-                <w:sz w:val="28"/>
-                <w:szCs w:val="28"/>
-                <w:lang w:eastAsia="ru-RU"/>
-                <w14:ligatures w14:val="none"/>
-              </w:rPr>
-              <w:t>tweet</w:t>
-            </w:r>
-            <w:proofErr w:type="spellEnd"/>
-            <w:r>
-              <w:rPr>
-                <w:rFonts w:ascii="Times New Roman" w:eastAsia="Times New Roman" w:hAnsi="Times New Roman" w:cs="Times New Roman"/>
-                <w:color w:val="000000"/>
-                <w:kern w:val="0"/>
-                <w:sz w:val="28"/>
-                <w:szCs w:val="28"/>
-                <w:lang w:eastAsia="ru-RU"/>
-                <w14:ligatures w14:val="none"/>
-              </w:rPr>
-              <w:t xml:space="preserve"> </w:t>
-            </w:r>
-            <w:proofErr w:type="spellStart"/>
-            <w:r>
-              <w:rPr>
-                <w:rFonts w:ascii="Times New Roman" w:eastAsia="Times New Roman" w:hAnsi="Times New Roman" w:cs="Times New Roman"/>
-                <w:color w:val="000000"/>
-                <w:kern w:val="0"/>
-                <w:sz w:val="28"/>
-                <w:szCs w:val="28"/>
-                <w:lang w:eastAsia="ru-RU"/>
-                <w14:ligatures w14:val="none"/>
-              </w:rPr>
-              <w:t>text</w:t>
-            </w:r>
-            <w:proofErr w:type="spellEnd"/>
           </w:p>
         </w:tc>
         <w:tc>
@@ -3380,7 +4046,6 @@
                 <w14:ligatures w14:val="none"/>
               </w:rPr>
             </w:pPr>
-            <w:proofErr w:type="spellStart"/>
             <w:r>
               <w:rPr>
                 <w:rFonts w:ascii="Times New Roman" w:eastAsia="Times New Roman" w:hAnsi="Times New Roman" w:cs="Times New Roman"/>
@@ -3393,7 +4058,6 @@
               </w:rPr>
               <w:t>anger</w:t>
             </w:r>
-            <w:proofErr w:type="spellEnd"/>
           </w:p>
         </w:tc>
       </w:tr>
@@ -3469,7 +4133,6 @@
                 <w14:ligatures w14:val="none"/>
               </w:rPr>
             </w:pPr>
-            <w:proofErr w:type="spellStart"/>
             <w:r>
               <w:rPr>
                 <w:rFonts w:ascii="Times New Roman" w:eastAsia="Times New Roman" w:hAnsi="Times New Roman" w:cs="Times New Roman"/>
@@ -3480,61 +4143,8 @@
                 <w:lang w:eastAsia="ru-RU"/>
                 <w14:ligatures w14:val="none"/>
               </w:rPr>
-              <w:t>Example</w:t>
+              <w:t>Example tweet text</w:t>
             </w:r>
-            <w:proofErr w:type="spellEnd"/>
-            <w:r>
-              <w:rPr>
-                <w:rFonts w:ascii="Times New Roman" w:eastAsia="Times New Roman" w:hAnsi="Times New Roman" w:cs="Times New Roman"/>
-                <w:color w:val="000000"/>
-                <w:kern w:val="0"/>
-                <w:sz w:val="28"/>
-                <w:szCs w:val="28"/>
-                <w:lang w:eastAsia="ru-RU"/>
-                <w14:ligatures w14:val="none"/>
-              </w:rPr>
-              <w:t xml:space="preserve"> </w:t>
-            </w:r>
-            <w:proofErr w:type="spellStart"/>
-            <w:r>
-              <w:rPr>
-                <w:rFonts w:ascii="Times New Roman" w:eastAsia="Times New Roman" w:hAnsi="Times New Roman" w:cs="Times New Roman"/>
-                <w:color w:val="000000"/>
-                <w:kern w:val="0"/>
-                <w:sz w:val="28"/>
-                <w:szCs w:val="28"/>
-                <w:lang w:eastAsia="ru-RU"/>
-                <w14:ligatures w14:val="none"/>
-              </w:rPr>
-              <w:t>tweet</w:t>
-            </w:r>
-            <w:proofErr w:type="spellEnd"/>
-            <w:r>
-              <w:rPr>
-                <w:rFonts w:ascii="Times New Roman" w:eastAsia="Times New Roman" w:hAnsi="Times New Roman" w:cs="Times New Roman"/>
-                <w:color w:val="000000"/>
-                <w:kern w:val="0"/>
-                <w:sz w:val="28"/>
-                <w:szCs w:val="28"/>
-                <w:lang w:eastAsia="ru-RU"/>
-                <w14:ligatures w14:val="none"/>
-              </w:rPr>
-              <w:t xml:space="preserve"> </w:t>
-            </w:r>
-            <w:proofErr w:type="spellStart"/>
-            <w:r>
-              <w:rPr>
-                <w:rFonts w:ascii="Times New Roman" w:eastAsia="Times New Roman" w:hAnsi="Times New Roman" w:cs="Times New Roman"/>
-                <w:color w:val="000000"/>
-                <w:kern w:val="0"/>
-                <w:sz w:val="28"/>
-                <w:szCs w:val="28"/>
-                <w:lang w:eastAsia="ru-RU"/>
-                <w14:ligatures w14:val="none"/>
-              </w:rPr>
-              <w:t>text</w:t>
-            </w:r>
-            <w:proofErr w:type="spellEnd"/>
           </w:p>
         </w:tc>
         <w:tc>
@@ -3564,7 +4174,6 @@
                 <w14:ligatures w14:val="none"/>
               </w:rPr>
             </w:pPr>
-            <w:proofErr w:type="spellStart"/>
             <w:r>
               <w:rPr>
                 <w:rFonts w:ascii="Times New Roman" w:eastAsia="Times New Roman" w:hAnsi="Times New Roman" w:cs="Times New Roman"/>
@@ -3577,7 +4186,6 @@
               </w:rPr>
               <w:t>neutral</w:t>
             </w:r>
-            <w:proofErr w:type="spellEnd"/>
           </w:p>
         </w:tc>
       </w:tr>
@@ -3612,50 +4220,2347 @@
           <w:szCs w:val="28"/>
           <w:lang w:val="en-US"/>
         </w:rPr>
-        <w:t>3.4 Dataset Characteristics</w:t>
-      </w:r>
-    </w:p>
-    <w:p>
-      <w:pPr>
-        <w:spacing w:line="360" w:lineRule="auto"/>
-        <w:jc w:val="both"/>
-        <w:rPr>
-          <w:rFonts w:ascii="Times New Roman" w:hAnsi="Times New Roman" w:cs="Times New Roman"/>
-          <w:sz w:val="28"/>
-          <w:szCs w:val="28"/>
-          <w:lang w:val="en-US"/>
-        </w:rPr>
-      </w:pPr>
-      <w:r>
-        <w:rPr>
-          <w:rFonts w:ascii="Times New Roman" w:hAnsi="Times New Roman" w:cs="Times New Roman"/>
-          <w:sz w:val="28"/>
-          <w:szCs w:val="28"/>
-          <w:lang w:val="en-US"/>
-        </w:rPr>
-        <w:t>Tweets are typically short messages that contain informal language, abbreviations, and hashtags. These characteristics make emotion detection in Twitter data more challenging compared to traditional text corpora.</w:t>
-      </w:r>
-    </w:p>
-    <w:p>
-      <w:pPr>
-        <w:spacing w:line="360" w:lineRule="auto"/>
-        <w:jc w:val="both"/>
-        <w:rPr>
-          <w:rFonts w:ascii="Times New Roman" w:hAnsi="Times New Roman" w:cs="Times New Roman"/>
-          <w:sz w:val="28"/>
-          <w:szCs w:val="28"/>
-          <w:lang w:val="en-US"/>
-        </w:rPr>
-      </w:pPr>
-      <w:r>
-        <w:rPr>
-          <w:rFonts w:ascii="Times New Roman" w:hAnsi="Times New Roman" w:cs="Times New Roman"/>
-          <w:sz w:val="28"/>
-          <w:szCs w:val="28"/>
-          <w:lang w:val="en-US"/>
-        </w:rPr>
-        <w:t>Additionally, sports-related tweets often contain strong emotional reactions during or after matches, resulting in a diverse range of emotional expressions within the dataset.</w:t>
-      </w:r>
+        <w:t>3.</w:t>
+      </w:r>
+      <w:r>
+        <w:rPr>
+          <w:rFonts w:ascii="Times New Roman" w:hAnsi="Times New Roman" w:cs="Times New Roman"/>
+          <w:sz w:val="28"/>
+          <w:szCs w:val="28"/>
+        </w:rPr>
+        <w:t>5</w:t>
+      </w:r>
+      <w:r>
+        <w:rPr>
+          <w:rFonts w:ascii="Times New Roman" w:hAnsi="Times New Roman" w:cs="Times New Roman"/>
+          <w:sz w:val="28"/>
+          <w:szCs w:val="28"/>
+          <w:lang w:val="en-US"/>
+        </w:rPr>
+        <w:t xml:space="preserve"> </w:t>
+      </w:r>
+      <w:r>
+        <w:rPr>
+          <w:rFonts w:ascii="Times New Roman" w:hAnsi="Times New Roman" w:cs="Times New Roman"/>
+          <w:sz w:val="28"/>
+          <w:szCs w:val="28"/>
+        </w:rPr>
+        <w:t>Emotion Label Distribution</w:t>
+      </w:r>
+    </w:p>
+    <w:p>
+      <w:pPr>
+        <w:spacing w:line="360" w:lineRule="auto"/>
+        <w:jc w:val="both"/>
+        <w:rPr>
+          <w:rFonts w:ascii="Times New Roman" w:hAnsi="Times New Roman" w:cs="Times New Roman"/>
+          <w:sz w:val="28"/>
+          <w:szCs w:val="28"/>
+          <w:lang w:val="en-US"/>
+        </w:rPr>
+      </w:pPr>
+      <w:r>
+        <w:rPr>
+          <w:rFonts w:ascii="Times New Roman" w:hAnsi="Times New Roman" w:cs="Times New Roman"/>
+          <w:sz w:val="28"/>
+          <w:szCs w:val="28"/>
+          <w:lang w:val="en-US"/>
+        </w:rPr>
+        <w:t>The dataset includes seven emotional categories: neutral, happiness, anger, disgust, sadness, surprise, and fear. These categories are based on widely accepted psychological models of basic human emotions and are commonly used in emotion detection research.</w:t>
+      </w:r>
+    </w:p>
+    <w:p>
+      <w:pPr>
+        <w:spacing w:line="360" w:lineRule="auto"/>
+        <w:jc w:val="both"/>
+        <w:rPr>
+          <w:rFonts w:ascii="Times New Roman" w:hAnsi="Times New Roman" w:cs="Times New Roman"/>
+          <w:sz w:val="28"/>
+          <w:szCs w:val="28"/>
+          <w:lang w:val="en-US"/>
+        </w:rPr>
+      </w:pPr>
+      <w:r>
+        <w:rPr>
+          <w:rFonts w:ascii="Times New Roman" w:hAnsi="Times New Roman" w:cs="Times New Roman"/>
+          <w:sz w:val="28"/>
+          <w:szCs w:val="28"/>
+          <w:lang w:val="en-US"/>
+        </w:rPr>
+        <w:t xml:space="preserve">One of the most significant characteristics of the dataset is the uneven distribution of these labels. In real-world social media data, certain emotions appear more frequently than others. For example, neutral statements and expressions of sadness or general commentary tend to dominate the dataset, while emotions such as fear and disgust occur relatively </w:t>
+      </w:r>
+      <w:r>
+        <w:rPr>
+          <w:rFonts w:ascii="Times New Roman" w:hAnsi="Times New Roman" w:cs="Times New Roman"/>
+          <w:sz w:val="28"/>
+          <w:szCs w:val="28"/>
+        </w:rPr>
+        <w:t>редко</w:t>
+      </w:r>
+      <w:r>
+        <w:rPr>
+          <w:rFonts w:ascii="Times New Roman" w:hAnsi="Times New Roman" w:cs="Times New Roman"/>
+          <w:sz w:val="28"/>
+          <w:szCs w:val="28"/>
+          <w:lang w:val="en-US"/>
+        </w:rPr>
+        <w:t>.</w:t>
+      </w:r>
+    </w:p>
+    <w:p>
+      <w:pPr>
+        <w:spacing w:line="360" w:lineRule="auto"/>
+        <w:jc w:val="both"/>
+        <w:rPr>
+          <w:rFonts w:ascii="Times New Roman" w:hAnsi="Times New Roman" w:cs="Times New Roman"/>
+          <w:sz w:val="28"/>
+          <w:szCs w:val="28"/>
+          <w:lang w:val="en-US"/>
+        </w:rPr>
+      </w:pPr>
+      <w:r>
+        <w:rPr>
+          <w:rFonts w:ascii="Times New Roman" w:hAnsi="Times New Roman" w:cs="Times New Roman"/>
+          <w:sz w:val="28"/>
+          <w:szCs w:val="28"/>
+          <w:lang w:val="en-US"/>
+        </w:rPr>
+        <w:t xml:space="preserve">This imbalance reflects the natural distribution of emotional expressions in sports discussions. Users are more likely to express common reactions such as disappointment or satisfaction, while more </w:t>
+      </w:r>
+      <w:r>
+        <w:rPr>
+          <w:rFonts w:ascii="Times New Roman" w:hAnsi="Times New Roman" w:cs="Times New Roman"/>
+          <w:sz w:val="28"/>
+          <w:szCs w:val="28"/>
+        </w:rPr>
+        <w:t>специфические</w:t>
+      </w:r>
+      <w:r>
+        <w:rPr>
+          <w:rFonts w:ascii="Times New Roman" w:hAnsi="Times New Roman" w:cs="Times New Roman"/>
+          <w:sz w:val="28"/>
+          <w:szCs w:val="28"/>
+          <w:lang w:val="en-US"/>
+        </w:rPr>
+        <w:t xml:space="preserve"> </w:t>
+      </w:r>
+      <w:r>
+        <w:rPr>
+          <w:rFonts w:ascii="Times New Roman" w:hAnsi="Times New Roman" w:cs="Times New Roman"/>
+          <w:sz w:val="28"/>
+          <w:szCs w:val="28"/>
+        </w:rPr>
+        <w:t>эмоции</w:t>
+      </w:r>
+      <w:r>
+        <w:rPr>
+          <w:rFonts w:ascii="Times New Roman" w:hAnsi="Times New Roman" w:cs="Times New Roman"/>
+          <w:sz w:val="28"/>
+          <w:szCs w:val="28"/>
+          <w:lang w:val="en-US"/>
+        </w:rPr>
+        <w:t xml:space="preserve"> </w:t>
+      </w:r>
+      <w:r>
+        <w:rPr>
+          <w:rFonts w:ascii="Times New Roman" w:hAnsi="Times New Roman" w:cs="Times New Roman"/>
+          <w:sz w:val="28"/>
+          <w:szCs w:val="28"/>
+        </w:rPr>
+        <w:t>встречаются</w:t>
+      </w:r>
+      <w:r>
+        <w:rPr>
+          <w:rFonts w:ascii="Times New Roman" w:hAnsi="Times New Roman" w:cs="Times New Roman"/>
+          <w:sz w:val="28"/>
+          <w:szCs w:val="28"/>
+          <w:lang w:val="en-US"/>
+        </w:rPr>
+        <w:t xml:space="preserve"> </w:t>
+      </w:r>
+      <w:r>
+        <w:rPr>
+          <w:rFonts w:ascii="Times New Roman" w:hAnsi="Times New Roman" w:cs="Times New Roman"/>
+          <w:sz w:val="28"/>
+          <w:szCs w:val="28"/>
+        </w:rPr>
+        <w:t>значительно</w:t>
+      </w:r>
+      <w:r>
+        <w:rPr>
+          <w:rFonts w:ascii="Times New Roman" w:hAnsi="Times New Roman" w:cs="Times New Roman"/>
+          <w:sz w:val="28"/>
+          <w:szCs w:val="28"/>
+          <w:lang w:val="en-US"/>
+        </w:rPr>
+        <w:t xml:space="preserve"> </w:t>
+      </w:r>
+      <w:r>
+        <w:rPr>
+          <w:rFonts w:ascii="Times New Roman" w:hAnsi="Times New Roman" w:cs="Times New Roman"/>
+          <w:sz w:val="28"/>
+          <w:szCs w:val="28"/>
+        </w:rPr>
+        <w:t>реже</w:t>
+      </w:r>
+      <w:r>
+        <w:rPr>
+          <w:rFonts w:ascii="Times New Roman" w:hAnsi="Times New Roman" w:cs="Times New Roman"/>
+          <w:sz w:val="28"/>
+          <w:szCs w:val="28"/>
+          <w:lang w:val="en-US"/>
+        </w:rPr>
+        <w:t>.</w:t>
+      </w:r>
+    </w:p>
+    <w:p>
+      <w:pPr>
+        <w:spacing w:line="360" w:lineRule="auto"/>
+        <w:jc w:val="both"/>
+        <w:rPr>
+          <w:rFonts w:ascii="Times New Roman" w:hAnsi="Times New Roman" w:cs="Times New Roman"/>
+          <w:sz w:val="28"/>
+          <w:szCs w:val="28"/>
+          <w:lang w:val="en-US"/>
+        </w:rPr>
+      </w:pPr>
+      <w:r>
+        <w:rPr>
+          <w:rFonts w:ascii="Times New Roman" w:hAnsi="Times New Roman" w:cs="Times New Roman"/>
+          <w:sz w:val="28"/>
+          <w:szCs w:val="28"/>
+          <w:lang w:val="en-US"/>
+        </w:rPr>
+        <w:t>The presence of class imbalance has important implications for model training and evaluation. Models trained on imbalanced data tend to perform well on dominant classes but struggle to correctly identify minority classes. This phenomenon must be taken into account when interpreting evaluation metrics and discussing the results.</w:t>
+      </w:r>
+    </w:p>
+    <w:p>
+      <w:pPr>
+        <w:spacing w:line="360" w:lineRule="auto"/>
+        <w:jc w:val="both"/>
+        <w:rPr>
+          <w:rFonts w:ascii="Times New Roman" w:hAnsi="Times New Roman" w:cs="Times New Roman"/>
+          <w:sz w:val="28"/>
+          <w:szCs w:val="28"/>
+        </w:rPr>
+      </w:pPr>
+    </w:p>
+    <w:p>
+      <w:pPr>
+        <w:spacing w:line="360" w:lineRule="auto"/>
+        <w:jc w:val="both"/>
+        <w:rPr>
+          <w:rFonts w:ascii="Times New Roman" w:hAnsi="Times New Roman" w:cs="Times New Roman"/>
+          <w:sz w:val="28"/>
+          <w:szCs w:val="28"/>
+          <w:lang w:val="en-US"/>
+        </w:rPr>
+      </w:pPr>
+      <w:r>
+        <w:rPr>
+          <w:rFonts w:ascii="Times New Roman" w:hAnsi="Times New Roman" w:cs="Times New Roman"/>
+          <w:sz w:val="28"/>
+          <w:szCs w:val="28"/>
+          <w:lang w:val="en-US"/>
+        </w:rPr>
+        <w:t>3.</w:t>
+      </w:r>
+      <w:r>
+        <w:rPr>
+          <w:rFonts w:ascii="Times New Roman" w:hAnsi="Times New Roman" w:cs="Times New Roman"/>
+          <w:sz w:val="28"/>
+          <w:szCs w:val="28"/>
+          <w:lang w:val="en-US"/>
+        </w:rPr>
+        <w:t>6</w:t>
+      </w:r>
+      <w:r>
+        <w:rPr>
+          <w:rFonts w:ascii="Times New Roman" w:hAnsi="Times New Roman" w:cs="Times New Roman"/>
+          <w:sz w:val="28"/>
+          <w:szCs w:val="28"/>
+          <w:lang w:val="en-US"/>
+        </w:rPr>
+        <w:t xml:space="preserve"> </w:t>
+      </w:r>
+      <w:r>
+        <w:rPr>
+          <w:rFonts w:ascii="Times New Roman" w:hAnsi="Times New Roman" w:cs="Times New Roman"/>
+          <w:sz w:val="28"/>
+          <w:szCs w:val="28"/>
+          <w:lang w:val="en-US"/>
+        </w:rPr>
+        <w:t>Emotion Label Distribution</w:t>
+      </w:r>
+    </w:p>
+    <w:p>
+      <w:pPr>
+        <w:spacing w:line="360" w:lineRule="auto"/>
+        <w:jc w:val="both"/>
+        <w:rPr>
+          <w:rFonts w:ascii="Times New Roman" w:hAnsi="Times New Roman" w:cs="Times New Roman"/>
+          <w:sz w:val="28"/>
+          <w:szCs w:val="28"/>
+          <w:lang w:val="en-US"/>
+        </w:rPr>
+      </w:pPr>
+      <w:r>
+        <w:rPr>
+          <w:rFonts w:ascii="Times New Roman" w:hAnsi="Times New Roman" w:cs="Times New Roman"/>
+          <w:sz w:val="28"/>
+          <w:szCs w:val="28"/>
+          <w:lang w:val="en-US"/>
+        </w:rPr>
+        <w:t xml:space="preserve">Tweets are inherently short texts due to platform limitations. As a result, the dataset consists primarily of brief messages, often containing between several words and a </w:t>
+      </w:r>
+      <w:r>
+        <w:rPr>
+          <w:rFonts w:ascii="Times New Roman" w:hAnsi="Times New Roman" w:cs="Times New Roman"/>
+          <w:sz w:val="28"/>
+          <w:szCs w:val="28"/>
+          <w:lang w:val="en-US"/>
+        </w:rPr>
+        <w:lastRenderedPageBreak/>
+        <w:t>few sentences. This characteristic distinguishes social media data from longer, more structured texts such as articles or reports.</w:t>
+      </w:r>
+    </w:p>
+    <w:p>
+      <w:pPr>
+        <w:spacing w:line="360" w:lineRule="auto"/>
+        <w:jc w:val="both"/>
+        <w:rPr>
+          <w:rFonts w:ascii="Times New Roman" w:hAnsi="Times New Roman" w:cs="Times New Roman"/>
+          <w:sz w:val="28"/>
+          <w:szCs w:val="28"/>
+          <w:lang w:val="en-US"/>
+        </w:rPr>
+      </w:pPr>
+      <w:r>
+        <w:rPr>
+          <w:rFonts w:ascii="Times New Roman" w:hAnsi="Times New Roman" w:cs="Times New Roman"/>
+          <w:sz w:val="28"/>
+          <w:szCs w:val="28"/>
+          <w:lang w:val="en-US"/>
+        </w:rPr>
+        <w:t>The limited length of tweets reduces the amount of contextual information available for analysis. In many cases, emotional meaning must be inferred from a small number of words or even a single phrase. This increases the difficulty of the classification task, as the model has less information to rely on.</w:t>
+      </w:r>
+    </w:p>
+    <w:p>
+      <w:pPr>
+        <w:spacing w:line="360" w:lineRule="auto"/>
+        <w:jc w:val="both"/>
+        <w:rPr>
+          <w:rFonts w:ascii="Times New Roman" w:hAnsi="Times New Roman" w:cs="Times New Roman"/>
+          <w:sz w:val="28"/>
+          <w:szCs w:val="28"/>
+          <w:lang w:val="en-US"/>
+        </w:rPr>
+      </w:pPr>
+      <w:r>
+        <w:rPr>
+          <w:rFonts w:ascii="Times New Roman" w:hAnsi="Times New Roman" w:cs="Times New Roman"/>
+          <w:sz w:val="28"/>
+          <w:szCs w:val="28"/>
+          <w:lang w:val="en-US"/>
+        </w:rPr>
+        <w:t>Additionally, tweets often contain informal structural elements such as hashtags, mentions, and emojis. These elements contribute to the meaning of the text but do not follow standard grammatical rules. For example, hashtags may summarize the topic of the tweet, while emojis can reinforce or even replace textual expressions of emotion.</w:t>
+      </w:r>
+    </w:p>
+    <w:p>
+      <w:pPr>
+        <w:spacing w:line="360" w:lineRule="auto"/>
+        <w:jc w:val="both"/>
+        <w:rPr>
+          <w:rFonts w:ascii="Times New Roman" w:hAnsi="Times New Roman" w:cs="Times New Roman"/>
+          <w:sz w:val="28"/>
+          <w:szCs w:val="28"/>
+          <w:lang w:val="en-US"/>
+        </w:rPr>
+      </w:pPr>
+    </w:p>
+    <w:p>
+      <w:pPr>
+        <w:spacing w:line="360" w:lineRule="auto"/>
+        <w:jc w:val="both"/>
+        <w:rPr>
+          <w:rFonts w:ascii="Times New Roman" w:hAnsi="Times New Roman" w:cs="Times New Roman"/>
+          <w:sz w:val="28"/>
+          <w:szCs w:val="28"/>
+          <w:lang w:val="en-US"/>
+        </w:rPr>
+      </w:pPr>
+      <w:r>
+        <w:rPr>
+          <w:rFonts w:ascii="Times New Roman" w:hAnsi="Times New Roman" w:cs="Times New Roman"/>
+          <w:sz w:val="28"/>
+          <w:szCs w:val="28"/>
+          <w:lang w:val="en-US"/>
+        </w:rPr>
+        <w:t>3.</w:t>
+      </w:r>
+      <w:r>
+        <w:rPr>
+          <w:rFonts w:ascii="Times New Roman" w:hAnsi="Times New Roman" w:cs="Times New Roman"/>
+          <w:sz w:val="28"/>
+          <w:szCs w:val="28"/>
+          <w:lang w:val="en-US"/>
+        </w:rPr>
+        <w:t>7</w:t>
+      </w:r>
+      <w:r>
+        <w:rPr>
+          <w:rFonts w:ascii="Times New Roman" w:hAnsi="Times New Roman" w:cs="Times New Roman"/>
+          <w:sz w:val="28"/>
+          <w:szCs w:val="28"/>
+          <w:lang w:val="en-US"/>
+        </w:rPr>
+        <w:t xml:space="preserve"> </w:t>
+      </w:r>
+      <w:r>
+        <w:rPr>
+          <w:rFonts w:ascii="Times New Roman" w:hAnsi="Times New Roman" w:cs="Times New Roman"/>
+          <w:sz w:val="28"/>
+          <w:szCs w:val="28"/>
+          <w:lang w:val="en-US"/>
+        </w:rPr>
+        <w:t>Linguistic Characteristics of the Data</w:t>
+      </w:r>
+    </w:p>
+    <w:p>
+      <w:pPr>
+        <w:spacing w:line="360" w:lineRule="auto"/>
+        <w:jc w:val="both"/>
+        <w:rPr>
+          <w:rFonts w:ascii="Times New Roman" w:hAnsi="Times New Roman" w:cs="Times New Roman"/>
+          <w:sz w:val="28"/>
+          <w:szCs w:val="28"/>
+          <w:lang w:val="en-US"/>
+        </w:rPr>
+      </w:pPr>
+      <w:r>
+        <w:rPr>
+          <w:rFonts w:ascii="Times New Roman" w:hAnsi="Times New Roman" w:cs="Times New Roman"/>
+          <w:sz w:val="28"/>
+          <w:szCs w:val="28"/>
+          <w:lang w:val="en-US"/>
+        </w:rPr>
+        <w:t>The language used in the dataset reflects typical features of social media communication. Unlike formal written language, tweets are often characterized by informality, creativity, and variability in expression.</w:t>
+      </w:r>
+    </w:p>
+    <w:p>
+      <w:pPr>
+        <w:spacing w:line="360" w:lineRule="auto"/>
+        <w:jc w:val="both"/>
+        <w:rPr>
+          <w:rFonts w:ascii="Times New Roman" w:hAnsi="Times New Roman" w:cs="Times New Roman"/>
+          <w:sz w:val="28"/>
+          <w:szCs w:val="28"/>
+          <w:lang w:val="en-US"/>
+        </w:rPr>
+      </w:pPr>
+      <w:r>
+        <w:rPr>
+          <w:rFonts w:ascii="Times New Roman" w:hAnsi="Times New Roman" w:cs="Times New Roman"/>
+          <w:sz w:val="28"/>
+          <w:szCs w:val="28"/>
+          <w:lang w:val="en-US"/>
+        </w:rPr>
+        <w:t>Common linguistic features observed in the dataset include the use of slang, abbreviations, and non-standard spelling. Users frequently employ shortened forms of words, omit punctuation, or intentionally modify spelling for emphasis. For example, repeated characters or capitalization may be used to intensify emotional expression.</w:t>
+      </w:r>
+    </w:p>
+    <w:p>
+      <w:pPr>
+        <w:spacing w:line="360" w:lineRule="auto"/>
+        <w:jc w:val="both"/>
+        <w:rPr>
+          <w:rFonts w:ascii="Times New Roman" w:hAnsi="Times New Roman" w:cs="Times New Roman"/>
+          <w:sz w:val="28"/>
+          <w:szCs w:val="28"/>
+          <w:lang w:val="en-US"/>
+        </w:rPr>
+      </w:pPr>
+      <w:r>
+        <w:rPr>
+          <w:rFonts w:ascii="Times New Roman" w:hAnsi="Times New Roman" w:cs="Times New Roman"/>
+          <w:sz w:val="28"/>
+          <w:szCs w:val="28"/>
+          <w:lang w:val="en-US"/>
+        </w:rPr>
+        <w:t>Another important feature is the presence of emojis and expressive punctuation. Emojis can convey emotional information that complements or substitutes textual content. Similarly, multiple exclamation marks or question marks may indicate heightened emotional intensity.</w:t>
+      </w:r>
+    </w:p>
+    <w:p>
+      <w:pPr>
+        <w:spacing w:line="360" w:lineRule="auto"/>
+        <w:jc w:val="both"/>
+        <w:rPr>
+          <w:rFonts w:ascii="Times New Roman" w:hAnsi="Times New Roman" w:cs="Times New Roman"/>
+          <w:sz w:val="28"/>
+          <w:szCs w:val="28"/>
+        </w:rPr>
+      </w:pPr>
+      <w:r>
+        <w:rPr>
+          <w:rFonts w:ascii="Times New Roman" w:hAnsi="Times New Roman" w:cs="Times New Roman"/>
+          <w:sz w:val="28"/>
+          <w:szCs w:val="28"/>
+          <w:lang w:val="en-US"/>
+        </w:rPr>
+        <w:t xml:space="preserve">These linguistic characteristics introduce additional complexity for automatic text processing. Traditional models that rely on formal language patterns may struggle to </w:t>
+      </w:r>
+      <w:r>
+        <w:rPr>
+          <w:rFonts w:ascii="Times New Roman" w:hAnsi="Times New Roman" w:cs="Times New Roman"/>
+          <w:sz w:val="28"/>
+          <w:szCs w:val="28"/>
+          <w:lang w:val="en-US"/>
+        </w:rPr>
+        <w:lastRenderedPageBreak/>
+        <w:t>interpret such data correctly. However, modern transformer-based models are better equipped to handle these variations due to their ability to capture contextual relationships.</w:t>
+      </w:r>
+    </w:p>
+    <w:p>
+      <w:pPr>
+        <w:spacing w:line="360" w:lineRule="auto"/>
+        <w:jc w:val="both"/>
+        <w:rPr>
+          <w:rFonts w:ascii="Times New Roman" w:hAnsi="Times New Roman" w:cs="Times New Roman"/>
+          <w:sz w:val="28"/>
+          <w:szCs w:val="28"/>
+        </w:rPr>
+      </w:pPr>
+    </w:p>
+    <w:p>
+      <w:pPr>
+        <w:spacing w:line="360" w:lineRule="auto"/>
+        <w:jc w:val="both"/>
+        <w:rPr>
+          <w:rFonts w:ascii="Times New Roman" w:hAnsi="Times New Roman" w:cs="Times New Roman"/>
+          <w:sz w:val="28"/>
+          <w:szCs w:val="28"/>
+          <w:lang w:val="en-US"/>
+        </w:rPr>
+      </w:pPr>
+      <w:r>
+        <w:rPr>
+          <w:rFonts w:ascii="Times New Roman" w:hAnsi="Times New Roman" w:cs="Times New Roman"/>
+          <w:sz w:val="28"/>
+          <w:szCs w:val="28"/>
+          <w:lang w:val="en-US"/>
+        </w:rPr>
+        <w:t xml:space="preserve">3.8 </w:t>
+      </w:r>
+      <w:r>
+        <w:rPr>
+          <w:rFonts w:ascii="Times New Roman" w:hAnsi="Times New Roman" w:cs="Times New Roman"/>
+          <w:sz w:val="28"/>
+          <w:szCs w:val="28"/>
+          <w:lang w:val="en-US"/>
+        </w:rPr>
+        <w:t>Data Quality and Nois</w:t>
+      </w:r>
+    </w:p>
+    <w:p>
+      <w:pPr>
+        <w:spacing w:line="360" w:lineRule="auto"/>
+        <w:jc w:val="both"/>
+        <w:rPr>
+          <w:rFonts w:ascii="Times New Roman" w:hAnsi="Times New Roman" w:cs="Times New Roman"/>
+          <w:sz w:val="28"/>
+          <w:szCs w:val="28"/>
+          <w:lang w:val="en-US"/>
+        </w:rPr>
+      </w:pPr>
+      <w:r>
+        <w:rPr>
+          <w:rFonts w:ascii="Times New Roman" w:hAnsi="Times New Roman" w:cs="Times New Roman"/>
+          <w:sz w:val="28"/>
+          <w:szCs w:val="28"/>
+          <w:lang w:val="en-US"/>
+        </w:rPr>
+        <w:t>As with most social media datasets, the collected data contains a certain level of noise. Noise can arise from various sources, including irrelevant content, grammatical errors, and inconsistencies in writing style.</w:t>
+      </w:r>
+    </w:p>
+    <w:p>
+      <w:pPr>
+        <w:spacing w:line="360" w:lineRule="auto"/>
+        <w:jc w:val="both"/>
+        <w:rPr>
+          <w:rFonts w:ascii="Times New Roman" w:hAnsi="Times New Roman" w:cs="Times New Roman"/>
+          <w:sz w:val="28"/>
+          <w:szCs w:val="28"/>
+          <w:lang w:val="en-US"/>
+        </w:rPr>
+      </w:pPr>
+      <w:r>
+        <w:rPr>
+          <w:rFonts w:ascii="Times New Roman" w:hAnsi="Times New Roman" w:cs="Times New Roman"/>
+          <w:sz w:val="28"/>
+          <w:szCs w:val="28"/>
+          <w:lang w:val="en-US"/>
+        </w:rPr>
+        <w:t>To mitigate these issues, several preprocessing steps were applied during the data preparation stage. These steps included removing URLs, eliminating duplicate entries, and filtering out non-informative content. While these procedures improved the overall quality of the dataset, some degree of noise remains inherent to the nature of social media data.</w:t>
+      </w:r>
+    </w:p>
+    <w:p>
+      <w:pPr>
+        <w:spacing w:line="360" w:lineRule="auto"/>
+        <w:jc w:val="both"/>
+        <w:rPr>
+          <w:rFonts w:ascii="Times New Roman" w:hAnsi="Times New Roman" w:cs="Times New Roman"/>
+          <w:sz w:val="28"/>
+          <w:szCs w:val="28"/>
+          <w:lang w:val="en-US"/>
+        </w:rPr>
+      </w:pPr>
+      <w:r>
+        <w:rPr>
+          <w:rFonts w:ascii="Times New Roman" w:hAnsi="Times New Roman" w:cs="Times New Roman"/>
+          <w:sz w:val="28"/>
+          <w:szCs w:val="28"/>
+          <w:lang w:val="en-US"/>
+        </w:rPr>
+        <w:t>It is important to note that this residual noise is not necessarily detrimental. In fact, it contributes to the realism of the dataset, as it reflects the conditions under which emotion detection systems are expected to operate in practical applications.</w:t>
+      </w:r>
+    </w:p>
+    <w:p>
+      <w:pPr>
+        <w:spacing w:line="360" w:lineRule="auto"/>
+        <w:jc w:val="both"/>
+        <w:rPr>
+          <w:rFonts w:ascii="Times New Roman" w:hAnsi="Times New Roman" w:cs="Times New Roman"/>
+          <w:sz w:val="28"/>
+          <w:szCs w:val="28"/>
+        </w:rPr>
+      </w:pPr>
+    </w:p>
+    <w:p>
+      <w:pPr>
+        <w:spacing w:line="360" w:lineRule="auto"/>
+        <w:jc w:val="both"/>
+        <w:rPr>
+          <w:rFonts w:ascii="Times New Roman" w:hAnsi="Times New Roman" w:cs="Times New Roman"/>
+          <w:sz w:val="28"/>
+          <w:szCs w:val="28"/>
+          <w:lang w:val="en-US"/>
+        </w:rPr>
+      </w:pPr>
+      <w:r>
+        <w:rPr>
+          <w:rFonts w:ascii="Times New Roman" w:hAnsi="Times New Roman" w:cs="Times New Roman"/>
+          <w:sz w:val="28"/>
+          <w:szCs w:val="28"/>
+          <w:lang w:val="en-US"/>
+        </w:rPr>
+        <w:t>3.</w:t>
+      </w:r>
+      <w:r>
+        <w:rPr>
+          <w:rFonts w:ascii="Times New Roman" w:hAnsi="Times New Roman" w:cs="Times New Roman"/>
+          <w:sz w:val="28"/>
+          <w:szCs w:val="28"/>
+          <w:lang w:val="en-US"/>
+        </w:rPr>
+        <w:t>9</w:t>
+      </w:r>
+      <w:r>
+        <w:rPr>
+          <w:rFonts w:ascii="Times New Roman" w:hAnsi="Times New Roman" w:cs="Times New Roman"/>
+          <w:sz w:val="28"/>
+          <w:szCs w:val="28"/>
+          <w:lang w:val="en-US"/>
+        </w:rPr>
+        <w:t xml:space="preserve"> Data Quality and Nois</w:t>
+      </w:r>
+    </w:p>
+    <w:p>
+      <w:pPr>
+        <w:spacing w:line="360" w:lineRule="auto"/>
+        <w:jc w:val="both"/>
+        <w:rPr>
+          <w:rFonts w:ascii="Times New Roman" w:hAnsi="Times New Roman" w:cs="Times New Roman"/>
+          <w:sz w:val="28"/>
+          <w:szCs w:val="28"/>
+          <w:lang w:val="en-US"/>
+        </w:rPr>
+      </w:pPr>
+      <w:r>
+        <w:rPr>
+          <w:rFonts w:ascii="Times New Roman" w:hAnsi="Times New Roman" w:cs="Times New Roman"/>
+          <w:sz w:val="28"/>
+          <w:szCs w:val="28"/>
+          <w:lang w:val="en-US"/>
+        </w:rPr>
+        <w:t>The dataset presents several challenges that must be addressed in the modeling process. One of the primary challenges is class imbalance, which affects the model’s ability to learn minority classes effectively. Another challenge is the short length of the texts, which limits contextual information and increases ambiguity.</w:t>
+      </w:r>
+    </w:p>
+    <w:p>
+      <w:pPr>
+        <w:spacing w:line="360" w:lineRule="auto"/>
+        <w:jc w:val="both"/>
+        <w:rPr>
+          <w:rFonts w:ascii="Times New Roman" w:hAnsi="Times New Roman" w:cs="Times New Roman"/>
+          <w:sz w:val="28"/>
+          <w:szCs w:val="28"/>
+          <w:lang w:val="en-US"/>
+        </w:rPr>
+      </w:pPr>
+      <w:r>
+        <w:rPr>
+          <w:rFonts w:ascii="Times New Roman" w:hAnsi="Times New Roman" w:cs="Times New Roman"/>
+          <w:sz w:val="28"/>
+          <w:szCs w:val="28"/>
+          <w:lang w:val="en-US"/>
+        </w:rPr>
+        <w:t>Additionally, the informal and unstructured nature of the language complicates the task of automatic analysis. Variations in spelling, grammar, and expression can make it difficult for models to generalize patterns across different samples.</w:t>
+      </w:r>
+    </w:p>
+    <w:p>
+      <w:pPr>
+        <w:spacing w:line="360" w:lineRule="auto"/>
+        <w:jc w:val="both"/>
+        <w:rPr>
+          <w:rFonts w:ascii="Times New Roman" w:hAnsi="Times New Roman" w:cs="Times New Roman"/>
+          <w:sz w:val="28"/>
+          <w:szCs w:val="28"/>
+          <w:lang w:val="en-US"/>
+        </w:rPr>
+      </w:pPr>
+      <w:r>
+        <w:rPr>
+          <w:rFonts w:ascii="Times New Roman" w:hAnsi="Times New Roman" w:cs="Times New Roman"/>
+          <w:sz w:val="28"/>
+          <w:szCs w:val="28"/>
+          <w:lang w:val="en-US"/>
+        </w:rPr>
+        <w:t xml:space="preserve">Finally, emotional interpretation itself is inherently subjective. The same text may be interpreted differently depending on context, tone, or individual perception. This </w:t>
+      </w:r>
+      <w:r>
+        <w:rPr>
+          <w:rFonts w:ascii="Times New Roman" w:hAnsi="Times New Roman" w:cs="Times New Roman"/>
+          <w:sz w:val="28"/>
+          <w:szCs w:val="28"/>
+          <w:lang w:val="en-US"/>
+        </w:rPr>
+        <w:lastRenderedPageBreak/>
+        <w:t>introduces an additional layer of complexity in both annotation and model evaluation.</w:t>
+      </w:r>
+    </w:p>
+    <w:p>
+      <w:pPr>
+        <w:spacing w:line="360" w:lineRule="auto"/>
+        <w:jc w:val="both"/>
+        <w:rPr>
+          <w:rFonts w:ascii="Times New Roman" w:hAnsi="Times New Roman" w:cs="Times New Roman"/>
+          <w:sz w:val="28"/>
+          <w:szCs w:val="28"/>
+          <w:lang w:val="en-US"/>
+        </w:rPr>
+      </w:pPr>
+      <w:r>
+        <w:rPr>
+          <w:rFonts w:ascii="Times New Roman" w:hAnsi="Times New Roman" w:cs="Times New Roman"/>
+          <w:sz w:val="28"/>
+          <w:szCs w:val="28"/>
+          <w:lang w:val="en-US"/>
+        </w:rPr>
+        <w:t>The dataset used in this study provides a realistic representation of emotional expression in social media, specifically within the domain of volleyball-related discussions. It consists of short, informal, and emotionally rich texts that reflect spontaneous user reactions.</w:t>
+      </w:r>
+    </w:p>
+    <w:p>
+      <w:pPr>
+        <w:spacing w:line="360" w:lineRule="auto"/>
+        <w:jc w:val="both"/>
+        <w:rPr>
+          <w:rFonts w:ascii="Times New Roman" w:hAnsi="Times New Roman" w:cs="Times New Roman"/>
+          <w:sz w:val="28"/>
+          <w:szCs w:val="28"/>
+          <w:lang w:val="en-US"/>
+        </w:rPr>
+      </w:pPr>
+      <w:r>
+        <w:rPr>
+          <w:rFonts w:ascii="Times New Roman" w:hAnsi="Times New Roman" w:cs="Times New Roman"/>
+          <w:sz w:val="28"/>
+          <w:szCs w:val="28"/>
+          <w:lang w:val="en-US"/>
+        </w:rPr>
+        <w:t>While the dataset is of moderate size, it captures a diverse range of emotional states and linguistic patterns. At the same time, it presents several challenges, including class imbalance, noise, and limited context. These characteristics make the dataset both valuable and complex, providing a meaningful basis for evaluating the effectiveness of modern NLP models in emotion detection tasks.</w:t>
+      </w:r>
+    </w:p>
+    <w:p>
+      <w:pPr>
+        <w:spacing w:line="360" w:lineRule="auto"/>
+        <w:jc w:val="both"/>
+        <w:rPr>
+          <w:rFonts w:ascii="Times New Roman" w:hAnsi="Times New Roman" w:cs="Times New Roman"/>
+          <w:sz w:val="28"/>
+          <w:szCs w:val="28"/>
+        </w:rPr>
+      </w:pPr>
+    </w:p>
+    <w:p>
+      <w:pPr>
+        <w:pStyle w:val="a7"/>
+        <w:numPr>
+          <w:ilvl w:val="0"/>
+          <w:numId w:val="9"/>
+        </w:numPr>
+        <w:spacing w:line="360" w:lineRule="auto"/>
+        <w:ind w:left="360"/>
+        <w:jc w:val="both"/>
+        <w:rPr>
+          <w:rFonts w:ascii="Times New Roman" w:hAnsi="Times New Roman" w:cs="Times New Roman"/>
+          <w:sz w:val="28"/>
+          <w:szCs w:val="28"/>
+          <w:lang w:val="en-US"/>
+        </w:rPr>
+      </w:pPr>
+      <w:r>
+        <w:rPr>
+          <w:rFonts w:ascii="Times New Roman" w:hAnsi="Times New Roman" w:cs="Times New Roman"/>
+          <w:sz w:val="28"/>
+          <w:szCs w:val="28"/>
+          <w:lang w:val="en-US"/>
+        </w:rPr>
+        <w:t>Data Preprocessing</w:t>
+      </w:r>
+    </w:p>
+    <w:p>
+      <w:pPr>
+        <w:spacing w:line="360" w:lineRule="auto"/>
+        <w:jc w:val="both"/>
+        <w:rPr>
+          <w:rFonts w:ascii="Times New Roman" w:hAnsi="Times New Roman" w:cs="Times New Roman"/>
+          <w:sz w:val="28"/>
+          <w:szCs w:val="28"/>
+          <w:lang w:val="en-US"/>
+        </w:rPr>
+      </w:pPr>
+      <w:r>
+        <w:rPr>
+          <w:rFonts w:ascii="Times New Roman" w:hAnsi="Times New Roman" w:cs="Times New Roman"/>
+          <w:sz w:val="28"/>
+          <w:szCs w:val="28"/>
+          <w:lang w:val="en-US"/>
+        </w:rPr>
+        <w:t>Before applying machine learning models, the collected dataset required several preprocessing steps to improve data quality and ensure consistency. Social media text is typically noisy and unstructured, which can negatively affect model performance if not properly handled.</w:t>
+      </w:r>
+    </w:p>
+    <w:p>
+      <w:pPr>
+        <w:spacing w:line="360" w:lineRule="auto"/>
+        <w:jc w:val="both"/>
+        <w:rPr>
+          <w:rFonts w:ascii="Times New Roman" w:hAnsi="Times New Roman" w:cs="Times New Roman"/>
+          <w:sz w:val="28"/>
+          <w:szCs w:val="28"/>
+          <w:lang w:val="en-US"/>
+        </w:rPr>
+      </w:pPr>
+      <w:r>
+        <w:rPr>
+          <w:rFonts w:ascii="Times New Roman" w:hAnsi="Times New Roman" w:cs="Times New Roman"/>
+          <w:sz w:val="28"/>
+          <w:szCs w:val="28"/>
+          <w:lang w:val="en-US"/>
+        </w:rPr>
+        <w:t>The preprocessing pipeline included the removal of irrelevant elements such as URLs, mentions, and special characters that do not contribute to semantic meaning. Duplicate entries were also removed to prevent bias in the training process. Additionally, all text was normalized by converting it to lowercase in order to reduce variability in word representations.</w:t>
+      </w:r>
+    </w:p>
+    <w:p>
+      <w:pPr>
+        <w:spacing w:line="360" w:lineRule="auto"/>
+        <w:jc w:val="both"/>
+        <w:rPr>
+          <w:rFonts w:ascii="Times New Roman" w:hAnsi="Times New Roman" w:cs="Times New Roman"/>
+          <w:sz w:val="28"/>
+          <w:szCs w:val="28"/>
+          <w:lang w:val="en-US"/>
+        </w:rPr>
+      </w:pPr>
+      <w:r>
+        <w:rPr>
+          <w:rFonts w:ascii="Times New Roman" w:hAnsi="Times New Roman" w:cs="Times New Roman"/>
+          <w:sz w:val="28"/>
+          <w:szCs w:val="28"/>
+          <w:lang w:val="en-US"/>
+        </w:rPr>
+        <w:t>Tokenization was applied to transform raw text into sequences of tokens suitable for input into machine learning models. For the transformer-based approach, a pre-trained tokenizer was used to ensure compatibility with the BERT architecture. Padding and truncation were applied to standardize input sequence lengths.</w:t>
+      </w:r>
+    </w:p>
+    <w:p>
+      <w:pPr>
+        <w:spacing w:line="360" w:lineRule="auto"/>
+        <w:jc w:val="both"/>
+        <w:rPr>
+          <w:rFonts w:ascii="Times New Roman" w:hAnsi="Times New Roman" w:cs="Times New Roman"/>
+          <w:sz w:val="28"/>
+          <w:szCs w:val="28"/>
+          <w:lang w:val="en-US"/>
+        </w:rPr>
+      </w:pPr>
+      <w:r>
+        <w:rPr>
+          <w:rFonts w:ascii="Times New Roman" w:hAnsi="Times New Roman" w:cs="Times New Roman"/>
+          <w:sz w:val="28"/>
+          <w:szCs w:val="28"/>
+          <w:lang w:val="en-US"/>
+        </w:rPr>
+        <w:lastRenderedPageBreak/>
+        <w:t>Special attention was given to preserving meaningful linguistic patterns such as negations and emotionally significant words. Unlike traditional preprocessing pipelines, aggressive text normalization techniques such as stemming or lemmatization were not applied, as transformer models are capable of capturing contextual meaning directly from raw text.</w:t>
+      </w:r>
+    </w:p>
+    <w:p>
+      <w:pPr>
+        <w:spacing w:line="360" w:lineRule="auto"/>
+        <w:jc w:val="both"/>
+        <w:rPr>
+          <w:rFonts w:ascii="Times New Roman" w:hAnsi="Times New Roman" w:cs="Times New Roman"/>
+          <w:sz w:val="28"/>
+          <w:szCs w:val="28"/>
+        </w:rPr>
+      </w:pPr>
+      <w:r>
+        <w:rPr>
+          <w:rFonts w:ascii="Times New Roman" w:hAnsi="Times New Roman" w:cs="Times New Roman"/>
+          <w:sz w:val="28"/>
+          <w:szCs w:val="28"/>
+          <w:lang w:val="en-US"/>
+        </w:rPr>
+        <w:t>The final output of the preprocessing stage was a clean and structured dataset ready for further analysis and model training.</w:t>
+      </w:r>
+      <w:r>
+        <w:rPr>
+          <w:rFonts w:ascii="Times New Roman" w:hAnsi="Times New Roman" w:cs="Times New Roman"/>
+          <w:sz w:val="28"/>
+          <w:szCs w:val="28"/>
+          <w:lang w:val="en-US"/>
+        </w:rPr>
+        <w:t xml:space="preserve"> </w:t>
+      </w:r>
+    </w:p>
+    <w:p>
+      <w:pPr>
+        <w:spacing w:line="360" w:lineRule="auto"/>
+        <w:jc w:val="both"/>
+        <w:rPr>
+          <w:rFonts w:ascii="Times New Roman" w:hAnsi="Times New Roman" w:cs="Times New Roman"/>
+          <w:sz w:val="28"/>
+          <w:szCs w:val="28"/>
+          <w:lang w:val="en-US"/>
+        </w:rPr>
+      </w:pPr>
+      <w:r>
+        <w:rPr>
+          <w:rFonts w:ascii="Times New Roman" w:hAnsi="Times New Roman" w:cs="Times New Roman"/>
+          <w:sz w:val="28"/>
+          <w:szCs w:val="28"/>
+          <w:lang w:val="en-US"/>
+        </w:rPr>
+        <w:t>Social media data, particularly from platforms such as Twitter, presents unique preprocessing challenges. Unlike formal text corpora, tweets often include informal language, misspellings, abbreviations, hashtags, emojis, and user mentions. These elements introduce noise and variability, which can negatively impact model performance if not properly handled.</w:t>
+      </w:r>
+    </w:p>
+    <w:p>
+      <w:pPr>
+        <w:spacing w:line="360" w:lineRule="auto"/>
+        <w:jc w:val="both"/>
+        <w:rPr>
+          <w:rFonts w:ascii="Times New Roman" w:hAnsi="Times New Roman" w:cs="Times New Roman"/>
+          <w:sz w:val="28"/>
+          <w:szCs w:val="28"/>
+          <w:lang w:val="en-US"/>
+        </w:rPr>
+      </w:pPr>
+      <w:r>
+        <w:rPr>
+          <w:rFonts w:ascii="Times New Roman" w:hAnsi="Times New Roman" w:cs="Times New Roman"/>
+          <w:sz w:val="28"/>
+          <w:szCs w:val="28"/>
+          <w:lang w:val="en-US"/>
+        </w:rPr>
+        <w:t>One important preprocessing step involved removing URLs and hyperlinks, which do not contribute meaningful semantic information for emotion detection. Similarly, user mentions were removed to avoid bias related to specific individuals or accounts. Hashtags were treated carefully: while some hashtags contain useful semantic information, others are purely decorative. In this study, hashtags were retained only when they contributed to the meaning of the text.</w:t>
+      </w:r>
+    </w:p>
+    <w:p>
+      <w:pPr>
+        <w:spacing w:line="360" w:lineRule="auto"/>
+        <w:jc w:val="both"/>
+        <w:rPr>
+          <w:rFonts w:ascii="Times New Roman" w:hAnsi="Times New Roman" w:cs="Times New Roman"/>
+          <w:sz w:val="28"/>
+          <w:szCs w:val="28"/>
+          <w:lang w:val="en-US"/>
+        </w:rPr>
+      </w:pPr>
+      <w:r>
+        <w:rPr>
+          <w:rFonts w:ascii="Times New Roman" w:hAnsi="Times New Roman" w:cs="Times New Roman"/>
+          <w:sz w:val="28"/>
+          <w:szCs w:val="28"/>
+          <w:lang w:val="en-US"/>
+        </w:rPr>
+        <w:t>Another critical step was handling punctuation and special characters. Excessive punctuation, such as repeated exclamation marks, can carry emotional meaning. Therefore, instead of removing all punctuation, only non-informative symbols were filtered out.</w:t>
+      </w:r>
+    </w:p>
+    <w:p>
+      <w:pPr>
+        <w:spacing w:line="360" w:lineRule="auto"/>
+        <w:jc w:val="both"/>
+        <w:rPr>
+          <w:rFonts w:ascii="Times New Roman" w:hAnsi="Times New Roman" w:cs="Times New Roman"/>
+          <w:sz w:val="28"/>
+          <w:szCs w:val="28"/>
+          <w:lang w:val="en-US"/>
+        </w:rPr>
+      </w:pPr>
+      <w:r>
+        <w:rPr>
+          <w:rFonts w:ascii="Times New Roman" w:hAnsi="Times New Roman" w:cs="Times New Roman"/>
+          <w:sz w:val="28"/>
+          <w:szCs w:val="28"/>
+          <w:lang w:val="en-US"/>
+        </w:rPr>
+        <w:t>Text normalization was performed by converting all characters to lowercase. This reduces vocabulary size and improves consistency without losing semantic meaning. However, more aggressive normalization techniques such as stemming or lemmatization were intentionally avoided. Transformer-based models like BERT rely on contextual embeddings and are capable of understanding different word forms without explicit normalization.</w:t>
+      </w:r>
+    </w:p>
+    <w:p>
+      <w:pPr>
+        <w:spacing w:line="360" w:lineRule="auto"/>
+        <w:jc w:val="both"/>
+        <w:rPr>
+          <w:rFonts w:ascii="Times New Roman" w:hAnsi="Times New Roman" w:cs="Times New Roman"/>
+          <w:sz w:val="28"/>
+          <w:szCs w:val="28"/>
+          <w:lang w:val="en-US"/>
+        </w:rPr>
+      </w:pPr>
+      <w:r>
+        <w:rPr>
+          <w:rFonts w:ascii="Times New Roman" w:hAnsi="Times New Roman" w:cs="Times New Roman"/>
+          <w:sz w:val="28"/>
+          <w:szCs w:val="28"/>
+          <w:lang w:val="en-US"/>
+        </w:rPr>
+        <w:lastRenderedPageBreak/>
+        <w:t>For model input preparation, tokenization was applied using a pre-trained tokenizer compatible with the BERT architecture. This tokenizer splits text into subword units, allowing the model to handle rare and unknown words effectively. Padding and truncation were applied to ensure uniform input length across all samples.</w:t>
+      </w:r>
+    </w:p>
+    <w:p>
+      <w:pPr>
+        <w:spacing w:line="360" w:lineRule="auto"/>
+        <w:jc w:val="both"/>
+        <w:rPr>
+          <w:rFonts w:ascii="Times New Roman" w:hAnsi="Times New Roman" w:cs="Times New Roman"/>
+          <w:sz w:val="28"/>
+          <w:szCs w:val="28"/>
+        </w:rPr>
+      </w:pPr>
+    </w:p>
+    <w:p>
+      <w:pPr>
+        <w:pStyle w:val="a7"/>
+        <w:numPr>
+          <w:ilvl w:val="0"/>
+          <w:numId w:val="9"/>
+        </w:numPr>
+        <w:spacing w:line="360" w:lineRule="auto"/>
+        <w:jc w:val="both"/>
+        <w:rPr>
+          <w:rFonts w:ascii="Times New Roman" w:hAnsi="Times New Roman" w:cs="Times New Roman"/>
+          <w:sz w:val="28"/>
+          <w:szCs w:val="28"/>
+          <w:lang w:val="en-US"/>
+        </w:rPr>
+      </w:pPr>
+      <w:r>
+        <w:rPr>
+          <w:rFonts w:ascii="Times New Roman" w:hAnsi="Times New Roman" w:cs="Times New Roman"/>
+          <w:sz w:val="28"/>
+          <w:szCs w:val="28"/>
+          <w:lang w:val="en-US"/>
+        </w:rPr>
+        <w:t>Exploratory Data Analysis</w:t>
+      </w:r>
+      <w:r>
+        <w:rPr>
+          <w:rFonts w:ascii="Times New Roman" w:hAnsi="Times New Roman" w:cs="Times New Roman"/>
+          <w:sz w:val="28"/>
+          <w:szCs w:val="28"/>
+          <w:lang w:val="en-US"/>
+        </w:rPr>
+        <w:t xml:space="preserve"> </w:t>
+      </w:r>
+    </w:p>
+    <w:p>
+      <w:pPr>
+        <w:spacing w:line="360" w:lineRule="auto"/>
+        <w:jc w:val="both"/>
+        <w:rPr>
+          <w:rFonts w:ascii="Times New Roman" w:hAnsi="Times New Roman" w:cs="Times New Roman"/>
+          <w:sz w:val="28"/>
+          <w:szCs w:val="28"/>
+          <w:lang w:val="en-US"/>
+        </w:rPr>
+      </w:pPr>
+      <w:r>
+        <w:rPr>
+          <w:rFonts w:ascii="Times New Roman" w:hAnsi="Times New Roman" w:cs="Times New Roman"/>
+          <w:sz w:val="28"/>
+          <w:szCs w:val="28"/>
+          <w:lang w:val="en-US"/>
+        </w:rPr>
+        <w:t>Exploratory Data Analysis (EDA) was conducted to better understand the structure and characteristics of the dataset. This step is essential for identifying patterns, detecting potential issues, and guiding model development decisions.</w:t>
+      </w:r>
+    </w:p>
+    <w:p>
+      <w:pPr>
+        <w:spacing w:line="360" w:lineRule="auto"/>
+        <w:jc w:val="both"/>
+        <w:rPr>
+          <w:rFonts w:ascii="Times New Roman" w:hAnsi="Times New Roman" w:cs="Times New Roman"/>
+          <w:sz w:val="28"/>
+          <w:szCs w:val="28"/>
+          <w:lang w:val="en-US"/>
+        </w:rPr>
+      </w:pPr>
+      <w:r>
+        <w:rPr>
+          <w:rFonts w:ascii="Times New Roman" w:hAnsi="Times New Roman" w:cs="Times New Roman"/>
+          <w:sz w:val="28"/>
+          <w:szCs w:val="28"/>
+          <w:lang w:val="en-US"/>
+        </w:rPr>
+        <w:t>The analysis began with an examination of the distribution of emotion labels. The dataset showed a noticeable class imbalance, with certain emotions such as neutral and happiness being significantly more frequent than others like fear or disgust. This imbalance has important implications for model training and evaluation.</w:t>
+      </w:r>
+    </w:p>
+    <w:p>
+      <w:pPr>
+        <w:spacing w:line="360" w:lineRule="auto"/>
+        <w:jc w:val="both"/>
+        <w:rPr>
+          <w:rFonts w:ascii="Times New Roman" w:hAnsi="Times New Roman" w:cs="Times New Roman"/>
+          <w:sz w:val="28"/>
+          <w:szCs w:val="28"/>
+          <w:lang w:val="en-US"/>
+        </w:rPr>
+      </w:pPr>
+      <w:r>
+        <w:rPr>
+          <w:rFonts w:ascii="Times New Roman" w:hAnsi="Times New Roman" w:cs="Times New Roman"/>
+          <w:sz w:val="28"/>
+          <w:szCs w:val="28"/>
+          <w:lang w:val="en-US"/>
+        </w:rPr>
+        <w:t>Text length distribution was also analyzed. As expected, most tweets were relatively short, reflecting the nature of social media communication. However, variability in length still existed, which influenced the choice of maximum sequence length during tokenization.</w:t>
+      </w:r>
+    </w:p>
+    <w:p>
+      <w:pPr>
+        <w:spacing w:line="360" w:lineRule="auto"/>
+        <w:jc w:val="both"/>
+        <w:rPr>
+          <w:rFonts w:ascii="Times New Roman" w:hAnsi="Times New Roman" w:cs="Times New Roman"/>
+          <w:sz w:val="28"/>
+          <w:szCs w:val="28"/>
+          <w:lang w:val="en-US"/>
+        </w:rPr>
+      </w:pPr>
+      <w:r>
+        <w:rPr>
+          <w:rFonts w:ascii="Times New Roman" w:hAnsi="Times New Roman" w:cs="Times New Roman"/>
+          <w:sz w:val="28"/>
+          <w:szCs w:val="28"/>
+          <w:lang w:val="en-US"/>
+        </w:rPr>
+        <w:t>Additionally, the frequency of commonly used words and expressions was explored. Sports-related terminology, player names, and match-related vocabulary appeared frequently in the dataset. Emotional expressions were often conveyed through informal language, including abbreviations and exclamatory phrases.</w:t>
+      </w:r>
+    </w:p>
+    <w:p>
+      <w:pPr>
+        <w:spacing w:line="360" w:lineRule="auto"/>
+        <w:jc w:val="both"/>
+        <w:rPr>
+          <w:rFonts w:ascii="Times New Roman" w:hAnsi="Times New Roman" w:cs="Times New Roman"/>
+          <w:sz w:val="28"/>
+          <w:szCs w:val="28"/>
+          <w:lang w:val="en-US"/>
+        </w:rPr>
+      </w:pPr>
+      <w:r>
+        <w:rPr>
+          <w:rFonts w:ascii="Times New Roman" w:hAnsi="Times New Roman" w:cs="Times New Roman"/>
+          <w:sz w:val="28"/>
+          <w:szCs w:val="28"/>
+          <w:lang w:val="en-US"/>
+        </w:rPr>
+        <w:t>EDA also highlighted the presence of noise typical for social media data, such as inconsistent grammar and spelling variations. These observations confirmed the need for robust models capable of handling informal text.</w:t>
+      </w:r>
+    </w:p>
+    <w:p>
+      <w:pPr>
+        <w:spacing w:line="360" w:lineRule="auto"/>
+        <w:jc w:val="both"/>
+        <w:rPr>
+          <w:rFonts w:ascii="Times New Roman" w:hAnsi="Times New Roman" w:cs="Times New Roman"/>
+          <w:sz w:val="28"/>
+          <w:szCs w:val="28"/>
+        </w:rPr>
+      </w:pPr>
+      <w:r>
+        <w:rPr>
+          <w:rFonts w:ascii="Times New Roman" w:hAnsi="Times New Roman" w:cs="Times New Roman"/>
+          <w:sz w:val="28"/>
+          <w:szCs w:val="28"/>
+          <w:lang w:val="en-US"/>
+        </w:rPr>
+        <w:t>Overall, the insights obtained from EDA informed decisions regarding preprocessing, model selection, and evaluation strategy.</w:t>
+      </w:r>
+    </w:p>
+    <w:p>
+      <w:pPr>
+        <w:spacing w:line="360" w:lineRule="auto"/>
+        <w:jc w:val="both"/>
+        <w:rPr>
+          <w:rFonts w:ascii="Times New Roman" w:hAnsi="Times New Roman" w:cs="Times New Roman"/>
+          <w:sz w:val="28"/>
+          <w:szCs w:val="28"/>
+          <w:lang w:val="en-US"/>
+        </w:rPr>
+      </w:pPr>
+      <w:r>
+        <w:rPr>
+          <w:rFonts w:ascii="Times New Roman" w:hAnsi="Times New Roman" w:cs="Times New Roman"/>
+          <w:sz w:val="28"/>
+          <w:szCs w:val="28"/>
+          <w:lang w:val="en-US"/>
+        </w:rPr>
+        <w:lastRenderedPageBreak/>
+        <w:t>A detailed analysis of class distribution revealed a significant imbalance in the dataset. Certain emotion categories, particularly neutral and happiness, were dominant, while others such as fear and disgust were underrepresented. This imbalance can lead to biased model predictions, as models tend to favor majority classes during training.</w:t>
+      </w:r>
+    </w:p>
+    <w:p>
+      <w:pPr>
+        <w:spacing w:line="360" w:lineRule="auto"/>
+        <w:jc w:val="both"/>
+        <w:rPr>
+          <w:rFonts w:ascii="Times New Roman" w:hAnsi="Times New Roman" w:cs="Times New Roman"/>
+          <w:sz w:val="28"/>
+          <w:szCs w:val="28"/>
+          <w:lang w:val="en-US"/>
+        </w:rPr>
+      </w:pPr>
+      <w:r>
+        <w:rPr>
+          <w:rFonts w:ascii="Times New Roman" w:hAnsi="Times New Roman" w:cs="Times New Roman"/>
+          <w:sz w:val="28"/>
+          <w:szCs w:val="28"/>
+          <w:lang w:val="en-US"/>
+        </w:rPr>
+        <w:t>To better understand textual characteristics, the distribution of tweet lengths was analyzed. The majority of tweets were short, typically containing fewer than 20 words. This limited context makes emotion detection more challenging, as models must infer emotional meaning from minimal information.</w:t>
+      </w:r>
+    </w:p>
+    <w:p>
+      <w:pPr>
+        <w:spacing w:line="360" w:lineRule="auto"/>
+        <w:jc w:val="both"/>
+        <w:rPr>
+          <w:rFonts w:ascii="Times New Roman" w:hAnsi="Times New Roman" w:cs="Times New Roman"/>
+          <w:sz w:val="28"/>
+          <w:szCs w:val="28"/>
+          <w:lang w:val="en-US"/>
+        </w:rPr>
+      </w:pPr>
+      <w:r>
+        <w:rPr>
+          <w:rFonts w:ascii="Times New Roman" w:hAnsi="Times New Roman" w:cs="Times New Roman"/>
+          <w:sz w:val="28"/>
+          <w:szCs w:val="28"/>
+          <w:lang w:val="en-US"/>
+        </w:rPr>
+        <w:t>Word frequency analysis highlighted the presence of domain-specific vocabulary related to volleyball, including terms associated with matches, teams, and player performance. Emotional expressions were often conveyed through intensifiers, exclamations, and informal phrases.</w:t>
+      </w:r>
+    </w:p>
+    <w:p>
+      <w:pPr>
+        <w:spacing w:line="360" w:lineRule="auto"/>
+        <w:jc w:val="both"/>
+        <w:rPr>
+          <w:rFonts w:ascii="Times New Roman" w:hAnsi="Times New Roman" w:cs="Times New Roman"/>
+          <w:sz w:val="28"/>
+          <w:szCs w:val="28"/>
+          <w:lang w:val="en-US"/>
+        </w:rPr>
+      </w:pPr>
+      <w:r>
+        <w:rPr>
+          <w:rFonts w:ascii="Times New Roman" w:hAnsi="Times New Roman" w:cs="Times New Roman"/>
+          <w:sz w:val="28"/>
+          <w:szCs w:val="28"/>
+          <w:lang w:val="en-US"/>
+        </w:rPr>
+        <w:t>Additionally, the dataset contained linguistic variability typical for social media, including inconsistent grammar, spelling variations, and the use of slang. These characteristics reinforce the need for models capable of handling noisy and informal text.</w:t>
+      </w:r>
+    </w:p>
+    <w:p>
+      <w:pPr>
+        <w:spacing w:line="360" w:lineRule="auto"/>
+        <w:jc w:val="both"/>
+        <w:rPr>
+          <w:rFonts w:ascii="Times New Roman" w:hAnsi="Times New Roman" w:cs="Times New Roman"/>
+          <w:sz w:val="28"/>
+          <w:szCs w:val="28"/>
+        </w:rPr>
+      </w:pPr>
+    </w:p>
+    <w:p>
+      <w:pPr>
+        <w:pStyle w:val="a7"/>
+        <w:numPr>
+          <w:ilvl w:val="0"/>
+          <w:numId w:val="9"/>
+        </w:numPr>
+        <w:spacing w:line="360" w:lineRule="auto"/>
+        <w:ind w:left="360"/>
+        <w:jc w:val="both"/>
+        <w:rPr>
+          <w:rFonts w:ascii="Times New Roman" w:hAnsi="Times New Roman" w:cs="Times New Roman"/>
+          <w:sz w:val="28"/>
+          <w:szCs w:val="28"/>
+          <w:lang w:val="en-US"/>
+        </w:rPr>
+      </w:pPr>
+      <w:r>
+        <w:rPr>
+          <w:rFonts w:ascii="Times New Roman" w:hAnsi="Times New Roman" w:cs="Times New Roman"/>
+          <w:sz w:val="28"/>
+          <w:szCs w:val="28"/>
+          <w:lang w:val="en-US"/>
+        </w:rPr>
+        <w:t>Data Annotation</w:t>
+      </w:r>
+    </w:p>
+    <w:p>
+      <w:pPr>
+        <w:spacing w:line="360" w:lineRule="auto"/>
+        <w:jc w:val="both"/>
+        <w:rPr>
+          <w:rFonts w:ascii="Times New Roman" w:hAnsi="Times New Roman" w:cs="Times New Roman"/>
+          <w:sz w:val="28"/>
+          <w:szCs w:val="28"/>
+        </w:rPr>
+      </w:pPr>
+      <w:r>
+        <w:rPr>
+          <w:rFonts w:ascii="Times New Roman" w:hAnsi="Times New Roman" w:cs="Times New Roman"/>
+          <w:sz w:val="28"/>
+          <w:szCs w:val="28"/>
+          <w:lang w:val="en-US"/>
+        </w:rPr>
+        <w:t>Data annotation is a critical step in supervised machine learning, as model performance directly depends on the quality of labeled data. In this study, each tweet was assigned a single emotion label based on its dominant emotional content.</w:t>
+      </w:r>
+    </w:p>
+    <w:p>
+      <w:pPr>
+        <w:spacing w:line="360" w:lineRule="auto"/>
+        <w:jc w:val="both"/>
+        <w:rPr>
+          <w:rFonts w:ascii="Times New Roman" w:hAnsi="Times New Roman" w:cs="Times New Roman"/>
+          <w:sz w:val="28"/>
+          <w:szCs w:val="28"/>
+        </w:rPr>
+      </w:pPr>
+      <w:r>
+        <w:rPr>
+          <w:rFonts w:ascii="Times New Roman" w:hAnsi="Times New Roman" w:cs="Times New Roman"/>
+          <w:sz w:val="28"/>
+          <w:szCs w:val="28"/>
+          <w:lang w:val="en-US"/>
+        </w:rPr>
+        <w:t>The annotation process followed a predefined set of emotion categories: neutral, happiness, anger, disgust, sadness, surprise, and fear. These categories are based on widely accepted psychological models of basic human emotions.</w:t>
+      </w:r>
+    </w:p>
+    <w:p>
+      <w:pPr>
+        <w:spacing w:line="360" w:lineRule="auto"/>
+        <w:jc w:val="both"/>
+        <w:rPr>
+          <w:rFonts w:ascii="Times New Roman" w:hAnsi="Times New Roman" w:cs="Times New Roman"/>
+          <w:sz w:val="28"/>
+          <w:szCs w:val="28"/>
+        </w:rPr>
+      </w:pPr>
+      <w:r>
+        <w:rPr>
+          <w:rFonts w:ascii="Times New Roman" w:hAnsi="Times New Roman" w:cs="Times New Roman"/>
+          <w:sz w:val="28"/>
+          <w:szCs w:val="28"/>
+          <w:lang w:val="en-US"/>
+        </w:rPr>
+        <w:t xml:space="preserve">Each tweet was carefully analyzed to determine the most appropriate label. In cases where multiple emotions were present, the most prominent one was selected. This </w:t>
+      </w:r>
+      <w:r>
+        <w:rPr>
+          <w:rFonts w:ascii="Times New Roman" w:hAnsi="Times New Roman" w:cs="Times New Roman"/>
+          <w:sz w:val="28"/>
+          <w:szCs w:val="28"/>
+          <w:lang w:val="en-US"/>
+        </w:rPr>
+        <w:lastRenderedPageBreak/>
+        <w:t>single-label approach simplifies the classification task while maintaining interpretability and consistency.</w:t>
+      </w:r>
+    </w:p>
+    <w:p>
+      <w:pPr>
+        <w:spacing w:line="360" w:lineRule="auto"/>
+        <w:jc w:val="both"/>
+        <w:rPr>
+          <w:rFonts w:ascii="Times New Roman" w:hAnsi="Times New Roman" w:cs="Times New Roman"/>
+          <w:sz w:val="28"/>
+          <w:szCs w:val="28"/>
+        </w:rPr>
+      </w:pPr>
+      <w:r>
+        <w:rPr>
+          <w:rFonts w:ascii="Times New Roman" w:hAnsi="Times New Roman" w:cs="Times New Roman"/>
+          <w:sz w:val="28"/>
+          <w:szCs w:val="28"/>
+          <w:lang w:val="en-US"/>
+        </w:rPr>
+        <w:t>Given the subjective nature of emotion interpretation, annotation was performed with attention to context and linguistic cues. Expressions such as sarcasm, exaggeration, and informal language were considered during labeling.</w:t>
+      </w:r>
+    </w:p>
+    <w:p>
+      <w:pPr>
+        <w:spacing w:line="360" w:lineRule="auto"/>
+        <w:jc w:val="both"/>
+        <w:rPr>
+          <w:sz w:val="28"/>
+          <w:szCs w:val="28"/>
+          <w:lang w:val="en-US"/>
+        </w:rPr>
+      </w:pPr>
+      <w:r>
+        <w:rPr>
+          <w:rFonts w:ascii="Times New Roman" w:hAnsi="Times New Roman" w:cs="Times New Roman"/>
+          <w:sz w:val="28"/>
+          <w:szCs w:val="28"/>
+          <w:lang w:val="en-US"/>
+        </w:rPr>
+        <w:t>Although multi-label annotation could provide a more detailed representation of emotional expression, it was not adopted in this study due to increased complexity and resource constraints. The chosen approach ensures a balance between annotation quality and feasibility.</w:t>
+      </w:r>
+      <w:r>
+        <w:rPr>
+          <w:rFonts w:ascii="Times New Roman" w:hAnsi="Times New Roman" w:cs="Times New Roman"/>
+          <w:sz w:val="28"/>
+          <w:szCs w:val="28"/>
+          <w:lang w:val="en-US"/>
+        </w:rPr>
+        <w:t xml:space="preserve"> </w:t>
+      </w:r>
+      <w:r>
+        <w:rPr>
+          <w:sz w:val="28"/>
+          <w:szCs w:val="28"/>
+          <w:lang w:val="en-US"/>
+        </w:rPr>
+        <w:t>The annotation process plays a crucial role in supervised learning, as the quality of labels directly influences model performance. In this study, a single-label annotation strategy was adopted, where each tweet is assigned one dominant emotion.</w:t>
+      </w:r>
+    </w:p>
+    <w:p>
+      <w:pPr>
+        <w:spacing w:line="360" w:lineRule="auto"/>
+        <w:jc w:val="both"/>
+        <w:rPr>
+          <w:rFonts w:ascii="Times New Roman" w:hAnsi="Times New Roman" w:cs="Times New Roman"/>
+          <w:sz w:val="28"/>
+          <w:szCs w:val="28"/>
+          <w:lang w:val="en-US"/>
+        </w:rPr>
+      </w:pPr>
+      <w:r>
+        <w:rPr>
+          <w:rFonts w:ascii="Times New Roman" w:hAnsi="Times New Roman" w:cs="Times New Roman"/>
+          <w:sz w:val="28"/>
+          <w:szCs w:val="28"/>
+          <w:lang w:val="en-US"/>
+        </w:rPr>
+        <w:t>Although human emotions are often complex and multi-dimensional, assigning multiple labels introduces additional complexity and ambiguity. Therefore, a simplified approach was chosen to ensure consistency across the dataset.</w:t>
+      </w:r>
+    </w:p>
+    <w:p>
+      <w:pPr>
+        <w:spacing w:line="360" w:lineRule="auto"/>
+        <w:jc w:val="both"/>
+        <w:rPr>
+          <w:rFonts w:ascii="Times New Roman" w:hAnsi="Times New Roman" w:cs="Times New Roman"/>
+          <w:sz w:val="28"/>
+          <w:szCs w:val="28"/>
+          <w:lang w:val="en-US"/>
+        </w:rPr>
+      </w:pPr>
+      <w:r>
+        <w:rPr>
+          <w:rFonts w:ascii="Times New Roman" w:hAnsi="Times New Roman" w:cs="Times New Roman"/>
+          <w:sz w:val="28"/>
+          <w:szCs w:val="28"/>
+          <w:lang w:val="en-US"/>
+        </w:rPr>
+        <w:t>Special attention was required for ambiguous cases. For example, sarcastic or ironic tweets may express emotions that are not directly reflected in the literal meaning of the text. In such cases, contextual interpretation was necessary.</w:t>
+      </w:r>
+    </w:p>
+    <w:p>
+      <w:pPr>
+        <w:spacing w:line="360" w:lineRule="auto"/>
+        <w:jc w:val="both"/>
+        <w:rPr>
+          <w:rFonts w:ascii="Times New Roman" w:hAnsi="Times New Roman" w:cs="Times New Roman"/>
+          <w:sz w:val="28"/>
+          <w:szCs w:val="28"/>
+          <w:lang w:val="en-US"/>
+        </w:rPr>
+      </w:pPr>
+      <w:r>
+        <w:rPr>
+          <w:rFonts w:ascii="Times New Roman" w:hAnsi="Times New Roman" w:cs="Times New Roman"/>
+          <w:sz w:val="28"/>
+          <w:szCs w:val="28"/>
+          <w:lang w:val="en-US"/>
+        </w:rPr>
+        <w:t>Another challenge involved distinguishing between closely related emotions, such as sadness and disappointment, or surprise and excitement. Clear annotation guidelines were followed to maintain consistency.</w:t>
+      </w:r>
+    </w:p>
+    <w:p>
+      <w:pPr>
+        <w:spacing w:line="360" w:lineRule="auto"/>
+        <w:jc w:val="both"/>
+        <w:rPr>
+          <w:rFonts w:ascii="Times New Roman" w:hAnsi="Times New Roman" w:cs="Times New Roman"/>
+          <w:sz w:val="28"/>
+          <w:szCs w:val="28"/>
+          <w:lang w:val="en-US"/>
+        </w:rPr>
+      </w:pPr>
+      <w:r>
+        <w:rPr>
+          <w:rFonts w:ascii="Times New Roman" w:hAnsi="Times New Roman" w:cs="Times New Roman"/>
+          <w:sz w:val="28"/>
+          <w:szCs w:val="28"/>
+          <w:lang w:val="en-US"/>
+        </w:rPr>
+        <w:t>Despite careful annotation, some degree of subjectivity is unavoidable. This represents a limitation of the dataset and may affect model performance.</w:t>
+      </w:r>
+    </w:p>
+    <w:p>
+      <w:pPr>
+        <w:spacing w:line="360" w:lineRule="auto"/>
+        <w:jc w:val="both"/>
+        <w:rPr>
+          <w:rFonts w:ascii="Times New Roman" w:hAnsi="Times New Roman" w:cs="Times New Roman"/>
+          <w:sz w:val="28"/>
+          <w:szCs w:val="28"/>
+          <w:lang w:val="en-US"/>
+        </w:rPr>
+      </w:pPr>
+    </w:p>
+    <w:p>
+      <w:pPr>
+        <w:pStyle w:val="a7"/>
+        <w:numPr>
+          <w:ilvl w:val="0"/>
+          <w:numId w:val="9"/>
+        </w:numPr>
+        <w:spacing w:line="360" w:lineRule="auto"/>
+        <w:ind w:left="360"/>
+        <w:jc w:val="both"/>
+        <w:rPr>
+          <w:rFonts w:ascii="Times New Roman" w:hAnsi="Times New Roman" w:cs="Times New Roman"/>
+          <w:sz w:val="28"/>
+          <w:szCs w:val="28"/>
+          <w:lang w:val="en-US"/>
+        </w:rPr>
+      </w:pPr>
+      <w:r>
+        <w:rPr>
+          <w:rFonts w:ascii="Times New Roman" w:hAnsi="Times New Roman" w:cs="Times New Roman"/>
+          <w:sz w:val="28"/>
+          <w:szCs w:val="28"/>
+          <w:lang w:val="en-US"/>
+        </w:rPr>
+        <w:t>Methodology</w:t>
+      </w:r>
+    </w:p>
+    <w:p>
+      <w:pPr>
+        <w:spacing w:line="360" w:lineRule="auto"/>
+        <w:jc w:val="both"/>
+        <w:rPr>
+          <w:rFonts w:ascii="Times New Roman" w:hAnsi="Times New Roman" w:cs="Times New Roman"/>
+          <w:sz w:val="28"/>
+          <w:szCs w:val="28"/>
+          <w:lang w:val="en-US"/>
+        </w:rPr>
+      </w:pPr>
+      <w:r>
+        <w:rPr>
+          <w:rFonts w:ascii="Times New Roman" w:hAnsi="Times New Roman" w:cs="Times New Roman"/>
+          <w:sz w:val="28"/>
+          <w:szCs w:val="28"/>
+          <w:lang w:val="en-US"/>
+        </w:rPr>
+        <w:t>The methodology of this study is based on a comparative approach involving both traditional machine learning and modern deep learning techniques.</w:t>
+      </w:r>
+      <w:r>
+        <w:rPr>
+          <w:rFonts w:ascii="Times New Roman" w:hAnsi="Times New Roman" w:cs="Times New Roman"/>
+          <w:sz w:val="28"/>
+          <w:szCs w:val="28"/>
+          <w:lang w:val="en-US"/>
+        </w:rPr>
+        <w:t xml:space="preserve"> </w:t>
+      </w:r>
+      <w:r>
+        <w:rPr>
+          <w:rFonts w:ascii="Times New Roman" w:hAnsi="Times New Roman" w:cs="Times New Roman"/>
+          <w:sz w:val="28"/>
+          <w:szCs w:val="28"/>
+          <w:lang w:val="en-US"/>
+        </w:rPr>
+        <w:t xml:space="preserve">First, a baseline </w:t>
+      </w:r>
+      <w:r>
+        <w:rPr>
+          <w:rFonts w:ascii="Times New Roman" w:hAnsi="Times New Roman" w:cs="Times New Roman"/>
+          <w:sz w:val="28"/>
+          <w:szCs w:val="28"/>
+          <w:lang w:val="en-US"/>
+        </w:rPr>
+        <w:lastRenderedPageBreak/>
+        <w:t>model was implemented using Logistic Regression. This model relies on vectorized text representations and serves as a reference point for evaluating the effectiveness of more advanced methods.</w:t>
+      </w:r>
+    </w:p>
+    <w:p>
+      <w:pPr>
+        <w:spacing w:line="360" w:lineRule="auto"/>
+        <w:jc w:val="both"/>
+        <w:rPr>
+          <w:rFonts w:ascii="Times New Roman" w:hAnsi="Times New Roman" w:cs="Times New Roman"/>
+          <w:sz w:val="28"/>
+          <w:szCs w:val="28"/>
+          <w:lang w:val="en-US"/>
+        </w:rPr>
+      </w:pPr>
+      <w:r>
+        <w:rPr>
+          <w:rFonts w:ascii="Times New Roman" w:hAnsi="Times New Roman" w:cs="Times New Roman"/>
+          <w:sz w:val="28"/>
+          <w:szCs w:val="28"/>
+          <w:lang w:val="en-US"/>
+        </w:rPr>
+        <w:t>The primary model used in this study is a transformer-based architecture, specifically BERT. The model was initialized with pre-trained weights and then fine-tuned on the annotated dataset. Fine-tuning allows the model to adapt its learned representations to the specific domain of sports-related Twitter data.</w:t>
+      </w:r>
+    </w:p>
+    <w:p>
+      <w:pPr>
+        <w:spacing w:line="360" w:lineRule="auto"/>
+        <w:jc w:val="both"/>
+        <w:rPr>
+          <w:rFonts w:ascii="Times New Roman" w:hAnsi="Times New Roman" w:cs="Times New Roman"/>
+          <w:sz w:val="28"/>
+          <w:szCs w:val="28"/>
+          <w:lang w:val="en-US"/>
+        </w:rPr>
+      </w:pPr>
+      <w:r>
+        <w:rPr>
+          <w:rFonts w:ascii="Times New Roman" w:hAnsi="Times New Roman" w:cs="Times New Roman"/>
+          <w:sz w:val="28"/>
+          <w:szCs w:val="28"/>
+          <w:lang w:val="en-US"/>
+        </w:rPr>
+        <w:t>The classification task was formulated as a multi-class problem with seven possible output categories. A classification layer was added on top of the BERT encoder to produce probability distributions over emotion classes.</w:t>
+      </w:r>
+    </w:p>
+    <w:p>
+      <w:pPr>
+        <w:spacing w:line="360" w:lineRule="auto"/>
+        <w:jc w:val="both"/>
+        <w:rPr>
+          <w:rFonts w:ascii="Times New Roman" w:hAnsi="Times New Roman" w:cs="Times New Roman"/>
+          <w:sz w:val="28"/>
+          <w:szCs w:val="28"/>
+          <w:lang w:val="en-US"/>
+        </w:rPr>
+      </w:pPr>
+      <w:r>
+        <w:rPr>
+          <w:rFonts w:ascii="Times New Roman" w:hAnsi="Times New Roman" w:cs="Times New Roman"/>
+          <w:sz w:val="28"/>
+          <w:szCs w:val="28"/>
+          <w:lang w:val="en-US"/>
+        </w:rPr>
+        <w:t>Training was performed using standard optimization techniques, including cross-entropy loss and gradient-based optimization. Hyperparameters such as learning rate, batch size, and number of epochs were selected based on common practices and adjusted experimentally.</w:t>
+      </w:r>
+    </w:p>
+    <w:p>
+      <w:pPr>
+        <w:spacing w:line="360" w:lineRule="auto"/>
+        <w:jc w:val="both"/>
+        <w:rPr>
+          <w:rFonts w:ascii="Times New Roman" w:hAnsi="Times New Roman" w:cs="Times New Roman"/>
+          <w:sz w:val="28"/>
+          <w:szCs w:val="28"/>
+        </w:rPr>
+      </w:pPr>
+      <w:r>
+        <w:rPr>
+          <w:rFonts w:ascii="Times New Roman" w:hAnsi="Times New Roman" w:cs="Times New Roman"/>
+          <w:sz w:val="28"/>
+          <w:szCs w:val="28"/>
+          <w:lang w:val="en-US"/>
+        </w:rPr>
+        <w:t>This combination of baseline and advanced models provides a comprehensive framework for evaluating emotion detection performance.</w:t>
+      </w:r>
+      <w:r>
+        <w:rPr>
+          <w:rFonts w:ascii="Times New Roman" w:hAnsi="Times New Roman" w:cs="Times New Roman"/>
+          <w:sz w:val="28"/>
+          <w:szCs w:val="28"/>
+          <w:lang w:val="en-US"/>
+        </w:rPr>
+        <w:t xml:space="preserve"> </w:t>
+      </w:r>
+      <w:r>
+        <w:rPr>
+          <w:rFonts w:ascii="Times New Roman" w:hAnsi="Times New Roman" w:cs="Times New Roman"/>
+          <w:sz w:val="28"/>
+          <w:szCs w:val="28"/>
+          <w:lang w:val="en-US"/>
+        </w:rPr>
+        <w:t>To establish a baseline, Logistic Regression was selected due to its simplicity, interpretability, and strong performance in text classification tasks. This model relies on vectorized representations of text, typically using techniques such as TF-IDF.</w:t>
+      </w:r>
+    </w:p>
+    <w:p>
+      <w:pPr>
+        <w:spacing w:line="360" w:lineRule="auto"/>
+        <w:jc w:val="both"/>
+        <w:rPr>
+          <w:rFonts w:ascii="Times New Roman" w:hAnsi="Times New Roman" w:cs="Times New Roman"/>
+          <w:sz w:val="28"/>
+          <w:szCs w:val="28"/>
+          <w:lang w:val="en-US"/>
+        </w:rPr>
+      </w:pPr>
+      <w:r>
+        <w:rPr>
+          <w:rFonts w:ascii="Times New Roman" w:hAnsi="Times New Roman" w:cs="Times New Roman"/>
+          <w:sz w:val="28"/>
+          <w:szCs w:val="28"/>
+          <w:lang w:val="en-US"/>
+        </w:rPr>
+        <w:t>However, traditional models are limited in their ability to capture contextual relationships between words. To address this limitation, a transformer-based model was employed.</w:t>
+      </w:r>
+    </w:p>
+    <w:p>
+      <w:pPr>
+        <w:spacing w:line="360" w:lineRule="auto"/>
+        <w:jc w:val="both"/>
+        <w:rPr>
+          <w:rFonts w:ascii="Times New Roman" w:hAnsi="Times New Roman" w:cs="Times New Roman"/>
+          <w:sz w:val="28"/>
+          <w:szCs w:val="28"/>
+          <w:lang w:val="en-US"/>
+        </w:rPr>
+      </w:pPr>
+      <w:r>
+        <w:rPr>
+          <w:rFonts w:ascii="Times New Roman" w:hAnsi="Times New Roman" w:cs="Times New Roman"/>
+          <w:sz w:val="28"/>
+          <w:szCs w:val="28"/>
+          <w:lang w:val="en-US"/>
+        </w:rPr>
+        <w:t>BERT was chosen due to its ability to capture bidirectional context. Unlike traditional models, BERT considers both preceding and following words when encoding text, which is particularly important for understanding emotional nuance.</w:t>
+      </w:r>
+    </w:p>
+    <w:p>
+      <w:pPr>
+        <w:spacing w:line="360" w:lineRule="auto"/>
+        <w:jc w:val="both"/>
+        <w:rPr>
+          <w:rFonts w:ascii="Times New Roman" w:hAnsi="Times New Roman" w:cs="Times New Roman"/>
+          <w:sz w:val="28"/>
+          <w:szCs w:val="28"/>
+          <w:lang w:val="en-US"/>
+        </w:rPr>
+      </w:pPr>
+      <w:r>
+        <w:rPr>
+          <w:rFonts w:ascii="Times New Roman" w:hAnsi="Times New Roman" w:cs="Times New Roman"/>
+          <w:sz w:val="28"/>
+          <w:szCs w:val="28"/>
+          <w:lang w:val="en-US"/>
+        </w:rPr>
+        <w:t xml:space="preserve"> </w:t>
+      </w:r>
+      <w:r>
+        <w:rPr>
+          <w:rFonts w:ascii="Times New Roman" w:hAnsi="Times New Roman" w:cs="Times New Roman"/>
+          <w:sz w:val="28"/>
+          <w:szCs w:val="28"/>
+          <w:lang w:val="en-US"/>
+        </w:rPr>
+        <w:t>The model was fine-tuned on the domain-specific dataset. Fine-tuning allows the model to adapt pre-trained knowledge to the specific characteristics of social media text.</w:t>
+      </w:r>
+    </w:p>
+    <w:p>
+      <w:pPr>
+        <w:spacing w:line="360" w:lineRule="auto"/>
+        <w:jc w:val="both"/>
+        <w:rPr>
+          <w:rFonts w:ascii="Times New Roman" w:hAnsi="Times New Roman" w:cs="Times New Roman"/>
+          <w:sz w:val="28"/>
+          <w:szCs w:val="28"/>
+          <w:lang w:val="en-US"/>
+        </w:rPr>
+      </w:pPr>
+    </w:p>
+    <w:p>
+      <w:pPr>
+        <w:pStyle w:val="a7"/>
+        <w:numPr>
+          <w:ilvl w:val="0"/>
+          <w:numId w:val="9"/>
+        </w:numPr>
+        <w:spacing w:line="360" w:lineRule="auto"/>
+        <w:ind w:left="360"/>
+        <w:jc w:val="both"/>
+        <w:rPr>
+          <w:rFonts w:ascii="Times New Roman" w:hAnsi="Times New Roman" w:cs="Times New Roman"/>
+          <w:sz w:val="28"/>
+          <w:szCs w:val="28"/>
+          <w:lang w:val="en-US"/>
+        </w:rPr>
+      </w:pPr>
+      <w:r>
+        <w:rPr>
+          <w:rFonts w:ascii="Times New Roman" w:hAnsi="Times New Roman" w:cs="Times New Roman"/>
+          <w:sz w:val="28"/>
+          <w:szCs w:val="28"/>
+          <w:lang w:val="en-US"/>
+        </w:rPr>
+        <w:t>Experiments</w:t>
+      </w:r>
+    </w:p>
+    <w:p>
+      <w:pPr>
+        <w:spacing w:line="360" w:lineRule="auto"/>
+        <w:jc w:val="both"/>
+        <w:rPr>
+          <w:rFonts w:ascii="Times New Roman" w:hAnsi="Times New Roman" w:cs="Times New Roman"/>
+          <w:sz w:val="28"/>
+          <w:szCs w:val="28"/>
+          <w:lang w:val="en-US"/>
+        </w:rPr>
+      </w:pPr>
+      <w:r>
+        <w:rPr>
+          <w:rFonts w:ascii="Times New Roman" w:hAnsi="Times New Roman" w:cs="Times New Roman"/>
+          <w:sz w:val="28"/>
+          <w:szCs w:val="28"/>
+          <w:lang w:val="en-US"/>
+        </w:rPr>
+        <w:t>The experimental setup was designed to evaluate the performance of different models under consistent conditions.</w:t>
+      </w:r>
+    </w:p>
+    <w:p>
+      <w:pPr>
+        <w:spacing w:line="360" w:lineRule="auto"/>
+        <w:jc w:val="both"/>
+        <w:rPr>
+          <w:rFonts w:ascii="Times New Roman" w:hAnsi="Times New Roman" w:cs="Times New Roman"/>
+          <w:sz w:val="28"/>
+          <w:szCs w:val="28"/>
+          <w:lang w:val="en-US"/>
+        </w:rPr>
+      </w:pPr>
+      <w:r>
+        <w:rPr>
+          <w:rFonts w:ascii="Times New Roman" w:hAnsi="Times New Roman" w:cs="Times New Roman"/>
+          <w:sz w:val="28"/>
+          <w:szCs w:val="28"/>
+          <w:lang w:val="en-US"/>
+        </w:rPr>
+        <w:t>The dataset was split into training and testing subsets to ensure unbiased evaluation. The training set was used to optimize model parameters, while the test set was reserved for performance assessment.</w:t>
+      </w:r>
+    </w:p>
+    <w:p>
+      <w:pPr>
+        <w:spacing w:line="360" w:lineRule="auto"/>
+        <w:jc w:val="both"/>
+        <w:rPr>
+          <w:rFonts w:ascii="Times New Roman" w:hAnsi="Times New Roman" w:cs="Times New Roman"/>
+          <w:sz w:val="28"/>
+          <w:szCs w:val="28"/>
+          <w:lang w:val="en-US"/>
+        </w:rPr>
+      </w:pPr>
+      <w:r>
+        <w:rPr>
+          <w:rFonts w:ascii="Times New Roman" w:hAnsi="Times New Roman" w:cs="Times New Roman"/>
+          <w:sz w:val="28"/>
+          <w:szCs w:val="28"/>
+          <w:lang w:val="en-US"/>
+        </w:rPr>
+        <w:t>Two main models were evaluated:</w:t>
+      </w:r>
+    </w:p>
+    <w:p>
+      <w:pPr>
+        <w:numPr>
+          <w:ilvl w:val="0"/>
+          <w:numId w:val="13"/>
+        </w:numPr>
+        <w:spacing w:line="360" w:lineRule="auto"/>
+        <w:jc w:val="both"/>
+        <w:rPr>
+          <w:rFonts w:ascii="Times New Roman" w:hAnsi="Times New Roman" w:cs="Times New Roman"/>
+          <w:sz w:val="28"/>
+          <w:szCs w:val="28"/>
+        </w:rPr>
+      </w:pPr>
+      <w:r>
+        <w:rPr>
+          <w:rFonts w:ascii="Times New Roman" w:hAnsi="Times New Roman" w:cs="Times New Roman"/>
+          <w:sz w:val="28"/>
+          <w:szCs w:val="28"/>
+        </w:rPr>
+        <w:t xml:space="preserve">Logistic Regression (baseline) </w:t>
+      </w:r>
+    </w:p>
+    <w:p>
+      <w:pPr>
+        <w:numPr>
+          <w:ilvl w:val="0"/>
+          <w:numId w:val="13"/>
+        </w:numPr>
+        <w:spacing w:line="360" w:lineRule="auto"/>
+        <w:jc w:val="both"/>
+        <w:rPr>
+          <w:rFonts w:ascii="Times New Roman" w:hAnsi="Times New Roman" w:cs="Times New Roman"/>
+          <w:sz w:val="28"/>
+          <w:szCs w:val="28"/>
+        </w:rPr>
+      </w:pPr>
+      <w:r>
+        <w:rPr>
+          <w:rFonts w:ascii="Times New Roman" w:hAnsi="Times New Roman" w:cs="Times New Roman"/>
+          <w:sz w:val="28"/>
+          <w:szCs w:val="28"/>
+        </w:rPr>
+        <w:t xml:space="preserve">Fine-tuned BERT model </w:t>
+      </w:r>
+    </w:p>
+    <w:p>
+      <w:pPr>
+        <w:spacing w:line="360" w:lineRule="auto"/>
+        <w:jc w:val="both"/>
+        <w:rPr>
+          <w:rFonts w:ascii="Times New Roman" w:hAnsi="Times New Roman" w:cs="Times New Roman"/>
+          <w:sz w:val="28"/>
+          <w:szCs w:val="28"/>
+          <w:lang w:val="en-US"/>
+        </w:rPr>
+      </w:pPr>
+      <w:r>
+        <w:rPr>
+          <w:rFonts w:ascii="Times New Roman" w:hAnsi="Times New Roman" w:cs="Times New Roman"/>
+          <w:sz w:val="28"/>
+          <w:szCs w:val="28"/>
+          <w:lang w:val="en-US"/>
+        </w:rPr>
+        <w:t>For the BERT model, training was conducted over multiple epochs, allowing the model to gradually learn domain-specific patterns. The use of GPU acceleration significantly improved training efficiency.</w:t>
+      </w:r>
+    </w:p>
+    <w:p>
+      <w:pPr>
+        <w:spacing w:line="360" w:lineRule="auto"/>
+        <w:jc w:val="both"/>
+        <w:rPr>
+          <w:rFonts w:ascii="Times New Roman" w:hAnsi="Times New Roman" w:cs="Times New Roman"/>
+          <w:sz w:val="28"/>
+          <w:szCs w:val="28"/>
+          <w:lang w:val="en-US"/>
+        </w:rPr>
+      </w:pPr>
+      <w:r>
+        <w:rPr>
+          <w:rFonts w:ascii="Times New Roman" w:hAnsi="Times New Roman" w:cs="Times New Roman"/>
+          <w:sz w:val="28"/>
+          <w:szCs w:val="28"/>
+          <w:lang w:val="en-US"/>
+        </w:rPr>
+        <w:t>Evaluation was performed after each training epoch to monitor model performance and detect potential overfitting. The best-performing model was selected based on evaluation metrics.</w:t>
+      </w:r>
+    </w:p>
+    <w:p>
+      <w:pPr>
+        <w:spacing w:line="360" w:lineRule="auto"/>
+        <w:jc w:val="both"/>
+        <w:rPr>
+          <w:rFonts w:ascii="Times New Roman" w:hAnsi="Times New Roman" w:cs="Times New Roman"/>
+          <w:sz w:val="28"/>
+          <w:szCs w:val="28"/>
+          <w:lang w:val="en-US"/>
+        </w:rPr>
+      </w:pPr>
+      <w:r>
+        <w:rPr>
+          <w:rFonts w:ascii="Times New Roman" w:hAnsi="Times New Roman" w:cs="Times New Roman"/>
+          <w:sz w:val="28"/>
+          <w:szCs w:val="28"/>
+          <w:lang w:val="en-US"/>
+        </w:rPr>
+        <w:t>Special consideration was given to class imbalance, as it can influence model predictions. This issue was taken into account during analysis of the results.</w:t>
+      </w:r>
+    </w:p>
+    <w:p>
+      <w:pPr>
+        <w:spacing w:line="360" w:lineRule="auto"/>
+        <w:jc w:val="both"/>
+        <w:rPr>
+          <w:rFonts w:ascii="Times New Roman" w:hAnsi="Times New Roman" w:cs="Times New Roman"/>
+          <w:sz w:val="28"/>
+          <w:szCs w:val="28"/>
+        </w:rPr>
+      </w:pPr>
+      <w:r>
+        <w:rPr>
+          <w:rFonts w:ascii="Times New Roman" w:hAnsi="Times New Roman" w:cs="Times New Roman"/>
+          <w:sz w:val="28"/>
+          <w:szCs w:val="28"/>
+          <w:lang w:val="en-US"/>
+        </w:rPr>
+        <w:t>The dataset was divided into training and testing subsets using an 80/20 split. This approach ensures that the model is evaluated on unseen data, providing a realistic measure of performance.</w:t>
+      </w:r>
+    </w:p>
+    <w:p>
+      <w:pPr>
+        <w:spacing w:line="360" w:lineRule="auto"/>
+        <w:jc w:val="both"/>
+        <w:rPr>
+          <w:rFonts w:ascii="Times New Roman" w:hAnsi="Times New Roman" w:cs="Times New Roman"/>
+          <w:sz w:val="28"/>
+          <w:szCs w:val="28"/>
+          <w:lang w:val="en-US"/>
+        </w:rPr>
+      </w:pPr>
+      <w:r>
+        <w:rPr>
+          <w:rFonts w:ascii="Times New Roman" w:hAnsi="Times New Roman" w:cs="Times New Roman"/>
+          <w:sz w:val="28"/>
+          <w:szCs w:val="28"/>
+          <w:lang w:val="en-US"/>
+        </w:rPr>
+        <w:t>Training was conducted over multiple epochs, allowing the model to iteratively improve its predictions. Hyperparameters such as learning rate and batch size were selected based on common practices in transformer-based models.</w:t>
+      </w:r>
+    </w:p>
+    <w:p>
+      <w:pPr>
+        <w:spacing w:line="360" w:lineRule="auto"/>
+        <w:jc w:val="both"/>
+        <w:rPr>
+          <w:rFonts w:ascii="Times New Roman" w:hAnsi="Times New Roman" w:cs="Times New Roman"/>
+          <w:sz w:val="28"/>
+          <w:szCs w:val="28"/>
+          <w:lang w:val="en-US"/>
+        </w:rPr>
+      </w:pPr>
+    </w:p>
+    <w:p>
+      <w:pPr>
+        <w:spacing w:line="360" w:lineRule="auto"/>
+        <w:jc w:val="both"/>
+        <w:rPr>
+          <w:rFonts w:ascii="Times New Roman" w:hAnsi="Times New Roman" w:cs="Times New Roman"/>
+          <w:sz w:val="28"/>
+          <w:szCs w:val="28"/>
+        </w:rPr>
+      </w:pPr>
+      <w:r>
+        <w:rPr>
+          <w:rFonts w:ascii="Times New Roman" w:hAnsi="Times New Roman" w:cs="Times New Roman"/>
+          <w:sz w:val="28"/>
+          <w:szCs w:val="28"/>
+          <w:lang w:val="en-US"/>
+        </w:rPr>
+        <w:lastRenderedPageBreak/>
+        <w:t>The use of GPU acceleration significantly reduced training time and enabled efficient processing of large batches of data.</w:t>
+      </w:r>
+    </w:p>
+    <w:p>
+      <w:pPr>
+        <w:spacing w:line="360" w:lineRule="auto"/>
+        <w:jc w:val="both"/>
+        <w:rPr>
+          <w:rFonts w:ascii="Times New Roman" w:hAnsi="Times New Roman" w:cs="Times New Roman"/>
+          <w:sz w:val="28"/>
+          <w:szCs w:val="28"/>
+        </w:rPr>
+      </w:pPr>
+      <w:r>
+        <w:rPr>
+          <w:rFonts w:ascii="Times New Roman" w:hAnsi="Times New Roman" w:cs="Times New Roman"/>
+          <w:sz w:val="28"/>
+          <w:szCs w:val="28"/>
+          <w:lang w:val="en-US"/>
+        </w:rPr>
+        <w:t>During training, model performance was monitored on the validation set to detect potential overfitting. Early stopping and model checkpointing strategies were considered to ensure optimal performance.</w:t>
+      </w:r>
+    </w:p>
+    <w:p>
+      <w:pPr>
+        <w:spacing w:line="360" w:lineRule="auto"/>
+        <w:jc w:val="both"/>
+        <w:rPr>
+          <w:rFonts w:ascii="Times New Roman" w:hAnsi="Times New Roman" w:cs="Times New Roman"/>
+          <w:sz w:val="28"/>
+          <w:szCs w:val="28"/>
+          <w:lang w:val="en-US"/>
+        </w:rPr>
+      </w:pPr>
+    </w:p>
+    <w:p>
+      <w:pPr>
+        <w:pStyle w:val="a7"/>
+        <w:numPr>
+          <w:ilvl w:val="0"/>
+          <w:numId w:val="9"/>
+        </w:numPr>
+        <w:spacing w:line="360" w:lineRule="auto"/>
+        <w:ind w:left="360"/>
+        <w:jc w:val="both"/>
+        <w:rPr>
+          <w:rFonts w:ascii="Times New Roman" w:hAnsi="Times New Roman" w:cs="Times New Roman"/>
+          <w:sz w:val="28"/>
+          <w:szCs w:val="28"/>
+          <w:lang w:val="en-US"/>
+        </w:rPr>
+      </w:pPr>
+      <w:r>
+        <w:rPr>
+          <w:rFonts w:ascii="Times New Roman" w:hAnsi="Times New Roman" w:cs="Times New Roman"/>
+          <w:sz w:val="28"/>
+          <w:szCs w:val="28"/>
+          <w:lang w:val="en-US"/>
+        </w:rPr>
+        <w:t>Results and Evaluation</w:t>
+      </w:r>
+    </w:p>
+    <w:p>
+      <w:pPr>
+        <w:spacing w:line="360" w:lineRule="auto"/>
+        <w:jc w:val="both"/>
+        <w:rPr>
+          <w:rFonts w:ascii="Times New Roman" w:hAnsi="Times New Roman" w:cs="Times New Roman"/>
+          <w:sz w:val="28"/>
+          <w:szCs w:val="28"/>
+        </w:rPr>
+      </w:pPr>
+      <w:r>
+        <w:rPr>
+          <w:rFonts w:ascii="Times New Roman" w:hAnsi="Times New Roman" w:cs="Times New Roman"/>
+          <w:sz w:val="28"/>
+          <w:szCs w:val="28"/>
+          <w:lang w:val="en-US"/>
+        </w:rPr>
+        <w:t>The performance of the models was evaluated using standard classification metrics, including accuracy, precision, recall, and F1-score.</w:t>
+      </w:r>
+    </w:p>
+    <w:p>
+      <w:pPr>
+        <w:spacing w:line="360" w:lineRule="auto"/>
+        <w:jc w:val="both"/>
+        <w:rPr>
+          <w:rFonts w:ascii="Times New Roman" w:hAnsi="Times New Roman" w:cs="Times New Roman"/>
+          <w:sz w:val="28"/>
+          <w:szCs w:val="28"/>
+        </w:rPr>
+      </w:pPr>
+      <w:r>
+        <w:rPr>
+          <w:rFonts w:ascii="Times New Roman" w:hAnsi="Times New Roman" w:cs="Times New Roman"/>
+          <w:sz w:val="28"/>
+          <w:szCs w:val="28"/>
+          <w:lang w:val="en-US"/>
+        </w:rPr>
+        <w:t>The baseline Logistic Regression model achieved reasonable performance but showed limitations in capturing complex contextual relationships within the text. This was particularly evident for less frequent emotion classes.</w:t>
+      </w:r>
+    </w:p>
+    <w:p>
+      <w:pPr>
+        <w:spacing w:line="360" w:lineRule="auto"/>
+        <w:jc w:val="both"/>
+        <w:rPr>
+          <w:rFonts w:ascii="Times New Roman" w:hAnsi="Times New Roman" w:cs="Times New Roman"/>
+          <w:sz w:val="28"/>
+          <w:szCs w:val="28"/>
+        </w:rPr>
+      </w:pPr>
+      <w:r>
+        <w:rPr>
+          <w:rFonts w:ascii="Times New Roman" w:hAnsi="Times New Roman" w:cs="Times New Roman"/>
+          <w:sz w:val="28"/>
+          <w:szCs w:val="28"/>
+          <w:lang w:val="en-US"/>
+        </w:rPr>
+        <w:t>In contrast, the fine-tuned BERT model demonstrated significantly better performance. The model achieved high overall accuracy and strong F1-scores, indicating its effectiveness in understanding contextual and semantic nuances.</w:t>
+      </w:r>
+    </w:p>
+    <w:p>
+      <w:pPr>
+        <w:spacing w:line="360" w:lineRule="auto"/>
+        <w:jc w:val="both"/>
+        <w:rPr>
+          <w:rFonts w:ascii="Times New Roman" w:hAnsi="Times New Roman" w:cs="Times New Roman"/>
+          <w:sz w:val="28"/>
+          <w:szCs w:val="28"/>
+        </w:rPr>
+      </w:pPr>
+      <w:r>
+        <w:rPr>
+          <w:rFonts w:ascii="Times New Roman" w:hAnsi="Times New Roman" w:cs="Times New Roman"/>
+          <w:sz w:val="28"/>
+          <w:szCs w:val="28"/>
+          <w:lang w:val="en-US"/>
+        </w:rPr>
+        <w:t>However, the results also revealed certain challenges. The model performed well on dominant classes such as neutral and happiness but struggled with minority classes such as fear and disgust. This is likely due to class imbalance in the dataset.</w:t>
+      </w:r>
+    </w:p>
+    <w:p>
+      <w:pPr>
+        <w:spacing w:line="360" w:lineRule="auto"/>
+        <w:jc w:val="both"/>
+        <w:rPr>
+          <w:rFonts w:ascii="Times New Roman" w:hAnsi="Times New Roman" w:cs="Times New Roman"/>
+          <w:sz w:val="28"/>
+          <w:szCs w:val="28"/>
+          <w:lang w:val="en-US"/>
+        </w:rPr>
+      </w:pPr>
+      <w:r>
+        <w:rPr>
+          <w:rFonts w:ascii="Times New Roman" w:hAnsi="Times New Roman" w:cs="Times New Roman"/>
+          <w:sz w:val="28"/>
+          <w:szCs w:val="28"/>
+          <w:lang w:val="en-US"/>
+        </w:rPr>
+        <w:t>The evaluation highlights the strengths of transformer-based models in handling informal and context-dependent language, while also emphasizing the importance of balanced datasets for reliable classification.</w:t>
+      </w:r>
+    </w:p>
+    <w:p>
+      <w:pPr>
+        <w:spacing w:line="360" w:lineRule="auto"/>
+        <w:jc w:val="both"/>
+        <w:rPr>
+          <w:sz w:val="28"/>
+          <w:szCs w:val="28"/>
+        </w:rPr>
+      </w:pPr>
+      <w:r>
+        <w:rPr>
+          <w:rFonts w:ascii="Times New Roman" w:hAnsi="Times New Roman" w:cs="Times New Roman"/>
+          <w:sz w:val="28"/>
+          <w:szCs w:val="28"/>
+          <w:lang w:val="en-US"/>
+        </w:rPr>
+        <w:t>Overall, the results confirm that fine-tuning a pre-trained BERT model is an effective approach for emotion detection in social media text, even with a moderately sized dataset.</w:t>
+      </w:r>
+      <w:r>
+        <w:rPr>
+          <w:rFonts w:ascii="Times New Roman" w:hAnsi="Times New Roman" w:cs="Times New Roman"/>
+          <w:sz w:val="28"/>
+          <w:szCs w:val="28"/>
+          <w:lang w:val="en-US"/>
+        </w:rPr>
+        <w:t xml:space="preserve"> </w:t>
+      </w:r>
+      <w:r>
+        <w:rPr>
+          <w:sz w:val="28"/>
+          <w:szCs w:val="28"/>
+        </w:rPr>
+        <w:t>Model performance was evaluated using multiple metrics, including accuracy, precision, recall, and F1-score. While accuracy provides an overall measure of correctness, it can be misleading in the presence of class imbalance.</w:t>
+      </w:r>
+    </w:p>
+    <w:p>
+      <w:pPr>
+        <w:spacing w:line="360" w:lineRule="auto"/>
+        <w:jc w:val="both"/>
+        <w:rPr>
+          <w:rFonts w:ascii="Times New Roman" w:hAnsi="Times New Roman" w:cs="Times New Roman"/>
+          <w:sz w:val="28"/>
+          <w:szCs w:val="28"/>
+        </w:rPr>
+      </w:pPr>
+      <w:r>
+        <w:rPr>
+          <w:rFonts w:ascii="Times New Roman" w:hAnsi="Times New Roman" w:cs="Times New Roman"/>
+          <w:sz w:val="28"/>
+          <w:szCs w:val="28"/>
+        </w:rPr>
+        <w:lastRenderedPageBreak/>
+        <w:t>Precision reflects the proportion of correct positive predictions, while recall measures the model's ability to identify all relevant instances. The F1-score provides a balance between precision and recall and is particularly useful for imbalanced datasets.</w:t>
+      </w:r>
+    </w:p>
+    <w:p>
+      <w:pPr>
+        <w:spacing w:line="360" w:lineRule="auto"/>
+        <w:jc w:val="both"/>
+        <w:rPr>
+          <w:rFonts w:ascii="Times New Roman" w:hAnsi="Times New Roman" w:cs="Times New Roman"/>
+          <w:sz w:val="28"/>
+          <w:szCs w:val="28"/>
+        </w:rPr>
+      </w:pPr>
+      <w:r>
+        <w:rPr>
+          <w:rFonts w:ascii="Times New Roman" w:hAnsi="Times New Roman" w:cs="Times New Roman"/>
+          <w:sz w:val="28"/>
+          <w:szCs w:val="28"/>
+        </w:rPr>
+        <w:t>The results showed that the BERT model achieved high overall accuracy and strong performance on majority classes. However, performance on minority classes was significantly lower, as indicated by reduced F1-scores.</w:t>
+      </w:r>
+    </w:p>
+    <w:p>
+      <w:pPr>
+        <w:spacing w:line="360" w:lineRule="auto"/>
+        <w:jc w:val="both"/>
+        <w:rPr>
+          <w:rFonts w:ascii="Times New Roman" w:hAnsi="Times New Roman" w:cs="Times New Roman"/>
+          <w:sz w:val="28"/>
+          <w:szCs w:val="28"/>
+        </w:rPr>
+      </w:pPr>
+      <w:r>
+        <w:rPr>
+          <w:rFonts w:ascii="Times New Roman" w:hAnsi="Times New Roman" w:cs="Times New Roman"/>
+          <w:sz w:val="28"/>
+          <w:szCs w:val="28"/>
+        </w:rPr>
+        <w:t>This behavior is primarily attributed to class imbalance, which limits the model's exposure to less frequent emotion categories during training.</w:t>
+      </w:r>
+    </w:p>
+    <w:p>
+      <w:pPr>
+        <w:spacing w:line="360" w:lineRule="auto"/>
+        <w:jc w:val="both"/>
+        <w:rPr>
+          <w:rFonts w:ascii="Times New Roman" w:hAnsi="Times New Roman" w:cs="Times New Roman"/>
+          <w:sz w:val="28"/>
+          <w:szCs w:val="28"/>
+          <w:lang w:val="en-US"/>
+        </w:rPr>
+      </w:pPr>
     </w:p>
     <w:sectPr>
       <w:pgSz w:w="11906" w:h="16838"/>
@@ -4095,6 +7000,155 @@
     </w:lvl>
   </w:abstractNum>
   <w:abstractNum w:abstractNumId="4" w15:restartNumberingAfterBreak="0">
+    <w:nsid w:val="3E8F30E8"/>
+    <w:multiLevelType w:val="multilevel"/>
+    <w:tmpl w:val="E8769B50"/>
+    <w:lvl w:ilvl="0">
+      <w:start w:val="1"/>
+      <w:numFmt w:val="bullet"/>
+      <w:lvlText w:val=""/>
+      <w:lvlJc w:val="left"/>
+      <w:pPr>
+        <w:tabs>
+          <w:tab w:val="num" w:pos="720"/>
+        </w:tabs>
+        <w:ind w:left="720" w:hanging="360"/>
+      </w:pPr>
+      <w:rPr>
+        <w:rFonts w:ascii="Symbol" w:hAnsi="Symbol" w:hint="default"/>
+        <w:sz w:val="20"/>
+      </w:rPr>
+    </w:lvl>
+    <w:lvl w:ilvl="1" w:tentative="1">
+      <w:start w:val="1"/>
+      <w:numFmt w:val="bullet"/>
+      <w:lvlText w:val="o"/>
+      <w:lvlJc w:val="left"/>
+      <w:pPr>
+        <w:tabs>
+          <w:tab w:val="num" w:pos="1440"/>
+        </w:tabs>
+        <w:ind w:left="1440" w:hanging="360"/>
+      </w:pPr>
+      <w:rPr>
+        <w:rFonts w:ascii="Courier New" w:hAnsi="Courier New" w:hint="default"/>
+        <w:sz w:val="20"/>
+      </w:rPr>
+    </w:lvl>
+    <w:lvl w:ilvl="2" w:tentative="1">
+      <w:start w:val="1"/>
+      <w:numFmt w:val="bullet"/>
+      <w:lvlText w:val=""/>
+      <w:lvlJc w:val="left"/>
+      <w:pPr>
+        <w:tabs>
+          <w:tab w:val="num" w:pos="2160"/>
+        </w:tabs>
+        <w:ind w:left="2160" w:hanging="360"/>
+      </w:pPr>
+      <w:rPr>
+        <w:rFonts w:ascii="Wingdings" w:hAnsi="Wingdings" w:hint="default"/>
+        <w:sz w:val="20"/>
+      </w:rPr>
+    </w:lvl>
+    <w:lvl w:ilvl="3" w:tentative="1">
+      <w:start w:val="1"/>
+      <w:numFmt w:val="bullet"/>
+      <w:lvlText w:val=""/>
+      <w:lvlJc w:val="left"/>
+      <w:pPr>
+        <w:tabs>
+          <w:tab w:val="num" w:pos="2880"/>
+        </w:tabs>
+        <w:ind w:left="2880" w:hanging="360"/>
+      </w:pPr>
+      <w:rPr>
+        <w:rFonts w:ascii="Wingdings" w:hAnsi="Wingdings" w:hint="default"/>
+        <w:sz w:val="20"/>
+      </w:rPr>
+    </w:lvl>
+    <w:lvl w:ilvl="4" w:tentative="1">
+      <w:start w:val="1"/>
+      <w:numFmt w:val="bullet"/>
+      <w:lvlText w:val=""/>
+      <w:lvlJc w:val="left"/>
+      <w:pPr>
+        <w:tabs>
+          <w:tab w:val="num" w:pos="3600"/>
+        </w:tabs>
+        <w:ind w:left="3600" w:hanging="360"/>
+      </w:pPr>
+      <w:rPr>
+        <w:rFonts w:ascii="Wingdings" w:hAnsi="Wingdings" w:hint="default"/>
+        <w:sz w:val="20"/>
+      </w:rPr>
+    </w:lvl>
+    <w:lvl w:ilvl="5" w:tentative="1">
+      <w:start w:val="1"/>
+      <w:numFmt w:val="bullet"/>
+      <w:lvlText w:val=""/>
+      <w:lvlJc w:val="left"/>
+      <w:pPr>
+        <w:tabs>
+          <w:tab w:val="num" w:pos="4320"/>
+        </w:tabs>
+        <w:ind w:left="4320" w:hanging="360"/>
+      </w:pPr>
+      <w:rPr>
+        <w:rFonts w:ascii="Wingdings" w:hAnsi="Wingdings" w:hint="default"/>
+        <w:sz w:val="20"/>
+      </w:rPr>
+    </w:lvl>
+    <w:lvl w:ilvl="6" w:tentative="1">
+      <w:start w:val="1"/>
+      <w:numFmt w:val="bullet"/>
+      <w:lvlText w:val=""/>
+      <w:lvlJc w:val="left"/>
+      <w:pPr>
+        <w:tabs>
+          <w:tab w:val="num" w:pos="5040"/>
+        </w:tabs>
+        <w:ind w:left="5040" w:hanging="360"/>
+      </w:pPr>
+      <w:rPr>
+        <w:rFonts w:ascii="Wingdings" w:hAnsi="Wingdings" w:hint="default"/>
+        <w:sz w:val="20"/>
+      </w:rPr>
+    </w:lvl>
+    <w:lvl w:ilvl="7" w:tentative="1">
+      <w:start w:val="1"/>
+      <w:numFmt w:val="bullet"/>
+      <w:lvlText w:val=""/>
+      <w:lvlJc w:val="left"/>
+      <w:pPr>
+        <w:tabs>
+          <w:tab w:val="num" w:pos="5760"/>
+        </w:tabs>
+        <w:ind w:left="5760" w:hanging="360"/>
+      </w:pPr>
+      <w:rPr>
+        <w:rFonts w:ascii="Wingdings" w:hAnsi="Wingdings" w:hint="default"/>
+        <w:sz w:val="20"/>
+      </w:rPr>
+    </w:lvl>
+    <w:lvl w:ilvl="8" w:tentative="1">
+      <w:start w:val="1"/>
+      <w:numFmt w:val="bullet"/>
+      <w:lvlText w:val=""/>
+      <w:lvlJc w:val="left"/>
+      <w:pPr>
+        <w:tabs>
+          <w:tab w:val="num" w:pos="6480"/>
+        </w:tabs>
+        <w:ind w:left="6480" w:hanging="360"/>
+      </w:pPr>
+      <w:rPr>
+        <w:rFonts w:ascii="Wingdings" w:hAnsi="Wingdings" w:hint="default"/>
+        <w:sz w:val="20"/>
+      </w:rPr>
+    </w:lvl>
+  </w:abstractNum>
+  <w:abstractNum w:abstractNumId="5" w15:restartNumberingAfterBreak="0">
     <w:nsid w:val="3F112941"/>
     <w:multiLevelType w:val="multilevel"/>
     <w:tmpl w:val="DD581E78"/>
@@ -4207,7 +7261,7 @@
       </w:pPr>
     </w:lvl>
   </w:abstractNum>
-  <w:abstractNum w:abstractNumId="5" w15:restartNumberingAfterBreak="0">
+  <w:abstractNum w:abstractNumId="6" w15:restartNumberingAfterBreak="0">
     <w:nsid w:val="484A154D"/>
     <w:multiLevelType w:val="hybridMultilevel"/>
     <w:tmpl w:val="C3E6FBE8"/>
@@ -4293,7 +7347,93 @@
       </w:pPr>
     </w:lvl>
   </w:abstractNum>
-  <w:abstractNum w:abstractNumId="6" w15:restartNumberingAfterBreak="0">
+  <w:abstractNum w:abstractNumId="7" w15:restartNumberingAfterBreak="0">
+    <w:nsid w:val="48D71B69"/>
+    <w:multiLevelType w:val="hybridMultilevel"/>
+    <w:tmpl w:val="E6701BD4"/>
+    <w:lvl w:ilvl="0" w:tplc="FFFFFFFF">
+      <w:start w:val="1"/>
+      <w:numFmt w:val="decimal"/>
+      <w:lvlText w:val="%1."/>
+      <w:lvlJc w:val="left"/>
+      <w:pPr>
+        <w:ind w:left="720" w:hanging="360"/>
+      </w:pPr>
+    </w:lvl>
+    <w:lvl w:ilvl="1" w:tplc="FFFFFFFF" w:tentative="1">
+      <w:start w:val="1"/>
+      <w:numFmt w:val="lowerLetter"/>
+      <w:lvlText w:val="%2."/>
+      <w:lvlJc w:val="left"/>
+      <w:pPr>
+        <w:ind w:left="1440" w:hanging="360"/>
+      </w:pPr>
+    </w:lvl>
+    <w:lvl w:ilvl="2" w:tplc="FFFFFFFF" w:tentative="1">
+      <w:start w:val="1"/>
+      <w:numFmt w:val="lowerRoman"/>
+      <w:lvlText w:val="%3."/>
+      <w:lvlJc w:val="right"/>
+      <w:pPr>
+        <w:ind w:left="2160" w:hanging="180"/>
+      </w:pPr>
+    </w:lvl>
+    <w:lvl w:ilvl="3" w:tplc="FFFFFFFF" w:tentative="1">
+      <w:start w:val="1"/>
+      <w:numFmt w:val="decimal"/>
+      <w:lvlText w:val="%4."/>
+      <w:lvlJc w:val="left"/>
+      <w:pPr>
+        <w:ind w:left="2880" w:hanging="360"/>
+      </w:pPr>
+    </w:lvl>
+    <w:lvl w:ilvl="4" w:tplc="FFFFFFFF" w:tentative="1">
+      <w:start w:val="1"/>
+      <w:numFmt w:val="lowerLetter"/>
+      <w:lvlText w:val="%5."/>
+      <w:lvlJc w:val="left"/>
+      <w:pPr>
+        <w:ind w:left="3600" w:hanging="360"/>
+      </w:pPr>
+    </w:lvl>
+    <w:lvl w:ilvl="5" w:tplc="FFFFFFFF" w:tentative="1">
+      <w:start w:val="1"/>
+      <w:numFmt w:val="lowerRoman"/>
+      <w:lvlText w:val="%6."/>
+      <w:lvlJc w:val="right"/>
+      <w:pPr>
+        <w:ind w:left="4320" w:hanging="180"/>
+      </w:pPr>
+    </w:lvl>
+    <w:lvl w:ilvl="6" w:tplc="FFFFFFFF" w:tentative="1">
+      <w:start w:val="1"/>
+      <w:numFmt w:val="decimal"/>
+      <w:lvlText w:val="%7."/>
+      <w:lvlJc w:val="left"/>
+      <w:pPr>
+        <w:ind w:left="5040" w:hanging="360"/>
+      </w:pPr>
+    </w:lvl>
+    <w:lvl w:ilvl="7" w:tplc="FFFFFFFF" w:tentative="1">
+      <w:start w:val="1"/>
+      <w:numFmt w:val="lowerLetter"/>
+      <w:lvlText w:val="%8."/>
+      <w:lvlJc w:val="left"/>
+      <w:pPr>
+        <w:ind w:left="5760" w:hanging="360"/>
+      </w:pPr>
+    </w:lvl>
+    <w:lvl w:ilvl="8" w:tplc="FFFFFFFF" w:tentative="1">
+      <w:start w:val="1"/>
+      <w:numFmt w:val="lowerRoman"/>
+      <w:lvlText w:val="%9."/>
+      <w:lvlJc w:val="right"/>
+      <w:pPr>
+        <w:ind w:left="6480" w:hanging="180"/>
+      </w:pPr>
+    </w:lvl>
+  </w:abstractNum>
+  <w:abstractNum w:abstractNumId="8" w15:restartNumberingAfterBreak="0">
     <w:nsid w:val="48FF1E4D"/>
     <w:multiLevelType w:val="hybridMultilevel"/>
     <w:tmpl w:val="646E3D54"/>
@@ -4406,7 +7546,7 @@
       </w:rPr>
     </w:lvl>
   </w:abstractNum>
-  <w:abstractNum w:abstractNumId="7" w15:restartNumberingAfterBreak="0">
+  <w:abstractNum w:abstractNumId="9" w15:restartNumberingAfterBreak="0">
     <w:nsid w:val="49EB0FC6"/>
     <w:multiLevelType w:val="hybridMultilevel"/>
     <w:tmpl w:val="8C24C2C6"/>
@@ -4519,7 +7659,7 @@
       </w:rPr>
     </w:lvl>
   </w:abstractNum>
-  <w:abstractNum w:abstractNumId="8" w15:restartNumberingAfterBreak="0">
+  <w:abstractNum w:abstractNumId="10" w15:restartNumberingAfterBreak="0">
     <w:nsid w:val="647E76CD"/>
     <w:multiLevelType w:val="hybridMultilevel"/>
     <w:tmpl w:val="EE0CE0C0"/>
@@ -4632,7 +7772,7 @@
       </w:rPr>
     </w:lvl>
   </w:abstractNum>
-  <w:abstractNum w:abstractNumId="9" w15:restartNumberingAfterBreak="0">
+  <w:abstractNum w:abstractNumId="11" w15:restartNumberingAfterBreak="0">
     <w:nsid w:val="66187B6E"/>
     <w:multiLevelType w:val="multilevel"/>
     <w:tmpl w:val="04DCC6AA"/>
@@ -4781,7 +7921,7 @@
       </w:rPr>
     </w:lvl>
   </w:abstractNum>
-  <w:abstractNum w:abstractNumId="10" w15:restartNumberingAfterBreak="0">
+  <w:abstractNum w:abstractNumId="12" w15:restartNumberingAfterBreak="0">
     <w:nsid w:val="770539FF"/>
     <w:multiLevelType w:val="multilevel"/>
     <w:tmpl w:val="63E6CFB6"/>
@@ -4934,34 +8074,40 @@
     <w:abstractNumId w:val="2"/>
   </w:num>
   <w:num w:numId="2" w16cid:durableId="446047452">
-    <w:abstractNumId w:val="10"/>
+    <w:abstractNumId w:val="12"/>
   </w:num>
   <w:num w:numId="3" w16cid:durableId="533158772">
-    <w:abstractNumId w:val="4"/>
+    <w:abstractNumId w:val="5"/>
   </w:num>
   <w:num w:numId="4" w16cid:durableId="1672247833">
     <w:abstractNumId w:val="3"/>
   </w:num>
   <w:num w:numId="5" w16cid:durableId="106392979">
-    <w:abstractNumId w:val="9"/>
+    <w:abstractNumId w:val="11"/>
   </w:num>
   <w:num w:numId="6" w16cid:durableId="1054738689">
     <w:abstractNumId w:val="1"/>
   </w:num>
   <w:num w:numId="7" w16cid:durableId="1323698558">
-    <w:abstractNumId w:val="7"/>
+    <w:abstractNumId w:val="9"/>
   </w:num>
   <w:num w:numId="8" w16cid:durableId="1838303134">
+    <w:abstractNumId w:val="8"/>
+  </w:num>
+  <w:num w:numId="9" w16cid:durableId="2078816744">
     <w:abstractNumId w:val="6"/>
   </w:num>
-  <w:num w:numId="9" w16cid:durableId="2078816744">
-    <w:abstractNumId w:val="5"/>
-  </w:num>
   <w:num w:numId="10" w16cid:durableId="71970140">
-    <w:abstractNumId w:val="8"/>
+    <w:abstractNumId w:val="10"/>
   </w:num>
   <w:num w:numId="11" w16cid:durableId="2124835276">
     <w:abstractNumId w:val="0"/>
+  </w:num>
+  <w:num w:numId="12" w16cid:durableId="1315260646">
+    <w:abstractNumId w:val="7"/>
+  </w:num>
+  <w:num w:numId="13" w16cid:durableId="1496534016">
+    <w:abstractNumId w:val="4"/>
   </w:num>
 </w:numbering>
 </file>
@@ -5366,6 +8512,7 @@
   <w:style w:type="paragraph" w:default="1" w:styleId="a">
     <w:name w:val="Normal"/>
     <w:qFormat/>
+    <w:rsid w:val="004B4225"/>
   </w:style>
   <w:style w:type="paragraph" w:styleId="1">
     <w:name w:val="heading 1"/>
@@ -5882,6 +9029,26 @@
       <w:spacing w:val="5"/>
     </w:rPr>
   </w:style>
+  <w:style w:type="paragraph" w:styleId="ac">
+    <w:name w:val="No Spacing"/>
+    <w:uiPriority w:val="1"/>
+    <w:qFormat/>
+    <w:rsid w:val="00004290"/>
+    <w:pPr>
+      <w:spacing w:after="0" w:line="240" w:lineRule="auto"/>
+    </w:pPr>
+  </w:style>
+  <w:style w:type="paragraph" w:styleId="ad">
+    <w:name w:val="Normal (Web)"/>
+    <w:basedOn w:val="a"/>
+    <w:uiPriority w:val="99"/>
+    <w:semiHidden/>
+    <w:unhideWhenUsed/>
+    <w:rsid w:val="00F006F0"/>
+    <w:rPr>
+      <w:rFonts w:ascii="Times New Roman" w:hAnsi="Times New Roman" w:cs="Times New Roman"/>
+    </w:rPr>
+  </w:style>
 </w:styles>
 </file>
 

--- a/thesis_paper.docx
+++ b/thesis_paper.docx
@@ -81,7 +81,7 @@
           <w:r>
             <w:fldChar w:fldCharType="separate"/>
           </w:r>
-          <w:hyperlink w:anchor="_Toc230023422" w:history="1">
+          <w:hyperlink w:anchor="_Toc230048398" w:history="1">
             <w:r>
               <w:rPr>
                 <w:rStyle w:val="af5"/>
@@ -112,7 +112,7 @@
                 <w:noProof/>
                 <w:webHidden/>
               </w:rPr>
-              <w:instrText xml:space="preserve"> PAGEREF _Toc230023422 \h </w:instrText>
+              <w:instrText xml:space="preserve"> PAGEREF _Toc230048398 \h </w:instrText>
             </w:r>
             <w:r>
               <w:rPr>
@@ -156,7 +156,7 @@
               <w14:ligatures w14:val="standardContextual"/>
             </w:rPr>
           </w:pPr>
-          <w:hyperlink w:anchor="_Toc230023423" w:history="1">
+          <w:hyperlink w:anchor="_Toc230048399" w:history="1">
             <w:r>
               <w:rPr>
                 <w:rStyle w:val="af5"/>
@@ -187,7 +187,7 @@
                 <w:noProof/>
                 <w:webHidden/>
               </w:rPr>
-              <w:instrText xml:space="preserve"> PAGEREF _Toc230023423 \h </w:instrText>
+              <w:instrText xml:space="preserve"> PAGEREF _Toc230048399 \h </w:instrText>
             </w:r>
             <w:r>
               <w:rPr>
@@ -231,7 +231,7 @@
               <w14:ligatures w14:val="standardContextual"/>
             </w:rPr>
           </w:pPr>
-          <w:hyperlink w:anchor="_Toc230023424" w:history="1">
+          <w:hyperlink w:anchor="_Toc230048400" w:history="1">
             <w:r>
               <w:rPr>
                 <w:rStyle w:val="af5"/>
@@ -262,7 +262,7 @@
                 <w:noProof/>
                 <w:webHidden/>
               </w:rPr>
-              <w:instrText xml:space="preserve"> PAGEREF _Toc230023424 \h </w:instrText>
+              <w:instrText xml:space="preserve"> PAGEREF _Toc230048400 \h </w:instrText>
             </w:r>
             <w:r>
               <w:rPr>
@@ -306,7 +306,7 @@
               <w14:ligatures w14:val="standardContextual"/>
             </w:rPr>
           </w:pPr>
-          <w:hyperlink w:anchor="_Toc230023425" w:history="1">
+          <w:hyperlink w:anchor="_Toc230048401" w:history="1">
             <w:r>
               <w:rPr>
                 <w:rStyle w:val="af5"/>
@@ -337,7 +337,7 @@
                 <w:noProof/>
                 <w:webHidden/>
               </w:rPr>
-              <w:instrText xml:space="preserve"> PAGEREF _Toc230023425 \h </w:instrText>
+              <w:instrText xml:space="preserve"> PAGEREF _Toc230048401 \h </w:instrText>
             </w:r>
             <w:r>
               <w:rPr>
@@ -381,7 +381,7 @@
               <w14:ligatures w14:val="standardContextual"/>
             </w:rPr>
           </w:pPr>
-          <w:hyperlink w:anchor="_Toc230023426" w:history="1">
+          <w:hyperlink w:anchor="_Toc230048402" w:history="1">
             <w:r>
               <w:rPr>
                 <w:rStyle w:val="af5"/>
@@ -412,7 +412,7 @@
                 <w:noProof/>
                 <w:webHidden/>
               </w:rPr>
-              <w:instrText xml:space="preserve"> PAGEREF _Toc230023426 \h </w:instrText>
+              <w:instrText xml:space="preserve"> PAGEREF _Toc230048402 \h </w:instrText>
             </w:r>
             <w:r>
               <w:rPr>
@@ -456,7 +456,7 @@
               <w14:ligatures w14:val="standardContextual"/>
             </w:rPr>
           </w:pPr>
-          <w:hyperlink w:anchor="_Toc230023427" w:history="1">
+          <w:hyperlink w:anchor="_Toc230048403" w:history="1">
             <w:r>
               <w:rPr>
                 <w:rStyle w:val="af5"/>
@@ -487,7 +487,7 @@
                 <w:noProof/>
                 <w:webHidden/>
               </w:rPr>
-              <w:instrText xml:space="preserve"> PAGEREF _Toc230023427 \h </w:instrText>
+              <w:instrText xml:space="preserve"> PAGEREF _Toc230048403 \h </w:instrText>
             </w:r>
             <w:r>
               <w:rPr>
@@ -531,7 +531,7 @@
               <w14:ligatures w14:val="standardContextual"/>
             </w:rPr>
           </w:pPr>
-          <w:hyperlink w:anchor="_Toc230023428" w:history="1">
+          <w:hyperlink w:anchor="_Toc230048404" w:history="1">
             <w:r>
               <w:rPr>
                 <w:rStyle w:val="af5"/>
@@ -562,7 +562,7 @@
                 <w:noProof/>
                 <w:webHidden/>
               </w:rPr>
-              <w:instrText xml:space="preserve"> PAGEREF _Toc230023428 \h </w:instrText>
+              <w:instrText xml:space="preserve"> PAGEREF _Toc230048404 \h </w:instrText>
             </w:r>
             <w:r>
               <w:rPr>
@@ -606,7 +606,7 @@
               <w14:ligatures w14:val="standardContextual"/>
             </w:rPr>
           </w:pPr>
-          <w:hyperlink w:anchor="_Toc230023429" w:history="1">
+          <w:hyperlink w:anchor="_Toc230048405" w:history="1">
             <w:r>
               <w:rPr>
                 <w:rStyle w:val="af5"/>
@@ -637,7 +637,7 @@
                 <w:noProof/>
                 <w:webHidden/>
               </w:rPr>
-              <w:instrText xml:space="preserve"> PAGEREF _Toc230023429 \h </w:instrText>
+              <w:instrText xml:space="preserve"> PAGEREF _Toc230048405 \h </w:instrText>
             </w:r>
             <w:r>
               <w:rPr>
@@ -681,7 +681,7 @@
               <w14:ligatures w14:val="standardContextual"/>
             </w:rPr>
           </w:pPr>
-          <w:hyperlink w:anchor="_Toc230023430" w:history="1">
+          <w:hyperlink w:anchor="_Toc230048406" w:history="1">
             <w:r>
               <w:rPr>
                 <w:rStyle w:val="af5"/>
@@ -712,7 +712,7 @@
                 <w:noProof/>
                 <w:webHidden/>
               </w:rPr>
-              <w:instrText xml:space="preserve"> PAGEREF _Toc230023430 \h </w:instrText>
+              <w:instrText xml:space="preserve"> PAGEREF _Toc230048406 \h </w:instrText>
             </w:r>
             <w:r>
               <w:rPr>
@@ -756,7 +756,7 @@
               <w14:ligatures w14:val="standardContextual"/>
             </w:rPr>
           </w:pPr>
-          <w:hyperlink w:anchor="_Toc230023431" w:history="1">
+          <w:hyperlink w:anchor="_Toc230048407" w:history="1">
             <w:r>
               <w:rPr>
                 <w:rStyle w:val="af5"/>
@@ -787,7 +787,7 @@
                 <w:noProof/>
                 <w:webHidden/>
               </w:rPr>
-              <w:instrText xml:space="preserve"> PAGEREF _Toc230023431 \h </w:instrText>
+              <w:instrText xml:space="preserve"> PAGEREF _Toc230048407 \h </w:instrText>
             </w:r>
             <w:r>
               <w:rPr>
@@ -831,7 +831,7 @@
               <w14:ligatures w14:val="standardContextual"/>
             </w:rPr>
           </w:pPr>
-          <w:hyperlink w:anchor="_Toc230023432" w:history="1">
+          <w:hyperlink w:anchor="_Toc230048408" w:history="1">
             <w:r>
               <w:rPr>
                 <w:rStyle w:val="af5"/>
@@ -862,7 +862,7 @@
                 <w:noProof/>
                 <w:webHidden/>
               </w:rPr>
-              <w:instrText xml:space="preserve"> PAGEREF _Toc230023432 \h </w:instrText>
+              <w:instrText xml:space="preserve"> PAGEREF _Toc230048408 \h </w:instrText>
             </w:r>
             <w:r>
               <w:rPr>
@@ -906,7 +906,7 @@
               <w14:ligatures w14:val="standardContextual"/>
             </w:rPr>
           </w:pPr>
-          <w:hyperlink w:anchor="_Toc230023433" w:history="1">
+          <w:hyperlink w:anchor="_Toc230048409" w:history="1">
             <w:r>
               <w:rPr>
                 <w:rStyle w:val="af5"/>
@@ -937,7 +937,7 @@
                 <w:noProof/>
                 <w:webHidden/>
               </w:rPr>
-              <w:instrText xml:space="preserve"> PAGEREF _Toc230023433 \h </w:instrText>
+              <w:instrText xml:space="preserve"> PAGEREF _Toc230048409 \h </w:instrText>
             </w:r>
             <w:r>
               <w:rPr>
@@ -981,7 +981,7 @@
               <w14:ligatures w14:val="standardContextual"/>
             </w:rPr>
           </w:pPr>
-          <w:hyperlink w:anchor="_Toc230023434" w:history="1">
+          <w:hyperlink w:anchor="_Toc230048410" w:history="1">
             <w:r>
               <w:rPr>
                 <w:rStyle w:val="af5"/>
@@ -991,29 +991,7 @@
                 <w:noProof/>
                 <w:lang w:val="en-US" w:eastAsia="ru-RU"/>
               </w:rPr>
-              <w:t xml:space="preserve">2.6 BERT and Contextual </w:t>
-            </w:r>
-            <w:r>
-              <w:rPr>
-                <w:rStyle w:val="af5"/>
-                <w:rFonts w:ascii="Times New Roman" w:eastAsia="Arial" w:hAnsi="Times New Roman" w:cs="Times New Roman"/>
-                <w:b/>
-                <w:bCs/>
-                <w:noProof/>
-                <w:lang w:val="en-US" w:eastAsia="ru-RU"/>
-              </w:rPr>
-              <w:t>L</w:t>
-            </w:r>
-            <w:r>
-              <w:rPr>
-                <w:rStyle w:val="af5"/>
-                <w:rFonts w:ascii="Times New Roman" w:eastAsia="Arial" w:hAnsi="Times New Roman" w:cs="Times New Roman"/>
-                <w:b/>
-                <w:bCs/>
-                <w:noProof/>
-                <w:lang w:val="en-US" w:eastAsia="ru-RU"/>
-              </w:rPr>
-              <w:t>anguage Models</w:t>
+              <w:t>2.6 BERT and Contextual Language Models</w:t>
             </w:r>
             <w:r>
               <w:rPr>
@@ -1034,7 +1012,7 @@
                 <w:noProof/>
                 <w:webHidden/>
               </w:rPr>
-              <w:instrText xml:space="preserve"> PAGEREF _Toc230023434 \h </w:instrText>
+              <w:instrText xml:space="preserve"> PAGEREF _Toc230048410 \h </w:instrText>
             </w:r>
             <w:r>
               <w:rPr>
@@ -1054,7 +1032,7 @@
                 <w:noProof/>
                 <w:webHidden/>
               </w:rPr>
-              <w:t>12</w:t>
+              <w:t>13</w:t>
             </w:r>
             <w:r>
               <w:rPr>
@@ -1078,7 +1056,7 @@
               <w14:ligatures w14:val="standardContextual"/>
             </w:rPr>
           </w:pPr>
-          <w:hyperlink w:anchor="_Toc230023435" w:history="1">
+          <w:hyperlink w:anchor="_Toc230048411" w:history="1">
             <w:r>
               <w:rPr>
                 <w:rStyle w:val="af5"/>
@@ -1109,7 +1087,7 @@
                 <w:noProof/>
                 <w:webHidden/>
               </w:rPr>
-              <w:instrText xml:space="preserve"> PAGEREF _Toc230023435 \h </w:instrText>
+              <w:instrText xml:space="preserve"> PAGEREF _Toc230048411 \h </w:instrText>
             </w:r>
             <w:r>
               <w:rPr>
@@ -1129,7 +1107,7 @@
                 <w:noProof/>
                 <w:webHidden/>
               </w:rPr>
-              <w:t>17</w:t>
+              <w:t>18</w:t>
             </w:r>
             <w:r>
               <w:rPr>
@@ -1153,7 +1131,7 @@
               <w14:ligatures w14:val="standardContextual"/>
             </w:rPr>
           </w:pPr>
-          <w:hyperlink w:anchor="_Toc230023436" w:history="1">
+          <w:hyperlink w:anchor="_Toc230048412" w:history="1">
             <w:r>
               <w:rPr>
                 <w:rStyle w:val="af5"/>
@@ -1184,7 +1162,7 @@
                 <w:noProof/>
                 <w:webHidden/>
               </w:rPr>
-              <w:instrText xml:space="preserve"> PAGEREF _Toc230023436 \h </w:instrText>
+              <w:instrText xml:space="preserve"> PAGEREF _Toc230048412 \h </w:instrText>
             </w:r>
             <w:r>
               <w:rPr>
@@ -1204,7 +1182,7 @@
                 <w:noProof/>
                 <w:webHidden/>
               </w:rPr>
-              <w:t>18</w:t>
+              <w:t>19</w:t>
             </w:r>
             <w:r>
               <w:rPr>
@@ -1228,7 +1206,7 @@
               <w14:ligatures w14:val="standardContextual"/>
             </w:rPr>
           </w:pPr>
-          <w:hyperlink w:anchor="_Toc230023437" w:history="1">
+          <w:hyperlink w:anchor="_Toc230048413" w:history="1">
             <w:r>
               <w:rPr>
                 <w:rStyle w:val="af5"/>
@@ -1259,7 +1237,7 @@
                 <w:noProof/>
                 <w:webHidden/>
               </w:rPr>
-              <w:instrText xml:space="preserve"> PAGEREF _Toc230023437 \h </w:instrText>
+              <w:instrText xml:space="preserve"> PAGEREF _Toc230048413 \h </w:instrText>
             </w:r>
             <w:r>
               <w:rPr>
@@ -1303,7 +1281,7 @@
               <w14:ligatures w14:val="standardContextual"/>
             </w:rPr>
           </w:pPr>
-          <w:hyperlink w:anchor="_Toc230023438" w:history="1">
+          <w:hyperlink w:anchor="_Toc230048414" w:history="1">
             <w:r>
               <w:rPr>
                 <w:rStyle w:val="af5"/>
@@ -1334,7 +1312,7 @@
                 <w:noProof/>
                 <w:webHidden/>
               </w:rPr>
-              <w:instrText xml:space="preserve"> PAGEREF _Toc230023438 \h </w:instrText>
+              <w:instrText xml:space="preserve"> PAGEREF _Toc230048414 \h </w:instrText>
             </w:r>
             <w:r>
               <w:rPr>
@@ -1354,7 +1332,7 @@
                 <w:noProof/>
                 <w:webHidden/>
               </w:rPr>
-              <w:t>21</w:t>
+              <w:t>22</w:t>
             </w:r>
             <w:r>
               <w:rPr>
@@ -1378,7 +1356,7 @@
               <w14:ligatures w14:val="standardContextual"/>
             </w:rPr>
           </w:pPr>
-          <w:hyperlink w:anchor="_Toc230023439" w:history="1">
+          <w:hyperlink w:anchor="_Toc230048415" w:history="1">
             <w:r>
               <w:rPr>
                 <w:rStyle w:val="af5"/>
@@ -1409,7 +1387,7 @@
                 <w:noProof/>
                 <w:webHidden/>
               </w:rPr>
-              <w:instrText xml:space="preserve"> PAGEREF _Toc230023439 \h </w:instrText>
+              <w:instrText xml:space="preserve"> PAGEREF _Toc230048415 \h </w:instrText>
             </w:r>
             <w:r>
               <w:rPr>
@@ -1429,7 +1407,7 @@
                 <w:noProof/>
                 <w:webHidden/>
               </w:rPr>
-              <w:t>22</w:t>
+              <w:t>23</w:t>
             </w:r>
             <w:r>
               <w:rPr>
@@ -1453,7 +1431,7 @@
               <w14:ligatures w14:val="standardContextual"/>
             </w:rPr>
           </w:pPr>
-          <w:hyperlink w:anchor="_Toc230023440" w:history="1">
+          <w:hyperlink w:anchor="_Toc230048416" w:history="1">
             <w:r>
               <w:rPr>
                 <w:rStyle w:val="af5"/>
@@ -1484,7 +1462,7 @@
                 <w:noProof/>
                 <w:webHidden/>
               </w:rPr>
-              <w:instrText xml:space="preserve"> PAGEREF _Toc230023440 \h </w:instrText>
+              <w:instrText xml:space="preserve"> PAGEREF _Toc230048416 \h </w:instrText>
             </w:r>
             <w:r>
               <w:rPr>
@@ -1504,7 +1482,7 @@
                 <w:noProof/>
                 <w:webHidden/>
               </w:rPr>
-              <w:t>22</w:t>
+              <w:t>23</w:t>
             </w:r>
             <w:r>
               <w:rPr>
@@ -1528,7 +1506,7 @@
               <w14:ligatures w14:val="standardContextual"/>
             </w:rPr>
           </w:pPr>
-          <w:hyperlink w:anchor="_Toc230023441" w:history="1">
+          <w:hyperlink w:anchor="_Toc230048417" w:history="1">
             <w:r>
               <w:rPr>
                 <w:rStyle w:val="af5"/>
@@ -1559,7 +1537,7 @@
                 <w:noProof/>
                 <w:webHidden/>
               </w:rPr>
-              <w:instrText xml:space="preserve"> PAGEREF _Toc230023441 \h </w:instrText>
+              <w:instrText xml:space="preserve"> PAGEREF _Toc230048417 \h </w:instrText>
             </w:r>
             <w:r>
               <w:rPr>
@@ -1603,7 +1581,7 @@
               <w14:ligatures w14:val="standardContextual"/>
             </w:rPr>
           </w:pPr>
-          <w:hyperlink w:anchor="_Toc230023442" w:history="1">
+          <w:hyperlink w:anchor="_Toc230048418" w:history="1">
             <w:r>
               <w:rPr>
                 <w:rStyle w:val="af5"/>
@@ -1634,7 +1612,7 @@
                 <w:noProof/>
                 <w:webHidden/>
               </w:rPr>
-              <w:instrText xml:space="preserve"> PAGEREF _Toc230023442 \h </w:instrText>
+              <w:instrText xml:space="preserve"> PAGEREF _Toc230048418 \h </w:instrText>
             </w:r>
             <w:r>
               <w:rPr>
@@ -1678,7 +1656,7 @@
               <w14:ligatures w14:val="standardContextual"/>
             </w:rPr>
           </w:pPr>
-          <w:hyperlink w:anchor="_Toc230023443" w:history="1">
+          <w:hyperlink w:anchor="_Toc230048419" w:history="1">
             <w:r>
               <w:rPr>
                 <w:rStyle w:val="af5"/>
@@ -1709,7 +1687,7 @@
                 <w:noProof/>
                 <w:webHidden/>
               </w:rPr>
-              <w:instrText xml:space="preserve"> PAGEREF _Toc230023443 \h </w:instrText>
+              <w:instrText xml:space="preserve"> PAGEREF _Toc230048419 \h </w:instrText>
             </w:r>
             <w:r>
               <w:rPr>
@@ -1729,7 +1707,7 @@
                 <w:noProof/>
                 <w:webHidden/>
               </w:rPr>
-              <w:t>26</w:t>
+              <w:t>27</w:t>
             </w:r>
             <w:r>
               <w:rPr>
@@ -1754,7 +1732,7 @@
               <w14:ligatures w14:val="standardContextual"/>
             </w:rPr>
           </w:pPr>
-          <w:hyperlink w:anchor="_Toc230023444" w:history="1">
+          <w:hyperlink w:anchor="_Toc230048420" w:history="1">
             <w:r>
               <w:rPr>
                 <w:rStyle w:val="af5"/>
@@ -1805,7 +1783,7 @@
                 <w:noProof/>
                 <w:webHidden/>
               </w:rPr>
-              <w:instrText xml:space="preserve"> PAGEREF _Toc230023444 \h </w:instrText>
+              <w:instrText xml:space="preserve"> PAGEREF _Toc230048420 \h </w:instrText>
             </w:r>
             <w:r>
               <w:rPr>
@@ -1825,7 +1803,7 @@
                 <w:noProof/>
                 <w:webHidden/>
               </w:rPr>
-              <w:t>27</w:t>
+              <w:t>28</w:t>
             </w:r>
             <w:r>
               <w:rPr>
@@ -1849,7 +1827,7 @@
               <w14:ligatures w14:val="standardContextual"/>
             </w:rPr>
           </w:pPr>
-          <w:hyperlink w:anchor="_Toc230023445" w:history="1">
+          <w:hyperlink w:anchor="_Toc230048421" w:history="1">
             <w:r>
               <w:rPr>
                 <w:rStyle w:val="af5"/>
@@ -1880,7 +1858,7 @@
                 <w:noProof/>
                 <w:webHidden/>
               </w:rPr>
-              <w:instrText xml:space="preserve"> PAGEREF _Toc230023445 \h </w:instrText>
+              <w:instrText xml:space="preserve"> PAGEREF _Toc230048421 \h </w:instrText>
             </w:r>
             <w:r>
               <w:rPr>
@@ -1924,7 +1902,7 @@
               <w14:ligatures w14:val="standardContextual"/>
             </w:rPr>
           </w:pPr>
-          <w:hyperlink w:anchor="_Toc230023446" w:history="1">
+          <w:hyperlink w:anchor="_Toc230048422" w:history="1">
             <w:r>
               <w:rPr>
                 <w:rStyle w:val="af5"/>
@@ -1955,7 +1933,7 @@
                 <w:noProof/>
                 <w:webHidden/>
               </w:rPr>
-              <w:instrText xml:space="preserve"> PAGEREF _Toc230023446 \h </w:instrText>
+              <w:instrText xml:space="preserve"> PAGEREF _Toc230048422 \h </w:instrText>
             </w:r>
             <w:r>
               <w:rPr>
@@ -1975,7 +1953,7 @@
                 <w:noProof/>
                 <w:webHidden/>
               </w:rPr>
-              <w:t>30</w:t>
+              <w:t>31</w:t>
             </w:r>
             <w:r>
               <w:rPr>
@@ -2000,7 +1978,7 @@
               <w14:ligatures w14:val="standardContextual"/>
             </w:rPr>
           </w:pPr>
-          <w:hyperlink w:anchor="_Toc230023447" w:history="1">
+          <w:hyperlink w:anchor="_Toc230048423" w:history="1">
             <w:r>
               <w:rPr>
                 <w:rStyle w:val="af5"/>
@@ -2051,7 +2029,7 @@
                 <w:noProof/>
                 <w:webHidden/>
               </w:rPr>
-              <w:instrText xml:space="preserve"> PAGEREF _Toc230023447 \h </w:instrText>
+              <w:instrText xml:space="preserve"> PAGEREF _Toc230048423 \h </w:instrText>
             </w:r>
             <w:r>
               <w:rPr>
@@ -2071,7 +2049,7 @@
                 <w:noProof/>
                 <w:webHidden/>
               </w:rPr>
-              <w:t>39</w:t>
+              <w:t>44</w:t>
             </w:r>
             <w:r>
               <w:rPr>
@@ -2095,7 +2073,7 @@
               <w14:ligatures w14:val="standardContextual"/>
             </w:rPr>
           </w:pPr>
-          <w:hyperlink w:anchor="_Toc230023448" w:history="1">
+          <w:hyperlink w:anchor="_Toc230048424" w:history="1">
             <w:r>
               <w:rPr>
                 <w:rStyle w:val="af5"/>
@@ -2126,7 +2104,7 @@
                 <w:noProof/>
                 <w:webHidden/>
               </w:rPr>
-              <w:instrText xml:space="preserve"> PAGEREF _Toc230023448 \h </w:instrText>
+              <w:instrText xml:space="preserve"> PAGEREF _Toc230048424 \h </w:instrText>
             </w:r>
             <w:r>
               <w:rPr>
@@ -2146,7 +2124,7 @@
                 <w:noProof/>
                 <w:webHidden/>
               </w:rPr>
-              <w:t>39</w:t>
+              <w:t>44</w:t>
             </w:r>
             <w:r>
               <w:rPr>
@@ -2170,7 +2148,7 @@
               <w14:ligatures w14:val="standardContextual"/>
             </w:rPr>
           </w:pPr>
-          <w:hyperlink w:anchor="_Toc230023449" w:history="1">
+          <w:hyperlink w:anchor="_Toc230048425" w:history="1">
             <w:r>
               <w:rPr>
                 <w:rStyle w:val="af5"/>
@@ -2201,7 +2179,7 @@
                 <w:noProof/>
                 <w:webHidden/>
               </w:rPr>
-              <w:instrText xml:space="preserve"> PAGEREF _Toc230023449 \h </w:instrText>
+              <w:instrText xml:space="preserve"> PAGEREF _Toc230048425 \h </w:instrText>
             </w:r>
             <w:r>
               <w:rPr>
@@ -2221,7 +2199,7 @@
                 <w:noProof/>
                 <w:webHidden/>
               </w:rPr>
-              <w:t>40</w:t>
+              <w:t>44</w:t>
             </w:r>
             <w:r>
               <w:rPr>
@@ -2245,7 +2223,7 @@
               <w14:ligatures w14:val="standardContextual"/>
             </w:rPr>
           </w:pPr>
-          <w:hyperlink w:anchor="_Toc230023450" w:history="1">
+          <w:hyperlink w:anchor="_Toc230048426" w:history="1">
             <w:r>
               <w:rPr>
                 <w:rStyle w:val="af5"/>
@@ -2276,7 +2254,7 @@
                 <w:noProof/>
                 <w:webHidden/>
               </w:rPr>
-              <w:instrText xml:space="preserve"> PAGEREF _Toc230023450 \h </w:instrText>
+              <w:instrText xml:space="preserve"> PAGEREF _Toc230048426 \h </w:instrText>
             </w:r>
             <w:r>
               <w:rPr>
@@ -2296,7 +2274,7 @@
                 <w:noProof/>
                 <w:webHidden/>
               </w:rPr>
-              <w:t>40</w:t>
+              <w:t>45</w:t>
             </w:r>
             <w:r>
               <w:rPr>
@@ -2320,7 +2298,7 @@
               <w14:ligatures w14:val="standardContextual"/>
             </w:rPr>
           </w:pPr>
-          <w:hyperlink w:anchor="_Toc230023451" w:history="1">
+          <w:hyperlink w:anchor="_Toc230048427" w:history="1">
             <w:r>
               <w:rPr>
                 <w:rStyle w:val="af5"/>
@@ -2351,7 +2329,7 @@
                 <w:noProof/>
                 <w:webHidden/>
               </w:rPr>
-              <w:instrText xml:space="preserve"> PAGEREF _Toc230023451 \h </w:instrText>
+              <w:instrText xml:space="preserve"> PAGEREF _Toc230048427 \h </w:instrText>
             </w:r>
             <w:r>
               <w:rPr>
@@ -2371,7 +2349,7 @@
                 <w:noProof/>
                 <w:webHidden/>
               </w:rPr>
-              <w:t>42</w:t>
+              <w:t>46</w:t>
             </w:r>
             <w:r>
               <w:rPr>
@@ -2396,7 +2374,7 @@
               <w14:ligatures w14:val="standardContextual"/>
             </w:rPr>
           </w:pPr>
-          <w:hyperlink w:anchor="_Toc230023452" w:history="1">
+          <w:hyperlink w:anchor="_Toc230048428" w:history="1">
             <w:r>
               <w:rPr>
                 <w:rStyle w:val="af5"/>
@@ -2447,7 +2425,7 @@
                 <w:noProof/>
                 <w:webHidden/>
               </w:rPr>
-              <w:instrText xml:space="preserve"> PAGEREF _Toc230023452 \h </w:instrText>
+              <w:instrText xml:space="preserve"> PAGEREF _Toc230048428 \h </w:instrText>
             </w:r>
             <w:r>
               <w:rPr>
@@ -2467,7 +2445,7 @@
                 <w:noProof/>
                 <w:webHidden/>
               </w:rPr>
-              <w:t>43</w:t>
+              <w:t>47</w:t>
             </w:r>
             <w:r>
               <w:rPr>
@@ -2491,7 +2469,7 @@
               <w14:ligatures w14:val="standardContextual"/>
             </w:rPr>
           </w:pPr>
-          <w:hyperlink w:anchor="_Toc230023453" w:history="1">
+          <w:hyperlink w:anchor="_Toc230048429" w:history="1">
             <w:r>
               <w:rPr>
                 <w:rStyle w:val="af5"/>
@@ -2522,7 +2500,7 @@
                 <w:noProof/>
                 <w:webHidden/>
               </w:rPr>
-              <w:instrText xml:space="preserve"> PAGEREF _Toc230023453 \h </w:instrText>
+              <w:instrText xml:space="preserve"> PAGEREF _Toc230048429 \h </w:instrText>
             </w:r>
             <w:r>
               <w:rPr>
@@ -2542,7 +2520,7 @@
                 <w:noProof/>
                 <w:webHidden/>
               </w:rPr>
-              <w:t>43</w:t>
+              <w:t>47</w:t>
             </w:r>
             <w:r>
               <w:rPr>
@@ -2566,7 +2544,7 @@
               <w14:ligatures w14:val="standardContextual"/>
             </w:rPr>
           </w:pPr>
-          <w:hyperlink w:anchor="_Toc230023454" w:history="1">
+          <w:hyperlink w:anchor="_Toc230048430" w:history="1">
             <w:r>
               <w:rPr>
                 <w:rStyle w:val="af5"/>
@@ -2597,7 +2575,7 @@
                 <w:noProof/>
                 <w:webHidden/>
               </w:rPr>
-              <w:instrText xml:space="preserve"> PAGEREF _Toc230023454 \h </w:instrText>
+              <w:instrText xml:space="preserve"> PAGEREF _Toc230048430 \h </w:instrText>
             </w:r>
             <w:r>
               <w:rPr>
@@ -2617,7 +2595,7 @@
                 <w:noProof/>
                 <w:webHidden/>
               </w:rPr>
-              <w:t>43</w:t>
+              <w:t>47</w:t>
             </w:r>
             <w:r>
               <w:rPr>
@@ -2641,7 +2619,7 @@
               <w14:ligatures w14:val="standardContextual"/>
             </w:rPr>
           </w:pPr>
-          <w:hyperlink w:anchor="_Toc230023455" w:history="1">
+          <w:hyperlink w:anchor="_Toc230048431" w:history="1">
             <w:r>
               <w:rPr>
                 <w:rStyle w:val="af5"/>
@@ -2672,7 +2650,7 @@
                 <w:noProof/>
                 <w:webHidden/>
               </w:rPr>
-              <w:instrText xml:space="preserve"> PAGEREF _Toc230023455 \h </w:instrText>
+              <w:instrText xml:space="preserve"> PAGEREF _Toc230048431 \h </w:instrText>
             </w:r>
             <w:r>
               <w:rPr>
@@ -2692,7 +2670,7 @@
                 <w:noProof/>
                 <w:webHidden/>
               </w:rPr>
-              <w:t>44</w:t>
+              <w:t>48</w:t>
             </w:r>
             <w:r>
               <w:rPr>
@@ -2716,7 +2694,7 @@
               <w14:ligatures w14:val="standardContextual"/>
             </w:rPr>
           </w:pPr>
-          <w:hyperlink w:anchor="_Toc230023456" w:history="1">
+          <w:hyperlink w:anchor="_Toc230048432" w:history="1">
             <w:r>
               <w:rPr>
                 <w:rStyle w:val="af5"/>
@@ -2747,7 +2725,7 @@
                 <w:noProof/>
                 <w:webHidden/>
               </w:rPr>
-              <w:instrText xml:space="preserve"> PAGEREF _Toc230023456 \h </w:instrText>
+              <w:instrText xml:space="preserve"> PAGEREF _Toc230048432 \h </w:instrText>
             </w:r>
             <w:r>
               <w:rPr>
@@ -2767,7 +2745,7 @@
                 <w:noProof/>
                 <w:webHidden/>
               </w:rPr>
-              <w:t>44</w:t>
+              <w:t>48</w:t>
             </w:r>
             <w:r>
               <w:rPr>
@@ -2792,7 +2770,7 @@
               <w14:ligatures w14:val="standardContextual"/>
             </w:rPr>
           </w:pPr>
-          <w:hyperlink w:anchor="_Toc230023457" w:history="1">
+          <w:hyperlink w:anchor="_Toc230048433" w:history="1">
             <w:r>
               <w:rPr>
                 <w:rStyle w:val="af5"/>
@@ -2843,7 +2821,7 @@
                 <w:noProof/>
                 <w:webHidden/>
               </w:rPr>
-              <w:instrText xml:space="preserve"> PAGEREF _Toc230023457 \h </w:instrText>
+              <w:instrText xml:space="preserve"> PAGEREF _Toc230048433 \h </w:instrText>
             </w:r>
             <w:r>
               <w:rPr>
@@ -2863,7 +2841,7 @@
                 <w:noProof/>
                 <w:webHidden/>
               </w:rPr>
-              <w:t>45</w:t>
+              <w:t>49</w:t>
             </w:r>
             <w:r>
               <w:rPr>
@@ -2887,7 +2865,7 @@
               <w14:ligatures w14:val="standardContextual"/>
             </w:rPr>
           </w:pPr>
-          <w:hyperlink w:anchor="_Toc230023458" w:history="1">
+          <w:hyperlink w:anchor="_Toc230048434" w:history="1">
             <w:r>
               <w:rPr>
                 <w:rStyle w:val="af5"/>
@@ -2929,7 +2907,7 @@
                 <w:noProof/>
                 <w:webHidden/>
               </w:rPr>
-              <w:instrText xml:space="preserve"> PAGEREF _Toc230023458 \h </w:instrText>
+              <w:instrText xml:space="preserve"> PAGEREF _Toc230048434 \h </w:instrText>
             </w:r>
             <w:r>
               <w:rPr>
@@ -2949,7 +2927,7 @@
                 <w:noProof/>
                 <w:webHidden/>
               </w:rPr>
-              <w:t>46</w:t>
+              <w:t>50</w:t>
             </w:r>
             <w:r>
               <w:rPr>
@@ -2973,7 +2951,7 @@
               <w14:ligatures w14:val="standardContextual"/>
             </w:rPr>
           </w:pPr>
-          <w:hyperlink w:anchor="_Toc230023459" w:history="1">
+          <w:hyperlink w:anchor="_Toc230048435" w:history="1">
             <w:r>
               <w:rPr>
                 <w:rStyle w:val="af5"/>
@@ -3015,7 +2993,7 @@
                 <w:noProof/>
                 <w:webHidden/>
               </w:rPr>
-              <w:instrText xml:space="preserve"> PAGEREF _Toc230023459 \h </w:instrText>
+              <w:instrText xml:space="preserve"> PAGEREF _Toc230048435 \h </w:instrText>
             </w:r>
             <w:r>
               <w:rPr>
@@ -3035,7 +3013,7 @@
                 <w:noProof/>
                 <w:webHidden/>
               </w:rPr>
-              <w:t>47</w:t>
+              <w:t>51</w:t>
             </w:r>
             <w:r>
               <w:rPr>
@@ -3059,7 +3037,7 @@
               <w14:ligatures w14:val="standardContextual"/>
             </w:rPr>
           </w:pPr>
-          <w:hyperlink w:anchor="_Toc230023460" w:history="1">
+          <w:hyperlink w:anchor="_Toc230048436" w:history="1">
             <w:r>
               <w:rPr>
                 <w:rStyle w:val="af5"/>
@@ -3101,7 +3079,7 @@
                 <w:noProof/>
                 <w:webHidden/>
               </w:rPr>
-              <w:instrText xml:space="preserve"> PAGEREF _Toc230023460 \h </w:instrText>
+              <w:instrText xml:space="preserve"> PAGEREF _Toc230048436 \h </w:instrText>
             </w:r>
             <w:r>
               <w:rPr>
@@ -3121,7 +3099,7 @@
                 <w:noProof/>
                 <w:webHidden/>
               </w:rPr>
-              <w:t>49</w:t>
+              <w:t>53</w:t>
             </w:r>
             <w:r>
               <w:rPr>
@@ -3145,7 +3123,7 @@
               <w14:ligatures w14:val="standardContextual"/>
             </w:rPr>
           </w:pPr>
-          <w:hyperlink w:anchor="_Toc230023461" w:history="1">
+          <w:hyperlink w:anchor="_Toc230048437" w:history="1">
             <w:r>
               <w:rPr>
                 <w:rStyle w:val="af5"/>
@@ -3155,29 +3133,7 @@
                 <w:noProof/>
                 <w:lang w:val="en-US" w:eastAsia="ru-RU"/>
               </w:rPr>
-              <w:t>7.4 Training Dy</w:t>
-            </w:r>
-            <w:r>
-              <w:rPr>
-                <w:rStyle w:val="af5"/>
-                <w:rFonts w:ascii="Times New Roman" w:eastAsia="Arial" w:hAnsi="Times New Roman" w:cs="Times New Roman"/>
-                <w:b/>
-                <w:bCs/>
-                <w:noProof/>
-                <w:lang w:val="en-US" w:eastAsia="ru-RU"/>
-              </w:rPr>
-              <w:t>n</w:t>
-            </w:r>
-            <w:r>
-              <w:rPr>
-                <w:rStyle w:val="af5"/>
-                <w:rFonts w:ascii="Times New Roman" w:eastAsia="Arial" w:hAnsi="Times New Roman" w:cs="Times New Roman"/>
-                <w:b/>
-                <w:bCs/>
-                <w:noProof/>
-                <w:lang w:val="en-US" w:eastAsia="ru-RU"/>
-              </w:rPr>
-              <w:t>amics of BERT</w:t>
+              <w:t>7.4 Training Dynamics of BERT</w:t>
             </w:r>
             <w:r>
               <w:rPr>
@@ -3198,7 +3154,7 @@
                 <w:noProof/>
                 <w:webHidden/>
               </w:rPr>
-              <w:instrText xml:space="preserve"> PAGEREF _Toc230023461 \h </w:instrText>
+              <w:instrText xml:space="preserve"> PAGEREF _Toc230048437 \h </w:instrText>
             </w:r>
             <w:r>
               <w:rPr>
@@ -3218,7 +3174,7 @@
                 <w:noProof/>
                 <w:webHidden/>
               </w:rPr>
-              <w:t>50</w:t>
+              <w:t>54</w:t>
             </w:r>
             <w:r>
               <w:rPr>
@@ -3242,7 +3198,7 @@
               <w14:ligatures w14:val="standardContextual"/>
             </w:rPr>
           </w:pPr>
-          <w:hyperlink w:anchor="_Toc230023462" w:history="1">
+          <w:hyperlink w:anchor="_Toc230048438" w:history="1">
             <w:r>
               <w:rPr>
                 <w:rStyle w:val="af5"/>
@@ -3252,7 +3208,7 @@
                 <w:noProof/>
                 <w:lang w:val="en-US" w:eastAsia="ru-RU"/>
               </w:rPr>
-              <w:t>7.5 Error Analysis</w:t>
+              <w:t>7.5 Error Analysis and Model Explainability and Interpretation</w:t>
             </w:r>
             <w:r>
               <w:rPr>
@@ -3273,7 +3229,7 @@
                 <w:noProof/>
                 <w:webHidden/>
               </w:rPr>
-              <w:instrText xml:space="preserve"> PAGEREF _Toc230023462 \h </w:instrText>
+              <w:instrText xml:space="preserve"> PAGEREF _Toc230048438 \h </w:instrText>
             </w:r>
             <w:r>
               <w:rPr>
@@ -3293,7 +3249,7 @@
                 <w:noProof/>
                 <w:webHidden/>
               </w:rPr>
-              <w:t>51</w:t>
+              <w:t>55</w:t>
             </w:r>
             <w:r>
               <w:rPr>
@@ -3317,7 +3273,7 @@
               <w14:ligatures w14:val="standardContextual"/>
             </w:rPr>
           </w:pPr>
-          <w:hyperlink w:anchor="_Toc230023463" w:history="1">
+          <w:hyperlink w:anchor="_Toc230048439" w:history="1">
             <w:r>
               <w:rPr>
                 <w:rStyle w:val="af5"/>
@@ -3327,18 +3283,7 @@
                 <w:noProof/>
                 <w:lang w:val="en-US" w:eastAsia="ru-RU"/>
               </w:rPr>
-              <w:t xml:space="preserve">7.6 </w:t>
-            </w:r>
-            <w:r>
-              <w:rPr>
-                <w:rStyle w:val="af5"/>
-                <w:rFonts w:ascii="Times New Roman" w:eastAsia="Arial" w:hAnsi="Times New Roman" w:cs="Times New Roman"/>
-                <w:b/>
-                <w:bCs/>
-                <w:noProof/>
-                <w:lang w:eastAsia="ru-RU"/>
-              </w:rPr>
-              <w:t>Model Explainability and Interpretation</w:t>
+              <w:t>7.6 Statistical Significance Analysis</w:t>
             </w:r>
             <w:r>
               <w:rPr>
@@ -3359,7 +3304,7 @@
                 <w:noProof/>
                 <w:webHidden/>
               </w:rPr>
-              <w:instrText xml:space="preserve"> PAGEREF _Toc230023463 \h </w:instrText>
+              <w:instrText xml:space="preserve"> PAGEREF _Toc230048439 \h </w:instrText>
             </w:r>
             <w:r>
               <w:rPr>
@@ -3379,7 +3324,7 @@
                 <w:noProof/>
                 <w:webHidden/>
               </w:rPr>
-              <w:t>51</w:t>
+              <w:t>57</w:t>
             </w:r>
             <w:r>
               <w:rPr>
@@ -3403,7 +3348,7 @@
               <w14:ligatures w14:val="standardContextual"/>
             </w:rPr>
           </w:pPr>
-          <w:hyperlink w:anchor="_Toc230023464" w:history="1">
+          <w:hyperlink w:anchor="_Toc230048440" w:history="1">
             <w:r>
               <w:rPr>
                 <w:rStyle w:val="af5"/>
@@ -3424,29 +3369,7 @@
                 <w:noProof/>
                 <w:lang w:eastAsia="ru-RU"/>
               </w:rPr>
-              <w:t>Comp</w:t>
-            </w:r>
-            <w:r>
-              <w:rPr>
-                <w:rStyle w:val="af5"/>
-                <w:rFonts w:ascii="Times New Roman" w:eastAsia="Arial" w:hAnsi="Times New Roman" w:cs="Times New Roman"/>
-                <w:b/>
-                <w:bCs/>
-                <w:noProof/>
-                <w:lang w:eastAsia="ru-RU"/>
-              </w:rPr>
-              <w:t>a</w:t>
-            </w:r>
-            <w:r>
-              <w:rPr>
-                <w:rStyle w:val="af5"/>
-                <w:rFonts w:ascii="Times New Roman" w:eastAsia="Arial" w:hAnsi="Times New Roman" w:cs="Times New Roman"/>
-                <w:b/>
-                <w:bCs/>
-                <w:noProof/>
-                <w:lang w:eastAsia="ru-RU"/>
-              </w:rPr>
-              <w:t>rative Performance Analysis</w:t>
+              <w:t>Comparative Performance Analysis</w:t>
             </w:r>
             <w:r>
               <w:rPr>
@@ -3467,7 +3390,7 @@
                 <w:noProof/>
                 <w:webHidden/>
               </w:rPr>
-              <w:instrText xml:space="preserve"> PAGEREF _Toc230023464 \h </w:instrText>
+              <w:instrText xml:space="preserve"> PAGEREF _Toc230048440 \h </w:instrText>
             </w:r>
             <w:r>
               <w:rPr>
@@ -3487,7 +3410,7 @@
                 <w:noProof/>
                 <w:webHidden/>
               </w:rPr>
-              <w:t>53</w:t>
+              <w:t>58</w:t>
             </w:r>
             <w:r>
               <w:rPr>
@@ -3512,7 +3435,7 @@
               <w14:ligatures w14:val="standardContextual"/>
             </w:rPr>
           </w:pPr>
-          <w:hyperlink w:anchor="_Toc230023465" w:history="1">
+          <w:hyperlink w:anchor="_Toc230048441" w:history="1">
             <w:r>
               <w:rPr>
                 <w:rStyle w:val="af5"/>
@@ -3563,7 +3486,7 @@
                 <w:noProof/>
                 <w:webHidden/>
               </w:rPr>
-              <w:instrText xml:space="preserve"> PAGEREF _Toc230023465 \h </w:instrText>
+              <w:instrText xml:space="preserve"> PAGEREF _Toc230048441 \h </w:instrText>
             </w:r>
             <w:r>
               <w:rPr>
@@ -3583,7 +3506,7 @@
                 <w:noProof/>
                 <w:webHidden/>
               </w:rPr>
-              <w:t>54</w:t>
+              <w:t>59</w:t>
             </w:r>
             <w:r>
               <w:rPr>
@@ -3607,7 +3530,7 @@
               <w14:ligatures w14:val="standardContextual"/>
             </w:rPr>
           </w:pPr>
-          <w:hyperlink w:anchor="_Toc230023466" w:history="1">
+          <w:hyperlink w:anchor="_Toc230048442" w:history="1">
             <w:r>
               <w:rPr>
                 <w:rStyle w:val="af5"/>
@@ -3638,7 +3561,7 @@
                 <w:noProof/>
                 <w:webHidden/>
               </w:rPr>
-              <w:instrText xml:space="preserve"> PAGEREF _Toc230023466 \h </w:instrText>
+              <w:instrText xml:space="preserve"> PAGEREF _Toc230048442 \h </w:instrText>
             </w:r>
             <w:r>
               <w:rPr>
@@ -3658,7 +3581,7 @@
                 <w:noProof/>
                 <w:webHidden/>
               </w:rPr>
-              <w:t>56</w:t>
+              <w:t>61</w:t>
             </w:r>
             <w:r>
               <w:rPr>
@@ -3683,7 +3606,7 @@
               <w14:ligatures w14:val="standardContextual"/>
             </w:rPr>
           </w:pPr>
-          <w:hyperlink w:anchor="_Toc230023467" w:history="1">
+          <w:hyperlink w:anchor="_Toc230048443" w:history="1">
             <w:r>
               <w:rPr>
                 <w:rStyle w:val="af5"/>
@@ -3734,7 +3657,7 @@
                 <w:noProof/>
                 <w:webHidden/>
               </w:rPr>
-              <w:instrText xml:space="preserve"> PAGEREF _Toc230023467 \h </w:instrText>
+              <w:instrText xml:space="preserve"> PAGEREF _Toc230048443 \h </w:instrText>
             </w:r>
             <w:r>
               <w:rPr>
@@ -3754,7 +3677,7 @@
                 <w:noProof/>
                 <w:webHidden/>
               </w:rPr>
-              <w:t>58</w:t>
+              <w:t>63</w:t>
             </w:r>
             <w:r>
               <w:rPr>
@@ -3779,7 +3702,7 @@
               <w14:ligatures w14:val="standardContextual"/>
             </w:rPr>
           </w:pPr>
-          <w:hyperlink w:anchor="_Toc230023468" w:history="1">
+          <w:hyperlink w:anchor="_Toc230048444" w:history="1">
             <w:r>
               <w:rPr>
                 <w:rStyle w:val="af5"/>
@@ -3830,7 +3753,7 @@
                 <w:noProof/>
                 <w:webHidden/>
               </w:rPr>
-              <w:instrText xml:space="preserve"> PAGEREF _Toc230023468 \h </w:instrText>
+              <w:instrText xml:space="preserve"> PAGEREF _Toc230048444 \h </w:instrText>
             </w:r>
             <w:r>
               <w:rPr>
@@ -3850,7 +3773,7 @@
                 <w:noProof/>
                 <w:webHidden/>
               </w:rPr>
-              <w:t>59</w:t>
+              <w:t>65</w:t>
             </w:r>
             <w:r>
               <w:rPr>
@@ -3937,7 +3860,7 @@
           <w:lang w:val="en-US" w:eastAsia="ru-RU"/>
         </w:rPr>
       </w:pPr>
-      <w:bookmarkStart w:id="0" w:name="_Toc230023422"/>
+      <w:bookmarkStart w:id="0" w:name="_Toc230048398"/>
       <w:r>
         <w:rPr>
           <w:rFonts w:ascii="Times New Roman" w:eastAsia="Arial" w:hAnsi="Times New Roman" w:cs="Times New Roman"/>
@@ -3980,7 +3903,7 @@
           <w:lang w:val="en-US" w:eastAsia="ru-RU"/>
         </w:rPr>
       </w:pPr>
-      <w:bookmarkStart w:id="2" w:name="_Toc230023423"/>
+      <w:bookmarkStart w:id="2" w:name="_Toc230048399"/>
       <w:r>
         <w:rPr>
           <w:rFonts w:ascii="Times New Roman" w:eastAsia="Arial" w:hAnsi="Times New Roman" w:cs="Times New Roman"/>
@@ -4078,6 +4001,68 @@
         </w:rPr>
         <w:t>In the context of sports, social media plays an especially important role, as users frequently share real-time emotional reactions to events such as match outcomes, player performance, and key game moments. This makes sports-related social media data a rich source for studying spontaneous emotional expression.</w:t>
       </w:r>
+      <w:r>
+        <w:rPr>
+          <w:rFonts w:ascii="Times New Roman" w:hAnsi="Times New Roman" w:cs="Times New Roman"/>
+          <w:sz w:val="28"/>
+          <w:szCs w:val="28"/>
+          <w:lang w:val="en-US"/>
+        </w:rPr>
+        <w:t xml:space="preserve"> </w:t>
+      </w:r>
+      <w:r>
+        <w:rPr>
+          <w:rFonts w:ascii="Times New Roman" w:hAnsi="Times New Roman" w:cs="Times New Roman"/>
+          <w:sz w:val="28"/>
+          <w:szCs w:val="28"/>
+          <w:lang w:val="en-US"/>
+        </w:rPr>
+        <w:fldChar w:fldCharType="begin"/>
+      </w:r>
+      <w:r>
+        <w:rPr>
+          <w:rFonts w:ascii="Times New Roman" w:hAnsi="Times New Roman" w:cs="Times New Roman"/>
+          <w:sz w:val="28"/>
+          <w:szCs w:val="28"/>
+          <w:lang w:val="en-US"/>
+        </w:rPr>
+        <w:instrText xml:space="preserve"> REF _Ref230046643 \n \h </w:instrText>
+      </w:r>
+      <w:r>
+        <w:rPr>
+          <w:rFonts w:ascii="Times New Roman" w:hAnsi="Times New Roman" w:cs="Times New Roman"/>
+          <w:sz w:val="28"/>
+          <w:szCs w:val="28"/>
+          <w:lang w:val="en-US"/>
+        </w:rPr>
+      </w:r>
+      <w:r>
+        <w:rPr>
+          <w:rFonts w:ascii="Times New Roman" w:hAnsi="Times New Roman" w:cs="Times New Roman"/>
+          <w:sz w:val="28"/>
+          <w:szCs w:val="28"/>
+          <w:lang w:val="en-US"/>
+        </w:rPr>
+        <w:fldChar w:fldCharType="separate"/>
+      </w:r>
+      <w:r>
+        <w:rPr>
+          <w:rFonts w:ascii="Times New Roman" w:hAnsi="Times New Roman" w:cs="Times New Roman"/>
+          <w:sz w:val="28"/>
+          <w:szCs w:val="28"/>
+          <w:lang w:val="en-US"/>
+        </w:rPr>
+        <w:t>[17]</w:t>
+      </w:r>
+      <w:r>
+        <w:rPr>
+          <w:rFonts w:ascii="Times New Roman" w:hAnsi="Times New Roman" w:cs="Times New Roman"/>
+          <w:sz w:val="28"/>
+          <w:szCs w:val="28"/>
+          <w:lang w:val="en-US"/>
+        </w:rPr>
+        <w:fldChar w:fldCharType="end"/>
+      </w:r>
     </w:p>
     <w:p>
       <w:pPr>
@@ -4092,7 +4077,7 @@
           <w:lang w:val="en-US" w:eastAsia="ru-RU"/>
         </w:rPr>
       </w:pPr>
-      <w:bookmarkStart w:id="3" w:name="_Toc230023424"/>
+      <w:bookmarkStart w:id="3" w:name="_Toc230048400"/>
       <w:r>
         <w:rPr>
           <w:rFonts w:ascii="Times New Roman" w:eastAsia="Arial" w:hAnsi="Times New Roman" w:cs="Times New Roman"/>
@@ -4256,7 +4241,7 @@
           <w:lang w:val="en-US" w:eastAsia="ru-RU"/>
         </w:rPr>
       </w:pPr>
-      <w:bookmarkStart w:id="4" w:name="_Toc230023425"/>
+      <w:bookmarkStart w:id="4" w:name="_Toc230048401"/>
       <w:r>
         <w:rPr>
           <w:rFonts w:ascii="Times New Roman" w:eastAsia="Arial" w:hAnsi="Times New Roman" w:cs="Times New Roman"/>
@@ -4527,7 +4512,7 @@
           <w:lang w:val="en-US" w:eastAsia="ru-RU"/>
         </w:rPr>
       </w:pPr>
-      <w:bookmarkStart w:id="5" w:name="_Toc230023426"/>
+      <w:bookmarkStart w:id="5" w:name="_Toc230048402"/>
       <w:r>
         <w:rPr>
           <w:rFonts w:ascii="Times New Roman" w:eastAsia="Arial" w:hAnsi="Times New Roman" w:cs="Times New Roman"/>
@@ -4675,7 +4660,7 @@
           <w:lang w:val="en-US" w:eastAsia="ru-RU"/>
         </w:rPr>
       </w:pPr>
-      <w:bookmarkStart w:id="6" w:name="_Toc230023427"/>
+      <w:bookmarkStart w:id="6" w:name="_Toc230048403"/>
       <w:r>
         <w:rPr>
           <w:rFonts w:ascii="Times New Roman" w:eastAsia="Arial" w:hAnsi="Times New Roman" w:cs="Times New Roman"/>
@@ -4813,7 +4798,7 @@
           <w:lang w:val="en-US" w:eastAsia="ru-RU"/>
         </w:rPr>
       </w:pPr>
-      <w:bookmarkStart w:id="7" w:name="_Toc230023428"/>
+      <w:bookmarkStart w:id="7" w:name="_Toc230048404"/>
       <w:r>
         <w:rPr>
           <w:rFonts w:ascii="Times New Roman" w:eastAsia="Arial" w:hAnsi="Times New Roman" w:cs="Times New Roman"/>
@@ -4841,7 +4826,7 @@
           <w:lang w:val="en-US" w:eastAsia="ru-RU"/>
         </w:rPr>
       </w:pPr>
-      <w:bookmarkStart w:id="8" w:name="_Toc230023429"/>
+      <w:bookmarkStart w:id="8" w:name="_Toc230048405"/>
       <w:r>
         <w:rPr>
           <w:rFonts w:ascii="Times New Roman" w:eastAsia="Arial" w:hAnsi="Times New Roman" w:cs="Times New Roman"/>
@@ -4918,6 +4903,68 @@
         </w:rPr>
         <w:t>To address these limitations, machine learning approaches were introduced, allowing models to learn patterns from data rather than relying solely on fixed lexical resources. These methods improved performance by incorporating statistical and feature-based representations of text; however, they still heavily depended on surface-level patterns and often failed to fully capture the complexity of emotional expression.</w:t>
       </w:r>
+      <w:r>
+        <w:rPr>
+          <w:rFonts w:ascii="Times New Roman" w:hAnsi="Times New Roman" w:cs="Times New Roman"/>
+          <w:sz w:val="28"/>
+          <w:szCs w:val="28"/>
+          <w:lang w:val="en-US"/>
+        </w:rPr>
+        <w:t xml:space="preserve"> </w:t>
+      </w:r>
+      <w:r>
+        <w:rPr>
+          <w:rFonts w:ascii="Times New Roman" w:hAnsi="Times New Roman" w:cs="Times New Roman"/>
+          <w:sz w:val="28"/>
+          <w:szCs w:val="28"/>
+          <w:lang w:val="en-US"/>
+        </w:rPr>
+        <w:fldChar w:fldCharType="begin"/>
+      </w:r>
+      <w:r>
+        <w:rPr>
+          <w:rFonts w:ascii="Times New Roman" w:hAnsi="Times New Roman" w:cs="Times New Roman"/>
+          <w:sz w:val="28"/>
+          <w:szCs w:val="28"/>
+          <w:lang w:val="en-US"/>
+        </w:rPr>
+        <w:instrText xml:space="preserve"> REF _Ref230046756 \n \h </w:instrText>
+      </w:r>
+      <w:r>
+        <w:rPr>
+          <w:rFonts w:ascii="Times New Roman" w:hAnsi="Times New Roman" w:cs="Times New Roman"/>
+          <w:sz w:val="28"/>
+          <w:szCs w:val="28"/>
+          <w:lang w:val="en-US"/>
+        </w:rPr>
+      </w:r>
+      <w:r>
+        <w:rPr>
+          <w:rFonts w:ascii="Times New Roman" w:hAnsi="Times New Roman" w:cs="Times New Roman"/>
+          <w:sz w:val="28"/>
+          <w:szCs w:val="28"/>
+          <w:lang w:val="en-US"/>
+        </w:rPr>
+        <w:fldChar w:fldCharType="separate"/>
+      </w:r>
+      <w:r>
+        <w:rPr>
+          <w:rFonts w:ascii="Times New Roman" w:hAnsi="Times New Roman" w:cs="Times New Roman"/>
+          <w:sz w:val="28"/>
+          <w:szCs w:val="28"/>
+          <w:lang w:val="en-US"/>
+        </w:rPr>
+        <w:t>[18]</w:t>
+      </w:r>
+      <w:r>
+        <w:rPr>
+          <w:rFonts w:ascii="Times New Roman" w:hAnsi="Times New Roman" w:cs="Times New Roman"/>
+          <w:sz w:val="28"/>
+          <w:szCs w:val="28"/>
+          <w:lang w:val="en-US"/>
+        </w:rPr>
+        <w:fldChar w:fldCharType="end"/>
+      </w:r>
     </w:p>
     <w:p>
       <w:pPr>
@@ -5100,7 +5147,7 @@
           <w:lang w:val="en-US" w:eastAsia="ru-RU"/>
         </w:rPr>
       </w:pPr>
-      <w:bookmarkStart w:id="9" w:name="_Toc230023430"/>
+      <w:bookmarkStart w:id="9" w:name="_Toc230048406"/>
       <w:r>
         <w:rPr>
           <w:rFonts w:ascii="Times New Roman" w:eastAsia="Arial" w:hAnsi="Times New Roman" w:cs="Times New Roman"/>
@@ -5220,6 +5267,59 @@
         </w:rPr>
         <w:t xml:space="preserve"> </w:t>
       </w:r>
+      <w:r>
+        <w:rPr>
+          <w:rFonts w:ascii="Times New Roman" w:hAnsi="Times New Roman" w:cs="Times New Roman"/>
+          <w:sz w:val="28"/>
+          <w:szCs w:val="28"/>
+          <w:lang w:val="en-US"/>
+        </w:rPr>
+        <w:fldChar w:fldCharType="begin"/>
+      </w:r>
+      <w:r>
+        <w:rPr>
+          <w:rFonts w:ascii="Times New Roman" w:hAnsi="Times New Roman" w:cs="Times New Roman"/>
+          <w:sz w:val="28"/>
+          <w:szCs w:val="28"/>
+          <w:lang w:val="en-US"/>
+        </w:rPr>
+        <w:instrText xml:space="preserve"> REF _Ref230046871 \n \h </w:instrText>
+      </w:r>
+      <w:r>
+        <w:rPr>
+          <w:rFonts w:ascii="Times New Roman" w:hAnsi="Times New Roman" w:cs="Times New Roman"/>
+          <w:sz w:val="28"/>
+          <w:szCs w:val="28"/>
+          <w:lang w:val="en-US"/>
+        </w:rPr>
+      </w:r>
+      <w:r>
+        <w:rPr>
+          <w:rFonts w:ascii="Times New Roman" w:hAnsi="Times New Roman" w:cs="Times New Roman"/>
+          <w:sz w:val="28"/>
+          <w:szCs w:val="28"/>
+          <w:lang w:val="en-US"/>
+        </w:rPr>
+        <w:fldChar w:fldCharType="separate"/>
+      </w:r>
+      <w:r>
+        <w:rPr>
+          <w:rFonts w:ascii="Times New Roman" w:hAnsi="Times New Roman" w:cs="Times New Roman"/>
+          <w:sz w:val="28"/>
+          <w:szCs w:val="28"/>
+          <w:lang w:val="en-US"/>
+        </w:rPr>
+        <w:t>[19]</w:t>
+      </w:r>
+      <w:r>
+        <w:rPr>
+          <w:rFonts w:ascii="Times New Roman" w:hAnsi="Times New Roman" w:cs="Times New Roman"/>
+          <w:sz w:val="28"/>
+          <w:szCs w:val="28"/>
+          <w:lang w:val="en-US"/>
+        </w:rPr>
+        <w:fldChar w:fldCharType="end"/>
+      </w:r>
     </w:p>
     <w:p>
       <w:pPr>
@@ -5234,7 +5334,7 @@
           <w:lang w:val="en-US" w:eastAsia="ru-RU"/>
         </w:rPr>
       </w:pPr>
-      <w:bookmarkStart w:id="10" w:name="_Toc230023431"/>
+      <w:bookmarkStart w:id="10" w:name="_Toc230048407"/>
       <w:r>
         <w:rPr>
           <w:rFonts w:ascii="Times New Roman" w:eastAsia="Arial" w:hAnsi="Times New Roman" w:cs="Times New Roman"/>
@@ -5479,6 +5579,68 @@
         </w:rPr>
         <w:t>For example, phrases such as “not happy” and “happy” may be represented similarly in simple vector-based models, despite expressing opposite sentiments. This limitation becomes more pronounced in short texts, where subtle linguistic cues play a critical role. Consequently, the reliance on manually designed features restricts the scalability and generalization capability of traditional approaches.</w:t>
       </w:r>
+      <w:r>
+        <w:rPr>
+          <w:rFonts w:ascii="Times New Roman" w:hAnsi="Times New Roman" w:cs="Times New Roman"/>
+          <w:sz w:val="28"/>
+          <w:szCs w:val="28"/>
+          <w:lang w:val="en-US"/>
+        </w:rPr>
+        <w:t xml:space="preserve"> </w:t>
+      </w:r>
+      <w:r>
+        <w:rPr>
+          <w:rFonts w:ascii="Times New Roman" w:hAnsi="Times New Roman" w:cs="Times New Roman"/>
+          <w:sz w:val="28"/>
+          <w:szCs w:val="28"/>
+          <w:lang w:val="en-US"/>
+        </w:rPr>
+        <w:fldChar w:fldCharType="begin"/>
+      </w:r>
+      <w:r>
+        <w:rPr>
+          <w:rFonts w:ascii="Times New Roman" w:hAnsi="Times New Roman" w:cs="Times New Roman"/>
+          <w:sz w:val="28"/>
+          <w:szCs w:val="28"/>
+          <w:lang w:val="en-US"/>
+        </w:rPr>
+        <w:instrText xml:space="preserve"> REF _Ref230046975 \n \h </w:instrText>
+      </w:r>
+      <w:r>
+        <w:rPr>
+          <w:rFonts w:ascii="Times New Roman" w:hAnsi="Times New Roman" w:cs="Times New Roman"/>
+          <w:sz w:val="28"/>
+          <w:szCs w:val="28"/>
+          <w:lang w:val="en-US"/>
+        </w:rPr>
+      </w:r>
+      <w:r>
+        <w:rPr>
+          <w:rFonts w:ascii="Times New Roman" w:hAnsi="Times New Roman" w:cs="Times New Roman"/>
+          <w:sz w:val="28"/>
+          <w:szCs w:val="28"/>
+          <w:lang w:val="en-US"/>
+        </w:rPr>
+        <w:fldChar w:fldCharType="separate"/>
+      </w:r>
+      <w:r>
+        <w:rPr>
+          <w:rFonts w:ascii="Times New Roman" w:hAnsi="Times New Roman" w:cs="Times New Roman"/>
+          <w:sz w:val="28"/>
+          <w:szCs w:val="28"/>
+          <w:lang w:val="en-US"/>
+        </w:rPr>
+        <w:t>[20]</w:t>
+      </w:r>
+      <w:r>
+        <w:rPr>
+          <w:rFonts w:ascii="Times New Roman" w:hAnsi="Times New Roman" w:cs="Times New Roman"/>
+          <w:sz w:val="28"/>
+          <w:szCs w:val="28"/>
+          <w:lang w:val="en-US"/>
+        </w:rPr>
+        <w:fldChar w:fldCharType="end"/>
+      </w:r>
     </w:p>
     <w:p>
       <w:pPr>
@@ -5505,7 +5667,7 @@
           <w:lang w:val="en-US" w:eastAsia="ru-RU"/>
         </w:rPr>
       </w:pPr>
-      <w:bookmarkStart w:id="11" w:name="_Toc230023432"/>
+      <w:bookmarkStart w:id="11" w:name="_Toc230048408"/>
       <w:r>
         <w:rPr>
           <w:rFonts w:ascii="Times New Roman" w:eastAsia="Arial" w:hAnsi="Times New Roman" w:cs="Times New Roman"/>
@@ -5613,6 +5775,68 @@
         </w:rPr>
         <w:t>Convolutional models, while efficient, focus primarily on local patterns and may fail to capture global context. These limitations highlight the need for architectures that can efficiently model both local and global relationships within text, leading to the development of transformer-based models.</w:t>
       </w:r>
+      <w:r>
+        <w:rPr>
+          <w:rFonts w:ascii="Times New Roman" w:hAnsi="Times New Roman" w:cs="Times New Roman"/>
+          <w:sz w:val="28"/>
+          <w:szCs w:val="28"/>
+          <w:lang w:val="en-US"/>
+        </w:rPr>
+        <w:t xml:space="preserve"> </w:t>
+      </w:r>
+      <w:r>
+        <w:rPr>
+          <w:rFonts w:ascii="Times New Roman" w:hAnsi="Times New Roman" w:cs="Times New Roman"/>
+          <w:sz w:val="28"/>
+          <w:szCs w:val="28"/>
+          <w:lang w:val="en-US"/>
+        </w:rPr>
+        <w:fldChar w:fldCharType="begin"/>
+      </w:r>
+      <w:r>
+        <w:rPr>
+          <w:rFonts w:ascii="Times New Roman" w:hAnsi="Times New Roman" w:cs="Times New Roman"/>
+          <w:sz w:val="28"/>
+          <w:szCs w:val="28"/>
+          <w:lang w:val="en-US"/>
+        </w:rPr>
+        <w:instrText xml:space="preserve"> REF _Ref230047052 \n \h </w:instrText>
+      </w:r>
+      <w:r>
+        <w:rPr>
+          <w:rFonts w:ascii="Times New Roman" w:hAnsi="Times New Roman" w:cs="Times New Roman"/>
+          <w:sz w:val="28"/>
+          <w:szCs w:val="28"/>
+          <w:lang w:val="en-US"/>
+        </w:rPr>
+      </w:r>
+      <w:r>
+        <w:rPr>
+          <w:rFonts w:ascii="Times New Roman" w:hAnsi="Times New Roman" w:cs="Times New Roman"/>
+          <w:sz w:val="28"/>
+          <w:szCs w:val="28"/>
+          <w:lang w:val="en-US"/>
+        </w:rPr>
+        <w:fldChar w:fldCharType="separate"/>
+      </w:r>
+      <w:r>
+        <w:rPr>
+          <w:rFonts w:ascii="Times New Roman" w:hAnsi="Times New Roman" w:cs="Times New Roman"/>
+          <w:sz w:val="28"/>
+          <w:szCs w:val="28"/>
+          <w:lang w:val="en-US"/>
+        </w:rPr>
+        <w:t>[21]</w:t>
+      </w:r>
+      <w:r>
+        <w:rPr>
+          <w:rFonts w:ascii="Times New Roman" w:hAnsi="Times New Roman" w:cs="Times New Roman"/>
+          <w:sz w:val="28"/>
+          <w:szCs w:val="28"/>
+          <w:lang w:val="en-US"/>
+        </w:rPr>
+        <w:fldChar w:fldCharType="end"/>
+      </w:r>
     </w:p>
     <w:p>
       <w:pPr>
@@ -5627,7 +5851,7 @@
           <w:lang w:val="en-US" w:eastAsia="ru-RU"/>
         </w:rPr>
       </w:pPr>
-      <w:bookmarkStart w:id="12" w:name="_Toc230023433"/>
+      <w:bookmarkStart w:id="12" w:name="_Toc230048409"/>
       <w:r>
         <w:rPr>
           <w:rFonts w:ascii="Times New Roman" w:eastAsia="Arial" w:hAnsi="Times New Roman" w:cs="Times New Roman"/>
@@ -5698,6 +5922,54 @@
         </w:rPr>
         <w:t>Attention mechanisms have become a fundamental component of modern Natural Language Processing (NLP) models, enabling systems to dynamically focus on the most relevant parts of an input sequence. In text-based emotion detection tasks, this capability is particularly important, as different words within a sentence contribute unequally to the expressed emotional content. By assigning varying importance weights to input tokens, attention mechanisms allow models to better capture emotionally salient information that may otherwise be diluted in traditional sequential architectures.</w:t>
       </w:r>
+      <w:r>
+        <w:rPr>
+          <w:rFonts w:ascii="Times New Roman" w:hAnsi="Times New Roman" w:cs="Times New Roman"/>
+          <w:sz w:val="28"/>
+          <w:szCs w:val="28"/>
+          <w:lang w:val="en-US"/>
+        </w:rPr>
+        <w:t xml:space="preserve"> </w:t>
+      </w:r>
+      <w:r>
+        <w:rPr>
+          <w:rFonts w:ascii="Times New Roman" w:hAnsi="Times New Roman" w:cs="Times New Roman"/>
+          <w:sz w:val="28"/>
+          <w:szCs w:val="28"/>
+          <w:lang w:val="en-US"/>
+        </w:rPr>
+        <w:t>The following formula defines the </w:t>
+      </w:r>
+      <w:r>
+        <w:rPr>
+          <w:rFonts w:ascii="Times New Roman" w:hAnsi="Times New Roman" w:cs="Times New Roman"/>
+          <w:b/>
+          <w:bCs/>
+          <w:sz w:val="28"/>
+          <w:szCs w:val="28"/>
+          <w:lang w:val="en-US"/>
+        </w:rPr>
+        <w:t>attention weights</w:t>
+      </w:r>
+      <w:r>
+        <w:rPr>
+          <w:rFonts w:ascii="Times New Roman" w:hAnsi="Times New Roman" w:cs="Times New Roman"/>
+          <w:sz w:val="28"/>
+          <w:szCs w:val="28"/>
+          <w:lang w:val="en-US"/>
+        </w:rPr>
+        <w:t> in the scaled dot</w:t>
+      </w:r>
+      <w:r>
+        <w:rPr>
+          <w:rFonts w:ascii="Times New Roman" w:hAnsi="Times New Roman" w:cs="Times New Roman"/>
+          <w:sz w:val="28"/>
+          <w:szCs w:val="28"/>
+          <w:lang w:val="en-US"/>
+        </w:rPr>
+        <w:noBreakHyphen/>
+        <w:t>product attention mechanism, which is the core component of the Transformer model (Vaswani et al., 2017):</w:t>
+      </w:r>
     </w:p>
     <w:p>
       <w:pPr>
@@ -5707,7 +5979,6 @@
           <w:rFonts w:ascii="Times New Roman" w:hAnsi="Times New Roman" w:cs="Times New Roman"/>
           <w:sz w:val="28"/>
           <w:szCs w:val="28"/>
-          <w:lang w:val="en-US"/>
         </w:rPr>
       </w:pPr>
       <w:r>
@@ -5758,36 +6029,69 @@
     <w:p>
       <w:pPr>
         <w:spacing w:line="360" w:lineRule="auto"/>
-        <w:jc w:val="both"/>
-        <w:rPr>
-          <w:rFonts w:ascii="Times New Roman" w:hAnsi="Times New Roman" w:cs="Times New Roman"/>
-          <w:sz w:val="28"/>
-          <w:szCs w:val="28"/>
-          <w:lang w:val="en-US"/>
-        </w:rPr>
-      </w:pPr>
-      <w:r>
-        <w:rPr>
-          <w:rFonts w:ascii="Times New Roman" w:hAnsi="Times New Roman" w:cs="Times New Roman"/>
-          <w:sz w:val="28"/>
-          <w:szCs w:val="28"/>
-          <w:lang w:val="en-US"/>
-        </w:rPr>
-        <w:t xml:space="preserve">In the context of emotion classification, attention-based approaches have demonstrated improved performance and interpretability. For instance, Ameer et al. (2022) propose a multi-attention mechanism in which separate attention layers are designed to model distinct emotional categories. This architecture enables the model </w:t>
-      </w:r>
-      <w:r>
-        <w:rPr>
-          <w:rFonts w:ascii="Times New Roman" w:hAnsi="Times New Roman" w:cs="Times New Roman"/>
-          <w:sz w:val="28"/>
-          <w:szCs w:val="28"/>
-          <w:lang w:val="en-US"/>
+        <w:jc w:val="center"/>
+        <w:rPr>
+          <w:rFonts w:ascii="Times New Roman" w:hAnsi="Times New Roman" w:cs="Times New Roman"/>
+          <w:b/>
+          <w:bCs/>
+          <w:sz w:val="28"/>
+          <w:szCs w:val="28"/>
+        </w:rPr>
+      </w:pPr>
+    </w:p>
+    <w:p>
+      <w:pPr>
+        <w:spacing w:line="360" w:lineRule="auto"/>
+        <w:rPr>
+          <w:rFonts w:ascii="Times New Roman" w:hAnsi="Times New Roman" w:cs="Times New Roman"/>
+          <w:b/>
+          <w:bCs/>
+          <w:sz w:val="28"/>
+          <w:szCs w:val="28"/>
+        </w:rPr>
+      </w:pPr>
+    </w:p>
+    <w:p>
+      <w:pPr>
+        <w:spacing w:line="360" w:lineRule="auto"/>
+        <w:jc w:val="both"/>
+        <w:rPr>
+          <w:rFonts w:ascii="Times New Roman" w:hAnsi="Times New Roman" w:cs="Times New Roman"/>
+          <w:b/>
+          <w:bCs/>
+          <w:sz w:val="28"/>
+          <w:szCs w:val="28"/>
+        </w:rPr>
+      </w:pPr>
+      <w:proofErr w:type="spellStart"/>
+      <w:r>
+        <w:rPr>
+          <w:rFonts w:ascii="Times New Roman" w:hAnsi="Times New Roman" w:cs="Times New Roman"/>
+          <w:sz w:val="28"/>
+          <w:szCs w:val="28"/>
         </w:rPr>
         <w:lastRenderedPageBreak/>
-        <w:t>to learn which parts of the text are most indicative of specific emotions, thereby enhancing both classification accuracy and interpretability. As an example, in a sentence expressing mixed emotional states such as excitement and surprise, different lexical items may contribute to different emotional signals. Attention mechanisms are able to disentangle these contributions by allocating higher weights to emotionally relevant words.</w:t>
-      </w:r>
-    </w:p>
-    <w:p>
-      <w:pPr>
+        <w:t>Notation</w:t>
+      </w:r>
+      <w:proofErr w:type="spellEnd"/>
+      <w:r>
+        <w:rPr>
+          <w:rFonts w:ascii="Times New Roman" w:hAnsi="Times New Roman" w:cs="Times New Roman"/>
+          <w:b/>
+          <w:bCs/>
+          <w:sz w:val="28"/>
+          <w:szCs w:val="28"/>
+        </w:rPr>
+        <w:t>:</w:t>
+      </w:r>
+    </w:p>
+    <w:p>
+      <w:pPr>
+        <w:pStyle w:val="a7"/>
+        <w:numPr>
+          <w:ilvl w:val="0"/>
+          <w:numId w:val="36"/>
+        </w:numPr>
         <w:spacing w:line="360" w:lineRule="auto"/>
         <w:jc w:val="both"/>
         <w:rPr>
@@ -5797,18 +6101,129 @@
           <w:lang w:val="en-US"/>
         </w:rPr>
       </w:pPr>
-      <w:r>
-        <w:rPr>
-          <w:rFonts w:ascii="Times New Roman" w:hAnsi="Times New Roman" w:cs="Times New Roman"/>
-          <w:sz w:val="28"/>
-          <w:szCs w:val="28"/>
-          <w:lang w:val="en-US"/>
-        </w:rPr>
-        <w:t>Building upon the concept of attention, the Transformer architecture introduced a paradigm shift in NLP by replacing sequential processing with self-attention-based computation. Unlike recurrent neural networks, Transformers process all tokens in a sequence in parallel and model dependencies between all words simultaneously. This design significantly improves computational efficiency and allows for more effective modeling of long-range dependencies within text.</w:t>
-      </w:r>
-    </w:p>
-    <w:p>
-      <w:pPr>
+      <m:oMath>
+        <m:sSub>
+          <m:sSubPr>
+            <m:ctrlPr>
+              <w:rPr>
+                <w:rFonts w:ascii="Cambria Math" w:hAnsi="Cambria Math" w:cs="Times New Roman"/>
+                <w:sz w:val="28"/>
+                <w:szCs w:val="28"/>
+              </w:rPr>
+            </m:ctrlPr>
+          </m:sSubPr>
+          <m:e>
+            <m:r>
+              <w:rPr>
+                <w:rFonts w:ascii="Cambria Math" w:hAnsi="Cambria Math" w:cs="Times New Roman"/>
+                <w:sz w:val="28"/>
+                <w:szCs w:val="28"/>
+              </w:rPr>
+              <m:t>q</m:t>
+            </m:r>
+          </m:e>
+          <m:sub>
+            <m:sSup>
+              <m:sSupPr>
+                <m:ctrlPr>
+                  <w:rPr>
+                    <w:rFonts w:ascii="Cambria Math" w:hAnsi="Cambria Math" w:cs="Times New Roman"/>
+                    <w:sz w:val="28"/>
+                    <w:szCs w:val="28"/>
+                  </w:rPr>
+                </m:ctrlPr>
+              </m:sSupPr>
+              <m:e>
+                <m:r>
+                  <w:rPr>
+                    <w:rFonts w:ascii="Cambria Math" w:hAnsi="Cambria Math" w:cs="Times New Roman"/>
+                    <w:sz w:val="28"/>
+                    <w:szCs w:val="28"/>
+                  </w:rPr>
+                  <m:t>n</m:t>
+                </m:r>
+              </m:e>
+              <m:sup>
+                <m:r>
+                  <m:rPr>
+                    <m:sty m:val="p"/>
+                  </m:rPr>
+                  <w:rPr>
+                    <w:rFonts w:ascii="Cambria Math" w:hAnsi="Cambria Math" w:cs="Times New Roman"/>
+                    <w:sz w:val="28"/>
+                    <w:szCs w:val="28"/>
+                    <w:lang w:val="en-US"/>
+                  </w:rPr>
+                  <m:t>'</m:t>
+                </m:r>
+              </m:sup>
+            </m:sSup>
+          </m:sub>
+        </m:sSub>
+      </m:oMath>
+      <w:r>
+        <w:rPr>
+          <w:rFonts w:ascii="Times New Roman" w:hAnsi="Times New Roman" w:cs="Times New Roman"/>
+          <w:sz w:val="28"/>
+          <w:szCs w:val="28"/>
+          <w:lang w:val="en-US"/>
+        </w:rPr>
+        <w:t> – the query vector for position </w:t>
+      </w:r>
+      <m:oMath>
+        <m:sSup>
+          <m:sSupPr>
+            <m:ctrlPr>
+              <w:rPr>
+                <w:rFonts w:ascii="Cambria Math" w:hAnsi="Cambria Math" w:cs="Times New Roman"/>
+                <w:sz w:val="28"/>
+                <w:szCs w:val="28"/>
+              </w:rPr>
+            </m:ctrlPr>
+          </m:sSupPr>
+          <m:e>
+            <m:r>
+              <w:rPr>
+                <w:rFonts w:ascii="Cambria Math" w:hAnsi="Cambria Math" w:cs="Times New Roman"/>
+                <w:sz w:val="28"/>
+                <w:szCs w:val="28"/>
+              </w:rPr>
+              <m:t>n</m:t>
+            </m:r>
+          </m:e>
+          <m:sup>
+            <m:r>
+              <m:rPr>
+                <m:sty m:val="p"/>
+              </m:rPr>
+              <w:rPr>
+                <w:rFonts w:ascii="Cambria Math" w:hAnsi="Cambria Math" w:cs="Times New Roman"/>
+                <w:sz w:val="28"/>
+                <w:szCs w:val="28"/>
+                <w:lang w:val="en-US"/>
+              </w:rPr>
+              <m:t>'</m:t>
+            </m:r>
+          </m:sup>
+        </m:sSup>
+      </m:oMath>
+      <w:r>
+        <w:rPr>
+          <w:rFonts w:ascii="Times New Roman" w:hAnsi="Times New Roman" w:cs="Times New Roman"/>
+          <w:sz w:val="28"/>
+          <w:szCs w:val="28"/>
+          <w:lang w:val="en-US"/>
+        </w:rPr>
+        <w:t> (the element for which we are computing context).</w:t>
+      </w:r>
+    </w:p>
+    <w:p>
+      <w:pPr>
+        <w:pStyle w:val="a7"/>
+        <w:numPr>
+          <w:ilvl w:val="0"/>
+          <w:numId w:val="36"/>
+        </w:numPr>
         <w:spacing w:line="360" w:lineRule="auto"/>
         <w:jc w:val="both"/>
         <w:rPr>
@@ -5818,6 +6233,838 @@
           <w:lang w:val="en-US"/>
         </w:rPr>
       </w:pPr>
+      <m:oMath>
+        <m:sSub>
+          <m:sSubPr>
+            <m:ctrlPr>
+              <w:rPr>
+                <w:rFonts w:ascii="Cambria Math" w:hAnsi="Cambria Math" w:cs="Times New Roman"/>
+                <w:sz w:val="28"/>
+                <w:szCs w:val="28"/>
+              </w:rPr>
+            </m:ctrlPr>
+          </m:sSubPr>
+          <m:e>
+            <m:r>
+              <w:rPr>
+                <w:rFonts w:ascii="Cambria Math" w:hAnsi="Cambria Math" w:cs="Times New Roman"/>
+                <w:sz w:val="28"/>
+                <w:szCs w:val="28"/>
+              </w:rPr>
+              <m:t>k</m:t>
+            </m:r>
+          </m:e>
+          <m:sub>
+            <m:r>
+              <w:rPr>
+                <w:rFonts w:ascii="Cambria Math" w:hAnsi="Cambria Math" w:cs="Times New Roman"/>
+                <w:sz w:val="28"/>
+                <w:szCs w:val="28"/>
+              </w:rPr>
+              <m:t>n</m:t>
+            </m:r>
+          </m:sub>
+        </m:sSub>
+      </m:oMath>
+      <w:r>
+        <w:rPr>
+          <w:rFonts w:ascii="Times New Roman" w:hAnsi="Times New Roman" w:cs="Times New Roman"/>
+          <w:sz w:val="28"/>
+          <w:szCs w:val="28"/>
+          <w:lang w:val="en-US"/>
+        </w:rPr>
+        <w:t> – the key vector for position </w:t>
+      </w:r>
+      <m:oMath>
+        <m:r>
+          <w:rPr>
+            <w:rFonts w:ascii="Cambria Math" w:hAnsi="Cambria Math" w:cs="Times New Roman"/>
+            <w:sz w:val="28"/>
+            <w:szCs w:val="28"/>
+          </w:rPr>
+          <m:t>n</m:t>
+        </m:r>
+      </m:oMath>
+      <w:r>
+        <w:rPr>
+          <w:rFonts w:ascii="Times New Roman" w:hAnsi="Times New Roman" w:cs="Times New Roman"/>
+          <w:sz w:val="28"/>
+          <w:szCs w:val="28"/>
+          <w:lang w:val="en-US"/>
+        </w:rPr>
+        <w:t> (the element that may provide information).</w:t>
+      </w:r>
+    </w:p>
+    <w:p>
+      <w:pPr>
+        <w:pStyle w:val="a7"/>
+        <w:numPr>
+          <w:ilvl w:val="0"/>
+          <w:numId w:val="36"/>
+        </w:numPr>
+        <w:spacing w:line="360" w:lineRule="auto"/>
+        <w:jc w:val="both"/>
+        <w:rPr>
+          <w:rFonts w:ascii="Times New Roman" w:hAnsi="Times New Roman" w:cs="Times New Roman"/>
+          <w:sz w:val="28"/>
+          <w:szCs w:val="28"/>
+          <w:lang w:val="en-US"/>
+        </w:rPr>
+      </w:pPr>
+      <m:oMath>
+        <m:sSubSup>
+          <m:sSubSupPr>
+            <m:ctrlPr>
+              <w:rPr>
+                <w:rFonts w:ascii="Cambria Math" w:hAnsi="Cambria Math" w:cs="Times New Roman"/>
+                <w:sz w:val="28"/>
+                <w:szCs w:val="28"/>
+              </w:rPr>
+            </m:ctrlPr>
+          </m:sSubSupPr>
+          <m:e>
+            <m:r>
+              <w:rPr>
+                <w:rFonts w:ascii="Cambria Math" w:hAnsi="Cambria Math" w:cs="Times New Roman"/>
+                <w:sz w:val="28"/>
+                <w:szCs w:val="28"/>
+              </w:rPr>
+              <m:t>k</m:t>
+            </m:r>
+          </m:e>
+          <m:sub>
+            <m:r>
+              <w:rPr>
+                <w:rFonts w:ascii="Cambria Math" w:hAnsi="Cambria Math" w:cs="Times New Roman"/>
+                <w:sz w:val="28"/>
+                <w:szCs w:val="28"/>
+              </w:rPr>
+              <m:t>n</m:t>
+            </m:r>
+          </m:sub>
+          <m:sup>
+            <m:r>
+              <m:rPr>
+                <m:sty m:val="p"/>
+              </m:rPr>
+              <w:rPr>
+                <w:rFonts w:ascii="Cambria Math" w:hAnsi="Cambria Math" w:cs="Times New Roman"/>
+                <w:sz w:val="28"/>
+                <w:szCs w:val="28"/>
+                <w:lang w:val="en-US"/>
+              </w:rPr>
+              <m:t>⊤</m:t>
+            </m:r>
+          </m:sup>
+        </m:sSubSup>
+        <m:sSub>
+          <m:sSubPr>
+            <m:ctrlPr>
+              <w:rPr>
+                <w:rFonts w:ascii="Cambria Math" w:hAnsi="Cambria Math" w:cs="Times New Roman"/>
+                <w:sz w:val="28"/>
+                <w:szCs w:val="28"/>
+              </w:rPr>
+            </m:ctrlPr>
+          </m:sSubPr>
+          <m:e>
+            <m:r>
+              <w:rPr>
+                <w:rFonts w:ascii="Cambria Math" w:hAnsi="Cambria Math" w:cs="Times New Roman"/>
+                <w:sz w:val="28"/>
+                <w:szCs w:val="28"/>
+              </w:rPr>
+              <m:t>q</m:t>
+            </m:r>
+          </m:e>
+          <m:sub>
+            <m:sSup>
+              <m:sSupPr>
+                <m:ctrlPr>
+                  <w:rPr>
+                    <w:rFonts w:ascii="Cambria Math" w:hAnsi="Cambria Math" w:cs="Times New Roman"/>
+                    <w:sz w:val="28"/>
+                    <w:szCs w:val="28"/>
+                  </w:rPr>
+                </m:ctrlPr>
+              </m:sSupPr>
+              <m:e>
+                <m:r>
+                  <w:rPr>
+                    <w:rFonts w:ascii="Cambria Math" w:hAnsi="Cambria Math" w:cs="Times New Roman"/>
+                    <w:sz w:val="28"/>
+                    <w:szCs w:val="28"/>
+                  </w:rPr>
+                  <m:t>n</m:t>
+                </m:r>
+              </m:e>
+              <m:sup>
+                <m:r>
+                  <m:rPr>
+                    <m:sty m:val="p"/>
+                  </m:rPr>
+                  <w:rPr>
+                    <w:rFonts w:ascii="Cambria Math" w:hAnsi="Cambria Math" w:cs="Times New Roman"/>
+                    <w:sz w:val="28"/>
+                    <w:szCs w:val="28"/>
+                    <w:lang w:val="en-US"/>
+                  </w:rPr>
+                  <m:t>'</m:t>
+                </m:r>
+              </m:sup>
+            </m:sSup>
+          </m:sub>
+        </m:sSub>
+      </m:oMath>
+      <w:r>
+        <w:rPr>
+          <w:rFonts w:ascii="Times New Roman" w:hAnsi="Times New Roman" w:cs="Times New Roman"/>
+          <w:sz w:val="28"/>
+          <w:szCs w:val="28"/>
+          <w:lang w:val="en-US"/>
+        </w:rPr>
+        <w:t> – the dot product between key </w:t>
+      </w:r>
+      <m:oMath>
+        <m:r>
+          <w:rPr>
+            <w:rFonts w:ascii="Cambria Math" w:hAnsi="Cambria Math" w:cs="Times New Roman"/>
+            <w:sz w:val="28"/>
+            <w:szCs w:val="28"/>
+          </w:rPr>
+          <m:t>n</m:t>
+        </m:r>
+      </m:oMath>
+      <w:r>
+        <w:rPr>
+          <w:rFonts w:ascii="Times New Roman" w:hAnsi="Times New Roman" w:cs="Times New Roman"/>
+          <w:sz w:val="28"/>
+          <w:szCs w:val="28"/>
+          <w:lang w:val="en-US"/>
+        </w:rPr>
+        <w:t> and query </w:t>
+      </w:r>
+      <m:oMath>
+        <m:sSup>
+          <m:sSupPr>
+            <m:ctrlPr>
+              <w:rPr>
+                <w:rFonts w:ascii="Cambria Math" w:hAnsi="Cambria Math" w:cs="Times New Roman"/>
+                <w:sz w:val="28"/>
+                <w:szCs w:val="28"/>
+              </w:rPr>
+            </m:ctrlPr>
+          </m:sSupPr>
+          <m:e>
+            <m:r>
+              <w:rPr>
+                <w:rFonts w:ascii="Cambria Math" w:hAnsi="Cambria Math" w:cs="Times New Roman"/>
+                <w:sz w:val="28"/>
+                <w:szCs w:val="28"/>
+              </w:rPr>
+              <m:t>n</m:t>
+            </m:r>
+          </m:e>
+          <m:sup>
+            <m:r>
+              <m:rPr>
+                <m:sty m:val="p"/>
+              </m:rPr>
+              <w:rPr>
+                <w:rFonts w:ascii="Cambria Math" w:hAnsi="Cambria Math" w:cs="Times New Roman"/>
+                <w:sz w:val="28"/>
+                <w:szCs w:val="28"/>
+                <w:lang w:val="en-US"/>
+              </w:rPr>
+              <m:t>'</m:t>
+            </m:r>
+          </m:sup>
+        </m:sSup>
+      </m:oMath>
+      <w:r>
+        <w:rPr>
+          <w:rFonts w:ascii="Times New Roman" w:hAnsi="Times New Roman" w:cs="Times New Roman"/>
+          <w:sz w:val="28"/>
+          <w:szCs w:val="28"/>
+          <w:lang w:val="en-US"/>
+        </w:rPr>
+        <w:t>, measuring how well the key matches the query (a higher value indicates stronger relevance).</w:t>
+      </w:r>
+    </w:p>
+    <w:p>
+      <w:pPr>
+        <w:pStyle w:val="a7"/>
+        <w:numPr>
+          <w:ilvl w:val="0"/>
+          <w:numId w:val="36"/>
+        </w:numPr>
+        <w:spacing w:line="360" w:lineRule="auto"/>
+        <w:jc w:val="both"/>
+        <w:rPr>
+          <w:rFonts w:ascii="Times New Roman" w:hAnsi="Times New Roman" w:cs="Times New Roman"/>
+          <w:sz w:val="28"/>
+          <w:szCs w:val="28"/>
+          <w:lang w:val="en-US"/>
+        </w:rPr>
+      </w:pPr>
+      <m:oMath>
+        <m:r>
+          <m:rPr>
+            <m:sty m:val="p"/>
+          </m:rPr>
+          <w:rPr>
+            <w:rFonts w:ascii="Cambria Math" w:hAnsi="Cambria Math" w:cs="Times New Roman"/>
+            <w:sz w:val="28"/>
+            <w:szCs w:val="28"/>
+            <w:lang w:val="en-US"/>
+          </w:rPr>
+          <m:t>exp</m:t>
+        </m:r>
+        <m:r>
+          <w:rPr>
+            <w:rFonts w:ascii="Cambria Math" w:hAnsi="Cambria Math" w:cs="Times New Roman"/>
+            <w:sz w:val="28"/>
+            <w:szCs w:val="28"/>
+            <w:lang w:val="en-US"/>
+          </w:rPr>
+          <m:t>⁡(⋅)</m:t>
+        </m:r>
+      </m:oMath>
+      <w:r>
+        <w:rPr>
+          <w:rFonts w:ascii="Times New Roman" w:hAnsi="Times New Roman" w:cs="Times New Roman"/>
+          <w:sz w:val="28"/>
+          <w:szCs w:val="28"/>
+          <w:lang w:val="en-US"/>
+        </w:rPr>
+        <w:t> – the exponential function, ensuring all terms are positive before normalisation.</w:t>
+      </w:r>
+    </w:p>
+    <w:p>
+      <w:pPr>
+        <w:pStyle w:val="a7"/>
+        <w:numPr>
+          <w:ilvl w:val="0"/>
+          <w:numId w:val="36"/>
+        </w:numPr>
+        <w:spacing w:line="360" w:lineRule="auto"/>
+        <w:jc w:val="both"/>
+        <w:rPr>
+          <w:rFonts w:ascii="Times New Roman" w:hAnsi="Times New Roman" w:cs="Times New Roman"/>
+          <w:sz w:val="28"/>
+          <w:szCs w:val="28"/>
+          <w:lang w:val="en-US"/>
+        </w:rPr>
+      </w:pPr>
+      <w:r>
+        <w:rPr>
+          <w:rFonts w:ascii="Times New Roman" w:hAnsi="Times New Roman" w:cs="Times New Roman"/>
+          <w:sz w:val="28"/>
+          <w:szCs w:val="28"/>
+          <w:lang w:val="en-US"/>
+        </w:rPr>
+        <w:t>The denominator sums the exponentiated dot products over all </w:t>
+      </w:r>
+      <m:oMath>
+        <m:r>
+          <w:rPr>
+            <w:rFonts w:ascii="Cambria Math" w:hAnsi="Cambria Math" w:cs="Times New Roman"/>
+            <w:sz w:val="28"/>
+            <w:szCs w:val="28"/>
+          </w:rPr>
+          <m:t>N</m:t>
+        </m:r>
+      </m:oMath>
+      <w:r>
+        <w:rPr>
+          <w:rFonts w:ascii="Times New Roman" w:hAnsi="Times New Roman" w:cs="Times New Roman"/>
+          <w:sz w:val="28"/>
+          <w:szCs w:val="28"/>
+          <w:lang w:val="en-US"/>
+        </w:rPr>
+        <w:t> positions, making the attention weights a probability distribution (</w:t>
+      </w:r>
+      <m:oMath>
+        <m:nary>
+          <m:naryPr>
+            <m:chr m:val="∑"/>
+            <m:limLoc m:val="subSup"/>
+            <m:grow m:val="1"/>
+            <m:ctrlPr>
+              <w:rPr>
+                <w:rFonts w:ascii="Cambria Math" w:hAnsi="Cambria Math" w:cs="Times New Roman"/>
+                <w:sz w:val="28"/>
+                <w:szCs w:val="28"/>
+              </w:rPr>
+            </m:ctrlPr>
+          </m:naryPr>
+          <m:sub>
+            <m:r>
+              <w:rPr>
+                <w:rFonts w:ascii="Cambria Math" w:hAnsi="Cambria Math" w:cs="Times New Roman"/>
+                <w:sz w:val="28"/>
+                <w:szCs w:val="28"/>
+              </w:rPr>
+              <m:t>n</m:t>
+            </m:r>
+            <m:r>
+              <w:rPr>
+                <w:rFonts w:ascii="Cambria Math" w:hAnsi="Cambria Math" w:cs="Times New Roman"/>
+                <w:sz w:val="28"/>
+                <w:szCs w:val="28"/>
+                <w:lang w:val="en-US"/>
+              </w:rPr>
+              <m:t>=1</m:t>
+            </m:r>
+          </m:sub>
+          <m:sup>
+            <m:r>
+              <w:rPr>
+                <w:rFonts w:ascii="Cambria Math" w:hAnsi="Cambria Math" w:cs="Times New Roman"/>
+                <w:sz w:val="28"/>
+                <w:szCs w:val="28"/>
+              </w:rPr>
+              <m:t>N</m:t>
+            </m:r>
+          </m:sup>
+          <m:e>
+            <m:sSub>
+              <m:sSubPr>
+                <m:ctrlPr>
+                  <w:rPr>
+                    <w:rFonts w:ascii="Cambria Math" w:hAnsi="Cambria Math" w:cs="Times New Roman"/>
+                    <w:sz w:val="28"/>
+                    <w:szCs w:val="28"/>
+                  </w:rPr>
+                </m:ctrlPr>
+              </m:sSubPr>
+              <m:e>
+                <m:r>
+                  <w:rPr>
+                    <w:rFonts w:ascii="Cambria Math" w:hAnsi="Cambria Math" w:cs="Times New Roman"/>
+                    <w:sz w:val="28"/>
+                    <w:szCs w:val="28"/>
+                  </w:rPr>
+                  <m:t>A</m:t>
+                </m:r>
+              </m:e>
+              <m:sub>
+                <m:r>
+                  <w:rPr>
+                    <w:rFonts w:ascii="Cambria Math" w:hAnsi="Cambria Math" w:cs="Times New Roman"/>
+                    <w:sz w:val="28"/>
+                    <w:szCs w:val="28"/>
+                  </w:rPr>
+                  <m:t>n</m:t>
+                </m:r>
+                <m:r>
+                  <w:rPr>
+                    <w:rFonts w:ascii="Cambria Math" w:hAnsi="Cambria Math" w:cs="Times New Roman"/>
+                    <w:sz w:val="28"/>
+                    <w:szCs w:val="28"/>
+                    <w:lang w:val="en-US"/>
+                  </w:rPr>
+                  <m:t>,</m:t>
+                </m:r>
+                <m:sSup>
+                  <m:sSupPr>
+                    <m:ctrlPr>
+                      <w:rPr>
+                        <w:rFonts w:ascii="Cambria Math" w:hAnsi="Cambria Math" w:cs="Times New Roman"/>
+                        <w:sz w:val="28"/>
+                        <w:szCs w:val="28"/>
+                      </w:rPr>
+                    </m:ctrlPr>
+                  </m:sSupPr>
+                  <m:e>
+                    <m:r>
+                      <w:rPr>
+                        <w:rFonts w:ascii="Cambria Math" w:hAnsi="Cambria Math" w:cs="Times New Roman"/>
+                        <w:sz w:val="28"/>
+                        <w:szCs w:val="28"/>
+                      </w:rPr>
+                      <m:t>n</m:t>
+                    </m:r>
+                  </m:e>
+                  <m:sup>
+                    <m:r>
+                      <m:rPr>
+                        <m:sty m:val="p"/>
+                      </m:rPr>
+                      <w:rPr>
+                        <w:rFonts w:ascii="Cambria Math" w:hAnsi="Cambria Math" w:cs="Times New Roman"/>
+                        <w:sz w:val="28"/>
+                        <w:szCs w:val="28"/>
+                        <w:lang w:val="en-US"/>
+                      </w:rPr>
+                      <m:t>'</m:t>
+                    </m:r>
+                  </m:sup>
+                </m:sSup>
+              </m:sub>
+            </m:sSub>
+          </m:e>
+        </m:nary>
+        <m:r>
+          <w:rPr>
+            <w:rFonts w:ascii="Cambria Math" w:hAnsi="Cambria Math" w:cs="Times New Roman"/>
+            <w:sz w:val="28"/>
+            <w:szCs w:val="28"/>
+            <w:lang w:val="en-US"/>
+          </w:rPr>
+          <m:t>=1</m:t>
+        </m:r>
+      </m:oMath>
+      <w:r>
+        <w:rPr>
+          <w:rFonts w:ascii="Times New Roman" w:hAnsi="Times New Roman" w:cs="Times New Roman"/>
+          <w:sz w:val="28"/>
+          <w:szCs w:val="28"/>
+          <w:lang w:val="en-US"/>
+        </w:rPr>
+        <w:t>).</w:t>
+      </w:r>
+    </w:p>
+    <w:p>
+      <w:pPr>
+        <w:spacing w:line="360" w:lineRule="auto"/>
+        <w:rPr>
+          <w:rFonts w:ascii="Times New Roman" w:hAnsi="Times New Roman" w:cs="Times New Roman"/>
+          <w:sz w:val="28"/>
+          <w:szCs w:val="28"/>
+          <w:lang w:val="en-US"/>
+        </w:rPr>
+      </w:pPr>
+      <m:oMath>
+        <m:sSub>
+          <m:sSubPr>
+            <m:ctrlPr>
+              <w:rPr>
+                <w:rFonts w:ascii="Cambria Math" w:hAnsi="Cambria Math" w:cs="Times New Roman"/>
+                <w:sz w:val="28"/>
+                <w:szCs w:val="28"/>
+              </w:rPr>
+            </m:ctrlPr>
+          </m:sSubPr>
+          <m:e>
+            <m:r>
+              <w:rPr>
+                <w:rFonts w:ascii="Cambria Math" w:hAnsi="Cambria Math" w:cs="Times New Roman"/>
+                <w:sz w:val="28"/>
+                <w:szCs w:val="28"/>
+              </w:rPr>
+              <m:t>A</m:t>
+            </m:r>
+          </m:e>
+          <m:sub>
+            <m:r>
+              <w:rPr>
+                <w:rFonts w:ascii="Cambria Math" w:hAnsi="Cambria Math" w:cs="Times New Roman"/>
+                <w:sz w:val="28"/>
+                <w:szCs w:val="28"/>
+              </w:rPr>
+              <m:t>n</m:t>
+            </m:r>
+            <m:r>
+              <w:rPr>
+                <w:rFonts w:ascii="Cambria Math" w:hAnsi="Cambria Math" w:cs="Times New Roman"/>
+                <w:sz w:val="28"/>
+                <w:szCs w:val="28"/>
+                <w:lang w:val="en-US"/>
+              </w:rPr>
+              <m:t>,</m:t>
+            </m:r>
+            <m:sSup>
+              <m:sSupPr>
+                <m:ctrlPr>
+                  <w:rPr>
+                    <w:rFonts w:ascii="Cambria Math" w:hAnsi="Cambria Math" w:cs="Times New Roman"/>
+                    <w:sz w:val="28"/>
+                    <w:szCs w:val="28"/>
+                  </w:rPr>
+                </m:ctrlPr>
+              </m:sSupPr>
+              <m:e>
+                <m:r>
+                  <w:rPr>
+                    <w:rFonts w:ascii="Cambria Math" w:hAnsi="Cambria Math" w:cs="Times New Roman"/>
+                    <w:sz w:val="28"/>
+                    <w:szCs w:val="28"/>
+                  </w:rPr>
+                  <m:t>n</m:t>
+                </m:r>
+              </m:e>
+              <m:sup>
+                <m:r>
+                  <m:rPr>
+                    <m:sty m:val="p"/>
+                  </m:rPr>
+                  <w:rPr>
+                    <w:rFonts w:ascii="Cambria Math" w:hAnsi="Cambria Math" w:cs="Times New Roman"/>
+                    <w:sz w:val="28"/>
+                    <w:szCs w:val="28"/>
+                    <w:lang w:val="en-US"/>
+                  </w:rPr>
+                  <m:t>'</m:t>
+                </m:r>
+                <m:r>
+                  <m:rPr>
+                    <m:sty m:val="p"/>
+                  </m:rPr>
+                  <w:rPr>
+                    <w:rFonts w:ascii="Cambria Math" w:hAnsi="Cambria Math" w:cs="Times New Roman"/>
+                    <w:sz w:val="28"/>
+                    <w:szCs w:val="28"/>
+                    <w:lang w:val="en-US"/>
+                  </w:rPr>
+                  <m:t xml:space="preserve"> </m:t>
+                </m:r>
+              </m:sup>
+            </m:sSup>
+          </m:sub>
+        </m:sSub>
+      </m:oMath>
+      <w:r>
+        <w:rPr>
+          <w:rFonts w:ascii="Times New Roman" w:hAnsi="Times New Roman" w:cs="Times New Roman"/>
+          <w:sz w:val="28"/>
+          <w:szCs w:val="28"/>
+          <w:lang w:val="en-US"/>
+        </w:rPr>
+        <w:t> </w:t>
+      </w:r>
+      <w:r>
+        <w:rPr>
+          <w:rFonts w:ascii="Times New Roman" w:hAnsi="Times New Roman" w:cs="Times New Roman"/>
+          <w:sz w:val="28"/>
+          <w:szCs w:val="28"/>
+          <w:lang w:val="en-US"/>
+        </w:rPr>
+        <w:t xml:space="preserve">- </w:t>
+      </w:r>
+      <w:r>
+        <w:rPr>
+          <w:rFonts w:ascii="Times New Roman" w:hAnsi="Times New Roman" w:cs="Times New Roman"/>
+          <w:sz w:val="28"/>
+          <w:szCs w:val="28"/>
+          <w:lang w:val="en-US"/>
+        </w:rPr>
+        <w:t>is the </w:t>
+      </w:r>
+      <w:r>
+        <w:rPr>
+          <w:rFonts w:ascii="Times New Roman" w:hAnsi="Times New Roman" w:cs="Times New Roman"/>
+          <w:b/>
+          <w:bCs/>
+          <w:sz w:val="28"/>
+          <w:szCs w:val="28"/>
+          <w:lang w:val="en-US"/>
+        </w:rPr>
+        <w:t>attention weight</w:t>
+      </w:r>
+      <w:r>
+        <w:rPr>
+          <w:rFonts w:ascii="Times New Roman" w:hAnsi="Times New Roman" w:cs="Times New Roman"/>
+          <w:sz w:val="28"/>
+          <w:szCs w:val="28"/>
+          <w:lang w:val="en-US"/>
+        </w:rPr>
+        <w:t> that position </w:t>
+      </w:r>
+      <m:oMath>
+        <m:r>
+          <w:rPr>
+            <w:rFonts w:ascii="Cambria Math" w:hAnsi="Cambria Math" w:cs="Times New Roman"/>
+            <w:sz w:val="28"/>
+            <w:szCs w:val="28"/>
+          </w:rPr>
+          <m:t>n</m:t>
+        </m:r>
+      </m:oMath>
+      <w:r>
+        <w:rPr>
+          <w:rFonts w:ascii="Times New Roman" w:hAnsi="Times New Roman" w:cs="Times New Roman"/>
+          <w:sz w:val="28"/>
+          <w:szCs w:val="28"/>
+          <w:lang w:val="en-US"/>
+        </w:rPr>
+        <w:t> receives when processing position </w:t>
+      </w:r>
+      <m:oMath>
+        <m:sSup>
+          <m:sSupPr>
+            <m:ctrlPr>
+              <w:rPr>
+                <w:rFonts w:ascii="Cambria Math" w:hAnsi="Cambria Math" w:cs="Times New Roman"/>
+                <w:sz w:val="28"/>
+                <w:szCs w:val="28"/>
+              </w:rPr>
+            </m:ctrlPr>
+          </m:sSupPr>
+          <m:e>
+            <m:r>
+              <w:rPr>
+                <w:rFonts w:ascii="Cambria Math" w:hAnsi="Cambria Math" w:cs="Times New Roman"/>
+                <w:sz w:val="28"/>
+                <w:szCs w:val="28"/>
+              </w:rPr>
+              <m:t>n</m:t>
+            </m:r>
+          </m:e>
+          <m:sup>
+            <m:r>
+              <m:rPr>
+                <m:sty m:val="p"/>
+              </m:rPr>
+              <w:rPr>
+                <w:rFonts w:ascii="Cambria Math" w:hAnsi="Cambria Math" w:cs="Times New Roman"/>
+                <w:sz w:val="28"/>
+                <w:szCs w:val="28"/>
+                <w:lang w:val="en-US"/>
+              </w:rPr>
+              <m:t>'</m:t>
+            </m:r>
+          </m:sup>
+        </m:sSup>
+      </m:oMath>
+      <w:r>
+        <w:rPr>
+          <w:rFonts w:ascii="Times New Roman" w:hAnsi="Times New Roman" w:cs="Times New Roman"/>
+          <w:sz w:val="28"/>
+          <w:szCs w:val="28"/>
+          <w:lang w:val="en-US"/>
+        </w:rPr>
+        <w:t>. Intuitively, it quantifies how much the model should "look at" element </w:t>
+      </w:r>
+      <m:oMath>
+        <m:r>
+          <w:rPr>
+            <w:rFonts w:ascii="Cambria Math" w:hAnsi="Cambria Math" w:cs="Times New Roman"/>
+            <w:sz w:val="28"/>
+            <w:szCs w:val="28"/>
+          </w:rPr>
+          <m:t>n</m:t>
+        </m:r>
+      </m:oMath>
+      <w:r>
+        <w:rPr>
+          <w:rFonts w:ascii="Times New Roman" w:hAnsi="Times New Roman" w:cs="Times New Roman"/>
+          <w:sz w:val="28"/>
+          <w:szCs w:val="28"/>
+          <w:lang w:val="en-US"/>
+        </w:rPr>
+        <w:t> while encoding element </w:t>
+      </w:r>
+      <m:oMath>
+        <m:sSup>
+          <m:sSupPr>
+            <m:ctrlPr>
+              <w:rPr>
+                <w:rFonts w:ascii="Cambria Math" w:hAnsi="Cambria Math" w:cs="Times New Roman"/>
+                <w:sz w:val="28"/>
+                <w:szCs w:val="28"/>
+              </w:rPr>
+            </m:ctrlPr>
+          </m:sSupPr>
+          <m:e>
+            <m:r>
+              <w:rPr>
+                <w:rFonts w:ascii="Cambria Math" w:hAnsi="Cambria Math" w:cs="Times New Roman"/>
+                <w:sz w:val="28"/>
+                <w:szCs w:val="28"/>
+              </w:rPr>
+              <m:t>n</m:t>
+            </m:r>
+          </m:e>
+          <m:sup>
+            <m:r>
+              <m:rPr>
+                <m:sty m:val="p"/>
+              </m:rPr>
+              <w:rPr>
+                <w:rFonts w:ascii="Cambria Math" w:hAnsi="Cambria Math" w:cs="Times New Roman"/>
+                <w:sz w:val="28"/>
+                <w:szCs w:val="28"/>
+                <w:lang w:val="en-US"/>
+              </w:rPr>
+              <m:t>'</m:t>
+            </m:r>
+          </m:sup>
+        </m:sSup>
+      </m:oMath>
+      <w:r>
+        <w:rPr>
+          <w:rFonts w:ascii="Times New Roman" w:hAnsi="Times New Roman" w:cs="Times New Roman"/>
+          <w:sz w:val="28"/>
+          <w:szCs w:val="28"/>
+          <w:lang w:val="en-US"/>
+        </w:rPr>
+        <w:t>.</w:t>
+      </w:r>
+    </w:p>
+    <w:p>
+      <w:pPr>
+        <w:spacing w:line="360" w:lineRule="auto"/>
+        <w:jc w:val="both"/>
+        <w:rPr>
+          <w:rFonts w:ascii="Times New Roman" w:hAnsi="Times New Roman" w:cs="Times New Roman"/>
+          <w:sz w:val="28"/>
+          <w:szCs w:val="28"/>
+          <w:lang w:val="en-US"/>
+        </w:rPr>
+      </w:pPr>
+      <w:r>
+        <w:rPr>
+          <w:rFonts w:ascii="Times New Roman" w:hAnsi="Times New Roman" w:cs="Times New Roman"/>
+          <w:sz w:val="28"/>
+          <w:szCs w:val="28"/>
+          <w:lang w:val="en-US"/>
+        </w:rPr>
+        <w:t>In the context of emotion classification, attention-based approaches have demonstrated improved performance and interpretability. For instance, Ameer et al. (2022) propose a multi-attention mechanism in which separate attention layers are designed to model distinct emotional categories. This architecture enables the model to learn which parts of the text are most indicative of specific emotions, thereby enhancing both classification accuracy and interpretability. As an example, in a sentence expressing mixed emotional states such as excitement and surprise, different lexical items may contribute to different emotional signals. Attention mechanisms are able to disentangle these contributions by allocating higher weights to emotionally relevant words.</w:t>
+      </w:r>
+    </w:p>
+    <w:p>
+      <w:pPr>
+        <w:spacing w:line="360" w:lineRule="auto"/>
+        <w:jc w:val="both"/>
+        <w:rPr>
+          <w:rFonts w:ascii="Times New Roman" w:hAnsi="Times New Roman" w:cs="Times New Roman"/>
+          <w:sz w:val="28"/>
+          <w:szCs w:val="28"/>
+          <w:lang w:val="en-US"/>
+        </w:rPr>
+      </w:pPr>
+      <w:r>
+        <w:rPr>
+          <w:rFonts w:ascii="Times New Roman" w:hAnsi="Times New Roman" w:cs="Times New Roman"/>
+          <w:sz w:val="28"/>
+          <w:szCs w:val="28"/>
+          <w:lang w:val="en-US"/>
+        </w:rPr>
+        <w:t xml:space="preserve">Building upon the concept of attention, the Transformer architecture introduced a paradigm shift in NLP by replacing sequential processing with self-attention-based computation. Unlike recurrent neural networks, Transformers process all tokens in a sequence in parallel and model dependencies between all words simultaneously. </w:t>
+      </w:r>
+      <w:r>
+        <w:rPr>
+          <w:rFonts w:ascii="Times New Roman" w:hAnsi="Times New Roman" w:cs="Times New Roman"/>
+          <w:sz w:val="28"/>
+          <w:szCs w:val="28"/>
+          <w:lang w:val="en-US"/>
+        </w:rPr>
+        <w:lastRenderedPageBreak/>
+        <w:t>This design significantly improves computational efficiency and allows for more effective modeling of long-range dependencies within text.</w:t>
+      </w:r>
+    </w:p>
+    <w:p>
+      <w:pPr>
+        <w:spacing w:line="360" w:lineRule="auto"/>
+        <w:jc w:val="both"/>
+        <w:rPr>
+          <w:rFonts w:ascii="Times New Roman" w:hAnsi="Times New Roman" w:cs="Times New Roman"/>
+          <w:sz w:val="28"/>
+          <w:szCs w:val="28"/>
+          <w:lang w:val="en-US"/>
+        </w:rPr>
+      </w:pPr>
       <w:r>
         <w:rPr>
           <w:rFonts w:ascii="Times New Roman" w:hAnsi="Times New Roman" w:cs="Times New Roman"/>
@@ -5867,7 +7114,28 @@
           <w:szCs w:val="28"/>
           <w:lang w:val="en-US"/>
         </w:rPr>
-        <w:t xml:space="preserve">Furthermore, encoder–decoder Transformer architectures have contributed significantly to advances in NLP by enabling the learning of rich contextualized </w:t>
+        <w:t>Furthermore, encoder–decoder Transformer architectures have contributed significantly to advances in NLP by enabling the learning of rich contextualized representations. In such frameworks, the encoder is responsible for capturing semantic and syntactic relationships within the input sequence, while the decoder generates output representations conditioned on this encoded information. Although originally designed for sequence-to-sequence tasks, the underlying principles of self-attention have been widely adapted for representation learning models.</w:t>
+      </w:r>
+    </w:p>
+    <w:p>
+      <w:pPr>
+        <w:spacing w:line="360" w:lineRule="auto"/>
+        <w:jc w:val="both"/>
+        <w:rPr>
+          <w:rFonts w:ascii="Times New Roman" w:hAnsi="Times New Roman" w:cs="Times New Roman"/>
+          <w:sz w:val="28"/>
+          <w:szCs w:val="28"/>
+          <w:lang w:val="en-US"/>
+        </w:rPr>
+      </w:pPr>
+      <w:r>
+        <w:rPr>
+          <w:rFonts w:ascii="Times New Roman" w:hAnsi="Times New Roman" w:cs="Times New Roman"/>
+          <w:sz w:val="28"/>
+          <w:szCs w:val="28"/>
+          <w:lang w:val="en-US"/>
+        </w:rPr>
+        <w:t xml:space="preserve">In particular, models such as BERT leverage Transformer encoders to learn deep bidirectional contextual embeddings through self-supervised pre-training on large-scale corpora. This allows them to capture both local and global dependencies between words, which is especially beneficial for emotion classification tasks, where emotional meaning is often context-dependent and cannot be inferred from isolated </w:t>
       </w:r>
       <w:r>
         <w:rPr>
@@ -5877,28 +7145,69 @@
           <w:lang w:val="en-US"/>
         </w:rPr>
         <w:lastRenderedPageBreak/>
-        <w:t>representations. In such frameworks, the encoder is responsible for capturing semantic and syntactic relationships within the input sequence, while the decoder generates output representations conditioned on this encoded information. Although originally designed for sequence-to-sequence tasks, the underlying principles of self-attention have been widely adapted for representation learning models.</w:t>
-      </w:r>
-    </w:p>
-    <w:p>
-      <w:pPr>
-        <w:spacing w:line="360" w:lineRule="auto"/>
-        <w:jc w:val="both"/>
-        <w:rPr>
-          <w:rFonts w:ascii="Times New Roman" w:hAnsi="Times New Roman" w:cs="Times New Roman"/>
-          <w:sz w:val="28"/>
-          <w:szCs w:val="28"/>
-          <w:lang w:val="en-US"/>
-        </w:rPr>
-      </w:pPr>
-      <w:r>
-        <w:rPr>
-          <w:rFonts w:ascii="Times New Roman" w:hAnsi="Times New Roman" w:cs="Times New Roman"/>
-          <w:sz w:val="28"/>
-          <w:szCs w:val="28"/>
-          <w:lang w:val="en-US"/>
-        </w:rPr>
-        <w:t>In particular, models such as BERT leverage Transformer encoders to learn deep bidirectional contextual embeddings through self-supervised pre-training on large-scale corpora. This allows them to capture both local and global dependencies between words, which is especially beneficial for emotion classification tasks, where emotional meaning is often context-dependent and cannot be inferred from isolated tokens alone. By reducing the need for manual feature engineering and enabling robust contextual understanding, Transformer-based models achieve strong performance across various natural language understanding tasks, including sentiment analysis and emotion detection.</w:t>
+        <w:t>tokens alone. By reducing the need for manual feature engineering and enabling robust contextual understanding, Transformer-based models achieve strong performance across various natural language understanding tasks, including sentiment analysis and emotion detection.</w:t>
+      </w:r>
+      <w:r>
+        <w:rPr>
+          <w:rFonts w:ascii="Times New Roman" w:hAnsi="Times New Roman" w:cs="Times New Roman"/>
+          <w:sz w:val="28"/>
+          <w:szCs w:val="28"/>
+          <w:lang w:val="en-US"/>
+        </w:rPr>
+        <w:t xml:space="preserve"> </w:t>
+      </w:r>
+      <w:r>
+        <w:rPr>
+          <w:rFonts w:ascii="Times New Roman" w:hAnsi="Times New Roman" w:cs="Times New Roman"/>
+          <w:sz w:val="28"/>
+          <w:szCs w:val="28"/>
+          <w:lang w:val="en-US"/>
+        </w:rPr>
+        <w:fldChar w:fldCharType="begin"/>
+      </w:r>
+      <w:r>
+        <w:rPr>
+          <w:rFonts w:ascii="Times New Roman" w:hAnsi="Times New Roman" w:cs="Times New Roman"/>
+          <w:sz w:val="28"/>
+          <w:szCs w:val="28"/>
+          <w:lang w:val="en-US"/>
+        </w:rPr>
+        <w:instrText xml:space="preserve"> REF _Ref230047110 \n \h </w:instrText>
+      </w:r>
+      <w:r>
+        <w:rPr>
+          <w:rFonts w:ascii="Times New Roman" w:hAnsi="Times New Roman" w:cs="Times New Roman"/>
+          <w:sz w:val="28"/>
+          <w:szCs w:val="28"/>
+          <w:lang w:val="en-US"/>
+        </w:rPr>
+      </w:r>
+      <w:r>
+        <w:rPr>
+          <w:rFonts w:ascii="Times New Roman" w:hAnsi="Times New Roman" w:cs="Times New Roman"/>
+          <w:sz w:val="28"/>
+          <w:szCs w:val="28"/>
+          <w:lang w:val="en-US"/>
+        </w:rPr>
+        <w:fldChar w:fldCharType="separate"/>
+      </w:r>
+      <w:r>
+        <w:rPr>
+          <w:rFonts w:ascii="Times New Roman" w:hAnsi="Times New Roman" w:cs="Times New Roman"/>
+          <w:sz w:val="28"/>
+          <w:szCs w:val="28"/>
+          <w:lang w:val="en-US"/>
+        </w:rPr>
+        <w:t>[22]</w:t>
+      </w:r>
+      <w:r>
+        <w:rPr>
+          <w:rFonts w:ascii="Times New Roman" w:hAnsi="Times New Roman" w:cs="Times New Roman"/>
+          <w:sz w:val="28"/>
+          <w:szCs w:val="28"/>
+          <w:lang w:val="en-US"/>
+        </w:rPr>
+        <w:fldChar w:fldCharType="end"/>
       </w:r>
     </w:p>
     <w:p>
@@ -5914,7 +7223,7 @@
           <w:lang w:val="en-US" w:eastAsia="ru-RU"/>
         </w:rPr>
       </w:pPr>
-      <w:bookmarkStart w:id="13" w:name="_Toc230023434"/>
+      <w:bookmarkStart w:id="13" w:name="_Toc230048410"/>
       <w:r>
         <w:rPr>
           <w:rFonts w:ascii="Times New Roman" w:eastAsia="Arial" w:hAnsi="Times New Roman" w:cs="Times New Roman"/>
@@ -5987,7 +7296,6 @@
           <w:sz w:val="28"/>
           <w:szCs w:val="28"/>
         </w:rPr>
-        <w:lastRenderedPageBreak/>
         <w:drawing>
           <wp:inline distT="0" distB="0" distL="0" distR="0" wp14:anchorId="075117AD" wp14:editId="088DFCDC">
             <wp:extent cx="5288280" cy="2955332"/>
@@ -6099,6 +7407,7 @@
           <w:sz w:val="28"/>
           <w:szCs w:val="28"/>
         </w:rPr>
+        <w:lastRenderedPageBreak/>
         <w:drawing>
           <wp:inline distT="0" distB="0" distL="0" distR="0" wp14:anchorId="1DAD14B0" wp14:editId="1D62E0D1">
             <wp:extent cx="5940425" cy="3332480"/>
@@ -6194,7 +7503,6 @@
           <w:szCs w:val="28"/>
           <w:lang w:val="en-US"/>
         </w:rPr>
-        <w:lastRenderedPageBreak/>
         <w:t>The original Transformer architecture consists of two principal components: an encoder and a decoder. The encoder receives the input sentence and generates vector representations of words, known as embeddings. These vectors encode semantic information, such that semantically similar words occupy nearby positions in the embedding space. The decoder uses the encoder outputs together with previously generated tokens to predict the next word in the target sequence. The generation process continues until the end-of-sequence token is produced.</w:t>
       </w:r>
     </w:p>
@@ -6224,6 +7532,7 @@
           <w:szCs w:val="28"/>
           <w:lang w:val="en-US"/>
         </w:rPr>
+        <w:lastRenderedPageBreak/>
         <w:drawing>
           <wp:inline distT="0" distB="0" distL="0" distR="0" wp14:anchorId="283DA0E2" wp14:editId="6C2EA5E3">
             <wp:extent cx="4998720" cy="3129152"/>
@@ -6411,17 +7720,69 @@
           <w:szCs w:val="28"/>
           <w:lang w:val="en-US"/>
         </w:rPr>
-        <w:t xml:space="preserve">BERT (Bidirectional Encoder Representations from Transformers) was derived from the encoder component of the Transformer architecture. Unlike autoregressive models, BERT uses only stacked encoder layers and focuses on understanding </w:t>
-      </w:r>
-      <w:r>
-        <w:rPr>
-          <w:rFonts w:ascii="Times New Roman" w:hAnsi="Times New Roman" w:cs="Times New Roman"/>
-          <w:sz w:val="28"/>
-          <w:szCs w:val="28"/>
-          <w:lang w:val="en-US"/>
-        </w:rPr>
-        <w:lastRenderedPageBreak/>
-        <w:t>contextual relationships within text. The model can be applied to numerous NLP tasks, including question answering, sentiment analysis, text classification, and summarization. Since these tasks require a comprehensive understanding of language, BERT is first trained to model linguistic structure and is subsequently adapted to specific applications.</w:t>
+        <w:t>BERT (Bidirectional Encoder Representations from Transformers) was derived from the encoder component of the Transformer architecture. Unlike autoregressive models, BERT uses only stacked encoder layers and focuses on understanding contextual relationships within text. The model can be applied to numerous NLP tasks, including question answering, sentiment analysis, text classification, and summarization. Since these tasks require a comprehensive understanding of language, BERT is first trained to model linguistic structure and is subsequently adapted to specific applications.</w:t>
+      </w:r>
+      <w:r>
+        <w:rPr>
+          <w:rFonts w:ascii="Times New Roman" w:hAnsi="Times New Roman" w:cs="Times New Roman"/>
+          <w:sz w:val="28"/>
+          <w:szCs w:val="28"/>
+          <w:lang w:val="en-US"/>
+        </w:rPr>
+        <w:t xml:space="preserve"> </w:t>
+      </w:r>
+      <w:r>
+        <w:rPr>
+          <w:rFonts w:ascii="Times New Roman" w:hAnsi="Times New Roman" w:cs="Times New Roman"/>
+          <w:sz w:val="28"/>
+          <w:szCs w:val="28"/>
+          <w:lang w:val="en-US"/>
+        </w:rPr>
+        <w:fldChar w:fldCharType="begin"/>
+      </w:r>
+      <w:r>
+        <w:rPr>
+          <w:rFonts w:ascii="Times New Roman" w:hAnsi="Times New Roman" w:cs="Times New Roman"/>
+          <w:sz w:val="28"/>
+          <w:szCs w:val="28"/>
+          <w:lang w:val="en-US"/>
+        </w:rPr>
+        <w:instrText xml:space="preserve"> REF _Ref230047212 \n \h </w:instrText>
+      </w:r>
+      <w:r>
+        <w:rPr>
+          <w:rFonts w:ascii="Times New Roman" w:hAnsi="Times New Roman" w:cs="Times New Roman"/>
+          <w:sz w:val="28"/>
+          <w:szCs w:val="28"/>
+          <w:lang w:val="en-US"/>
+        </w:rPr>
+      </w:r>
+      <w:r>
+        <w:rPr>
+          <w:rFonts w:ascii="Times New Roman" w:hAnsi="Times New Roman" w:cs="Times New Roman"/>
+          <w:sz w:val="28"/>
+          <w:szCs w:val="28"/>
+          <w:lang w:val="en-US"/>
+        </w:rPr>
+        <w:fldChar w:fldCharType="separate"/>
+      </w:r>
+      <w:r>
+        <w:rPr>
+          <w:rFonts w:ascii="Times New Roman" w:hAnsi="Times New Roman" w:cs="Times New Roman"/>
+          <w:sz w:val="28"/>
+          <w:szCs w:val="28"/>
+          <w:lang w:val="en-US"/>
+        </w:rPr>
+        <w:t>[23]</w:t>
+      </w:r>
+      <w:r>
+        <w:rPr>
+          <w:rFonts w:ascii="Times New Roman" w:hAnsi="Times New Roman" w:cs="Times New Roman"/>
+          <w:sz w:val="28"/>
+          <w:szCs w:val="28"/>
+          <w:lang w:val="en-US"/>
+        </w:rPr>
+        <w:fldChar w:fldCharType="end"/>
       </w:r>
     </w:p>
     <w:p>
@@ -6438,6 +7799,7 @@
           <w:szCs w:val="28"/>
           <w:lang w:val="en-US"/>
         </w:rPr>
+        <w:lastRenderedPageBreak/>
         <w:drawing>
           <wp:inline distT="0" distB="0" distL="0" distR="0" wp14:anchorId="284CBC18" wp14:editId="53F334A4">
             <wp:extent cx="5940425" cy="2668905"/>
@@ -6624,7 +7986,6 @@
           <w:szCs w:val="28"/>
           <w:lang w:val="en-US"/>
         </w:rPr>
-        <w:lastRenderedPageBreak/>
         <w:drawing>
           <wp:inline distT="0" distB="0" distL="0" distR="0" wp14:anchorId="59E0F4DD" wp14:editId="0EC78DE5">
             <wp:extent cx="3611880" cy="3114595"/>
@@ -6721,6 +8082,7 @@
           <w:szCs w:val="28"/>
           <w:lang w:val="en-US"/>
         </w:rPr>
+        <w:lastRenderedPageBreak/>
         <w:t>In MLM, random tokens in a sentence are replaced with mask tokens, and the model predicts the missing words based on the surrounding context. This objective enables BERT to learn bidirectional contextual representations. In NSP, the model receives two sentences and predicts whether the second sentence logically follows the first. This task improves the model’s understanding of inter-sentence relationships.</w:t>
       </w:r>
     </w:p>
@@ -6841,7 +8203,27 @@
           <w:szCs w:val="28"/>
           <w:lang w:val="en-US"/>
         </w:rPr>
-        <w:t>Token embeddings represent individual words or subword units. Segment embeddings distinguish between different sentences in the input sequence, while positional embeddings encode the position of each token. The sum of these embeddings forms the final input representation passed to the model.</w:t>
+        <w:t xml:space="preserve">Token embeddings represent individual words or </w:t>
+      </w:r>
+      <w:proofErr w:type="spellStart"/>
+      <w:r>
+        <w:rPr>
+          <w:rFonts w:ascii="Times New Roman" w:hAnsi="Times New Roman" w:cs="Times New Roman"/>
+          <w:sz w:val="28"/>
+          <w:szCs w:val="28"/>
+          <w:lang w:val="en-US"/>
+        </w:rPr>
+        <w:t>subword</w:t>
+      </w:r>
+      <w:proofErr w:type="spellEnd"/>
+      <w:r>
+        <w:rPr>
+          <w:rFonts w:ascii="Times New Roman" w:hAnsi="Times New Roman" w:cs="Times New Roman"/>
+          <w:sz w:val="28"/>
+          <w:szCs w:val="28"/>
+          <w:lang w:val="en-US"/>
+        </w:rPr>
+        <w:t xml:space="preserve"> units. Segment embeddings distinguish between different sentences in the input sequence, while positional embeddings encode the position of each token. The sum of these embeddings forms the final input representation passed to the model.</w:t>
       </w:r>
     </w:p>
     <w:p>
@@ -6858,7 +8240,6 @@
           <w:szCs w:val="28"/>
           <w:lang w:val="en-US"/>
         </w:rPr>
-        <w:lastRenderedPageBreak/>
         <w:drawing>
           <wp:inline distT="0" distB="0" distL="0" distR="0" wp14:anchorId="6B8D7609" wp14:editId="295B40F2">
             <wp:extent cx="5940425" cy="1809750"/>
@@ -6976,7 +8357,37 @@
           <w:szCs w:val="28"/>
           <w:lang w:val="en-US"/>
         </w:rPr>
-        <w:t>The output vectors generated by BERT are transformed into probability distributions using fully connected layers followed by a softmax activation function. The training process minimizes cross-entropy loss between the predicted and target distributions. In the MLM objective, the loss function is computed only for masked tokens, which encourages the model to focus on contextual reasoning.</w:t>
+        <w:t xml:space="preserve">The output vectors generated by BERT are transformed into probability distributions using fully connected layers followed by a </w:t>
+      </w:r>
+      <w:proofErr w:type="spellStart"/>
+      <w:r>
+        <w:rPr>
+          <w:rFonts w:ascii="Times New Roman" w:hAnsi="Times New Roman" w:cs="Times New Roman"/>
+          <w:sz w:val="28"/>
+          <w:szCs w:val="28"/>
+          <w:lang w:val="en-US"/>
+        </w:rPr>
+        <w:t>softmax</w:t>
+      </w:r>
+      <w:proofErr w:type="spellEnd"/>
+      <w:r>
+        <w:rPr>
+          <w:rFonts w:ascii="Times New Roman" w:hAnsi="Times New Roman" w:cs="Times New Roman"/>
+          <w:sz w:val="28"/>
+          <w:szCs w:val="28"/>
+          <w:lang w:val="en-US"/>
+        </w:rPr>
+        <w:t xml:space="preserve"> activation function. The training </w:t>
+      </w:r>
+      <w:r>
+        <w:rPr>
+          <w:rFonts w:ascii="Times New Roman" w:hAnsi="Times New Roman" w:cs="Times New Roman"/>
+          <w:sz w:val="28"/>
+          <w:szCs w:val="28"/>
+          <w:lang w:val="en-US"/>
+        </w:rPr>
+        <w:lastRenderedPageBreak/>
+        <w:t>process minimizes cross-entropy loss between the predicted and target distributions. In the MLM objective, the loss function is computed only for masked tokens, which encourages the model to focus on contextual reasoning.</w:t>
       </w:r>
       <w:r>
         <w:rPr>
@@ -7066,7 +8477,7 @@
           <w:lang w:val="en-US" w:eastAsia="ru-RU"/>
         </w:rPr>
       </w:pPr>
-      <w:bookmarkStart w:id="14" w:name="_Toc230023435"/>
+      <w:bookmarkStart w:id="14" w:name="_Toc230048411"/>
       <w:r>
         <w:rPr>
           <w:rFonts w:ascii="Times New Roman" w:eastAsia="Arial" w:hAnsi="Times New Roman" w:cs="Times New Roman"/>
@@ -7183,7 +8594,6 @@
           <w:szCs w:val="28"/>
           <w:lang w:val="en-US"/>
         </w:rPr>
-        <w:lastRenderedPageBreak/>
         <w:t>In addition to linguistic challenges, social media data introduces structural and contextual complexities. Tweets often include hashtags, mentions, and emojis, which can carry important emotional signals but are difficult to interpret using traditional text processing methods.</w:t>
       </w:r>
     </w:p>
@@ -7319,7 +8729,7 @@
           <w:lang w:val="en-US" w:eastAsia="ru-RU"/>
         </w:rPr>
       </w:pPr>
-      <w:bookmarkStart w:id="15" w:name="_Toc230023436"/>
+      <w:bookmarkStart w:id="15" w:name="_Toc230048412"/>
       <w:r>
         <w:rPr>
           <w:rFonts w:ascii="Times New Roman" w:eastAsia="Arial" w:hAnsi="Times New Roman" w:cs="Times New Roman"/>
@@ -7330,6 +8740,7 @@
           <w:szCs w:val="28"/>
           <w:lang w:val="en-US" w:eastAsia="ru-RU"/>
         </w:rPr>
+        <w:lastRenderedPageBreak/>
         <w:t>2.</w:t>
       </w:r>
       <w:r>
@@ -7397,7 +8808,27 @@
           <w:szCs w:val="28"/>
           <w:lang w:val="en-US"/>
         </w:rPr>
-        <w:t>Liu et al. (2023) propose an improved multi-label classification method based on the MLkNN algorithm. Their approach addresses several limitations of traditional multi-label models by incorporating contextual information from the full text and modeling correlations between emotion labels. Specifically, their method accounts for the fact that certain emotions frequently co-occur, such as sadness and fear, or happiness and surprise.</w:t>
+        <w:t xml:space="preserve">Liu et al. (2023) propose an improved multi-label classification method based on the </w:t>
+      </w:r>
+      <w:proofErr w:type="spellStart"/>
+      <w:r>
+        <w:rPr>
+          <w:rFonts w:ascii="Times New Roman" w:hAnsi="Times New Roman" w:cs="Times New Roman"/>
+          <w:sz w:val="28"/>
+          <w:szCs w:val="28"/>
+          <w:lang w:val="en-US"/>
+        </w:rPr>
+        <w:t>MLkNN</w:t>
+      </w:r>
+      <w:proofErr w:type="spellEnd"/>
+      <w:r>
+        <w:rPr>
+          <w:rFonts w:ascii="Times New Roman" w:hAnsi="Times New Roman" w:cs="Times New Roman"/>
+          <w:sz w:val="28"/>
+          <w:szCs w:val="28"/>
+          <w:lang w:val="en-US"/>
+        </w:rPr>
+        <w:t xml:space="preserve"> algorithm. Their approach addresses several limitations of traditional multi-label models by incorporating contextual information from the full text and modeling correlations between emotion labels. Specifically, their method accounts for the fact that certain emotions frequently co-occur, such as sadness and fear, or happiness and surprise.</w:t>
       </w:r>
     </w:p>
     <w:p>
@@ -7439,7 +8870,6 @@
           <w:szCs w:val="28"/>
           <w:lang w:val="en-US"/>
         </w:rPr>
-        <w:lastRenderedPageBreak/>
         <w:t>Similarly, Ameer et al. (2022) emphasize the importance of multi-label classification and propose a transfer learning approach using transformer-based models. Their work demonstrates that leveraging pre-trained language models significantly improves performance, especially when combined with advanced attention mechanisms.</w:t>
       </w:r>
     </w:p>
@@ -7539,7 +8969,7 @@
           <w:lang w:val="en-US" w:eastAsia="ru-RU"/>
         </w:rPr>
       </w:pPr>
-      <w:bookmarkStart w:id="16" w:name="_Toc230023437"/>
+      <w:bookmarkStart w:id="16" w:name="_Toc230048413"/>
       <w:r>
         <w:rPr>
           <w:rFonts w:ascii="Times New Roman" w:eastAsia="Arial" w:hAnsi="Times New Roman" w:cs="Times New Roman"/>
@@ -7662,7 +9092,17 @@
           <w:szCs w:val="28"/>
           <w:lang w:val="en-US"/>
         </w:rPr>
-        <w:t>art performance on diverse natural language processing tasks, yet their decision processes remain opaque. We systematically compare the explainers with respect to local ﬁdelity, global consistency, stability and computational cost. Experimental results suggest that LIME generates intuitive, case-speciﬁc explanations while SHAP provides theoretically grounded and globally consistent attributions.</w:t>
+        <w:t xml:space="preserve">art performance on diverse natural language processing tasks, yet their decision processes remain opaque. We systematically compare the explainers with respect to </w:t>
+      </w:r>
+      <w:r>
+        <w:rPr>
+          <w:rFonts w:ascii="Times New Roman" w:hAnsi="Times New Roman" w:cs="Times New Roman"/>
+          <w:sz w:val="28"/>
+          <w:szCs w:val="28"/>
+          <w:lang w:val="en-US"/>
+        </w:rPr>
+        <w:lastRenderedPageBreak/>
+        <w:t>local ﬁdelity, global consistency, stability and computational cost. Experimental results suggest that LIME generates intuitive, case-speciﬁc explanations while SHAP provides theoretically grounded and globally consistent attributions.</w:t>
       </w:r>
       <w:r>
         <w:rPr>
@@ -7794,73 +9234,146 @@
           <w:szCs w:val="28"/>
           <w:lang w:val="en-US"/>
         </w:rPr>
-        <w:t xml:space="preserve">SHAP, proposed by Lundberg and Lee (2017), provides a uniﬁed framework for interpreting model predictions. SHAP values are derived from cooperative game theory; they are Shapley values representing the average marginal </w:t>
-      </w:r>
-      <w:r>
-        <w:rPr>
-          <w:rFonts w:ascii="Times New Roman" w:hAnsi="Times New Roman" w:cs="Times New Roman"/>
-          <w:sz w:val="28"/>
-          <w:szCs w:val="28"/>
-          <w:lang w:val="en-US"/>
-        </w:rPr>
+        <w:t>SHAP, proposed by Lundberg and Lee (2017), provides a uniﬁed framework for interpreting model predictions. SHAP values are derived from cooperative game theory; they are Shapley values representing the average marginal contribution of each feature to the prediction across all possible coalitions of features. The framework identiﬁes a class of additive feature importance measures and proves that Shapley values uniquely satisfy desirable properties such as local accuracy, missingness and consistency. SHAP uniﬁes several existing explanation methods (including LIME) and oﬀers both global and local explanations. Unlike LIME, SHAP has axiomatic guarantees but computing exact Shapley values is intractable for high-dimensional inputs.</w:t>
+      </w:r>
+    </w:p>
+    <w:p>
+      <w:pPr>
+        <w:spacing w:line="360" w:lineRule="auto"/>
+        <w:jc w:val="both"/>
+        <w:rPr>
+          <w:rFonts w:ascii="Times New Roman" w:hAnsi="Times New Roman" w:cs="Times New Roman"/>
+          <w:sz w:val="28"/>
+          <w:szCs w:val="28"/>
+        </w:rPr>
+      </w:pPr>
+      <w:r>
+        <w:rPr>
+          <w:rFonts w:ascii="Times New Roman" w:hAnsi="Times New Roman" w:cs="Times New Roman"/>
+          <w:sz w:val="28"/>
+          <w:szCs w:val="28"/>
+          <w:lang w:val="en-US"/>
+        </w:rPr>
+        <w:fldChar w:fldCharType="begin"/>
+      </w:r>
+      <w:r>
+        <w:rPr>
+          <w:rFonts w:ascii="Times New Roman" w:hAnsi="Times New Roman" w:cs="Times New Roman"/>
+          <w:sz w:val="28"/>
+          <w:szCs w:val="28"/>
+          <w:lang w:val="en-US"/>
+        </w:rPr>
+        <w:instrText xml:space="preserve"> REF _Ref230048027 \h </w:instrText>
+      </w:r>
+      <w:r>
+        <w:rPr>
+          <w:rFonts w:ascii="Times New Roman" w:hAnsi="Times New Roman" w:cs="Times New Roman"/>
+          <w:sz w:val="28"/>
+          <w:szCs w:val="28"/>
+          <w:lang w:val="en-US"/>
+        </w:rPr>
+      </w:r>
+      <w:r>
+        <w:rPr>
+          <w:rFonts w:ascii="Times New Roman" w:hAnsi="Times New Roman" w:cs="Times New Roman"/>
+          <w:sz w:val="28"/>
+          <w:szCs w:val="28"/>
+          <w:lang w:val="en-US"/>
+        </w:rPr>
+        <w:fldChar w:fldCharType="separate"/>
+      </w:r>
+      <w:r>
+        <w:rPr>
+          <w:lang w:val="en-US"/>
+        </w:rPr>
+        <w:t xml:space="preserve">Table </w:t>
+      </w:r>
+      <w:r>
+        <w:rPr>
+          <w:noProof/>
+          <w:lang w:val="en-US"/>
+        </w:rPr>
+        <w:t>1</w:t>
+      </w:r>
+      <w:r>
+        <w:rPr>
+          <w:rFonts w:ascii="Times New Roman" w:hAnsi="Times New Roman" w:cs="Times New Roman"/>
+          <w:sz w:val="28"/>
+          <w:szCs w:val="28"/>
+          <w:lang w:val="en-US"/>
+        </w:rPr>
+        <w:fldChar w:fldCharType="end"/>
+      </w:r>
+      <w:r>
+        <w:rPr>
+          <w:rFonts w:ascii="Times New Roman" w:hAnsi="Times New Roman" w:cs="Times New Roman"/>
+          <w:sz w:val="28"/>
+          <w:szCs w:val="28"/>
+          <w:lang w:val="en-US"/>
+        </w:rPr>
+        <w:t>: Comparison of LIME and SHAP. Higher values indicate more strength in each category. LIME excels at fast local explanations while SHAP oﬀers axiomatic guarantees and global consistency.</w:t>
+      </w:r>
+    </w:p>
+    <w:p>
+      <w:pPr>
+        <w:spacing w:line="360" w:lineRule="auto"/>
+        <w:jc w:val="both"/>
+        <w:rPr>
+          <w:rFonts w:ascii="Times New Roman" w:hAnsi="Times New Roman" w:cs="Times New Roman"/>
+          <w:sz w:val="28"/>
+          <w:szCs w:val="28"/>
+        </w:rPr>
+      </w:pPr>
+    </w:p>
+    <w:p>
+      <w:pPr>
+        <w:spacing w:line="360" w:lineRule="auto"/>
+        <w:jc w:val="both"/>
+        <w:rPr>
+          <w:rFonts w:ascii="Times New Roman" w:hAnsi="Times New Roman" w:cs="Times New Roman"/>
+          <w:sz w:val="28"/>
+          <w:szCs w:val="28"/>
+        </w:rPr>
+      </w:pPr>
+    </w:p>
+    <w:p>
+      <w:pPr>
+        <w:pStyle w:val="ae"/>
+        <w:keepNext/>
+      </w:pPr>
+      <w:bookmarkStart w:id="17" w:name="_Ref230048027"/>
+      <w:proofErr w:type="spellStart"/>
+      <w:r>
         <w:lastRenderedPageBreak/>
-        <w:t>contribution of each feature to the prediction across all possible coalitions of features. The framework identiﬁes a class of additive feature importance measures and proves that Shapley values uniquely satisfy desirable properties such as local accuracy, missingness and consistency. SHAP uniﬁes several existing explanation methods (including LIME) and oﬀers both global and local explanations. Unlike LIME, SHAP has axiomatic guarantees but computing exact Shapley values is intractable for high-dimensional inputs.</w:t>
-      </w:r>
-    </w:p>
-    <w:p>
-      <w:pPr>
-        <w:spacing w:line="360" w:lineRule="auto"/>
-        <w:jc w:val="both"/>
-        <w:rPr>
-          <w:rFonts w:ascii="Times New Roman" w:hAnsi="Times New Roman" w:cs="Times New Roman"/>
-          <w:sz w:val="28"/>
-          <w:szCs w:val="28"/>
-          <w:lang w:val="en-US"/>
-        </w:rPr>
-      </w:pPr>
-      <w:r>
-        <w:rPr>
-          <w:rFonts w:ascii="Times New Roman" w:hAnsi="Times New Roman" w:cs="Times New Roman"/>
-          <w:sz w:val="28"/>
-          <w:szCs w:val="28"/>
-          <w:lang w:val="en-US"/>
-        </w:rPr>
-        <w:t>Table 1: Comparison of LIME and SHAP. Higher values indicate more strength in each category. LIME excels at fast local explanations while SHAP oﬀers axiomatic guarantees and global consistency.</w:t>
-      </w:r>
-    </w:p>
-    <w:p>
-      <w:pPr>
-        <w:rPr>
-          <w:rFonts w:ascii="Times New Roman" w:hAnsi="Times New Roman" w:cs="Times New Roman"/>
-          <w:sz w:val="28"/>
-          <w:szCs w:val="28"/>
-          <w:lang w:val="en-US"/>
-        </w:rPr>
-      </w:pPr>
-      <w:r>
-        <w:rPr>
-          <w:rFonts w:ascii="Times New Roman" w:hAnsi="Times New Roman" w:cs="Times New Roman"/>
-          <w:sz w:val="28"/>
-          <w:szCs w:val="28"/>
-          <w:lang w:val="en-US"/>
-        </w:rPr>
-        <w:br w:type="page"/>
-      </w:r>
-    </w:p>
-    <w:p>
-      <w:pPr>
-        <w:spacing w:line="360" w:lineRule="auto"/>
-        <w:jc w:val="both"/>
-        <w:rPr>
-          <w:rFonts w:ascii="Times New Roman" w:hAnsi="Times New Roman" w:cs="Times New Roman"/>
-          <w:sz w:val="28"/>
-          <w:szCs w:val="28"/>
-          <w:lang w:val="en-US"/>
-        </w:rPr>
-      </w:pPr>
+        <w:t>Table</w:t>
+      </w:r>
+      <w:proofErr w:type="spellEnd"/>
+      <w:r>
+        <w:t xml:space="preserve"> </w:t>
+      </w:r>
+      <w:r>
+        <w:fldChar w:fldCharType="begin"/>
+      </w:r>
+      <w:r>
+        <w:instrText xml:space="preserve"> SEQ Table \* ARABIC </w:instrText>
+      </w:r>
+      <w:r>
+        <w:fldChar w:fldCharType="separate"/>
+      </w:r>
+      <w:r>
+        <w:rPr>
+          <w:noProof/>
+        </w:rPr>
+        <w:t>1</w:t>
+      </w:r>
+      <w:r>
+        <w:fldChar w:fldCharType="end"/>
+      </w:r>
+      <w:bookmarkEnd w:id="17"/>
     </w:p>
     <w:tbl>
       <w:tblPr>
+        <w:tblpPr w:leftFromText="180" w:rightFromText="180" w:vertAnchor="text" w:horzAnchor="margin" w:tblpY="578"/>
         <w:tblW w:w="10053" w:type="dxa"/>
         <w:tblLook w:val="04A0" w:firstRow="1" w:lastRow="0" w:firstColumn="1" w:lastColumn="0" w:noHBand="0" w:noVBand="1"/>
       </w:tblPr>
@@ -8657,6 +10170,7 @@
                 <w:lang w:val="en-US"/>
               </w:rPr>
             </w:pPr>
+            <w:proofErr w:type="spellStart"/>
             <w:r>
               <w:rPr>
                 <w:rFonts w:ascii="Times New Roman" w:hAnsi="Times New Roman" w:cs="Times New Roman"/>
@@ -8664,6 +10178,7 @@
               </w:rPr>
               <w:t>Visualisation</w:t>
             </w:r>
+            <w:proofErr w:type="spellEnd"/>
           </w:p>
         </w:tc>
         <w:tc>
@@ -8687,12 +10202,21 @@
                 <w:lang w:val="en-US"/>
               </w:rPr>
             </w:pPr>
+            <w:proofErr w:type="spellStart"/>
             <w:r>
               <w:rPr>
                 <w:rFonts w:ascii="Times New Roman" w:hAnsi="Times New Roman" w:cs="Times New Roman"/>
                 <w:lang w:val="en-US"/>
               </w:rPr>
-              <w:t>Colour-coded tokens, bar charts</w:t>
+              <w:t>Colour</w:t>
+            </w:r>
+            <w:proofErr w:type="spellEnd"/>
+            <w:r>
+              <w:rPr>
+                <w:rFonts w:ascii="Times New Roman" w:hAnsi="Times New Roman" w:cs="Times New Roman"/>
+                <w:lang w:val="en-US"/>
+              </w:rPr>
+              <w:t>-coded tokens, bar charts</w:t>
             </w:r>
           </w:p>
         </w:tc>
@@ -8921,9 +10445,16 @@
     <w:p>
       <w:pPr>
         <w:keepNext/>
-        <w:spacing w:line="360" w:lineRule="auto"/>
-        <w:jc w:val="both"/>
-      </w:pPr>
+      </w:pPr>
+      <w:r>
+        <w:rPr>
+          <w:rFonts w:ascii="Times New Roman" w:hAnsi="Times New Roman" w:cs="Times New Roman"/>
+          <w:sz w:val="28"/>
+          <w:szCs w:val="28"/>
+          <w:lang w:val="en-US"/>
+        </w:rPr>
+        <w:br w:type="page"/>
+      </w:r>
       <w:r>
         <w:rPr>
           <w:rFonts w:ascii="Times New Roman" w:hAnsi="Times New Roman" w:cs="Times New Roman"/>
@@ -8932,8 +10463,9 @@
           <w:szCs w:val="28"/>
           <w:lang w:val="en-US"/>
         </w:rPr>
+        <w:lastRenderedPageBreak/>
         <w:drawing>
-          <wp:inline distT="0" distB="0" distL="0" distR="0" wp14:anchorId="5DB8A20F" wp14:editId="570F6425">
+          <wp:inline distT="0" distB="0" distL="0" distR="0" wp14:anchorId="69912870" wp14:editId="00C93FCF">
             <wp:extent cx="5585460" cy="3745930"/>
             <wp:effectExtent l="0" t="0" r="0" b="6985"/>
             <wp:docPr id="1863132394" name="Рисунок 1"/>
@@ -8972,11 +10504,14 @@
     <w:p>
       <w:pPr>
         <w:pStyle w:val="ae"/>
-        <w:jc w:val="both"/>
-        <w:rPr>
-          <w:lang w:val="en-US"/>
-        </w:rPr>
-      </w:pPr>
+        <w:rPr>
+          <w:rFonts w:ascii="Times New Roman" w:hAnsi="Times New Roman" w:cs="Times New Roman"/>
+          <w:sz w:val="28"/>
+          <w:szCs w:val="28"/>
+          <w:lang w:val="en-US"/>
+        </w:rPr>
+      </w:pPr>
+      <w:bookmarkStart w:id="18" w:name="_Ref230048070"/>
       <w:r>
         <w:rPr>
           <w:lang w:val="en-US"/>
@@ -9005,24 +10540,85 @@
       <w:r>
         <w:fldChar w:fldCharType="end"/>
       </w:r>
-    </w:p>
-    <w:p>
-      <w:pPr>
-        <w:rPr>
-          <w:rFonts w:ascii="Times New Roman" w:hAnsi="Times New Roman" w:cs="Times New Roman"/>
-          <w:sz w:val="28"/>
-          <w:szCs w:val="28"/>
-          <w:lang w:val="en-US"/>
-        </w:rPr>
-      </w:pPr>
-      <w:r>
-        <w:rPr>
-          <w:rFonts w:ascii="Times New Roman" w:hAnsi="Times New Roman" w:cs="Times New Roman"/>
-          <w:sz w:val="28"/>
-          <w:szCs w:val="28"/>
-          <w:lang w:val="en-US"/>
-        </w:rPr>
-        <w:t>Figure 7</w:t>
+      <w:bookmarkEnd w:id="18"/>
+    </w:p>
+    <w:p>
+      <w:pPr>
+        <w:rPr>
+          <w:rFonts w:ascii="Times New Roman" w:hAnsi="Times New Roman" w:cs="Times New Roman"/>
+          <w:sz w:val="28"/>
+          <w:szCs w:val="28"/>
+          <w:lang w:val="en-US"/>
+        </w:rPr>
+      </w:pPr>
+      <w:r>
+        <w:rPr>
+          <w:rFonts w:ascii="Times New Roman" w:hAnsi="Times New Roman" w:cs="Times New Roman"/>
+          <w:sz w:val="28"/>
+          <w:szCs w:val="28"/>
+          <w:lang w:val="en-US"/>
+        </w:rPr>
+        <w:fldChar w:fldCharType="begin"/>
+      </w:r>
+      <w:r>
+        <w:rPr>
+          <w:rFonts w:ascii="Times New Roman" w:hAnsi="Times New Roman" w:cs="Times New Roman"/>
+          <w:sz w:val="28"/>
+          <w:szCs w:val="28"/>
+          <w:lang w:val="en-US"/>
+        </w:rPr>
+        <w:instrText xml:space="preserve"> REF _Ref230048070 \h </w:instrText>
+      </w:r>
+      <w:r>
+        <w:rPr>
+          <w:rFonts w:ascii="Times New Roman" w:hAnsi="Times New Roman" w:cs="Times New Roman"/>
+          <w:sz w:val="28"/>
+          <w:szCs w:val="28"/>
+          <w:lang w:val="en-US"/>
+        </w:rPr>
+      </w:r>
+      <w:r>
+        <w:rPr>
+          <w:rFonts w:ascii="Times New Roman" w:hAnsi="Times New Roman" w:cs="Times New Roman"/>
+          <w:sz w:val="28"/>
+          <w:szCs w:val="28"/>
+          <w:lang w:val="en-US"/>
+        </w:rPr>
+        <w:fldChar w:fldCharType="separate"/>
+      </w:r>
+      <w:r>
+        <w:rPr>
+          <w:lang w:val="en-US"/>
+        </w:rPr>
+        <w:t>Figu</w:t>
+      </w:r>
+      <w:r>
+        <w:rPr>
+          <w:lang w:val="en-US"/>
+        </w:rPr>
+        <w:t>r</w:t>
+      </w:r>
+      <w:r>
+        <w:rPr>
+          <w:lang w:val="en-US"/>
+        </w:rPr>
+        <w:t xml:space="preserve">e </w:t>
+      </w:r>
+      <w:r>
+        <w:rPr>
+          <w:noProof/>
+          <w:lang w:val="en-US"/>
+        </w:rPr>
+        <w:t>7</w:t>
+      </w:r>
+      <w:r>
+        <w:rPr>
+          <w:rFonts w:ascii="Times New Roman" w:hAnsi="Times New Roman" w:cs="Times New Roman"/>
+          <w:sz w:val="28"/>
+          <w:szCs w:val="28"/>
+          <w:lang w:val="en-US"/>
+        </w:rPr>
+        <w:fldChar w:fldCharType="end"/>
       </w:r>
       <w:r>
         <w:rPr>
@@ -9049,7 +10645,27 @@
           <w:szCs w:val="28"/>
           <w:lang w:val="en-US"/>
         </w:rPr>
-        <w:t>Relative strengths of LIME and SHAP across four dimensions. Values are nor-malised to [0, 1]; larger bars indicate stronger performance.</w:t>
+        <w:t>Relative strengths of LIME and SHAP across four dimensions. Values are nor-</w:t>
+      </w:r>
+      <w:proofErr w:type="spellStart"/>
+      <w:r>
+        <w:rPr>
+          <w:rFonts w:ascii="Times New Roman" w:hAnsi="Times New Roman" w:cs="Times New Roman"/>
+          <w:sz w:val="28"/>
+          <w:szCs w:val="28"/>
+          <w:lang w:val="en-US"/>
+        </w:rPr>
+        <w:t>malised</w:t>
+      </w:r>
+      <w:proofErr w:type="spellEnd"/>
+      <w:r>
+        <w:rPr>
+          <w:rFonts w:ascii="Times New Roman" w:hAnsi="Times New Roman" w:cs="Times New Roman"/>
+          <w:sz w:val="28"/>
+          <w:szCs w:val="28"/>
+          <w:lang w:val="en-US"/>
+        </w:rPr>
+        <w:t xml:space="preserve"> to [0, 1]; larger bars indicate stronger performance.</w:t>
       </w:r>
     </w:p>
     <w:p>
@@ -9065,7 +10681,7 @@
           <w:lang w:val="en-US" w:eastAsia="ru-RU"/>
         </w:rPr>
       </w:pPr>
-      <w:bookmarkStart w:id="17" w:name="_Toc230023438"/>
+      <w:bookmarkStart w:id="19" w:name="_Toc230048414"/>
       <w:r>
         <w:rPr>
           <w:rFonts w:ascii="Times New Roman" w:eastAsia="Arial" w:hAnsi="Times New Roman" w:cs="Times New Roman"/>
@@ -9114,7 +10730,7 @@
         </w:rPr>
         <w:t xml:space="preserve"> Research Gap</w:t>
       </w:r>
-      <w:bookmarkEnd w:id="17"/>
+      <w:bookmarkEnd w:id="19"/>
     </w:p>
     <w:p>
       <w:pPr>
@@ -9134,7 +10750,70 @@
           <w:szCs w:val="28"/>
           <w:lang w:val="en-US"/>
         </w:rPr>
-        <w:t xml:space="preserve">Although transformer-based models have achieved strong performance in emotion detection tasks, many existing studies rely on large-scale benchmark datasets and </w:t>
+        <w:t>Although transformer-based models have achieved strong performance in emotion detection tasks, many existing studies rely on large-scale benchmark datasets and complex multi-label architectures. In practice, however, real-world applications often involve smaller, domain-specific datasets with limited annotations.</w:t>
+      </w:r>
+    </w:p>
+    <w:p>
+      <w:pPr>
+        <w:spacing w:line="360" w:lineRule="auto"/>
+        <w:jc w:val="both"/>
+        <w:rPr>
+          <w:rFonts w:ascii="Times New Roman" w:hAnsi="Times New Roman" w:cs="Times New Roman"/>
+          <w:sz w:val="28"/>
+          <w:szCs w:val="28"/>
+          <w:lang w:val="en-US"/>
+        </w:rPr>
+      </w:pPr>
+      <w:r>
+        <w:rPr>
+          <w:rFonts w:ascii="Times New Roman" w:hAnsi="Times New Roman" w:cs="Times New Roman"/>
+          <w:sz w:val="28"/>
+          <w:szCs w:val="28"/>
+          <w:lang w:val="en-US"/>
+        </w:rPr>
+        <w:t>Furthermore, while multi-label approaches provide a more realistic representation of emotional expression, they require more complex annotation procedures and model configurations. This creates a trade-off between model expressiveness and practical feasibility.</w:t>
+      </w:r>
+    </w:p>
+    <w:p>
+      <w:pPr>
+        <w:spacing w:line="360" w:lineRule="auto"/>
+        <w:jc w:val="both"/>
+        <w:rPr>
+          <w:rFonts w:ascii="Times New Roman" w:hAnsi="Times New Roman" w:cs="Times New Roman"/>
+          <w:sz w:val="28"/>
+          <w:szCs w:val="28"/>
+          <w:lang w:val="en-US"/>
+        </w:rPr>
+      </w:pPr>
+      <w:r>
+        <w:rPr>
+          <w:rFonts w:ascii="Times New Roman" w:hAnsi="Times New Roman" w:cs="Times New Roman"/>
+          <w:sz w:val="28"/>
+          <w:szCs w:val="28"/>
+          <w:lang w:val="en-US"/>
+        </w:rPr>
+        <w:t>In addition, sports-related social media data, particularly in niche domains such as volleyball, remains underexplored in existing research.</w:t>
+      </w:r>
+    </w:p>
+    <w:p>
+      <w:pPr>
+        <w:spacing w:line="360" w:lineRule="auto"/>
+        <w:jc w:val="both"/>
+        <w:rPr>
+          <w:rFonts w:ascii="Times New Roman" w:hAnsi="Times New Roman" w:cs="Times New Roman"/>
+          <w:sz w:val="28"/>
+          <w:szCs w:val="28"/>
+          <w:lang w:val="en-US"/>
+        </w:rPr>
+      </w:pPr>
+      <w:r>
+        <w:rPr>
+          <w:rFonts w:ascii="Times New Roman" w:hAnsi="Times New Roman" w:cs="Times New Roman"/>
+          <w:sz w:val="28"/>
+          <w:szCs w:val="28"/>
+          <w:lang w:val="en-US"/>
+        </w:rPr>
+        <w:t xml:space="preserve">This study addresses these gaps by focusing on a moderate-sized, domain-specific dataset of volleyball-related tweets and evaluating the effectiveness of a fine-tuned </w:t>
       </w:r>
       <w:r>
         <w:rPr>
@@ -9144,70 +10823,7 @@
           <w:lang w:val="en-US"/>
         </w:rPr>
         <w:lastRenderedPageBreak/>
-        <w:t>complex multi-label architectures. In practice, however, real-world applications often involve smaller, domain-specific datasets with limited annotations.</w:t>
-      </w:r>
-    </w:p>
-    <w:p>
-      <w:pPr>
-        <w:spacing w:line="360" w:lineRule="auto"/>
-        <w:jc w:val="both"/>
-        <w:rPr>
-          <w:rFonts w:ascii="Times New Roman" w:hAnsi="Times New Roman" w:cs="Times New Roman"/>
-          <w:sz w:val="28"/>
-          <w:szCs w:val="28"/>
-          <w:lang w:val="en-US"/>
-        </w:rPr>
-      </w:pPr>
-      <w:r>
-        <w:rPr>
-          <w:rFonts w:ascii="Times New Roman" w:hAnsi="Times New Roman" w:cs="Times New Roman"/>
-          <w:sz w:val="28"/>
-          <w:szCs w:val="28"/>
-          <w:lang w:val="en-US"/>
-        </w:rPr>
-        <w:t>Furthermore, while multi-label approaches provide a more realistic representation of emotional expression, they require more complex annotation procedures and model configurations. This creates a trade-off between model expressiveness and practical feasibility.</w:t>
-      </w:r>
-    </w:p>
-    <w:p>
-      <w:pPr>
-        <w:spacing w:line="360" w:lineRule="auto"/>
-        <w:jc w:val="both"/>
-        <w:rPr>
-          <w:rFonts w:ascii="Times New Roman" w:hAnsi="Times New Roman" w:cs="Times New Roman"/>
-          <w:sz w:val="28"/>
-          <w:szCs w:val="28"/>
-          <w:lang w:val="en-US"/>
-        </w:rPr>
-      </w:pPr>
-      <w:r>
-        <w:rPr>
-          <w:rFonts w:ascii="Times New Roman" w:hAnsi="Times New Roman" w:cs="Times New Roman"/>
-          <w:sz w:val="28"/>
-          <w:szCs w:val="28"/>
-          <w:lang w:val="en-US"/>
-        </w:rPr>
-        <w:t>In addition, sports-related social media data, particularly in niche domains such as volleyball, remains underexplored in existing research.</w:t>
-      </w:r>
-    </w:p>
-    <w:p>
-      <w:pPr>
-        <w:spacing w:line="360" w:lineRule="auto"/>
-        <w:jc w:val="both"/>
-        <w:rPr>
-          <w:rFonts w:ascii="Times New Roman" w:hAnsi="Times New Roman" w:cs="Times New Roman"/>
-          <w:sz w:val="28"/>
-          <w:szCs w:val="28"/>
-          <w:lang w:val="en-US"/>
-        </w:rPr>
-      </w:pPr>
-      <w:r>
-        <w:rPr>
-          <w:rFonts w:ascii="Times New Roman" w:hAnsi="Times New Roman" w:cs="Times New Roman"/>
-          <w:sz w:val="28"/>
-          <w:szCs w:val="28"/>
-          <w:lang w:val="en-US"/>
-        </w:rPr>
-        <w:t>This study addresses these gaps by focusing on a moderate-sized, domain-specific dataset of volleyball-related tweets and evaluating the effectiveness of a fine-tuned BERT model using a single-label classification approach. The work aims to provide a balance between model performance and practical applicability.</w:t>
+        <w:t>BERT model using a single-label classification approach. The work aims to provide a balance between model performance and practical applicability.</w:t>
       </w:r>
     </w:p>
     <w:p>
@@ -9266,7 +10882,7 @@
           <w:lang w:val="en-US" w:eastAsia="ru-RU"/>
         </w:rPr>
       </w:pPr>
-      <w:bookmarkStart w:id="18" w:name="_Toc230023439"/>
+      <w:bookmarkStart w:id="20" w:name="_Toc230048415"/>
       <w:r>
         <w:rPr>
           <w:rFonts w:ascii="Times New Roman" w:eastAsia="Arial" w:hAnsi="Times New Roman" w:cs="Times New Roman"/>
@@ -9279,7 +10895,7 @@
         </w:rPr>
         <w:t>3. Data Description</w:t>
       </w:r>
-      <w:bookmarkEnd w:id="18"/>
+      <w:bookmarkEnd w:id="20"/>
     </w:p>
     <w:p>
       <w:pPr>
@@ -9294,7 +10910,7 @@
           <w:lang w:val="en-US" w:eastAsia="ru-RU"/>
         </w:rPr>
       </w:pPr>
-      <w:bookmarkStart w:id="19" w:name="_Toc230023440"/>
+      <w:bookmarkStart w:id="21" w:name="_Toc230048416"/>
       <w:r>
         <w:rPr>
           <w:rFonts w:ascii="Times New Roman" w:eastAsia="Arial" w:hAnsi="Times New Roman" w:cs="Times New Roman"/>
@@ -9307,7 +10923,7 @@
         </w:rPr>
         <w:t>3.1 Data Source and Annotation</w:t>
       </w:r>
-      <w:bookmarkEnd w:id="19"/>
+      <w:bookmarkEnd w:id="21"/>
     </w:p>
     <w:p>
       <w:pPr>
@@ -9327,8 +10943,41 @@
           <w:szCs w:val="28"/>
           <w:lang w:val="en-US"/>
         </w:rPr>
-        <w:t xml:space="preserve">The dataset was collected from Twitter (now rebranded as X) using an automated web scraping approach. Due to the limitations of the official API, particularly its restrictions on large-scale historical data access, a browser automation framework </w:t>
-      </w:r>
+        <w:t>The dataset was collected from Twitter (now rebranded as X) using an automated web scraping approach. Due to the limitations of the official API, particularly its restrictions on large-scale historical data access, a browser automation framework (Selenium) was employed. This allowed flexible querying, filtering, and extraction of publicly available tweets directly from the platform interface.</w:t>
+      </w:r>
+    </w:p>
+    <w:p>
+      <w:pPr>
+        <w:spacing w:line="360" w:lineRule="auto"/>
+        <w:jc w:val="both"/>
+        <w:rPr>
+          <w:rFonts w:ascii="Times New Roman" w:hAnsi="Times New Roman" w:cs="Times New Roman"/>
+          <w:sz w:val="28"/>
+          <w:szCs w:val="28"/>
+          <w:lang w:val="en-US"/>
+        </w:rPr>
+      </w:pPr>
+      <w:r>
+        <w:rPr>
+          <w:rFonts w:ascii="Times New Roman" w:hAnsi="Times New Roman" w:cs="Times New Roman"/>
+          <w:sz w:val="28"/>
+          <w:szCs w:val="28"/>
+          <w:lang w:val="en-US"/>
+        </w:rPr>
+        <w:t>The data collection process was focused on volleyball-related content. To ensure comprehensive coverage of the domain, a carefully designed set of keywords was used. These included general terms (e.g., “volleyball”, “beach volleyball”), competition-specific expressions such as “FIVB” and “Volleyball Nations League”, as well as player names and sport-specific actions like “spike”, “block”, and “serve”. In addition, emotion-oriented phrases (e.g., “volleyball victory”, “lost volleyball match”, “amazing volleyball play”) were included to capture a wide range of affective expressions.</w:t>
+      </w:r>
+    </w:p>
+    <w:p>
+      <w:pPr>
+        <w:spacing w:line="360" w:lineRule="auto"/>
+        <w:jc w:val="both"/>
+        <w:rPr>
+          <w:rFonts w:ascii="Times New Roman" w:hAnsi="Times New Roman" w:cs="Times New Roman"/>
+          <w:sz w:val="28"/>
+          <w:szCs w:val="28"/>
+          <w:lang w:val="en-US"/>
+        </w:rPr>
+      </w:pPr>
       <w:r>
         <w:rPr>
           <w:rFonts w:ascii="Times New Roman" w:hAnsi="Times New Roman" w:cs="Times New Roman"/>
@@ -9337,7 +10986,7 @@
           <w:lang w:val="en-US"/>
         </w:rPr>
         <w:lastRenderedPageBreak/>
-        <w:t>(Selenium) was employed. This allowed flexible querying, filtering, and extraction of publicly available tweets directly from the platform interface.</w:t>
+        <w:t>To increase temporal diversity, tweets were collected over an approximate two-year period. This ensured representation of different competitive seasons, international tournaments, and regular matches, thereby capturing both high-stakes and everyday emotional reactions.</w:t>
       </w:r>
     </w:p>
     <w:p>
@@ -9358,7 +11007,7 @@
           <w:szCs w:val="28"/>
           <w:lang w:val="en-US"/>
         </w:rPr>
-        <w:t>The data collection process was focused on volleyball-related content. To ensure comprehensive coverage of the domain, a carefully designed set of keywords was used. These included general terms (e.g., “volleyball”, “beach volleyball”), competition-specific expressions such as “FIVB” and “Volleyball Nations League”, as well as player names and sport-specific actions like “spike”, “block”, and “serve”. In addition, emotion-oriented phrases (e.g., “volleyball victory”, “lost volleyball match”, “amazing volleyball play”) were included to capture a wide range of affective expressions.</w:t>
+        <w:t>Only English-language tweets were retained using a character-based filtering approach. Retweets, advertisements, promotional content, and off-topic posts were removed. During scraping, iterative scrolling and dynamic page loading were applied to retrieve content, while only the textual component of each tweet was stored.</w:t>
       </w:r>
     </w:p>
     <w:p>
@@ -9379,7 +11028,7 @@
           <w:szCs w:val="28"/>
           <w:lang w:val="en-US"/>
         </w:rPr>
-        <w:t>To increase temporal diversity, tweets were collected over an approximate two-year period. This ensured representation of different competitive seasons, international tournaments, and regular matches, thereby capturing both high-stakes and everyday emotional reactions.</w:t>
+        <w:t>The initial dataset contained approximately 17,000 raw tweets. A multi-stage cleaning pipeline was then applied, including duplicate removal, filtering of empty or link-only posts, and text normalization (removal of URLs, excessive punctuation, and non-textual symbols). After preprocessing, the final dataset consisted of approximately 8,700 high-quality tweets.</w:t>
       </w:r>
     </w:p>
     <w:p>
@@ -9400,59 +11049,7 @@
           <w:szCs w:val="28"/>
           <w:lang w:val="en-US"/>
         </w:rPr>
-        <w:t>Only English-language tweets were retained using a character-based filtering approach. Retweets, advertisements, promotional content, and off-topic posts were removed. During scraping, iterative scrolling and dynamic page loading were applied to retrieve content, while only the textual component of each tweet was stored.</w:t>
-      </w:r>
-    </w:p>
-    <w:p>
-      <w:pPr>
-        <w:spacing w:line="360" w:lineRule="auto"/>
-        <w:jc w:val="both"/>
-        <w:rPr>
-          <w:rFonts w:ascii="Times New Roman" w:hAnsi="Times New Roman" w:cs="Times New Roman"/>
-          <w:sz w:val="28"/>
-          <w:szCs w:val="28"/>
-          <w:lang w:val="en-US"/>
-        </w:rPr>
-      </w:pPr>
-      <w:r>
-        <w:rPr>
-          <w:rFonts w:ascii="Times New Roman" w:hAnsi="Times New Roman" w:cs="Times New Roman"/>
-          <w:sz w:val="28"/>
-          <w:szCs w:val="28"/>
-          <w:lang w:val="en-US"/>
-        </w:rPr>
-        <w:t>The initial dataset contained approximately 17,000 raw tweets. A multi-stage cleaning pipeline was then applied, including duplicate removal, filtering of empty or link-only posts, and text normalization (removal of URLs, excessive punctuation, and non-textual symbols). After preprocessing, the final dataset consisted of approximately 8,700 high-quality tweets.</w:t>
-      </w:r>
-    </w:p>
-    <w:p>
-      <w:pPr>
-        <w:spacing w:line="360" w:lineRule="auto"/>
-        <w:jc w:val="both"/>
-        <w:rPr>
-          <w:rFonts w:ascii="Times New Roman" w:hAnsi="Times New Roman" w:cs="Times New Roman"/>
-          <w:sz w:val="28"/>
-          <w:szCs w:val="28"/>
-          <w:lang w:val="en-US"/>
-        </w:rPr>
-      </w:pPr>
-      <w:r>
-        <w:rPr>
-          <w:rFonts w:ascii="Times New Roman" w:hAnsi="Times New Roman" w:cs="Times New Roman"/>
-          <w:sz w:val="28"/>
-          <w:szCs w:val="28"/>
-          <w:lang w:val="en-US"/>
-        </w:rPr>
-        <w:t xml:space="preserve">For annotation, a hybrid labeling strategy was used. A small subset of tweets was manually labeled to establish ground-truth examples. These annotations were then used to guide a Large Language Model (GPT-based system), which classified the </w:t>
-      </w:r>
-      <w:r>
-        <w:rPr>
-          <w:rFonts w:ascii="Times New Roman" w:hAnsi="Times New Roman" w:cs="Times New Roman"/>
-          <w:sz w:val="28"/>
-          <w:szCs w:val="28"/>
-          <w:lang w:val="en-US"/>
-        </w:rPr>
-        <w:lastRenderedPageBreak/>
-        <w:t>remaining tweets based on contextual and semantic understanding. This approach ensured scalability while maintaining consistency with human judgments.</w:t>
+        <w:t>For annotation, a hybrid labeling strategy was used. A small subset of tweets was manually labeled to establish ground-truth examples. These annotations were then used to guide a Large Language Model (GPT-based system), which classified the remaining tweets based on contextual and semantic understanding. This approach ensured scalability while maintaining consistency with human judgments.</w:t>
       </w:r>
     </w:p>
     <w:p>
@@ -9468,7 +11065,7 @@
           <w:lang w:val="en-US" w:eastAsia="ru-RU"/>
         </w:rPr>
       </w:pPr>
-      <w:bookmarkStart w:id="20" w:name="_Toc230023441"/>
+      <w:bookmarkStart w:id="22" w:name="_Toc230048417"/>
       <w:r>
         <w:rPr>
           <w:rFonts w:ascii="Times New Roman" w:eastAsia="Arial" w:hAnsi="Times New Roman" w:cs="Times New Roman"/>
@@ -9481,7 +11078,7 @@
         </w:rPr>
         <w:t>3.2 Dataset Description</w:t>
       </w:r>
-      <w:bookmarkEnd w:id="20"/>
+      <w:bookmarkEnd w:id="22"/>
     </w:p>
     <w:p>
       <w:pPr>
@@ -9522,7 +11119,49 @@
           <w:szCs w:val="28"/>
           <w:lang w:val="en-US"/>
         </w:rPr>
-        <w:t>From a methodological perspective, the dataset can be considered moderately sized. While large-scale deep learning models are typically trained on millions of samples, smaller datasets remain common in domain-specific research, particularly when manual annotation is required. In this case, the dataset size is sufficient for fine-tuning transformer-based models such as BERT, which leverage pre-trained linguistic knowledge.</w:t>
+        <w:t>From a methodological perspective, the dataset can be considered moderately sized. While large-scale deep learning models are typically trained on millions of samples, smaller datasets remain common in domain-specific research, particularly when manual annotation is required. In this case, the dataset size is sufficient for fine-</w:t>
+      </w:r>
+      <w:r>
+        <w:rPr>
+          <w:rFonts w:ascii="Times New Roman" w:hAnsi="Times New Roman" w:cs="Times New Roman"/>
+          <w:sz w:val="28"/>
+          <w:szCs w:val="28"/>
+          <w:lang w:val="en-US"/>
+        </w:rPr>
+        <w:lastRenderedPageBreak/>
+        <w:t>tuning transformer-based models such as BERT, which leverage pre-trained linguistic knowledge.</w:t>
+      </w:r>
+    </w:p>
+    <w:p>
+      <w:pPr>
+        <w:pStyle w:val="ae"/>
+        <w:keepNext/>
+      </w:pPr>
+      <w:proofErr w:type="spellStart"/>
+      <w:r>
+        <w:t>Table</w:t>
+      </w:r>
+      <w:proofErr w:type="spellEnd"/>
+      <w:r>
+        <w:t xml:space="preserve"> </w:t>
+      </w:r>
+      <w:r>
+        <w:fldChar w:fldCharType="begin"/>
+      </w:r>
+      <w:r>
+        <w:instrText xml:space="preserve"> SEQ Table \* ARABIC </w:instrText>
+      </w:r>
+      <w:r>
+        <w:fldChar w:fldCharType="separate"/>
+      </w:r>
+      <w:r>
+        <w:rPr>
+          <w:noProof/>
+        </w:rPr>
+        <w:t>2</w:t>
+      </w:r>
+      <w:r>
+        <w:fldChar w:fldCharType="end"/>
       </w:r>
     </w:p>
     <w:tbl>
@@ -9548,6 +11187,7 @@
               <w:bottom w:val="single" w:sz="4" w:space="0" w:color="auto"/>
               <w:right w:val="single" w:sz="4" w:space="0" w:color="auto"/>
             </w:tcBorders>
+            <w:shd w:val="clear" w:color="auto" w:fill="D9D9D9" w:themeFill="background1" w:themeFillShade="D9"/>
             <w:noWrap/>
             <w:vAlign w:val="center"/>
             <w:hideMark/>
@@ -9555,22 +11195,15 @@
           <w:p>
             <w:pPr>
               <w:spacing w:after="0" w:line="240" w:lineRule="auto"/>
-              <w:jc w:val="both"/>
-              <w:rPr>
-                <w:rFonts w:ascii="Times New Roman" w:eastAsia="Times New Roman" w:hAnsi="Times New Roman" w:cs="Times New Roman"/>
-                <w:color w:val="000000"/>
-                <w:sz w:val="28"/>
-                <w:szCs w:val="28"/>
-                <w:lang w:eastAsia="ru-RU"/>
+              <w:rPr>
+                <w:rFonts w:ascii="Times New Roman" w:hAnsi="Times New Roman" w:cs="Times New Roman"/>
+                <w:lang w:val="en-US"/>
               </w:rPr>
             </w:pPr>
             <w:r>
               <w:rPr>
-                <w:rFonts w:ascii="Times New Roman" w:eastAsia="Times New Roman" w:hAnsi="Times New Roman" w:cs="Times New Roman"/>
-                <w:color w:val="000000"/>
-                <w:sz w:val="28"/>
-                <w:szCs w:val="28"/>
-                <w:lang w:val="en-US" w:eastAsia="ru-RU"/>
+                <w:rFonts w:ascii="Times New Roman" w:hAnsi="Times New Roman" w:cs="Times New Roman"/>
+                <w:lang w:val="en-US"/>
               </w:rPr>
               <w:t>ID</w:t>
             </w:r>
@@ -9585,6 +11218,7 @@
               <w:bottom w:val="single" w:sz="4" w:space="0" w:color="auto"/>
               <w:right w:val="single" w:sz="4" w:space="0" w:color="auto"/>
             </w:tcBorders>
+            <w:shd w:val="clear" w:color="auto" w:fill="D9D9D9" w:themeFill="background1" w:themeFillShade="D9"/>
             <w:noWrap/>
             <w:vAlign w:val="center"/>
             <w:hideMark/>
@@ -9592,24 +11226,26 @@
           <w:p>
             <w:pPr>
               <w:spacing w:after="0" w:line="240" w:lineRule="auto"/>
-              <w:jc w:val="both"/>
-              <w:rPr>
-                <w:rFonts w:ascii="Times New Roman" w:eastAsia="Times New Roman" w:hAnsi="Times New Roman" w:cs="Times New Roman"/>
-                <w:color w:val="000000"/>
-                <w:sz w:val="28"/>
-                <w:szCs w:val="28"/>
-                <w:lang w:eastAsia="ru-RU"/>
+              <w:rPr>
+                <w:rFonts w:ascii="Times New Roman" w:hAnsi="Times New Roman" w:cs="Times New Roman"/>
+                <w:lang w:val="en-US"/>
               </w:rPr>
             </w:pPr>
-            <w:r>
-              <w:rPr>
-                <w:rFonts w:ascii="Times New Roman" w:eastAsia="Times New Roman" w:hAnsi="Times New Roman" w:cs="Times New Roman"/>
-                <w:color w:val="000000"/>
-                <w:sz w:val="28"/>
-                <w:szCs w:val="28"/>
-                <w:lang w:eastAsia="ru-RU"/>
-              </w:rPr>
-              <w:t>Tweet Text</w:t>
+            <w:proofErr w:type="spellStart"/>
+            <w:r>
+              <w:rPr>
+                <w:rFonts w:ascii="Times New Roman" w:hAnsi="Times New Roman" w:cs="Times New Roman"/>
+                <w:lang w:val="en-US"/>
+              </w:rPr>
+              <w:t>Tweet</w:t>
+            </w:r>
+            <w:proofErr w:type="spellEnd"/>
+            <w:r>
+              <w:rPr>
+                <w:rFonts w:ascii="Times New Roman" w:hAnsi="Times New Roman" w:cs="Times New Roman"/>
+                <w:lang w:val="en-US"/>
+              </w:rPr>
+              <w:t xml:space="preserve"> Text</w:t>
             </w:r>
           </w:p>
         </w:tc>
@@ -9622,6 +11258,7 @@
               <w:bottom w:val="single" w:sz="4" w:space="0" w:color="auto"/>
               <w:right w:val="single" w:sz="4" w:space="0" w:color="auto"/>
             </w:tcBorders>
+            <w:shd w:val="clear" w:color="auto" w:fill="D9D9D9" w:themeFill="background1" w:themeFillShade="D9"/>
             <w:noWrap/>
             <w:vAlign w:val="center"/>
             <w:hideMark/>
@@ -9629,24 +11266,26 @@
           <w:p>
             <w:pPr>
               <w:spacing w:after="0" w:line="240" w:lineRule="auto"/>
-              <w:jc w:val="both"/>
-              <w:rPr>
-                <w:rFonts w:ascii="Times New Roman" w:eastAsia="Times New Roman" w:hAnsi="Times New Roman" w:cs="Times New Roman"/>
-                <w:color w:val="000000"/>
-                <w:sz w:val="28"/>
-                <w:szCs w:val="28"/>
-                <w:lang w:eastAsia="ru-RU"/>
+              <w:rPr>
+                <w:rFonts w:ascii="Times New Roman" w:hAnsi="Times New Roman" w:cs="Times New Roman"/>
+                <w:lang w:val="en-US"/>
               </w:rPr>
             </w:pPr>
-            <w:r>
-              <w:rPr>
-                <w:rFonts w:ascii="Times New Roman" w:eastAsia="Times New Roman" w:hAnsi="Times New Roman" w:cs="Times New Roman"/>
-                <w:color w:val="000000"/>
-                <w:sz w:val="28"/>
-                <w:szCs w:val="28"/>
-                <w:lang w:eastAsia="ru-RU"/>
-              </w:rPr>
-              <w:t>Emotion Label</w:t>
+            <w:proofErr w:type="spellStart"/>
+            <w:r>
+              <w:rPr>
+                <w:rFonts w:ascii="Times New Roman" w:hAnsi="Times New Roman" w:cs="Times New Roman"/>
+                <w:lang w:val="en-US"/>
+              </w:rPr>
+              <w:t>Emotion</w:t>
+            </w:r>
+            <w:proofErr w:type="spellEnd"/>
+            <w:r>
+              <w:rPr>
+                <w:rFonts w:ascii="Times New Roman" w:hAnsi="Times New Roman" w:cs="Times New Roman"/>
+                <w:lang w:val="en-US"/>
+              </w:rPr>
+              <w:t xml:space="preserve"> Label</w:t>
             </w:r>
           </w:p>
         </w:tc>
@@ -9750,6 +11389,7 @@
                 <w:lang w:eastAsia="ru-RU"/>
               </w:rPr>
             </w:pPr>
+            <w:proofErr w:type="spellStart"/>
             <w:r>
               <w:rPr>
                 <w:rFonts w:ascii="Times New Roman" w:eastAsia="Times New Roman" w:hAnsi="Times New Roman" w:cs="Times New Roman"/>
@@ -9760,6 +11400,7 @@
               </w:rPr>
               <w:t>happiness</w:t>
             </w:r>
+            <w:proofErr w:type="spellEnd"/>
           </w:p>
         </w:tc>
       </w:tr>
@@ -9866,6 +11507,7 @@
                 <w:lang w:eastAsia="ru-RU"/>
               </w:rPr>
             </w:pPr>
+            <w:proofErr w:type="spellStart"/>
             <w:r>
               <w:rPr>
                 <w:rFonts w:ascii="Times New Roman" w:eastAsia="Times New Roman" w:hAnsi="Times New Roman" w:cs="Times New Roman"/>
@@ -9876,6 +11518,7 @@
               </w:rPr>
               <w:t>anger</w:t>
             </w:r>
+            <w:proofErr w:type="spellEnd"/>
           </w:p>
         </w:tc>
       </w:tr>
@@ -9982,6 +11625,7 @@
                 <w:lang w:eastAsia="ru-RU"/>
               </w:rPr>
             </w:pPr>
+            <w:proofErr w:type="spellStart"/>
             <w:r>
               <w:rPr>
                 <w:rFonts w:ascii="Times New Roman" w:eastAsia="Times New Roman" w:hAnsi="Times New Roman" w:cs="Times New Roman"/>
@@ -9992,6 +11636,7 @@
               </w:rPr>
               <w:t>neutral</w:t>
             </w:r>
+            <w:proofErr w:type="spellEnd"/>
           </w:p>
         </w:tc>
       </w:tr>
@@ -10068,7 +11713,6 @@
           <w:szCs w:val="28"/>
           <w:lang w:val="en-US"/>
         </w:rPr>
-        <w:lastRenderedPageBreak/>
         <w:t>Overall, the dataset combines moderate scale, domain specificity, and informal textual style, making it suitable for studying emotion recognition in sports-related social media text.</w:t>
       </w:r>
     </w:p>
@@ -10109,7 +11753,7 @@
           <w:lang w:val="en-US" w:eastAsia="ru-RU"/>
         </w:rPr>
       </w:pPr>
-      <w:bookmarkStart w:id="21" w:name="_Toc230023442"/>
+      <w:bookmarkStart w:id="23" w:name="_Toc230048418"/>
       <w:r>
         <w:rPr>
           <w:rFonts w:ascii="Times New Roman" w:eastAsia="Arial" w:hAnsi="Times New Roman" w:cs="Times New Roman"/>
@@ -10122,7 +11766,7 @@
         </w:rPr>
         <w:t>3.3 Data Analysis</w:t>
       </w:r>
-      <w:bookmarkEnd w:id="21"/>
+      <w:bookmarkEnd w:id="23"/>
     </w:p>
     <w:p>
       <w:pPr>
@@ -10186,7 +11830,40 @@
           <w:szCs w:val="28"/>
           <w:lang w:val="en-US"/>
         </w:rPr>
+        <w:lastRenderedPageBreak/>
         <w:t>The distribution of labels is highly imbalanced. Neutral and happiness classes dominate the dataset, while emotions such as fear, disgust, and surprise are significantly underrepresented. This pattern reflects natural emotional expression in sports-related social media, where users more frequently share neutral commentary or positive reactions than rare or extreme emotional states.</w:t>
+      </w:r>
+    </w:p>
+    <w:p>
+      <w:pPr>
+        <w:pStyle w:val="ae"/>
+        <w:keepNext/>
+      </w:pPr>
+      <w:proofErr w:type="spellStart"/>
+      <w:r>
+        <w:t>Table</w:t>
+      </w:r>
+      <w:proofErr w:type="spellEnd"/>
+      <w:r>
+        <w:t xml:space="preserve"> </w:t>
+      </w:r>
+      <w:r>
+        <w:fldChar w:fldCharType="begin"/>
+      </w:r>
+      <w:r>
+        <w:instrText xml:space="preserve"> SEQ Table \* ARABIC </w:instrText>
+      </w:r>
+      <w:r>
+        <w:fldChar w:fldCharType="separate"/>
+      </w:r>
+      <w:r>
+        <w:rPr>
+          <w:noProof/>
+        </w:rPr>
+        <w:t>3</w:t>
+      </w:r>
+      <w:r>
+        <w:fldChar w:fldCharType="end"/>
       </w:r>
     </w:p>
     <w:tbl>
@@ -10197,7 +11874,7 @@
       </w:tblPr>
       <w:tblGrid>
         <w:gridCol w:w="1696"/>
-        <w:gridCol w:w="839"/>
+        <w:gridCol w:w="846"/>
       </w:tblGrid>
       <w:tr>
         <w:trPr>
@@ -10229,6 +11906,7 @@
                 <w:lang w:eastAsia="ru-RU"/>
               </w:rPr>
             </w:pPr>
+            <w:proofErr w:type="spellStart"/>
             <w:r>
               <w:rPr>
                 <w:rFonts w:ascii="Times New Roman" w:eastAsia="Times New Roman" w:hAnsi="Times New Roman" w:cs="Times New Roman"/>
@@ -10239,6 +11917,7 @@
               </w:rPr>
               <w:t>Emotion</w:t>
             </w:r>
+            <w:proofErr w:type="spellEnd"/>
           </w:p>
         </w:tc>
         <w:tc>
@@ -10267,6 +11946,7 @@
                 <w:lang w:eastAsia="ru-RU"/>
               </w:rPr>
             </w:pPr>
+            <w:proofErr w:type="spellStart"/>
             <w:r>
               <w:rPr>
                 <w:rFonts w:ascii="Times New Roman" w:eastAsia="Times New Roman" w:hAnsi="Times New Roman" w:cs="Times New Roman"/>
@@ -10277,6 +11957,7 @@
               </w:rPr>
               <w:t>count</w:t>
             </w:r>
+            <w:proofErr w:type="spellEnd"/>
           </w:p>
         </w:tc>
       </w:tr>
@@ -10309,6 +11990,7 @@
                 <w:lang w:val="en-US" w:eastAsia="ru-RU"/>
               </w:rPr>
             </w:pPr>
+            <w:proofErr w:type="spellStart"/>
             <w:r>
               <w:rPr>
                 <w:rFonts w:ascii="Times New Roman" w:eastAsia="Times New Roman" w:hAnsi="Times New Roman" w:cs="Times New Roman"/>
@@ -10319,6 +12001,7 @@
               </w:rPr>
               <w:t>Neutral</w:t>
             </w:r>
+            <w:proofErr w:type="spellEnd"/>
           </w:p>
         </w:tc>
         <w:tc>
@@ -10354,7 +12037,7 @@
                 <w:szCs w:val="28"/>
                 <w:lang w:eastAsia="ru-RU"/>
               </w:rPr>
-              <w:t>5200</w:t>
+              <w:t>5,083</w:t>
             </w:r>
           </w:p>
         </w:tc>
@@ -10388,6 +12071,7 @@
                 <w:lang w:val="en-US" w:eastAsia="ru-RU"/>
               </w:rPr>
             </w:pPr>
+            <w:proofErr w:type="spellStart"/>
             <w:r>
               <w:rPr>
                 <w:rFonts w:ascii="Times New Roman" w:eastAsia="Times New Roman" w:hAnsi="Times New Roman" w:cs="Times New Roman"/>
@@ -10398,6 +12082,7 @@
               </w:rPr>
               <w:t>Happiness</w:t>
             </w:r>
+            <w:proofErr w:type="spellEnd"/>
           </w:p>
         </w:tc>
         <w:tc>
@@ -10433,7 +12118,7 @@
                 <w:szCs w:val="28"/>
                 <w:lang w:eastAsia="ru-RU"/>
               </w:rPr>
-              <w:t>3056</w:t>
+              <w:t>3,847</w:t>
             </w:r>
           </w:p>
         </w:tc>
@@ -10467,6 +12152,7 @@
                 <w:lang w:val="en-US" w:eastAsia="ru-RU"/>
               </w:rPr>
             </w:pPr>
+            <w:proofErr w:type="spellStart"/>
             <w:r>
               <w:rPr>
                 <w:rFonts w:ascii="Times New Roman" w:eastAsia="Times New Roman" w:hAnsi="Times New Roman" w:cs="Times New Roman"/>
@@ -10477,6 +12163,7 @@
               </w:rPr>
               <w:t>Sadness</w:t>
             </w:r>
+            <w:proofErr w:type="spellEnd"/>
           </w:p>
         </w:tc>
         <w:tc>
@@ -10512,7 +12199,7 @@
                 <w:szCs w:val="28"/>
                 <w:lang w:eastAsia="ru-RU"/>
               </w:rPr>
-              <w:t>260</w:t>
+              <w:t>1122</w:t>
             </w:r>
           </w:p>
         </w:tc>
@@ -10546,6 +12233,7 @@
                 <w:lang w:val="en-US" w:eastAsia="ru-RU"/>
               </w:rPr>
             </w:pPr>
+            <w:proofErr w:type="spellStart"/>
             <w:r>
               <w:rPr>
                 <w:rFonts w:ascii="Times New Roman" w:eastAsia="Times New Roman" w:hAnsi="Times New Roman" w:cs="Times New Roman"/>
@@ -10556,6 +12244,7 @@
               </w:rPr>
               <w:t>Anger</w:t>
             </w:r>
+            <w:proofErr w:type="spellEnd"/>
           </w:p>
         </w:tc>
         <w:tc>
@@ -10591,7 +12280,7 @@
                 <w:szCs w:val="28"/>
                 <w:lang w:eastAsia="ru-RU"/>
               </w:rPr>
-              <w:t>200</w:t>
+              <w:t>1261</w:t>
             </w:r>
           </w:p>
         </w:tc>
@@ -10625,6 +12314,7 @@
                 <w:lang w:val="en-US" w:eastAsia="ru-RU"/>
               </w:rPr>
             </w:pPr>
+            <w:proofErr w:type="spellStart"/>
             <w:r>
               <w:rPr>
                 <w:rFonts w:ascii="Times New Roman" w:eastAsia="Times New Roman" w:hAnsi="Times New Roman" w:cs="Times New Roman"/>
@@ -10635,6 +12325,7 @@
               </w:rPr>
               <w:t>Fear</w:t>
             </w:r>
+            <w:proofErr w:type="spellEnd"/>
           </w:p>
         </w:tc>
         <w:tc>
@@ -10670,7 +12361,7 @@
                 <w:szCs w:val="28"/>
                 <w:lang w:eastAsia="ru-RU"/>
               </w:rPr>
-              <w:t>50</w:t>
+              <w:t>477</w:t>
             </w:r>
           </w:p>
         </w:tc>
@@ -10704,6 +12395,7 @@
                 <w:lang w:val="en-US" w:eastAsia="ru-RU"/>
               </w:rPr>
             </w:pPr>
+            <w:proofErr w:type="spellStart"/>
             <w:r>
               <w:rPr>
                 <w:rFonts w:ascii="Times New Roman" w:eastAsia="Times New Roman" w:hAnsi="Times New Roman" w:cs="Times New Roman"/>
@@ -10714,6 +12406,7 @@
               </w:rPr>
               <w:t>Surprise</w:t>
             </w:r>
+            <w:proofErr w:type="spellEnd"/>
           </w:p>
         </w:tc>
         <w:tc>
@@ -10749,7 +12442,7 @@
                 <w:szCs w:val="28"/>
                 <w:lang w:eastAsia="ru-RU"/>
               </w:rPr>
-              <w:t>31</w:t>
+              <w:t>741</w:t>
             </w:r>
           </w:p>
         </w:tc>
@@ -10783,6 +12476,7 @@
                 <w:lang w:val="en-US" w:eastAsia="ru-RU"/>
               </w:rPr>
             </w:pPr>
+            <w:proofErr w:type="spellStart"/>
             <w:r>
               <w:rPr>
                 <w:rFonts w:ascii="Times New Roman" w:eastAsia="Times New Roman" w:hAnsi="Times New Roman" w:cs="Times New Roman"/>
@@ -10793,6 +12487,7 @@
               </w:rPr>
               <w:t>Disgust</w:t>
             </w:r>
+            <w:proofErr w:type="spellEnd"/>
           </w:p>
         </w:tc>
         <w:tc>
@@ -10828,7 +12523,7 @@
                 <w:szCs w:val="28"/>
                 <w:lang w:eastAsia="ru-RU"/>
               </w:rPr>
-              <w:t>40</w:t>
+              <w:t>507</w:t>
             </w:r>
           </w:p>
         </w:tc>
@@ -10908,70 +12603,70 @@
           <w:szCs w:val="28"/>
           <w:lang w:val="en-US"/>
         </w:rPr>
+        <w:t>The dataset exhibits typical linguistic properties of social media communication. Tweets are short, informal, and often creatively structured, reflecting the conversational nature of the platform.</w:t>
+      </w:r>
+    </w:p>
+    <w:p>
+      <w:pPr>
+        <w:spacing w:line="360" w:lineRule="auto"/>
+        <w:jc w:val="both"/>
+        <w:rPr>
+          <w:rFonts w:ascii="Times New Roman" w:hAnsi="Times New Roman" w:cs="Times New Roman"/>
+          <w:sz w:val="28"/>
+          <w:szCs w:val="28"/>
+          <w:lang w:val="en-US"/>
+        </w:rPr>
+      </w:pPr>
+      <w:r>
+        <w:rPr>
+          <w:rFonts w:ascii="Times New Roman" w:hAnsi="Times New Roman" w:cs="Times New Roman"/>
+          <w:sz w:val="28"/>
+          <w:szCs w:val="28"/>
+          <w:lang w:val="en-US"/>
+        </w:rPr>
+        <w:t>Common features include slang usage, abbreviations, informal grammar, and non-standard spelling. Users often employ repeated characters, capitalization, or punctuation for emphasis and emotional intensification.</w:t>
+      </w:r>
+    </w:p>
+    <w:p>
+      <w:pPr>
+        <w:spacing w:line="360" w:lineRule="auto"/>
+        <w:jc w:val="both"/>
+        <w:rPr>
+          <w:rFonts w:ascii="Times New Roman" w:hAnsi="Times New Roman" w:cs="Times New Roman"/>
+          <w:sz w:val="28"/>
+          <w:szCs w:val="28"/>
+          <w:lang w:val="en-US"/>
+        </w:rPr>
+      </w:pPr>
+      <w:r>
+        <w:rPr>
+          <w:rFonts w:ascii="Times New Roman" w:hAnsi="Times New Roman" w:cs="Times New Roman"/>
+          <w:sz w:val="28"/>
+          <w:szCs w:val="28"/>
+          <w:lang w:val="en-US"/>
+        </w:rPr>
+        <w:t>In addition, emojis and hashtags play an important role in conveying meaning. Emojis may explicitly express emotions or reinforce textual content, while hashtags often provide contextual or thematic information.</w:t>
+      </w:r>
+    </w:p>
+    <w:p>
+      <w:pPr>
+        <w:spacing w:line="360" w:lineRule="auto"/>
+        <w:jc w:val="both"/>
+        <w:rPr>
+          <w:rFonts w:ascii="Times New Roman" w:hAnsi="Times New Roman" w:cs="Times New Roman"/>
+          <w:sz w:val="28"/>
+          <w:szCs w:val="28"/>
+          <w:lang w:val="en-US"/>
+        </w:rPr>
+      </w:pPr>
+      <w:r>
+        <w:rPr>
+          <w:rFonts w:ascii="Times New Roman" w:hAnsi="Times New Roman" w:cs="Times New Roman"/>
+          <w:sz w:val="28"/>
+          <w:szCs w:val="28"/>
+          <w:lang w:val="en-US"/>
+        </w:rPr>
         <w:lastRenderedPageBreak/>
-        <w:t>The dataset exhibits typical linguistic properties of social media communication. Tweets are short, informal, and often creatively structured, reflecting the conversational nature of the platform.</w:t>
-      </w:r>
-    </w:p>
-    <w:p>
-      <w:pPr>
-        <w:spacing w:line="360" w:lineRule="auto"/>
-        <w:jc w:val="both"/>
-        <w:rPr>
-          <w:rFonts w:ascii="Times New Roman" w:hAnsi="Times New Roman" w:cs="Times New Roman"/>
-          <w:sz w:val="28"/>
-          <w:szCs w:val="28"/>
-          <w:lang w:val="en-US"/>
-        </w:rPr>
-      </w:pPr>
-      <w:r>
-        <w:rPr>
-          <w:rFonts w:ascii="Times New Roman" w:hAnsi="Times New Roman" w:cs="Times New Roman"/>
-          <w:sz w:val="28"/>
-          <w:szCs w:val="28"/>
-          <w:lang w:val="en-US"/>
-        </w:rPr>
-        <w:t>Common features include slang usage, abbreviations, informal grammar, and non-standard spelling. Users often employ repeated characters, capitalization, or punctuation for emphasis and emotional intensification.</w:t>
-      </w:r>
-    </w:p>
-    <w:p>
-      <w:pPr>
-        <w:spacing w:line="360" w:lineRule="auto"/>
-        <w:jc w:val="both"/>
-        <w:rPr>
-          <w:rFonts w:ascii="Times New Roman" w:hAnsi="Times New Roman" w:cs="Times New Roman"/>
-          <w:sz w:val="28"/>
-          <w:szCs w:val="28"/>
-          <w:lang w:val="en-US"/>
-        </w:rPr>
-      </w:pPr>
-      <w:r>
-        <w:rPr>
-          <w:rFonts w:ascii="Times New Roman" w:hAnsi="Times New Roman" w:cs="Times New Roman"/>
-          <w:sz w:val="28"/>
-          <w:szCs w:val="28"/>
-          <w:lang w:val="en-US"/>
-        </w:rPr>
-        <w:t>In addition, emojis and hashtags play an important role in conveying meaning. Emojis may explicitly express emotions or reinforce textual content, while hashtags often provide contextual or thematic information.</w:t>
-      </w:r>
-    </w:p>
-    <w:p>
-      <w:pPr>
-        <w:spacing w:line="360" w:lineRule="auto"/>
-        <w:jc w:val="both"/>
-        <w:rPr>
-          <w:rFonts w:ascii="Times New Roman" w:hAnsi="Times New Roman" w:cs="Times New Roman"/>
-          <w:sz w:val="28"/>
-          <w:szCs w:val="28"/>
-          <w:lang w:val="en-US"/>
-        </w:rPr>
-      </w:pPr>
-      <w:r>
-        <w:rPr>
-          <w:rFonts w:ascii="Times New Roman" w:hAnsi="Times New Roman" w:cs="Times New Roman"/>
-          <w:sz w:val="28"/>
-          <w:szCs w:val="28"/>
-          <w:lang w:val="en-US"/>
-        </w:rPr>
         <w:t>These characteristics increase the complexity of automatic text processing, as standard linguistic assumptions do not always hold. However, modern transformer-based models are generally capable of capturing such contextual and informal patterns effectively.</w:t>
       </w:r>
     </w:p>
@@ -10988,7 +12683,7 @@
           <w:lang w:val="en-US" w:eastAsia="ru-RU"/>
         </w:rPr>
       </w:pPr>
-      <w:bookmarkStart w:id="22" w:name="_Toc230023443"/>
+      <w:bookmarkStart w:id="24" w:name="_Toc230048419"/>
       <w:r>
         <w:rPr>
           <w:rFonts w:ascii="Times New Roman" w:eastAsia="Arial" w:hAnsi="Times New Roman" w:cs="Times New Roman"/>
@@ -11001,7 +12696,7 @@
         </w:rPr>
         <w:t>3.4 Data Quality</w:t>
       </w:r>
-      <w:bookmarkEnd w:id="22"/>
+      <w:bookmarkEnd w:id="24"/>
     </w:p>
     <w:p>
       <w:pPr>
@@ -11084,49 +12779,49 @@
           <w:szCs w:val="28"/>
           <w:lang w:val="en-US"/>
         </w:rPr>
+        <w:t>Several challenges remain in the dataset. First, class imbalance affects model performance, particularly for minority emotions. Second, tweet length is limited, resulting in reduced contextual information for interpretation. Third, the dataset is domain-specific, focusing exclusively on volleyball-related content, which may limit cross-domain generalization.</w:t>
+      </w:r>
+    </w:p>
+    <w:p>
+      <w:pPr>
+        <w:spacing w:line="360" w:lineRule="auto"/>
+        <w:jc w:val="both"/>
+        <w:rPr>
+          <w:rFonts w:ascii="Times New Roman" w:hAnsi="Times New Roman" w:cs="Times New Roman"/>
+          <w:sz w:val="28"/>
+          <w:szCs w:val="28"/>
+          <w:lang w:val="en-US"/>
+        </w:rPr>
+      </w:pPr>
+      <w:r>
+        <w:rPr>
+          <w:rFonts w:ascii="Times New Roman" w:hAnsi="Times New Roman" w:cs="Times New Roman"/>
+          <w:sz w:val="28"/>
+          <w:szCs w:val="28"/>
+          <w:lang w:val="en-US"/>
+        </w:rPr>
+        <w:t>Finally, emotion annotation introduces a degree of subjectivity, especially in cases involving sarcasm, irony, or overlapping emotional states. This is a common limitation in supervised emotion recognition tasks and should be considered when interpreting model outcomes.</w:t>
+      </w:r>
+    </w:p>
+    <w:p>
+      <w:pPr>
+        <w:spacing w:line="360" w:lineRule="auto"/>
+        <w:jc w:val="both"/>
+        <w:rPr>
+          <w:rFonts w:ascii="Times New Roman" w:hAnsi="Times New Roman" w:cs="Times New Roman"/>
+          <w:sz w:val="28"/>
+          <w:szCs w:val="28"/>
+          <w:lang w:val="en-US"/>
+        </w:rPr>
+      </w:pPr>
+      <w:r>
+        <w:rPr>
+          <w:rFonts w:ascii="Times New Roman" w:hAnsi="Times New Roman" w:cs="Times New Roman"/>
+          <w:sz w:val="28"/>
+          <w:szCs w:val="28"/>
+          <w:lang w:val="en-US"/>
+        </w:rPr>
         <w:lastRenderedPageBreak/>
-        <w:t>Several challenges remain in the dataset. First, class imbalance affects model performance, particularly for minority emotions. Second, tweet length is limited, resulting in reduced contextual information for interpretation. Third, the dataset is domain-specific, focusing exclusively on volleyball-related content, which may limit cross-domain generalization.</w:t>
-      </w:r>
-    </w:p>
-    <w:p>
-      <w:pPr>
-        <w:spacing w:line="360" w:lineRule="auto"/>
-        <w:jc w:val="both"/>
-        <w:rPr>
-          <w:rFonts w:ascii="Times New Roman" w:hAnsi="Times New Roman" w:cs="Times New Roman"/>
-          <w:sz w:val="28"/>
-          <w:szCs w:val="28"/>
-          <w:lang w:val="en-US"/>
-        </w:rPr>
-      </w:pPr>
-      <w:r>
-        <w:rPr>
-          <w:rFonts w:ascii="Times New Roman" w:hAnsi="Times New Roman" w:cs="Times New Roman"/>
-          <w:sz w:val="28"/>
-          <w:szCs w:val="28"/>
-          <w:lang w:val="en-US"/>
-        </w:rPr>
-        <w:t>Finally, emotion annotation introduces a degree of subjectivity, especially in cases involving sarcasm, irony, or overlapping emotional states. This is a common limitation in supervised emotion recognition tasks and should be considered when interpreting model outcomes.</w:t>
-      </w:r>
-    </w:p>
-    <w:p>
-      <w:pPr>
-        <w:spacing w:line="360" w:lineRule="auto"/>
-        <w:jc w:val="both"/>
-        <w:rPr>
-          <w:rFonts w:ascii="Times New Roman" w:hAnsi="Times New Roman" w:cs="Times New Roman"/>
-          <w:sz w:val="28"/>
-          <w:szCs w:val="28"/>
-          <w:lang w:val="en-US"/>
-        </w:rPr>
-      </w:pPr>
-      <w:r>
-        <w:rPr>
-          <w:rFonts w:ascii="Times New Roman" w:hAnsi="Times New Roman" w:cs="Times New Roman"/>
-          <w:sz w:val="28"/>
-          <w:szCs w:val="28"/>
-          <w:lang w:val="en-US"/>
-        </w:rPr>
         <w:t>Overall, the dataset represents a realistic and challenging benchmark for emotion detection in sports-related social media text, combining noisy language, informal structure, and emotionally rich content.</w:t>
       </w:r>
     </w:p>
@@ -11148,7 +12843,7 @@
           <w:lang w:val="en-US" w:eastAsia="ru-RU"/>
         </w:rPr>
       </w:pPr>
-      <w:bookmarkStart w:id="23" w:name="_Toc230023444"/>
+      <w:bookmarkStart w:id="25" w:name="_Toc230048420"/>
       <w:r>
         <w:rPr>
           <w:rFonts w:ascii="Times New Roman" w:eastAsia="Arial" w:hAnsi="Times New Roman" w:cs="Times New Roman"/>
@@ -11161,7 +12856,7 @@
         </w:rPr>
         <w:t>Data Preprocessing</w:t>
       </w:r>
-      <w:bookmarkEnd w:id="23"/>
+      <w:bookmarkEnd w:id="25"/>
     </w:p>
     <w:p>
       <w:pPr>
@@ -11244,35 +12939,65 @@
           <w:szCs w:val="28"/>
           <w:lang w:val="en-US"/>
         </w:rPr>
+        <w:t>Special attention was given to preserving meaningful linguistic patterns such as negations and emotionally significant words. Unlike traditional preprocessing pipelines, aggressive text normalization techniques such as stemming or lemmatization were not applied, as transformer models are capable of capturing contextual meaning directly from raw text.</w:t>
+      </w:r>
+      <w:r>
+        <w:rPr>
+          <w:rFonts w:ascii="Times New Roman" w:hAnsi="Times New Roman" w:cs="Times New Roman"/>
+          <w:sz w:val="28"/>
+          <w:szCs w:val="28"/>
+          <w:lang w:val="en-US"/>
+        </w:rPr>
+        <w:t xml:space="preserve"> </w:t>
+      </w:r>
+      <w:r>
+        <w:rPr>
+          <w:rFonts w:ascii="Times New Roman" w:hAnsi="Times New Roman" w:cs="Times New Roman"/>
+          <w:sz w:val="28"/>
+          <w:szCs w:val="28"/>
+          <w:lang w:val="en-US"/>
+        </w:rPr>
+        <w:t>The final output of the preprocessing stage was a clean and structured dataset ready for further analysis and model training.</w:t>
+      </w:r>
+      <w:r>
+        <w:rPr>
+          <w:rFonts w:ascii="Times New Roman" w:hAnsi="Times New Roman" w:cs="Times New Roman"/>
+          <w:sz w:val="28"/>
+          <w:szCs w:val="28"/>
+          <w:lang w:val="en-US"/>
+        </w:rPr>
+        <w:t xml:space="preserve"> </w:t>
+      </w:r>
+    </w:p>
+    <w:p>
+      <w:pPr>
+        <w:spacing w:line="360" w:lineRule="auto"/>
+        <w:jc w:val="both"/>
+        <w:rPr>
+          <w:rFonts w:ascii="Times New Roman" w:hAnsi="Times New Roman" w:cs="Times New Roman"/>
+          <w:sz w:val="28"/>
+          <w:szCs w:val="28"/>
+          <w:lang w:val="en-US"/>
+        </w:rPr>
+      </w:pPr>
+      <w:r>
+        <w:rPr>
+          <w:rFonts w:ascii="Times New Roman" w:hAnsi="Times New Roman" w:cs="Times New Roman"/>
+          <w:sz w:val="28"/>
+          <w:szCs w:val="28"/>
+          <w:lang w:val="en-US"/>
+        </w:rPr>
+        <w:t xml:space="preserve">Social media data, particularly from platforms such as Twitter, presents unique preprocessing challenges. Unlike formal text corpora, tweets often include informal language, misspellings, abbreviations, hashtags, emojis, and user mentions. These </w:t>
+      </w:r>
+      <w:r>
+        <w:rPr>
+          <w:rFonts w:ascii="Times New Roman" w:hAnsi="Times New Roman" w:cs="Times New Roman"/>
+          <w:sz w:val="28"/>
+          <w:szCs w:val="28"/>
+          <w:lang w:val="en-US"/>
+        </w:rPr>
         <w:lastRenderedPageBreak/>
-        <w:t>Special attention was given to preserving meaningful linguistic patterns such as negations and emotionally significant words. Unlike traditional preprocessing pipelines, aggressive text normalization techniques such as stemming or lemmatization were not applied, as transformer models are capable of capturing contextual meaning directly from raw text.</w:t>
-      </w:r>
-      <w:r>
-        <w:rPr>
-          <w:rFonts w:ascii="Times New Roman" w:hAnsi="Times New Roman" w:cs="Times New Roman"/>
-          <w:sz w:val="28"/>
-          <w:szCs w:val="28"/>
-          <w:lang w:val="en-US"/>
-        </w:rPr>
-        <w:t xml:space="preserve"> </w:t>
-      </w:r>
-      <w:r>
-        <w:rPr>
-          <w:rFonts w:ascii="Times New Roman" w:hAnsi="Times New Roman" w:cs="Times New Roman"/>
-          <w:sz w:val="28"/>
-          <w:szCs w:val="28"/>
-          <w:lang w:val="en-US"/>
-        </w:rPr>
-        <w:t>The final output of the preprocessing stage was a clean and structured dataset ready for further analysis and model training.</w:t>
-      </w:r>
-      <w:r>
-        <w:rPr>
-          <w:rFonts w:ascii="Times New Roman" w:hAnsi="Times New Roman" w:cs="Times New Roman"/>
-          <w:sz w:val="28"/>
-          <w:szCs w:val="28"/>
-          <w:lang w:val="en-US"/>
-        </w:rPr>
-        <w:t xml:space="preserve"> </w:t>
+        <w:t>elements introduce noise and variability, which can negatively impact model performance if not properly handled.</w:t>
       </w:r>
     </w:p>
     <w:p>
@@ -11293,7 +13018,7 @@
           <w:szCs w:val="28"/>
           <w:lang w:val="en-US"/>
         </w:rPr>
-        <w:t>Social media data, particularly from platforms such as Twitter, presents unique preprocessing challenges. Unlike formal text corpora, tweets often include informal language, misspellings, abbreviations, hashtags, emojis, and user mentions. These elements introduce noise and variability, which can negatively impact model performance if not properly handled.</w:t>
+        <w:t>One important preprocessing step involved removing URLs and hyperlinks, which do not contribute meaningful semantic information for emotion detection. Similarly, user mentions were removed to avoid bias related to specific individuals or accounts. Hashtags were treated carefully: while some hashtags contain useful semantic information, others are purely decorative. In this study, hashtags were retained only when they contributed to the meaning of the text.</w:t>
       </w:r>
     </w:p>
     <w:p>
@@ -11314,7 +13039,7 @@
           <w:szCs w:val="28"/>
           <w:lang w:val="en-US"/>
         </w:rPr>
-        <w:t>One important preprocessing step involved removing URLs and hyperlinks, which do not contribute meaningful semantic information for emotion detection. Similarly, user mentions were removed to avoid bias related to specific individuals or accounts. Hashtags were treated carefully: while some hashtags contain useful semantic information, others are purely decorative. In this study, hashtags were retained only when they contributed to the meaning of the text.</w:t>
+        <w:t>Another critical step was handling punctuation and special characters. Excessive punctuation, such as repeated exclamation marks, can carry emotional meaning. Therefore, instead of removing all punctuation, only non-informative symbols were filtered out.</w:t>
       </w:r>
     </w:p>
     <w:p>
@@ -11335,7 +13060,7 @@
           <w:szCs w:val="28"/>
           <w:lang w:val="en-US"/>
         </w:rPr>
-        <w:t>Another critical step was handling punctuation and special characters. Excessive punctuation, such as repeated exclamation marks, can carry emotional meaning. Therefore, instead of removing all punctuation, only non-informative symbols were filtered out.</w:t>
+        <w:t>Text normalization was performed by converting all characters to lowercase. This reduces vocabulary size and improves consistency without losing semantic meaning. However, more aggressive normalization techniques such as stemming or lemmatization were intentionally avoided. Transformer-based models like BERT rely on contextual embeddings and are capable of understanding different word forms without explicit normalization.</w:t>
       </w:r>
     </w:p>
     <w:p>
@@ -11356,29 +13081,27 @@
           <w:szCs w:val="28"/>
           <w:lang w:val="en-US"/>
         </w:rPr>
-        <w:t>Text normalization was performed by converting all characters to lowercase. This reduces vocabulary size and improves consistency without losing semantic meaning. However, more aggressive normalization techniques such as stemming or lemmatization were intentionally avoided. Transformer-based models like BERT rely on contextual embeddings and are capable of understanding different word forms without explicit normalization.</w:t>
-      </w:r>
-    </w:p>
-    <w:p>
-      <w:pPr>
-        <w:spacing w:line="360" w:lineRule="auto"/>
-        <w:jc w:val="both"/>
-        <w:rPr>
-          <w:rFonts w:ascii="Times New Roman" w:hAnsi="Times New Roman" w:cs="Times New Roman"/>
-          <w:sz w:val="28"/>
-          <w:szCs w:val="28"/>
-          <w:lang w:val="en-US"/>
-        </w:rPr>
-      </w:pPr>
-      <w:r>
-        <w:rPr>
-          <w:rFonts w:ascii="Times New Roman" w:hAnsi="Times New Roman" w:cs="Times New Roman"/>
-          <w:sz w:val="28"/>
-          <w:szCs w:val="28"/>
-          <w:lang w:val="en-US"/>
-        </w:rPr>
-        <w:lastRenderedPageBreak/>
-        <w:t>For model input preparation, tokenization was applied using a pre-trained tokenizer compatible with the BERT architecture. This tokenizer splits text into subword units, allowing the model to handle rare and unknown words effectively. Padding and truncation were applied to ensure uniform input length across all samples.</w:t>
+        <w:t xml:space="preserve">For model input preparation, tokenization was applied using a pre-trained tokenizer compatible with the BERT architecture. This tokenizer splits text into </w:t>
+      </w:r>
+      <w:proofErr w:type="spellStart"/>
+      <w:r>
+        <w:rPr>
+          <w:rFonts w:ascii="Times New Roman" w:hAnsi="Times New Roman" w:cs="Times New Roman"/>
+          <w:sz w:val="28"/>
+          <w:szCs w:val="28"/>
+          <w:lang w:val="en-US"/>
+        </w:rPr>
+        <w:t>subword</w:t>
+      </w:r>
+      <w:proofErr w:type="spellEnd"/>
+      <w:r>
+        <w:rPr>
+          <w:rFonts w:ascii="Times New Roman" w:hAnsi="Times New Roman" w:cs="Times New Roman"/>
+          <w:sz w:val="28"/>
+          <w:szCs w:val="28"/>
+          <w:lang w:val="en-US"/>
+        </w:rPr>
+        <w:t xml:space="preserve"> units, allowing the model to handle rare and unknown words effectively. Padding and truncation were applied to ensure uniform input length across all samples.</w:t>
       </w:r>
     </w:p>
     <w:p>
@@ -11406,7 +13129,7 @@
           <w:lang w:val="en-US" w:eastAsia="ru-RU"/>
         </w:rPr>
       </w:pPr>
-      <w:bookmarkStart w:id="24" w:name="_Toc230023445"/>
+      <w:bookmarkStart w:id="26" w:name="_Toc230048421"/>
       <w:r>
         <w:rPr>
           <w:rFonts w:ascii="Times New Roman" w:eastAsia="Arial" w:hAnsi="Times New Roman" w:cs="Times New Roman"/>
@@ -11431,7 +13154,7 @@
         </w:rPr>
         <w:t>Data annotation</w:t>
       </w:r>
-      <w:bookmarkEnd w:id="24"/>
+      <w:bookmarkEnd w:id="26"/>
     </w:p>
     <w:p>
       <w:pPr>
@@ -11451,7 +13174,131 @@
           <w:szCs w:val="28"/>
           <w:lang w:val="en-US"/>
         </w:rPr>
-        <w:t xml:space="preserve">The annotation process was based on a predefined set of emotion categories: </w:t>
+        <w:t>The annotation process was based on a predefined set of emotion categories</w:t>
+      </w:r>
+      <w:r>
+        <w:rPr>
+          <w:rFonts w:ascii="Times New Roman" w:hAnsi="Times New Roman" w:cs="Times New Roman"/>
+          <w:sz w:val="28"/>
+          <w:szCs w:val="28"/>
+          <w:lang w:val="en-US"/>
+        </w:rPr>
+        <w:t>: neutral, happiness, anger, disgust, sadness, surprise, and fear.</w:t>
+      </w:r>
+      <w:r>
+        <w:rPr>
+          <w:rFonts w:ascii="Times New Roman" w:hAnsi="Times New Roman" w:cs="Times New Roman"/>
+          <w:sz w:val="28"/>
+          <w:szCs w:val="28"/>
+          <w:lang w:val="en-US"/>
+        </w:rPr>
+        <w:t xml:space="preserve"> These categories are derived from widely accepted psychological models of basic human emotions and provide a balanced representation of emotional states.</w:t>
+      </w:r>
+    </w:p>
+    <w:p>
+      <w:pPr>
+        <w:spacing w:line="360" w:lineRule="auto"/>
+        <w:jc w:val="both"/>
+        <w:rPr>
+          <w:rFonts w:ascii="Times New Roman" w:hAnsi="Times New Roman" w:cs="Times New Roman"/>
+          <w:sz w:val="28"/>
+          <w:szCs w:val="28"/>
+          <w:lang w:val="en-US"/>
+        </w:rPr>
+      </w:pPr>
+      <w:r>
+        <w:rPr>
+          <w:rFonts w:ascii="Times New Roman" w:hAnsi="Times New Roman" w:cs="Times New Roman"/>
+          <w:sz w:val="28"/>
+          <w:szCs w:val="28"/>
+          <w:lang w:val="en-US"/>
+        </w:rPr>
+        <w:lastRenderedPageBreak/>
+        <w:t>Due to the relatively large size of the dataset (approximately 9,600 tweets), a semi-automatic annotation strategy was employed. Initially, a subset of the dataset was manually annotated to establish high-quality reference labels. This manually labeled portion served as a foundation for further annotation.</w:t>
+      </w:r>
+    </w:p>
+    <w:p>
+      <w:pPr>
+        <w:spacing w:line="360" w:lineRule="auto"/>
+        <w:jc w:val="both"/>
+        <w:rPr>
+          <w:rFonts w:ascii="Times New Roman" w:hAnsi="Times New Roman" w:cs="Times New Roman"/>
+          <w:sz w:val="28"/>
+          <w:szCs w:val="28"/>
+          <w:lang w:val="en-US"/>
+        </w:rPr>
+      </w:pPr>
+      <w:r>
+        <w:rPr>
+          <w:rFonts w:ascii="Times New Roman" w:hAnsi="Times New Roman" w:cs="Times New Roman"/>
+          <w:sz w:val="28"/>
+          <w:szCs w:val="28"/>
+          <w:lang w:val="en-US"/>
+        </w:rPr>
+        <w:t>Subsequently, a large language model (LLM), specifically GPT, was used to classify the remaining data based on patterns observed in the manually annotated examples. This approach significantly reduced the time and effort required for annotation while maintaining consistency across the dataset.</w:t>
+      </w:r>
+    </w:p>
+    <w:p>
+      <w:pPr>
+        <w:spacing w:line="360" w:lineRule="auto"/>
+        <w:jc w:val="both"/>
+        <w:rPr>
+          <w:rFonts w:ascii="Times New Roman" w:hAnsi="Times New Roman" w:cs="Times New Roman"/>
+          <w:sz w:val="28"/>
+          <w:szCs w:val="28"/>
+          <w:lang w:val="en-US"/>
+        </w:rPr>
+      </w:pPr>
+      <w:r>
+        <w:rPr>
+          <w:rFonts w:ascii="Times New Roman" w:hAnsi="Times New Roman" w:cs="Times New Roman"/>
+          <w:sz w:val="28"/>
+          <w:szCs w:val="28"/>
+          <w:lang w:val="en-US"/>
+        </w:rPr>
+        <w:t>Each tweet was analyzed to determine its dominant emotional content. In cases where multiple emotions were present, the most prominent one was selected. Although this simplification does not fully capture the complexity of human emotions, it ensures consistency and simplifies the classification task.</w:t>
+      </w:r>
+    </w:p>
+    <w:p>
+      <w:pPr>
+        <w:spacing w:line="360" w:lineRule="auto"/>
+        <w:jc w:val="both"/>
+        <w:rPr>
+          <w:rFonts w:ascii="Times New Roman" w:hAnsi="Times New Roman" w:cs="Times New Roman"/>
+          <w:sz w:val="28"/>
+          <w:szCs w:val="28"/>
+          <w:lang w:val="en-US"/>
+        </w:rPr>
+      </w:pPr>
+      <w:r>
+        <w:rPr>
+          <w:rFonts w:ascii="Times New Roman" w:hAnsi="Times New Roman" w:cs="Times New Roman"/>
+          <w:sz w:val="28"/>
+          <w:szCs w:val="28"/>
+          <w:lang w:val="en-US"/>
+        </w:rPr>
+        <w:t>Special attention was given to ambiguous cases. Social media texts often include sarcasm, exaggeration, and informal language, which can obscure the underlying emotional meaning. In such cases, contextual interpretation was required to assign the most appropriate label.</w:t>
+      </w:r>
+    </w:p>
+    <w:p>
+      <w:pPr>
+        <w:spacing w:line="360" w:lineRule="auto"/>
+        <w:jc w:val="both"/>
+        <w:rPr>
+          <w:rFonts w:ascii="Times New Roman" w:hAnsi="Times New Roman" w:cs="Times New Roman"/>
+          <w:sz w:val="28"/>
+          <w:szCs w:val="28"/>
+          <w:lang w:val="en-US"/>
+        </w:rPr>
+      </w:pPr>
+      <w:r>
+        <w:rPr>
+          <w:rFonts w:ascii="Times New Roman" w:hAnsi="Times New Roman" w:cs="Times New Roman"/>
+          <w:sz w:val="28"/>
+          <w:szCs w:val="28"/>
+          <w:lang w:val="en-US"/>
+        </w:rPr>
+        <w:t xml:space="preserve">Another challenge involved distinguishing between closely related emotions, such as </w:t>
       </w:r>
       <w:r>
         <w:rPr>
@@ -11462,7 +13309,7 @@
           <w:szCs w:val="28"/>
           <w:lang w:val="en-US"/>
         </w:rPr>
-        <w:t>neutral, happiness, anger, disgust, sadness, surprise,</w:t>
+        <w:t>sadness</w:t>
       </w:r>
       <w:r>
         <w:rPr>
@@ -11482,122 +13329,16 @@
           <w:szCs w:val="28"/>
           <w:lang w:val="en-US"/>
         </w:rPr>
-        <w:t>fear</w:t>
-      </w:r>
-      <w:r>
-        <w:rPr>
-          <w:rFonts w:ascii="Times New Roman" w:hAnsi="Times New Roman" w:cs="Times New Roman"/>
-          <w:sz w:val="28"/>
-          <w:szCs w:val="28"/>
-          <w:lang w:val="en-US"/>
-        </w:rPr>
-        <w:t>. These categories are derived from widely accepted psychological models of basic human emotions and provide a balanced representation of emotional states.</w:t>
-      </w:r>
-    </w:p>
-    <w:p>
-      <w:pPr>
-        <w:spacing w:line="360" w:lineRule="auto"/>
-        <w:jc w:val="both"/>
-        <w:rPr>
-          <w:rFonts w:ascii="Times New Roman" w:hAnsi="Times New Roman" w:cs="Times New Roman"/>
-          <w:sz w:val="28"/>
-          <w:szCs w:val="28"/>
-          <w:lang w:val="en-US"/>
-        </w:rPr>
-      </w:pPr>
-      <w:r>
-        <w:rPr>
-          <w:rFonts w:ascii="Times New Roman" w:hAnsi="Times New Roman" w:cs="Times New Roman"/>
-          <w:sz w:val="28"/>
-          <w:szCs w:val="28"/>
-          <w:lang w:val="en-US"/>
-        </w:rPr>
-        <w:t>Due to the relatively large size of the dataset (approximately 9,600 tweets), a semi-automatic annotation strategy was employed. Initially, a subset of the dataset was manually annotated to establish high-quality reference labels. This manually labeled portion served as a foundation for further annotation.</w:t>
-      </w:r>
-    </w:p>
-    <w:p>
-      <w:pPr>
-        <w:spacing w:line="360" w:lineRule="auto"/>
-        <w:jc w:val="both"/>
-        <w:rPr>
-          <w:rFonts w:ascii="Times New Roman" w:hAnsi="Times New Roman" w:cs="Times New Roman"/>
-          <w:sz w:val="28"/>
-          <w:szCs w:val="28"/>
-          <w:lang w:val="en-US"/>
-        </w:rPr>
-      </w:pPr>
-      <w:r>
-        <w:rPr>
-          <w:rFonts w:ascii="Times New Roman" w:hAnsi="Times New Roman" w:cs="Times New Roman"/>
-          <w:sz w:val="28"/>
-          <w:szCs w:val="28"/>
-          <w:lang w:val="en-US"/>
-        </w:rPr>
-        <w:t>Subsequently, a large language model (LLM), specifically GPT, was used to classify the remaining data based on patterns observed in the manually annotated examples. This approach significantly reduced the time and effort required for annotation while maintaining consistency across the dataset.</w:t>
-      </w:r>
-    </w:p>
-    <w:p>
-      <w:pPr>
-        <w:spacing w:line="360" w:lineRule="auto"/>
-        <w:jc w:val="both"/>
-        <w:rPr>
-          <w:rFonts w:ascii="Times New Roman" w:hAnsi="Times New Roman" w:cs="Times New Roman"/>
-          <w:sz w:val="28"/>
-          <w:szCs w:val="28"/>
-          <w:lang w:val="en-US"/>
-        </w:rPr>
-      </w:pPr>
-      <w:r>
-        <w:rPr>
-          <w:rFonts w:ascii="Times New Roman" w:hAnsi="Times New Roman" w:cs="Times New Roman"/>
-          <w:sz w:val="28"/>
-          <w:szCs w:val="28"/>
-          <w:lang w:val="en-US"/>
-        </w:rPr>
-        <w:t>Each tweet was analyzed to determine its dominant emotional content. In cases where multiple emotions were present, the most prominent one was selected. Although this simplification does not fully capture the complexity of human emotions, it ensures consistency and simplifies the classification task.</w:t>
-      </w:r>
-    </w:p>
-    <w:p>
-      <w:pPr>
-        <w:spacing w:line="360" w:lineRule="auto"/>
-        <w:jc w:val="both"/>
-        <w:rPr>
-          <w:rFonts w:ascii="Times New Roman" w:hAnsi="Times New Roman" w:cs="Times New Roman"/>
-          <w:sz w:val="28"/>
-          <w:szCs w:val="28"/>
-          <w:lang w:val="en-US"/>
-        </w:rPr>
-      </w:pPr>
-      <w:r>
-        <w:rPr>
-          <w:rFonts w:ascii="Times New Roman" w:hAnsi="Times New Roman" w:cs="Times New Roman"/>
-          <w:sz w:val="28"/>
-          <w:szCs w:val="28"/>
-          <w:lang w:val="en-US"/>
-        </w:rPr>
-        <w:t>Special attention was given to ambiguous cases. Social media texts often include sarcasm, exaggeration, and informal language, which can obscure the underlying emotional meaning. In such cases, contextual interpretation was required to assign the most appropriate label.</w:t>
-      </w:r>
-    </w:p>
-    <w:p>
-      <w:pPr>
-        <w:spacing w:line="360" w:lineRule="auto"/>
-        <w:jc w:val="both"/>
-        <w:rPr>
-          <w:rFonts w:ascii="Times New Roman" w:hAnsi="Times New Roman" w:cs="Times New Roman"/>
-          <w:sz w:val="28"/>
-          <w:szCs w:val="28"/>
-          <w:lang w:val="en-US"/>
-        </w:rPr>
-      </w:pPr>
-      <w:r>
-        <w:rPr>
-          <w:rFonts w:ascii="Times New Roman" w:hAnsi="Times New Roman" w:cs="Times New Roman"/>
-          <w:sz w:val="28"/>
-          <w:szCs w:val="28"/>
-          <w:lang w:val="en-US"/>
-        </w:rPr>
-        <w:lastRenderedPageBreak/>
-        <w:t xml:space="preserve">Another challenge involved distinguishing between closely related emotions, such as </w:t>
+        <w:t>disappointment</w:t>
+      </w:r>
+      <w:r>
+        <w:rPr>
+          <w:rFonts w:ascii="Times New Roman" w:hAnsi="Times New Roman" w:cs="Times New Roman"/>
+          <w:sz w:val="28"/>
+          <w:szCs w:val="28"/>
+          <w:lang w:val="en-US"/>
+        </w:rPr>
+        <w:t xml:space="preserve">, or </w:t>
       </w:r>
       <w:r>
         <w:rPr>
@@ -11608,7 +13349,7 @@
           <w:szCs w:val="28"/>
           <w:lang w:val="en-US"/>
         </w:rPr>
-        <w:t>sadness</w:t>
+        <w:t>surprise</w:t>
       </w:r>
       <w:r>
         <w:rPr>
@@ -11628,46 +13369,6 @@
           <w:szCs w:val="28"/>
           <w:lang w:val="en-US"/>
         </w:rPr>
-        <w:t>disappointment</w:t>
-      </w:r>
-      <w:r>
-        <w:rPr>
-          <w:rFonts w:ascii="Times New Roman" w:hAnsi="Times New Roman" w:cs="Times New Roman"/>
-          <w:sz w:val="28"/>
-          <w:szCs w:val="28"/>
-          <w:lang w:val="en-US"/>
-        </w:rPr>
-        <w:t xml:space="preserve">, or </w:t>
-      </w:r>
-      <w:r>
-        <w:rPr>
-          <w:rFonts w:ascii="Times New Roman" w:hAnsi="Times New Roman" w:cs="Times New Roman"/>
-          <w:i/>
-          <w:iCs/>
-          <w:sz w:val="28"/>
-          <w:szCs w:val="28"/>
-          <w:lang w:val="en-US"/>
-        </w:rPr>
-        <w:t>surprise</w:t>
-      </w:r>
-      <w:r>
-        <w:rPr>
-          <w:rFonts w:ascii="Times New Roman" w:hAnsi="Times New Roman" w:cs="Times New Roman"/>
-          <w:sz w:val="28"/>
-          <w:szCs w:val="28"/>
-          <w:lang w:val="en-US"/>
-        </w:rPr>
-        <w:t xml:space="preserve"> and </w:t>
-      </w:r>
-      <w:r>
-        <w:rPr>
-          <w:rFonts w:ascii="Times New Roman" w:hAnsi="Times New Roman" w:cs="Times New Roman"/>
-          <w:i/>
-          <w:iCs/>
-          <w:sz w:val="28"/>
-          <w:szCs w:val="28"/>
-          <w:lang w:val="en-US"/>
-        </w:rPr>
         <w:t>excitement</w:t>
       </w:r>
       <w:r>
@@ -11740,6 +13441,7 @@
           <w:szCs w:val="28"/>
           <w:lang w:val="en-US"/>
         </w:rPr>
+        <w:lastRenderedPageBreak/>
         <w:t>Another challenge involved distinguishing between closely related emotions, such as sadness and disappointment, or surprise and excitement. Clear annotation guidelines were followed to maintain consistency.</w:t>
       </w:r>
     </w:p>
@@ -11788,7 +13490,7 @@
           <w:lang w:val="en-US" w:eastAsia="ru-RU"/>
         </w:rPr>
       </w:pPr>
-      <w:bookmarkStart w:id="25" w:name="_Toc230023446"/>
+      <w:bookmarkStart w:id="27" w:name="_Toc230048422"/>
       <w:r>
         <w:rPr>
           <w:rFonts w:ascii="Times New Roman" w:eastAsia="Arial" w:hAnsi="Times New Roman" w:cs="Times New Roman"/>
@@ -11813,7 +13515,7 @@
         </w:rPr>
         <w:t>Exploratory Data Analysis</w:t>
       </w:r>
-      <w:bookmarkEnd w:id="25"/>
+      <w:bookmarkEnd w:id="27"/>
       <w:r>
         <w:rPr>
           <w:rFonts w:ascii="Times New Roman" w:eastAsia="Arial" w:hAnsi="Times New Roman" w:cs="Times New Roman"/>
@@ -11923,50 +13625,59 @@
           <w:szCs w:val="28"/>
           <w:lang w:val="en-US"/>
         </w:rPr>
+        <w:t>The distribution appears slightly right-skewed, indicating that while most tweets are of moderate length, there are fewer longer tweets extending beyond 50 words. Very short tweets (below 10 words) are also relatively rare in this dataset.</w:t>
+      </w:r>
+    </w:p>
+    <w:p>
+      <w:pPr>
+        <w:spacing w:before="100" w:beforeAutospacing="1" w:after="100" w:afterAutospacing="1" w:line="360" w:lineRule="auto"/>
+        <w:jc w:val="both"/>
+        <w:rPr>
+          <w:rFonts w:ascii="Times New Roman" w:hAnsi="Times New Roman" w:cs="Times New Roman"/>
+          <w:sz w:val="28"/>
+          <w:szCs w:val="28"/>
+          <w:lang w:val="en-US"/>
+        </w:rPr>
+      </w:pPr>
+      <w:r>
+        <w:rPr>
+          <w:rFonts w:ascii="Times New Roman" w:hAnsi="Times New Roman" w:cs="Times New Roman"/>
+          <w:sz w:val="28"/>
+          <w:szCs w:val="28"/>
+          <w:lang w:val="en-US"/>
+        </w:rPr>
+        <w:t>This pattern reflects the nature of social media communication, where users tend to express opinions concisely while still providing enough context to describe events, reactions, or emotions. Compared to typical Twitter data, where messages are often extremely short, this dataset contains slightly longer texts, likely due to the descriptive nature of sports-related discussions.</w:t>
+      </w:r>
+    </w:p>
+    <w:p>
+      <w:pPr>
+        <w:spacing w:before="100" w:beforeAutospacing="1" w:after="100" w:afterAutospacing="1" w:line="360" w:lineRule="auto"/>
+        <w:jc w:val="both"/>
+        <w:rPr>
+          <w:rFonts w:ascii="Times New Roman" w:hAnsi="Times New Roman" w:cs="Times New Roman"/>
+          <w:sz w:val="28"/>
+          <w:szCs w:val="28"/>
+          <w:lang w:val="en-US"/>
+        </w:rPr>
+      </w:pPr>
+      <w:r>
+        <w:rPr>
+          <w:rFonts w:ascii="Times New Roman" w:hAnsi="Times New Roman" w:cs="Times New Roman"/>
+          <w:sz w:val="28"/>
+          <w:szCs w:val="28"/>
+          <w:lang w:val="en-US"/>
+        </w:rPr>
+        <w:t xml:space="preserve">From a modeling perspective, this distribution is important for selecting an appropriate maximum sequence length during tokenization. Since most tweets fall below 50 words, setting a maximum sequence length that covers this range ensures </w:t>
+      </w:r>
+      <w:r>
+        <w:rPr>
+          <w:rFonts w:ascii="Times New Roman" w:hAnsi="Times New Roman" w:cs="Times New Roman"/>
+          <w:sz w:val="28"/>
+          <w:szCs w:val="28"/>
+          <w:lang w:val="en-US"/>
+        </w:rPr>
         <w:lastRenderedPageBreak/>
-        <w:t>The distribution appears slightly right-skewed, indicating that while most tweets are of moderate length, there are fewer longer tweets extending beyond 50 words. Very short tweets (below 10 words) are also relatively rare in this dataset.</w:t>
-      </w:r>
-    </w:p>
-    <w:p>
-      <w:pPr>
-        <w:spacing w:before="100" w:beforeAutospacing="1" w:after="100" w:afterAutospacing="1" w:line="360" w:lineRule="auto"/>
-        <w:jc w:val="both"/>
-        <w:rPr>
-          <w:rFonts w:ascii="Times New Roman" w:hAnsi="Times New Roman" w:cs="Times New Roman"/>
-          <w:sz w:val="28"/>
-          <w:szCs w:val="28"/>
-          <w:lang w:val="en-US"/>
-        </w:rPr>
-      </w:pPr>
-      <w:r>
-        <w:rPr>
-          <w:rFonts w:ascii="Times New Roman" w:hAnsi="Times New Roman" w:cs="Times New Roman"/>
-          <w:sz w:val="28"/>
-          <w:szCs w:val="28"/>
-          <w:lang w:val="en-US"/>
-        </w:rPr>
-        <w:t>This pattern reflects the nature of social media communication, where users tend to express opinions concisely while still providing enough context to describe events, reactions, or emotions. Compared to typical Twitter data, where messages are often extremely short, this dataset contains slightly longer texts, likely due to the descriptive nature of sports-related discussions.</w:t>
-      </w:r>
-    </w:p>
-    <w:p>
-      <w:pPr>
-        <w:spacing w:before="100" w:beforeAutospacing="1" w:after="100" w:afterAutospacing="1" w:line="360" w:lineRule="auto"/>
-        <w:jc w:val="both"/>
-        <w:rPr>
-          <w:rFonts w:ascii="Times New Roman" w:hAnsi="Times New Roman" w:cs="Times New Roman"/>
-          <w:sz w:val="28"/>
-          <w:szCs w:val="28"/>
-          <w:lang w:val="en-US"/>
-        </w:rPr>
-      </w:pPr>
-      <w:r>
-        <w:rPr>
-          <w:rFonts w:ascii="Times New Roman" w:hAnsi="Times New Roman" w:cs="Times New Roman"/>
-          <w:sz w:val="28"/>
-          <w:szCs w:val="28"/>
-          <w:lang w:val="en-US"/>
-        </w:rPr>
-        <w:t>From a modeling perspective, this distribution is important for selecting an appropriate maximum sequence length during tokenization. Since most tweets fall below 50 words, setting a maximum sequence length that covers this range ensures that the majority of information is preserved while avoiding unnecessary computational overhead.</w:t>
+        <w:t>that the majority of information is preserved while avoiding unnecessary computational overhead.</w:t>
       </w:r>
       <w:r>
         <w:rPr>
@@ -12221,17 +13932,7 @@
           <w:szCs w:val="28"/>
           <w:lang w:val="en-US"/>
         </w:rPr>
-        <w:t xml:space="preserve"> (468 </w:t>
-      </w:r>
-      <w:r>
-        <w:rPr>
-          <w:rFonts w:ascii="Times New Roman" w:hAnsi="Times New Roman" w:cs="Times New Roman"/>
-          <w:sz w:val="28"/>
-          <w:szCs w:val="28"/>
-          <w:lang w:val="en-US"/>
-        </w:rPr>
-        <w:lastRenderedPageBreak/>
-        <w:t xml:space="preserve">samples, 3.61%) and </w:t>
+        <w:t xml:space="preserve"> (468 samples, 3.61%) and </w:t>
       </w:r>
       <w:r>
         <w:rPr>
@@ -12400,7 +14101,7 @@
           <w:lang w:val="en-US"/>
         </w:rPr>
       </w:pPr>
-      <w:bookmarkStart w:id="26" w:name="_Ref229360076"/>
+      <w:bookmarkStart w:id="28" w:name="_Ref229360076"/>
       <w:r>
         <w:rPr>
           <w:lang w:val="en-US"/>
@@ -12424,12 +14125,12 @@
           <w:noProof/>
           <w:lang w:val="en-US"/>
         </w:rPr>
-        <w:t>15</w:t>
+        <w:t>9</w:t>
       </w:r>
       <w:r>
         <w:fldChar w:fldCharType="end"/>
       </w:r>
-      <w:bookmarkEnd w:id="26"/>
+      <w:bookmarkEnd w:id="28"/>
     </w:p>
     <w:p>
       <w:pPr>
@@ -12456,6 +14157,7 @@
           <w:szCs w:val="28"/>
           <w:lang w:val="en-US"/>
         </w:rPr>
+        <w:lastRenderedPageBreak/>
         <w:t>However, the scarcity of minority classes presents a challenge for machine learning models. Models trained on imbalanced data tend to favor majority classes, which can result in poor performance when predicting rare emotions. This issue is also reflected in the evaluation results, where some minority classes receive low precision and recall scores.</w:t>
       </w:r>
     </w:p>
@@ -12529,7 +14231,6 @@
           <w:sz w:val="28"/>
           <w:szCs w:val="28"/>
         </w:rPr>
-        <w:lastRenderedPageBreak/>
         <w:drawing>
           <wp:inline distT="0" distB="0" distL="0" distR="0" wp14:anchorId="6A6A3CAB" wp14:editId="08A652DA">
             <wp:extent cx="3787140" cy="3004509"/>
@@ -12584,7 +14285,7 @@
           <w:lang w:val="en-US"/>
         </w:rPr>
       </w:pPr>
-      <w:bookmarkStart w:id="27" w:name="_Ref229360004"/>
+      <w:bookmarkStart w:id="29" w:name="_Ref229360004"/>
       <w:r>
         <w:rPr>
           <w:lang w:val="en-US"/>
@@ -12614,7 +14315,7 @@
           <w:noProof/>
           <w:lang w:val="en-US"/>
         </w:rPr>
-        <w:t>8</w:t>
+        <w:t>10</w:t>
       </w:r>
       <w:r>
         <w:rPr>
@@ -12622,7 +14323,7 @@
         </w:rPr>
         <w:fldChar w:fldCharType="end"/>
       </w:r>
-      <w:bookmarkEnd w:id="27"/>
+      <w:bookmarkEnd w:id="29"/>
     </w:p>
     <w:p>
       <w:pPr>
@@ -12858,7 +14559,7 @@
           <w:lang w:val="en-US"/>
         </w:rPr>
       </w:pPr>
-      <w:bookmarkStart w:id="28" w:name="_Ref229360041"/>
+      <w:bookmarkStart w:id="30" w:name="_Ref229360041"/>
       <w:r>
         <w:rPr>
           <w:lang w:val="en-US"/>
@@ -12888,7 +14589,7 @@
           <w:noProof/>
           <w:lang w:val="en-US"/>
         </w:rPr>
-        <w:t>9</w:t>
+        <w:t>11</w:t>
       </w:r>
       <w:r>
         <w:rPr>
@@ -12896,7 +14597,7 @@
         </w:rPr>
         <w:fldChar w:fldCharType="end"/>
       </w:r>
-      <w:bookmarkEnd w:id="28"/>
+      <w:bookmarkEnd w:id="30"/>
     </w:p>
     <w:p>
       <w:pPr>
@@ -12945,14 +14646,25 @@
         </w:rPr>
         <w:t>*</w:t>
       </w:r>
-      <w:r>
-        <w:rPr>
-          <w:rFonts w:ascii="Times New Roman" w:hAnsi="Times New Roman" w:cs="Times New Roman"/>
-          <w:sz w:val="28"/>
-          <w:szCs w:val="28"/>
-          <w:lang w:val="en-US"/>
-        </w:rPr>
-        <w:t>cking. The presence of strong profanity (f</w:t>
+      <w:proofErr w:type="spellStart"/>
+      <w:r>
+        <w:rPr>
+          <w:rFonts w:ascii="Times New Roman" w:hAnsi="Times New Roman" w:cs="Times New Roman"/>
+          <w:sz w:val="28"/>
+          <w:szCs w:val="28"/>
+          <w:lang w:val="en-US"/>
+        </w:rPr>
+        <w:t>cking</w:t>
+      </w:r>
+      <w:proofErr w:type="spellEnd"/>
+      <w:r>
+        <w:rPr>
+          <w:rFonts w:ascii="Times New Roman" w:hAnsi="Times New Roman" w:cs="Times New Roman"/>
+          <w:sz w:val="28"/>
+          <w:szCs w:val="28"/>
+          <w:lang w:val="en-US"/>
+        </w:rPr>
+        <w:t>. The presence of strong profanity (f</w:t>
       </w:r>
       <w:r>
         <w:rPr>
@@ -12981,14 +14693,25 @@
         </w:rPr>
         <w:t>*</w:t>
       </w:r>
-      <w:r>
-        <w:rPr>
-          <w:rFonts w:ascii="Times New Roman" w:hAnsi="Times New Roman" w:cs="Times New Roman"/>
-          <w:sz w:val="28"/>
-          <w:szCs w:val="28"/>
-          <w:lang w:val="en-US"/>
-        </w:rPr>
-        <w:t>cking, hate) clearly reflects hostile and frustrated sentiment, often directed at players, teams, or officiating decisions. Domain words (volleyball, name) indicate that this anger is contextually grounded in the sport rather than being generic.</w:t>
+      <w:proofErr w:type="spellStart"/>
+      <w:r>
+        <w:rPr>
+          <w:rFonts w:ascii="Times New Roman" w:hAnsi="Times New Roman" w:cs="Times New Roman"/>
+          <w:sz w:val="28"/>
+          <w:szCs w:val="28"/>
+          <w:lang w:val="en-US"/>
+        </w:rPr>
+        <w:t>cking</w:t>
+      </w:r>
+      <w:proofErr w:type="spellEnd"/>
+      <w:r>
+        <w:rPr>
+          <w:rFonts w:ascii="Times New Roman" w:hAnsi="Times New Roman" w:cs="Times New Roman"/>
+          <w:sz w:val="28"/>
+          <w:szCs w:val="28"/>
+          <w:lang w:val="en-US"/>
+        </w:rPr>
+        <w:t>, hate) clearly reflects hostile and frustrated sentiment, often directed at players, teams, or officiating decisions. Domain words (volleyball, name) indicate that this anger is contextually grounded in the sport rather than being generic.</w:t>
       </w:r>
       <w:r>
         <w:rPr>
@@ -13064,8 +14787,13 @@
         </w:rPr>
         <w:fldChar w:fldCharType="separate"/>
       </w:r>
-      <w:r>
-        <w:t xml:space="preserve">Figure </w:t>
+      <w:proofErr w:type="spellStart"/>
+      <w:r>
+        <w:t>Figure</w:t>
+      </w:r>
+      <w:proofErr w:type="spellEnd"/>
+      <w:r>
+        <w:t xml:space="preserve"> </w:t>
       </w:r>
       <w:r>
         <w:rPr>
@@ -13152,7 +14880,7 @@
           <w:lang w:val="en-US"/>
         </w:rPr>
       </w:pPr>
-      <w:bookmarkStart w:id="29" w:name="_Ref230043407"/>
+      <w:bookmarkStart w:id="31" w:name="_Ref230043407"/>
       <w:r>
         <w:rPr>
           <w:lang w:val="en-US"/>
@@ -13176,12 +14904,12 @@
           <w:noProof/>
           <w:lang w:val="en-US"/>
         </w:rPr>
-        <w:t>10</w:t>
+        <w:t>12</w:t>
       </w:r>
       <w:r>
         <w:fldChar w:fldCharType="end"/>
       </w:r>
-      <w:bookmarkEnd w:id="29"/>
+      <w:bookmarkEnd w:id="31"/>
     </w:p>
     <w:p>
       <w:pPr>
@@ -13201,7 +14929,27 @@
           <w:szCs w:val="28"/>
           <w:lang w:val="en-US"/>
         </w:rPr>
-        <w:t>Disgust — Leading words such as volleyball, like, team, players, worst, bad, and terrible suggest expressions of strong disapproval. Unlike anger, disgust tweets tend to use evaluative adjectives rather than profanity, conveying a sense of contempt or deep disappointment — for example, reactions to a poor team performance or unsporting behaviour.</w:t>
+        <w:t xml:space="preserve">Disgust — Leading words such as volleyball, like, team, players, worst, bad, and terrible suggest expressions of strong disapproval. Unlike anger, disgust tweets tend to use evaluative adjectives rather than profanity, conveying a sense of contempt or deep disappointment — for example, reactions to a poor team performance or unsporting </w:t>
+      </w:r>
+      <w:proofErr w:type="spellStart"/>
+      <w:r>
+        <w:rPr>
+          <w:rFonts w:ascii="Times New Roman" w:hAnsi="Times New Roman" w:cs="Times New Roman"/>
+          <w:sz w:val="28"/>
+          <w:szCs w:val="28"/>
+          <w:lang w:val="en-US"/>
+        </w:rPr>
+        <w:t>behaviour</w:t>
+      </w:r>
+      <w:proofErr w:type="spellEnd"/>
+      <w:r>
+        <w:rPr>
+          <w:rFonts w:ascii="Times New Roman" w:hAnsi="Times New Roman" w:cs="Times New Roman"/>
+          <w:sz w:val="28"/>
+          <w:szCs w:val="28"/>
+          <w:lang w:val="en-US"/>
+        </w:rPr>
+        <w:t>.</w:t>
       </w:r>
     </w:p>
     <w:p>
@@ -13222,7 +14970,67 @@
           <w:szCs w:val="28"/>
           <w:lang w:val="en-US"/>
         </w:rPr>
-        <w:t>Neutral — The top words are volleyball, team, match, game, championship, women, men, fivb, and vnl. This vocabulary is almost entirely informational, dominated by organisational entities (FIVB, VNL — Volleyball Nations League) and structural game terminology. The near-absence of emotional adjectives confirms that neutral tweets function primarily as news sharing or factual commentary.</w:t>
+        <w:t xml:space="preserve">Neutral — The top words are volleyball, team, match, game, championship, women, men, </w:t>
+      </w:r>
+      <w:proofErr w:type="spellStart"/>
+      <w:r>
+        <w:rPr>
+          <w:rFonts w:ascii="Times New Roman" w:hAnsi="Times New Roman" w:cs="Times New Roman"/>
+          <w:sz w:val="28"/>
+          <w:szCs w:val="28"/>
+          <w:lang w:val="en-US"/>
+        </w:rPr>
+        <w:t>fivb</w:t>
+      </w:r>
+      <w:proofErr w:type="spellEnd"/>
+      <w:r>
+        <w:rPr>
+          <w:rFonts w:ascii="Times New Roman" w:hAnsi="Times New Roman" w:cs="Times New Roman"/>
+          <w:sz w:val="28"/>
+          <w:szCs w:val="28"/>
+          <w:lang w:val="en-US"/>
+        </w:rPr>
+        <w:t xml:space="preserve">, and </w:t>
+      </w:r>
+      <w:proofErr w:type="spellStart"/>
+      <w:r>
+        <w:rPr>
+          <w:rFonts w:ascii="Times New Roman" w:hAnsi="Times New Roman" w:cs="Times New Roman"/>
+          <w:sz w:val="28"/>
+          <w:szCs w:val="28"/>
+          <w:lang w:val="en-US"/>
+        </w:rPr>
+        <w:t>vnl</w:t>
+      </w:r>
+      <w:proofErr w:type="spellEnd"/>
+      <w:r>
+        <w:rPr>
+          <w:rFonts w:ascii="Times New Roman" w:hAnsi="Times New Roman" w:cs="Times New Roman"/>
+          <w:sz w:val="28"/>
+          <w:szCs w:val="28"/>
+          <w:lang w:val="en-US"/>
+        </w:rPr>
+        <w:t xml:space="preserve">. This vocabulary is almost entirely informational, dominated by </w:t>
+      </w:r>
+      <w:proofErr w:type="spellStart"/>
+      <w:r>
+        <w:rPr>
+          <w:rFonts w:ascii="Times New Roman" w:hAnsi="Times New Roman" w:cs="Times New Roman"/>
+          <w:sz w:val="28"/>
+          <w:szCs w:val="28"/>
+          <w:lang w:val="en-US"/>
+        </w:rPr>
+        <w:t>organisational</w:t>
+      </w:r>
+      <w:proofErr w:type="spellEnd"/>
+      <w:r>
+        <w:rPr>
+          <w:rFonts w:ascii="Times New Roman" w:hAnsi="Times New Roman" w:cs="Times New Roman"/>
+          <w:sz w:val="28"/>
+          <w:szCs w:val="28"/>
+          <w:lang w:val="en-US"/>
+        </w:rPr>
+        <w:t xml:space="preserve"> entities (FIVB, VNL — Volleyball Nations League) and structural game terminology. The near-absence of emotional adjectives confirms that neutral tweets function primarily as news sharing or factual commentary.</w:t>
       </w:r>
       <w:r>
         <w:rPr>
@@ -13268,12 +15076,14 @@
         </w:rPr>
         <w:fldChar w:fldCharType="separate"/>
       </w:r>
+      <w:proofErr w:type="spellStart"/>
       <w:r>
         <w:t>Figur</w:t>
       </w:r>
       <w:r>
         <w:t>e</w:t>
       </w:r>
+      <w:proofErr w:type="spellEnd"/>
       <w:r>
         <w:t xml:space="preserve"> </w:t>
       </w:r>
@@ -13355,9 +15165,14 @@
           <w:lang w:val="en-US"/>
         </w:rPr>
       </w:pPr>
-      <w:bookmarkStart w:id="30" w:name="_Ref230043576"/>
-      <w:r>
-        <w:t xml:space="preserve">Figure </w:t>
+      <w:bookmarkStart w:id="32" w:name="_Ref230043576"/>
+      <w:proofErr w:type="spellStart"/>
+      <w:r>
+        <w:t>Figure</w:t>
+      </w:r>
+      <w:proofErr w:type="spellEnd"/>
+      <w:r>
+        <w:t xml:space="preserve"> </w:t>
       </w:r>
       <w:r>
         <w:fldChar w:fldCharType="begin"/>
@@ -13372,12 +15187,12 @@
         <w:rPr>
           <w:noProof/>
         </w:rPr>
-        <w:t>11</w:t>
+        <w:t>13</w:t>
       </w:r>
       <w:r>
         <w:fldChar w:fldCharType="end"/>
       </w:r>
-      <w:bookmarkEnd w:id="30"/>
+      <w:bookmarkEnd w:id="32"/>
     </w:p>
     <w:p>
       <w:pPr>
@@ -13558,12 +15373,14 @@
         </w:rPr>
         <w:fldChar w:fldCharType="separate"/>
       </w:r>
+      <w:proofErr w:type="spellStart"/>
       <w:r>
         <w:t>Figur</w:t>
       </w:r>
       <w:r>
         <w:t>e</w:t>
       </w:r>
+      <w:proofErr w:type="spellEnd"/>
       <w:r>
         <w:t xml:space="preserve"> </w:t>
       </w:r>
@@ -13665,9 +15482,14 @@
           <w:lang w:val="en-US"/>
         </w:rPr>
       </w:pPr>
-      <w:bookmarkStart w:id="31" w:name="_Ref230043645"/>
-      <w:r>
-        <w:t xml:space="preserve">Figure </w:t>
+      <w:bookmarkStart w:id="33" w:name="_Ref230043645"/>
+      <w:proofErr w:type="spellStart"/>
+      <w:r>
+        <w:t>Figure</w:t>
+      </w:r>
+      <w:proofErr w:type="spellEnd"/>
+      <w:r>
+        <w:t xml:space="preserve"> </w:t>
       </w:r>
       <w:r>
         <w:fldChar w:fldCharType="begin"/>
@@ -13682,12 +15504,12 @@
         <w:rPr>
           <w:noProof/>
         </w:rPr>
-        <w:t>13</w:t>
+        <w:t>14</w:t>
       </w:r>
       <w:r>
         <w:fldChar w:fldCharType="end"/>
       </w:r>
-      <w:bookmarkEnd w:id="31"/>
+      <w:bookmarkEnd w:id="33"/>
     </w:p>
     <w:p>
       <w:pPr>
@@ -13707,7 +15529,47 @@
           <w:szCs w:val="28"/>
           <w:lang w:val="en-US"/>
         </w:rPr>
-        <w:t>At the same time, the frequency of common stopwords suggests that raw text still contains non-informative words that do not contribute significantly to emotion detection. This observation supports the need for preprocessing steps such as stopword removal.</w:t>
+        <w:t xml:space="preserve">At the same time, the frequency of common </w:t>
+      </w:r>
+      <w:proofErr w:type="spellStart"/>
+      <w:r>
+        <w:rPr>
+          <w:rFonts w:ascii="Times New Roman" w:hAnsi="Times New Roman" w:cs="Times New Roman"/>
+          <w:sz w:val="28"/>
+          <w:szCs w:val="28"/>
+          <w:lang w:val="en-US"/>
+        </w:rPr>
+        <w:t>stopwords</w:t>
+      </w:r>
+      <w:proofErr w:type="spellEnd"/>
+      <w:r>
+        <w:rPr>
+          <w:rFonts w:ascii="Times New Roman" w:hAnsi="Times New Roman" w:cs="Times New Roman"/>
+          <w:sz w:val="28"/>
+          <w:szCs w:val="28"/>
+          <w:lang w:val="en-US"/>
+        </w:rPr>
+        <w:t xml:space="preserve"> suggests that raw text still contains non-informative words that do not contribute significantly to emotion detection. This observation supports the need for preprocessing steps such as </w:t>
+      </w:r>
+      <w:proofErr w:type="spellStart"/>
+      <w:r>
+        <w:rPr>
+          <w:rFonts w:ascii="Times New Roman" w:hAnsi="Times New Roman" w:cs="Times New Roman"/>
+          <w:sz w:val="28"/>
+          <w:szCs w:val="28"/>
+          <w:lang w:val="en-US"/>
+        </w:rPr>
+        <w:t>stopword</w:t>
+      </w:r>
+      <w:proofErr w:type="spellEnd"/>
+      <w:r>
+        <w:rPr>
+          <w:rFonts w:ascii="Times New Roman" w:hAnsi="Times New Roman" w:cs="Times New Roman"/>
+          <w:sz w:val="28"/>
+          <w:szCs w:val="28"/>
+          <w:lang w:val="en-US"/>
+        </w:rPr>
+        <w:t xml:space="preserve"> removal.</w:t>
       </w:r>
     </w:p>
     <w:p>
@@ -13994,7 +15856,7 @@
           <w:lang w:val="en-US"/>
         </w:rPr>
       </w:pPr>
-      <w:bookmarkStart w:id="32" w:name="_Ref230043716"/>
+      <w:bookmarkStart w:id="34" w:name="_Ref230043716"/>
       <w:r>
         <w:rPr>
           <w:lang w:val="en-US"/>
@@ -14018,12 +15880,12 @@
           <w:noProof/>
           <w:lang w:val="en-US"/>
         </w:rPr>
-        <w:t>14</w:t>
+        <w:t>15</w:t>
       </w:r>
       <w:r>
         <w:fldChar w:fldCharType="end"/>
       </w:r>
-      <w:bookmarkEnd w:id="32"/>
+      <w:bookmarkEnd w:id="34"/>
     </w:p>
     <w:p>
       <w:pPr>
@@ -14473,7 +16335,7 @@
           <w:lang w:val="en-US"/>
         </w:rPr>
       </w:pPr>
-      <w:bookmarkStart w:id="33" w:name="_Ref229360093"/>
+      <w:bookmarkStart w:id="35" w:name="_Ref229360093"/>
       <w:r>
         <w:rPr>
           <w:lang w:val="en-US"/>
@@ -14502,7 +16364,7 @@
       <w:r>
         <w:fldChar w:fldCharType="end"/>
       </w:r>
-      <w:bookmarkEnd w:id="33"/>
+      <w:bookmarkEnd w:id="35"/>
     </w:p>
     <w:p>
       <w:pPr>
@@ -15151,7 +17013,7 @@
           <w:lang w:val="en-US" w:eastAsia="ru-RU"/>
         </w:rPr>
       </w:pPr>
-      <w:bookmarkStart w:id="34" w:name="_Toc230023447"/>
+      <w:bookmarkStart w:id="36" w:name="_Toc230048423"/>
       <w:r>
         <w:rPr>
           <w:rFonts w:ascii="Times New Roman" w:eastAsia="Arial" w:hAnsi="Times New Roman" w:cs="Times New Roman"/>
@@ -15165,7 +17027,7 @@
         <w:lastRenderedPageBreak/>
         <w:t>Methodology</w:t>
       </w:r>
-      <w:bookmarkEnd w:id="34"/>
+      <w:bookmarkEnd w:id="36"/>
     </w:p>
     <w:p>
       <w:pPr>
@@ -15180,7 +17042,7 @@
           <w:lang w:val="en-US" w:eastAsia="ru-RU"/>
         </w:rPr>
       </w:pPr>
-      <w:bookmarkStart w:id="35" w:name="_Toc230023448"/>
+      <w:bookmarkStart w:id="37" w:name="_Toc230048424"/>
       <w:r>
         <w:rPr>
           <w:rFonts w:ascii="Times New Roman" w:eastAsia="Arial" w:hAnsi="Times New Roman" w:cs="Times New Roman"/>
@@ -15241,7 +17103,7 @@
         </w:rPr>
         <w:t>Problem Formulation</w:t>
       </w:r>
-      <w:bookmarkEnd w:id="35"/>
+      <w:bookmarkEnd w:id="37"/>
     </w:p>
     <w:p>
       <w:pPr>
@@ -15298,7 +17160,7 @@
           <w:lang w:val="en-US" w:eastAsia="ru-RU"/>
         </w:rPr>
       </w:pPr>
-      <w:bookmarkStart w:id="36" w:name="_Toc230023449"/>
+      <w:bookmarkStart w:id="38" w:name="_Toc230048425"/>
       <w:r>
         <w:rPr>
           <w:rFonts w:ascii="Times New Roman" w:eastAsia="Arial" w:hAnsi="Times New Roman" w:cs="Times New Roman"/>
@@ -15359,7 +17221,7 @@
         </w:rPr>
         <w:t>Baseline Model: Logistic Regression</w:t>
       </w:r>
-      <w:bookmarkEnd w:id="36"/>
+      <w:bookmarkEnd w:id="38"/>
     </w:p>
     <w:p>
       <w:pPr>
@@ -15465,7 +17327,7 @@
           <w:lang w:val="en-US" w:eastAsia="ru-RU"/>
         </w:rPr>
       </w:pPr>
-      <w:bookmarkStart w:id="37" w:name="_Toc230023450"/>
+      <w:bookmarkStart w:id="39" w:name="_Toc230048426"/>
       <w:r>
         <w:rPr>
           <w:rFonts w:ascii="Times New Roman" w:eastAsia="Arial" w:hAnsi="Times New Roman" w:cs="Times New Roman"/>
@@ -15527,7 +17389,7 @@
         </w:rPr>
         <w:t>Transformer Model: BERT</w:t>
       </w:r>
-      <w:bookmarkEnd w:id="37"/>
+      <w:bookmarkEnd w:id="39"/>
     </w:p>
     <w:p>
       <w:pPr>
@@ -15736,7 +17598,7 @@
           <w:lang w:val="en-US" w:eastAsia="ru-RU"/>
         </w:rPr>
       </w:pPr>
-      <w:bookmarkStart w:id="38" w:name="_Toc230023451"/>
+      <w:bookmarkStart w:id="40" w:name="_Toc230048427"/>
       <w:r>
         <w:rPr>
           <w:rFonts w:ascii="Times New Roman" w:eastAsia="Arial" w:hAnsi="Times New Roman" w:cs="Times New Roman"/>
@@ -15797,7 +17659,7 @@
         </w:rPr>
         <w:t>Model Architecture and Training Strategy</w:t>
       </w:r>
-      <w:bookmarkEnd w:id="38"/>
+      <w:bookmarkEnd w:id="40"/>
     </w:p>
     <w:p>
       <w:pPr>
@@ -15880,7 +17742,27 @@
           <w:szCs w:val="28"/>
           <w:lang w:val="en-US"/>
         </w:rPr>
-        <w:t>Model training was performed using cross-entropy loss, which is commonly used for multi-class classification tasks. Optimization was carried out using the AdamW optimizer, which is well-suited for transformer-based architectures.</w:t>
+        <w:t xml:space="preserve">Model training was performed using cross-entropy loss, which is commonly used for multi-class classification tasks. Optimization was carried out using the </w:t>
+      </w:r>
+      <w:proofErr w:type="spellStart"/>
+      <w:r>
+        <w:rPr>
+          <w:rFonts w:ascii="Times New Roman" w:hAnsi="Times New Roman" w:cs="Times New Roman"/>
+          <w:sz w:val="28"/>
+          <w:szCs w:val="28"/>
+          <w:lang w:val="en-US"/>
+        </w:rPr>
+        <w:t>AdamW</w:t>
+      </w:r>
+      <w:proofErr w:type="spellEnd"/>
+      <w:r>
+        <w:rPr>
+          <w:rFonts w:ascii="Times New Roman" w:hAnsi="Times New Roman" w:cs="Times New Roman"/>
+          <w:sz w:val="28"/>
+          <w:szCs w:val="28"/>
+          <w:lang w:val="en-US"/>
+        </w:rPr>
+        <w:t xml:space="preserve"> optimizer, which is well-suited for transformer-based architectures.</w:t>
       </w:r>
     </w:p>
     <w:p>
@@ -15965,7 +17847,7 @@
           <w:lang w:val="en-US" w:eastAsia="ru-RU"/>
         </w:rPr>
       </w:pPr>
-      <w:bookmarkStart w:id="39" w:name="_Toc230023452"/>
+      <w:bookmarkStart w:id="41" w:name="_Toc230048428"/>
       <w:r>
         <w:rPr>
           <w:rFonts w:ascii="Times New Roman" w:eastAsia="Arial" w:hAnsi="Times New Roman" w:cs="Times New Roman"/>
@@ -15978,7 +17860,7 @@
         </w:rPr>
         <w:t>Experiments</w:t>
       </w:r>
-      <w:bookmarkEnd w:id="39"/>
+      <w:bookmarkEnd w:id="41"/>
     </w:p>
     <w:p>
       <w:pPr>
@@ -15993,7 +17875,7 @@
           <w:lang w:val="en-US" w:eastAsia="ru-RU"/>
         </w:rPr>
       </w:pPr>
-      <w:bookmarkStart w:id="40" w:name="_Toc230023453"/>
+      <w:bookmarkStart w:id="42" w:name="_Toc230048429"/>
       <w:r>
         <w:rPr>
           <w:rFonts w:ascii="Times New Roman" w:eastAsia="Arial" w:hAnsi="Times New Roman" w:cs="Times New Roman"/>
@@ -16054,7 +17936,7 @@
         </w:rPr>
         <w:t>Experimental Setup</w:t>
       </w:r>
-      <w:bookmarkEnd w:id="40"/>
+      <w:bookmarkEnd w:id="42"/>
     </w:p>
     <w:p>
       <w:pPr>
@@ -16132,7 +18014,7 @@
           <w:lang w:val="en-US" w:eastAsia="ru-RU"/>
         </w:rPr>
       </w:pPr>
-      <w:bookmarkStart w:id="41" w:name="_Toc230023454"/>
+      <w:bookmarkStart w:id="43" w:name="_Toc230048430"/>
       <w:r>
         <w:rPr>
           <w:rFonts w:ascii="Times New Roman" w:eastAsia="Arial" w:hAnsi="Times New Roman" w:cs="Times New Roman"/>
@@ -16193,7 +18075,7 @@
         </w:rPr>
         <w:t>Evaluated Models</w:t>
       </w:r>
-      <w:bookmarkEnd w:id="41"/>
+      <w:bookmarkEnd w:id="43"/>
     </w:p>
     <w:p>
       <w:pPr>
@@ -16230,13 +18112,77 @@
           <w:szCs w:val="28"/>
         </w:rPr>
       </w:pPr>
-      <w:r>
-        <w:rPr>
-          <w:rFonts w:ascii="Times New Roman" w:hAnsi="Times New Roman" w:cs="Times New Roman"/>
-          <w:sz w:val="28"/>
-          <w:szCs w:val="28"/>
-        </w:rPr>
-        <w:t xml:space="preserve">Logistic Regression (baseline model) </w:t>
+      <w:proofErr w:type="spellStart"/>
+      <w:r>
+        <w:rPr>
+          <w:rFonts w:ascii="Times New Roman" w:hAnsi="Times New Roman" w:cs="Times New Roman"/>
+          <w:sz w:val="28"/>
+          <w:szCs w:val="28"/>
+        </w:rPr>
+        <w:t>Logistic</w:t>
+      </w:r>
+      <w:proofErr w:type="spellEnd"/>
+      <w:r>
+        <w:rPr>
+          <w:rFonts w:ascii="Times New Roman" w:hAnsi="Times New Roman" w:cs="Times New Roman"/>
+          <w:sz w:val="28"/>
+          <w:szCs w:val="28"/>
+        </w:rPr>
+        <w:t xml:space="preserve"> </w:t>
+      </w:r>
+      <w:proofErr w:type="spellStart"/>
+      <w:r>
+        <w:rPr>
+          <w:rFonts w:ascii="Times New Roman" w:hAnsi="Times New Roman" w:cs="Times New Roman"/>
+          <w:sz w:val="28"/>
+          <w:szCs w:val="28"/>
+        </w:rPr>
+        <w:t>Regression</w:t>
+      </w:r>
+      <w:proofErr w:type="spellEnd"/>
+      <w:r>
+        <w:rPr>
+          <w:rFonts w:ascii="Times New Roman" w:hAnsi="Times New Roman" w:cs="Times New Roman"/>
+          <w:sz w:val="28"/>
+          <w:szCs w:val="28"/>
+        </w:rPr>
+        <w:t xml:space="preserve"> (</w:t>
+      </w:r>
+      <w:proofErr w:type="spellStart"/>
+      <w:r>
+        <w:rPr>
+          <w:rFonts w:ascii="Times New Roman" w:hAnsi="Times New Roman" w:cs="Times New Roman"/>
+          <w:sz w:val="28"/>
+          <w:szCs w:val="28"/>
+        </w:rPr>
+        <w:t>baseline</w:t>
+      </w:r>
+      <w:proofErr w:type="spellEnd"/>
+      <w:r>
+        <w:rPr>
+          <w:rFonts w:ascii="Times New Roman" w:hAnsi="Times New Roman" w:cs="Times New Roman"/>
+          <w:sz w:val="28"/>
+          <w:szCs w:val="28"/>
+        </w:rPr>
+        <w:t xml:space="preserve"> </w:t>
+      </w:r>
+      <w:proofErr w:type="spellStart"/>
+      <w:r>
+        <w:rPr>
+          <w:rFonts w:ascii="Times New Roman" w:hAnsi="Times New Roman" w:cs="Times New Roman"/>
+          <w:sz w:val="28"/>
+          <w:szCs w:val="28"/>
+        </w:rPr>
+        <w:t>model</w:t>
+      </w:r>
+      <w:proofErr w:type="spellEnd"/>
+      <w:r>
+        <w:rPr>
+          <w:rFonts w:ascii="Times New Roman" w:hAnsi="Times New Roman" w:cs="Times New Roman"/>
+          <w:sz w:val="28"/>
+          <w:szCs w:val="28"/>
+        </w:rPr>
+        <w:t xml:space="preserve">) </w:t>
       </w:r>
     </w:p>
     <w:p>
@@ -16259,7 +18205,43 @@
           <w:sz w:val="28"/>
           <w:szCs w:val="28"/>
         </w:rPr>
-        <w:t xml:space="preserve">Fine-tuned BERT model </w:t>
+        <w:t>Fine-</w:t>
+      </w:r>
+      <w:proofErr w:type="spellStart"/>
+      <w:r>
+        <w:rPr>
+          <w:rFonts w:ascii="Times New Roman" w:hAnsi="Times New Roman" w:cs="Times New Roman"/>
+          <w:sz w:val="28"/>
+          <w:szCs w:val="28"/>
+        </w:rPr>
+        <w:t>tuned</w:t>
+      </w:r>
+      <w:proofErr w:type="spellEnd"/>
+      <w:r>
+        <w:rPr>
+          <w:rFonts w:ascii="Times New Roman" w:hAnsi="Times New Roman" w:cs="Times New Roman"/>
+          <w:sz w:val="28"/>
+          <w:szCs w:val="28"/>
+        </w:rPr>
+        <w:t xml:space="preserve"> BERT </w:t>
+      </w:r>
+      <w:proofErr w:type="spellStart"/>
+      <w:r>
+        <w:rPr>
+          <w:rFonts w:ascii="Times New Roman" w:hAnsi="Times New Roman" w:cs="Times New Roman"/>
+          <w:sz w:val="28"/>
+          <w:szCs w:val="28"/>
+        </w:rPr>
+        <w:t>model</w:t>
+      </w:r>
+      <w:proofErr w:type="spellEnd"/>
+      <w:r>
+        <w:rPr>
+          <w:rFonts w:ascii="Times New Roman" w:hAnsi="Times New Roman" w:cs="Times New Roman"/>
+          <w:sz w:val="28"/>
+          <w:szCs w:val="28"/>
+        </w:rPr>
+        <w:t xml:space="preserve"> </w:t>
       </w:r>
     </w:p>
     <w:p>
@@ -16311,7 +18293,27 @@
           <w:szCs w:val="28"/>
           <w:lang w:val="en-US"/>
         </w:rPr>
-        <w:t>The primary model used in this research was BERT (bert-base-uncased), a transformer-based language model pre-trained on large-scale English corpora. The model was fine-tuned on the annotated volleyball-related Twitter dataset to adapt its contextual representations to the domain-specific language of social media discussions.</w:t>
+        <w:t>The primary model used in this research was BERT (</w:t>
+      </w:r>
+      <w:proofErr w:type="spellStart"/>
+      <w:r>
+        <w:rPr>
+          <w:rFonts w:ascii="Times New Roman" w:hAnsi="Times New Roman" w:cs="Times New Roman"/>
+          <w:sz w:val="28"/>
+          <w:szCs w:val="28"/>
+          <w:lang w:val="en-US"/>
+        </w:rPr>
+        <w:t>bert</w:t>
+      </w:r>
+      <w:proofErr w:type="spellEnd"/>
+      <w:r>
+        <w:rPr>
+          <w:rFonts w:ascii="Times New Roman" w:hAnsi="Times New Roman" w:cs="Times New Roman"/>
+          <w:sz w:val="28"/>
+          <w:szCs w:val="28"/>
+          <w:lang w:val="en-US"/>
+        </w:rPr>
+        <w:t>-base-uncased), a transformer-based language model pre-trained on large-scale English corpora. The model was fine-tuned on the annotated volleyball-related Twitter dataset to adapt its contextual representations to the domain-specific language of social media discussions.</w:t>
       </w:r>
     </w:p>
     <w:p>
@@ -16327,7 +18329,7 @@
           <w:lang w:val="en-US" w:eastAsia="ru-RU"/>
         </w:rPr>
       </w:pPr>
-      <w:bookmarkStart w:id="42" w:name="_Toc230023455"/>
+      <w:bookmarkStart w:id="44" w:name="_Toc230048431"/>
       <w:r>
         <w:rPr>
           <w:rFonts w:ascii="Times New Roman" w:eastAsia="Arial" w:hAnsi="Times New Roman" w:cs="Times New Roman"/>
@@ -16388,7 +18390,7 @@
         </w:rPr>
         <w:t>Evaluation Metrics</w:t>
       </w:r>
-      <w:bookmarkEnd w:id="42"/>
+      <w:bookmarkEnd w:id="44"/>
     </w:p>
     <w:p>
       <w:pPr>
@@ -16478,7 +18480,7 @@
           <w:lang w:val="en-US" w:eastAsia="ru-RU"/>
         </w:rPr>
       </w:pPr>
-      <w:bookmarkStart w:id="43" w:name="_Toc230023456"/>
+      <w:bookmarkStart w:id="45" w:name="_Toc230048432"/>
       <w:r>
         <w:rPr>
           <w:rFonts w:ascii="Times New Roman" w:eastAsia="Arial" w:hAnsi="Times New Roman" w:cs="Times New Roman"/>
@@ -16539,7 +18541,7 @@
         </w:rPr>
         <w:t>Training Procedure</w:t>
       </w:r>
-      <w:bookmarkEnd w:id="43"/>
+      <w:bookmarkEnd w:id="45"/>
     </w:p>
     <w:p>
       <w:pPr>
@@ -16559,7 +18561,27 @@
           <w:szCs w:val="28"/>
           <w:lang w:val="en-US"/>
         </w:rPr>
-        <w:t>For the transformer-based model, text inputs were tokenized using the BERT tokenizer with truncation and padding applied to a maximum sequence length of 128 tokens. The model was trained using the AdamW optimizer with a learning rate of 2e-5 and a batch size of 16.</w:t>
+        <w:t xml:space="preserve">For the transformer-based model, text inputs were tokenized using the BERT tokenizer with truncation and padding applied to a maximum sequence length of 128 tokens. The model was trained using the </w:t>
+      </w:r>
+      <w:proofErr w:type="spellStart"/>
+      <w:r>
+        <w:rPr>
+          <w:rFonts w:ascii="Times New Roman" w:hAnsi="Times New Roman" w:cs="Times New Roman"/>
+          <w:sz w:val="28"/>
+          <w:szCs w:val="28"/>
+          <w:lang w:val="en-US"/>
+        </w:rPr>
+        <w:t>AdamW</w:t>
+      </w:r>
+      <w:proofErr w:type="spellEnd"/>
+      <w:r>
+        <w:rPr>
+          <w:rFonts w:ascii="Times New Roman" w:hAnsi="Times New Roman" w:cs="Times New Roman"/>
+          <w:sz w:val="28"/>
+          <w:szCs w:val="28"/>
+          <w:lang w:val="en-US"/>
+        </w:rPr>
+        <w:t xml:space="preserve"> optimizer with a learning rate of 2e-5 and a batch size of 16.</w:t>
       </w:r>
     </w:p>
     <w:p>
@@ -16653,7 +18675,7 @@
           <w:lang w:val="en-US" w:eastAsia="ru-RU"/>
         </w:rPr>
       </w:pPr>
-      <w:bookmarkStart w:id="44" w:name="_Toc230023457"/>
+      <w:bookmarkStart w:id="46" w:name="_Toc230048433"/>
       <w:r>
         <w:rPr>
           <w:rFonts w:ascii="Times New Roman" w:eastAsia="Arial" w:hAnsi="Times New Roman" w:cs="Times New Roman"/>
@@ -16666,7 +18688,7 @@
         </w:rPr>
         <w:t>Results and Evaluation</w:t>
       </w:r>
-      <w:bookmarkEnd w:id="44"/>
+      <w:bookmarkEnd w:id="46"/>
     </w:p>
     <w:p>
       <w:pPr>
@@ -16924,7 +18946,7 @@
           <w:lang w:val="en-US" w:eastAsia="ru-RU"/>
         </w:rPr>
       </w:pPr>
-      <w:bookmarkStart w:id="45" w:name="_Toc230023458"/>
+      <w:bookmarkStart w:id="47" w:name="_Toc230048434"/>
       <w:r>
         <w:rPr>
           <w:rFonts w:ascii="Times New Roman" w:eastAsia="Arial" w:hAnsi="Times New Roman" w:cs="Times New Roman"/>
@@ -16973,6 +18995,7 @@
         </w:rPr>
         <w:t xml:space="preserve"> </w:t>
       </w:r>
+      <w:proofErr w:type="spellStart"/>
       <w:r>
         <w:rPr>
           <w:rFonts w:ascii="Times New Roman" w:eastAsia="Arial" w:hAnsi="Times New Roman" w:cs="Times New Roman"/>
@@ -16983,9 +19006,62 @@
           <w:szCs w:val="28"/>
           <w:lang w:eastAsia="ru-RU"/>
         </w:rPr>
-        <w:t>Experimental Results Overview</w:t>
-      </w:r>
-      <w:bookmarkEnd w:id="45"/>
+        <w:t>Experimental</w:t>
+      </w:r>
+      <w:proofErr w:type="spellEnd"/>
+      <w:r>
+        <w:rPr>
+          <w:rFonts w:ascii="Times New Roman" w:eastAsia="Arial" w:hAnsi="Times New Roman" w:cs="Times New Roman"/>
+          <w:b/>
+          <w:bCs/>
+          <w:color w:val="auto"/>
+          <w:sz w:val="28"/>
+          <w:szCs w:val="28"/>
+          <w:lang w:eastAsia="ru-RU"/>
+        </w:rPr>
+        <w:t xml:space="preserve"> </w:t>
+      </w:r>
+      <w:proofErr w:type="spellStart"/>
+      <w:r>
+        <w:rPr>
+          <w:rFonts w:ascii="Times New Roman" w:eastAsia="Arial" w:hAnsi="Times New Roman" w:cs="Times New Roman"/>
+          <w:b/>
+          <w:bCs/>
+          <w:color w:val="auto"/>
+          <w:sz w:val="28"/>
+          <w:szCs w:val="28"/>
+          <w:lang w:eastAsia="ru-RU"/>
+        </w:rPr>
+        <w:t>Results</w:t>
+      </w:r>
+      <w:proofErr w:type="spellEnd"/>
+      <w:r>
+        <w:rPr>
+          <w:rFonts w:ascii="Times New Roman" w:eastAsia="Arial" w:hAnsi="Times New Roman" w:cs="Times New Roman"/>
+          <w:b/>
+          <w:bCs/>
+          <w:color w:val="auto"/>
+          <w:sz w:val="28"/>
+          <w:szCs w:val="28"/>
+          <w:lang w:eastAsia="ru-RU"/>
+        </w:rPr>
+        <w:t xml:space="preserve"> </w:t>
+      </w:r>
+      <w:proofErr w:type="spellStart"/>
+      <w:r>
+        <w:rPr>
+          <w:rFonts w:ascii="Times New Roman" w:eastAsia="Arial" w:hAnsi="Times New Roman" w:cs="Times New Roman"/>
+          <w:b/>
+          <w:bCs/>
+          <w:color w:val="auto"/>
+          <w:sz w:val="28"/>
+          <w:szCs w:val="28"/>
+          <w:lang w:eastAsia="ru-RU"/>
+        </w:rPr>
+        <w:t>Overview</w:t>
+      </w:r>
+      <w:bookmarkEnd w:id="47"/>
+      <w:proofErr w:type="spellEnd"/>
     </w:p>
     <w:p>
       <w:pPr>
@@ -17322,7 +19398,7 @@
           <w:lang w:val="en-US" w:eastAsia="ru-RU"/>
         </w:rPr>
       </w:pPr>
-      <w:bookmarkStart w:id="46" w:name="_Toc230023459"/>
+      <w:bookmarkStart w:id="48" w:name="_Toc230048435"/>
       <w:r>
         <w:rPr>
           <w:rFonts w:ascii="Times New Roman" w:eastAsia="Arial" w:hAnsi="Times New Roman" w:cs="Times New Roman"/>
@@ -17371,6 +19447,7 @@
         </w:rPr>
         <w:t xml:space="preserve"> </w:t>
       </w:r>
+      <w:proofErr w:type="spellStart"/>
       <w:r>
         <w:rPr>
           <w:rFonts w:ascii="Times New Roman" w:eastAsia="Arial" w:hAnsi="Times New Roman" w:cs="Times New Roman"/>
@@ -17381,9 +19458,22 @@
           <w:szCs w:val="28"/>
           <w:lang w:eastAsia="ru-RU"/>
         </w:rPr>
-        <w:t>Confusion Matrix Analysis</w:t>
-      </w:r>
-      <w:bookmarkEnd w:id="46"/>
+        <w:t>Confusion</w:t>
+      </w:r>
+      <w:proofErr w:type="spellEnd"/>
+      <w:r>
+        <w:rPr>
+          <w:rFonts w:ascii="Times New Roman" w:eastAsia="Arial" w:hAnsi="Times New Roman" w:cs="Times New Roman"/>
+          <w:b/>
+          <w:bCs/>
+          <w:color w:val="auto"/>
+          <w:sz w:val="28"/>
+          <w:szCs w:val="28"/>
+          <w:lang w:eastAsia="ru-RU"/>
+        </w:rPr>
+        <w:t xml:space="preserve"> Matrix Analysis</w:t>
+      </w:r>
+      <w:bookmarkEnd w:id="48"/>
     </w:p>
     <w:p>
       <w:pPr>
@@ -17711,7 +19801,7 @@
           <w:lang w:val="en-US"/>
         </w:rPr>
       </w:pPr>
-      <w:bookmarkStart w:id="47" w:name="_Ref229360113"/>
+      <w:bookmarkStart w:id="49" w:name="_Ref229360113"/>
       <w:r>
         <w:rPr>
           <w:lang w:val="en-US"/>
@@ -17740,7 +19830,7 @@
       <w:r>
         <w:fldChar w:fldCharType="end"/>
       </w:r>
-      <w:bookmarkEnd w:id="47"/>
+      <w:bookmarkEnd w:id="49"/>
     </w:p>
     <w:p>
       <w:pPr>
@@ -18306,7 +20396,7 @@
           <w:lang w:val="en-US" w:eastAsia="ru-RU"/>
         </w:rPr>
       </w:pPr>
-      <w:bookmarkStart w:id="48" w:name="_Toc230023460"/>
+      <w:bookmarkStart w:id="50" w:name="_Toc230048436"/>
       <w:r>
         <w:rPr>
           <w:rFonts w:ascii="Times New Roman" w:eastAsia="Arial" w:hAnsi="Times New Roman" w:cs="Times New Roman"/>
@@ -18403,7 +20493,7 @@
         </w:rPr>
         <w:t>Performance</w:t>
       </w:r>
-      <w:bookmarkEnd w:id="48"/>
+      <w:bookmarkEnd w:id="50"/>
     </w:p>
     <w:p>
       <w:pPr>
@@ -18595,7 +20685,25 @@
           <w:sz w:val="28"/>
           <w:szCs w:val="28"/>
         </w:rPr>
-        <w:t>For example:</w:t>
+        <w:t xml:space="preserve">For </w:t>
+      </w:r>
+      <w:proofErr w:type="spellStart"/>
+      <w:r>
+        <w:rPr>
+          <w:rFonts w:ascii="Times New Roman" w:hAnsi="Times New Roman" w:cs="Times New Roman"/>
+          <w:sz w:val="28"/>
+          <w:szCs w:val="28"/>
+        </w:rPr>
+        <w:t>example</w:t>
+      </w:r>
+      <w:proofErr w:type="spellEnd"/>
+      <w:r>
+        <w:rPr>
+          <w:rFonts w:ascii="Times New Roman" w:hAnsi="Times New Roman" w:cs="Times New Roman"/>
+          <w:sz w:val="28"/>
+          <w:szCs w:val="28"/>
+        </w:rPr>
+        <w:t>:</w:t>
       </w:r>
     </w:p>
     <w:p>
@@ -18612,6 +20720,7 @@
           <w:szCs w:val="28"/>
         </w:rPr>
       </w:pPr>
+      <w:proofErr w:type="spellStart"/>
       <w:r>
         <w:rPr>
           <w:rFonts w:ascii="Times New Roman" w:hAnsi="Times New Roman" w:cs="Times New Roman"/>
@@ -18622,6 +20731,7 @@
         </w:rPr>
         <w:t>neutral</w:t>
       </w:r>
+      <w:proofErr w:type="spellEnd"/>
       <w:r>
         <w:rPr>
           <w:rFonts w:ascii="Times New Roman" w:hAnsi="Times New Roman" w:cs="Times New Roman"/>
@@ -18663,6 +20773,7 @@
           <w:szCs w:val="28"/>
         </w:rPr>
       </w:pPr>
+      <w:proofErr w:type="spellStart"/>
       <w:r>
         <w:rPr>
           <w:rFonts w:ascii="Times New Roman" w:hAnsi="Times New Roman" w:cs="Times New Roman"/>
@@ -18673,6 +20784,7 @@
         </w:rPr>
         <w:t>happiness</w:t>
       </w:r>
+      <w:proofErr w:type="spellEnd"/>
       <w:r>
         <w:rPr>
           <w:rFonts w:ascii="Times New Roman" w:hAnsi="Times New Roman" w:cs="Times New Roman"/>
@@ -18714,6 +20826,7 @@
           <w:szCs w:val="28"/>
         </w:rPr>
       </w:pPr>
+      <w:proofErr w:type="spellStart"/>
       <w:r>
         <w:rPr>
           <w:rFonts w:ascii="Times New Roman" w:hAnsi="Times New Roman" w:cs="Times New Roman"/>
@@ -18724,6 +20837,7 @@
         </w:rPr>
         <w:t>sadness</w:t>
       </w:r>
+      <w:proofErr w:type="spellEnd"/>
       <w:r>
         <w:rPr>
           <w:rFonts w:ascii="Times New Roman" w:hAnsi="Times New Roman" w:cs="Times New Roman"/>
@@ -18846,7 +20960,7 @@
           <w:lang w:val="en-US" w:eastAsia="ru-RU"/>
         </w:rPr>
       </w:pPr>
-      <w:bookmarkStart w:id="49" w:name="_Toc230023461"/>
+      <w:bookmarkStart w:id="51" w:name="_Toc230048437"/>
       <w:r>
         <w:rPr>
           <w:rFonts w:ascii="Times New Roman" w:eastAsia="Arial" w:hAnsi="Times New Roman" w:cs="Times New Roman"/>
@@ -18907,7 +21021,7 @@
         </w:rPr>
         <w:t>Training Dynamics of BERT</w:t>
       </w:r>
-      <w:bookmarkEnd w:id="49"/>
+      <w:bookmarkEnd w:id="51"/>
     </w:p>
     <w:p>
       <w:pPr>
@@ -19095,7 +21209,7 @@
           <w:lang w:val="en-US" w:eastAsia="ru-RU"/>
         </w:rPr>
       </w:pPr>
-      <w:bookmarkStart w:id="50" w:name="_Toc230023462"/>
+      <w:bookmarkStart w:id="52" w:name="_Toc230048438"/>
       <w:r>
         <w:rPr>
           <w:rFonts w:ascii="Times New Roman" w:eastAsia="Arial" w:hAnsi="Times New Roman" w:cs="Times New Roman"/>
@@ -19142,9 +21256,8 @@
           <w:szCs w:val="28"/>
           <w:lang w:val="en-US" w:eastAsia="ru-RU"/>
         </w:rPr>
-        <w:t xml:space="preserve"> Error Analysis</w:t>
-      </w:r>
-      <w:bookmarkEnd w:id="50"/>
+        <w:t xml:space="preserve"> Error Analysis </w:t>
+      </w:r>
       <w:r>
         <w:rPr>
           <w:rFonts w:ascii="Times New Roman" w:eastAsia="Arial" w:hAnsi="Times New Roman" w:cs="Times New Roman"/>
@@ -19155,8 +21268,21 @@
           <w:szCs w:val="28"/>
           <w:lang w:val="en-US" w:eastAsia="ru-RU"/>
         </w:rPr>
-        <w:t xml:space="preserve"> </w:t>
-      </w:r>
+        <w:t xml:space="preserve">and </w:t>
+      </w:r>
+      <w:r>
+        <w:rPr>
+          <w:rFonts w:ascii="Times New Roman" w:eastAsia="Arial" w:hAnsi="Times New Roman" w:cs="Times New Roman"/>
+          <w:b/>
+          <w:bCs/>
+          <w:color w:val="auto"/>
+          <w:sz w:val="28"/>
+          <w:szCs w:val="28"/>
+          <w:lang w:val="en-US" w:eastAsia="ru-RU"/>
+        </w:rPr>
+        <w:t>Model Explainability and Interpretation</w:t>
+      </w:r>
+      <w:bookmarkEnd w:id="52"/>
     </w:p>
     <w:p>
       <w:pPr>
@@ -19764,94 +21890,6 @@
     </w:p>
     <w:p>
       <w:pPr>
-        <w:pStyle w:val="2"/>
-        <w:rPr>
-          <w:rFonts w:ascii="Times New Roman" w:eastAsia="Arial" w:hAnsi="Times New Roman" w:cs="Times New Roman"/>
-          <w:b/>
-          <w:bCs/>
-          <w:color w:val="auto"/>
-          <w:sz w:val="28"/>
-          <w:szCs w:val="28"/>
-          <w:lang w:val="en-US" w:eastAsia="ru-RU"/>
-        </w:rPr>
-      </w:pPr>
-      <w:bookmarkStart w:id="51" w:name="_Toc230023463"/>
-      <w:r>
-        <w:rPr>
-          <w:rFonts w:ascii="Times New Roman" w:eastAsia="Arial" w:hAnsi="Times New Roman" w:cs="Times New Roman"/>
-          <w:b/>
-          <w:bCs/>
-          <w:color w:val="auto"/>
-          <w:sz w:val="28"/>
-          <w:szCs w:val="28"/>
-          <w:lang w:val="en-US" w:eastAsia="ru-RU"/>
-        </w:rPr>
-        <w:t>7</w:t>
-      </w:r>
-      <w:r>
-        <w:rPr>
-          <w:rFonts w:ascii="Times New Roman" w:eastAsia="Arial" w:hAnsi="Times New Roman" w:cs="Times New Roman"/>
-          <w:b/>
-          <w:bCs/>
-          <w:color w:val="auto"/>
-          <w:sz w:val="28"/>
-          <w:szCs w:val="28"/>
-          <w:lang w:val="en-US" w:eastAsia="ru-RU"/>
-        </w:rPr>
-        <w:t>.</w:t>
-      </w:r>
-      <w:r>
-        <w:rPr>
-          <w:rFonts w:ascii="Times New Roman" w:eastAsia="Arial" w:hAnsi="Times New Roman" w:cs="Times New Roman"/>
-          <w:b/>
-          <w:bCs/>
-          <w:color w:val="auto"/>
-          <w:sz w:val="28"/>
-          <w:szCs w:val="28"/>
-          <w:lang w:val="en-US" w:eastAsia="ru-RU"/>
-        </w:rPr>
-        <w:t>6</w:t>
-      </w:r>
-      <w:r>
-        <w:rPr>
-          <w:rFonts w:ascii="Times New Roman" w:eastAsia="Arial" w:hAnsi="Times New Roman" w:cs="Times New Roman"/>
-          <w:b/>
-          <w:bCs/>
-          <w:color w:val="auto"/>
-          <w:sz w:val="28"/>
-          <w:szCs w:val="28"/>
-          <w:lang w:val="en-US" w:eastAsia="ru-RU"/>
-        </w:rPr>
-        <w:t xml:space="preserve"> </w:t>
-      </w:r>
-      <w:r>
-        <w:rPr>
-          <w:rFonts w:ascii="Times New Roman" w:eastAsia="Arial" w:hAnsi="Times New Roman" w:cs="Times New Roman"/>
-          <w:b/>
-          <w:bCs/>
-          <w:color w:val="auto"/>
-          <w:sz w:val="28"/>
-          <w:szCs w:val="28"/>
-          <w:lang w:eastAsia="ru-RU"/>
-        </w:rPr>
-        <w:t>Model Explainability and Interpretation</w:t>
-      </w:r>
-      <w:bookmarkEnd w:id="51"/>
-      <w:r>
-        <w:rPr>
-          <w:rFonts w:ascii="Times New Roman" w:eastAsia="Arial" w:hAnsi="Times New Roman" w:cs="Times New Roman"/>
-          <w:b/>
-          <w:bCs/>
-          <w:color w:val="auto"/>
-          <w:sz w:val="28"/>
-          <w:szCs w:val="28"/>
-          <w:lang w:val="en-US" w:eastAsia="ru-RU"/>
-        </w:rPr>
-        <w:tab/>
-      </w:r>
-    </w:p>
-    <w:p>
-      <w:pPr>
         <w:spacing w:line="360" w:lineRule="auto"/>
         <w:jc w:val="both"/>
         <w:rPr>
@@ -19889,7 +21927,7 @@
           <w:szCs w:val="28"/>
           <w:lang w:val="en-US"/>
         </w:rPr>
-        <w:t xml:space="preserve">SHAP builds an explainer using a wrapper function that tokenizes the text and returns the model’s logits. It then computes approximate Shapley values for each token, reflecting its contribution to the predicted probability. Sequential visualizations preserve word order to enhance readability. Using LIME and SHAP </w:t>
+        <w:t xml:space="preserve">SHAP builds an explainer using a wrapper function that tokenizes the text and returns the model’s logits. It then computes approximate Shapley values for each token, reflecting its contribution to the predicted probability. Sequential visualizations preserve word order to enhance readability. Using LIME and SHAP together provides complementary insights: LIME offers fast, local explanations, </w:t>
       </w:r>
       <w:r>
         <w:rPr>
@@ -19899,7 +21937,7 @@
           <w:lang w:val="en-US"/>
         </w:rPr>
         <w:lastRenderedPageBreak/>
-        <w:t>together provides complementary insights: LIME offers fast, local explanations, while SHAP delivers consistent feature attributions that can be aggregated to assess global importance.</w:t>
+        <w:t>while SHAP delivers consistent feature attributions that can be aggregated to assess global importance.</w:t>
       </w:r>
       <w:r>
         <w:rPr>
@@ -19983,7 +22021,7 @@
           <w:lang w:val="en-US" w:eastAsia="ru-RU"/>
         </w:rPr>
       </w:pPr>
-      <w:bookmarkStart w:id="52" w:name="_Ref229611499"/>
+      <w:bookmarkStart w:id="53" w:name="_Ref229611499"/>
       <w:r>
         <w:rPr>
           <w:lang w:val="en-US"/>
@@ -20012,7 +22050,7 @@
       <w:r>
         <w:fldChar w:fldCharType="end"/>
       </w:r>
-      <w:bookmarkEnd w:id="52"/>
+      <w:bookmarkEnd w:id="53"/>
     </w:p>
     <w:p>
       <w:pPr>
@@ -20306,7 +22344,7 @@
           <w:lang w:val="en-US" w:eastAsia="ru-RU"/>
         </w:rPr>
       </w:pPr>
-      <w:bookmarkStart w:id="53" w:name="_Ref229611700"/>
+      <w:bookmarkStart w:id="54" w:name="_Ref229611700"/>
       <w:r>
         <w:rPr>
           <w:lang w:val="en-US"/>
@@ -20335,7 +22373,7 @@
       <w:r>
         <w:fldChar w:fldCharType="end"/>
       </w:r>
-      <w:bookmarkEnd w:id="53"/>
+      <w:bookmarkEnd w:id="54"/>
     </w:p>
     <w:p>
       <w:pPr>
@@ -20500,6 +22538,7 @@
           <w:lang w:val="en-US" w:eastAsia="ru-RU"/>
         </w:rPr>
       </w:pPr>
+      <w:bookmarkStart w:id="55" w:name="_Toc230048439"/>
       <w:r>
         <w:rPr>
           <w:rFonts w:ascii="Times New Roman" w:eastAsia="Arial" w:hAnsi="Times New Roman" w:cs="Times New Roman"/>
@@ -20534,7 +22573,7 @@
           <w:szCs w:val="28"/>
           <w:lang w:val="en-US" w:eastAsia="ru-RU"/>
         </w:rPr>
-        <w:t>7</w:t>
+        <w:t>6</w:t>
       </w:r>
       <w:r>
         <w:rPr>
@@ -20560,6 +22599,7 @@
         </w:rPr>
         <w:t>Statistical Significance Analysis</w:t>
       </w:r>
+      <w:bookmarkEnd w:id="55"/>
     </w:p>
     <w:p>
       <w:pPr>
@@ -20670,13 +22710,41 @@
           <w:szCs w:val="28"/>
         </w:rPr>
       </w:pPr>
-      <w:r>
-        <w:rPr>
-          <w:rFonts w:ascii="Times New Roman" w:hAnsi="Times New Roman" w:cs="Times New Roman"/>
-          <w:sz w:val="28"/>
-          <w:szCs w:val="28"/>
-        </w:rPr>
-        <w:t xml:space="preserve">McNemar statistic: 641.52 </w:t>
+      <w:proofErr w:type="spellStart"/>
+      <w:r>
+        <w:rPr>
+          <w:rFonts w:ascii="Times New Roman" w:hAnsi="Times New Roman" w:cs="Times New Roman"/>
+          <w:sz w:val="28"/>
+          <w:szCs w:val="28"/>
+        </w:rPr>
+        <w:t>McNemar</w:t>
+      </w:r>
+      <w:proofErr w:type="spellEnd"/>
+      <w:r>
+        <w:rPr>
+          <w:rFonts w:ascii="Times New Roman" w:hAnsi="Times New Roman" w:cs="Times New Roman"/>
+          <w:sz w:val="28"/>
+          <w:szCs w:val="28"/>
+        </w:rPr>
+        <w:t xml:space="preserve"> </w:t>
+      </w:r>
+      <w:proofErr w:type="spellStart"/>
+      <w:r>
+        <w:rPr>
+          <w:rFonts w:ascii="Times New Roman" w:hAnsi="Times New Roman" w:cs="Times New Roman"/>
+          <w:sz w:val="28"/>
+          <w:szCs w:val="28"/>
+        </w:rPr>
+        <w:t>statistic</w:t>
+      </w:r>
+      <w:proofErr w:type="spellEnd"/>
+      <w:r>
+        <w:rPr>
+          <w:rFonts w:ascii="Times New Roman" w:hAnsi="Times New Roman" w:cs="Times New Roman"/>
+          <w:sz w:val="28"/>
+          <w:szCs w:val="28"/>
+        </w:rPr>
+        <w:t xml:space="preserve">: 641.52 </w:t>
       </w:r>
     </w:p>
     <w:p>
@@ -20701,7 +22769,25 @@
           <w:sz w:val="28"/>
           <w:szCs w:val="28"/>
         </w:rPr>
-        <w:t>p-value: 1.56 × 10⁻¹⁴¹</w:t>
+        <w:t>p-</w:t>
+      </w:r>
+      <w:proofErr w:type="spellStart"/>
+      <w:r>
+        <w:rPr>
+          <w:rFonts w:ascii="Times New Roman" w:hAnsi="Times New Roman" w:cs="Times New Roman"/>
+          <w:sz w:val="28"/>
+          <w:szCs w:val="28"/>
+        </w:rPr>
+        <w:t>value</w:t>
+      </w:r>
+      <w:proofErr w:type="spellEnd"/>
+      <w:r>
+        <w:rPr>
+          <w:rFonts w:ascii="Times New Roman" w:hAnsi="Times New Roman" w:cs="Times New Roman"/>
+          <w:sz w:val="28"/>
+          <w:szCs w:val="28"/>
+        </w:rPr>
+        <w:t>: 1.56 × 10⁻¹⁴¹</w:t>
       </w:r>
     </w:p>
     <w:p>
@@ -20780,7 +22866,7 @@
           <w:lang w:val="en-US" w:eastAsia="ru-RU"/>
         </w:rPr>
       </w:pPr>
-      <w:bookmarkStart w:id="54" w:name="_Toc230023464"/>
+      <w:bookmarkStart w:id="56" w:name="_Toc230048440"/>
       <w:r>
         <w:rPr>
           <w:rFonts w:ascii="Times New Roman" w:eastAsia="Arial" w:hAnsi="Times New Roman" w:cs="Times New Roman"/>
@@ -20815,7 +22901,7 @@
           <w:szCs w:val="28"/>
           <w:lang w:val="en-US" w:eastAsia="ru-RU"/>
         </w:rPr>
-        <w:t>8</w:t>
+        <w:t>7</w:t>
       </w:r>
       <w:r>
         <w:rPr>
@@ -20829,6 +22915,7 @@
         </w:rPr>
         <w:t xml:space="preserve"> </w:t>
       </w:r>
+      <w:proofErr w:type="spellStart"/>
       <w:r>
         <w:rPr>
           <w:rFonts w:ascii="Times New Roman" w:eastAsia="Arial" w:hAnsi="Times New Roman" w:cs="Times New Roman"/>
@@ -20839,9 +22926,22 @@
           <w:szCs w:val="28"/>
           <w:lang w:eastAsia="ru-RU"/>
         </w:rPr>
-        <w:t>Comparative Performance Analysis</w:t>
-      </w:r>
-      <w:bookmarkEnd w:id="54"/>
+        <w:t>Comparative</w:t>
+      </w:r>
+      <w:proofErr w:type="spellEnd"/>
+      <w:r>
+        <w:rPr>
+          <w:rFonts w:ascii="Times New Roman" w:eastAsia="Arial" w:hAnsi="Times New Roman" w:cs="Times New Roman"/>
+          <w:b/>
+          <w:bCs/>
+          <w:color w:val="auto"/>
+          <w:sz w:val="28"/>
+          <w:szCs w:val="28"/>
+          <w:lang w:eastAsia="ru-RU"/>
+        </w:rPr>
+        <w:t xml:space="preserve"> Performance Analysis</w:t>
+      </w:r>
+      <w:bookmarkEnd w:id="56"/>
     </w:p>
     <w:p>
       <w:pPr>
@@ -21055,7 +23155,7 @@
           <w:lang w:val="en-US" w:eastAsia="ru-RU"/>
         </w:rPr>
       </w:pPr>
-      <w:bookmarkStart w:id="55" w:name="_Toc230023465"/>
+      <w:bookmarkStart w:id="57" w:name="_Toc230048441"/>
       <w:r>
         <w:rPr>
           <w:rFonts w:ascii="Times New Roman" w:eastAsia="Arial" w:hAnsi="Times New Roman" w:cs="Times New Roman"/>
@@ -21068,7 +23168,7 @@
         </w:rPr>
         <w:t>Discussion</w:t>
       </w:r>
-      <w:bookmarkEnd w:id="55"/>
+      <w:bookmarkEnd w:id="57"/>
     </w:p>
     <w:p>
       <w:pPr>
@@ -21283,7 +23383,7 @@
           <w:lang w:val="en-US" w:eastAsia="ru-RU"/>
         </w:rPr>
       </w:pPr>
-      <w:bookmarkStart w:id="56" w:name="_Toc230023466"/>
+      <w:bookmarkStart w:id="58" w:name="_Toc230048442"/>
       <w:r>
         <w:rPr>
           <w:rFonts w:ascii="Times New Roman" w:eastAsia="Arial" w:hAnsi="Times New Roman" w:cs="Times New Roman"/>
@@ -21320,7 +23420,7 @@
         </w:rPr>
         <w:t xml:space="preserve"> Limitations</w:t>
       </w:r>
-      <w:bookmarkEnd w:id="56"/>
+      <w:bookmarkEnd w:id="58"/>
     </w:p>
     <w:p>
       <w:pPr>
@@ -21562,7 +23662,27 @@
           <w:lang w:val="en-US"/>
         </w:rPr>
         <w:lastRenderedPageBreak/>
-        <w:t>such as RoBERTa, T5, or multi-attention transformer variants could potentially achieve stronger performance, particularly for minority emotion classes.</w:t>
+        <w:t xml:space="preserve">such as </w:t>
+      </w:r>
+      <w:proofErr w:type="spellStart"/>
+      <w:r>
+        <w:rPr>
+          <w:rFonts w:ascii="Times New Roman" w:hAnsi="Times New Roman" w:cs="Times New Roman"/>
+          <w:sz w:val="28"/>
+          <w:szCs w:val="28"/>
+          <w:lang w:val="en-US"/>
+        </w:rPr>
+        <w:t>RoBERTa</w:t>
+      </w:r>
+      <w:proofErr w:type="spellEnd"/>
+      <w:r>
+        <w:rPr>
+          <w:rFonts w:ascii="Times New Roman" w:hAnsi="Times New Roman" w:cs="Times New Roman"/>
+          <w:sz w:val="28"/>
+          <w:szCs w:val="28"/>
+          <w:lang w:val="en-US"/>
+        </w:rPr>
+        <w:t>, T5, or multi-attention transformer variants could potentially achieve stronger performance, particularly for minority emotion classes.</w:t>
       </w:r>
     </w:p>
     <w:p>
@@ -21604,7 +23724,7 @@
           <w:lang w:val="en-US" w:eastAsia="ru-RU"/>
         </w:rPr>
       </w:pPr>
-      <w:bookmarkStart w:id="57" w:name="_Toc230023467"/>
+      <w:bookmarkStart w:id="59" w:name="_Toc230048443"/>
       <w:r>
         <w:rPr>
           <w:rFonts w:ascii="Times New Roman" w:eastAsia="Arial" w:hAnsi="Times New Roman" w:cs="Times New Roman"/>
@@ -21617,7 +23737,7 @@
         </w:rPr>
         <w:t>Conclusion</w:t>
       </w:r>
-      <w:bookmarkEnd w:id="57"/>
+      <w:bookmarkEnd w:id="59"/>
     </w:p>
     <w:p>
       <w:pPr>
@@ -21773,7 +23893,27 @@
           <w:szCs w:val="28"/>
           <w:lang w:val="en-US"/>
         </w:rPr>
-        <w:t>Future research may extend this work by exploring multi-label emotion classification, explainable AI techniques, larger and more balanced datasets, and alternative transformer architectures such as RoBERTa or T5. Additional investigation into multimodal emotion analysis, including emojis, images, and user interaction patterns, may also further improve the understanding of emotional communication in social media environments.</w:t>
+        <w:t xml:space="preserve">Future research may extend this work by exploring multi-label emotion classification, explainable AI techniques, larger and more balanced datasets, and alternative transformer architectures such as </w:t>
+      </w:r>
+      <w:proofErr w:type="spellStart"/>
+      <w:r>
+        <w:rPr>
+          <w:rFonts w:ascii="Times New Roman" w:hAnsi="Times New Roman" w:cs="Times New Roman"/>
+          <w:sz w:val="28"/>
+          <w:szCs w:val="28"/>
+          <w:lang w:val="en-US"/>
+        </w:rPr>
+        <w:t>RoBERTa</w:t>
+      </w:r>
+      <w:proofErr w:type="spellEnd"/>
+      <w:r>
+        <w:rPr>
+          <w:rFonts w:ascii="Times New Roman" w:hAnsi="Times New Roman" w:cs="Times New Roman"/>
+          <w:sz w:val="28"/>
+          <w:szCs w:val="28"/>
+          <w:lang w:val="en-US"/>
+        </w:rPr>
+        <w:t xml:space="preserve"> or T5. Additional investigation into multimodal emotion analysis, including emojis, images, and user interaction patterns, may also further improve the understanding of emotional communication in social media environments.</w:t>
       </w:r>
     </w:p>
     <w:p>
@@ -21814,7 +23954,7 @@
           <w:lang w:val="en-US" w:eastAsia="ru-RU"/>
         </w:rPr>
       </w:pPr>
-      <w:bookmarkStart w:id="58" w:name="_Toc230023468"/>
+      <w:bookmarkStart w:id="60" w:name="_Toc230048444"/>
       <w:r>
         <w:rPr>
           <w:rFonts w:ascii="Times New Roman" w:eastAsia="Arial" w:hAnsi="Times New Roman" w:cs="Times New Roman"/>
@@ -21827,7 +23967,7 @@
         </w:rPr>
         <w:t>References</w:t>
       </w:r>
-      <w:bookmarkEnd w:id="58"/>
+      <w:bookmarkEnd w:id="60"/>
     </w:p>
     <w:p>
       <w:pPr>
@@ -21896,14 +24036,30 @@
           <w:rFonts w:ascii="Times New Roman" w:eastAsia="Times New Roman" w:hAnsi="Times New Roman" w:cs="Times New Roman"/>
           <w:lang w:val="en-US" w:eastAsia="ru-RU"/>
         </w:rPr>
-        <w:t xml:space="preserve">Attention is all you need </w:t>
-      </w:r>
+        <w:t xml:space="preserve">Attention is all you </w:t>
+      </w:r>
+      <w:proofErr w:type="gramStart"/>
       <w:r>
         <w:rPr>
           <w:rFonts w:ascii="Times New Roman" w:eastAsia="Times New Roman" w:hAnsi="Times New Roman" w:cs="Times New Roman"/>
           <w:lang w:val="en-US" w:eastAsia="ru-RU"/>
         </w:rPr>
-        <w:t xml:space="preserve"> // </w:t>
+        <w:t xml:space="preserve">need </w:t>
+      </w:r>
+      <w:r>
+        <w:rPr>
+          <w:rFonts w:ascii="Times New Roman" w:eastAsia="Times New Roman" w:hAnsi="Times New Roman" w:cs="Times New Roman"/>
+          <w:lang w:val="en-US" w:eastAsia="ru-RU"/>
+        </w:rPr>
+        <w:t xml:space="preserve"> /</w:t>
+      </w:r>
+      <w:proofErr w:type="gramEnd"/>
+      <w:r>
+        <w:rPr>
+          <w:rFonts w:ascii="Times New Roman" w:eastAsia="Times New Roman" w:hAnsi="Times New Roman" w:cs="Times New Roman"/>
+          <w:lang w:val="en-US" w:eastAsia="ru-RU"/>
+        </w:rPr>
+        <w:t xml:space="preserve">/ </w:t>
       </w:r>
       <w:r>
         <w:rPr>
@@ -22052,6 +24208,7 @@
         </w:rPr>
         <w:t xml:space="preserve">// </w:t>
       </w:r>
+      <w:proofErr w:type="gramStart"/>
       <w:r>
         <w:rPr>
           <w:rFonts w:ascii="Times New Roman" w:eastAsia="Times New Roman" w:hAnsi="Times New Roman" w:cs="Times New Roman"/>
@@ -22064,7 +24221,15 @@
           <w:rFonts w:ascii="Times New Roman" w:eastAsia="Times New Roman" w:hAnsi="Times New Roman" w:cs="Times New Roman"/>
           <w:lang w:val="en-US" w:eastAsia="ru-RU"/>
         </w:rPr>
-        <w:t xml:space="preserve"> // </w:t>
+        <w:t xml:space="preserve"> /</w:t>
+      </w:r>
+      <w:proofErr w:type="gramEnd"/>
+      <w:r>
+        <w:rPr>
+          <w:rFonts w:ascii="Times New Roman" w:eastAsia="Times New Roman" w:hAnsi="Times New Roman" w:cs="Times New Roman"/>
+          <w:lang w:val="en-US" w:eastAsia="ru-RU"/>
+        </w:rPr>
+        <w:t xml:space="preserve">/ </w:t>
       </w:r>
       <w:r>
         <w:rPr>
@@ -22094,13 +24259,29 @@
           <w:lang w:val="en-US" w:eastAsia="ru-RU"/>
         </w:rPr>
       </w:pPr>
-      <w:bookmarkStart w:id="59" w:name="_Ref229360356"/>
+      <w:bookmarkStart w:id="61" w:name="_Ref229360356"/>
       <w:r>
         <w:rPr>
           <w:rFonts w:ascii="Times New Roman" w:eastAsia="Times New Roman" w:hAnsi="Times New Roman" w:cs="Times New Roman"/>
           <w:lang w:val="en-US" w:eastAsia="ru-RU"/>
         </w:rPr>
-        <w:t>Improving Fine-Grained Emotion Detection in Text with BERT and GoEmotions: An Experimental Study</w:t>
+        <w:t xml:space="preserve">Improving Fine-Grained Emotion Detection in Text with BERT and </w:t>
+      </w:r>
+      <w:proofErr w:type="spellStart"/>
+      <w:r>
+        <w:rPr>
+          <w:rFonts w:ascii="Times New Roman" w:eastAsia="Times New Roman" w:hAnsi="Times New Roman" w:cs="Times New Roman"/>
+          <w:lang w:val="en-US" w:eastAsia="ru-RU"/>
+        </w:rPr>
+        <w:t>GoEmotions</w:t>
+      </w:r>
+      <w:proofErr w:type="spellEnd"/>
+      <w:r>
+        <w:rPr>
+          <w:rFonts w:ascii="Times New Roman" w:eastAsia="Times New Roman" w:hAnsi="Times New Roman" w:cs="Times New Roman"/>
+          <w:lang w:val="en-US" w:eastAsia="ru-RU"/>
+        </w:rPr>
+        <w:t>: An Experimental Study</w:t>
       </w:r>
       <w:r>
         <w:rPr>
@@ -22113,15 +24294,47 @@
           <w:rFonts w:ascii="Times New Roman" w:eastAsia="Times New Roman" w:hAnsi="Times New Roman" w:cs="Times New Roman"/>
           <w:lang w:val="en-US" w:eastAsia="ru-RU"/>
         </w:rPr>
-        <w:t>Prem Sagar, Ruban S and Vimalrajan M </w:t>
-      </w:r>
-      <w:bookmarkEnd w:id="59"/>
+        <w:t xml:space="preserve">Prem Sagar, Ruban S and </w:t>
+      </w:r>
+      <w:proofErr w:type="spellStart"/>
       <w:r>
         <w:rPr>
           <w:rFonts w:ascii="Times New Roman" w:eastAsia="Times New Roman" w:hAnsi="Times New Roman" w:cs="Times New Roman"/>
           <w:lang w:val="en-US" w:eastAsia="ru-RU"/>
         </w:rPr>
-        <w:t xml:space="preserve"> // 17</w:t>
+        <w:t>Vimalrajan</w:t>
+      </w:r>
+      <w:proofErr w:type="spellEnd"/>
+      <w:r>
+        <w:rPr>
+          <w:rFonts w:ascii="Times New Roman" w:eastAsia="Times New Roman" w:hAnsi="Times New Roman" w:cs="Times New Roman"/>
+          <w:lang w:val="en-US" w:eastAsia="ru-RU"/>
+        </w:rPr>
+        <w:t xml:space="preserve"> </w:t>
+      </w:r>
+      <w:proofErr w:type="gramStart"/>
+      <w:r>
+        <w:rPr>
+          <w:rFonts w:ascii="Times New Roman" w:eastAsia="Times New Roman" w:hAnsi="Times New Roman" w:cs="Times New Roman"/>
+          <w:lang w:val="en-US" w:eastAsia="ru-RU"/>
+        </w:rPr>
+        <w:t>M </w:t>
+      </w:r>
+      <w:bookmarkEnd w:id="61"/>
+      <w:r>
+        <w:rPr>
+          <w:rFonts w:ascii="Times New Roman" w:eastAsia="Times New Roman" w:hAnsi="Times New Roman" w:cs="Times New Roman"/>
+          <w:lang w:val="en-US" w:eastAsia="ru-RU"/>
+        </w:rPr>
+        <w:t xml:space="preserve"> /</w:t>
+      </w:r>
+      <w:proofErr w:type="gramEnd"/>
+      <w:r>
+        <w:rPr>
+          <w:rFonts w:ascii="Times New Roman" w:eastAsia="Times New Roman" w:hAnsi="Times New Roman" w:cs="Times New Roman"/>
+          <w:lang w:val="en-US" w:eastAsia="ru-RU"/>
+        </w:rPr>
+        <w:t>/ 17</w:t>
       </w:r>
       <w:r>
         <w:rPr>
@@ -22155,14 +24368,94 @@
           <w:rFonts w:ascii="Times New Roman" w:eastAsia="Times New Roman" w:hAnsi="Times New Roman" w:cs="Times New Roman"/>
           <w:lang w:val="en-US" w:eastAsia="ru-RU"/>
         </w:rPr>
-        <w:t xml:space="preserve">Emotion classification for short texts: an improved multi-label method  // Xuan Liu, Tianyi Shi, Guohui Zhou, Mingzhe Liu, Zhengtong Yin, Lirong Yin &amp; Wenfeng Zheng Humanities and Social Sciences Communications volume 10, Article number: 306  </w:t>
-      </w:r>
+        <w:t xml:space="preserve">Emotion classification for short texts: an improved multi-label </w:t>
+      </w:r>
+      <w:proofErr w:type="gramStart"/>
       <w:r>
         <w:rPr>
           <w:rFonts w:ascii="Times New Roman" w:eastAsia="Times New Roman" w:hAnsi="Times New Roman" w:cs="Times New Roman"/>
           <w:lang w:val="en-US" w:eastAsia="ru-RU"/>
         </w:rPr>
-        <w:t xml:space="preserve">// </w:t>
+        <w:t>method  /</w:t>
+      </w:r>
+      <w:proofErr w:type="gramEnd"/>
+      <w:r>
+        <w:rPr>
+          <w:rFonts w:ascii="Times New Roman" w:eastAsia="Times New Roman" w:hAnsi="Times New Roman" w:cs="Times New Roman"/>
+          <w:lang w:val="en-US" w:eastAsia="ru-RU"/>
+        </w:rPr>
+        <w:t xml:space="preserve">/ Xuan Liu, Tianyi Shi, Guohui Zhou, Mingzhe Liu, </w:t>
+      </w:r>
+      <w:proofErr w:type="spellStart"/>
+      <w:r>
+        <w:rPr>
+          <w:rFonts w:ascii="Times New Roman" w:eastAsia="Times New Roman" w:hAnsi="Times New Roman" w:cs="Times New Roman"/>
+          <w:lang w:val="en-US" w:eastAsia="ru-RU"/>
+        </w:rPr>
+        <w:t>Zhengtong</w:t>
+      </w:r>
+      <w:proofErr w:type="spellEnd"/>
+      <w:r>
+        <w:rPr>
+          <w:rFonts w:ascii="Times New Roman" w:eastAsia="Times New Roman" w:hAnsi="Times New Roman" w:cs="Times New Roman"/>
+          <w:lang w:val="en-US" w:eastAsia="ru-RU"/>
+        </w:rPr>
+        <w:t xml:space="preserve"> Yin, </w:t>
+      </w:r>
+      <w:proofErr w:type="spellStart"/>
+      <w:r>
+        <w:rPr>
+          <w:rFonts w:ascii="Times New Roman" w:eastAsia="Times New Roman" w:hAnsi="Times New Roman" w:cs="Times New Roman"/>
+          <w:lang w:val="en-US" w:eastAsia="ru-RU"/>
+        </w:rPr>
+        <w:t>Lirong</w:t>
+      </w:r>
+      <w:proofErr w:type="spellEnd"/>
+      <w:r>
+        <w:rPr>
+          <w:rFonts w:ascii="Times New Roman" w:eastAsia="Times New Roman" w:hAnsi="Times New Roman" w:cs="Times New Roman"/>
+          <w:lang w:val="en-US" w:eastAsia="ru-RU"/>
+        </w:rPr>
+        <w:t xml:space="preserve"> Yin &amp; </w:t>
+      </w:r>
+      <w:proofErr w:type="spellStart"/>
+      <w:r>
+        <w:rPr>
+          <w:rFonts w:ascii="Times New Roman" w:eastAsia="Times New Roman" w:hAnsi="Times New Roman" w:cs="Times New Roman"/>
+          <w:lang w:val="en-US" w:eastAsia="ru-RU"/>
+        </w:rPr>
+        <w:t>Wenfeng</w:t>
+      </w:r>
+      <w:proofErr w:type="spellEnd"/>
+      <w:r>
+        <w:rPr>
+          <w:rFonts w:ascii="Times New Roman" w:eastAsia="Times New Roman" w:hAnsi="Times New Roman" w:cs="Times New Roman"/>
+          <w:lang w:val="en-US" w:eastAsia="ru-RU"/>
+        </w:rPr>
+        <w:t xml:space="preserve"> Zheng Humanities and Social Sciences Communications volume 10, Article number: </w:t>
+      </w:r>
+      <w:proofErr w:type="gramStart"/>
+      <w:r>
+        <w:rPr>
+          <w:rFonts w:ascii="Times New Roman" w:eastAsia="Times New Roman" w:hAnsi="Times New Roman" w:cs="Times New Roman"/>
+          <w:lang w:val="en-US" w:eastAsia="ru-RU"/>
+        </w:rPr>
+        <w:t xml:space="preserve">306  </w:t>
+      </w:r>
+      <w:r>
+        <w:rPr>
+          <w:rFonts w:ascii="Times New Roman" w:eastAsia="Times New Roman" w:hAnsi="Times New Roman" w:cs="Times New Roman"/>
+          <w:lang w:val="en-US" w:eastAsia="ru-RU"/>
+        </w:rPr>
+        <w:t>/</w:t>
+      </w:r>
+      <w:proofErr w:type="gramEnd"/>
+      <w:r>
+        <w:rPr>
+          <w:rFonts w:ascii="Times New Roman" w:eastAsia="Times New Roman" w:hAnsi="Times New Roman" w:cs="Times New Roman"/>
+          <w:lang w:val="en-US" w:eastAsia="ru-RU"/>
+        </w:rPr>
+        <w:t xml:space="preserve">/ </w:t>
       </w:r>
       <w:r>
         <w:rPr>
@@ -22320,7 +24613,7 @@
         </w:rPr>
         <w:t>, </w:t>
       </w:r>
-      <w:bookmarkStart w:id="60" w:name="bau0005-profile"/>
+      <w:bookmarkStart w:id="62" w:name="bau0005-profile"/>
       <w:r>
         <w:rPr>
           <w:rFonts w:ascii="Times New Roman" w:eastAsia="Times New Roman" w:hAnsi="Times New Roman" w:cs="Times New Roman"/>
@@ -22372,7 +24665,7 @@
         </w:rPr>
         <w:fldChar w:fldCharType="end"/>
       </w:r>
-      <w:bookmarkEnd w:id="60"/>
+      <w:bookmarkEnd w:id="62"/>
       <w:r>
         <w:rPr>
           <w:rFonts w:ascii="Times New Roman" w:eastAsia="Times New Roman" w:hAnsi="Times New Roman" w:cs="Times New Roman"/>
@@ -22380,7 +24673,7 @@
         </w:rPr>
         <w:t>, </w:t>
       </w:r>
-      <w:bookmarkStart w:id="61" w:name="bau0006-profile"/>
+      <w:bookmarkStart w:id="63" w:name="bau0006-profile"/>
       <w:r>
         <w:rPr>
           <w:rFonts w:ascii="Times New Roman" w:eastAsia="Times New Roman" w:hAnsi="Times New Roman" w:cs="Times New Roman"/>
@@ -22432,7 +24725,7 @@
         </w:rPr>
         <w:fldChar w:fldCharType="end"/>
       </w:r>
-      <w:bookmarkEnd w:id="61"/>
+      <w:bookmarkEnd w:id="63"/>
       <w:r>
         <w:rPr>
           <w:rFonts w:ascii="Times New Roman" w:eastAsia="Times New Roman" w:hAnsi="Times New Roman" w:cs="Times New Roman"/>
@@ -22440,7 +24733,7 @@
         </w:rPr>
         <w:t>, </w:t>
       </w:r>
-      <w:bookmarkStart w:id="62" w:name="bau0007-profile"/>
+      <w:bookmarkStart w:id="64" w:name="bau0007-profile"/>
       <w:r>
         <w:rPr>
           <w:rFonts w:ascii="Times New Roman" w:eastAsia="Times New Roman" w:hAnsi="Times New Roman" w:cs="Times New Roman"/>
@@ -22492,7 +24785,7 @@
         </w:rPr>
         <w:fldChar w:fldCharType="end"/>
       </w:r>
-      <w:bookmarkEnd w:id="62"/>
+      <w:bookmarkEnd w:id="64"/>
       <w:r>
         <w:rPr>
           <w:rFonts w:ascii="Times New Roman" w:eastAsia="Times New Roman" w:hAnsi="Times New Roman" w:cs="Times New Roman"/>
@@ -22527,7 +24820,7 @@
           <w:lang w:val="en-US" w:eastAsia="ru-RU"/>
         </w:rPr>
       </w:pPr>
-      <w:bookmarkStart w:id="63" w:name="_Ref229521388"/>
+      <w:bookmarkStart w:id="65" w:name="_Ref229521388"/>
       <w:r>
         <w:rPr>
           <w:rFonts w:ascii="Times New Roman" w:eastAsia="Times New Roman" w:hAnsi="Times New Roman" w:cs="Times New Roman"/>
@@ -22577,7 +24870,7 @@
         </w:rPr>
         <w:t>https://arxiv.org/pdf/2304.10557</w:t>
       </w:r>
-      <w:bookmarkEnd w:id="63"/>
+      <w:bookmarkEnd w:id="65"/>
     </w:p>
     <w:p>
       <w:pPr>
@@ -22603,13 +24896,29 @@
           <w:rFonts w:ascii="Times New Roman" w:eastAsia="Times New Roman" w:hAnsi="Times New Roman" w:cs="Times New Roman"/>
           <w:lang w:val="en-US" w:eastAsia="ru-RU"/>
         </w:rPr>
-        <w:t>A Large Encoder-Decoder Family of Foundation Models For Chemical Language</w:t>
-      </w:r>
+        <w:t xml:space="preserve">A Large Encoder-Decoder Family of Foundation Models </w:t>
+      </w:r>
+      <w:proofErr w:type="gramStart"/>
       <w:r>
         <w:rPr>
           <w:rFonts w:ascii="Times New Roman" w:eastAsia="Times New Roman" w:hAnsi="Times New Roman" w:cs="Times New Roman"/>
           <w:lang w:val="en-US" w:eastAsia="ru-RU"/>
         </w:rPr>
+        <w:t>For</w:t>
+      </w:r>
+      <w:proofErr w:type="gramEnd"/>
+      <w:r>
+        <w:rPr>
+          <w:rFonts w:ascii="Times New Roman" w:eastAsia="Times New Roman" w:hAnsi="Times New Roman" w:cs="Times New Roman"/>
+          <w:lang w:val="en-US" w:eastAsia="ru-RU"/>
+        </w:rPr>
+        <w:t xml:space="preserve"> Chemical Language</w:t>
+      </w:r>
+      <w:r>
+        <w:rPr>
+          <w:rFonts w:ascii="Times New Roman" w:eastAsia="Times New Roman" w:hAnsi="Times New Roman" w:cs="Times New Roman"/>
+          <w:lang w:val="en-US" w:eastAsia="ru-RU"/>
+        </w:rPr>
         <w:t xml:space="preserve"> </w:t>
       </w:r>
       <w:r>
@@ -22617,13 +24926,21 @@
           <w:rFonts w:ascii="Times New Roman" w:eastAsia="Times New Roman" w:hAnsi="Times New Roman" w:cs="Times New Roman"/>
           <w:lang w:val="en-US" w:eastAsia="ru-RU"/>
         </w:rPr>
-        <w:t xml:space="preserve">// </w:t>
-      </w:r>
+        <w:t>/</w:t>
+      </w:r>
+      <w:proofErr w:type="gramStart"/>
       <w:r>
         <w:rPr>
           <w:rFonts w:ascii="Times New Roman" w:eastAsia="Times New Roman" w:hAnsi="Times New Roman" w:cs="Times New Roman"/>
           <w:lang w:val="en-US" w:eastAsia="ru-RU"/>
         </w:rPr>
+        <w:t xml:space="preserve">/ </w:t>
+      </w:r>
+      <w:r>
+        <w:rPr>
+          <w:rFonts w:ascii="Times New Roman" w:eastAsia="Times New Roman" w:hAnsi="Times New Roman" w:cs="Times New Roman"/>
+          <w:lang w:val="en-US" w:eastAsia="ru-RU"/>
+        </w:rPr>
         <w:t xml:space="preserve"> </w:t>
       </w:r>
       <w:r>
@@ -22631,13 +24948,21 @@
           <w:rFonts w:ascii="Times New Roman" w:eastAsia="Times New Roman" w:hAnsi="Times New Roman" w:cs="Times New Roman"/>
           <w:lang w:val="en-US" w:eastAsia="ru-RU"/>
         </w:rPr>
-        <w:t>Eduardo Soares</w:t>
-      </w:r>
+        <w:t>Eduardo</w:t>
+      </w:r>
+      <w:proofErr w:type="gramEnd"/>
       <w:r>
         <w:rPr>
           <w:rFonts w:ascii="Times New Roman" w:eastAsia="Times New Roman" w:hAnsi="Times New Roman" w:cs="Times New Roman"/>
           <w:lang w:val="en-US" w:eastAsia="ru-RU"/>
         </w:rPr>
+        <w:t xml:space="preserve"> Soares</w:t>
+      </w:r>
+      <w:r>
+        <w:rPr>
+          <w:rFonts w:ascii="Times New Roman" w:eastAsia="Times New Roman" w:hAnsi="Times New Roman" w:cs="Times New Roman"/>
+          <w:lang w:val="en-US" w:eastAsia="ru-RU"/>
+        </w:rPr>
         <w:t xml:space="preserve"> &amp; </w:t>
       </w:r>
       <w:r>
@@ -22645,8 +24970,17 @@
           <w:rFonts w:ascii="Times New Roman" w:eastAsia="Times New Roman" w:hAnsi="Times New Roman" w:cs="Times New Roman"/>
           <w:lang w:val="en-US" w:eastAsia="ru-RU"/>
         </w:rPr>
-        <w:t>Victor Shirasuna</w:t>
-      </w:r>
+        <w:t xml:space="preserve">Victor </w:t>
+      </w:r>
+      <w:proofErr w:type="spellStart"/>
+      <w:r>
+        <w:rPr>
+          <w:rFonts w:ascii="Times New Roman" w:eastAsia="Times New Roman" w:hAnsi="Times New Roman" w:cs="Times New Roman"/>
+          <w:lang w:val="en-US" w:eastAsia="ru-RU"/>
+        </w:rPr>
+        <w:t>Shirasuna</w:t>
+      </w:r>
+      <w:proofErr w:type="spellEnd"/>
       <w:r>
         <w:rPr>
           <w:rFonts w:ascii="Times New Roman" w:eastAsia="Times New Roman" w:hAnsi="Times New Roman" w:cs="Times New Roman"/>
@@ -22695,19 +25029,35 @@
         </w:rPr>
         <w:t xml:space="preserve"> </w:t>
       </w:r>
-      <w:bookmarkStart w:id="64" w:name="_Ref229965842"/>
+      <w:bookmarkStart w:id="66" w:name="_Ref229965842"/>
       <w:r>
         <w:rPr>
           <w:rFonts w:ascii="Times New Roman" w:eastAsia="Times New Roman" w:hAnsi="Times New Roman" w:cs="Times New Roman"/>
           <w:lang w:val="en-US" w:eastAsia="ru-RU"/>
         </w:rPr>
-        <w:t>Emotion Detection in Text: a Review</w:t>
-      </w:r>
+        <w:t xml:space="preserve">Emotion Detection in Text: </w:t>
+      </w:r>
+      <w:proofErr w:type="gramStart"/>
       <w:r>
         <w:rPr>
           <w:rFonts w:ascii="Times New Roman" w:eastAsia="Times New Roman" w:hAnsi="Times New Roman" w:cs="Times New Roman"/>
           <w:lang w:val="en-US" w:eastAsia="ru-RU"/>
         </w:rPr>
+        <w:t>a</w:t>
+      </w:r>
+      <w:proofErr w:type="gramEnd"/>
+      <w:r>
+        <w:rPr>
+          <w:rFonts w:ascii="Times New Roman" w:eastAsia="Times New Roman" w:hAnsi="Times New Roman" w:cs="Times New Roman"/>
+          <w:lang w:val="en-US" w:eastAsia="ru-RU"/>
+        </w:rPr>
+        <w:t xml:space="preserve"> Review</w:t>
+      </w:r>
+      <w:r>
+        <w:rPr>
+          <w:rFonts w:ascii="Times New Roman" w:eastAsia="Times New Roman" w:hAnsi="Times New Roman" w:cs="Times New Roman"/>
+          <w:lang w:val="en-US" w:eastAsia="ru-RU"/>
+        </w:rPr>
         <w:t xml:space="preserve"> // </w:t>
       </w:r>
       <w:r>
@@ -22715,7 +25065,23 @@
           <w:rFonts w:ascii="Times New Roman" w:eastAsia="Times New Roman" w:hAnsi="Times New Roman" w:cs="Times New Roman"/>
           <w:lang w:val="en-US" w:eastAsia="ru-RU"/>
         </w:rPr>
-        <w:t>Armin Seyeditabari, Narges Tabari, Wlodek Zadrozny</w:t>
+        <w:t xml:space="preserve">Armin </w:t>
+      </w:r>
+      <w:proofErr w:type="spellStart"/>
+      <w:r>
+        <w:rPr>
+          <w:rFonts w:ascii="Times New Roman" w:eastAsia="Times New Roman" w:hAnsi="Times New Roman" w:cs="Times New Roman"/>
+          <w:lang w:val="en-US" w:eastAsia="ru-RU"/>
+        </w:rPr>
+        <w:t>Seyeditabari</w:t>
+      </w:r>
+      <w:proofErr w:type="spellEnd"/>
+      <w:r>
+        <w:rPr>
+          <w:rFonts w:ascii="Times New Roman" w:eastAsia="Times New Roman" w:hAnsi="Times New Roman" w:cs="Times New Roman"/>
+          <w:lang w:val="en-US" w:eastAsia="ru-RU"/>
+        </w:rPr>
+        <w:t>, Narges Tabari, Wlodek Zadrozny</w:t>
       </w:r>
       <w:r>
         <w:rPr>
@@ -22748,7 +25114,7 @@
           <w:t>https://arxiv.org/abs/1806.00674</w:t>
         </w:r>
       </w:hyperlink>
-      <w:bookmarkEnd w:id="64"/>
+      <w:bookmarkEnd w:id="66"/>
     </w:p>
     <w:p>
       <w:pPr>
@@ -22769,7 +25135,7 @@
         </w:rPr>
         <w:t xml:space="preserve"> </w:t>
       </w:r>
-      <w:bookmarkStart w:id="65" w:name="_Ref229965970"/>
+      <w:bookmarkStart w:id="67" w:name="_Ref229965970"/>
       <w:r>
         <w:rPr>
           <w:rFonts w:ascii="Times New Roman" w:eastAsia="Times New Roman" w:hAnsi="Times New Roman" w:cs="Times New Roman"/>
@@ -22822,7 +25188,7 @@
           <w:t>https://arxiv.org/abs/2406.04823</w:t>
         </w:r>
       </w:hyperlink>
-      <w:bookmarkEnd w:id="65"/>
+      <w:bookmarkEnd w:id="67"/>
     </w:p>
     <w:p>
       <w:pPr>
@@ -22855,13 +25221,21 @@
           <w:rFonts w:ascii="Times New Roman" w:eastAsia="Times New Roman" w:hAnsi="Times New Roman" w:cs="Times New Roman"/>
           <w:lang w:val="en-US" w:eastAsia="ru-RU"/>
         </w:rPr>
-        <w:t xml:space="preserve"> // </w:t>
-      </w:r>
+        <w:t xml:space="preserve"> /</w:t>
+      </w:r>
+      <w:proofErr w:type="gramStart"/>
       <w:r>
         <w:rPr>
           <w:rFonts w:ascii="Times New Roman" w:eastAsia="Times New Roman" w:hAnsi="Times New Roman" w:cs="Times New Roman"/>
           <w:lang w:val="en-US" w:eastAsia="ru-RU"/>
         </w:rPr>
+        <w:t xml:space="preserve">/ </w:t>
+      </w:r>
+      <w:r>
+        <w:rPr>
+          <w:rFonts w:ascii="Times New Roman" w:eastAsia="Times New Roman" w:hAnsi="Times New Roman" w:cs="Times New Roman"/>
+          <w:lang w:val="en-US" w:eastAsia="ru-RU"/>
+        </w:rPr>
         <w:t xml:space="preserve"> </w:t>
       </w:r>
       <w:r>
@@ -22869,7 +25243,15 @@
           <w:rFonts w:ascii="Times New Roman" w:eastAsia="Times New Roman" w:hAnsi="Times New Roman" w:cs="Times New Roman"/>
           <w:lang w:val="en-US" w:eastAsia="ru-RU"/>
         </w:rPr>
-        <w:t>Vadim Borisov</w:t>
+        <w:t>Vadim</w:t>
+      </w:r>
+      <w:proofErr w:type="gramEnd"/>
+      <w:r>
+        <w:rPr>
+          <w:rFonts w:ascii="Times New Roman" w:eastAsia="Times New Roman" w:hAnsi="Times New Roman" w:cs="Times New Roman"/>
+          <w:lang w:val="en-US" w:eastAsia="ru-RU"/>
+        </w:rPr>
+        <w:t xml:space="preserve"> Borisov</w:t>
       </w:r>
       <w:r>
         <w:rPr>
@@ -22919,13 +25301,29 @@
         </w:rPr>
         <w:t xml:space="preserve"> </w:t>
       </w:r>
-      <w:bookmarkStart w:id="66" w:name="_Ref229966032"/>
+      <w:bookmarkStart w:id="68" w:name="_Ref229966032"/>
       <w:r>
         <w:rPr>
           <w:rFonts w:ascii="Times New Roman" w:eastAsia="Times New Roman" w:hAnsi="Times New Roman" w:cs="Times New Roman"/>
           <w:lang w:val="en-US" w:eastAsia="ru-RU"/>
         </w:rPr>
-        <w:t>Emotion Detection From Social Media Posts</w:t>
+        <w:t xml:space="preserve">Emotion Detection </w:t>
+      </w:r>
+      <w:proofErr w:type="gramStart"/>
+      <w:r>
+        <w:rPr>
+          <w:rFonts w:ascii="Times New Roman" w:eastAsia="Times New Roman" w:hAnsi="Times New Roman" w:cs="Times New Roman"/>
+          <w:lang w:val="en-US" w:eastAsia="ru-RU"/>
+        </w:rPr>
+        <w:t>From</w:t>
+      </w:r>
+      <w:proofErr w:type="gramEnd"/>
+      <w:r>
+        <w:rPr>
+          <w:rFonts w:ascii="Times New Roman" w:eastAsia="Times New Roman" w:hAnsi="Times New Roman" w:cs="Times New Roman"/>
+          <w:lang w:val="en-US" w:eastAsia="ru-RU"/>
+        </w:rPr>
+        <w:t xml:space="preserve"> Social Media Posts</w:t>
       </w:r>
       <w:r>
         <w:rPr>
@@ -22972,7 +25370,7 @@
           <w:t>https://arxiv.org/abs/2302.05610</w:t>
         </w:r>
       </w:hyperlink>
-      <w:bookmarkEnd w:id="66"/>
+      <w:bookmarkEnd w:id="68"/>
     </w:p>
     <w:p>
       <w:pPr>
@@ -22993,7 +25391,7 @@
         </w:rPr>
         <w:t xml:space="preserve"> </w:t>
       </w:r>
-      <w:bookmarkStart w:id="67" w:name="_Ref229966321"/>
+      <w:bookmarkStart w:id="69" w:name="_Ref229966321"/>
       <w:r>
         <w:rPr>
           <w:rFonts w:ascii="Times New Roman" w:eastAsia="Times New Roman" w:hAnsi="Times New Roman" w:cs="Times New Roman"/>
@@ -23032,7 +25430,7 @@
           <w:t>https://www.researchgate.net/publication/394562119_Interpreting_BERT_Using_LIME_and_SHAP</w:t>
         </w:r>
       </w:hyperlink>
-      <w:bookmarkEnd w:id="67"/>
+      <w:bookmarkEnd w:id="69"/>
     </w:p>
     <w:p>
       <w:pPr>
@@ -23053,7 +25451,7 @@
         </w:rPr>
         <w:t xml:space="preserve"> </w:t>
       </w:r>
-      <w:bookmarkStart w:id="68" w:name="_Ref230032896"/>
+      <w:bookmarkStart w:id="70" w:name="_Ref230032896"/>
       <w:r>
         <w:rPr>
           <w:rFonts w:ascii="Times New Roman" w:eastAsia="Times New Roman" w:hAnsi="Times New Roman" w:cs="Times New Roman"/>
@@ -23159,17 +25557,638 @@
         </w:rPr>
         <w:t xml:space="preserve">// </w:t>
       </w:r>
-      <w:r>
+      <w:hyperlink r:id="rId35" w:history="1">
+        <w:r>
+          <w:rPr>
+            <w:rStyle w:val="af5"/>
+            <w:rFonts w:ascii="Times New Roman" w:eastAsia="Times New Roman" w:hAnsi="Times New Roman" w:cs="Times New Roman"/>
+            <w:lang w:val="en-US" w:eastAsia="ru-RU"/>
+          </w:rPr>
+          <w:t>https://arxiv.org/html/1810.04805v2</w:t>
+        </w:r>
+      </w:hyperlink>
+      <w:bookmarkEnd w:id="70"/>
+    </w:p>
+    <w:p>
+      <w:pPr>
+        <w:pStyle w:val="a7"/>
+        <w:numPr>
+          <w:ilvl w:val="0"/>
+          <w:numId w:val="21"/>
+        </w:numPr>
         <w:rPr>
           <w:rFonts w:ascii="Times New Roman" w:eastAsia="Times New Roman" w:hAnsi="Times New Roman" w:cs="Times New Roman"/>
           <w:lang w:val="en-US" w:eastAsia="ru-RU"/>
         </w:rPr>
-        <w:t>https://arxiv.org/html/1810.04805v2</w:t>
-      </w:r>
-      <w:bookmarkEnd w:id="68"/>
+      </w:pPr>
+      <w:bookmarkStart w:id="71" w:name="_Ref230046643"/>
+      <w:r>
+        <w:rPr>
+          <w:rFonts w:ascii="Times New Roman" w:eastAsia="Times New Roman" w:hAnsi="Times New Roman" w:cs="Times New Roman"/>
+          <w:lang w:val="en-US" w:eastAsia="ru-RU"/>
+        </w:rPr>
+        <w:t>Multi-label classification of open-ended questions with BERT</w:t>
+      </w:r>
+      <w:r>
+        <w:rPr>
+          <w:rFonts w:ascii="Times New Roman" w:eastAsia="Times New Roman" w:hAnsi="Times New Roman" w:cs="Times New Roman"/>
+          <w:lang w:val="en-US" w:eastAsia="ru-RU"/>
+        </w:rPr>
+        <w:t xml:space="preserve"> // </w:t>
+      </w:r>
+      <w:r>
+        <w:rPr>
+          <w:rFonts w:ascii="Times New Roman" w:eastAsia="Times New Roman" w:hAnsi="Times New Roman" w:cs="Times New Roman"/>
+          <w:lang w:val="en-US" w:eastAsia="ru-RU"/>
+        </w:rPr>
+        <w:t>Matthias Schonlau, Julia Weiß, Jan Marquardt</w:t>
+      </w:r>
+      <w:r>
+        <w:rPr>
+          <w:rFonts w:ascii="Times New Roman" w:eastAsia="Times New Roman" w:hAnsi="Times New Roman" w:cs="Times New Roman"/>
+          <w:lang w:val="en-US" w:eastAsia="ru-RU"/>
+        </w:rPr>
+        <w:t xml:space="preserve"> /</w:t>
+      </w:r>
+      <w:proofErr w:type="gramStart"/>
+      <w:r>
+        <w:rPr>
+          <w:rFonts w:ascii="Times New Roman" w:eastAsia="Times New Roman" w:hAnsi="Times New Roman" w:cs="Times New Roman"/>
+          <w:lang w:val="en-US" w:eastAsia="ru-RU"/>
+        </w:rPr>
+        <w:t xml:space="preserve">/ </w:t>
+      </w:r>
+      <w:r>
+        <w:rPr>
+          <w:rFonts w:ascii="Times New Roman" w:eastAsia="Times New Roman" w:hAnsi="Times New Roman" w:cs="Times New Roman"/>
+          <w:lang w:val="en-US" w:eastAsia="ru-RU"/>
+        </w:rPr>
+        <w:t> 6</w:t>
+      </w:r>
+      <w:proofErr w:type="gramEnd"/>
+      <w:r>
+        <w:rPr>
+          <w:rFonts w:ascii="Times New Roman" w:eastAsia="Times New Roman" w:hAnsi="Times New Roman" w:cs="Times New Roman"/>
+          <w:lang w:val="en-US" w:eastAsia="ru-RU"/>
+        </w:rPr>
+        <w:t xml:space="preserve"> Apr 2023</w:t>
+      </w:r>
+      <w:bookmarkEnd w:id="71"/>
+    </w:p>
+    <w:p>
+      <w:pPr>
+        <w:pStyle w:val="a7"/>
+        <w:numPr>
+          <w:ilvl w:val="0"/>
+          <w:numId w:val="21"/>
+        </w:numPr>
+        <w:rPr>
+          <w:rFonts w:ascii="Times New Roman" w:eastAsia="Times New Roman" w:hAnsi="Times New Roman" w:cs="Times New Roman"/>
+          <w:lang w:val="en-US" w:eastAsia="ru-RU"/>
+        </w:rPr>
+      </w:pPr>
+      <w:bookmarkStart w:id="72" w:name="_Ref230046756"/>
+      <w:r>
+        <w:rPr>
+          <w:rFonts w:ascii="Times New Roman" w:eastAsia="Times New Roman" w:hAnsi="Times New Roman" w:cs="Times New Roman"/>
+          <w:lang w:val="en-US" w:eastAsia="ru-RU"/>
+        </w:rPr>
+        <w:t xml:space="preserve">Emotion Detection in Text: </w:t>
+      </w:r>
+      <w:proofErr w:type="gramStart"/>
+      <w:r>
+        <w:rPr>
+          <w:rFonts w:ascii="Times New Roman" w:eastAsia="Times New Roman" w:hAnsi="Times New Roman" w:cs="Times New Roman"/>
+          <w:lang w:val="en-US" w:eastAsia="ru-RU"/>
+        </w:rPr>
+        <w:t>a</w:t>
+      </w:r>
+      <w:proofErr w:type="gramEnd"/>
+      <w:r>
+        <w:rPr>
+          <w:rFonts w:ascii="Times New Roman" w:eastAsia="Times New Roman" w:hAnsi="Times New Roman" w:cs="Times New Roman"/>
+          <w:lang w:val="en-US" w:eastAsia="ru-RU"/>
+        </w:rPr>
+        <w:t xml:space="preserve"> Review</w:t>
+      </w:r>
+      <w:r>
+        <w:rPr>
+          <w:rFonts w:ascii="Times New Roman" w:eastAsia="Times New Roman" w:hAnsi="Times New Roman" w:cs="Times New Roman"/>
+          <w:lang w:val="en-US" w:eastAsia="ru-RU"/>
+        </w:rPr>
+        <w:t xml:space="preserve"> // </w:t>
+      </w:r>
+      <w:r>
+        <w:rPr>
+          <w:rFonts w:ascii="Times New Roman" w:eastAsia="Times New Roman" w:hAnsi="Times New Roman" w:cs="Times New Roman"/>
+          <w:lang w:val="en-US" w:eastAsia="ru-RU"/>
+        </w:rPr>
+        <w:t>Matthias Schonlau, Julia Weiß, Jan Marquardt</w:t>
+      </w:r>
+      <w:r>
+        <w:rPr>
+          <w:rFonts w:ascii="Times New Roman" w:eastAsia="Times New Roman" w:hAnsi="Times New Roman" w:cs="Times New Roman"/>
+          <w:lang w:val="en-US" w:eastAsia="ru-RU"/>
+        </w:rPr>
+        <w:t xml:space="preserve"> // </w:t>
+      </w:r>
+      <w:r>
+        <w:rPr>
+          <w:rFonts w:ascii="Times New Roman" w:eastAsia="Times New Roman" w:hAnsi="Times New Roman" w:cs="Times New Roman"/>
+          <w:lang w:val="en-US" w:eastAsia="ru-RU"/>
+        </w:rPr>
+        <w:t>6 Apr 2023</w:t>
+      </w:r>
+      <w:bookmarkEnd w:id="72"/>
+    </w:p>
+    <w:p>
+      <w:pPr>
+        <w:pStyle w:val="a7"/>
+        <w:numPr>
+          <w:ilvl w:val="0"/>
+          <w:numId w:val="21"/>
+        </w:numPr>
+        <w:rPr>
+          <w:rFonts w:ascii="Times New Roman" w:eastAsia="Times New Roman" w:hAnsi="Times New Roman" w:cs="Times New Roman"/>
+          <w:lang w:val="en-US" w:eastAsia="ru-RU"/>
+        </w:rPr>
+      </w:pPr>
+      <w:bookmarkStart w:id="73" w:name="_Ref230046871"/>
+      <w:r>
+        <w:rPr>
+          <w:rFonts w:ascii="Times New Roman" w:eastAsia="Times New Roman" w:hAnsi="Times New Roman" w:cs="Times New Roman"/>
+          <w:lang w:val="en-US" w:eastAsia="ru-RU"/>
+        </w:rPr>
+        <w:lastRenderedPageBreak/>
+        <w:t>State-of-the-art Multimodal Emotion Recognition: A comprehensive survey and taxonomy</w:t>
+      </w:r>
+      <w:r>
+        <w:rPr>
+          <w:rFonts w:ascii="Times New Roman" w:eastAsia="Times New Roman" w:hAnsi="Times New Roman" w:cs="Times New Roman"/>
+          <w:lang w:val="en-US" w:eastAsia="ru-RU"/>
+        </w:rPr>
+        <w:t xml:space="preserve"> // </w:t>
+      </w:r>
+      <w:r>
+        <w:rPr>
+          <w:rFonts w:ascii="Times New Roman" w:eastAsia="Times New Roman" w:hAnsi="Times New Roman" w:cs="Times New Roman"/>
+          <w:lang w:val="en-US" w:eastAsia="ru-RU"/>
+        </w:rPr>
+        <w:t xml:space="preserve">Tayfun </w:t>
+      </w:r>
+      <w:proofErr w:type="spellStart"/>
+      <w:r>
+        <w:rPr>
+          <w:rFonts w:ascii="Times New Roman" w:eastAsia="Times New Roman" w:hAnsi="Times New Roman" w:cs="Times New Roman"/>
+          <w:lang w:val="en-US" w:eastAsia="ru-RU"/>
+        </w:rPr>
+        <w:t>Kucukyilmaz</w:t>
+      </w:r>
+      <w:proofErr w:type="spellEnd"/>
+      <w:r>
+        <w:rPr>
+          <w:rFonts w:ascii="Times New Roman" w:eastAsia="Times New Roman" w:hAnsi="Times New Roman" w:cs="Times New Roman"/>
+          <w:lang w:val="en-US" w:eastAsia="ru-RU"/>
+        </w:rPr>
+        <w:t xml:space="preserve"> </w:t>
+      </w:r>
+      <w:r>
+        <w:rPr>
+          <w:rFonts w:ascii="Times New Roman" w:eastAsia="Times New Roman" w:hAnsi="Times New Roman" w:cs="Times New Roman"/>
+          <w:lang w:val="en-US" w:eastAsia="ru-RU"/>
+        </w:rPr>
+        <w:t>TED University</w:t>
+      </w:r>
+      <w:r>
+        <w:rPr>
+          <w:rFonts w:ascii="Times New Roman" w:eastAsia="Times New Roman" w:hAnsi="Times New Roman" w:cs="Times New Roman"/>
+          <w:lang w:val="en-US" w:eastAsia="ru-RU"/>
+        </w:rPr>
+        <w:t xml:space="preserve"> // </w:t>
+      </w:r>
+      <w:r>
+        <w:rPr>
+          <w:rFonts w:ascii="Times New Roman" w:eastAsia="Times New Roman" w:hAnsi="Times New Roman" w:cs="Times New Roman"/>
+          <w:lang w:val="en-US" w:eastAsia="ru-RU"/>
+        </w:rPr>
+        <w:t>Feb 2026</w:t>
+      </w:r>
+      <w:r>
+        <w:rPr>
+          <w:rFonts w:ascii="Times New Roman" w:eastAsia="Times New Roman" w:hAnsi="Times New Roman" w:cs="Times New Roman"/>
+          <w:lang w:val="en-US" w:eastAsia="ru-RU"/>
+        </w:rPr>
+        <w:t xml:space="preserve"> //</w:t>
+      </w:r>
+      <w:bookmarkEnd w:id="73"/>
+      <w:r>
+        <w:rPr>
+          <w:rFonts w:ascii="Times New Roman" w:eastAsia="Times New Roman" w:hAnsi="Times New Roman" w:cs="Times New Roman"/>
+          <w:lang w:val="en-US" w:eastAsia="ru-RU"/>
+        </w:rPr>
+        <w:t xml:space="preserve"> </w:t>
+      </w:r>
+    </w:p>
+    <w:p>
+      <w:pPr>
+        <w:pStyle w:val="a7"/>
+        <w:numPr>
+          <w:ilvl w:val="0"/>
+          <w:numId w:val="21"/>
+        </w:numPr>
+        <w:rPr>
+          <w:rFonts w:ascii="Times New Roman" w:eastAsia="Times New Roman" w:hAnsi="Times New Roman" w:cs="Times New Roman"/>
+          <w:lang w:val="en-US" w:eastAsia="ru-RU"/>
+        </w:rPr>
+      </w:pPr>
+      <w:bookmarkStart w:id="74" w:name="_Ref230046975"/>
+      <w:r>
+        <w:rPr>
+          <w:rFonts w:ascii="Times New Roman" w:eastAsia="Times New Roman" w:hAnsi="Times New Roman" w:cs="Times New Roman"/>
+          <w:lang w:val="en-US" w:eastAsia="ru-RU"/>
+        </w:rPr>
+        <w:t>Classic machine learning methods</w:t>
+      </w:r>
+      <w:r>
+        <w:rPr>
+          <w:rFonts w:ascii="Times New Roman" w:eastAsia="Times New Roman" w:hAnsi="Times New Roman" w:cs="Times New Roman"/>
+          <w:lang w:val="en-US" w:eastAsia="ru-RU"/>
+        </w:rPr>
+        <w:t xml:space="preserve"> // </w:t>
+      </w:r>
+      <w:r>
+        <w:rPr>
+          <w:rFonts w:ascii="Times New Roman" w:eastAsia="Times New Roman" w:hAnsi="Times New Roman" w:cs="Times New Roman"/>
+          <w:lang w:val="en-US" w:eastAsia="ru-RU"/>
+        </w:rPr>
+        <w:t>Johann Faouzi, Olivier Colliot</w:t>
+      </w:r>
+      <w:r>
+        <w:rPr>
+          <w:rFonts w:ascii="Times New Roman" w:eastAsia="Times New Roman" w:hAnsi="Times New Roman" w:cs="Times New Roman"/>
+          <w:lang w:val="en-US" w:eastAsia="ru-RU"/>
+        </w:rPr>
+        <w:t xml:space="preserve"> // </w:t>
+      </w:r>
+      <w:r>
+        <w:rPr>
+          <w:rFonts w:ascii="Times New Roman" w:eastAsia="Times New Roman" w:hAnsi="Times New Roman" w:cs="Times New Roman"/>
+          <w:lang w:val="en-US" w:eastAsia="ru-RU"/>
+        </w:rPr>
+        <w:t>24 May 2023</w:t>
+      </w:r>
+      <w:r>
+        <w:rPr>
+          <w:rFonts w:ascii="Times New Roman" w:eastAsia="Times New Roman" w:hAnsi="Times New Roman" w:cs="Times New Roman"/>
+          <w:lang w:val="en-US" w:eastAsia="ru-RU"/>
+        </w:rPr>
+        <w:t xml:space="preserve"> // </w:t>
+      </w:r>
+      <w:hyperlink r:id="rId36" w:history="1">
+        <w:r>
+          <w:rPr>
+            <w:rStyle w:val="af5"/>
+            <w:rFonts w:ascii="Times New Roman" w:eastAsia="Times New Roman" w:hAnsi="Times New Roman" w:cs="Times New Roman"/>
+            <w:lang w:val="en-US" w:eastAsia="ru-RU"/>
+          </w:rPr>
+          <w:t>https://arxiv.org/abs/2310.11470</w:t>
+        </w:r>
+      </w:hyperlink>
+      <w:bookmarkEnd w:id="74"/>
+    </w:p>
+    <w:p>
+      <w:pPr>
+        <w:pStyle w:val="a7"/>
+        <w:numPr>
+          <w:ilvl w:val="0"/>
+          <w:numId w:val="21"/>
+        </w:numPr>
+        <w:rPr>
+          <w:rFonts w:ascii="Times New Roman" w:eastAsia="Times New Roman" w:hAnsi="Times New Roman" w:cs="Times New Roman"/>
+          <w:lang w:val="en-US" w:eastAsia="ru-RU"/>
+        </w:rPr>
+      </w:pPr>
+      <w:r>
+        <w:rPr>
+          <w:rFonts w:ascii="Times New Roman" w:eastAsia="Times New Roman" w:hAnsi="Times New Roman" w:cs="Times New Roman"/>
+          <w:lang w:val="en-US" w:eastAsia="ru-RU"/>
+        </w:rPr>
+        <w:t xml:space="preserve"> </w:t>
+      </w:r>
+      <w:bookmarkStart w:id="75" w:name="_Ref230047052"/>
+      <w:r>
+        <w:rPr>
+          <w:rFonts w:ascii="Times New Roman" w:eastAsia="Times New Roman" w:hAnsi="Times New Roman" w:cs="Times New Roman"/>
+          <w:lang w:val="en-US" w:eastAsia="ru-RU"/>
+        </w:rPr>
+        <w:t>Emotion Detection in Reddit: Comparative Study of Machine Learning and Deep Learning Techniques</w:t>
+      </w:r>
+      <w:r>
+        <w:rPr>
+          <w:rFonts w:ascii="Times New Roman" w:eastAsia="Times New Roman" w:hAnsi="Times New Roman" w:cs="Times New Roman"/>
+          <w:lang w:val="en-US" w:eastAsia="ru-RU"/>
+        </w:rPr>
+        <w:t xml:space="preserve"> // </w:t>
+      </w:r>
+      <w:r>
+        <w:rPr>
+          <w:rFonts w:ascii="Times New Roman" w:eastAsia="Times New Roman" w:hAnsi="Times New Roman" w:cs="Times New Roman"/>
+          <w:lang w:val="en-US" w:eastAsia="ru-RU"/>
+        </w:rPr>
+        <w:t xml:space="preserve">Maliheh </w:t>
+      </w:r>
+      <w:proofErr w:type="spellStart"/>
+      <w:r>
+        <w:rPr>
+          <w:rFonts w:ascii="Times New Roman" w:eastAsia="Times New Roman" w:hAnsi="Times New Roman" w:cs="Times New Roman"/>
+          <w:lang w:val="en-US" w:eastAsia="ru-RU"/>
+        </w:rPr>
+        <w:t>Alaeddini</w:t>
+      </w:r>
+      <w:proofErr w:type="spellEnd"/>
+      <w:r>
+        <w:rPr>
+          <w:rFonts w:ascii="Times New Roman" w:eastAsia="Times New Roman" w:hAnsi="Times New Roman" w:cs="Times New Roman"/>
+          <w:lang w:val="en-US" w:eastAsia="ru-RU"/>
+        </w:rPr>
+        <w:t xml:space="preserve"> // </w:t>
+      </w:r>
+      <w:r>
+        <w:rPr>
+          <w:rFonts w:ascii="Times New Roman" w:eastAsia="Times New Roman" w:hAnsi="Times New Roman" w:cs="Times New Roman"/>
+          <w:lang w:val="en-US" w:eastAsia="ru-RU"/>
+        </w:rPr>
+        <w:t>15 Nov 2024 </w:t>
+      </w:r>
+      <w:r>
+        <w:rPr>
+          <w:rFonts w:ascii="Times New Roman" w:eastAsia="Times New Roman" w:hAnsi="Times New Roman" w:cs="Times New Roman"/>
+          <w:lang w:val="en-US" w:eastAsia="ru-RU"/>
+        </w:rPr>
+        <w:t xml:space="preserve">// </w:t>
+      </w:r>
+      <w:hyperlink r:id="rId37" w:history="1">
+        <w:r>
+          <w:rPr>
+            <w:rStyle w:val="af5"/>
+            <w:rFonts w:ascii="Times New Roman" w:eastAsia="Times New Roman" w:hAnsi="Times New Roman" w:cs="Times New Roman"/>
+            <w:lang w:val="en-US" w:eastAsia="ru-RU"/>
+          </w:rPr>
+          <w:t>https://arxiv.org/abs/2411.10328</w:t>
+        </w:r>
+      </w:hyperlink>
+      <w:bookmarkEnd w:id="75"/>
+    </w:p>
+    <w:p>
+      <w:pPr>
+        <w:pStyle w:val="a7"/>
+        <w:numPr>
+          <w:ilvl w:val="0"/>
+          <w:numId w:val="21"/>
+        </w:numPr>
+        <w:rPr>
+          <w:rFonts w:ascii="Times New Roman" w:eastAsia="Times New Roman" w:hAnsi="Times New Roman" w:cs="Times New Roman"/>
+          <w:lang w:val="en-US" w:eastAsia="ru-RU"/>
+        </w:rPr>
+      </w:pPr>
+      <w:r>
+        <w:rPr>
+          <w:rFonts w:ascii="Times New Roman" w:eastAsia="Times New Roman" w:hAnsi="Times New Roman" w:cs="Times New Roman"/>
+          <w:lang w:val="en-US" w:eastAsia="ru-RU"/>
+        </w:rPr>
+        <w:t xml:space="preserve"> </w:t>
+      </w:r>
+      <w:bookmarkStart w:id="76" w:name="_Ref230047110"/>
+      <w:r>
+        <w:rPr>
+          <w:rFonts w:ascii="Times New Roman" w:eastAsia="Times New Roman" w:hAnsi="Times New Roman" w:cs="Times New Roman"/>
+          <w:lang w:val="en-US" w:eastAsia="ru-RU"/>
+        </w:rPr>
+        <w:t>Understanding Transformers and Attention Mechanisms: An Introduction for Applied Mathematicians</w:t>
+      </w:r>
+      <w:r>
+        <w:rPr>
+          <w:rFonts w:ascii="Times New Roman" w:eastAsia="Times New Roman" w:hAnsi="Times New Roman" w:cs="Times New Roman"/>
+          <w:lang w:val="en-US" w:eastAsia="ru-RU"/>
+        </w:rPr>
+        <w:t xml:space="preserve"> //</w:t>
+      </w:r>
+      <w:r>
+        <w:rPr>
+          <w:rFonts w:ascii="Arial" w:hAnsi="Arial" w:cs="Arial"/>
+          <w:color w:val="000000"/>
+          <w:shd w:val="clear" w:color="auto" w:fill="FFFFFF"/>
+          <w:lang w:val="en-US"/>
+        </w:rPr>
+        <w:t xml:space="preserve"> </w:t>
+      </w:r>
+      <w:r>
+        <w:rPr>
+          <w:rFonts w:ascii="Times New Roman" w:eastAsia="Times New Roman" w:hAnsi="Times New Roman" w:cs="Times New Roman"/>
+          <w:lang w:val="en-US" w:eastAsia="ru-RU"/>
+        </w:rPr>
+        <w:t>Michel Fabrice Serret</w:t>
+      </w:r>
+      <w:r>
+        <w:rPr>
+          <w:rFonts w:ascii="Times New Roman" w:eastAsia="Times New Roman" w:hAnsi="Times New Roman" w:cs="Times New Roman"/>
+          <w:lang w:val="en-US" w:eastAsia="ru-RU"/>
+        </w:rPr>
+        <w:t xml:space="preserve"> /</w:t>
+      </w:r>
+      <w:proofErr w:type="gramStart"/>
+      <w:r>
+        <w:rPr>
+          <w:rFonts w:ascii="Times New Roman" w:eastAsia="Times New Roman" w:hAnsi="Times New Roman" w:cs="Times New Roman"/>
+          <w:lang w:val="en-US" w:eastAsia="ru-RU"/>
+        </w:rPr>
+        <w:t xml:space="preserve">/  </w:t>
+      </w:r>
+      <w:r>
+        <w:rPr>
+          <w:rFonts w:ascii="Times New Roman" w:eastAsia="Times New Roman" w:hAnsi="Times New Roman" w:cs="Times New Roman"/>
+          <w:lang w:val="en-US" w:eastAsia="ru-RU"/>
+        </w:rPr>
+        <w:t>Center</w:t>
+      </w:r>
+      <w:proofErr w:type="gramEnd"/>
+      <w:r>
+        <w:rPr>
+          <w:rFonts w:ascii="Times New Roman" w:eastAsia="Times New Roman" w:hAnsi="Times New Roman" w:cs="Times New Roman"/>
+          <w:lang w:val="en-US" w:eastAsia="ru-RU"/>
+        </w:rPr>
+        <w:t xml:space="preserve"> for Scientific Computing, Theory and Data, Paul Scherrer Institute, Switzerland.</w:t>
+      </w:r>
+      <w:r>
+        <w:rPr>
+          <w:rFonts w:ascii="Times New Roman" w:eastAsia="Times New Roman" w:hAnsi="Times New Roman" w:cs="Times New Roman"/>
+          <w:lang w:val="en-US" w:eastAsia="ru-RU"/>
+        </w:rPr>
+        <w:t xml:space="preserve">// </w:t>
+      </w:r>
+      <w:r>
+        <w:rPr>
+          <w:rFonts w:ascii="Times New Roman" w:eastAsia="Times New Roman" w:hAnsi="Times New Roman" w:cs="Times New Roman"/>
+          <w:lang w:val="en-US" w:eastAsia="ru-RU"/>
+        </w:rPr>
+        <w:t>01 Apr 2026</w:t>
+      </w:r>
+      <w:bookmarkEnd w:id="76"/>
+    </w:p>
+    <w:p>
+      <w:pPr>
+        <w:pStyle w:val="a7"/>
+        <w:numPr>
+          <w:ilvl w:val="0"/>
+          <w:numId w:val="21"/>
+        </w:numPr>
+        <w:rPr>
+          <w:rFonts w:ascii="Times New Roman" w:eastAsia="Times New Roman" w:hAnsi="Times New Roman" w:cs="Times New Roman"/>
+          <w:lang w:val="en-US" w:eastAsia="ru-RU"/>
+        </w:rPr>
+      </w:pPr>
+      <w:bookmarkStart w:id="77" w:name="_Ref230047212"/>
+      <w:r>
+        <w:rPr>
+          <w:rFonts w:ascii="Times New Roman" w:eastAsia="Times New Roman" w:hAnsi="Times New Roman" w:cs="Times New Roman"/>
+          <w:lang w:val="en-US" w:eastAsia="ru-RU"/>
+        </w:rPr>
+        <w:t>Contextual BERT: Conditioning the Language Model Using a Global State</w:t>
+      </w:r>
+      <w:r>
+        <w:rPr>
+          <w:rFonts w:ascii="Times New Roman" w:eastAsia="Times New Roman" w:hAnsi="Times New Roman" w:cs="Times New Roman"/>
+          <w:lang w:val="en-US" w:eastAsia="ru-RU"/>
+        </w:rPr>
+        <w:t xml:space="preserve"> // </w:t>
+      </w:r>
+      <w:r>
+        <w:rPr>
+          <w:rFonts w:ascii="Times New Roman" w:eastAsia="Times New Roman" w:hAnsi="Times New Roman" w:cs="Times New Roman"/>
+          <w:lang w:val="en-US" w:eastAsia="ru-RU"/>
+        </w:rPr>
+        <w:t xml:space="preserve">Timo I. Denk, Ana </w:t>
+      </w:r>
+      <w:proofErr w:type="spellStart"/>
+      <w:r>
+        <w:rPr>
+          <w:rFonts w:ascii="Times New Roman" w:eastAsia="Times New Roman" w:hAnsi="Times New Roman" w:cs="Times New Roman"/>
+          <w:lang w:val="en-US" w:eastAsia="ru-RU"/>
+        </w:rPr>
+        <w:t>Peleteiro</w:t>
+      </w:r>
+      <w:proofErr w:type="spellEnd"/>
+      <w:r>
+        <w:rPr>
+          <w:rFonts w:ascii="Times New Roman" w:eastAsia="Times New Roman" w:hAnsi="Times New Roman" w:cs="Times New Roman"/>
+          <w:lang w:val="en-US" w:eastAsia="ru-RU"/>
+        </w:rPr>
+        <w:t xml:space="preserve"> Ramallo</w:t>
+      </w:r>
+      <w:r>
+        <w:rPr>
+          <w:rFonts w:ascii="Times New Roman" w:eastAsia="Times New Roman" w:hAnsi="Times New Roman" w:cs="Times New Roman"/>
+          <w:lang w:val="en-US" w:eastAsia="ru-RU"/>
+        </w:rPr>
+        <w:t xml:space="preserve"> // </w:t>
+      </w:r>
+      <w:r>
+        <w:rPr>
+          <w:rFonts w:ascii="Times New Roman" w:eastAsia="Times New Roman" w:hAnsi="Times New Roman" w:cs="Times New Roman"/>
+          <w:lang w:val="en-US" w:eastAsia="ru-RU"/>
+        </w:rPr>
+        <w:t>29 Oct 2020</w:t>
+      </w:r>
+      <w:r>
+        <w:rPr>
+          <w:rFonts w:ascii="Times New Roman" w:eastAsia="Times New Roman" w:hAnsi="Times New Roman" w:cs="Times New Roman"/>
+          <w:lang w:val="en-US" w:eastAsia="ru-RU"/>
+        </w:rPr>
+        <w:t xml:space="preserve"> // </w:t>
+      </w:r>
+      <w:hyperlink r:id="rId38" w:history="1">
+        <w:r>
+          <w:rPr>
+            <w:rStyle w:val="af5"/>
+            <w:rFonts w:ascii="Times New Roman" w:eastAsia="Times New Roman" w:hAnsi="Times New Roman" w:cs="Times New Roman"/>
+            <w:lang w:val="en-US" w:eastAsia="ru-RU"/>
+          </w:rPr>
+          <w:t>https://arxiv.org/abs/2010.15778</w:t>
+        </w:r>
+      </w:hyperlink>
+      <w:bookmarkEnd w:id="77"/>
+    </w:p>
+    <w:p>
+      <w:pPr>
+        <w:pStyle w:val="a7"/>
+        <w:numPr>
+          <w:ilvl w:val="0"/>
+          <w:numId w:val="21"/>
+        </w:numPr>
+        <w:rPr>
+          <w:rFonts w:ascii="Times New Roman" w:eastAsia="Times New Roman" w:hAnsi="Times New Roman" w:cs="Times New Roman"/>
+          <w:lang w:val="en-US" w:eastAsia="ru-RU"/>
+        </w:rPr>
+      </w:pPr>
+      <w:r>
+        <w:rPr>
+          <w:rFonts w:ascii="Times New Roman" w:eastAsia="Times New Roman" w:hAnsi="Times New Roman" w:cs="Times New Roman"/>
+          <w:lang w:val="en-US" w:eastAsia="ru-RU"/>
+        </w:rPr>
+        <w:t xml:space="preserve"> </w:t>
+      </w:r>
+      <w:r>
+        <w:rPr>
+          <w:rFonts w:ascii="Times New Roman" w:eastAsia="Times New Roman" w:hAnsi="Times New Roman" w:cs="Times New Roman"/>
+          <w:lang w:val="en-US" w:eastAsia="ru-RU"/>
+        </w:rPr>
+        <w:t>BERTs are Generative In-Context Learners</w:t>
+      </w:r>
+      <w:r>
+        <w:rPr>
+          <w:rFonts w:ascii="Times New Roman" w:eastAsia="Times New Roman" w:hAnsi="Times New Roman" w:cs="Times New Roman"/>
+          <w:lang w:val="en-US" w:eastAsia="ru-RU"/>
+        </w:rPr>
+        <w:t xml:space="preserve"> // </w:t>
+      </w:r>
+      <w:r>
+        <w:rPr>
+          <w:rFonts w:ascii="Times New Roman" w:eastAsia="Times New Roman" w:hAnsi="Times New Roman" w:cs="Times New Roman"/>
+          <w:lang w:val="en-US" w:eastAsia="ru-RU"/>
+        </w:rPr>
+        <w:t>David Samuel</w:t>
+      </w:r>
+      <w:r>
+        <w:rPr>
+          <w:rFonts w:ascii="Times New Roman" w:eastAsia="Times New Roman" w:hAnsi="Times New Roman" w:cs="Times New Roman"/>
+          <w:lang w:val="en-US" w:eastAsia="ru-RU"/>
+        </w:rPr>
+        <w:t xml:space="preserve"> // </w:t>
+      </w:r>
+      <w:r>
+        <w:rPr>
+          <w:rFonts w:ascii="Times New Roman" w:eastAsia="Times New Roman" w:hAnsi="Times New Roman" w:cs="Times New Roman"/>
+          <w:lang w:val="en-US" w:eastAsia="ru-RU"/>
+        </w:rPr>
+        <w:t>7 Jun 2024</w:t>
+      </w:r>
+      <w:r>
+        <w:rPr>
+          <w:rFonts w:ascii="Times New Roman" w:eastAsia="Times New Roman" w:hAnsi="Times New Roman" w:cs="Times New Roman"/>
+          <w:lang w:val="en-US" w:eastAsia="ru-RU"/>
+        </w:rPr>
+        <w:t xml:space="preserve"> // </w:t>
+      </w:r>
+      <w:r>
+        <w:rPr>
+          <w:rFonts w:ascii="Times New Roman" w:eastAsia="Times New Roman" w:hAnsi="Times New Roman" w:cs="Times New Roman"/>
+          <w:lang w:val="en-US" w:eastAsia="ru-RU"/>
+        </w:rPr>
+        <w:t>https://arxiv.org/abs/2406.04823</w:t>
+      </w:r>
     </w:p>
     <w:sectPr>
-      <w:footerReference w:type="default" r:id="rId35"/>
+      <w:footerReference w:type="default" r:id="rId39"/>
       <w:pgSz w:w="11906" w:h="16838"/>
       <w:pgMar w:top="1134" w:right="850" w:bottom="1134" w:left="1701" w:header="708" w:footer="708" w:gutter="0"/>
       <w:cols w:space="708"/>
@@ -25204,6 +28223,119 @@
     </w:lvl>
   </w:abstractNum>
   <w:abstractNum w:abstractNumId="16" w15:restartNumberingAfterBreak="0">
+    <w:nsid w:val="3C77568D"/>
+    <w:multiLevelType w:val="hybridMultilevel"/>
+    <w:tmpl w:val="3F4E1ECA"/>
+    <w:lvl w:ilvl="0" w:tplc="04190001">
+      <w:start w:val="1"/>
+      <w:numFmt w:val="bullet"/>
+      <w:lvlText w:val=""/>
+      <w:lvlJc w:val="left"/>
+      <w:pPr>
+        <w:ind w:left="720" w:hanging="360"/>
+      </w:pPr>
+      <w:rPr>
+        <w:rFonts w:ascii="Symbol" w:hAnsi="Symbol" w:hint="default"/>
+      </w:rPr>
+    </w:lvl>
+    <w:lvl w:ilvl="1" w:tplc="04190003" w:tentative="1">
+      <w:start w:val="1"/>
+      <w:numFmt w:val="bullet"/>
+      <w:lvlText w:val="o"/>
+      <w:lvlJc w:val="left"/>
+      <w:pPr>
+        <w:ind w:left="1440" w:hanging="360"/>
+      </w:pPr>
+      <w:rPr>
+        <w:rFonts w:ascii="Courier New" w:hAnsi="Courier New" w:cs="Courier New" w:hint="default"/>
+      </w:rPr>
+    </w:lvl>
+    <w:lvl w:ilvl="2" w:tplc="04190005" w:tentative="1">
+      <w:start w:val="1"/>
+      <w:numFmt w:val="bullet"/>
+      <w:lvlText w:val=""/>
+      <w:lvlJc w:val="left"/>
+      <w:pPr>
+        <w:ind w:left="2160" w:hanging="360"/>
+      </w:pPr>
+      <w:rPr>
+        <w:rFonts w:ascii="Wingdings" w:hAnsi="Wingdings" w:hint="default"/>
+      </w:rPr>
+    </w:lvl>
+    <w:lvl w:ilvl="3" w:tplc="04190001" w:tentative="1">
+      <w:start w:val="1"/>
+      <w:numFmt w:val="bullet"/>
+      <w:lvlText w:val=""/>
+      <w:lvlJc w:val="left"/>
+      <w:pPr>
+        <w:ind w:left="2880" w:hanging="360"/>
+      </w:pPr>
+      <w:rPr>
+        <w:rFonts w:ascii="Symbol" w:hAnsi="Symbol" w:hint="default"/>
+      </w:rPr>
+    </w:lvl>
+    <w:lvl w:ilvl="4" w:tplc="04190003" w:tentative="1">
+      <w:start w:val="1"/>
+      <w:numFmt w:val="bullet"/>
+      <w:lvlText w:val="o"/>
+      <w:lvlJc w:val="left"/>
+      <w:pPr>
+        <w:ind w:left="3600" w:hanging="360"/>
+      </w:pPr>
+      <w:rPr>
+        <w:rFonts w:ascii="Courier New" w:hAnsi="Courier New" w:cs="Courier New" w:hint="default"/>
+      </w:rPr>
+    </w:lvl>
+    <w:lvl w:ilvl="5" w:tplc="04190005" w:tentative="1">
+      <w:start w:val="1"/>
+      <w:numFmt w:val="bullet"/>
+      <w:lvlText w:val=""/>
+      <w:lvlJc w:val="left"/>
+      <w:pPr>
+        <w:ind w:left="4320" w:hanging="360"/>
+      </w:pPr>
+      <w:rPr>
+        <w:rFonts w:ascii="Wingdings" w:hAnsi="Wingdings" w:hint="default"/>
+      </w:rPr>
+    </w:lvl>
+    <w:lvl w:ilvl="6" w:tplc="04190001" w:tentative="1">
+      <w:start w:val="1"/>
+      <w:numFmt w:val="bullet"/>
+      <w:lvlText w:val=""/>
+      <w:lvlJc w:val="left"/>
+      <w:pPr>
+        <w:ind w:left="5040" w:hanging="360"/>
+      </w:pPr>
+      <w:rPr>
+        <w:rFonts w:ascii="Symbol" w:hAnsi="Symbol" w:hint="default"/>
+      </w:rPr>
+    </w:lvl>
+    <w:lvl w:ilvl="7" w:tplc="04190003" w:tentative="1">
+      <w:start w:val="1"/>
+      <w:numFmt w:val="bullet"/>
+      <w:lvlText w:val="o"/>
+      <w:lvlJc w:val="left"/>
+      <w:pPr>
+        <w:ind w:left="5760" w:hanging="360"/>
+      </w:pPr>
+      <w:rPr>
+        <w:rFonts w:ascii="Courier New" w:hAnsi="Courier New" w:cs="Courier New" w:hint="default"/>
+      </w:rPr>
+    </w:lvl>
+    <w:lvl w:ilvl="8" w:tplc="04190005" w:tentative="1">
+      <w:start w:val="1"/>
+      <w:numFmt w:val="bullet"/>
+      <w:lvlText w:val=""/>
+      <w:lvlJc w:val="left"/>
+      <w:pPr>
+        <w:ind w:left="6480" w:hanging="360"/>
+      </w:pPr>
+      <w:rPr>
+        <w:rFonts w:ascii="Wingdings" w:hAnsi="Wingdings" w:hint="default"/>
+      </w:rPr>
+    </w:lvl>
+  </w:abstractNum>
+  <w:abstractNum w:abstractNumId="17" w15:restartNumberingAfterBreak="0">
     <w:nsid w:val="3E544EA8"/>
     <w:multiLevelType w:val="multilevel"/>
     <w:tmpl w:val="727A546A"/>
@@ -25316,7 +28448,7 @@
       </w:pPr>
     </w:lvl>
   </w:abstractNum>
-  <w:abstractNum w:abstractNumId="17" w15:restartNumberingAfterBreak="0">
+  <w:abstractNum w:abstractNumId="18" w15:restartNumberingAfterBreak="0">
     <w:nsid w:val="3E8F30E8"/>
     <w:multiLevelType w:val="multilevel"/>
     <w:tmpl w:val="E8769B50"/>
@@ -25465,7 +28597,7 @@
       </w:rPr>
     </w:lvl>
   </w:abstractNum>
-  <w:abstractNum w:abstractNumId="18" w15:restartNumberingAfterBreak="0">
+  <w:abstractNum w:abstractNumId="19" w15:restartNumberingAfterBreak="0">
     <w:nsid w:val="3F112941"/>
     <w:multiLevelType w:val="multilevel"/>
     <w:tmpl w:val="DD581E78"/>
@@ -25578,7 +28710,7 @@
       </w:pPr>
     </w:lvl>
   </w:abstractNum>
-  <w:abstractNum w:abstractNumId="19" w15:restartNumberingAfterBreak="0">
+  <w:abstractNum w:abstractNumId="20" w15:restartNumberingAfterBreak="0">
     <w:nsid w:val="47C171EB"/>
     <w:multiLevelType w:val="hybridMultilevel"/>
     <w:tmpl w:val="465ED9C8"/>
@@ -25691,7 +28823,7 @@
       </w:rPr>
     </w:lvl>
   </w:abstractNum>
-  <w:abstractNum w:abstractNumId="20" w15:restartNumberingAfterBreak="0">
+  <w:abstractNum w:abstractNumId="21" w15:restartNumberingAfterBreak="0">
     <w:nsid w:val="484A154D"/>
     <w:multiLevelType w:val="multilevel"/>
     <w:tmpl w:val="EA44C5AC"/>
@@ -25817,7 +28949,7 @@
       </w:rPr>
     </w:lvl>
   </w:abstractNum>
-  <w:abstractNum w:abstractNumId="21" w15:restartNumberingAfterBreak="0">
+  <w:abstractNum w:abstractNumId="22" w15:restartNumberingAfterBreak="0">
     <w:nsid w:val="48D71B69"/>
     <w:multiLevelType w:val="hybridMultilevel"/>
     <w:tmpl w:val="E6701BD4"/>
@@ -25903,7 +29035,7 @@
       </w:pPr>
     </w:lvl>
   </w:abstractNum>
-  <w:abstractNum w:abstractNumId="22" w15:restartNumberingAfterBreak="0">
+  <w:abstractNum w:abstractNumId="23" w15:restartNumberingAfterBreak="0">
     <w:nsid w:val="48FF1E4D"/>
     <w:multiLevelType w:val="hybridMultilevel"/>
     <w:tmpl w:val="646E3D54"/>
@@ -26016,7 +29148,7 @@
       </w:rPr>
     </w:lvl>
   </w:abstractNum>
-  <w:abstractNum w:abstractNumId="23" w15:restartNumberingAfterBreak="0">
+  <w:abstractNum w:abstractNumId="24" w15:restartNumberingAfterBreak="0">
     <w:nsid w:val="49EB0FC6"/>
     <w:multiLevelType w:val="hybridMultilevel"/>
     <w:tmpl w:val="8C24C2C6"/>
@@ -26129,7 +29261,7 @@
       </w:rPr>
     </w:lvl>
   </w:abstractNum>
-  <w:abstractNum w:abstractNumId="24" w15:restartNumberingAfterBreak="0">
+  <w:abstractNum w:abstractNumId="25" w15:restartNumberingAfterBreak="0">
     <w:nsid w:val="4D7967B7"/>
     <w:multiLevelType w:val="multilevel"/>
     <w:tmpl w:val="2AEE35CC"/>
@@ -26278,7 +29410,7 @@
       </w:rPr>
     </w:lvl>
   </w:abstractNum>
-  <w:abstractNum w:abstractNumId="25" w15:restartNumberingAfterBreak="0">
+  <w:abstractNum w:abstractNumId="26" w15:restartNumberingAfterBreak="0">
     <w:nsid w:val="502261AD"/>
     <w:multiLevelType w:val="hybridMultilevel"/>
     <w:tmpl w:val="CB3A007C"/>
@@ -26391,7 +29523,156 @@
       </w:rPr>
     </w:lvl>
   </w:abstractNum>
-  <w:abstractNum w:abstractNumId="26" w15:restartNumberingAfterBreak="0">
+  <w:abstractNum w:abstractNumId="27" w15:restartNumberingAfterBreak="0">
+    <w:nsid w:val="53F100AC"/>
+    <w:multiLevelType w:val="multilevel"/>
+    <w:tmpl w:val="CC28C43E"/>
+    <w:lvl w:ilvl="0">
+      <w:start w:val="1"/>
+      <w:numFmt w:val="bullet"/>
+      <w:lvlText w:val=""/>
+      <w:lvlJc w:val="left"/>
+      <w:pPr>
+        <w:tabs>
+          <w:tab w:val="num" w:pos="720"/>
+        </w:tabs>
+        <w:ind w:left="720" w:hanging="360"/>
+      </w:pPr>
+      <w:rPr>
+        <w:rFonts w:ascii="Symbol" w:hAnsi="Symbol" w:hint="default"/>
+        <w:sz w:val="20"/>
+      </w:rPr>
+    </w:lvl>
+    <w:lvl w:ilvl="1" w:tentative="1">
+      <w:start w:val="1"/>
+      <w:numFmt w:val="bullet"/>
+      <w:lvlText w:val="o"/>
+      <w:lvlJc w:val="left"/>
+      <w:pPr>
+        <w:tabs>
+          <w:tab w:val="num" w:pos="1440"/>
+        </w:tabs>
+        <w:ind w:left="1440" w:hanging="360"/>
+      </w:pPr>
+      <w:rPr>
+        <w:rFonts w:ascii="Courier New" w:hAnsi="Courier New" w:hint="default"/>
+        <w:sz w:val="20"/>
+      </w:rPr>
+    </w:lvl>
+    <w:lvl w:ilvl="2" w:tentative="1">
+      <w:start w:val="1"/>
+      <w:numFmt w:val="bullet"/>
+      <w:lvlText w:val=""/>
+      <w:lvlJc w:val="left"/>
+      <w:pPr>
+        <w:tabs>
+          <w:tab w:val="num" w:pos="2160"/>
+        </w:tabs>
+        <w:ind w:left="2160" w:hanging="360"/>
+      </w:pPr>
+      <w:rPr>
+        <w:rFonts w:ascii="Wingdings" w:hAnsi="Wingdings" w:hint="default"/>
+        <w:sz w:val="20"/>
+      </w:rPr>
+    </w:lvl>
+    <w:lvl w:ilvl="3" w:tentative="1">
+      <w:start w:val="1"/>
+      <w:numFmt w:val="bullet"/>
+      <w:lvlText w:val=""/>
+      <w:lvlJc w:val="left"/>
+      <w:pPr>
+        <w:tabs>
+          <w:tab w:val="num" w:pos="2880"/>
+        </w:tabs>
+        <w:ind w:left="2880" w:hanging="360"/>
+      </w:pPr>
+      <w:rPr>
+        <w:rFonts w:ascii="Wingdings" w:hAnsi="Wingdings" w:hint="default"/>
+        <w:sz w:val="20"/>
+      </w:rPr>
+    </w:lvl>
+    <w:lvl w:ilvl="4" w:tentative="1">
+      <w:start w:val="1"/>
+      <w:numFmt w:val="bullet"/>
+      <w:lvlText w:val=""/>
+      <w:lvlJc w:val="left"/>
+      <w:pPr>
+        <w:tabs>
+          <w:tab w:val="num" w:pos="3600"/>
+        </w:tabs>
+        <w:ind w:left="3600" w:hanging="360"/>
+      </w:pPr>
+      <w:rPr>
+        <w:rFonts w:ascii="Wingdings" w:hAnsi="Wingdings" w:hint="default"/>
+        <w:sz w:val="20"/>
+      </w:rPr>
+    </w:lvl>
+    <w:lvl w:ilvl="5" w:tentative="1">
+      <w:start w:val="1"/>
+      <w:numFmt w:val="bullet"/>
+      <w:lvlText w:val=""/>
+      <w:lvlJc w:val="left"/>
+      <w:pPr>
+        <w:tabs>
+          <w:tab w:val="num" w:pos="4320"/>
+        </w:tabs>
+        <w:ind w:left="4320" w:hanging="360"/>
+      </w:pPr>
+      <w:rPr>
+        <w:rFonts w:ascii="Wingdings" w:hAnsi="Wingdings" w:hint="default"/>
+        <w:sz w:val="20"/>
+      </w:rPr>
+    </w:lvl>
+    <w:lvl w:ilvl="6" w:tentative="1">
+      <w:start w:val="1"/>
+      <w:numFmt w:val="bullet"/>
+      <w:lvlText w:val=""/>
+      <w:lvlJc w:val="left"/>
+      <w:pPr>
+        <w:tabs>
+          <w:tab w:val="num" w:pos="5040"/>
+        </w:tabs>
+        <w:ind w:left="5040" w:hanging="360"/>
+      </w:pPr>
+      <w:rPr>
+        <w:rFonts w:ascii="Wingdings" w:hAnsi="Wingdings" w:hint="default"/>
+        <w:sz w:val="20"/>
+      </w:rPr>
+    </w:lvl>
+    <w:lvl w:ilvl="7" w:tentative="1">
+      <w:start w:val="1"/>
+      <w:numFmt w:val="bullet"/>
+      <w:lvlText w:val=""/>
+      <w:lvlJc w:val="left"/>
+      <w:pPr>
+        <w:tabs>
+          <w:tab w:val="num" w:pos="5760"/>
+        </w:tabs>
+        <w:ind w:left="5760" w:hanging="360"/>
+      </w:pPr>
+      <w:rPr>
+        <w:rFonts w:ascii="Wingdings" w:hAnsi="Wingdings" w:hint="default"/>
+        <w:sz w:val="20"/>
+      </w:rPr>
+    </w:lvl>
+    <w:lvl w:ilvl="8" w:tentative="1">
+      <w:start w:val="1"/>
+      <w:numFmt w:val="bullet"/>
+      <w:lvlText w:val=""/>
+      <w:lvlJc w:val="left"/>
+      <w:pPr>
+        <w:tabs>
+          <w:tab w:val="num" w:pos="6480"/>
+        </w:tabs>
+        <w:ind w:left="6480" w:hanging="360"/>
+      </w:pPr>
+      <w:rPr>
+        <w:rFonts w:ascii="Wingdings" w:hAnsi="Wingdings" w:hint="default"/>
+        <w:sz w:val="20"/>
+      </w:rPr>
+    </w:lvl>
+  </w:abstractNum>
+  <w:abstractNum w:abstractNumId="28" w15:restartNumberingAfterBreak="0">
     <w:nsid w:val="55B078FC"/>
     <w:multiLevelType w:val="multilevel"/>
     <w:tmpl w:val="610092E4"/>
@@ -26540,7 +29821,7 @@
       </w:rPr>
     </w:lvl>
   </w:abstractNum>
-  <w:abstractNum w:abstractNumId="27" w15:restartNumberingAfterBreak="0">
+  <w:abstractNum w:abstractNumId="29" w15:restartNumberingAfterBreak="0">
     <w:nsid w:val="633A6521"/>
     <w:multiLevelType w:val="multilevel"/>
     <w:tmpl w:val="050AB7F4"/>
@@ -26689,7 +29970,7 @@
       </w:rPr>
     </w:lvl>
   </w:abstractNum>
-  <w:abstractNum w:abstractNumId="28" w15:restartNumberingAfterBreak="0">
+  <w:abstractNum w:abstractNumId="30" w15:restartNumberingAfterBreak="0">
     <w:nsid w:val="647E76CD"/>
     <w:multiLevelType w:val="hybridMultilevel"/>
     <w:tmpl w:val="EE0CE0C0"/>
@@ -26802,7 +30083,7 @@
       </w:rPr>
     </w:lvl>
   </w:abstractNum>
-  <w:abstractNum w:abstractNumId="29" w15:restartNumberingAfterBreak="0">
+  <w:abstractNum w:abstractNumId="31" w15:restartNumberingAfterBreak="0">
     <w:nsid w:val="66187B6E"/>
     <w:multiLevelType w:val="multilevel"/>
     <w:tmpl w:val="04DCC6AA"/>
@@ -26951,7 +30232,7 @@
       </w:rPr>
     </w:lvl>
   </w:abstractNum>
-  <w:abstractNum w:abstractNumId="30" w15:restartNumberingAfterBreak="0">
+  <w:abstractNum w:abstractNumId="32" w15:restartNumberingAfterBreak="0">
     <w:nsid w:val="6A0F131D"/>
     <w:multiLevelType w:val="multilevel"/>
     <w:tmpl w:val="7A6E6888"/>
@@ -27096,7 +30377,7 @@
       </w:rPr>
     </w:lvl>
   </w:abstractNum>
-  <w:abstractNum w:abstractNumId="31" w15:restartNumberingAfterBreak="0">
+  <w:abstractNum w:abstractNumId="33" w15:restartNumberingAfterBreak="0">
     <w:nsid w:val="75A749BB"/>
     <w:multiLevelType w:val="hybridMultilevel"/>
     <w:tmpl w:val="E6701BD4"/>
@@ -27182,7 +30463,7 @@
       </w:pPr>
     </w:lvl>
   </w:abstractNum>
-  <w:abstractNum w:abstractNumId="32" w15:restartNumberingAfterBreak="0">
+  <w:abstractNum w:abstractNumId="34" w15:restartNumberingAfterBreak="0">
     <w:nsid w:val="770539FF"/>
     <w:multiLevelType w:val="multilevel"/>
     <w:tmpl w:val="63E6CFB6"/>
@@ -27331,7 +30612,7 @@
       </w:rPr>
     </w:lvl>
   </w:abstractNum>
-  <w:abstractNum w:abstractNumId="33" w15:restartNumberingAfterBreak="0">
+  <w:abstractNum w:abstractNumId="35" w15:restartNumberingAfterBreak="0">
     <w:nsid w:val="7C57621A"/>
     <w:multiLevelType w:val="multilevel"/>
     <w:tmpl w:val="7CCADBD0"/>
@@ -27484,52 +30765,52 @@
     <w:abstractNumId w:val="4"/>
   </w:num>
   <w:num w:numId="2" w16cid:durableId="446047452">
-    <w:abstractNumId w:val="32"/>
+    <w:abstractNumId w:val="34"/>
   </w:num>
   <w:num w:numId="3" w16cid:durableId="533158772">
-    <w:abstractNumId w:val="18"/>
+    <w:abstractNumId w:val="19"/>
   </w:num>
   <w:num w:numId="4" w16cid:durableId="1672247833">
     <w:abstractNumId w:val="14"/>
   </w:num>
   <w:num w:numId="5" w16cid:durableId="106392979">
-    <w:abstractNumId w:val="29"/>
+    <w:abstractNumId w:val="31"/>
   </w:num>
   <w:num w:numId="6" w16cid:durableId="1054738689">
     <w:abstractNumId w:val="3"/>
   </w:num>
   <w:num w:numId="7" w16cid:durableId="1323698558">
+    <w:abstractNumId w:val="24"/>
+  </w:num>
+  <w:num w:numId="8" w16cid:durableId="1838303134">
     <w:abstractNumId w:val="23"/>
   </w:num>
-  <w:num w:numId="8" w16cid:durableId="1838303134">
-    <w:abstractNumId w:val="22"/>
-  </w:num>
   <w:num w:numId="9" w16cid:durableId="2078816744">
-    <w:abstractNumId w:val="20"/>
+    <w:abstractNumId w:val="21"/>
   </w:num>
   <w:num w:numId="10" w16cid:durableId="71970140">
-    <w:abstractNumId w:val="28"/>
+    <w:abstractNumId w:val="30"/>
   </w:num>
   <w:num w:numId="11" w16cid:durableId="2124835276">
     <w:abstractNumId w:val="1"/>
   </w:num>
   <w:num w:numId="12" w16cid:durableId="1315260646">
-    <w:abstractNumId w:val="21"/>
+    <w:abstractNumId w:val="22"/>
   </w:num>
   <w:num w:numId="13" w16cid:durableId="1496534016">
-    <w:abstractNumId w:val="17"/>
+    <w:abstractNumId w:val="18"/>
   </w:num>
   <w:num w:numId="14" w16cid:durableId="1063334077">
-    <w:abstractNumId w:val="31"/>
+    <w:abstractNumId w:val="33"/>
   </w:num>
   <w:num w:numId="15" w16cid:durableId="559177346">
-    <w:abstractNumId w:val="33"/>
+    <w:abstractNumId w:val="35"/>
   </w:num>
   <w:num w:numId="16" w16cid:durableId="1463884500">
     <w:abstractNumId w:val="12"/>
   </w:num>
   <w:num w:numId="17" w16cid:durableId="1086727418">
-    <w:abstractNumId w:val="27"/>
+    <w:abstractNumId w:val="29"/>
   </w:num>
   <w:num w:numId="18" w16cid:durableId="1738355502">
     <w:abstractNumId w:val="9"/>
@@ -27538,7 +30819,7 @@
     <w:abstractNumId w:val="6"/>
   </w:num>
   <w:num w:numId="20" w16cid:durableId="169412742">
-    <w:abstractNumId w:val="30"/>
+    <w:abstractNumId w:val="32"/>
   </w:num>
   <w:num w:numId="21" w16cid:durableId="477498896">
     <w:abstractNumId w:val="10"/>
@@ -27547,13 +30828,13 @@
     <w:abstractNumId w:val="7"/>
   </w:num>
   <w:num w:numId="23" w16cid:durableId="546382828">
-    <w:abstractNumId w:val="24"/>
+    <w:abstractNumId w:val="25"/>
   </w:num>
   <w:num w:numId="24" w16cid:durableId="738358511">
     <w:abstractNumId w:val="8"/>
   </w:num>
   <w:num w:numId="25" w16cid:durableId="1344238728">
-    <w:abstractNumId w:val="25"/>
+    <w:abstractNumId w:val="26"/>
   </w:num>
   <w:num w:numId="26" w16cid:durableId="1113405037">
     <w:abstractNumId w:val="13"/>
@@ -27568,19 +30849,25 @@
     <w:abstractNumId w:val="2"/>
   </w:num>
   <w:num w:numId="30" w16cid:durableId="1704749965">
-    <w:abstractNumId w:val="19"/>
+    <w:abstractNumId w:val="20"/>
   </w:num>
   <w:num w:numId="31" w16cid:durableId="1249922376">
     <w:abstractNumId w:val="5"/>
   </w:num>
   <w:num w:numId="32" w16cid:durableId="125708144">
-    <w:abstractNumId w:val="26"/>
+    <w:abstractNumId w:val="28"/>
   </w:num>
   <w:num w:numId="33" w16cid:durableId="1676688461">
-    <w:abstractNumId w:val="16"/>
+    <w:abstractNumId w:val="17"/>
   </w:num>
   <w:num w:numId="34" w16cid:durableId="53623896">
     <w:abstractNumId w:val="15"/>
+  </w:num>
+  <w:num w:numId="35" w16cid:durableId="126821878">
+    <w:abstractNumId w:val="27"/>
+  </w:num>
+  <w:num w:numId="36" w16cid:durableId="1133983395">
+    <w:abstractNumId w:val="16"/>
   </w:num>
 </w:numbering>
 </file>

--- a/thesis_paper.docx
+++ b/thesis_paper.docx
@@ -81,7 +81,7 @@
           <w:r>
             <w:fldChar w:fldCharType="separate"/>
           </w:r>
-          <w:hyperlink w:anchor="_Toc230048398" w:history="1">
+          <w:hyperlink w:anchor="_Toc230303417" w:history="1">
             <w:r>
               <w:rPr>
                 <w:rStyle w:val="af5"/>
@@ -112,7 +112,7 @@
                 <w:noProof/>
                 <w:webHidden/>
               </w:rPr>
-              <w:instrText xml:space="preserve"> PAGEREF _Toc230048398 \h </w:instrText>
+              <w:instrText xml:space="preserve"> PAGEREF _Toc230303417 \h </w:instrText>
             </w:r>
             <w:r>
               <w:rPr>
@@ -156,7 +156,7 @@
               <w14:ligatures w14:val="standardContextual"/>
             </w:rPr>
           </w:pPr>
-          <w:hyperlink w:anchor="_Toc230048399" w:history="1">
+          <w:hyperlink w:anchor="_Toc230303418" w:history="1">
             <w:r>
               <w:rPr>
                 <w:rStyle w:val="af5"/>
@@ -187,7 +187,7 @@
                 <w:noProof/>
                 <w:webHidden/>
               </w:rPr>
-              <w:instrText xml:space="preserve"> PAGEREF _Toc230048399 \h </w:instrText>
+              <w:instrText xml:space="preserve"> PAGEREF _Toc230303418 \h </w:instrText>
             </w:r>
             <w:r>
               <w:rPr>
@@ -231,7 +231,7 @@
               <w14:ligatures w14:val="standardContextual"/>
             </w:rPr>
           </w:pPr>
-          <w:hyperlink w:anchor="_Toc230048400" w:history="1">
+          <w:hyperlink w:anchor="_Toc230303419" w:history="1">
             <w:r>
               <w:rPr>
                 <w:rStyle w:val="af5"/>
@@ -262,7 +262,7 @@
                 <w:noProof/>
                 <w:webHidden/>
               </w:rPr>
-              <w:instrText xml:space="preserve"> PAGEREF _Toc230048400 \h </w:instrText>
+              <w:instrText xml:space="preserve"> PAGEREF _Toc230303419 \h </w:instrText>
             </w:r>
             <w:r>
               <w:rPr>
@@ -306,7 +306,7 @@
               <w14:ligatures w14:val="standardContextual"/>
             </w:rPr>
           </w:pPr>
-          <w:hyperlink w:anchor="_Toc230048401" w:history="1">
+          <w:hyperlink w:anchor="_Toc230303420" w:history="1">
             <w:r>
               <w:rPr>
                 <w:rStyle w:val="af5"/>
@@ -337,7 +337,7 @@
                 <w:noProof/>
                 <w:webHidden/>
               </w:rPr>
-              <w:instrText xml:space="preserve"> PAGEREF _Toc230048401 \h </w:instrText>
+              <w:instrText xml:space="preserve"> PAGEREF _Toc230303420 \h </w:instrText>
             </w:r>
             <w:r>
               <w:rPr>
@@ -381,7 +381,7 @@
               <w14:ligatures w14:val="standardContextual"/>
             </w:rPr>
           </w:pPr>
-          <w:hyperlink w:anchor="_Toc230048402" w:history="1">
+          <w:hyperlink w:anchor="_Toc230303421" w:history="1">
             <w:r>
               <w:rPr>
                 <w:rStyle w:val="af5"/>
@@ -412,7 +412,7 @@
                 <w:noProof/>
                 <w:webHidden/>
               </w:rPr>
-              <w:instrText xml:space="preserve"> PAGEREF _Toc230048402 \h </w:instrText>
+              <w:instrText xml:space="preserve"> PAGEREF _Toc230303421 \h </w:instrText>
             </w:r>
             <w:r>
               <w:rPr>
@@ -456,7 +456,7 @@
               <w14:ligatures w14:val="standardContextual"/>
             </w:rPr>
           </w:pPr>
-          <w:hyperlink w:anchor="_Toc230048403" w:history="1">
+          <w:hyperlink w:anchor="_Toc230303422" w:history="1">
             <w:r>
               <w:rPr>
                 <w:rStyle w:val="af5"/>
@@ -487,7 +487,7 @@
                 <w:noProof/>
                 <w:webHidden/>
               </w:rPr>
-              <w:instrText xml:space="preserve"> PAGEREF _Toc230048403 \h </w:instrText>
+              <w:instrText xml:space="preserve"> PAGEREF _Toc230303422 \h </w:instrText>
             </w:r>
             <w:r>
               <w:rPr>
@@ -531,7 +531,7 @@
               <w14:ligatures w14:val="standardContextual"/>
             </w:rPr>
           </w:pPr>
-          <w:hyperlink w:anchor="_Toc230048404" w:history="1">
+          <w:hyperlink w:anchor="_Toc230303423" w:history="1">
             <w:r>
               <w:rPr>
                 <w:rStyle w:val="af5"/>
@@ -562,7 +562,7 @@
                 <w:noProof/>
                 <w:webHidden/>
               </w:rPr>
-              <w:instrText xml:space="preserve"> PAGEREF _Toc230048404 \h </w:instrText>
+              <w:instrText xml:space="preserve"> PAGEREF _Toc230303423 \h </w:instrText>
             </w:r>
             <w:r>
               <w:rPr>
@@ -606,7 +606,7 @@
               <w14:ligatures w14:val="standardContextual"/>
             </w:rPr>
           </w:pPr>
-          <w:hyperlink w:anchor="_Toc230048405" w:history="1">
+          <w:hyperlink w:anchor="_Toc230303424" w:history="1">
             <w:r>
               <w:rPr>
                 <w:rStyle w:val="af5"/>
@@ -637,7 +637,7 @@
                 <w:noProof/>
                 <w:webHidden/>
               </w:rPr>
-              <w:instrText xml:space="preserve"> PAGEREF _Toc230048405 \h </w:instrText>
+              <w:instrText xml:space="preserve"> PAGEREF _Toc230303424 \h </w:instrText>
             </w:r>
             <w:r>
               <w:rPr>
@@ -681,7 +681,7 @@
               <w14:ligatures w14:val="standardContextual"/>
             </w:rPr>
           </w:pPr>
-          <w:hyperlink w:anchor="_Toc230048406" w:history="1">
+          <w:hyperlink w:anchor="_Toc230303425" w:history="1">
             <w:r>
               <w:rPr>
                 <w:rStyle w:val="af5"/>
@@ -712,7 +712,7 @@
                 <w:noProof/>
                 <w:webHidden/>
               </w:rPr>
-              <w:instrText xml:space="preserve"> PAGEREF _Toc230048406 \h </w:instrText>
+              <w:instrText xml:space="preserve"> PAGEREF _Toc230303425 \h </w:instrText>
             </w:r>
             <w:r>
               <w:rPr>
@@ -756,7 +756,7 @@
               <w14:ligatures w14:val="standardContextual"/>
             </w:rPr>
           </w:pPr>
-          <w:hyperlink w:anchor="_Toc230048407" w:history="1">
+          <w:hyperlink w:anchor="_Toc230303426" w:history="1">
             <w:r>
               <w:rPr>
                 <w:rStyle w:val="af5"/>
@@ -787,7 +787,7 @@
                 <w:noProof/>
                 <w:webHidden/>
               </w:rPr>
-              <w:instrText xml:space="preserve"> PAGEREF _Toc230048407 \h </w:instrText>
+              <w:instrText xml:space="preserve"> PAGEREF _Toc230303426 \h </w:instrText>
             </w:r>
             <w:r>
               <w:rPr>
@@ -831,7 +831,7 @@
               <w14:ligatures w14:val="standardContextual"/>
             </w:rPr>
           </w:pPr>
-          <w:hyperlink w:anchor="_Toc230048408" w:history="1">
+          <w:hyperlink w:anchor="_Toc230303427" w:history="1">
             <w:r>
               <w:rPr>
                 <w:rStyle w:val="af5"/>
@@ -862,7 +862,7 @@
                 <w:noProof/>
                 <w:webHidden/>
               </w:rPr>
-              <w:instrText xml:space="preserve"> PAGEREF _Toc230048408 \h </w:instrText>
+              <w:instrText xml:space="preserve"> PAGEREF _Toc230303427 \h </w:instrText>
             </w:r>
             <w:r>
               <w:rPr>
@@ -906,7 +906,7 @@
               <w14:ligatures w14:val="standardContextual"/>
             </w:rPr>
           </w:pPr>
-          <w:hyperlink w:anchor="_Toc230048409" w:history="1">
+          <w:hyperlink w:anchor="_Toc230303428" w:history="1">
             <w:r>
               <w:rPr>
                 <w:rStyle w:val="af5"/>
@@ -937,7 +937,7 @@
                 <w:noProof/>
                 <w:webHidden/>
               </w:rPr>
-              <w:instrText xml:space="preserve"> PAGEREF _Toc230048409 \h </w:instrText>
+              <w:instrText xml:space="preserve"> PAGEREF _Toc230303428 \h </w:instrText>
             </w:r>
             <w:r>
               <w:rPr>
@@ -981,7 +981,7 @@
               <w14:ligatures w14:val="standardContextual"/>
             </w:rPr>
           </w:pPr>
-          <w:hyperlink w:anchor="_Toc230048410" w:history="1">
+          <w:hyperlink w:anchor="_Toc230303429" w:history="1">
             <w:r>
               <w:rPr>
                 <w:rStyle w:val="af5"/>
@@ -1012,7 +1012,7 @@
                 <w:noProof/>
                 <w:webHidden/>
               </w:rPr>
-              <w:instrText xml:space="preserve"> PAGEREF _Toc230048410 \h </w:instrText>
+              <w:instrText xml:space="preserve"> PAGEREF _Toc230303429 \h </w:instrText>
             </w:r>
             <w:r>
               <w:rPr>
@@ -1056,7 +1056,7 @@
               <w14:ligatures w14:val="standardContextual"/>
             </w:rPr>
           </w:pPr>
-          <w:hyperlink w:anchor="_Toc230048411" w:history="1">
+          <w:hyperlink w:anchor="_Toc230303430" w:history="1">
             <w:r>
               <w:rPr>
                 <w:rStyle w:val="af5"/>
@@ -1087,7 +1087,7 @@
                 <w:noProof/>
                 <w:webHidden/>
               </w:rPr>
-              <w:instrText xml:space="preserve"> PAGEREF _Toc230048411 \h </w:instrText>
+              <w:instrText xml:space="preserve"> PAGEREF _Toc230303430 \h </w:instrText>
             </w:r>
             <w:r>
               <w:rPr>
@@ -1131,7 +1131,7 @@
               <w14:ligatures w14:val="standardContextual"/>
             </w:rPr>
           </w:pPr>
-          <w:hyperlink w:anchor="_Toc230048412" w:history="1">
+          <w:hyperlink w:anchor="_Toc230303431" w:history="1">
             <w:r>
               <w:rPr>
                 <w:rStyle w:val="af5"/>
@@ -1162,7 +1162,7 @@
                 <w:noProof/>
                 <w:webHidden/>
               </w:rPr>
-              <w:instrText xml:space="preserve"> PAGEREF _Toc230048412 \h </w:instrText>
+              <w:instrText xml:space="preserve"> PAGEREF _Toc230303431 \h </w:instrText>
             </w:r>
             <w:r>
               <w:rPr>
@@ -1206,7 +1206,7 @@
               <w14:ligatures w14:val="standardContextual"/>
             </w:rPr>
           </w:pPr>
-          <w:hyperlink w:anchor="_Toc230048413" w:history="1">
+          <w:hyperlink w:anchor="_Toc230303432" w:history="1">
             <w:r>
               <w:rPr>
                 <w:rStyle w:val="af5"/>
@@ -1237,7 +1237,7 @@
                 <w:noProof/>
                 <w:webHidden/>
               </w:rPr>
-              <w:instrText xml:space="preserve"> PAGEREF _Toc230048413 \h </w:instrText>
+              <w:instrText xml:space="preserve"> PAGEREF _Toc230303432 \h </w:instrText>
             </w:r>
             <w:r>
               <w:rPr>
@@ -1281,7 +1281,7 @@
               <w14:ligatures w14:val="standardContextual"/>
             </w:rPr>
           </w:pPr>
-          <w:hyperlink w:anchor="_Toc230048414" w:history="1">
+          <w:hyperlink w:anchor="_Toc230303433" w:history="1">
             <w:r>
               <w:rPr>
                 <w:rStyle w:val="af5"/>
@@ -1312,7 +1312,7 @@
                 <w:noProof/>
                 <w:webHidden/>
               </w:rPr>
-              <w:instrText xml:space="preserve"> PAGEREF _Toc230048414 \h </w:instrText>
+              <w:instrText xml:space="preserve"> PAGEREF _Toc230303433 \h </w:instrText>
             </w:r>
             <w:r>
               <w:rPr>
@@ -1356,7 +1356,7 @@
               <w14:ligatures w14:val="standardContextual"/>
             </w:rPr>
           </w:pPr>
-          <w:hyperlink w:anchor="_Toc230048415" w:history="1">
+          <w:hyperlink w:anchor="_Toc230303434" w:history="1">
             <w:r>
               <w:rPr>
                 <w:rStyle w:val="af5"/>
@@ -1387,7 +1387,7 @@
                 <w:noProof/>
                 <w:webHidden/>
               </w:rPr>
-              <w:instrText xml:space="preserve"> PAGEREF _Toc230048415 \h </w:instrText>
+              <w:instrText xml:space="preserve"> PAGEREF _Toc230303434 \h </w:instrText>
             </w:r>
             <w:r>
               <w:rPr>
@@ -1431,7 +1431,7 @@
               <w14:ligatures w14:val="standardContextual"/>
             </w:rPr>
           </w:pPr>
-          <w:hyperlink w:anchor="_Toc230048416" w:history="1">
+          <w:hyperlink w:anchor="_Toc230303435" w:history="1">
             <w:r>
               <w:rPr>
                 <w:rStyle w:val="af5"/>
@@ -1462,7 +1462,7 @@
                 <w:noProof/>
                 <w:webHidden/>
               </w:rPr>
-              <w:instrText xml:space="preserve"> PAGEREF _Toc230048416 \h </w:instrText>
+              <w:instrText xml:space="preserve"> PAGEREF _Toc230303435 \h </w:instrText>
             </w:r>
             <w:r>
               <w:rPr>
@@ -1506,7 +1506,7 @@
               <w14:ligatures w14:val="standardContextual"/>
             </w:rPr>
           </w:pPr>
-          <w:hyperlink w:anchor="_Toc230048417" w:history="1">
+          <w:hyperlink w:anchor="_Toc230303436" w:history="1">
             <w:r>
               <w:rPr>
                 <w:rStyle w:val="af5"/>
@@ -1537,7 +1537,7 @@
                 <w:noProof/>
                 <w:webHidden/>
               </w:rPr>
-              <w:instrText xml:space="preserve"> PAGEREF _Toc230048417 \h </w:instrText>
+              <w:instrText xml:space="preserve"> PAGEREF _Toc230303436 \h </w:instrText>
             </w:r>
             <w:r>
               <w:rPr>
@@ -1581,7 +1581,7 @@
               <w14:ligatures w14:val="standardContextual"/>
             </w:rPr>
           </w:pPr>
-          <w:hyperlink w:anchor="_Toc230048418" w:history="1">
+          <w:hyperlink w:anchor="_Toc230303437" w:history="1">
             <w:r>
               <w:rPr>
                 <w:rStyle w:val="af5"/>
@@ -1612,7 +1612,7 @@
                 <w:noProof/>
                 <w:webHidden/>
               </w:rPr>
-              <w:instrText xml:space="preserve"> PAGEREF _Toc230048418 \h </w:instrText>
+              <w:instrText xml:space="preserve"> PAGEREF _Toc230303437 \h </w:instrText>
             </w:r>
             <w:r>
               <w:rPr>
@@ -1656,7 +1656,7 @@
               <w14:ligatures w14:val="standardContextual"/>
             </w:rPr>
           </w:pPr>
-          <w:hyperlink w:anchor="_Toc230048419" w:history="1">
+          <w:hyperlink w:anchor="_Toc230303438" w:history="1">
             <w:r>
               <w:rPr>
                 <w:rStyle w:val="af5"/>
@@ -1687,7 +1687,7 @@
                 <w:noProof/>
                 <w:webHidden/>
               </w:rPr>
-              <w:instrText xml:space="preserve"> PAGEREF _Toc230048419 \h </w:instrText>
+              <w:instrText xml:space="preserve"> PAGEREF _Toc230303438 \h </w:instrText>
             </w:r>
             <w:r>
               <w:rPr>
@@ -1732,7 +1732,7 @@
               <w14:ligatures w14:val="standardContextual"/>
             </w:rPr>
           </w:pPr>
-          <w:hyperlink w:anchor="_Toc230048420" w:history="1">
+          <w:hyperlink w:anchor="_Toc230303439" w:history="1">
             <w:r>
               <w:rPr>
                 <w:rStyle w:val="af5"/>
@@ -1783,7 +1783,7 @@
                 <w:noProof/>
                 <w:webHidden/>
               </w:rPr>
-              <w:instrText xml:space="preserve"> PAGEREF _Toc230048420 \h </w:instrText>
+              <w:instrText xml:space="preserve"> PAGEREF _Toc230303439 \h </w:instrText>
             </w:r>
             <w:r>
               <w:rPr>
@@ -1827,7 +1827,7 @@
               <w14:ligatures w14:val="standardContextual"/>
             </w:rPr>
           </w:pPr>
-          <w:hyperlink w:anchor="_Toc230048421" w:history="1">
+          <w:hyperlink w:anchor="_Toc230303440" w:history="1">
             <w:r>
               <w:rPr>
                 <w:rStyle w:val="af5"/>
@@ -1858,7 +1858,7 @@
                 <w:noProof/>
                 <w:webHidden/>
               </w:rPr>
-              <w:instrText xml:space="preserve"> PAGEREF _Toc230048421 \h </w:instrText>
+              <w:instrText xml:space="preserve"> PAGEREF _Toc230303440 \h </w:instrText>
             </w:r>
             <w:r>
               <w:rPr>
@@ -1902,7 +1902,7 @@
               <w14:ligatures w14:val="standardContextual"/>
             </w:rPr>
           </w:pPr>
-          <w:hyperlink w:anchor="_Toc230048422" w:history="1">
+          <w:hyperlink w:anchor="_Toc230303441" w:history="1">
             <w:r>
               <w:rPr>
                 <w:rStyle w:val="af5"/>
@@ -1933,7 +1933,7 @@
                 <w:noProof/>
                 <w:webHidden/>
               </w:rPr>
-              <w:instrText xml:space="preserve"> PAGEREF _Toc230048422 \h </w:instrText>
+              <w:instrText xml:space="preserve"> PAGEREF _Toc230303441 \h </w:instrText>
             </w:r>
             <w:r>
               <w:rPr>
@@ -1978,7 +1978,7 @@
               <w14:ligatures w14:val="standardContextual"/>
             </w:rPr>
           </w:pPr>
-          <w:hyperlink w:anchor="_Toc230048423" w:history="1">
+          <w:hyperlink w:anchor="_Toc230303442" w:history="1">
             <w:r>
               <w:rPr>
                 <w:rStyle w:val="af5"/>
@@ -2029,7 +2029,7 @@
                 <w:noProof/>
                 <w:webHidden/>
               </w:rPr>
-              <w:instrText xml:space="preserve"> PAGEREF _Toc230048423 \h </w:instrText>
+              <w:instrText xml:space="preserve"> PAGEREF _Toc230303442 \h </w:instrText>
             </w:r>
             <w:r>
               <w:rPr>
@@ -2073,7 +2073,7 @@
               <w14:ligatures w14:val="standardContextual"/>
             </w:rPr>
           </w:pPr>
-          <w:hyperlink w:anchor="_Toc230048424" w:history="1">
+          <w:hyperlink w:anchor="_Toc230303443" w:history="1">
             <w:r>
               <w:rPr>
                 <w:rStyle w:val="af5"/>
@@ -2104,7 +2104,7 @@
                 <w:noProof/>
                 <w:webHidden/>
               </w:rPr>
-              <w:instrText xml:space="preserve"> PAGEREF _Toc230048424 \h </w:instrText>
+              <w:instrText xml:space="preserve"> PAGEREF _Toc230303443 \h </w:instrText>
             </w:r>
             <w:r>
               <w:rPr>
@@ -2148,7 +2148,7 @@
               <w14:ligatures w14:val="standardContextual"/>
             </w:rPr>
           </w:pPr>
-          <w:hyperlink w:anchor="_Toc230048425" w:history="1">
+          <w:hyperlink w:anchor="_Toc230303444" w:history="1">
             <w:r>
               <w:rPr>
                 <w:rStyle w:val="af5"/>
@@ -2179,7 +2179,7 @@
                 <w:noProof/>
                 <w:webHidden/>
               </w:rPr>
-              <w:instrText xml:space="preserve"> PAGEREF _Toc230048425 \h </w:instrText>
+              <w:instrText xml:space="preserve"> PAGEREF _Toc230303444 \h </w:instrText>
             </w:r>
             <w:r>
               <w:rPr>
@@ -2223,7 +2223,7 @@
               <w14:ligatures w14:val="standardContextual"/>
             </w:rPr>
           </w:pPr>
-          <w:hyperlink w:anchor="_Toc230048426" w:history="1">
+          <w:hyperlink w:anchor="_Toc230303445" w:history="1">
             <w:r>
               <w:rPr>
                 <w:rStyle w:val="af5"/>
@@ -2254,7 +2254,7 @@
                 <w:noProof/>
                 <w:webHidden/>
               </w:rPr>
-              <w:instrText xml:space="preserve"> PAGEREF _Toc230048426 \h </w:instrText>
+              <w:instrText xml:space="preserve"> PAGEREF _Toc230303445 \h </w:instrText>
             </w:r>
             <w:r>
               <w:rPr>
@@ -2298,7 +2298,7 @@
               <w14:ligatures w14:val="standardContextual"/>
             </w:rPr>
           </w:pPr>
-          <w:hyperlink w:anchor="_Toc230048427" w:history="1">
+          <w:hyperlink w:anchor="_Toc230303446" w:history="1">
             <w:r>
               <w:rPr>
                 <w:rStyle w:val="af5"/>
@@ -2329,7 +2329,7 @@
                 <w:noProof/>
                 <w:webHidden/>
               </w:rPr>
-              <w:instrText xml:space="preserve"> PAGEREF _Toc230048427 \h </w:instrText>
+              <w:instrText xml:space="preserve"> PAGEREF _Toc230303446 \h </w:instrText>
             </w:r>
             <w:r>
               <w:rPr>
@@ -2374,7 +2374,7 @@
               <w14:ligatures w14:val="standardContextual"/>
             </w:rPr>
           </w:pPr>
-          <w:hyperlink w:anchor="_Toc230048428" w:history="1">
+          <w:hyperlink w:anchor="_Toc230303447" w:history="1">
             <w:r>
               <w:rPr>
                 <w:rStyle w:val="af5"/>
@@ -2425,7 +2425,7 @@
                 <w:noProof/>
                 <w:webHidden/>
               </w:rPr>
-              <w:instrText xml:space="preserve"> PAGEREF _Toc230048428 \h </w:instrText>
+              <w:instrText xml:space="preserve"> PAGEREF _Toc230303447 \h </w:instrText>
             </w:r>
             <w:r>
               <w:rPr>
@@ -2469,7 +2469,7 @@
               <w14:ligatures w14:val="standardContextual"/>
             </w:rPr>
           </w:pPr>
-          <w:hyperlink w:anchor="_Toc230048429" w:history="1">
+          <w:hyperlink w:anchor="_Toc230303448" w:history="1">
             <w:r>
               <w:rPr>
                 <w:rStyle w:val="af5"/>
@@ -2500,7 +2500,7 @@
                 <w:noProof/>
                 <w:webHidden/>
               </w:rPr>
-              <w:instrText xml:space="preserve"> PAGEREF _Toc230048429 \h </w:instrText>
+              <w:instrText xml:space="preserve"> PAGEREF _Toc230303448 \h </w:instrText>
             </w:r>
             <w:r>
               <w:rPr>
@@ -2544,7 +2544,7 @@
               <w14:ligatures w14:val="standardContextual"/>
             </w:rPr>
           </w:pPr>
-          <w:hyperlink w:anchor="_Toc230048430" w:history="1">
+          <w:hyperlink w:anchor="_Toc230303449" w:history="1">
             <w:r>
               <w:rPr>
                 <w:rStyle w:val="af5"/>
@@ -2575,7 +2575,7 @@
                 <w:noProof/>
                 <w:webHidden/>
               </w:rPr>
-              <w:instrText xml:space="preserve"> PAGEREF _Toc230048430 \h </w:instrText>
+              <w:instrText xml:space="preserve"> PAGEREF _Toc230303449 \h </w:instrText>
             </w:r>
             <w:r>
               <w:rPr>
@@ -2619,7 +2619,7 @@
               <w14:ligatures w14:val="standardContextual"/>
             </w:rPr>
           </w:pPr>
-          <w:hyperlink w:anchor="_Toc230048431" w:history="1">
+          <w:hyperlink w:anchor="_Toc230303450" w:history="1">
             <w:r>
               <w:rPr>
                 <w:rStyle w:val="af5"/>
@@ -2650,7 +2650,7 @@
                 <w:noProof/>
                 <w:webHidden/>
               </w:rPr>
-              <w:instrText xml:space="preserve"> PAGEREF _Toc230048431 \h </w:instrText>
+              <w:instrText xml:space="preserve"> PAGEREF _Toc230303450 \h </w:instrText>
             </w:r>
             <w:r>
               <w:rPr>
@@ -2694,7 +2694,7 @@
               <w14:ligatures w14:val="standardContextual"/>
             </w:rPr>
           </w:pPr>
-          <w:hyperlink w:anchor="_Toc230048432" w:history="1">
+          <w:hyperlink w:anchor="_Toc230303451" w:history="1">
             <w:r>
               <w:rPr>
                 <w:rStyle w:val="af5"/>
@@ -2725,7 +2725,7 @@
                 <w:noProof/>
                 <w:webHidden/>
               </w:rPr>
-              <w:instrText xml:space="preserve"> PAGEREF _Toc230048432 \h </w:instrText>
+              <w:instrText xml:space="preserve"> PAGEREF _Toc230303451 \h </w:instrText>
             </w:r>
             <w:r>
               <w:rPr>
@@ -2770,7 +2770,7 @@
               <w14:ligatures w14:val="standardContextual"/>
             </w:rPr>
           </w:pPr>
-          <w:hyperlink w:anchor="_Toc230048433" w:history="1">
+          <w:hyperlink w:anchor="_Toc230303452" w:history="1">
             <w:r>
               <w:rPr>
                 <w:rStyle w:val="af5"/>
@@ -2800,7 +2800,29 @@
                 <w:noProof/>
                 <w:lang w:val="en-US" w:eastAsia="ru-RU"/>
               </w:rPr>
-              <w:t>Results and Evaluation</w:t>
+              <w:t>Res</w:t>
+            </w:r>
+            <w:r>
+              <w:rPr>
+                <w:rStyle w:val="af5"/>
+                <w:rFonts w:ascii="Times New Roman" w:eastAsia="Arial" w:hAnsi="Times New Roman" w:cs="Times New Roman"/>
+                <w:b/>
+                <w:bCs/>
+                <w:noProof/>
+                <w:lang w:val="en-US" w:eastAsia="ru-RU"/>
+              </w:rPr>
+              <w:t>u</w:t>
+            </w:r>
+            <w:r>
+              <w:rPr>
+                <w:rStyle w:val="af5"/>
+                <w:rFonts w:ascii="Times New Roman" w:eastAsia="Arial" w:hAnsi="Times New Roman" w:cs="Times New Roman"/>
+                <w:b/>
+                <w:bCs/>
+                <w:noProof/>
+                <w:lang w:val="en-US" w:eastAsia="ru-RU"/>
+              </w:rPr>
+              <w:t>lts and Evaluation</w:t>
             </w:r>
             <w:r>
               <w:rPr>
@@ -2821,7 +2843,7 @@
                 <w:noProof/>
                 <w:webHidden/>
               </w:rPr>
-              <w:instrText xml:space="preserve"> PAGEREF _Toc230048433 \h </w:instrText>
+              <w:instrText xml:space="preserve"> PAGEREF _Toc230303452 \h </w:instrText>
             </w:r>
             <w:r>
               <w:rPr>
@@ -2865,7 +2887,7 @@
               <w14:ligatures w14:val="standardContextual"/>
             </w:rPr>
           </w:pPr>
-          <w:hyperlink w:anchor="_Toc230048434" w:history="1">
+          <w:hyperlink w:anchor="_Toc230303453" w:history="1">
             <w:r>
               <w:rPr>
                 <w:rStyle w:val="af5"/>
@@ -2875,18 +2897,7 @@
                 <w:noProof/>
                 <w:lang w:val="en-US" w:eastAsia="ru-RU"/>
               </w:rPr>
-              <w:t xml:space="preserve">7.1 </w:t>
-            </w:r>
-            <w:r>
-              <w:rPr>
-                <w:rStyle w:val="af5"/>
-                <w:rFonts w:ascii="Times New Roman" w:eastAsia="Arial" w:hAnsi="Times New Roman" w:cs="Times New Roman"/>
-                <w:b/>
-                <w:bCs/>
-                <w:noProof/>
-                <w:lang w:eastAsia="ru-RU"/>
-              </w:rPr>
-              <w:t>Experimental Results Overview</w:t>
+              <w:t>7.1 Experimental Results Overview</w:t>
             </w:r>
             <w:r>
               <w:rPr>
@@ -2907,7 +2918,7 @@
                 <w:noProof/>
                 <w:webHidden/>
               </w:rPr>
-              <w:instrText xml:space="preserve"> PAGEREF _Toc230048434 \h </w:instrText>
+              <w:instrText xml:space="preserve"> PAGEREF _Toc230303453 \h </w:instrText>
             </w:r>
             <w:r>
               <w:rPr>
@@ -2927,7 +2938,7 @@
                 <w:noProof/>
                 <w:webHidden/>
               </w:rPr>
-              <w:t>50</w:t>
+              <w:t>49</w:t>
             </w:r>
             <w:r>
               <w:rPr>
@@ -2951,7 +2962,7 @@
               <w14:ligatures w14:val="standardContextual"/>
             </w:rPr>
           </w:pPr>
-          <w:hyperlink w:anchor="_Toc230048435" w:history="1">
+          <w:hyperlink w:anchor="_Toc230303454" w:history="1">
             <w:r>
               <w:rPr>
                 <w:rStyle w:val="af5"/>
@@ -2961,18 +2972,7 @@
                 <w:noProof/>
                 <w:lang w:val="en-US" w:eastAsia="ru-RU"/>
               </w:rPr>
-              <w:t xml:space="preserve">7.2 </w:t>
-            </w:r>
-            <w:r>
-              <w:rPr>
-                <w:rStyle w:val="af5"/>
-                <w:rFonts w:ascii="Times New Roman" w:eastAsia="Arial" w:hAnsi="Times New Roman" w:cs="Times New Roman"/>
-                <w:b/>
-                <w:bCs/>
-                <w:noProof/>
-                <w:lang w:eastAsia="ru-RU"/>
-              </w:rPr>
-              <w:t>Confusion Matrix Analysis</w:t>
+              <w:t>7.2 Confusion Matrix Analysis</w:t>
             </w:r>
             <w:r>
               <w:rPr>
@@ -2993,7 +2993,7 @@
                 <w:noProof/>
                 <w:webHidden/>
               </w:rPr>
-              <w:instrText xml:space="preserve"> PAGEREF _Toc230048435 \h </w:instrText>
+              <w:instrText xml:space="preserve"> PAGEREF _Toc230303454 \h </w:instrText>
             </w:r>
             <w:r>
               <w:rPr>
@@ -3037,7 +3037,7 @@
               <w14:ligatures w14:val="standardContextual"/>
             </w:rPr>
           </w:pPr>
-          <w:hyperlink w:anchor="_Toc230048436" w:history="1">
+          <w:hyperlink w:anchor="_Toc230303455" w:history="1">
             <w:r>
               <w:rPr>
                 <w:rStyle w:val="af5"/>
@@ -3047,18 +3047,7 @@
                 <w:noProof/>
                 <w:lang w:val="en-US" w:eastAsia="ru-RU"/>
               </w:rPr>
-              <w:t xml:space="preserve">7.3 Fine-Tuned BERT </w:t>
-            </w:r>
-            <w:r>
-              <w:rPr>
-                <w:rStyle w:val="af5"/>
-                <w:rFonts w:ascii="Times New Roman" w:eastAsia="Arial" w:hAnsi="Times New Roman" w:cs="Times New Roman"/>
-                <w:b/>
-                <w:bCs/>
-                <w:noProof/>
-                <w:lang w:eastAsia="ru-RU"/>
-              </w:rPr>
-              <w:t>Performance</w:t>
+              <w:t>7.3 Fine-Tuned BERT Performance</w:t>
             </w:r>
             <w:r>
               <w:rPr>
@@ -3079,7 +3068,7 @@
                 <w:noProof/>
                 <w:webHidden/>
               </w:rPr>
-              <w:instrText xml:space="preserve"> PAGEREF _Toc230048436 \h </w:instrText>
+              <w:instrText xml:space="preserve"> PAGEREF _Toc230303455 \h </w:instrText>
             </w:r>
             <w:r>
               <w:rPr>
@@ -3123,7 +3112,7 @@
               <w14:ligatures w14:val="standardContextual"/>
             </w:rPr>
           </w:pPr>
-          <w:hyperlink w:anchor="_Toc230048437" w:history="1">
+          <w:hyperlink w:anchor="_Toc230303456" w:history="1">
             <w:r>
               <w:rPr>
                 <w:rStyle w:val="af5"/>
@@ -3154,7 +3143,7 @@
                 <w:noProof/>
                 <w:webHidden/>
               </w:rPr>
-              <w:instrText xml:space="preserve"> PAGEREF _Toc230048437 \h </w:instrText>
+              <w:instrText xml:space="preserve"> PAGEREF _Toc230303456 \h </w:instrText>
             </w:r>
             <w:r>
               <w:rPr>
@@ -3198,7 +3187,7 @@
               <w14:ligatures w14:val="standardContextual"/>
             </w:rPr>
           </w:pPr>
-          <w:hyperlink w:anchor="_Toc230048438" w:history="1">
+          <w:hyperlink w:anchor="_Toc230303457" w:history="1">
             <w:r>
               <w:rPr>
                 <w:rStyle w:val="af5"/>
@@ -3229,7 +3218,7 @@
                 <w:noProof/>
                 <w:webHidden/>
               </w:rPr>
-              <w:instrText xml:space="preserve"> PAGEREF _Toc230048438 \h </w:instrText>
+              <w:instrText xml:space="preserve"> PAGEREF _Toc230303457 \h </w:instrText>
             </w:r>
             <w:r>
               <w:rPr>
@@ -3273,7 +3262,7 @@
               <w14:ligatures w14:val="standardContextual"/>
             </w:rPr>
           </w:pPr>
-          <w:hyperlink w:anchor="_Toc230048439" w:history="1">
+          <w:hyperlink w:anchor="_Toc230303458" w:history="1">
             <w:r>
               <w:rPr>
                 <w:rStyle w:val="af5"/>
@@ -3304,7 +3293,7 @@
                 <w:noProof/>
                 <w:webHidden/>
               </w:rPr>
-              <w:instrText xml:space="preserve"> PAGEREF _Toc230048439 \h </w:instrText>
+              <w:instrText xml:space="preserve"> PAGEREF _Toc230303458 \h </w:instrText>
             </w:r>
             <w:r>
               <w:rPr>
@@ -3348,7 +3337,7 @@
               <w14:ligatures w14:val="standardContextual"/>
             </w:rPr>
           </w:pPr>
-          <w:hyperlink w:anchor="_Toc230048440" w:history="1">
+          <w:hyperlink w:anchor="_Toc230303459" w:history="1">
             <w:r>
               <w:rPr>
                 <w:rStyle w:val="af5"/>
@@ -3358,18 +3347,7 @@
                 <w:noProof/>
                 <w:lang w:val="en-US" w:eastAsia="ru-RU"/>
               </w:rPr>
-              <w:t xml:space="preserve">7.7 </w:t>
-            </w:r>
-            <w:r>
-              <w:rPr>
-                <w:rStyle w:val="af5"/>
-                <w:rFonts w:ascii="Times New Roman" w:eastAsia="Arial" w:hAnsi="Times New Roman" w:cs="Times New Roman"/>
-                <w:b/>
-                <w:bCs/>
-                <w:noProof/>
-                <w:lang w:eastAsia="ru-RU"/>
-              </w:rPr>
-              <w:t>Comparative Performance Analysis</w:t>
+              <w:t>7.7 Comparative Performance Analysis</w:t>
             </w:r>
             <w:r>
               <w:rPr>
@@ -3390,7 +3368,7 @@
                 <w:noProof/>
                 <w:webHidden/>
               </w:rPr>
-              <w:instrText xml:space="preserve"> PAGEREF _Toc230048440 \h </w:instrText>
+              <w:instrText xml:space="preserve"> PAGEREF _Toc230303459 \h </w:instrText>
             </w:r>
             <w:r>
               <w:rPr>
@@ -3435,7 +3413,7 @@
               <w14:ligatures w14:val="standardContextual"/>
             </w:rPr>
           </w:pPr>
-          <w:hyperlink w:anchor="_Toc230048441" w:history="1">
+          <w:hyperlink w:anchor="_Toc230303460" w:history="1">
             <w:r>
               <w:rPr>
                 <w:rStyle w:val="af5"/>
@@ -3486,7 +3464,7 @@
                 <w:noProof/>
                 <w:webHidden/>
               </w:rPr>
-              <w:instrText xml:space="preserve"> PAGEREF _Toc230048441 \h </w:instrText>
+              <w:instrText xml:space="preserve"> PAGEREF _Toc230303460 \h </w:instrText>
             </w:r>
             <w:r>
               <w:rPr>
@@ -3530,7 +3508,7 @@
               <w14:ligatures w14:val="standardContextual"/>
             </w:rPr>
           </w:pPr>
-          <w:hyperlink w:anchor="_Toc230048442" w:history="1">
+          <w:hyperlink w:anchor="_Toc230303461" w:history="1">
             <w:r>
               <w:rPr>
                 <w:rStyle w:val="af5"/>
@@ -3561,7 +3539,7 @@
                 <w:noProof/>
                 <w:webHidden/>
               </w:rPr>
-              <w:instrText xml:space="preserve"> PAGEREF _Toc230048442 \h </w:instrText>
+              <w:instrText xml:space="preserve"> PAGEREF _Toc230303461 \h </w:instrText>
             </w:r>
             <w:r>
               <w:rPr>
@@ -3606,7 +3584,7 @@
               <w14:ligatures w14:val="standardContextual"/>
             </w:rPr>
           </w:pPr>
-          <w:hyperlink w:anchor="_Toc230048443" w:history="1">
+          <w:hyperlink w:anchor="_Toc230303462" w:history="1">
             <w:r>
               <w:rPr>
                 <w:rStyle w:val="af5"/>
@@ -3657,7 +3635,7 @@
                 <w:noProof/>
                 <w:webHidden/>
               </w:rPr>
-              <w:instrText xml:space="preserve"> PAGEREF _Toc230048443 \h </w:instrText>
+              <w:instrText xml:space="preserve"> PAGEREF _Toc230303462 \h </w:instrText>
             </w:r>
             <w:r>
               <w:rPr>
@@ -3702,7 +3680,7 @@
               <w14:ligatures w14:val="standardContextual"/>
             </w:rPr>
           </w:pPr>
-          <w:hyperlink w:anchor="_Toc230048444" w:history="1">
+          <w:hyperlink w:anchor="_Toc230303463" w:history="1">
             <w:r>
               <w:rPr>
                 <w:rStyle w:val="af5"/>
@@ -3753,7 +3731,7 @@
                 <w:noProof/>
                 <w:webHidden/>
               </w:rPr>
-              <w:instrText xml:space="preserve"> PAGEREF _Toc230048444 \h </w:instrText>
+              <w:instrText xml:space="preserve"> PAGEREF _Toc230303463 \h </w:instrText>
             </w:r>
             <w:r>
               <w:rPr>
@@ -3860,7 +3838,7 @@
           <w:lang w:val="en-US" w:eastAsia="ru-RU"/>
         </w:rPr>
       </w:pPr>
-      <w:bookmarkStart w:id="0" w:name="_Toc230048398"/>
+      <w:bookmarkStart w:id="0" w:name="_Toc230303417"/>
       <w:r>
         <w:rPr>
           <w:rFonts w:ascii="Times New Roman" w:eastAsia="Arial" w:hAnsi="Times New Roman" w:cs="Times New Roman"/>
@@ -3903,7 +3881,7 @@
           <w:lang w:val="en-US" w:eastAsia="ru-RU"/>
         </w:rPr>
       </w:pPr>
-      <w:bookmarkStart w:id="2" w:name="_Toc230048399"/>
+      <w:bookmarkStart w:id="2" w:name="_Toc230303418"/>
       <w:r>
         <w:rPr>
           <w:rFonts w:ascii="Times New Roman" w:eastAsia="Arial" w:hAnsi="Times New Roman" w:cs="Times New Roman"/>
@@ -4077,7 +4055,7 @@
           <w:lang w:val="en-US" w:eastAsia="ru-RU"/>
         </w:rPr>
       </w:pPr>
-      <w:bookmarkStart w:id="3" w:name="_Toc230048400"/>
+      <w:bookmarkStart w:id="3" w:name="_Toc230303419"/>
       <w:r>
         <w:rPr>
           <w:rFonts w:ascii="Times New Roman" w:eastAsia="Arial" w:hAnsi="Times New Roman" w:cs="Times New Roman"/>
@@ -4241,7 +4219,7 @@
           <w:lang w:val="en-US" w:eastAsia="ru-RU"/>
         </w:rPr>
       </w:pPr>
-      <w:bookmarkStart w:id="4" w:name="_Toc230048401"/>
+      <w:bookmarkStart w:id="4" w:name="_Toc230303420"/>
       <w:r>
         <w:rPr>
           <w:rFonts w:ascii="Times New Roman" w:eastAsia="Arial" w:hAnsi="Times New Roman" w:cs="Times New Roman"/>
@@ -4512,7 +4490,7 @@
           <w:lang w:val="en-US" w:eastAsia="ru-RU"/>
         </w:rPr>
       </w:pPr>
-      <w:bookmarkStart w:id="5" w:name="_Toc230048402"/>
+      <w:bookmarkStart w:id="5" w:name="_Toc230303421"/>
       <w:r>
         <w:rPr>
           <w:rFonts w:ascii="Times New Roman" w:eastAsia="Arial" w:hAnsi="Times New Roman" w:cs="Times New Roman"/>
@@ -4660,7 +4638,7 @@
           <w:lang w:val="en-US" w:eastAsia="ru-RU"/>
         </w:rPr>
       </w:pPr>
-      <w:bookmarkStart w:id="6" w:name="_Toc230048403"/>
+      <w:bookmarkStart w:id="6" w:name="_Toc230303422"/>
       <w:r>
         <w:rPr>
           <w:rFonts w:ascii="Times New Roman" w:eastAsia="Arial" w:hAnsi="Times New Roman" w:cs="Times New Roman"/>
@@ -4798,7 +4776,7 @@
           <w:lang w:val="en-US" w:eastAsia="ru-RU"/>
         </w:rPr>
       </w:pPr>
-      <w:bookmarkStart w:id="7" w:name="_Toc230048404"/>
+      <w:bookmarkStart w:id="7" w:name="_Toc230303423"/>
       <w:r>
         <w:rPr>
           <w:rFonts w:ascii="Times New Roman" w:eastAsia="Arial" w:hAnsi="Times New Roman" w:cs="Times New Roman"/>
@@ -4826,7 +4804,7 @@
           <w:lang w:val="en-US" w:eastAsia="ru-RU"/>
         </w:rPr>
       </w:pPr>
-      <w:bookmarkStart w:id="8" w:name="_Toc230048405"/>
+      <w:bookmarkStart w:id="8" w:name="_Toc230303424"/>
       <w:r>
         <w:rPr>
           <w:rFonts w:ascii="Times New Roman" w:eastAsia="Arial" w:hAnsi="Times New Roman" w:cs="Times New Roman"/>
@@ -5147,7 +5125,7 @@
           <w:lang w:val="en-US" w:eastAsia="ru-RU"/>
         </w:rPr>
       </w:pPr>
-      <w:bookmarkStart w:id="9" w:name="_Toc230048406"/>
+      <w:bookmarkStart w:id="9" w:name="_Toc230303425"/>
       <w:r>
         <w:rPr>
           <w:rFonts w:ascii="Times New Roman" w:eastAsia="Arial" w:hAnsi="Times New Roman" w:cs="Times New Roman"/>
@@ -5334,7 +5312,7 @@
           <w:lang w:val="en-US" w:eastAsia="ru-RU"/>
         </w:rPr>
       </w:pPr>
-      <w:bookmarkStart w:id="10" w:name="_Toc230048407"/>
+      <w:bookmarkStart w:id="10" w:name="_Toc230303426"/>
       <w:r>
         <w:rPr>
           <w:rFonts w:ascii="Times New Roman" w:eastAsia="Arial" w:hAnsi="Times New Roman" w:cs="Times New Roman"/>
@@ -5667,7 +5645,7 @@
           <w:lang w:val="en-US" w:eastAsia="ru-RU"/>
         </w:rPr>
       </w:pPr>
-      <w:bookmarkStart w:id="11" w:name="_Toc230048408"/>
+      <w:bookmarkStart w:id="11" w:name="_Toc230303427"/>
       <w:r>
         <w:rPr>
           <w:rFonts w:ascii="Times New Roman" w:eastAsia="Arial" w:hAnsi="Times New Roman" w:cs="Times New Roman"/>
@@ -5851,7 +5829,7 @@
           <w:lang w:val="en-US" w:eastAsia="ru-RU"/>
         </w:rPr>
       </w:pPr>
-      <w:bookmarkStart w:id="12" w:name="_Toc230048409"/>
+      <w:bookmarkStart w:id="12" w:name="_Toc230303428"/>
       <w:r>
         <w:rPr>
           <w:rFonts w:ascii="Times New Roman" w:eastAsia="Arial" w:hAnsi="Times New Roman" w:cs="Times New Roman"/>
@@ -5929,16 +5907,7 @@
           <w:szCs w:val="28"/>
           <w:lang w:val="en-US"/>
         </w:rPr>
-        <w:t xml:space="preserve"> </w:t>
-      </w:r>
-      <w:r>
-        <w:rPr>
-          <w:rFonts w:ascii="Times New Roman" w:hAnsi="Times New Roman" w:cs="Times New Roman"/>
-          <w:sz w:val="28"/>
-          <w:szCs w:val="28"/>
-          <w:lang w:val="en-US"/>
-        </w:rPr>
-        <w:t>The following formula defines the </w:t>
+        <w:t xml:space="preserve"> The following formula defines the </w:t>
       </w:r>
       <w:r>
         <w:rPr>
@@ -6805,19 +6774,7 @@
                     <w:szCs w:val="28"/>
                     <w:lang w:val="en-US"/>
                   </w:rPr>
-                  <m:t>'</m:t>
-                </m:r>
-                <m:r>
-                  <m:rPr>
-                    <m:sty m:val="p"/>
-                  </m:rPr>
-                  <w:rPr>
-                    <w:rFonts w:ascii="Cambria Math" w:hAnsi="Cambria Math" w:cs="Times New Roman"/>
-                    <w:sz w:val="28"/>
-                    <w:szCs w:val="28"/>
-                    <w:lang w:val="en-US"/>
-                  </w:rPr>
-                  <m:t xml:space="preserve"> </m:t>
+                  <m:t xml:space="preserve">' </m:t>
                 </m:r>
               </m:sup>
             </m:sSup>
@@ -6831,25 +6788,7 @@
           <w:szCs w:val="28"/>
           <w:lang w:val="en-US"/>
         </w:rPr>
-        <w:t> </w:t>
-      </w:r>
-      <w:r>
-        <w:rPr>
-          <w:rFonts w:ascii="Times New Roman" w:hAnsi="Times New Roman" w:cs="Times New Roman"/>
-          <w:sz w:val="28"/>
-          <w:szCs w:val="28"/>
-          <w:lang w:val="en-US"/>
-        </w:rPr>
-        <w:t xml:space="preserve">- </w:t>
-      </w:r>
-      <w:r>
-        <w:rPr>
-          <w:rFonts w:ascii="Times New Roman" w:hAnsi="Times New Roman" w:cs="Times New Roman"/>
-          <w:sz w:val="28"/>
-          <w:szCs w:val="28"/>
-          <w:lang w:val="en-US"/>
-        </w:rPr>
-        <w:t>is the </w:t>
+        <w:t> - is the </w:t>
       </w:r>
       <w:r>
         <w:rPr>
@@ -7223,7 +7162,7 @@
           <w:lang w:val="en-US" w:eastAsia="ru-RU"/>
         </w:rPr>
       </w:pPr>
-      <w:bookmarkStart w:id="13" w:name="_Toc230048410"/>
+      <w:bookmarkStart w:id="13" w:name="_Toc230303429"/>
       <w:r>
         <w:rPr>
           <w:rFonts w:ascii="Times New Roman" w:eastAsia="Arial" w:hAnsi="Times New Roman" w:cs="Times New Roman"/>
@@ -8477,7 +8416,7 @@
           <w:lang w:val="en-US" w:eastAsia="ru-RU"/>
         </w:rPr>
       </w:pPr>
-      <w:bookmarkStart w:id="14" w:name="_Toc230048411"/>
+      <w:bookmarkStart w:id="14" w:name="_Toc230303430"/>
       <w:r>
         <w:rPr>
           <w:rFonts w:ascii="Times New Roman" w:eastAsia="Arial" w:hAnsi="Times New Roman" w:cs="Times New Roman"/>
@@ -8729,7 +8668,7 @@
           <w:lang w:val="en-US" w:eastAsia="ru-RU"/>
         </w:rPr>
       </w:pPr>
-      <w:bookmarkStart w:id="15" w:name="_Toc230048412"/>
+      <w:bookmarkStart w:id="15" w:name="_Toc230303431"/>
       <w:r>
         <w:rPr>
           <w:rFonts w:ascii="Times New Roman" w:eastAsia="Arial" w:hAnsi="Times New Roman" w:cs="Times New Roman"/>
@@ -8969,7 +8908,7 @@
           <w:lang w:val="en-US" w:eastAsia="ru-RU"/>
         </w:rPr>
       </w:pPr>
-      <w:bookmarkStart w:id="16" w:name="_Toc230048413"/>
+      <w:bookmarkStart w:id="16" w:name="_Toc230303432"/>
       <w:r>
         <w:rPr>
           <w:rFonts w:ascii="Times New Roman" w:eastAsia="Arial" w:hAnsi="Times New Roman" w:cs="Times New Roman"/>
@@ -9245,6 +9184,7 @@
           <w:rFonts w:ascii="Times New Roman" w:hAnsi="Times New Roman" w:cs="Times New Roman"/>
           <w:sz w:val="28"/>
           <w:szCs w:val="28"/>
+          <w:lang w:val="en-US"/>
         </w:rPr>
       </w:pPr>
       <w:r>
@@ -9322,6 +9262,7 @@
           <w:rFonts w:ascii="Times New Roman" w:hAnsi="Times New Roman" w:cs="Times New Roman"/>
           <w:sz w:val="28"/>
           <w:szCs w:val="28"/>
+          <w:lang w:val="en-US"/>
         </w:rPr>
       </w:pPr>
     </w:p>
@@ -9333,6 +9274,7 @@
           <w:rFonts w:ascii="Times New Roman" w:hAnsi="Times New Roman" w:cs="Times New Roman"/>
           <w:sz w:val="28"/>
           <w:szCs w:val="28"/>
+          <w:lang w:val="en-US"/>
         </w:rPr>
       </w:pPr>
     </w:p>
@@ -9351,24 +9293,14 @@
       <w:r>
         <w:t xml:space="preserve"> </w:t>
       </w:r>
-      <w:r>
-        <w:fldChar w:fldCharType="begin"/>
-      </w:r>
-      <w:r>
-        <w:instrText xml:space="preserve"> SEQ Table \* ARABIC </w:instrText>
-      </w:r>
-      <w:r>
-        <w:fldChar w:fldCharType="separate"/>
-      </w:r>
-      <w:r>
-        <w:rPr>
-          <w:noProof/>
-        </w:rPr>
-        <w:t>1</w:t>
-      </w:r>
-      <w:r>
-        <w:fldChar w:fldCharType="end"/>
-      </w:r>
+      <w:fldSimple w:instr=" SEQ Table \* ARABIC ">
+        <w:r>
+          <w:rPr>
+            <w:noProof/>
+          </w:rPr>
+          <w:t>1</w:t>
+        </w:r>
+      </w:fldSimple>
       <w:bookmarkEnd w:id="17"/>
     </w:p>
     <w:tbl>
@@ -10590,19 +10522,7 @@
         <w:rPr>
           <w:lang w:val="en-US"/>
         </w:rPr>
-        <w:t>Figu</w:t>
-      </w:r>
-      <w:r>
-        <w:rPr>
-          <w:lang w:val="en-US"/>
-        </w:rPr>
-        <w:t>r</w:t>
-      </w:r>
-      <w:r>
-        <w:rPr>
-          <w:lang w:val="en-US"/>
-        </w:rPr>
-        <w:t xml:space="preserve">e </w:t>
+        <w:t xml:space="preserve">Figure </w:t>
       </w:r>
       <w:r>
         <w:rPr>
@@ -10681,7 +10601,7 @@
           <w:lang w:val="en-US" w:eastAsia="ru-RU"/>
         </w:rPr>
       </w:pPr>
-      <w:bookmarkStart w:id="19" w:name="_Toc230048414"/>
+      <w:bookmarkStart w:id="19" w:name="_Toc230303433"/>
       <w:r>
         <w:rPr>
           <w:rFonts w:ascii="Times New Roman" w:eastAsia="Arial" w:hAnsi="Times New Roman" w:cs="Times New Roman"/>
@@ -10882,7 +10802,7 @@
           <w:lang w:val="en-US" w:eastAsia="ru-RU"/>
         </w:rPr>
       </w:pPr>
-      <w:bookmarkStart w:id="20" w:name="_Toc230048415"/>
+      <w:bookmarkStart w:id="20" w:name="_Toc230303434"/>
       <w:r>
         <w:rPr>
           <w:rFonts w:ascii="Times New Roman" w:eastAsia="Arial" w:hAnsi="Times New Roman" w:cs="Times New Roman"/>
@@ -10910,7 +10830,7 @@
           <w:lang w:val="en-US" w:eastAsia="ru-RU"/>
         </w:rPr>
       </w:pPr>
-      <w:bookmarkStart w:id="21" w:name="_Toc230048416"/>
+      <w:bookmarkStart w:id="21" w:name="_Toc230303435"/>
       <w:r>
         <w:rPr>
           <w:rFonts w:ascii="Times New Roman" w:eastAsia="Arial" w:hAnsi="Times New Roman" w:cs="Times New Roman"/>
@@ -11065,7 +10985,7 @@
           <w:lang w:val="en-US" w:eastAsia="ru-RU"/>
         </w:rPr>
       </w:pPr>
-      <w:bookmarkStart w:id="22" w:name="_Toc230048417"/>
+      <w:bookmarkStart w:id="22" w:name="_Toc230303436"/>
       <w:r>
         <w:rPr>
           <w:rFonts w:ascii="Times New Roman" w:eastAsia="Arial" w:hAnsi="Times New Roman" w:cs="Times New Roman"/>
@@ -11145,24 +11065,14 @@
       <w:r>
         <w:t xml:space="preserve"> </w:t>
       </w:r>
-      <w:r>
-        <w:fldChar w:fldCharType="begin"/>
-      </w:r>
-      <w:r>
-        <w:instrText xml:space="preserve"> SEQ Table \* ARABIC </w:instrText>
-      </w:r>
-      <w:r>
-        <w:fldChar w:fldCharType="separate"/>
-      </w:r>
-      <w:r>
-        <w:rPr>
-          <w:noProof/>
-        </w:rPr>
-        <w:t>2</w:t>
-      </w:r>
-      <w:r>
-        <w:fldChar w:fldCharType="end"/>
-      </w:r>
+      <w:fldSimple w:instr=" SEQ Table \* ARABIC ">
+        <w:r>
+          <w:rPr>
+            <w:noProof/>
+          </w:rPr>
+          <w:t>2</w:t>
+        </w:r>
+      </w:fldSimple>
     </w:p>
     <w:tbl>
       <w:tblPr>
@@ -11231,21 +11141,12 @@
                 <w:lang w:val="en-US"/>
               </w:rPr>
             </w:pPr>
-            <w:proofErr w:type="spellStart"/>
             <w:r>
               <w:rPr>
                 <w:rFonts w:ascii="Times New Roman" w:hAnsi="Times New Roman" w:cs="Times New Roman"/>
                 <w:lang w:val="en-US"/>
               </w:rPr>
-              <w:t>Tweet</w:t>
-            </w:r>
-            <w:proofErr w:type="spellEnd"/>
-            <w:r>
-              <w:rPr>
-                <w:rFonts w:ascii="Times New Roman" w:hAnsi="Times New Roman" w:cs="Times New Roman"/>
-                <w:lang w:val="en-US"/>
-              </w:rPr>
-              <w:t xml:space="preserve"> Text</w:t>
+              <w:t>Tweet Text</w:t>
             </w:r>
           </w:p>
         </w:tc>
@@ -11271,21 +11172,12 @@
                 <w:lang w:val="en-US"/>
               </w:rPr>
             </w:pPr>
-            <w:proofErr w:type="spellStart"/>
             <w:r>
               <w:rPr>
                 <w:rFonts w:ascii="Times New Roman" w:hAnsi="Times New Roman" w:cs="Times New Roman"/>
                 <w:lang w:val="en-US"/>
               </w:rPr>
-              <w:t>Emotion</w:t>
-            </w:r>
-            <w:proofErr w:type="spellEnd"/>
-            <w:r>
-              <w:rPr>
-                <w:rFonts w:ascii="Times New Roman" w:hAnsi="Times New Roman" w:cs="Times New Roman"/>
-                <w:lang w:val="en-US"/>
-              </w:rPr>
-              <w:t xml:space="preserve"> Label</w:t>
+              <w:t>Emotion Label</w:t>
             </w:r>
           </w:p>
         </w:tc>
@@ -11753,7 +11645,7 @@
           <w:lang w:val="en-US" w:eastAsia="ru-RU"/>
         </w:rPr>
       </w:pPr>
-      <w:bookmarkStart w:id="23" w:name="_Toc230048418"/>
+      <w:bookmarkStart w:id="23" w:name="_Toc230303437"/>
       <w:r>
         <w:rPr>
           <w:rFonts w:ascii="Times New Roman" w:eastAsia="Arial" w:hAnsi="Times New Roman" w:cs="Times New Roman"/>
@@ -11839,6 +11731,7 @@
         <w:pStyle w:val="ae"/>
         <w:keepNext/>
       </w:pPr>
+      <w:bookmarkStart w:id="24" w:name="_Ref230302709"/>
       <w:proofErr w:type="spellStart"/>
       <w:r>
         <w:t>Table</w:t>
@@ -11847,24 +11740,15 @@
       <w:r>
         <w:t xml:space="preserve"> </w:t>
       </w:r>
-      <w:r>
-        <w:fldChar w:fldCharType="begin"/>
-      </w:r>
-      <w:r>
-        <w:instrText xml:space="preserve"> SEQ Table \* ARABIC </w:instrText>
-      </w:r>
-      <w:r>
-        <w:fldChar w:fldCharType="separate"/>
-      </w:r>
-      <w:r>
-        <w:rPr>
-          <w:noProof/>
-        </w:rPr>
-        <w:t>3</w:t>
-      </w:r>
-      <w:r>
-        <w:fldChar w:fldCharType="end"/>
-      </w:r>
+      <w:fldSimple w:instr=" SEQ Table \* ARABIC ">
+        <w:r>
+          <w:rPr>
+            <w:noProof/>
+          </w:rPr>
+          <w:t>3</w:t>
+        </w:r>
+      </w:fldSimple>
+      <w:bookmarkEnd w:id="24"/>
     </w:p>
     <w:tbl>
       <w:tblPr>
@@ -12683,7 +12567,7 @@
           <w:lang w:val="en-US" w:eastAsia="ru-RU"/>
         </w:rPr>
       </w:pPr>
-      <w:bookmarkStart w:id="24" w:name="_Toc230048419"/>
+      <w:bookmarkStart w:id="25" w:name="_Toc230303438"/>
       <w:r>
         <w:rPr>
           <w:rFonts w:ascii="Times New Roman" w:eastAsia="Arial" w:hAnsi="Times New Roman" w:cs="Times New Roman"/>
@@ -12696,7 +12580,7 @@
         </w:rPr>
         <w:t>3.4 Data Quality</w:t>
       </w:r>
-      <w:bookmarkEnd w:id="24"/>
+      <w:bookmarkEnd w:id="25"/>
     </w:p>
     <w:p>
       <w:pPr>
@@ -12843,7 +12727,7 @@
           <w:lang w:val="en-US" w:eastAsia="ru-RU"/>
         </w:rPr>
       </w:pPr>
-      <w:bookmarkStart w:id="25" w:name="_Toc230048420"/>
+      <w:bookmarkStart w:id="26" w:name="_Toc230303439"/>
       <w:r>
         <w:rPr>
           <w:rFonts w:ascii="Times New Roman" w:eastAsia="Arial" w:hAnsi="Times New Roman" w:cs="Times New Roman"/>
@@ -12856,7 +12740,7 @@
         </w:rPr>
         <w:t>Data Preprocessing</w:t>
       </w:r>
-      <w:bookmarkEnd w:id="25"/>
+      <w:bookmarkEnd w:id="26"/>
     </w:p>
     <w:p>
       <w:pPr>
@@ -13129,7 +13013,7 @@
           <w:lang w:val="en-US" w:eastAsia="ru-RU"/>
         </w:rPr>
       </w:pPr>
-      <w:bookmarkStart w:id="26" w:name="_Toc230048421"/>
+      <w:bookmarkStart w:id="27" w:name="_Toc230303440"/>
       <w:r>
         <w:rPr>
           <w:rFonts w:ascii="Times New Roman" w:eastAsia="Arial" w:hAnsi="Times New Roman" w:cs="Times New Roman"/>
@@ -13154,7 +13038,7 @@
         </w:rPr>
         <w:t>Data annotation</w:t>
       </w:r>
-      <w:bookmarkEnd w:id="26"/>
+      <w:bookmarkEnd w:id="27"/>
     </w:p>
     <w:p>
       <w:pPr>
@@ -13214,7 +13098,25 @@
           <w:lang w:val="en-US"/>
         </w:rPr>
         <w:lastRenderedPageBreak/>
-        <w:t>Due to the relatively large size of the dataset (approximately 9,600 tweets), a semi-automatic annotation strategy was employed. Initially, a subset of the dataset was manually annotated to establish high-quality reference labels. This manually labeled portion served as a foundation for further annotation.</w:t>
+        <w:t>Due to the relatively large size of the dataset</w:t>
+      </w:r>
+      <w:r>
+        <w:rPr>
+          <w:rFonts w:ascii="Times New Roman" w:hAnsi="Times New Roman" w:cs="Times New Roman"/>
+          <w:sz w:val="28"/>
+          <w:szCs w:val="28"/>
+          <w:lang w:val="en-US"/>
+        </w:rPr>
+        <w:t>,</w:t>
+      </w:r>
+      <w:r>
+        <w:rPr>
+          <w:rFonts w:ascii="Times New Roman" w:hAnsi="Times New Roman" w:cs="Times New Roman"/>
+          <w:sz w:val="28"/>
+          <w:szCs w:val="28"/>
+          <w:lang w:val="en-US"/>
+        </w:rPr>
+        <w:t xml:space="preserve"> a semi-automatic annotation strategy was employed. Initially, a subset of the dataset was manually annotated to establish high-quality reference labels. This manually labeled portion served as a foundation for further annotation.</w:t>
       </w:r>
     </w:p>
     <w:p>
@@ -13474,6 +13376,7 @@
           <w:rFonts w:ascii="Times New Roman" w:hAnsi="Times New Roman" w:cs="Times New Roman"/>
           <w:sz w:val="28"/>
           <w:szCs w:val="28"/>
+          <w:lang w:val="en-US"/>
         </w:rPr>
       </w:pPr>
     </w:p>
@@ -13490,7 +13393,7 @@
           <w:lang w:val="en-US" w:eastAsia="ru-RU"/>
         </w:rPr>
       </w:pPr>
-      <w:bookmarkStart w:id="27" w:name="_Toc230048422"/>
+      <w:bookmarkStart w:id="28" w:name="_Toc230303441"/>
       <w:r>
         <w:rPr>
           <w:rFonts w:ascii="Times New Roman" w:eastAsia="Arial" w:hAnsi="Times New Roman" w:cs="Times New Roman"/>
@@ -13515,7 +13418,7 @@
         </w:rPr>
         <w:t>Exploratory Data Analysis</w:t>
       </w:r>
-      <w:bookmarkEnd w:id="27"/>
+      <w:bookmarkEnd w:id="28"/>
       <w:r>
         <w:rPr>
           <w:rFonts w:ascii="Times New Roman" w:eastAsia="Arial" w:hAnsi="Times New Roman" w:cs="Times New Roman"/>
@@ -13568,43 +13471,91 @@
           <w:szCs w:val="28"/>
           <w:lang w:val="en-US"/>
         </w:rPr>
-        <w:t>The histogram of tweet lengths (</w:t>
-      </w:r>
-      <w:r>
-        <w:rPr>
-          <w:rFonts w:ascii="Times New Roman" w:hAnsi="Times New Roman" w:cs="Times New Roman"/>
-          <w:sz w:val="28"/>
-          <w:szCs w:val="28"/>
-          <w:lang w:val="en-US"/>
-        </w:rPr>
-        <w:t>figure</w:t>
-      </w:r>
-      <w:r>
-        <w:rPr>
-          <w:rFonts w:ascii="Times New Roman" w:hAnsi="Times New Roman" w:cs="Times New Roman"/>
-          <w:sz w:val="28"/>
-          <w:szCs w:val="28"/>
-          <w:lang w:val="en-US"/>
-        </w:rPr>
-        <w:t xml:space="preserve"> </w:t>
-      </w:r>
-      <w:r>
-        <w:rPr>
-          <w:rFonts w:ascii="Times New Roman" w:hAnsi="Times New Roman" w:cs="Times New Roman"/>
-          <w:sz w:val="28"/>
-          <w:szCs w:val="28"/>
-          <w:lang w:val="en-US"/>
-        </w:rPr>
-        <w:t>1</w:t>
-      </w:r>
-      <w:r>
-        <w:rPr>
-          <w:rFonts w:ascii="Times New Roman" w:hAnsi="Times New Roman" w:cs="Times New Roman"/>
-          <w:sz w:val="28"/>
-          <w:szCs w:val="28"/>
-          <w:lang w:val="en-US"/>
-        </w:rPr>
-        <w:t>) shows the distribution of the number of words per tweet in the dataset. As expected, the majority of tweets are relatively short, with most values concentrated in the range between approximately 20 and 45 words.</w:t>
+        <w:t xml:space="preserve">The histogram of tweet lengths </w:t>
+      </w:r>
+      <w:r>
+        <w:rPr>
+          <w:rFonts w:ascii="Times New Roman" w:hAnsi="Times New Roman" w:cs="Times New Roman"/>
+          <w:sz w:val="28"/>
+          <w:szCs w:val="28"/>
+          <w:lang w:val="en-US"/>
+        </w:rPr>
+        <w:t>[</w:t>
+      </w:r>
+      <w:r>
+        <w:rPr>
+          <w:rFonts w:ascii="Times New Roman" w:hAnsi="Times New Roman" w:cs="Times New Roman"/>
+          <w:sz w:val="28"/>
+          <w:szCs w:val="28"/>
+          <w:lang w:val="en-US"/>
+        </w:rPr>
+        <w:fldChar w:fldCharType="begin"/>
+      </w:r>
+      <w:r>
+        <w:rPr>
+          <w:rFonts w:ascii="Times New Roman" w:hAnsi="Times New Roman" w:cs="Times New Roman"/>
+          <w:sz w:val="28"/>
+          <w:szCs w:val="28"/>
+          <w:lang w:val="en-US"/>
+        </w:rPr>
+        <w:instrText xml:space="preserve"> REF _Ref229360004 \h </w:instrText>
+      </w:r>
+      <w:r>
+        <w:rPr>
+          <w:rFonts w:ascii="Times New Roman" w:hAnsi="Times New Roman" w:cs="Times New Roman"/>
+          <w:sz w:val="28"/>
+          <w:szCs w:val="28"/>
+          <w:lang w:val="en-US"/>
+        </w:rPr>
+      </w:r>
+      <w:r>
+        <w:rPr>
+          <w:rFonts w:ascii="Times New Roman" w:hAnsi="Times New Roman" w:cs="Times New Roman"/>
+          <w:sz w:val="28"/>
+          <w:szCs w:val="28"/>
+          <w:lang w:val="en-US"/>
+        </w:rPr>
+        <w:fldChar w:fldCharType="separate"/>
+      </w:r>
+      <w:r>
+        <w:rPr>
+          <w:lang w:val="en-US"/>
+        </w:rPr>
+        <w:t xml:space="preserve">Figure </w:t>
+      </w:r>
+      <w:r>
+        <w:rPr>
+          <w:noProof/>
+          <w:lang w:val="en-US"/>
+        </w:rPr>
+        <w:t>10</w:t>
+      </w:r>
+      <w:r>
+        <w:rPr>
+          <w:rFonts w:ascii="Times New Roman" w:hAnsi="Times New Roman" w:cs="Times New Roman"/>
+          <w:sz w:val="28"/>
+          <w:szCs w:val="28"/>
+          <w:lang w:val="en-US"/>
+        </w:rPr>
+        <w:fldChar w:fldCharType="end"/>
+      </w:r>
+      <w:r>
+        <w:rPr>
+          <w:rFonts w:ascii="Times New Roman" w:hAnsi="Times New Roman" w:cs="Times New Roman"/>
+          <w:sz w:val="28"/>
+          <w:szCs w:val="28"/>
+          <w:lang w:val="en-US"/>
+        </w:rPr>
+        <w:t xml:space="preserve">] </w:t>
+      </w:r>
+      <w:r>
+        <w:rPr>
+          <w:rFonts w:ascii="Times New Roman" w:hAnsi="Times New Roman" w:cs="Times New Roman"/>
+          <w:sz w:val="28"/>
+          <w:szCs w:val="28"/>
+          <w:lang w:val="en-US"/>
+        </w:rPr>
+        <w:t>shows the distribution of the number of words per tweet in the dataset. As expected, the majority of tweets are relatively short, with most values concentrated in the range between approximately 20 and 45 words.</w:t>
       </w:r>
     </w:p>
     <w:p>
@@ -14002,19 +13953,7 @@
         <w:rPr>
           <w:lang w:val="en-US"/>
         </w:rPr>
-        <w:t>Fig</w:t>
-      </w:r>
-      <w:r>
-        <w:rPr>
-          <w:lang w:val="en-US"/>
-        </w:rPr>
-        <w:t>u</w:t>
-      </w:r>
-      <w:r>
-        <w:rPr>
-          <w:lang w:val="en-US"/>
-        </w:rPr>
-        <w:t xml:space="preserve">re </w:t>
+        <w:t xml:space="preserve">Figure </w:t>
       </w:r>
       <w:r>
         <w:rPr>
@@ -14101,7 +14040,7 @@
           <w:lang w:val="en-US"/>
         </w:rPr>
       </w:pPr>
-      <w:bookmarkStart w:id="28" w:name="_Ref229360076"/>
+      <w:bookmarkStart w:id="29" w:name="_Ref229360076"/>
       <w:r>
         <w:rPr>
           <w:lang w:val="en-US"/>
@@ -14130,7 +14069,7 @@
       <w:r>
         <w:fldChar w:fldCharType="end"/>
       </w:r>
-      <w:bookmarkEnd w:id="28"/>
+      <w:bookmarkEnd w:id="29"/>
     </w:p>
     <w:p>
       <w:pPr>
@@ -14285,7 +14224,7 @@
           <w:lang w:val="en-US"/>
         </w:rPr>
       </w:pPr>
-      <w:bookmarkStart w:id="29" w:name="_Ref229360004"/>
+      <w:bookmarkStart w:id="30" w:name="_Ref229360004"/>
       <w:r>
         <w:rPr>
           <w:lang w:val="en-US"/>
@@ -14323,7 +14262,7 @@
         </w:rPr>
         <w:fldChar w:fldCharType="end"/>
       </w:r>
-      <w:bookmarkEnd w:id="29"/>
+      <w:bookmarkEnd w:id="30"/>
     </w:p>
     <w:p>
       <w:pPr>
@@ -14352,7 +14291,7 @@
           <w:szCs w:val="28"/>
           <w:lang w:val="en-US"/>
         </w:rPr>
-        <w:t>(</w:t>
+        <w:t>table [</w:t>
       </w:r>
       <w:r>
         <w:rPr>
@@ -14370,7 +14309,7 @@
           <w:szCs w:val="28"/>
           <w:lang w:val="en-US"/>
         </w:rPr>
-        <w:instrText xml:space="preserve"> REF _Ref229360004 \h </w:instrText>
+        <w:instrText xml:space="preserve"> REF _Ref230302709 \h </w:instrText>
       </w:r>
       <w:r>
         <w:rPr>
@@ -14393,14 +14332,14 @@
         <w:rPr>
           <w:lang w:val="en-US"/>
         </w:rPr>
-        <w:t xml:space="preserve">Figure </w:t>
+        <w:t xml:space="preserve">Table </w:t>
       </w:r>
       <w:r>
         <w:rPr>
           <w:noProof/>
           <w:lang w:val="en-US"/>
         </w:rPr>
-        <w:t>1</w:t>
+        <w:t>3</w:t>
       </w:r>
       <w:r>
         <w:rPr>
@@ -14418,16 +14357,16 @@
           <w:szCs w:val="28"/>
           <w:lang w:val="en-US"/>
         </w:rPr>
-        <w:t xml:space="preserve">) </w:t>
-      </w:r>
-      <w:r>
-        <w:rPr>
-          <w:rFonts w:ascii="Times New Roman" w:hAnsi="Times New Roman" w:cs="Times New Roman"/>
-          <w:sz w:val="28"/>
-          <w:szCs w:val="28"/>
-          <w:lang w:val="en-US"/>
-        </w:rPr>
-        <w:t xml:space="preserve">plot reveals a significant </w:t>
+        <w:t>]</w:t>
+      </w:r>
+      <w:r>
+        <w:rPr>
+          <w:rFonts w:ascii="Times New Roman" w:hAnsi="Times New Roman" w:cs="Times New Roman"/>
+          <w:sz w:val="28"/>
+          <w:szCs w:val="28"/>
+          <w:lang w:val="en-US"/>
+        </w:rPr>
+        <w:t xml:space="preserve"> reveals a significant </w:t>
       </w:r>
       <w:r>
         <w:rPr>
@@ -14559,7 +14498,7 @@
           <w:lang w:val="en-US"/>
         </w:rPr>
       </w:pPr>
-      <w:bookmarkStart w:id="30" w:name="_Ref229360041"/>
+      <w:bookmarkStart w:id="31" w:name="_Ref229360041"/>
       <w:r>
         <w:rPr>
           <w:lang w:val="en-US"/>
@@ -14597,7 +14536,7 @@
         </w:rPr>
         <w:fldChar w:fldCharType="end"/>
       </w:r>
-      <w:bookmarkEnd w:id="30"/>
+      <w:bookmarkEnd w:id="31"/>
     </w:p>
     <w:p>
       <w:pPr>
@@ -14617,34 +14556,7 @@
           <w:szCs w:val="28"/>
           <w:lang w:val="en-US"/>
         </w:rPr>
-        <w:t>Anger — The most frequent terms include volleyball, name, f</w:t>
-      </w:r>
-      <w:r>
-        <w:rPr>
-          <w:rFonts w:ascii="Times New Roman" w:hAnsi="Times New Roman" w:cs="Times New Roman"/>
-          <w:sz w:val="28"/>
-          <w:szCs w:val="28"/>
-          <w:lang w:val="en-US"/>
-        </w:rPr>
-        <w:t>*</w:t>
-      </w:r>
-      <w:r>
-        <w:rPr>
-          <w:rFonts w:ascii="Times New Roman" w:hAnsi="Times New Roman" w:cs="Times New Roman"/>
-          <w:sz w:val="28"/>
-          <w:szCs w:val="28"/>
-          <w:lang w:val="en-US"/>
-        </w:rPr>
-        <w:t>ck, hate, made, like, and f</w:t>
-      </w:r>
-      <w:r>
-        <w:rPr>
-          <w:rFonts w:ascii="Times New Roman" w:hAnsi="Times New Roman" w:cs="Times New Roman"/>
-          <w:sz w:val="28"/>
-          <w:szCs w:val="28"/>
-          <w:lang w:val="en-US"/>
-        </w:rPr>
-        <w:t>*</w:t>
+        <w:t>Anger — The most frequent terms include volleyball, name, f*ck, hate, made, like, and f*</w:t>
       </w:r>
       <w:proofErr w:type="spellStart"/>
       <w:r>
@@ -14664,34 +14576,7 @@
           <w:szCs w:val="28"/>
           <w:lang w:val="en-US"/>
         </w:rPr>
-        <w:t>. The presence of strong profanity (f</w:t>
-      </w:r>
-      <w:r>
-        <w:rPr>
-          <w:rFonts w:ascii="Times New Roman" w:hAnsi="Times New Roman" w:cs="Times New Roman"/>
-          <w:sz w:val="28"/>
-          <w:szCs w:val="28"/>
-          <w:lang w:val="en-US"/>
-        </w:rPr>
-        <w:t>*</w:t>
-      </w:r>
-      <w:r>
-        <w:rPr>
-          <w:rFonts w:ascii="Times New Roman" w:hAnsi="Times New Roman" w:cs="Times New Roman"/>
-          <w:sz w:val="28"/>
-          <w:szCs w:val="28"/>
-          <w:lang w:val="en-US"/>
-        </w:rPr>
-        <w:t>ck, f</w:t>
-      </w:r>
-      <w:r>
-        <w:rPr>
-          <w:rFonts w:ascii="Times New Roman" w:hAnsi="Times New Roman" w:cs="Times New Roman"/>
-          <w:sz w:val="28"/>
-          <w:szCs w:val="28"/>
-          <w:lang w:val="en-US"/>
-        </w:rPr>
-        <w:t>*</w:t>
+        <w:t>. The presence of strong profanity (f*ck, f*</w:t>
       </w:r>
       <w:proofErr w:type="spellStart"/>
       <w:r>
@@ -14832,6 +14717,7 @@
       </w:pPr>
       <w:r>
         <w:rPr>
+          <w:noProof/>
           <w:lang w:val="en-US"/>
         </w:rPr>
         <w:lastRenderedPageBreak/>
@@ -14880,7 +14766,7 @@
           <w:lang w:val="en-US"/>
         </w:rPr>
       </w:pPr>
-      <w:bookmarkStart w:id="31" w:name="_Ref230043407"/>
+      <w:bookmarkStart w:id="32" w:name="_Ref230043407"/>
       <w:r>
         <w:rPr>
           <w:lang w:val="en-US"/>
@@ -14909,7 +14795,7 @@
       <w:r>
         <w:fldChar w:fldCharType="end"/>
       </w:r>
-      <w:bookmarkEnd w:id="31"/>
+      <w:bookmarkEnd w:id="32"/>
     </w:p>
     <w:p>
       <w:pPr>
@@ -15078,10 +14964,7 @@
       </w:r>
       <w:proofErr w:type="spellStart"/>
       <w:r>
-        <w:t>Figur</w:t>
-      </w:r>
-      <w:r>
-        <w:t>e</w:t>
+        <w:t>Figure</w:t>
       </w:r>
       <w:proofErr w:type="spellEnd"/>
       <w:r>
@@ -15112,6 +14995,7 @@
       <w:r>
         <w:rPr>
           <w:rFonts w:ascii="Times New Roman" w:hAnsi="Times New Roman" w:cs="Times New Roman"/>
+          <w:noProof/>
           <w:sz w:val="28"/>
           <w:szCs w:val="28"/>
           <w:lang w:val="en-US"/>
@@ -15165,138 +15049,169 @@
           <w:lang w:val="en-US"/>
         </w:rPr>
       </w:pPr>
-      <w:bookmarkStart w:id="32" w:name="_Ref230043576"/>
-      <w:proofErr w:type="spellStart"/>
-      <w:r>
-        <w:t>Figure</w:t>
-      </w:r>
-      <w:proofErr w:type="spellEnd"/>
-      <w:r>
+      <w:bookmarkStart w:id="33" w:name="_Ref230043576"/>
+      <w:r>
+        <w:rPr>
+          <w:lang w:val="en-US"/>
+        </w:rPr>
+        <w:t xml:space="preserve">Figure </w:t>
+      </w:r>
+      <w:r>
+        <w:fldChar w:fldCharType="begin"/>
+      </w:r>
+      <w:r>
+        <w:rPr>
+          <w:lang w:val="en-US"/>
+        </w:rPr>
+        <w:instrText xml:space="preserve"> SEQ Figure \* ARABIC </w:instrText>
+      </w:r>
+      <w:r>
+        <w:fldChar w:fldCharType="separate"/>
+      </w:r>
+      <w:r>
+        <w:rPr>
+          <w:noProof/>
+          <w:lang w:val="en-US"/>
+        </w:rPr>
+        <w:t>13</w:t>
+      </w:r>
+      <w:r>
+        <w:fldChar w:fldCharType="end"/>
+      </w:r>
+      <w:bookmarkEnd w:id="33"/>
+    </w:p>
+    <w:p>
+      <w:pPr>
+        <w:spacing w:before="100" w:beforeAutospacing="1" w:after="100" w:afterAutospacing="1" w:line="360" w:lineRule="auto"/>
+        <w:jc w:val="both"/>
+        <w:rPr>
+          <w:rFonts w:ascii="Times New Roman" w:hAnsi="Times New Roman" w:cs="Times New Roman"/>
+          <w:sz w:val="28"/>
+          <w:szCs w:val="28"/>
+          <w:lang w:val="en-US"/>
+        </w:rPr>
+      </w:pPr>
+      <w:r>
+        <w:rPr>
+          <w:rFonts w:ascii="Times New Roman" w:hAnsi="Times New Roman" w:cs="Times New Roman"/>
+          <w:sz w:val="28"/>
+          <w:szCs w:val="28"/>
+          <w:lang w:val="en-US"/>
+        </w:rPr>
+        <w:t xml:space="preserve">The analysis of the most frequent </w:t>
+      </w:r>
+      <w:r>
+        <w:rPr>
+          <w:rFonts w:ascii="Times New Roman" w:hAnsi="Times New Roman" w:cs="Times New Roman"/>
+          <w:sz w:val="28"/>
+          <w:szCs w:val="28"/>
+          <w:lang w:val="en-US"/>
+        </w:rPr>
+        <w:t>[</w:t>
+      </w:r>
+      <w:r>
+        <w:rPr>
+          <w:rFonts w:ascii="Times New Roman" w:hAnsi="Times New Roman" w:cs="Times New Roman"/>
+          <w:sz w:val="28"/>
+          <w:szCs w:val="28"/>
+          <w:lang w:val="en-US"/>
+        </w:rPr>
+        <w:fldChar w:fldCharType="begin"/>
+      </w:r>
+      <w:r>
+        <w:rPr>
+          <w:rFonts w:ascii="Times New Roman" w:hAnsi="Times New Roman" w:cs="Times New Roman"/>
+          <w:sz w:val="28"/>
+          <w:szCs w:val="28"/>
+          <w:lang w:val="en-US"/>
+        </w:rPr>
+        <w:instrText xml:space="preserve"> REF _Ref229360041 \h </w:instrText>
+      </w:r>
+      <w:r>
+        <w:rPr>
+          <w:rFonts w:ascii="Times New Roman" w:hAnsi="Times New Roman" w:cs="Times New Roman"/>
+          <w:sz w:val="28"/>
+          <w:szCs w:val="28"/>
+          <w:lang w:val="en-US"/>
+        </w:rPr>
+      </w:r>
+      <w:r>
+        <w:rPr>
+          <w:rFonts w:ascii="Times New Roman" w:hAnsi="Times New Roman" w:cs="Times New Roman"/>
+          <w:sz w:val="28"/>
+          <w:szCs w:val="28"/>
+          <w:lang w:val="en-US"/>
+        </w:rPr>
+        <w:fldChar w:fldCharType="separate"/>
+      </w:r>
+      <w:r>
+        <w:rPr>
+          <w:lang w:val="en-US"/>
+        </w:rPr>
+        <w:t xml:space="preserve">Figure </w:t>
+      </w:r>
+      <w:r>
+        <w:rPr>
+          <w:noProof/>
+          <w:lang w:val="en-US"/>
+        </w:rPr>
+        <w:t>2</w:t>
+      </w:r>
+      <w:r>
+        <w:rPr>
+          <w:rFonts w:ascii="Times New Roman" w:hAnsi="Times New Roman" w:cs="Times New Roman"/>
+          <w:sz w:val="28"/>
+          <w:szCs w:val="28"/>
+          <w:lang w:val="en-US"/>
+        </w:rPr>
+        <w:fldChar w:fldCharType="end"/>
+      </w:r>
+      <w:r>
+        <w:rPr>
+          <w:rFonts w:ascii="Times New Roman" w:hAnsi="Times New Roman" w:cs="Times New Roman"/>
+          <w:sz w:val="28"/>
+          <w:szCs w:val="28"/>
+          <w:lang w:val="en-US"/>
+        </w:rPr>
+        <w:t>]</w:t>
+      </w:r>
+      <w:r>
+        <w:rPr>
+          <w:rFonts w:ascii="Times New Roman" w:hAnsi="Times New Roman" w:cs="Times New Roman"/>
+          <w:sz w:val="28"/>
+          <w:szCs w:val="28"/>
+          <w:lang w:val="en-US"/>
+        </w:rPr>
         <w:t xml:space="preserve"> </w:t>
       </w:r>
       <w:r>
-        <w:fldChar w:fldCharType="begin"/>
-      </w:r>
-      <w:r>
-        <w:instrText xml:space="preserve"> SEQ Figure \* ARABIC </w:instrText>
-      </w:r>
-      <w:r>
-        <w:fldChar w:fldCharType="separate"/>
-      </w:r>
-      <w:r>
-        <w:rPr>
-          <w:noProof/>
-        </w:rPr>
-        <w:t>13</w:t>
-      </w:r>
-      <w:r>
-        <w:fldChar w:fldCharType="end"/>
-      </w:r>
-      <w:bookmarkEnd w:id="32"/>
-    </w:p>
-    <w:p>
-      <w:pPr>
-        <w:spacing w:before="100" w:beforeAutospacing="1" w:after="100" w:afterAutospacing="1" w:line="360" w:lineRule="auto"/>
-        <w:jc w:val="both"/>
-        <w:rPr>
-          <w:rFonts w:ascii="Times New Roman" w:hAnsi="Times New Roman" w:cs="Times New Roman"/>
-          <w:sz w:val="28"/>
-          <w:szCs w:val="28"/>
-          <w:lang w:val="en-US"/>
-        </w:rPr>
-      </w:pPr>
-      <w:r>
-        <w:rPr>
-          <w:rFonts w:ascii="Times New Roman" w:hAnsi="Times New Roman" w:cs="Times New Roman"/>
-          <w:sz w:val="28"/>
-          <w:szCs w:val="28"/>
-          <w:lang w:val="en-US"/>
-        </w:rPr>
-        <w:t xml:space="preserve">The analysis of the most frequent </w:t>
-      </w:r>
-      <w:r>
-        <w:rPr>
-          <w:rFonts w:ascii="Times New Roman" w:hAnsi="Times New Roman" w:cs="Times New Roman"/>
-          <w:sz w:val="28"/>
-          <w:szCs w:val="28"/>
-          <w:lang w:val="en-US"/>
-        </w:rPr>
-        <w:t>(</w:t>
-      </w:r>
-      <w:r>
-        <w:rPr>
-          <w:rFonts w:ascii="Times New Roman" w:hAnsi="Times New Roman" w:cs="Times New Roman"/>
-          <w:sz w:val="28"/>
-          <w:szCs w:val="28"/>
-          <w:lang w:val="en-US"/>
-        </w:rPr>
-        <w:fldChar w:fldCharType="begin"/>
-      </w:r>
-      <w:r>
-        <w:rPr>
-          <w:rFonts w:ascii="Times New Roman" w:hAnsi="Times New Roman" w:cs="Times New Roman"/>
-          <w:sz w:val="28"/>
-          <w:szCs w:val="28"/>
-          <w:lang w:val="en-US"/>
-        </w:rPr>
-        <w:instrText xml:space="preserve"> REF _Ref229360041 \h </w:instrText>
-      </w:r>
-      <w:r>
-        <w:rPr>
-          <w:rFonts w:ascii="Times New Roman" w:hAnsi="Times New Roman" w:cs="Times New Roman"/>
-          <w:sz w:val="28"/>
-          <w:szCs w:val="28"/>
-          <w:lang w:val="en-US"/>
-        </w:rPr>
-      </w:r>
-      <w:r>
-        <w:rPr>
-          <w:rFonts w:ascii="Times New Roman" w:hAnsi="Times New Roman" w:cs="Times New Roman"/>
-          <w:sz w:val="28"/>
-          <w:szCs w:val="28"/>
-          <w:lang w:val="en-US"/>
-        </w:rPr>
-        <w:fldChar w:fldCharType="separate"/>
-      </w:r>
-      <w:r>
-        <w:rPr>
-          <w:lang w:val="en-US"/>
-        </w:rPr>
-        <w:t xml:space="preserve">Figure </w:t>
-      </w:r>
-      <w:r>
-        <w:rPr>
-          <w:noProof/>
-          <w:lang w:val="en-US"/>
-        </w:rPr>
-        <w:t>2</w:t>
-      </w:r>
-      <w:r>
-        <w:rPr>
-          <w:rFonts w:ascii="Times New Roman" w:hAnsi="Times New Roman" w:cs="Times New Roman"/>
-          <w:sz w:val="28"/>
-          <w:szCs w:val="28"/>
-          <w:lang w:val="en-US"/>
-        </w:rPr>
-        <w:fldChar w:fldCharType="end"/>
-      </w:r>
-      <w:r>
-        <w:rPr>
-          <w:rFonts w:ascii="Times New Roman" w:hAnsi="Times New Roman" w:cs="Times New Roman"/>
-          <w:sz w:val="28"/>
-          <w:szCs w:val="28"/>
-          <w:lang w:val="en-US"/>
-        </w:rPr>
-        <w:t xml:space="preserve">) </w:t>
-      </w:r>
-      <w:r>
-        <w:rPr>
-          <w:rFonts w:ascii="Times New Roman" w:hAnsi="Times New Roman" w:cs="Times New Roman"/>
-          <w:sz w:val="28"/>
-          <w:szCs w:val="28"/>
-          <w:lang w:val="en-US"/>
-        </w:rPr>
-        <w:t>words provides insight into the dominant topics and vocabulary within the dataset. As shown in the figure, common words include general English function words such as "the", "to", and "in", as well as domain-specific terms like "volleyball", "team", "game", and "match".</w:t>
+        <w:rPr>
+          <w:rFonts w:ascii="Times New Roman" w:hAnsi="Times New Roman" w:cs="Times New Roman"/>
+          <w:sz w:val="28"/>
+          <w:szCs w:val="28"/>
+          <w:lang w:val="en-US"/>
+        </w:rPr>
+        <w:t xml:space="preserve">words </w:t>
+      </w:r>
+      <w:proofErr w:type="gramStart"/>
+      <w:r>
+        <w:rPr>
+          <w:rFonts w:ascii="Times New Roman" w:hAnsi="Times New Roman" w:cs="Times New Roman"/>
+          <w:sz w:val="28"/>
+          <w:szCs w:val="28"/>
+          <w:lang w:val="en-US"/>
+        </w:rPr>
+        <w:t>provides</w:t>
+      </w:r>
+      <w:proofErr w:type="gramEnd"/>
+      <w:r>
+        <w:rPr>
+          <w:rFonts w:ascii="Times New Roman" w:hAnsi="Times New Roman" w:cs="Times New Roman"/>
+          <w:sz w:val="28"/>
+          <w:szCs w:val="28"/>
+          <w:lang w:val="en-US"/>
+        </w:rPr>
+        <w:t xml:space="preserve"> insight into the dominant topics and vocabulary within the dataset. As shown in the figure, common words include general English function words such as "the", "to", and "in", as well as domain-specific terms like "volleyball", "team", "game", and "match".</w:t>
       </w:r>
     </w:p>
     <w:p>
@@ -15345,6 +15260,15 @@
           <w:szCs w:val="28"/>
           <w:lang w:val="en-US"/>
         </w:rPr>
+        <w:t>[</w:t>
+      </w:r>
+      <w:r>
+        <w:rPr>
+          <w:rFonts w:ascii="Times New Roman" w:hAnsi="Times New Roman" w:cs="Times New Roman"/>
+          <w:sz w:val="28"/>
+          <w:szCs w:val="28"/>
+          <w:lang w:val="en-US"/>
+        </w:rPr>
         <w:fldChar w:fldCharType="begin"/>
       </w:r>
       <w:r>
@@ -15373,20 +15297,16 @@
         </w:rPr>
         <w:fldChar w:fldCharType="separate"/>
       </w:r>
-      <w:proofErr w:type="spellStart"/>
-      <w:r>
-        <w:t>Figur</w:t>
-      </w:r>
-      <w:r>
-        <w:t>e</w:t>
-      </w:r>
-      <w:proofErr w:type="spellEnd"/>
-      <w:r>
-        <w:t xml:space="preserve"> </w:t>
+      <w:r>
+        <w:rPr>
+          <w:lang w:val="en-US"/>
+        </w:rPr>
+        <w:t xml:space="preserve">Figure </w:t>
       </w:r>
       <w:r>
         <w:rPr>
           <w:noProof/>
+          <w:lang w:val="en-US"/>
         </w:rPr>
         <w:t>13</w:t>
       </w:r>
@@ -15398,6 +15318,15 @@
           <w:lang w:val="en-US"/>
         </w:rPr>
         <w:fldChar w:fldCharType="end"/>
+      </w:r>
+      <w:r>
+        <w:rPr>
+          <w:rFonts w:ascii="Times New Roman" w:hAnsi="Times New Roman" w:cs="Times New Roman"/>
+          <w:sz w:val="28"/>
+          <w:szCs w:val="28"/>
+          <w:lang w:val="en-US"/>
+        </w:rPr>
+        <w:t>]</w:t>
       </w:r>
     </w:p>
     <w:p>
@@ -15430,6 +15359,7 @@
       <w:r>
         <w:rPr>
           <w:rFonts w:ascii="Times New Roman" w:hAnsi="Times New Roman" w:cs="Times New Roman"/>
+          <w:noProof/>
           <w:sz w:val="28"/>
           <w:szCs w:val="28"/>
           <w:lang w:val="en-US"/>
@@ -15482,34 +15412,97 @@
           <w:lang w:val="en-US"/>
         </w:rPr>
       </w:pPr>
-      <w:bookmarkStart w:id="33" w:name="_Ref230043645"/>
+      <w:bookmarkStart w:id="34" w:name="_Ref230043645"/>
+      <w:r>
+        <w:rPr>
+          <w:lang w:val="en-US"/>
+        </w:rPr>
+        <w:t xml:space="preserve">Figure </w:t>
+      </w:r>
+      <w:r>
+        <w:fldChar w:fldCharType="begin"/>
+      </w:r>
+      <w:r>
+        <w:rPr>
+          <w:lang w:val="en-US"/>
+        </w:rPr>
+        <w:instrText xml:space="preserve"> SEQ Figure \* ARABIC </w:instrText>
+      </w:r>
+      <w:r>
+        <w:fldChar w:fldCharType="separate"/>
+      </w:r>
+      <w:r>
+        <w:rPr>
+          <w:noProof/>
+          <w:lang w:val="en-US"/>
+        </w:rPr>
+        <w:t>14</w:t>
+      </w:r>
+      <w:r>
+        <w:fldChar w:fldCharType="end"/>
+      </w:r>
+      <w:bookmarkEnd w:id="34"/>
+    </w:p>
+    <w:p>
+      <w:pPr>
+        <w:spacing w:before="100" w:beforeAutospacing="1" w:after="100" w:afterAutospacing="1" w:line="360" w:lineRule="auto"/>
+        <w:jc w:val="both"/>
+        <w:rPr>
+          <w:rFonts w:ascii="Times New Roman" w:hAnsi="Times New Roman" w:cs="Times New Roman"/>
+          <w:sz w:val="28"/>
+          <w:szCs w:val="28"/>
+          <w:lang w:val="en-US"/>
+        </w:rPr>
+      </w:pPr>
+      <w:r>
+        <w:rPr>
+          <w:rFonts w:ascii="Times New Roman" w:hAnsi="Times New Roman" w:cs="Times New Roman"/>
+          <w:sz w:val="28"/>
+          <w:szCs w:val="28"/>
+          <w:lang w:val="en-US"/>
+        </w:rPr>
+        <w:t xml:space="preserve">At the same time, the frequency of common </w:t>
+      </w:r>
       <w:proofErr w:type="spellStart"/>
       <w:r>
-        <w:t>Figure</w:t>
+        <w:rPr>
+          <w:rFonts w:ascii="Times New Roman" w:hAnsi="Times New Roman" w:cs="Times New Roman"/>
+          <w:sz w:val="28"/>
+          <w:szCs w:val="28"/>
+          <w:lang w:val="en-US"/>
+        </w:rPr>
+        <w:t>stopwords</w:t>
       </w:r>
       <w:proofErr w:type="spellEnd"/>
       <w:r>
-        <w:t xml:space="preserve"> </w:t>
-      </w:r>
-      <w:r>
-        <w:fldChar w:fldCharType="begin"/>
-      </w:r>
-      <w:r>
-        <w:instrText xml:space="preserve"> SEQ Figure \* ARABIC </w:instrText>
-      </w:r>
-      <w:r>
-        <w:fldChar w:fldCharType="separate"/>
-      </w:r>
-      <w:r>
-        <w:rPr>
-          <w:noProof/>
-        </w:rPr>
-        <w:t>14</w:t>
-      </w:r>
-      <w:r>
-        <w:fldChar w:fldCharType="end"/>
-      </w:r>
-      <w:bookmarkEnd w:id="33"/>
+        <w:rPr>
+          <w:rFonts w:ascii="Times New Roman" w:hAnsi="Times New Roman" w:cs="Times New Roman"/>
+          <w:sz w:val="28"/>
+          <w:szCs w:val="28"/>
+          <w:lang w:val="en-US"/>
+        </w:rPr>
+        <w:t xml:space="preserve"> suggests that raw text still contains non-informative words that do not contribute significantly to emotion detection. This observation supports the need for preprocessing steps such as </w:t>
+      </w:r>
+      <w:proofErr w:type="spellStart"/>
+      <w:r>
+        <w:rPr>
+          <w:rFonts w:ascii="Times New Roman" w:hAnsi="Times New Roman" w:cs="Times New Roman"/>
+          <w:sz w:val="28"/>
+          <w:szCs w:val="28"/>
+          <w:lang w:val="en-US"/>
+        </w:rPr>
+        <w:t>stopword</w:t>
+      </w:r>
+      <w:proofErr w:type="spellEnd"/>
+      <w:r>
+        <w:rPr>
+          <w:rFonts w:ascii="Times New Roman" w:hAnsi="Times New Roman" w:cs="Times New Roman"/>
+          <w:sz w:val="28"/>
+          <w:szCs w:val="28"/>
+          <w:lang w:val="en-US"/>
+        </w:rPr>
+        <w:t xml:space="preserve"> removal.</w:t>
+      </w:r>
     </w:p>
     <w:p>
       <w:pPr>
@@ -15529,47 +15522,7 @@
           <w:szCs w:val="28"/>
           <w:lang w:val="en-US"/>
         </w:rPr>
-        <w:t xml:space="preserve">At the same time, the frequency of common </w:t>
-      </w:r>
-      <w:proofErr w:type="spellStart"/>
-      <w:r>
-        <w:rPr>
-          <w:rFonts w:ascii="Times New Roman" w:hAnsi="Times New Roman" w:cs="Times New Roman"/>
-          <w:sz w:val="28"/>
-          <w:szCs w:val="28"/>
-          <w:lang w:val="en-US"/>
-        </w:rPr>
-        <w:t>stopwords</w:t>
-      </w:r>
-      <w:proofErr w:type="spellEnd"/>
-      <w:r>
-        <w:rPr>
-          <w:rFonts w:ascii="Times New Roman" w:hAnsi="Times New Roman" w:cs="Times New Roman"/>
-          <w:sz w:val="28"/>
-          <w:szCs w:val="28"/>
-          <w:lang w:val="en-US"/>
-        </w:rPr>
-        <w:t xml:space="preserve"> suggests that raw text still contains non-informative words that do not contribute significantly to emotion detection. This observation supports the need for preprocessing steps such as </w:t>
-      </w:r>
-      <w:proofErr w:type="spellStart"/>
-      <w:r>
-        <w:rPr>
-          <w:rFonts w:ascii="Times New Roman" w:hAnsi="Times New Roman" w:cs="Times New Roman"/>
-          <w:sz w:val="28"/>
-          <w:szCs w:val="28"/>
-          <w:lang w:val="en-US"/>
-        </w:rPr>
-        <w:t>stopword</w:t>
-      </w:r>
-      <w:proofErr w:type="spellEnd"/>
-      <w:r>
-        <w:rPr>
-          <w:rFonts w:ascii="Times New Roman" w:hAnsi="Times New Roman" w:cs="Times New Roman"/>
-          <w:sz w:val="28"/>
-          <w:szCs w:val="28"/>
-          <w:lang w:val="en-US"/>
-        </w:rPr>
-        <w:t xml:space="preserve"> removal.</w:t>
+        <w:t>Additionally, the presence of informal language elements and variations in word usage highlights the complexity of social media text. Emotional expressions are often conveyed not only through explicit emotion words but also through contextual phrases and sentence structure.</w:t>
       </w:r>
     </w:p>
     <w:p>
@@ -15581,26 +15534,6 @@
           <w:sz w:val="28"/>
           <w:szCs w:val="28"/>
           <w:lang w:val="en-US"/>
-        </w:rPr>
-      </w:pPr>
-      <w:r>
-        <w:rPr>
-          <w:rFonts w:ascii="Times New Roman" w:hAnsi="Times New Roman" w:cs="Times New Roman"/>
-          <w:sz w:val="28"/>
-          <w:szCs w:val="28"/>
-          <w:lang w:val="en-US"/>
-        </w:rPr>
-        <w:t>Additionally, the presence of informal language elements and variations in word usage highlights the complexity of social media text. Emotional expressions are often conveyed not only through explicit emotion words but also through contextual phrases and sentence structure.</w:t>
-      </w:r>
-    </w:p>
-    <w:p>
-      <w:pPr>
-        <w:spacing w:before="100" w:beforeAutospacing="1" w:after="100" w:afterAutospacing="1" w:line="360" w:lineRule="auto"/>
-        <w:jc w:val="both"/>
-        <w:rPr>
-          <w:rFonts w:ascii="Times New Roman" w:hAnsi="Times New Roman" w:cs="Times New Roman"/>
-          <w:sz w:val="28"/>
-          <w:szCs w:val="28"/>
         </w:rPr>
       </w:pPr>
       <w:r>
@@ -15622,6 +15555,7 @@
           <w:rFonts w:ascii="Times New Roman" w:hAnsi="Times New Roman" w:cs="Times New Roman"/>
           <w:sz w:val="28"/>
           <w:szCs w:val="28"/>
+          <w:lang w:val="en-US"/>
         </w:rPr>
       </w:pPr>
       <w:r>
@@ -15692,16 +15626,7 @@
           <w:szCs w:val="28"/>
           <w:lang w:val="en-US"/>
         </w:rPr>
-        <w:t>S</w:t>
-      </w:r>
-      <w:r>
-        <w:rPr>
-          <w:rFonts w:ascii="Times New Roman" w:hAnsi="Times New Roman" w:cs="Times New Roman"/>
-          <w:sz w:val="28"/>
-          <w:szCs w:val="28"/>
-          <w:lang w:val="en-US"/>
-        </w:rPr>
-        <w:t>adness — Key words include volleyball, sad, miss, lost, team, gone, and unfortunately. Sadness-labelled content is associated with post-match defeat, player retirements, or disappointing tournament exits. The co-occurrence of miss and gone suggests that some sadness content relates to players leaving clubs or national teams.</w:t>
+        <w:t>Sadness — Key words include volleyball, sad, miss, lost, team, gone, and unfortunately. Sadness-labelled content is associated with post-match defeat, player retirements, or disappointing tournament exits. The co-occurrence of miss and gone suggests that some sadness content relates to players leaving clubs or national teams.</w:t>
       </w:r>
       <w:r>
         <w:rPr>
@@ -15751,19 +15676,7 @@
         <w:rPr>
           <w:lang w:val="en-US"/>
         </w:rPr>
-        <w:t>Figur</w:t>
-      </w:r>
-      <w:r>
-        <w:rPr>
-          <w:lang w:val="en-US"/>
-        </w:rPr>
-        <w:t>e</w:t>
-      </w:r>
-      <w:r>
-        <w:rPr>
-          <w:lang w:val="en-US"/>
-        </w:rPr>
-        <w:t xml:space="preserve"> </w:t>
+        <w:t xml:space="preserve">Figure </w:t>
       </w:r>
       <w:r>
         <w:rPr>
@@ -15803,6 +15716,7 @@
       <w:r>
         <w:rPr>
           <w:rFonts w:ascii="Times New Roman" w:hAnsi="Times New Roman" w:cs="Times New Roman"/>
+          <w:noProof/>
           <w:sz w:val="28"/>
           <w:szCs w:val="28"/>
           <w:lang w:val="en-US"/>
@@ -15856,7 +15770,7 @@
           <w:lang w:val="en-US"/>
         </w:rPr>
       </w:pPr>
-      <w:bookmarkStart w:id="34" w:name="_Ref230043716"/>
+      <w:bookmarkStart w:id="35" w:name="_Ref230043716"/>
       <w:r>
         <w:rPr>
           <w:lang w:val="en-US"/>
@@ -15885,7 +15799,7 @@
       <w:r>
         <w:fldChar w:fldCharType="end"/>
       </w:r>
-      <w:bookmarkEnd w:id="34"/>
+      <w:bookmarkEnd w:id="35"/>
     </w:p>
     <w:p>
       <w:pPr>
@@ -15914,7 +15828,7 @@
           <w:szCs w:val="28"/>
           <w:lang w:val="en-US"/>
         </w:rPr>
-        <w:t>(</w:t>
+        <w:t>[</w:t>
       </w:r>
       <w:r>
         <w:rPr>
@@ -15980,7 +15894,16 @@
           <w:szCs w:val="28"/>
           <w:lang w:val="en-US"/>
         </w:rPr>
-        <w:t xml:space="preserve">) </w:t>
+        <w:t>]</w:t>
+      </w:r>
+      <w:r>
+        <w:rPr>
+          <w:rFonts w:ascii="Times New Roman" w:hAnsi="Times New Roman" w:cs="Times New Roman"/>
+          <w:sz w:val="28"/>
+          <w:szCs w:val="28"/>
+          <w:lang w:val="en-US"/>
+        </w:rPr>
+        <w:t xml:space="preserve"> </w:t>
       </w:r>
       <w:r>
         <w:rPr>
@@ -16335,7 +16258,7 @@
           <w:lang w:val="en-US"/>
         </w:rPr>
       </w:pPr>
-      <w:bookmarkStart w:id="35" w:name="_Ref229360093"/>
+      <w:bookmarkStart w:id="36" w:name="_Ref229360093"/>
       <w:r>
         <w:rPr>
           <w:lang w:val="en-US"/>
@@ -16364,7 +16287,7 @@
       <w:r>
         <w:fldChar w:fldCharType="end"/>
       </w:r>
-      <w:bookmarkEnd w:id="35"/>
+      <w:bookmarkEnd w:id="36"/>
     </w:p>
     <w:p>
       <w:pPr>
@@ -17013,7 +16936,7 @@
           <w:lang w:val="en-US" w:eastAsia="ru-RU"/>
         </w:rPr>
       </w:pPr>
-      <w:bookmarkStart w:id="36" w:name="_Toc230048423"/>
+      <w:bookmarkStart w:id="37" w:name="_Toc230303442"/>
       <w:r>
         <w:rPr>
           <w:rFonts w:ascii="Times New Roman" w:eastAsia="Arial" w:hAnsi="Times New Roman" w:cs="Times New Roman"/>
@@ -17027,7 +16950,7 @@
         <w:lastRenderedPageBreak/>
         <w:t>Methodology</w:t>
       </w:r>
-      <w:bookmarkEnd w:id="36"/>
+      <w:bookmarkEnd w:id="37"/>
     </w:p>
     <w:p>
       <w:pPr>
@@ -17042,7 +16965,7 @@
           <w:lang w:val="en-US" w:eastAsia="ru-RU"/>
         </w:rPr>
       </w:pPr>
-      <w:bookmarkStart w:id="37" w:name="_Toc230048424"/>
+      <w:bookmarkStart w:id="38" w:name="_Toc230303443"/>
       <w:r>
         <w:rPr>
           <w:rFonts w:ascii="Times New Roman" w:eastAsia="Arial" w:hAnsi="Times New Roman" w:cs="Times New Roman"/>
@@ -17103,7 +17026,7 @@
         </w:rPr>
         <w:t>Problem Formulation</w:t>
       </w:r>
-      <w:bookmarkEnd w:id="37"/>
+      <w:bookmarkEnd w:id="38"/>
     </w:p>
     <w:p>
       <w:pPr>
@@ -17160,7 +17083,7 @@
           <w:lang w:val="en-US" w:eastAsia="ru-RU"/>
         </w:rPr>
       </w:pPr>
-      <w:bookmarkStart w:id="38" w:name="_Toc230048425"/>
+      <w:bookmarkStart w:id="39" w:name="_Toc230303444"/>
       <w:r>
         <w:rPr>
           <w:rFonts w:ascii="Times New Roman" w:eastAsia="Arial" w:hAnsi="Times New Roman" w:cs="Times New Roman"/>
@@ -17221,7 +17144,7 @@
         </w:rPr>
         <w:t>Baseline Model: Logistic Regression</w:t>
       </w:r>
-      <w:bookmarkEnd w:id="38"/>
+      <w:bookmarkEnd w:id="39"/>
     </w:p>
     <w:p>
       <w:pPr>
@@ -17327,7 +17250,7 @@
           <w:lang w:val="en-US" w:eastAsia="ru-RU"/>
         </w:rPr>
       </w:pPr>
-      <w:bookmarkStart w:id="39" w:name="_Toc230048426"/>
+      <w:bookmarkStart w:id="40" w:name="_Toc230303445"/>
       <w:r>
         <w:rPr>
           <w:rFonts w:ascii="Times New Roman" w:eastAsia="Arial" w:hAnsi="Times New Roman" w:cs="Times New Roman"/>
@@ -17389,7 +17312,7 @@
         </w:rPr>
         <w:t>Transformer Model: BERT</w:t>
       </w:r>
-      <w:bookmarkEnd w:id="39"/>
+      <w:bookmarkEnd w:id="40"/>
     </w:p>
     <w:p>
       <w:pPr>
@@ -17598,7 +17521,7 @@
           <w:lang w:val="en-US" w:eastAsia="ru-RU"/>
         </w:rPr>
       </w:pPr>
-      <w:bookmarkStart w:id="40" w:name="_Toc230048427"/>
+      <w:bookmarkStart w:id="41" w:name="_Toc230303446"/>
       <w:r>
         <w:rPr>
           <w:rFonts w:ascii="Times New Roman" w:eastAsia="Arial" w:hAnsi="Times New Roman" w:cs="Times New Roman"/>
@@ -17659,7 +17582,7 @@
         </w:rPr>
         <w:t>Model Architecture and Training Strategy</w:t>
       </w:r>
-      <w:bookmarkEnd w:id="40"/>
+      <w:bookmarkEnd w:id="41"/>
     </w:p>
     <w:p>
       <w:pPr>
@@ -17847,7 +17770,7 @@
           <w:lang w:val="en-US" w:eastAsia="ru-RU"/>
         </w:rPr>
       </w:pPr>
-      <w:bookmarkStart w:id="41" w:name="_Toc230048428"/>
+      <w:bookmarkStart w:id="42" w:name="_Toc230303447"/>
       <w:r>
         <w:rPr>
           <w:rFonts w:ascii="Times New Roman" w:eastAsia="Arial" w:hAnsi="Times New Roman" w:cs="Times New Roman"/>
@@ -17860,7 +17783,7 @@
         </w:rPr>
         <w:t>Experiments</w:t>
       </w:r>
-      <w:bookmarkEnd w:id="41"/>
+      <w:bookmarkEnd w:id="42"/>
     </w:p>
     <w:p>
       <w:pPr>
@@ -17875,7 +17798,7 @@
           <w:lang w:val="en-US" w:eastAsia="ru-RU"/>
         </w:rPr>
       </w:pPr>
-      <w:bookmarkStart w:id="42" w:name="_Toc230048429"/>
+      <w:bookmarkStart w:id="43" w:name="_Toc230303448"/>
       <w:r>
         <w:rPr>
           <w:rFonts w:ascii="Times New Roman" w:eastAsia="Arial" w:hAnsi="Times New Roman" w:cs="Times New Roman"/>
@@ -17936,7 +17859,7 @@
         </w:rPr>
         <w:t>Experimental Setup</w:t>
       </w:r>
-      <w:bookmarkEnd w:id="42"/>
+      <w:bookmarkEnd w:id="43"/>
     </w:p>
     <w:p>
       <w:pPr>
@@ -18014,7 +17937,7 @@
           <w:lang w:val="en-US" w:eastAsia="ru-RU"/>
         </w:rPr>
       </w:pPr>
-      <w:bookmarkStart w:id="43" w:name="_Toc230048430"/>
+      <w:bookmarkStart w:id="44" w:name="_Toc230303449"/>
       <w:r>
         <w:rPr>
           <w:rFonts w:ascii="Times New Roman" w:eastAsia="Arial" w:hAnsi="Times New Roman" w:cs="Times New Roman"/>
@@ -18075,7 +17998,7 @@
         </w:rPr>
         <w:t>Evaluated Models</w:t>
       </w:r>
-      <w:bookmarkEnd w:id="43"/>
+      <w:bookmarkEnd w:id="44"/>
     </w:p>
     <w:p>
       <w:pPr>
@@ -18329,7 +18252,7 @@
           <w:lang w:val="en-US" w:eastAsia="ru-RU"/>
         </w:rPr>
       </w:pPr>
-      <w:bookmarkStart w:id="44" w:name="_Toc230048431"/>
+      <w:bookmarkStart w:id="45" w:name="_Toc230303450"/>
       <w:r>
         <w:rPr>
           <w:rFonts w:ascii="Times New Roman" w:eastAsia="Arial" w:hAnsi="Times New Roman" w:cs="Times New Roman"/>
@@ -18390,7 +18313,7 @@
         </w:rPr>
         <w:t>Evaluation Metrics</w:t>
       </w:r>
-      <w:bookmarkEnd w:id="44"/>
+      <w:bookmarkEnd w:id="45"/>
     </w:p>
     <w:p>
       <w:pPr>
@@ -18480,7 +18403,7 @@
           <w:lang w:val="en-US" w:eastAsia="ru-RU"/>
         </w:rPr>
       </w:pPr>
-      <w:bookmarkStart w:id="45" w:name="_Toc230048432"/>
+      <w:bookmarkStart w:id="46" w:name="_Toc230303451"/>
       <w:r>
         <w:rPr>
           <w:rFonts w:ascii="Times New Roman" w:eastAsia="Arial" w:hAnsi="Times New Roman" w:cs="Times New Roman"/>
@@ -18541,7 +18464,7 @@
         </w:rPr>
         <w:t>Training Procedure</w:t>
       </w:r>
-      <w:bookmarkEnd w:id="45"/>
+      <w:bookmarkEnd w:id="46"/>
     </w:p>
     <w:p>
       <w:pPr>
@@ -18675,7 +18598,7 @@
           <w:lang w:val="en-US" w:eastAsia="ru-RU"/>
         </w:rPr>
       </w:pPr>
-      <w:bookmarkStart w:id="46" w:name="_Toc230048433"/>
+      <w:bookmarkStart w:id="47" w:name="_Toc230303452"/>
       <w:r>
         <w:rPr>
           <w:rFonts w:ascii="Times New Roman" w:eastAsia="Arial" w:hAnsi="Times New Roman" w:cs="Times New Roman"/>
@@ -18688,54 +18611,130 @@
         </w:rPr>
         <w:t>Results and Evaluation</w:t>
       </w:r>
-      <w:bookmarkEnd w:id="46"/>
-    </w:p>
-    <w:p>
-      <w:pPr>
-        <w:spacing w:line="360" w:lineRule="auto"/>
-        <w:jc w:val="both"/>
-        <w:rPr>
-          <w:rFonts w:ascii="Times New Roman" w:hAnsi="Times New Roman" w:cs="Times New Roman"/>
-          <w:sz w:val="28"/>
-          <w:szCs w:val="28"/>
-          <w:lang w:val="en-US"/>
-        </w:rPr>
-      </w:pPr>
-      <w:r>
-        <w:rPr>
-          <w:rFonts w:ascii="Times New Roman" w:hAnsi="Times New Roman" w:cs="Times New Roman"/>
-          <w:sz w:val="28"/>
-          <w:szCs w:val="28"/>
-          <w:lang w:val="en-US"/>
-        </w:rPr>
-        <w:t>The performance of the models was evaluated using standard classification metrics, including accuracy, precision, recall, and F1-score.</w:t>
-      </w:r>
-    </w:p>
-    <w:p>
-      <w:pPr>
-        <w:spacing w:line="360" w:lineRule="auto"/>
-        <w:jc w:val="both"/>
-        <w:rPr>
-          <w:rFonts w:ascii="Times New Roman" w:hAnsi="Times New Roman" w:cs="Times New Roman"/>
-          <w:sz w:val="28"/>
-          <w:szCs w:val="28"/>
-          <w:lang w:val="en-US"/>
-        </w:rPr>
-      </w:pPr>
-      <w:r>
-        <w:rPr>
-          <w:rFonts w:ascii="Times New Roman" w:hAnsi="Times New Roman" w:cs="Times New Roman"/>
-          <w:sz w:val="28"/>
-          <w:szCs w:val="28"/>
-          <w:lang w:val="en-US"/>
-        </w:rPr>
-        <w:t xml:space="preserve">The Logistic Regression model achieved an overall accuracy of </w:t>
-      </w:r>
-      <w:r>
-        <w:rPr>
-          <w:rFonts w:ascii="Times New Roman" w:hAnsi="Times New Roman" w:cs="Times New Roman"/>
+      <w:bookmarkEnd w:id="47"/>
+    </w:p>
+    <w:p>
+      <w:pPr>
+        <w:pStyle w:val="2"/>
+        <w:rPr>
+          <w:rFonts w:ascii="Times New Roman" w:eastAsia="Arial" w:hAnsi="Times New Roman" w:cs="Times New Roman"/>
           <w:b/>
           <w:bCs/>
+          <w:color w:val="auto"/>
+          <w:sz w:val="28"/>
+          <w:szCs w:val="28"/>
+          <w:lang w:val="en-US" w:eastAsia="ru-RU"/>
+        </w:rPr>
+      </w:pPr>
+      <w:bookmarkStart w:id="48" w:name="_Toc230303453"/>
+      <w:r>
+        <w:rPr>
+          <w:rFonts w:ascii="Times New Roman" w:eastAsia="Arial" w:hAnsi="Times New Roman" w:cs="Times New Roman"/>
+          <w:b/>
+          <w:bCs/>
+          <w:color w:val="auto"/>
+          <w:sz w:val="28"/>
+          <w:szCs w:val="28"/>
+          <w:lang w:val="en-US" w:eastAsia="ru-RU"/>
+        </w:rPr>
+        <w:t>7</w:t>
+      </w:r>
+      <w:r>
+        <w:rPr>
+          <w:rFonts w:ascii="Times New Roman" w:eastAsia="Arial" w:hAnsi="Times New Roman" w:cs="Times New Roman"/>
+          <w:b/>
+          <w:bCs/>
+          <w:color w:val="auto"/>
+          <w:sz w:val="28"/>
+          <w:szCs w:val="28"/>
+          <w:lang w:val="en-US" w:eastAsia="ru-RU"/>
+        </w:rPr>
+        <w:t>.</w:t>
+      </w:r>
+      <w:r>
+        <w:rPr>
+          <w:rFonts w:ascii="Times New Roman" w:eastAsia="Arial" w:hAnsi="Times New Roman" w:cs="Times New Roman"/>
+          <w:b/>
+          <w:bCs/>
+          <w:color w:val="auto"/>
+          <w:sz w:val="28"/>
+          <w:szCs w:val="28"/>
+          <w:lang w:val="en-US" w:eastAsia="ru-RU"/>
+        </w:rPr>
+        <w:t>1</w:t>
+      </w:r>
+      <w:r>
+        <w:rPr>
+          <w:rFonts w:ascii="Times New Roman" w:eastAsia="Arial" w:hAnsi="Times New Roman" w:cs="Times New Roman"/>
+          <w:b/>
+          <w:bCs/>
+          <w:color w:val="auto"/>
+          <w:sz w:val="28"/>
+          <w:szCs w:val="28"/>
+          <w:lang w:val="en-US" w:eastAsia="ru-RU"/>
+        </w:rPr>
+        <w:t xml:space="preserve"> </w:t>
+      </w:r>
+      <w:r>
+        <w:rPr>
+          <w:rFonts w:ascii="Times New Roman" w:eastAsia="Arial" w:hAnsi="Times New Roman" w:cs="Times New Roman"/>
+          <w:b/>
+          <w:bCs/>
+          <w:color w:val="auto"/>
+          <w:sz w:val="28"/>
+          <w:szCs w:val="28"/>
+          <w:lang w:val="en-US" w:eastAsia="ru-RU"/>
+        </w:rPr>
+        <w:t>Experimental Results Overview</w:t>
+      </w:r>
+      <w:bookmarkEnd w:id="48"/>
+    </w:p>
+    <w:p>
+      <w:pPr>
+        <w:spacing w:line="360" w:lineRule="auto"/>
+        <w:jc w:val="both"/>
+        <w:rPr>
+          <w:rFonts w:ascii="Times New Roman" w:hAnsi="Times New Roman" w:cs="Times New Roman"/>
+          <w:sz w:val="28"/>
+          <w:szCs w:val="28"/>
+          <w:lang w:val="en-US"/>
+        </w:rPr>
+      </w:pPr>
+      <w:r>
+        <w:rPr>
+          <w:rFonts w:ascii="Times New Roman" w:hAnsi="Times New Roman" w:cs="Times New Roman"/>
+          <w:sz w:val="28"/>
+          <w:szCs w:val="28"/>
+          <w:lang w:val="en-US"/>
+        </w:rPr>
+        <w:t>The performance of the models was evaluated using standard classification metrics, including accuracy, precision, recall, and F1-score.</w:t>
+      </w:r>
+    </w:p>
+    <w:p>
+      <w:pPr>
+        <w:spacing w:line="360" w:lineRule="auto"/>
+        <w:jc w:val="both"/>
+        <w:rPr>
+          <w:rFonts w:ascii="Times New Roman" w:hAnsi="Times New Roman" w:cs="Times New Roman"/>
+          <w:sz w:val="28"/>
+          <w:szCs w:val="28"/>
+          <w:lang w:val="en-US"/>
+        </w:rPr>
+      </w:pPr>
+      <w:r>
+        <w:rPr>
+          <w:rFonts w:ascii="Times New Roman" w:hAnsi="Times New Roman" w:cs="Times New Roman"/>
+          <w:sz w:val="28"/>
+          <w:szCs w:val="28"/>
+          <w:lang w:val="en-US"/>
+        </w:rPr>
+        <w:t xml:space="preserve">The Logistic Regression model achieved an overall accuracy of </w:t>
+      </w:r>
+      <w:r>
+        <w:rPr>
+          <w:rFonts w:ascii="Times New Roman" w:hAnsi="Times New Roman" w:cs="Times New Roman"/>
+          <w:b/>
+          <w:bCs/>
           <w:sz w:val="28"/>
           <w:szCs w:val="28"/>
           <w:lang w:val="en-US"/>
@@ -18834,6 +18833,134 @@
     </w:p>
     <w:p>
       <w:pPr>
+        <w:spacing w:line="360" w:lineRule="auto"/>
+        <w:jc w:val="both"/>
+        <w:rPr>
+          <w:rFonts w:ascii="Times New Roman" w:hAnsi="Times New Roman" w:cs="Times New Roman"/>
+          <w:sz w:val="28"/>
+          <w:szCs w:val="28"/>
+          <w:lang w:val="en-US"/>
+        </w:rPr>
+      </w:pPr>
+      <w:r>
+        <w:rPr>
+          <w:rFonts w:ascii="Times New Roman" w:hAnsi="Times New Roman" w:cs="Times New Roman"/>
+          <w:sz w:val="28"/>
+          <w:szCs w:val="28"/>
+          <w:lang w:val="en-US"/>
+        </w:rPr>
+        <w:t>Another important issue highlighted in recent research</w:t>
+      </w:r>
+      <w:r>
+        <w:rPr>
+          <w:rFonts w:ascii="Times New Roman" w:hAnsi="Times New Roman" w:cs="Times New Roman"/>
+          <w:sz w:val="28"/>
+          <w:szCs w:val="28"/>
+          <w:lang w:val="en-US"/>
+        </w:rPr>
+        <w:t xml:space="preserve"> </w:t>
+      </w:r>
+      <w:r>
+        <w:rPr>
+          <w:rFonts w:ascii="Times New Roman" w:hAnsi="Times New Roman" w:cs="Times New Roman"/>
+          <w:sz w:val="28"/>
+          <w:szCs w:val="28"/>
+          <w:lang w:val="en-US"/>
+        </w:rPr>
+        <w:t>is the impact of class imbalance on model performance. Studies have shown that rare emotion categories are consistently more difficult to classify, even when using advanced transformer-based architectures. This limitation is particularly relevant for real-world datasets, where certain emotions naturally occur less frequently. The findings of this study confirm this observation, as minority classes such as fear and disgust remain challenging for both baseline and advanced models</w:t>
+      </w:r>
+      <w:r>
+        <w:rPr>
+          <w:rFonts w:ascii="Times New Roman" w:hAnsi="Times New Roman" w:cs="Times New Roman"/>
+          <w:sz w:val="28"/>
+          <w:szCs w:val="28"/>
+          <w:lang w:val="en-US"/>
+        </w:rPr>
+        <w:t xml:space="preserve"> </w:t>
+      </w:r>
+      <w:r>
+        <w:rPr>
+          <w:rFonts w:ascii="Times New Roman" w:hAnsi="Times New Roman" w:cs="Times New Roman"/>
+          <w:sz w:val="28"/>
+          <w:szCs w:val="28"/>
+          <w:lang w:val="en-US"/>
+        </w:rPr>
+        <w:t>[</w:t>
+      </w:r>
+      <w:r>
+        <w:rPr>
+          <w:rFonts w:ascii="Times New Roman" w:hAnsi="Times New Roman" w:cs="Times New Roman"/>
+          <w:sz w:val="28"/>
+          <w:szCs w:val="28"/>
+          <w:lang w:val="en-US"/>
+        </w:rPr>
+        <w:fldChar w:fldCharType="begin"/>
+      </w:r>
+      <w:r>
+        <w:rPr>
+          <w:rFonts w:ascii="Times New Roman" w:hAnsi="Times New Roman" w:cs="Times New Roman"/>
+          <w:sz w:val="28"/>
+          <w:szCs w:val="28"/>
+          <w:lang w:val="en-US"/>
+        </w:rPr>
+        <w:instrText xml:space="preserve"> REF _Ref229360356 \r \h </w:instrText>
+      </w:r>
+      <w:r>
+        <w:rPr>
+          <w:rFonts w:ascii="Times New Roman" w:hAnsi="Times New Roman" w:cs="Times New Roman"/>
+          <w:sz w:val="28"/>
+          <w:szCs w:val="28"/>
+          <w:lang w:val="en-US"/>
+        </w:rPr>
+      </w:r>
+      <w:r>
+        <w:rPr>
+          <w:rFonts w:ascii="Times New Roman" w:hAnsi="Times New Roman" w:cs="Times New Roman"/>
+          <w:sz w:val="28"/>
+          <w:szCs w:val="28"/>
+          <w:lang w:val="en-US"/>
+        </w:rPr>
+        <w:fldChar w:fldCharType="separate"/>
+      </w:r>
+      <w:r>
+        <w:rPr>
+          <w:rFonts w:ascii="Times New Roman" w:hAnsi="Times New Roman" w:cs="Times New Roman"/>
+          <w:sz w:val="28"/>
+          <w:szCs w:val="28"/>
+          <w:lang w:val="en-US"/>
+        </w:rPr>
+        <w:t>5</w:t>
+      </w:r>
+      <w:r>
+        <w:rPr>
+          <w:rFonts w:ascii="Times New Roman" w:hAnsi="Times New Roman" w:cs="Times New Roman"/>
+          <w:sz w:val="28"/>
+          <w:szCs w:val="28"/>
+          <w:lang w:val="en-US"/>
+        </w:rPr>
+        <w:fldChar w:fldCharType="end"/>
+      </w:r>
+      <w:r>
+        <w:rPr>
+          <w:rFonts w:ascii="Times New Roman" w:hAnsi="Times New Roman" w:cs="Times New Roman"/>
+          <w:sz w:val="28"/>
+          <w:szCs w:val="28"/>
+          <w:lang w:val="en-US"/>
+        </w:rPr>
+        <w:t>]</w:t>
+      </w:r>
+      <w:r>
+        <w:rPr>
+          <w:rFonts w:ascii="Times New Roman" w:hAnsi="Times New Roman" w:cs="Times New Roman"/>
+          <w:sz w:val="28"/>
+          <w:szCs w:val="28"/>
+          <w:lang w:val="en-US"/>
+        </w:rPr>
+        <w:t>.</w:t>
+      </w:r>
+    </w:p>
+    <w:p>
+      <w:pPr>
         <w:keepNext/>
         <w:spacing w:line="360" w:lineRule="auto"/>
         <w:jc w:val="both"/>
@@ -18844,7 +18971,7 @@
         </w:rPr>
         <w:lastRenderedPageBreak/>
         <w:drawing>
-          <wp:inline distT="0" distB="0" distL="0" distR="0" wp14:anchorId="434A2E97" wp14:editId="5E0CABDC">
+          <wp:inline distT="0" distB="0" distL="0" distR="0" wp14:anchorId="4A052EA7" wp14:editId="43DB8CEB">
             <wp:extent cx="5940425" cy="3941445"/>
             <wp:effectExtent l="0" t="0" r="3175" b="1905"/>
             <wp:docPr id="220769409" name="Рисунок 1"/>
@@ -18935,136 +19062,6 @@
     </w:p>
     <w:p>
       <w:pPr>
-        <w:pStyle w:val="2"/>
-        <w:rPr>
-          <w:rFonts w:ascii="Times New Roman" w:eastAsia="Arial" w:hAnsi="Times New Roman" w:cs="Times New Roman"/>
-          <w:b/>
-          <w:bCs/>
-          <w:color w:val="auto"/>
-          <w:sz w:val="28"/>
-          <w:szCs w:val="28"/>
-          <w:lang w:val="en-US" w:eastAsia="ru-RU"/>
-        </w:rPr>
-      </w:pPr>
-      <w:bookmarkStart w:id="47" w:name="_Toc230048434"/>
-      <w:r>
-        <w:rPr>
-          <w:rFonts w:ascii="Times New Roman" w:eastAsia="Arial" w:hAnsi="Times New Roman" w:cs="Times New Roman"/>
-          <w:b/>
-          <w:bCs/>
-          <w:color w:val="auto"/>
-          <w:sz w:val="28"/>
-          <w:szCs w:val="28"/>
-          <w:lang w:val="en-US" w:eastAsia="ru-RU"/>
-        </w:rPr>
-        <w:t>7</w:t>
-      </w:r>
-      <w:r>
-        <w:rPr>
-          <w:rFonts w:ascii="Times New Roman" w:eastAsia="Arial" w:hAnsi="Times New Roman" w:cs="Times New Roman"/>
-          <w:b/>
-          <w:bCs/>
-          <w:color w:val="auto"/>
-          <w:sz w:val="28"/>
-          <w:szCs w:val="28"/>
-          <w:lang w:val="en-US" w:eastAsia="ru-RU"/>
-        </w:rPr>
-        <w:t>.</w:t>
-      </w:r>
-      <w:r>
-        <w:rPr>
-          <w:rFonts w:ascii="Times New Roman" w:eastAsia="Arial" w:hAnsi="Times New Roman" w:cs="Times New Roman"/>
-          <w:b/>
-          <w:bCs/>
-          <w:color w:val="auto"/>
-          <w:sz w:val="28"/>
-          <w:szCs w:val="28"/>
-          <w:lang w:val="en-US" w:eastAsia="ru-RU"/>
-        </w:rPr>
-        <w:t>1</w:t>
-      </w:r>
-      <w:r>
-        <w:rPr>
-          <w:rFonts w:ascii="Times New Roman" w:eastAsia="Arial" w:hAnsi="Times New Roman" w:cs="Times New Roman"/>
-          <w:b/>
-          <w:bCs/>
-          <w:color w:val="auto"/>
-          <w:sz w:val="28"/>
-          <w:szCs w:val="28"/>
-          <w:lang w:val="en-US" w:eastAsia="ru-RU"/>
-        </w:rPr>
-        <w:t xml:space="preserve"> </w:t>
-      </w:r>
-      <w:proofErr w:type="spellStart"/>
-      <w:r>
-        <w:rPr>
-          <w:rFonts w:ascii="Times New Roman" w:eastAsia="Arial" w:hAnsi="Times New Roman" w:cs="Times New Roman"/>
-          <w:b/>
-          <w:bCs/>
-          <w:color w:val="auto"/>
-          <w:sz w:val="28"/>
-          <w:szCs w:val="28"/>
-          <w:lang w:eastAsia="ru-RU"/>
-        </w:rPr>
-        <w:t>Experimental</w:t>
-      </w:r>
-      <w:proofErr w:type="spellEnd"/>
-      <w:r>
-        <w:rPr>
-          <w:rFonts w:ascii="Times New Roman" w:eastAsia="Arial" w:hAnsi="Times New Roman" w:cs="Times New Roman"/>
-          <w:b/>
-          <w:bCs/>
-          <w:color w:val="auto"/>
-          <w:sz w:val="28"/>
-          <w:szCs w:val="28"/>
-          <w:lang w:eastAsia="ru-RU"/>
-        </w:rPr>
-        <w:t xml:space="preserve"> </w:t>
-      </w:r>
-      <w:proofErr w:type="spellStart"/>
-      <w:r>
-        <w:rPr>
-          <w:rFonts w:ascii="Times New Roman" w:eastAsia="Arial" w:hAnsi="Times New Roman" w:cs="Times New Roman"/>
-          <w:b/>
-          <w:bCs/>
-          <w:color w:val="auto"/>
-          <w:sz w:val="28"/>
-          <w:szCs w:val="28"/>
-          <w:lang w:eastAsia="ru-RU"/>
-        </w:rPr>
-        <w:t>Results</w:t>
-      </w:r>
-      <w:proofErr w:type="spellEnd"/>
-      <w:r>
-        <w:rPr>
-          <w:rFonts w:ascii="Times New Roman" w:eastAsia="Arial" w:hAnsi="Times New Roman" w:cs="Times New Roman"/>
-          <w:b/>
-          <w:bCs/>
-          <w:color w:val="auto"/>
-          <w:sz w:val="28"/>
-          <w:szCs w:val="28"/>
-          <w:lang w:eastAsia="ru-RU"/>
-        </w:rPr>
-        <w:t xml:space="preserve"> </w:t>
-      </w:r>
-      <w:proofErr w:type="spellStart"/>
-      <w:r>
-        <w:rPr>
-          <w:rFonts w:ascii="Times New Roman" w:eastAsia="Arial" w:hAnsi="Times New Roman" w:cs="Times New Roman"/>
-          <w:b/>
-          <w:bCs/>
-          <w:color w:val="auto"/>
-          <w:sz w:val="28"/>
-          <w:szCs w:val="28"/>
-          <w:lang w:eastAsia="ru-RU"/>
-        </w:rPr>
-        <w:t>Overview</w:t>
-      </w:r>
-      <w:bookmarkEnd w:id="47"/>
-      <w:proofErr w:type="spellEnd"/>
-    </w:p>
-    <w:p>
-      <w:pPr>
         <w:spacing w:line="360" w:lineRule="auto"/>
         <w:jc w:val="both"/>
         <w:rPr>
@@ -19081,7 +19078,7 @@
           <w:szCs w:val="28"/>
           <w:lang w:val="en-US"/>
         </w:rPr>
-        <w:t>The performance of the models was evaluated using standard classification metrics, including accuracy, precision, recall, and F1-score.</w:t>
+        <w:t>The Logistic Regression model achieved an overall accuracy of 0.88. However, its performance varied significantly across classes. It performed well on majority classes such as neutral and happiness, achieving high F1-scores due to their dominance in the dataset.</w:t>
       </w:r>
     </w:p>
     <w:p>
@@ -19102,156 +19099,6 @@
           <w:szCs w:val="28"/>
           <w:lang w:val="en-US"/>
         </w:rPr>
-        <w:t>Another important issue highlighted in recent research</w:t>
-      </w:r>
-      <w:r>
-        <w:rPr>
-          <w:rFonts w:ascii="Times New Roman" w:hAnsi="Times New Roman" w:cs="Times New Roman"/>
-          <w:sz w:val="28"/>
-          <w:szCs w:val="28"/>
-          <w:lang w:val="en-US"/>
-        </w:rPr>
-        <w:t xml:space="preserve"> </w:t>
-      </w:r>
-      <w:r>
-        <w:rPr>
-          <w:rFonts w:ascii="Times New Roman" w:hAnsi="Times New Roman" w:cs="Times New Roman"/>
-          <w:sz w:val="28"/>
-          <w:szCs w:val="28"/>
-          <w:lang w:val="en-US"/>
-        </w:rPr>
-        <w:t>is the impact of class imbalance on model performance. Studies have shown that rare emotion categories are consistently more difficult to classify, even when using advanced transformer-based architectures. This limitation is particularly relevant for real-world datasets, where certain emotions naturally occur less frequently. The findings of this study confirm this observation, as minority classes such as fear and disgust remain challenging for both baseline and advanced models</w:t>
-      </w:r>
-      <w:r>
-        <w:rPr>
-          <w:rFonts w:ascii="Times New Roman" w:hAnsi="Times New Roman" w:cs="Times New Roman"/>
-          <w:sz w:val="28"/>
-          <w:szCs w:val="28"/>
-          <w:lang w:val="en-US"/>
-        </w:rPr>
-        <w:t xml:space="preserve"> </w:t>
-      </w:r>
-      <w:r>
-        <w:rPr>
-          <w:rFonts w:ascii="Times New Roman" w:hAnsi="Times New Roman" w:cs="Times New Roman"/>
-          <w:sz w:val="28"/>
-          <w:szCs w:val="28"/>
-          <w:lang w:val="en-US"/>
-        </w:rPr>
-        <w:t>[</w:t>
-      </w:r>
-      <w:r>
-        <w:rPr>
-          <w:rFonts w:ascii="Times New Roman" w:hAnsi="Times New Roman" w:cs="Times New Roman"/>
-          <w:sz w:val="28"/>
-          <w:szCs w:val="28"/>
-          <w:lang w:val="en-US"/>
-        </w:rPr>
-        <w:fldChar w:fldCharType="begin"/>
-      </w:r>
-      <w:r>
-        <w:rPr>
-          <w:rFonts w:ascii="Times New Roman" w:hAnsi="Times New Roman" w:cs="Times New Roman"/>
-          <w:sz w:val="28"/>
-          <w:szCs w:val="28"/>
-          <w:lang w:val="en-US"/>
-        </w:rPr>
-        <w:instrText xml:space="preserve"> REF _Ref229360356 \r \h </w:instrText>
-      </w:r>
-      <w:r>
-        <w:rPr>
-          <w:rFonts w:ascii="Times New Roman" w:hAnsi="Times New Roman" w:cs="Times New Roman"/>
-          <w:sz w:val="28"/>
-          <w:szCs w:val="28"/>
-          <w:lang w:val="en-US"/>
-        </w:rPr>
-      </w:r>
-      <w:r>
-        <w:rPr>
-          <w:rFonts w:ascii="Times New Roman" w:hAnsi="Times New Roman" w:cs="Times New Roman"/>
-          <w:sz w:val="28"/>
-          <w:szCs w:val="28"/>
-          <w:lang w:val="en-US"/>
-        </w:rPr>
-        <w:fldChar w:fldCharType="separate"/>
-      </w:r>
-      <w:r>
-        <w:rPr>
-          <w:rFonts w:ascii="Times New Roman" w:hAnsi="Times New Roman" w:cs="Times New Roman"/>
-          <w:sz w:val="28"/>
-          <w:szCs w:val="28"/>
-          <w:lang w:val="en-US"/>
-        </w:rPr>
-        <w:t>5</w:t>
-      </w:r>
-      <w:r>
-        <w:rPr>
-          <w:rFonts w:ascii="Times New Roman" w:hAnsi="Times New Roman" w:cs="Times New Roman"/>
-          <w:sz w:val="28"/>
-          <w:szCs w:val="28"/>
-          <w:lang w:val="en-US"/>
-        </w:rPr>
-        <w:fldChar w:fldCharType="end"/>
-      </w:r>
-      <w:r>
-        <w:rPr>
-          <w:rFonts w:ascii="Times New Roman" w:hAnsi="Times New Roman" w:cs="Times New Roman"/>
-          <w:sz w:val="28"/>
-          <w:szCs w:val="28"/>
-          <w:lang w:val="en-US"/>
-        </w:rPr>
-        <w:t>]</w:t>
-      </w:r>
-      <w:r>
-        <w:rPr>
-          <w:rFonts w:ascii="Times New Roman" w:hAnsi="Times New Roman" w:cs="Times New Roman"/>
-          <w:sz w:val="28"/>
-          <w:szCs w:val="28"/>
-          <w:lang w:val="en-US"/>
-        </w:rPr>
-        <w:t>.</w:t>
-      </w:r>
-    </w:p>
-    <w:p>
-      <w:pPr>
-        <w:spacing w:line="360" w:lineRule="auto"/>
-        <w:jc w:val="both"/>
-        <w:rPr>
-          <w:rFonts w:ascii="Times New Roman" w:hAnsi="Times New Roman" w:cs="Times New Roman"/>
-          <w:sz w:val="28"/>
-          <w:szCs w:val="28"/>
-          <w:lang w:val="en-US"/>
-        </w:rPr>
-      </w:pPr>
-      <w:r>
-        <w:rPr>
-          <w:rFonts w:ascii="Times New Roman" w:hAnsi="Times New Roman" w:cs="Times New Roman"/>
-          <w:sz w:val="28"/>
-          <w:szCs w:val="28"/>
-          <w:lang w:val="en-US"/>
-        </w:rPr>
-        <w:t>The Logistic Regression model achieved an overall accuracy of 0.88. However, its performance varied significantly across classes. It performed well on majority classes such as neutral and happiness, achieving high F1-scores due to their dominance in the dataset.</w:t>
-      </w:r>
-    </w:p>
-    <w:p>
-      <w:pPr>
-        <w:spacing w:line="360" w:lineRule="auto"/>
-        <w:jc w:val="both"/>
-        <w:rPr>
-          <w:rFonts w:ascii="Times New Roman" w:hAnsi="Times New Roman" w:cs="Times New Roman"/>
-          <w:sz w:val="28"/>
-          <w:szCs w:val="28"/>
-          <w:lang w:val="en-US"/>
-        </w:rPr>
-      </w:pPr>
-      <w:r>
-        <w:rPr>
-          <w:rFonts w:ascii="Times New Roman" w:hAnsi="Times New Roman" w:cs="Times New Roman"/>
-          <w:sz w:val="28"/>
-          <w:szCs w:val="28"/>
-          <w:lang w:val="en-US"/>
-        </w:rPr>
-        <w:lastRenderedPageBreak/>
         <w:t xml:space="preserve">At the same time, the model showed limited ability to correctly classify minority classes such as fear and disgust. </w:t>
       </w:r>
     </w:p>
@@ -19268,6 +19115,7 @@
           <w:sz w:val="28"/>
           <w:szCs w:val="28"/>
         </w:rPr>
+        <w:lastRenderedPageBreak/>
         <w:drawing>
           <wp:inline distT="0" distB="0" distL="0" distR="0" wp14:anchorId="198A04FF" wp14:editId="455575B4">
             <wp:extent cx="5940425" cy="3383280"/>
@@ -19398,7 +19246,7 @@
           <w:lang w:val="en-US" w:eastAsia="ru-RU"/>
         </w:rPr>
       </w:pPr>
-      <w:bookmarkStart w:id="48" w:name="_Toc230048435"/>
+      <w:bookmarkStart w:id="49" w:name="_Toc230303454"/>
       <w:r>
         <w:rPr>
           <w:rFonts w:ascii="Times New Roman" w:eastAsia="Arial" w:hAnsi="Times New Roman" w:cs="Times New Roman"/>
@@ -19447,7 +19295,6 @@
         </w:rPr>
         <w:t xml:space="preserve"> </w:t>
       </w:r>
-      <w:proofErr w:type="spellStart"/>
       <w:r>
         <w:rPr>
           <w:rFonts w:ascii="Times New Roman" w:eastAsia="Arial" w:hAnsi="Times New Roman" w:cs="Times New Roman"/>
@@ -19456,24 +19303,11 @@
           <w:color w:val="auto"/>
           <w:sz w:val="28"/>
           <w:szCs w:val="28"/>
-          <w:lang w:eastAsia="ru-RU"/>
-        </w:rPr>
-        <w:t>Confusion</w:t>
-      </w:r>
-      <w:proofErr w:type="spellEnd"/>
-      <w:r>
-        <w:rPr>
-          <w:rFonts w:ascii="Times New Roman" w:eastAsia="Arial" w:hAnsi="Times New Roman" w:cs="Times New Roman"/>
-          <w:b/>
-          <w:bCs/>
-          <w:color w:val="auto"/>
-          <w:sz w:val="28"/>
-          <w:szCs w:val="28"/>
-          <w:lang w:eastAsia="ru-RU"/>
-        </w:rPr>
-        <w:t xml:space="preserve"> Matrix Analysis</w:t>
-      </w:r>
-      <w:bookmarkEnd w:id="48"/>
+          <w:lang w:val="en-US" w:eastAsia="ru-RU"/>
+        </w:rPr>
+        <w:t>Confusion Matrix Analysis</w:t>
+      </w:r>
+      <w:bookmarkEnd w:id="49"/>
     </w:p>
     <w:p>
       <w:pPr>
@@ -19523,16 +19357,109 @@
           <w:szCs w:val="28"/>
           <w:lang w:val="en-US"/>
         </w:rPr>
-        <w:t xml:space="preserve"> (figure 6)</w:t>
-      </w:r>
-      <w:r>
-        <w:rPr>
-          <w:rFonts w:ascii="Times New Roman" w:hAnsi="Times New Roman" w:cs="Times New Roman"/>
-          <w:sz w:val="28"/>
-          <w:szCs w:val="28"/>
-          <w:lang w:val="en-US"/>
-        </w:rPr>
-        <w:t xml:space="preserve"> for the Logistic Regression model shows a strong bias toward majority classes, particularly </w:t>
+        <w:t xml:space="preserve"> </w:t>
+      </w:r>
+      <w:r>
+        <w:rPr>
+          <w:rFonts w:ascii="Times New Roman" w:hAnsi="Times New Roman" w:cs="Times New Roman"/>
+          <w:sz w:val="28"/>
+          <w:szCs w:val="28"/>
+          <w:lang w:val="en-US"/>
+        </w:rPr>
+        <w:t>[</w:t>
+      </w:r>
+      <w:r>
+        <w:rPr>
+          <w:rFonts w:ascii="Times New Roman" w:hAnsi="Times New Roman" w:cs="Times New Roman"/>
+          <w:sz w:val="28"/>
+          <w:szCs w:val="28"/>
+          <w:lang w:val="en-US"/>
+        </w:rPr>
+        <w:fldChar w:fldCharType="begin"/>
+      </w:r>
+      <w:r>
+        <w:rPr>
+          <w:rFonts w:ascii="Times New Roman" w:hAnsi="Times New Roman" w:cs="Times New Roman"/>
+          <w:sz w:val="28"/>
+          <w:szCs w:val="28"/>
+          <w:lang w:val="en-US"/>
+        </w:rPr>
+        <w:instrText xml:space="preserve"> REF _Ref230302868 \h </w:instrText>
+      </w:r>
+      <w:r>
+        <w:rPr>
+          <w:rFonts w:ascii="Times New Roman" w:hAnsi="Times New Roman" w:cs="Times New Roman"/>
+          <w:sz w:val="28"/>
+          <w:szCs w:val="28"/>
+          <w:lang w:val="en-US"/>
+        </w:rPr>
+      </w:r>
+      <w:r>
+        <w:rPr>
+          <w:rFonts w:ascii="Times New Roman" w:hAnsi="Times New Roman" w:cs="Times New Roman"/>
+          <w:sz w:val="28"/>
+          <w:szCs w:val="28"/>
+          <w:lang w:val="en-US"/>
+        </w:rPr>
+        <w:fldChar w:fldCharType="separate"/>
+      </w:r>
+      <w:r>
+        <w:rPr>
+          <w:lang w:val="en-US"/>
+        </w:rPr>
+        <w:t>Fig</w:t>
+      </w:r>
+      <w:r>
+        <w:rPr>
+          <w:lang w:val="en-US"/>
+        </w:rPr>
+        <w:t>u</w:t>
+      </w:r>
+      <w:r>
+        <w:rPr>
+          <w:lang w:val="en-US"/>
+        </w:rPr>
+        <w:t>r</w:t>
+      </w:r>
+      <w:r>
+        <w:rPr>
+          <w:lang w:val="en-US"/>
+        </w:rPr>
+        <w:t xml:space="preserve">e </w:t>
+      </w:r>
+      <w:r>
+        <w:rPr>
+          <w:noProof/>
+          <w:lang w:val="en-US"/>
+        </w:rPr>
+        <w:t>20</w:t>
+      </w:r>
+      <w:r>
+        <w:rPr>
+          <w:rFonts w:ascii="Times New Roman" w:hAnsi="Times New Roman" w:cs="Times New Roman"/>
+          <w:sz w:val="28"/>
+          <w:szCs w:val="28"/>
+          <w:lang w:val="en-US"/>
+        </w:rPr>
+        <w:fldChar w:fldCharType="end"/>
+      </w:r>
+      <w:r>
+        <w:rPr>
+          <w:rFonts w:ascii="Times New Roman" w:hAnsi="Times New Roman" w:cs="Times New Roman"/>
+          <w:sz w:val="28"/>
+          <w:szCs w:val="28"/>
+          <w:lang w:val="en-US"/>
+        </w:rPr>
+        <w:t xml:space="preserve">] </w:t>
+      </w:r>
+      <w:r>
+        <w:rPr>
+          <w:rFonts w:ascii="Times New Roman" w:hAnsi="Times New Roman" w:cs="Times New Roman"/>
+          <w:sz w:val="28"/>
+          <w:szCs w:val="28"/>
+          <w:lang w:val="en-US"/>
+        </w:rPr>
+        <w:t xml:space="preserve">for the Logistic Regression model shows a strong bias toward majority classes, particularly </w:t>
       </w:r>
       <w:r>
         <w:rPr>
@@ -19714,7 +19641,6 @@
           <w:szCs w:val="28"/>
           <w:lang w:val="en-US"/>
         </w:rPr>
-        <w:lastRenderedPageBreak/>
         <w:t>Overall, the matrix confirms that Logistic Regression is heavily affected by class imbalance and tends to favor frequent classes, resulting in poor performance on underrepresented emotions.</w:t>
       </w:r>
     </w:p>
@@ -19801,7 +19727,7 @@
           <w:lang w:val="en-US"/>
         </w:rPr>
       </w:pPr>
-      <w:bookmarkStart w:id="49" w:name="_Ref229360113"/>
+      <w:bookmarkStart w:id="50" w:name="_Ref229360113"/>
       <w:r>
         <w:rPr>
           <w:lang w:val="en-US"/>
@@ -19830,7 +19756,7 @@
       <w:r>
         <w:fldChar w:fldCharType="end"/>
       </w:r>
-      <w:bookmarkEnd w:id="49"/>
+      <w:bookmarkEnd w:id="50"/>
     </w:p>
     <w:p>
       <w:pPr>
@@ -19859,7 +19785,7 @@
           <w:szCs w:val="28"/>
           <w:lang w:val="en-US"/>
         </w:rPr>
-        <w:t>(</w:t>
+        <w:t>[</w:t>
       </w:r>
       <w:r>
         <w:rPr>
@@ -19907,7 +19833,7 @@
           <w:noProof/>
           <w:lang w:val="en-US"/>
         </w:rPr>
-        <w:t>6</w:t>
+        <w:t>19</w:t>
       </w:r>
       <w:r>
         <w:rPr>
@@ -19925,7 +19851,7 @@
           <w:szCs w:val="28"/>
           <w:lang w:val="en-US"/>
         </w:rPr>
-        <w:t xml:space="preserve">) </w:t>
+        <w:t xml:space="preserve">] </w:t>
       </w:r>
       <w:r>
         <w:rPr>
@@ -20171,6 +20097,7 @@
           <w:lang w:val="en-US"/>
         </w:rPr>
       </w:pPr>
+      <w:bookmarkStart w:id="51" w:name="_Ref230302868"/>
       <w:r>
         <w:rPr>
           <w:lang w:val="en-US"/>
@@ -20199,6 +20126,7 @@
       <w:r>
         <w:fldChar w:fldCharType="end"/>
       </w:r>
+      <w:bookmarkEnd w:id="51"/>
     </w:p>
     <w:p>
       <w:pPr>
@@ -20396,7 +20324,7 @@
           <w:lang w:val="en-US" w:eastAsia="ru-RU"/>
         </w:rPr>
       </w:pPr>
-      <w:bookmarkStart w:id="50" w:name="_Toc230048436"/>
+      <w:bookmarkStart w:id="52" w:name="_Toc230303455"/>
       <w:r>
         <w:rPr>
           <w:rFonts w:ascii="Times New Roman" w:eastAsia="Arial" w:hAnsi="Times New Roman" w:cs="Times New Roman"/>
@@ -20489,11 +20417,11 @@
           <w:color w:val="auto"/>
           <w:sz w:val="28"/>
           <w:szCs w:val="28"/>
-          <w:lang w:eastAsia="ru-RU"/>
+          <w:lang w:val="en-US" w:eastAsia="ru-RU"/>
         </w:rPr>
         <w:t>Performance</w:t>
       </w:r>
-      <w:bookmarkEnd w:id="50"/>
+      <w:bookmarkEnd w:id="52"/>
     </w:p>
     <w:p>
       <w:pPr>
@@ -20960,7 +20888,7 @@
           <w:lang w:val="en-US" w:eastAsia="ru-RU"/>
         </w:rPr>
       </w:pPr>
-      <w:bookmarkStart w:id="51" w:name="_Toc230048437"/>
+      <w:bookmarkStart w:id="53" w:name="_Toc230303456"/>
       <w:r>
         <w:rPr>
           <w:rFonts w:ascii="Times New Roman" w:eastAsia="Arial" w:hAnsi="Times New Roman" w:cs="Times New Roman"/>
@@ -21021,7 +20949,7 @@
         </w:rPr>
         <w:t>Training Dynamics of BERT</w:t>
       </w:r>
-      <w:bookmarkEnd w:id="51"/>
+      <w:bookmarkEnd w:id="53"/>
     </w:p>
     <w:p>
       <w:pPr>
@@ -21209,7 +21137,7 @@
           <w:lang w:val="en-US" w:eastAsia="ru-RU"/>
         </w:rPr>
       </w:pPr>
-      <w:bookmarkStart w:id="52" w:name="_Toc230048438"/>
+      <w:bookmarkStart w:id="54" w:name="_Toc230303457"/>
       <w:r>
         <w:rPr>
           <w:rFonts w:ascii="Times New Roman" w:eastAsia="Arial" w:hAnsi="Times New Roman" w:cs="Times New Roman"/>
@@ -21282,7 +21210,7 @@
         </w:rPr>
         <w:t>Model Explainability and Interpretation</w:t>
       </w:r>
-      <w:bookmarkEnd w:id="52"/>
+      <w:bookmarkEnd w:id="54"/>
     </w:p>
     <w:p>
       <w:pPr>
@@ -22021,7 +21949,7 @@
           <w:lang w:val="en-US" w:eastAsia="ru-RU"/>
         </w:rPr>
       </w:pPr>
-      <w:bookmarkStart w:id="53" w:name="_Ref229611499"/>
+      <w:bookmarkStart w:id="55" w:name="_Ref229611499"/>
       <w:r>
         <w:rPr>
           <w:lang w:val="en-US"/>
@@ -22050,7 +21978,7 @@
       <w:r>
         <w:fldChar w:fldCharType="end"/>
       </w:r>
-      <w:bookmarkEnd w:id="53"/>
+      <w:bookmarkEnd w:id="55"/>
     </w:p>
     <w:p>
       <w:pPr>
@@ -22344,7 +22272,7 @@
           <w:lang w:val="en-US" w:eastAsia="ru-RU"/>
         </w:rPr>
       </w:pPr>
-      <w:bookmarkStart w:id="54" w:name="_Ref229611700"/>
+      <w:bookmarkStart w:id="56" w:name="_Ref229611700"/>
       <w:r>
         <w:rPr>
           <w:lang w:val="en-US"/>
@@ -22373,7 +22301,7 @@
       <w:r>
         <w:fldChar w:fldCharType="end"/>
       </w:r>
-      <w:bookmarkEnd w:id="54"/>
+      <w:bookmarkEnd w:id="56"/>
     </w:p>
     <w:p>
       <w:pPr>
@@ -22538,7 +22466,7 @@
           <w:lang w:val="en-US" w:eastAsia="ru-RU"/>
         </w:rPr>
       </w:pPr>
-      <w:bookmarkStart w:id="55" w:name="_Toc230048439"/>
+      <w:bookmarkStart w:id="57" w:name="_Toc230303458"/>
       <w:r>
         <w:rPr>
           <w:rFonts w:ascii="Times New Roman" w:eastAsia="Arial" w:hAnsi="Times New Roman" w:cs="Times New Roman"/>
@@ -22599,7 +22527,7 @@
         </w:rPr>
         <w:t>Statistical Significance Analysis</w:t>
       </w:r>
-      <w:bookmarkEnd w:id="55"/>
+      <w:bookmarkEnd w:id="57"/>
     </w:p>
     <w:p>
       <w:pPr>
@@ -22866,7 +22794,7 @@
           <w:lang w:val="en-US" w:eastAsia="ru-RU"/>
         </w:rPr>
       </w:pPr>
-      <w:bookmarkStart w:id="56" w:name="_Toc230048440"/>
+      <w:bookmarkStart w:id="58" w:name="_Toc230303459"/>
       <w:r>
         <w:rPr>
           <w:rFonts w:ascii="Times New Roman" w:eastAsia="Arial" w:hAnsi="Times New Roman" w:cs="Times New Roman"/>
@@ -22915,7 +22843,6 @@
         </w:rPr>
         <w:t xml:space="preserve"> </w:t>
       </w:r>
-      <w:proofErr w:type="spellStart"/>
       <w:r>
         <w:rPr>
           <w:rFonts w:ascii="Times New Roman" w:eastAsia="Arial" w:hAnsi="Times New Roman" w:cs="Times New Roman"/>
@@ -22924,24 +22851,11 @@
           <w:color w:val="auto"/>
           <w:sz w:val="28"/>
           <w:szCs w:val="28"/>
-          <w:lang w:eastAsia="ru-RU"/>
-        </w:rPr>
-        <w:t>Comparative</w:t>
-      </w:r>
-      <w:proofErr w:type="spellEnd"/>
-      <w:r>
-        <w:rPr>
-          <w:rFonts w:ascii="Times New Roman" w:eastAsia="Arial" w:hAnsi="Times New Roman" w:cs="Times New Roman"/>
-          <w:b/>
-          <w:bCs/>
-          <w:color w:val="auto"/>
-          <w:sz w:val="28"/>
-          <w:szCs w:val="28"/>
-          <w:lang w:eastAsia="ru-RU"/>
-        </w:rPr>
-        <w:t xml:space="preserve"> Performance Analysis</w:t>
-      </w:r>
-      <w:bookmarkEnd w:id="56"/>
+          <w:lang w:val="en-US" w:eastAsia="ru-RU"/>
+        </w:rPr>
+        <w:t>Comparative Performance Analysis</w:t>
+      </w:r>
+      <w:bookmarkEnd w:id="58"/>
     </w:p>
     <w:p>
       <w:pPr>
@@ -23155,7 +23069,7 @@
           <w:lang w:val="en-US" w:eastAsia="ru-RU"/>
         </w:rPr>
       </w:pPr>
-      <w:bookmarkStart w:id="57" w:name="_Toc230048441"/>
+      <w:bookmarkStart w:id="59" w:name="_Toc230303460"/>
       <w:r>
         <w:rPr>
           <w:rFonts w:ascii="Times New Roman" w:eastAsia="Arial" w:hAnsi="Times New Roman" w:cs="Times New Roman"/>
@@ -23168,7 +23082,7 @@
         </w:rPr>
         <w:t>Discussion</w:t>
       </w:r>
-      <w:bookmarkEnd w:id="57"/>
+      <w:bookmarkEnd w:id="59"/>
     </w:p>
     <w:p>
       <w:pPr>
@@ -23383,7 +23297,7 @@
           <w:lang w:val="en-US" w:eastAsia="ru-RU"/>
         </w:rPr>
       </w:pPr>
-      <w:bookmarkStart w:id="58" w:name="_Toc230048442"/>
+      <w:bookmarkStart w:id="60" w:name="_Toc230303461"/>
       <w:r>
         <w:rPr>
           <w:rFonts w:ascii="Times New Roman" w:eastAsia="Arial" w:hAnsi="Times New Roman" w:cs="Times New Roman"/>
@@ -23420,7 +23334,7 @@
         </w:rPr>
         <w:t xml:space="preserve"> Limitations</w:t>
       </w:r>
-      <w:bookmarkEnd w:id="58"/>
+      <w:bookmarkEnd w:id="60"/>
     </w:p>
     <w:p>
       <w:pPr>
@@ -23724,7 +23638,7 @@
           <w:lang w:val="en-US" w:eastAsia="ru-RU"/>
         </w:rPr>
       </w:pPr>
-      <w:bookmarkStart w:id="59" w:name="_Toc230048443"/>
+      <w:bookmarkStart w:id="61" w:name="_Toc230303462"/>
       <w:r>
         <w:rPr>
           <w:rFonts w:ascii="Times New Roman" w:eastAsia="Arial" w:hAnsi="Times New Roman" w:cs="Times New Roman"/>
@@ -23737,7 +23651,7 @@
         </w:rPr>
         <w:t>Conclusion</w:t>
       </w:r>
-      <w:bookmarkEnd w:id="59"/>
+      <w:bookmarkEnd w:id="61"/>
     </w:p>
     <w:p>
       <w:pPr>
@@ -23919,7 +23833,7 @@
     <w:p>
       <w:pPr>
         <w:rPr>
-          <w:lang w:eastAsia="ru-RU"/>
+          <w:lang w:val="en-US" w:eastAsia="ru-RU"/>
         </w:rPr>
       </w:pPr>
       <w:r>
@@ -23930,7 +23844,7 @@
       </w:r>
       <w:r>
         <w:rPr>
-          <w:lang w:eastAsia="ru-RU"/>
+          <w:lang w:val="en-US" w:eastAsia="ru-RU"/>
         </w:rPr>
         <w:lastRenderedPageBreak/>
         <w:tab/>
@@ -23954,7 +23868,7 @@
           <w:lang w:val="en-US" w:eastAsia="ru-RU"/>
         </w:rPr>
       </w:pPr>
-      <w:bookmarkStart w:id="60" w:name="_Toc230048444"/>
+      <w:bookmarkStart w:id="62" w:name="_Toc230303463"/>
       <w:r>
         <w:rPr>
           <w:rFonts w:ascii="Times New Roman" w:eastAsia="Arial" w:hAnsi="Times New Roman" w:cs="Times New Roman"/>
@@ -23967,7 +23881,7 @@
         </w:rPr>
         <w:t>References</w:t>
       </w:r>
-      <w:bookmarkEnd w:id="60"/>
+      <w:bookmarkEnd w:id="62"/>
     </w:p>
     <w:p>
       <w:pPr>
@@ -24259,7 +24173,7 @@
           <w:lang w:val="en-US" w:eastAsia="ru-RU"/>
         </w:rPr>
       </w:pPr>
-      <w:bookmarkStart w:id="61" w:name="_Ref229360356"/>
+      <w:bookmarkStart w:id="63" w:name="_Ref229360356"/>
       <w:r>
         <w:rPr>
           <w:rFonts w:ascii="Times New Roman" w:eastAsia="Times New Roman" w:hAnsi="Times New Roman" w:cs="Times New Roman"/>
@@ -24320,7 +24234,7 @@
         </w:rPr>
         <w:t>M </w:t>
       </w:r>
-      <w:bookmarkEnd w:id="61"/>
+      <w:bookmarkEnd w:id="63"/>
       <w:r>
         <w:rPr>
           <w:rFonts w:ascii="Times New Roman" w:eastAsia="Times New Roman" w:hAnsi="Times New Roman" w:cs="Times New Roman"/>
@@ -24613,7 +24527,7 @@
         </w:rPr>
         <w:t>, </w:t>
       </w:r>
-      <w:bookmarkStart w:id="62" w:name="bau0005-profile"/>
+      <w:bookmarkStart w:id="64" w:name="bau0005-profile"/>
       <w:r>
         <w:rPr>
           <w:rFonts w:ascii="Times New Roman" w:eastAsia="Times New Roman" w:hAnsi="Times New Roman" w:cs="Times New Roman"/>
@@ -24665,7 +24579,7 @@
         </w:rPr>
         <w:fldChar w:fldCharType="end"/>
       </w:r>
-      <w:bookmarkEnd w:id="62"/>
+      <w:bookmarkEnd w:id="64"/>
       <w:r>
         <w:rPr>
           <w:rFonts w:ascii="Times New Roman" w:eastAsia="Times New Roman" w:hAnsi="Times New Roman" w:cs="Times New Roman"/>
@@ -24673,7 +24587,7 @@
         </w:rPr>
         <w:t>, </w:t>
       </w:r>
-      <w:bookmarkStart w:id="63" w:name="bau0006-profile"/>
+      <w:bookmarkStart w:id="65" w:name="bau0006-profile"/>
       <w:r>
         <w:rPr>
           <w:rFonts w:ascii="Times New Roman" w:eastAsia="Times New Roman" w:hAnsi="Times New Roman" w:cs="Times New Roman"/>
@@ -24725,7 +24639,7 @@
         </w:rPr>
         <w:fldChar w:fldCharType="end"/>
       </w:r>
-      <w:bookmarkEnd w:id="63"/>
+      <w:bookmarkEnd w:id="65"/>
       <w:r>
         <w:rPr>
           <w:rFonts w:ascii="Times New Roman" w:eastAsia="Times New Roman" w:hAnsi="Times New Roman" w:cs="Times New Roman"/>
@@ -24733,7 +24647,7 @@
         </w:rPr>
         <w:t>, </w:t>
       </w:r>
-      <w:bookmarkStart w:id="64" w:name="bau0007-profile"/>
+      <w:bookmarkStart w:id="66" w:name="bau0007-profile"/>
       <w:r>
         <w:rPr>
           <w:rFonts w:ascii="Times New Roman" w:eastAsia="Times New Roman" w:hAnsi="Times New Roman" w:cs="Times New Roman"/>
@@ -24785,7 +24699,7 @@
         </w:rPr>
         <w:fldChar w:fldCharType="end"/>
       </w:r>
-      <w:bookmarkEnd w:id="64"/>
+      <w:bookmarkEnd w:id="66"/>
       <w:r>
         <w:rPr>
           <w:rFonts w:ascii="Times New Roman" w:eastAsia="Times New Roman" w:hAnsi="Times New Roman" w:cs="Times New Roman"/>
@@ -24820,7 +24734,7 @@
           <w:lang w:val="en-US" w:eastAsia="ru-RU"/>
         </w:rPr>
       </w:pPr>
-      <w:bookmarkStart w:id="65" w:name="_Ref229521388"/>
+      <w:bookmarkStart w:id="67" w:name="_Ref229521388"/>
       <w:r>
         <w:rPr>
           <w:rFonts w:ascii="Times New Roman" w:eastAsia="Times New Roman" w:hAnsi="Times New Roman" w:cs="Times New Roman"/>
@@ -24870,7 +24784,7 @@
         </w:rPr>
         <w:t>https://arxiv.org/pdf/2304.10557</w:t>
       </w:r>
-      <w:bookmarkEnd w:id="65"/>
+      <w:bookmarkEnd w:id="67"/>
     </w:p>
     <w:p>
       <w:pPr>
@@ -25029,7 +24943,7 @@
         </w:rPr>
         <w:t xml:space="preserve"> </w:t>
       </w:r>
-      <w:bookmarkStart w:id="66" w:name="_Ref229965842"/>
+      <w:bookmarkStart w:id="68" w:name="_Ref229965842"/>
       <w:r>
         <w:rPr>
           <w:rFonts w:ascii="Times New Roman" w:eastAsia="Times New Roman" w:hAnsi="Times New Roman" w:cs="Times New Roman"/>
@@ -25114,7 +25028,7 @@
           <w:t>https://arxiv.org/abs/1806.00674</w:t>
         </w:r>
       </w:hyperlink>
-      <w:bookmarkEnd w:id="66"/>
+      <w:bookmarkEnd w:id="68"/>
     </w:p>
     <w:p>
       <w:pPr>
@@ -25135,7 +25049,7 @@
         </w:rPr>
         <w:t xml:space="preserve"> </w:t>
       </w:r>
-      <w:bookmarkStart w:id="67" w:name="_Ref229965970"/>
+      <w:bookmarkStart w:id="69" w:name="_Ref229965970"/>
       <w:r>
         <w:rPr>
           <w:rFonts w:ascii="Times New Roman" w:eastAsia="Times New Roman" w:hAnsi="Times New Roman" w:cs="Times New Roman"/>
@@ -25188,7 +25102,7 @@
           <w:t>https://arxiv.org/abs/2406.04823</w:t>
         </w:r>
       </w:hyperlink>
-      <w:bookmarkEnd w:id="67"/>
+      <w:bookmarkEnd w:id="69"/>
     </w:p>
     <w:p>
       <w:pPr>
@@ -25301,7 +25215,7 @@
         </w:rPr>
         <w:t xml:space="preserve"> </w:t>
       </w:r>
-      <w:bookmarkStart w:id="68" w:name="_Ref229966032"/>
+      <w:bookmarkStart w:id="70" w:name="_Ref229966032"/>
       <w:r>
         <w:rPr>
           <w:rFonts w:ascii="Times New Roman" w:eastAsia="Times New Roman" w:hAnsi="Times New Roman" w:cs="Times New Roman"/>
@@ -25370,7 +25284,7 @@
           <w:t>https://arxiv.org/abs/2302.05610</w:t>
         </w:r>
       </w:hyperlink>
-      <w:bookmarkEnd w:id="68"/>
+      <w:bookmarkEnd w:id="70"/>
     </w:p>
     <w:p>
       <w:pPr>
@@ -25391,7 +25305,7 @@
         </w:rPr>
         <w:t xml:space="preserve"> </w:t>
       </w:r>
-      <w:bookmarkStart w:id="69" w:name="_Ref229966321"/>
+      <w:bookmarkStart w:id="71" w:name="_Ref229966321"/>
       <w:r>
         <w:rPr>
           <w:rFonts w:ascii="Times New Roman" w:eastAsia="Times New Roman" w:hAnsi="Times New Roman" w:cs="Times New Roman"/>
@@ -25430,7 +25344,7 @@
           <w:t>https://www.researchgate.net/publication/394562119_Interpreting_BERT_Using_LIME_and_SHAP</w:t>
         </w:r>
       </w:hyperlink>
-      <w:bookmarkEnd w:id="69"/>
+      <w:bookmarkEnd w:id="71"/>
     </w:p>
     <w:p>
       <w:pPr>
@@ -25451,20 +25365,13 @@
         </w:rPr>
         <w:t xml:space="preserve"> </w:t>
       </w:r>
-      <w:bookmarkStart w:id="70" w:name="_Ref230032896"/>
+      <w:bookmarkStart w:id="72" w:name="_Ref230032896"/>
       <w:r>
         <w:rPr>
           <w:rFonts w:ascii="Times New Roman" w:eastAsia="Times New Roman" w:hAnsi="Times New Roman" w:cs="Times New Roman"/>
           <w:lang w:val="en-US" w:eastAsia="ru-RU"/>
         </w:rPr>
-        <w:t>BERT: Pre-training of Deep Bidirectional Transformers for Language Understanding</w:t>
-      </w:r>
-      <w:r>
-        <w:rPr>
-          <w:rFonts w:ascii="Times New Roman" w:eastAsia="Times New Roman" w:hAnsi="Times New Roman" w:cs="Times New Roman"/>
-          <w:lang w:val="en-US" w:eastAsia="ru-RU"/>
-        </w:rPr>
-        <w:t xml:space="preserve"> </w:t>
+        <w:t xml:space="preserve">BERT: Pre-training of Deep Bidirectional Transformers for Language Understanding </w:t>
       </w:r>
       <w:r>
         <w:rPr>
@@ -25520,35 +25427,21 @@
           <w:rFonts w:ascii="Times New Roman" w:eastAsia="Times New Roman" w:hAnsi="Times New Roman" w:cs="Times New Roman"/>
           <w:lang w:val="en-US" w:eastAsia="ru-RU"/>
         </w:rPr>
-        <w:t>Kristina Toutanova</w:t>
+        <w:t xml:space="preserve">Kristina Toutanova </w:t>
       </w:r>
       <w:r>
         <w:rPr>
           <w:rFonts w:ascii="Times New Roman" w:eastAsia="Times New Roman" w:hAnsi="Times New Roman" w:cs="Times New Roman"/>
           <w:lang w:val="en-US" w:eastAsia="ru-RU"/>
         </w:rPr>
-        <w:t xml:space="preserve"> </w:t>
+        <w:t xml:space="preserve">// </w:t>
       </w:r>
       <w:r>
         <w:rPr>
           <w:rFonts w:ascii="Times New Roman" w:eastAsia="Times New Roman" w:hAnsi="Times New Roman" w:cs="Times New Roman"/>
           <w:lang w:val="en-US" w:eastAsia="ru-RU"/>
         </w:rPr>
-        <w:t xml:space="preserve">// </w:t>
-      </w:r>
-      <w:r>
-        <w:rPr>
-          <w:rFonts w:ascii="Times New Roman" w:eastAsia="Times New Roman" w:hAnsi="Times New Roman" w:cs="Times New Roman"/>
-          <w:lang w:val="en-US" w:eastAsia="ru-RU"/>
-        </w:rPr>
-        <w:t>24 May 2019</w:t>
-      </w:r>
-      <w:r>
-        <w:rPr>
-          <w:rFonts w:ascii="Times New Roman" w:eastAsia="Times New Roman" w:hAnsi="Times New Roman" w:cs="Times New Roman"/>
-          <w:lang w:val="en-US" w:eastAsia="ru-RU"/>
-        </w:rPr>
-        <w:t xml:space="preserve"> </w:t>
+        <w:t xml:space="preserve">24 May 2019 </w:t>
       </w:r>
       <w:r>
         <w:rPr>
@@ -25567,7 +25460,7 @@
           <w:t>https://arxiv.org/html/1810.04805v2</w:t>
         </w:r>
       </w:hyperlink>
-      <w:bookmarkEnd w:id="70"/>
+      <w:bookmarkEnd w:id="72"/>
     </w:p>
     <w:p>
       <w:pPr>
@@ -25581,7 +25474,7 @@
           <w:lang w:val="en-US" w:eastAsia="ru-RU"/>
         </w:rPr>
       </w:pPr>
-      <w:bookmarkStart w:id="71" w:name="_Ref230046643"/>
+      <w:bookmarkStart w:id="73" w:name="_Ref230046643"/>
       <w:r>
         <w:rPr>
           <w:rFonts w:ascii="Times New Roman" w:eastAsia="Times New Roman" w:hAnsi="Times New Roman" w:cs="Times New Roman"/>
@@ -25633,7 +25526,7 @@
         </w:rPr>
         <w:t xml:space="preserve"> Apr 2023</w:t>
       </w:r>
-      <w:bookmarkEnd w:id="71"/>
+      <w:bookmarkEnd w:id="73"/>
     </w:p>
     <w:p>
       <w:pPr>
@@ -25647,7 +25540,7 @@
           <w:lang w:val="en-US" w:eastAsia="ru-RU"/>
         </w:rPr>
       </w:pPr>
-      <w:bookmarkStart w:id="72" w:name="_Ref230046756"/>
+      <w:bookmarkStart w:id="74" w:name="_Ref230046756"/>
       <w:r>
         <w:rPr>
           <w:rFonts w:ascii="Times New Roman" w:eastAsia="Times New Roman" w:hAnsi="Times New Roman" w:cs="Times New Roman"/>
@@ -25699,7 +25592,7 @@
         </w:rPr>
         <w:t>6 Apr 2023</w:t>
       </w:r>
-      <w:bookmarkEnd w:id="72"/>
+      <w:bookmarkEnd w:id="74"/>
     </w:p>
     <w:p>
       <w:pPr>
@@ -25713,74 +25606,39 @@
           <w:lang w:val="en-US" w:eastAsia="ru-RU"/>
         </w:rPr>
       </w:pPr>
-      <w:bookmarkStart w:id="73" w:name="_Ref230046871"/>
+      <w:bookmarkStart w:id="75" w:name="_Ref230046871"/>
       <w:r>
         <w:rPr>
           <w:rFonts w:ascii="Times New Roman" w:eastAsia="Times New Roman" w:hAnsi="Times New Roman" w:cs="Times New Roman"/>
           <w:lang w:val="en-US" w:eastAsia="ru-RU"/>
         </w:rPr>
         <w:lastRenderedPageBreak/>
-        <w:t>State-of-the-art Multimodal Emotion Recognition: A comprehensive survey and taxonomy</w:t>
-      </w:r>
+        <w:t xml:space="preserve">State-of-the-art Multimodal Emotion Recognition: A comprehensive survey and taxonomy // Tayfun </w:t>
+      </w:r>
+      <w:proofErr w:type="spellStart"/>
       <w:r>
         <w:rPr>
           <w:rFonts w:ascii="Times New Roman" w:eastAsia="Times New Roman" w:hAnsi="Times New Roman" w:cs="Times New Roman"/>
           <w:lang w:val="en-US" w:eastAsia="ru-RU"/>
         </w:rPr>
-        <w:t xml:space="preserve"> // </w:t>
-      </w:r>
+        <w:t>Kucukyilmaz</w:t>
+      </w:r>
+      <w:proofErr w:type="spellEnd"/>
       <w:r>
         <w:rPr>
           <w:rFonts w:ascii="Times New Roman" w:eastAsia="Times New Roman" w:hAnsi="Times New Roman" w:cs="Times New Roman"/>
           <w:lang w:val="en-US" w:eastAsia="ru-RU"/>
         </w:rPr>
-        <w:t xml:space="preserve">Tayfun </w:t>
-      </w:r>
-      <w:proofErr w:type="spellStart"/>
+        <w:t xml:space="preserve"> TED University // Feb 2026</w:t>
+      </w:r>
       <w:r>
         <w:rPr>
           <w:rFonts w:ascii="Times New Roman" w:eastAsia="Times New Roman" w:hAnsi="Times New Roman" w:cs="Times New Roman"/>
           <w:lang w:val="en-US" w:eastAsia="ru-RU"/>
         </w:rPr>
-        <w:t>Kucukyilmaz</w:t>
-      </w:r>
-      <w:proofErr w:type="spellEnd"/>
-      <w:r>
-        <w:rPr>
-          <w:rFonts w:ascii="Times New Roman" w:eastAsia="Times New Roman" w:hAnsi="Times New Roman" w:cs="Times New Roman"/>
-          <w:lang w:val="en-US" w:eastAsia="ru-RU"/>
-        </w:rPr>
-        <w:t xml:space="preserve"> </w:t>
-      </w:r>
-      <w:r>
-        <w:rPr>
-          <w:rFonts w:ascii="Times New Roman" w:eastAsia="Times New Roman" w:hAnsi="Times New Roman" w:cs="Times New Roman"/>
-          <w:lang w:val="en-US" w:eastAsia="ru-RU"/>
-        </w:rPr>
-        <w:t>TED University</w:t>
-      </w:r>
-      <w:r>
-        <w:rPr>
-          <w:rFonts w:ascii="Times New Roman" w:eastAsia="Times New Roman" w:hAnsi="Times New Roman" w:cs="Times New Roman"/>
-          <w:lang w:val="en-US" w:eastAsia="ru-RU"/>
-        </w:rPr>
-        <w:t xml:space="preserve"> // </w:t>
-      </w:r>
-      <w:r>
-        <w:rPr>
-          <w:rFonts w:ascii="Times New Roman" w:eastAsia="Times New Roman" w:hAnsi="Times New Roman" w:cs="Times New Roman"/>
-          <w:lang w:val="en-US" w:eastAsia="ru-RU"/>
-        </w:rPr>
-        <w:t>Feb 2026</w:t>
-      </w:r>
-      <w:r>
-        <w:rPr>
-          <w:rFonts w:ascii="Times New Roman" w:eastAsia="Times New Roman" w:hAnsi="Times New Roman" w:cs="Times New Roman"/>
-          <w:lang w:val="en-US" w:eastAsia="ru-RU"/>
-        </w:rPr>
         <w:t xml:space="preserve"> //</w:t>
       </w:r>
-      <w:bookmarkEnd w:id="73"/>
+      <w:bookmarkEnd w:id="75"/>
       <w:r>
         <w:rPr>
           <w:rFonts w:ascii="Times New Roman" w:eastAsia="Times New Roman" w:hAnsi="Times New Roman" w:cs="Times New Roman"/>
@@ -25801,7 +25659,7 @@
           <w:lang w:val="en-US" w:eastAsia="ru-RU"/>
         </w:rPr>
       </w:pPr>
-      <w:bookmarkStart w:id="74" w:name="_Ref230046975"/>
+      <w:bookmarkStart w:id="76" w:name="_Ref230046975"/>
       <w:r>
         <w:rPr>
           <w:rFonts w:ascii="Times New Roman" w:eastAsia="Times New Roman" w:hAnsi="Times New Roman" w:cs="Times New Roman"/>
@@ -25854,7 +25712,7 @@
           <w:t>https://arxiv.org/abs/2310.11470</w:t>
         </w:r>
       </w:hyperlink>
-      <w:bookmarkEnd w:id="74"/>
+      <w:bookmarkEnd w:id="76"/>
     </w:p>
     <w:p>
       <w:pPr>
@@ -25875,7 +25733,7 @@
         </w:rPr>
         <w:t xml:space="preserve"> </w:t>
       </w:r>
-      <w:bookmarkStart w:id="75" w:name="_Ref230047052"/>
+      <w:bookmarkStart w:id="77" w:name="_Ref230047052"/>
       <w:r>
         <w:rPr>
           <w:rFonts w:ascii="Times New Roman" w:eastAsia="Times New Roman" w:hAnsi="Times New Roman" w:cs="Times New Roman"/>
@@ -25937,7 +25795,7 @@
           <w:t>https://arxiv.org/abs/2411.10328</w:t>
         </w:r>
       </w:hyperlink>
-      <w:bookmarkEnd w:id="75"/>
+      <w:bookmarkEnd w:id="77"/>
     </w:p>
     <w:p>
       <w:pPr>
@@ -25958,7 +25816,7 @@
         </w:rPr>
         <w:t xml:space="preserve"> </w:t>
       </w:r>
-      <w:bookmarkStart w:id="76" w:name="_Ref230047110"/>
+      <w:bookmarkStart w:id="78" w:name="_Ref230047110"/>
       <w:r>
         <w:rPr>
           <w:rFonts w:ascii="Times New Roman" w:eastAsia="Times New Roman" w:hAnsi="Times New Roman" w:cs="Times New Roman"/>
@@ -26017,23 +25875,39 @@
           <w:rFonts w:ascii="Times New Roman" w:eastAsia="Times New Roman" w:hAnsi="Times New Roman" w:cs="Times New Roman"/>
           <w:lang w:val="en-US" w:eastAsia="ru-RU"/>
         </w:rPr>
-        <w:t xml:space="preserve"> for Scientific Computing, Theory and Data, Paul Scherrer Institute, Switzerland.</w:t>
-      </w:r>
+        <w:t xml:space="preserve"> for Scientific Computing, Theory and Data, Paul Scherrer Institute, </w:t>
+      </w:r>
+      <w:proofErr w:type="gramStart"/>
       <w:r>
         <w:rPr>
           <w:rFonts w:ascii="Times New Roman" w:eastAsia="Times New Roman" w:hAnsi="Times New Roman" w:cs="Times New Roman"/>
           <w:lang w:val="en-US" w:eastAsia="ru-RU"/>
         </w:rPr>
-        <w:t xml:space="preserve">// </w:t>
+        <w:t>Switzerland.</w:t>
       </w:r>
       <w:r>
         <w:rPr>
           <w:rFonts w:ascii="Times New Roman" w:eastAsia="Times New Roman" w:hAnsi="Times New Roman" w:cs="Times New Roman"/>
           <w:lang w:val="en-US" w:eastAsia="ru-RU"/>
         </w:rPr>
+        <w:t>/</w:t>
+      </w:r>
+      <w:proofErr w:type="gramEnd"/>
+      <w:r>
+        <w:rPr>
+          <w:rFonts w:ascii="Times New Roman" w:eastAsia="Times New Roman" w:hAnsi="Times New Roman" w:cs="Times New Roman"/>
+          <w:lang w:val="en-US" w:eastAsia="ru-RU"/>
+        </w:rPr>
+        <w:t xml:space="preserve">/ </w:t>
+      </w:r>
+      <w:r>
+        <w:rPr>
+          <w:rFonts w:ascii="Times New Roman" w:eastAsia="Times New Roman" w:hAnsi="Times New Roman" w:cs="Times New Roman"/>
+          <w:lang w:val="en-US" w:eastAsia="ru-RU"/>
+        </w:rPr>
         <w:t>01 Apr 2026</w:t>
       </w:r>
-      <w:bookmarkEnd w:id="76"/>
+      <w:bookmarkEnd w:id="78"/>
     </w:p>
     <w:p>
       <w:pPr>
@@ -26047,7 +25921,7 @@
           <w:lang w:val="en-US" w:eastAsia="ru-RU"/>
         </w:rPr>
       </w:pPr>
-      <w:bookmarkStart w:id="77" w:name="_Ref230047212"/>
+      <w:bookmarkStart w:id="79" w:name="_Ref230047212"/>
       <w:r>
         <w:rPr>
           <w:rFonts w:ascii="Times New Roman" w:eastAsia="Times New Roman" w:hAnsi="Times New Roman" w:cs="Times New Roman"/>
@@ -26116,7 +25990,7 @@
           <w:t>https://arxiv.org/abs/2010.15778</w:t>
         </w:r>
       </w:hyperlink>
-      <w:bookmarkEnd w:id="77"/>
+      <w:bookmarkEnd w:id="79"/>
     </w:p>
     <w:p>
       <w:pPr>
@@ -26179,16 +26053,213 @@
         </w:rPr>
         <w:t xml:space="preserve"> // </w:t>
       </w:r>
-      <w:r>
+      <w:hyperlink r:id="rId39" w:history="1">
+        <w:r>
+          <w:rPr>
+            <w:rStyle w:val="af5"/>
+            <w:rFonts w:ascii="Times New Roman" w:eastAsia="Times New Roman" w:hAnsi="Times New Roman" w:cs="Times New Roman"/>
+            <w:lang w:val="en-US" w:eastAsia="ru-RU"/>
+          </w:rPr>
+          <w:t>https://arxiv.org/abs/2406.04823</w:t>
+        </w:r>
+      </w:hyperlink>
+    </w:p>
+    <w:p>
+      <w:pPr>
+        <w:pStyle w:val="a7"/>
+        <w:numPr>
+          <w:ilvl w:val="0"/>
+          <w:numId w:val="21"/>
+        </w:numPr>
         <w:rPr>
           <w:rFonts w:ascii="Times New Roman" w:eastAsia="Times New Roman" w:hAnsi="Times New Roman" w:cs="Times New Roman"/>
           <w:lang w:val="en-US" w:eastAsia="ru-RU"/>
         </w:rPr>
-        <w:t>https://arxiv.org/abs/2406.04823</w:t>
+      </w:pPr>
+      <w:r>
+        <w:rPr>
+          <w:rFonts w:ascii="Times New Roman" w:eastAsia="Times New Roman" w:hAnsi="Times New Roman" w:cs="Times New Roman"/>
+          <w:lang w:val="en-US" w:eastAsia="ru-RU"/>
+        </w:rPr>
+        <w:t>Mastering Document Preprocessing for NER with BERT</w:t>
+      </w:r>
+      <w:r>
+        <w:rPr>
+          <w:rFonts w:ascii="Times New Roman" w:eastAsia="Times New Roman" w:hAnsi="Times New Roman" w:cs="Times New Roman"/>
+          <w:lang w:val="en-US" w:eastAsia="ru-RU"/>
+        </w:rPr>
+        <w:t xml:space="preserve"> // </w:t>
+      </w:r>
+      <w:r>
+        <w:rPr>
+          <w:rFonts w:ascii="Times New Roman" w:eastAsia="Times New Roman" w:hAnsi="Times New Roman" w:cs="Times New Roman"/>
+          <w:lang w:val="en-US" w:eastAsia="ru-RU"/>
+        </w:rPr>
+        <w:t xml:space="preserve">Harshada </w:t>
+      </w:r>
+      <w:proofErr w:type="spellStart"/>
+      <w:r>
+        <w:rPr>
+          <w:rFonts w:ascii="Times New Roman" w:eastAsia="Times New Roman" w:hAnsi="Times New Roman" w:cs="Times New Roman"/>
+          <w:lang w:val="en-US" w:eastAsia="ru-RU"/>
+        </w:rPr>
+        <w:t>Jivane</w:t>
+      </w:r>
+      <w:proofErr w:type="spellEnd"/>
+      <w:r>
+        <w:rPr>
+          <w:rFonts w:ascii="Times New Roman" w:eastAsia="Times New Roman" w:hAnsi="Times New Roman" w:cs="Times New Roman"/>
+          <w:lang w:val="en-US" w:eastAsia="ru-RU"/>
+        </w:rPr>
+        <w:t xml:space="preserve"> // </w:t>
+      </w:r>
+    </w:p>
+    <w:p>
+      <w:pPr>
+        <w:pStyle w:val="a7"/>
+        <w:numPr>
+          <w:ilvl w:val="0"/>
+          <w:numId w:val="21"/>
+        </w:numPr>
+        <w:rPr>
+          <w:rFonts w:ascii="Times New Roman" w:eastAsia="Times New Roman" w:hAnsi="Times New Roman" w:cs="Times New Roman"/>
+          <w:lang w:val="en-US" w:eastAsia="ru-RU"/>
+        </w:rPr>
+      </w:pPr>
+      <w:r>
+        <w:rPr>
+          <w:rFonts w:ascii="Times New Roman" w:eastAsia="Times New Roman" w:hAnsi="Times New Roman" w:cs="Times New Roman"/>
+          <w:lang w:val="en-US" w:eastAsia="ru-RU"/>
+        </w:rPr>
+        <w:t>Sep 19, 2024</w:t>
+      </w:r>
+      <w:r>
+        <w:rPr>
+          <w:rFonts w:ascii="Times New Roman" w:eastAsia="Times New Roman" w:hAnsi="Times New Roman" w:cs="Times New Roman"/>
+          <w:lang w:val="en-US" w:eastAsia="ru-RU"/>
+        </w:rPr>
+        <w:t xml:space="preserve"> // </w:t>
+      </w:r>
+      <w:r>
+        <w:rPr>
+          <w:rFonts w:ascii="Times New Roman" w:eastAsia="Times New Roman" w:hAnsi="Times New Roman" w:cs="Times New Roman"/>
+          <w:lang w:val="en-US" w:eastAsia="ru-RU"/>
+        </w:rPr>
+        <w:t>https://medium.com/@mleinbayarea/mastering-document-preprocessing-for-ner-with-bert-a9f54d9a2c72</w:t>
+      </w:r>
+    </w:p>
+    <w:p>
+      <w:pPr>
+        <w:pStyle w:val="a7"/>
+        <w:numPr>
+          <w:ilvl w:val="0"/>
+          <w:numId w:val="21"/>
+        </w:numPr>
+        <w:rPr>
+          <w:rFonts w:ascii="Times New Roman" w:eastAsia="Times New Roman" w:hAnsi="Times New Roman" w:cs="Times New Roman"/>
+          <w:lang w:val="en-US" w:eastAsia="ru-RU"/>
+        </w:rPr>
+      </w:pPr>
+      <w:r>
+        <w:rPr>
+          <w:rFonts w:ascii="Times New Roman" w:eastAsia="Times New Roman" w:hAnsi="Times New Roman" w:cs="Times New Roman"/>
+          <w:lang w:val="en-US" w:eastAsia="ru-RU"/>
+        </w:rPr>
+        <w:t xml:space="preserve"> </w:t>
+      </w:r>
+      <w:proofErr w:type="gramStart"/>
+      <w:r>
+        <w:rPr>
+          <w:rFonts w:ascii="Times New Roman" w:eastAsia="Times New Roman" w:hAnsi="Times New Roman" w:cs="Times New Roman"/>
+          <w:lang w:val="en-US" w:eastAsia="ru-RU"/>
+        </w:rPr>
+        <w:t>How</w:t>
+      </w:r>
+      <w:proofErr w:type="gramEnd"/>
+      <w:r>
+        <w:rPr>
+          <w:rFonts w:ascii="Times New Roman" w:eastAsia="Times New Roman" w:hAnsi="Times New Roman" w:cs="Times New Roman"/>
+          <w:lang w:val="en-US" w:eastAsia="ru-RU"/>
+        </w:rPr>
+        <w:t xml:space="preserve"> Different Text-preprocessing Techniques Using </w:t>
+      </w:r>
+      <w:proofErr w:type="gramStart"/>
+      <w:r>
+        <w:rPr>
+          <w:rFonts w:ascii="Times New Roman" w:eastAsia="Times New Roman" w:hAnsi="Times New Roman" w:cs="Times New Roman"/>
+          <w:lang w:val="en-US" w:eastAsia="ru-RU"/>
+        </w:rPr>
+        <w:t>The</w:t>
+      </w:r>
+      <w:proofErr w:type="gramEnd"/>
+      <w:r>
+        <w:rPr>
+          <w:rFonts w:ascii="Times New Roman" w:eastAsia="Times New Roman" w:hAnsi="Times New Roman" w:cs="Times New Roman"/>
+          <w:lang w:val="en-US" w:eastAsia="ru-RU"/>
+        </w:rPr>
+        <w:t xml:space="preserve"> BERT Model Affect </w:t>
+      </w:r>
+      <w:proofErr w:type="gramStart"/>
+      <w:r>
+        <w:rPr>
+          <w:rFonts w:ascii="Times New Roman" w:eastAsia="Times New Roman" w:hAnsi="Times New Roman" w:cs="Times New Roman"/>
+          <w:lang w:val="en-US" w:eastAsia="ru-RU"/>
+        </w:rPr>
+        <w:t>The</w:t>
+      </w:r>
+      <w:proofErr w:type="gramEnd"/>
+      <w:r>
+        <w:rPr>
+          <w:rFonts w:ascii="Times New Roman" w:eastAsia="Times New Roman" w:hAnsi="Times New Roman" w:cs="Times New Roman"/>
+          <w:lang w:val="en-US" w:eastAsia="ru-RU"/>
+        </w:rPr>
+        <w:t xml:space="preserve"> Gender Profiling of Authors</w:t>
+      </w:r>
+      <w:r>
+        <w:rPr>
+          <w:rFonts w:ascii="Times New Roman" w:eastAsia="Times New Roman" w:hAnsi="Times New Roman" w:cs="Times New Roman"/>
+          <w:lang w:val="en-US" w:eastAsia="ru-RU"/>
+        </w:rPr>
+        <w:t xml:space="preserve"> // </w:t>
+      </w:r>
+      <w:r>
+        <w:rPr>
+          <w:rFonts w:ascii="Times New Roman" w:eastAsia="Times New Roman" w:hAnsi="Times New Roman" w:cs="Times New Roman"/>
+          <w:lang w:val="en-US" w:eastAsia="ru-RU"/>
+        </w:rPr>
+        <w:t>Esam Alzahrani, Leon Jololian</w:t>
+      </w:r>
+      <w:r>
+        <w:rPr>
+          <w:rFonts w:ascii="Times New Roman" w:eastAsia="Times New Roman" w:hAnsi="Times New Roman" w:cs="Times New Roman"/>
+          <w:lang w:val="en-US" w:eastAsia="ru-RU"/>
+        </w:rPr>
+        <w:t xml:space="preserve"> // </w:t>
+      </w:r>
+      <w:r>
+        <w:rPr>
+          <w:rFonts w:ascii="Times New Roman" w:eastAsia="Times New Roman" w:hAnsi="Times New Roman" w:cs="Times New Roman"/>
+          <w:lang w:val="en-US" w:eastAsia="ru-RU"/>
+        </w:rPr>
+        <w:t>28 Sep</w:t>
+      </w:r>
+      <w:r>
+        <w:rPr>
+          <w:rFonts w:ascii="Times New Roman" w:eastAsia="Times New Roman" w:hAnsi="Times New Roman" w:cs="Times New Roman"/>
+          <w:lang w:val="en-US" w:eastAsia="ru-RU"/>
+        </w:rPr>
+        <w:t xml:space="preserve"> //</w:t>
+      </w:r>
+      <w:r>
+        <w:rPr>
+          <w:rFonts w:ascii="Times New Roman" w:eastAsia="Times New Roman" w:hAnsi="Times New Roman" w:cs="Times New Roman"/>
+          <w:lang w:val="en-US" w:eastAsia="ru-RU"/>
+        </w:rPr>
+        <w:t>https://arxiv.org/abs/2109.13890</w:t>
       </w:r>
     </w:p>
     <w:sectPr>
-      <w:footerReference w:type="default" r:id="rId39"/>
+      <w:footerReference w:type="default" r:id="rId40"/>
       <w:pgSz w:w="11906" w:h="16838"/>
       <w:pgMar w:top="1134" w:right="850" w:bottom="1134" w:left="1701" w:header="708" w:footer="708" w:gutter="0"/>
       <w:cols w:space="708"/>
